--- a/CAPM Projects/Notes-CAPM/Anubabh_Interview.docx
+++ b/CAPM Projects/Notes-CAPM/Anubabh_Interview.docx
@@ -977,11 +977,10 @@
           <w:szCs w:val="20"/>
           <w:lang w:val="en-US"/>
         </w:rPr>
-        <w:lastRenderedPageBreak/>
         <w:drawing>
-          <wp:inline distT="0" distB="0" distL="0" distR="0" wp14:anchorId="4EE9A99C" wp14:editId="22C11F8C">
-            <wp:extent cx="5731510" cy="2557780"/>
-            <wp:effectExtent l="57150" t="0" r="59690" b="109220"/>
+          <wp:inline distT="0" distB="0" distL="0" distR="0" wp14:anchorId="4EE9A99C" wp14:editId="739A2459">
+            <wp:extent cx="4403853" cy="1965291"/>
+            <wp:effectExtent l="57150" t="0" r="53975" b="111760"/>
             <wp:docPr id="603091682" name="Picture 1"/>
             <wp:cNvGraphicFramePr>
               <a:graphicFrameLocks xmlns:a="http://schemas.openxmlformats.org/drawingml/2006/main" noChangeAspect="1"/>
@@ -1002,7 +1001,7 @@
                   <pic:spPr>
                     <a:xfrm>
                       <a:off x="0" y="0"/>
-                      <a:ext cx="5731510" cy="2557780"/>
+                      <a:ext cx="4504102" cy="2010029"/>
                     </a:xfrm>
                     <a:prstGeom prst="rect">
                       <a:avLst/>
@@ -1038,6 +1037,7 @@
           <w:szCs w:val="20"/>
           <w:lang w:val="en-US"/>
         </w:rPr>
+        <w:lastRenderedPageBreak/>
         <w:t>Above screenshot shows how entitlements are assigned to subaccount level (During global account purchase we get Entitlements like Hana, Cloud Foundry and other services of BTP that we can use with amount of memory (quota)) we further subdivide all the Entitlements to Subaccount level with quota value.</w:t>
       </w:r>
     </w:p>
@@ -1603,7 +1603,6 @@
           <w:highlight w:val="yellow"/>
           <w:lang w:val="en-US"/>
         </w:rPr>
-        <w:lastRenderedPageBreak/>
         <w:t>Steps to deploy any application in CF from VS Code</w:t>
       </w:r>
       <w:r>
@@ -1801,10 +1800,11 @@
           <w:szCs w:val="20"/>
           <w:lang w:val="en-US"/>
         </w:rPr>
+        <w:lastRenderedPageBreak/>
         <w:drawing>
-          <wp:inline distT="0" distB="0" distL="0" distR="0" wp14:anchorId="244D9F7F" wp14:editId="4443C36B">
-            <wp:extent cx="5731510" cy="3728085"/>
-            <wp:effectExtent l="57150" t="0" r="59690" b="120015"/>
+          <wp:inline distT="0" distB="0" distL="0" distR="0" wp14:anchorId="244D9F7F" wp14:editId="24C70358">
+            <wp:extent cx="4726272" cy="3074224"/>
+            <wp:effectExtent l="57150" t="0" r="55880" b="107315"/>
             <wp:docPr id="453988893" name="Picture 1"/>
             <wp:cNvGraphicFramePr>
               <a:graphicFrameLocks xmlns:a="http://schemas.openxmlformats.org/drawingml/2006/main" noChangeAspect="1"/>
@@ -1825,7 +1825,7 @@
                   <pic:spPr>
                     <a:xfrm>
                       <a:off x="0" y="0"/>
-                      <a:ext cx="5731510" cy="3728085"/>
+                      <a:ext cx="4806758" cy="3126577"/>
                     </a:xfrm>
                     <a:prstGeom prst="rect">
                       <a:avLst/>
@@ -2253,6 +2253,79 @@
           <w:rFonts w:cstheme="minorHAnsi"/>
           <w:sz w:val="20"/>
           <w:szCs w:val="20"/>
+        </w:rPr>
+      </w:pPr>
+      <w:r>
+        <w:rPr>
+          <w:rFonts w:cstheme="minorHAnsi"/>
+          <w:sz w:val="20"/>
+          <w:szCs w:val="20"/>
+        </w:rPr>
+        <w:t>CDS is a language to define data models</w:t>
+      </w:r>
+      <w:r>
+        <w:rPr>
+          <w:rFonts w:cstheme="minorHAnsi"/>
+          <w:sz w:val="20"/>
+          <w:szCs w:val="20"/>
+        </w:rPr>
+        <w:t xml:space="preserve">, </w:t>
+      </w:r>
+      <w:r>
+        <w:rPr>
+          <w:rFonts w:cstheme="minorHAnsi"/>
+          <w:sz w:val="20"/>
+          <w:szCs w:val="20"/>
+        </w:rPr>
+        <w:t>views</w:t>
+      </w:r>
+      <w:r>
+        <w:rPr>
+          <w:rFonts w:cstheme="minorHAnsi"/>
+          <w:sz w:val="20"/>
+          <w:szCs w:val="20"/>
+        </w:rPr>
+        <w:t xml:space="preserve"> and Services</w:t>
+      </w:r>
+      <w:r>
+        <w:rPr>
+          <w:rFonts w:cstheme="minorHAnsi"/>
+          <w:sz w:val="20"/>
+          <w:szCs w:val="20"/>
+        </w:rPr>
+        <w:t xml:space="preserve"> in SAP, which can be directly exposed as OData services and consumed in UI5/Fiori applications.</w:t>
+      </w:r>
+      <w:r>
+        <w:rPr>
+          <w:rFonts w:cstheme="minorHAnsi"/>
+          <w:sz w:val="20"/>
+          <w:szCs w:val="20"/>
+        </w:rPr>
+        <w:t xml:space="preserve"> </w:t>
+      </w:r>
+      <w:r>
+        <w:rPr>
+          <w:rFonts w:cstheme="minorHAnsi"/>
+          <w:sz w:val="20"/>
+          <w:szCs w:val="20"/>
+        </w:rPr>
+        <w:t>CDS supports annotations that enable seamless integration with Fiori Elements, allowing UI generation without writing much frontend code.</w:t>
+      </w:r>
+      <w:r>
+        <w:rPr>
+          <w:rFonts w:cstheme="minorHAnsi"/>
+          <w:sz w:val="20"/>
+          <w:szCs w:val="20"/>
+        </w:rPr>
+        <w:t xml:space="preserve"> Also, CDS and CAP framework helps to connect to any DB.</w:t>
+      </w:r>
+    </w:p>
+    <w:p>
+      <w:pPr>
+        <w:rPr>
+          <w:rFonts w:cstheme="minorHAnsi"/>
+          <w:sz w:val="20"/>
+          <w:szCs w:val="20"/>
           <w:lang w:val="en-US"/>
         </w:rPr>
       </w:pPr>
@@ -2296,73 +2369,21 @@
       <w:r>
         <w:rPr>
           <w:rFonts w:cstheme="minorHAnsi"/>
-          <w:noProof/>
-          <w:sz w:val="20"/>
-          <w:szCs w:val="20"/>
-          <w:lang w:val="en-US"/>
-        </w:rPr>
-        <w:lastRenderedPageBreak/>
-        <w:drawing>
-          <wp:inline distT="0" distB="0" distL="0" distR="0" wp14:anchorId="2B09310E" wp14:editId="23C63413">
-            <wp:extent cx="5731510" cy="3152775"/>
-            <wp:effectExtent l="57150" t="0" r="59690" b="123825"/>
-            <wp:docPr id="1713403729" name="Picture 1"/>
-            <wp:cNvGraphicFramePr>
-              <a:graphicFrameLocks xmlns:a="http://schemas.openxmlformats.org/drawingml/2006/main" noChangeAspect="1"/>
-            </wp:cNvGraphicFramePr>
-            <a:graphic xmlns:a="http://schemas.openxmlformats.org/drawingml/2006/main">
-              <a:graphicData uri="http://schemas.openxmlformats.org/drawingml/2006/picture">
-                <pic:pic xmlns:pic="http://schemas.openxmlformats.org/drawingml/2006/picture">
-                  <pic:nvPicPr>
-                    <pic:cNvPr id="1713403729" name=""/>
-                    <pic:cNvPicPr/>
-                  </pic:nvPicPr>
-                  <pic:blipFill>
-                    <a:blip r:embed="rId12"/>
-                    <a:stretch>
-                      <a:fillRect/>
-                    </a:stretch>
-                  </pic:blipFill>
-                  <pic:spPr>
-                    <a:xfrm>
-                      <a:off x="0" y="0"/>
-                      <a:ext cx="5731510" cy="3152775"/>
-                    </a:xfrm>
-                    <a:prstGeom prst="rect">
-                      <a:avLst/>
-                    </a:prstGeom>
-                    <a:effectLst>
-                      <a:outerShdw blurRad="50800" dist="50800" dir="5400000" algn="ctr" rotWithShape="0">
-                        <a:srgbClr val="000000">
-                          <a:alpha val="99000"/>
-                        </a:srgbClr>
-                      </a:outerShdw>
-                    </a:effectLst>
-                  </pic:spPr>
-                </pic:pic>
-              </a:graphicData>
-            </a:graphic>
-          </wp:inline>
-        </w:drawing>
-      </w:r>
-    </w:p>
-    <w:p>
-      <w:pPr>
-        <w:rPr>
-          <w:rFonts w:cstheme="minorHAnsi"/>
-          <w:sz w:val="20"/>
-          <w:szCs w:val="20"/>
-          <w:lang w:val="en-US"/>
-        </w:rPr>
-      </w:pPr>
-      <w:r>
-        <w:rPr>
-          <w:rFonts w:cstheme="minorHAnsi"/>
-          <w:sz w:val="20"/>
-          <w:szCs w:val="20"/>
-          <w:lang w:val="en-US"/>
-        </w:rPr>
-        <w:t xml:space="preserve">Solution </w:t>
+          <w:sz w:val="20"/>
+          <w:szCs w:val="20"/>
+          <w:highlight w:val="yellow"/>
+          <w:lang w:val="en-US"/>
+        </w:rPr>
+        <w:t>Solution</w:t>
+      </w:r>
+      <w:r>
+        <w:rPr>
+          <w:rFonts w:cstheme="minorHAnsi"/>
+          <w:sz w:val="20"/>
+          <w:szCs w:val="20"/>
+          <w:lang w:val="en-US"/>
+        </w:rPr>
+        <w:t xml:space="preserve"> </w:t>
       </w:r>
       <w:r>
         <w:rPr>
@@ -2386,67 +2407,6 @@
       <w:r>
         <w:rPr>
           <w:rFonts w:cstheme="minorHAnsi"/>
-          <w:noProof/>
-          <w:sz w:val="20"/>
-          <w:szCs w:val="20"/>
-          <w:lang w:val="en-US"/>
-        </w:rPr>
-        <w:drawing>
-          <wp:inline distT="0" distB="0" distL="0" distR="0" wp14:anchorId="1FD2D09E" wp14:editId="5AD0792B">
-            <wp:extent cx="5731510" cy="3624580"/>
-            <wp:effectExtent l="57150" t="0" r="59690" b="109220"/>
-            <wp:docPr id="1501098040" name="Picture 1"/>
-            <wp:cNvGraphicFramePr>
-              <a:graphicFrameLocks xmlns:a="http://schemas.openxmlformats.org/drawingml/2006/main" noChangeAspect="1"/>
-            </wp:cNvGraphicFramePr>
-            <a:graphic xmlns:a="http://schemas.openxmlformats.org/drawingml/2006/main">
-              <a:graphicData uri="http://schemas.openxmlformats.org/drawingml/2006/picture">
-                <pic:pic xmlns:pic="http://schemas.openxmlformats.org/drawingml/2006/picture">
-                  <pic:nvPicPr>
-                    <pic:cNvPr id="1501098040" name=""/>
-                    <pic:cNvPicPr/>
-                  </pic:nvPicPr>
-                  <pic:blipFill>
-                    <a:blip r:embed="rId13"/>
-                    <a:stretch>
-                      <a:fillRect/>
-                    </a:stretch>
-                  </pic:blipFill>
-                  <pic:spPr>
-                    <a:xfrm>
-                      <a:off x="0" y="0"/>
-                      <a:ext cx="5731510" cy="3624580"/>
-                    </a:xfrm>
-                    <a:prstGeom prst="rect">
-                      <a:avLst/>
-                    </a:prstGeom>
-                    <a:effectLst>
-                      <a:outerShdw blurRad="50800" dist="50800" dir="5400000" algn="ctr" rotWithShape="0">
-                        <a:srgbClr val="000000">
-                          <a:alpha val="99000"/>
-                        </a:srgbClr>
-                      </a:outerShdw>
-                    </a:effectLst>
-                  </pic:spPr>
-                </pic:pic>
-              </a:graphicData>
-            </a:graphic>
-          </wp:inline>
-        </w:drawing>
-      </w:r>
-    </w:p>
-    <w:p>
-      <w:pPr>
-        <w:rPr>
-          <w:rFonts w:cstheme="minorHAnsi"/>
-          <w:sz w:val="20"/>
-          <w:szCs w:val="20"/>
-          <w:lang w:val="en-US"/>
-        </w:rPr>
-      </w:pPr>
-      <w:r>
-        <w:rPr>
-          <w:rFonts w:cstheme="minorHAnsi"/>
           <w:sz w:val="20"/>
           <w:szCs w:val="20"/>
           <w:lang w:val="en-US"/>
@@ -2479,7 +2439,25 @@
           <w:szCs w:val="20"/>
           <w:lang w:val="en-US"/>
         </w:rPr>
-        <w:t xml:space="preserve"> helps to convert to the DB specific code.</w:t>
+        <w:t xml:space="preserve"> helps to convert</w:t>
+      </w:r>
+      <w:r>
+        <w:rPr>
+          <w:rFonts w:cstheme="minorHAnsi"/>
+          <w:sz w:val="20"/>
+          <w:szCs w:val="20"/>
+          <w:lang w:val="en-US"/>
+        </w:rPr>
+        <w:t xml:space="preserve"> CDS</w:t>
+      </w:r>
+      <w:r>
+        <w:rPr>
+          <w:rFonts w:cstheme="minorHAnsi"/>
+          <w:sz w:val="20"/>
+          <w:szCs w:val="20"/>
+          <w:lang w:val="en-US"/>
+        </w:rPr>
+        <w:t xml:space="preserve"> to the DB specific code.</w:t>
       </w:r>
     </w:p>
     <w:p>
@@ -2503,7 +2481,31 @@
           <w:highlight w:val="yellow"/>
           <w:lang w:val="en-US"/>
         </w:rPr>
-        <w:t>Basic CAPM Project structure</w:t>
+        <w:t xml:space="preserve">CAPM </w:t>
+      </w:r>
+      <w:r>
+        <w:rPr>
+          <w:rFonts w:cstheme="minorHAnsi"/>
+          <w:b/>
+          <w:bCs/>
+          <w:sz w:val="20"/>
+          <w:szCs w:val="20"/>
+          <w:highlight w:val="yellow"/>
+          <w:lang w:val="en-US"/>
+        </w:rPr>
+        <w:t>Project</w:t>
+      </w:r>
+      <w:r>
+        <w:rPr>
+          <w:rFonts w:cstheme="minorHAnsi"/>
+          <w:b/>
+          <w:bCs/>
+          <w:sz w:val="20"/>
+          <w:szCs w:val="20"/>
+          <w:highlight w:val="yellow"/>
+          <w:lang w:val="en-US"/>
+        </w:rPr>
+        <w:t xml:space="preserve"> creation</w:t>
       </w:r>
       <w:r>
         <w:rPr>
@@ -2534,6 +2536,15 @@
           <w:lang w:val="en-US"/>
         </w:rPr>
         <w:t>For creating basic CAPM project structure follow below –</w:t>
+      </w:r>
+      <w:r>
+        <w:rPr>
+          <w:rFonts w:cstheme="minorHAnsi"/>
+          <w:sz w:val="20"/>
+          <w:szCs w:val="20"/>
+          <w:lang w:val="en-US"/>
+        </w:rPr>
+        <w:t xml:space="preserve"> Remember @sap/cds-dk provides all the libraries or source code to work on CAPM.</w:t>
       </w:r>
     </w:p>
     <w:p>
@@ -2581,7 +2592,16 @@
           <w:szCs w:val="20"/>
           <w:lang w:val="en-US"/>
         </w:rPr>
-        <w:t xml:space="preserve">Go for CDS </w:t>
+        <w:t xml:space="preserve">Open terminal and type </w:t>
+      </w:r>
+      <w:r>
+        <w:rPr>
+          <w:rFonts w:cstheme="minorHAnsi"/>
+          <w:sz w:val="20"/>
+          <w:szCs w:val="20"/>
+          <w:lang w:val="en-US"/>
+        </w:rPr>
+        <w:t xml:space="preserve">CDS </w:t>
       </w:r>
       <w:proofErr w:type="spellStart"/>
       <w:r>
@@ -2626,47 +2646,1644 @@
           <w:szCs w:val="20"/>
           <w:lang w:val="en-US"/>
         </w:rPr>
+        <w:t>n</w:t>
+      </w:r>
+      <w:r>
+        <w:rPr>
+          <w:rFonts w:cstheme="minorHAnsi"/>
+          <w:sz w:val="20"/>
+          <w:szCs w:val="20"/>
+          <w:lang w:val="en-US"/>
+        </w:rPr>
+        <w:t>pm</w:t>
+      </w:r>
+      <w:proofErr w:type="spellEnd"/>
+      <w:r>
+        <w:rPr>
+          <w:rFonts w:cstheme="minorHAnsi"/>
+          <w:sz w:val="20"/>
+          <w:szCs w:val="20"/>
+          <w:lang w:val="en-US"/>
+        </w:rPr>
+        <w:t xml:space="preserve"> install for installing all the dependency from </w:t>
+      </w:r>
+      <w:proofErr w:type="spellStart"/>
+      <w:r>
+        <w:rPr>
+          <w:rFonts w:cstheme="minorHAnsi"/>
+          <w:sz w:val="20"/>
+          <w:szCs w:val="20"/>
+          <w:lang w:val="en-US"/>
+        </w:rPr>
+        <w:t>package.json</w:t>
+      </w:r>
+      <w:proofErr w:type="spellEnd"/>
+      <w:r>
+        <w:rPr>
+          <w:rFonts w:cstheme="minorHAnsi"/>
+          <w:sz w:val="20"/>
+          <w:szCs w:val="20"/>
+          <w:lang w:val="en-US"/>
+        </w:rPr>
+        <w:t xml:space="preserve"> file.</w:t>
+      </w:r>
+    </w:p>
+    <w:p>
+      <w:pPr>
+        <w:rPr>
+          <w:rFonts w:cstheme="minorHAnsi"/>
+          <w:sz w:val="20"/>
+          <w:szCs w:val="20"/>
+          <w:lang w:val="en-US"/>
+        </w:rPr>
+      </w:pPr>
+      <w:r>
+        <w:rPr>
+          <w:rFonts w:cstheme="minorHAnsi"/>
+          <w:b/>
+          <w:bCs/>
+          <w:sz w:val="20"/>
+          <w:szCs w:val="20"/>
+          <w:highlight w:val="yellow"/>
+          <w:lang w:val="en-US"/>
+        </w:rPr>
         <w:lastRenderedPageBreak/>
-        <w:t>Npm</w:t>
+        <w:t>Namespace</w:t>
+      </w:r>
+      <w:r>
+        <w:rPr>
+          <w:rFonts w:cstheme="minorHAnsi"/>
+          <w:sz w:val="20"/>
+          <w:szCs w:val="20"/>
+          <w:lang w:val="en-US"/>
+        </w:rPr>
+        <w:t xml:space="preserve"> &gt;</w:t>
+      </w:r>
+    </w:p>
+    <w:p>
+      <w:pPr>
+        <w:rPr>
+          <w:rFonts w:cstheme="minorHAnsi"/>
+          <w:sz w:val="20"/>
+          <w:szCs w:val="20"/>
+        </w:rPr>
+      </w:pPr>
+      <w:r>
+        <w:rPr>
+          <w:rFonts w:cstheme="minorHAnsi"/>
+          <w:sz w:val="20"/>
+          <w:szCs w:val="20"/>
+        </w:rPr>
+        <w:t xml:space="preserve">A </w:t>
+      </w:r>
+      <w:r>
+        <w:rPr>
+          <w:rFonts w:cstheme="minorHAnsi"/>
+          <w:i/>
+          <w:iCs/>
+          <w:sz w:val="20"/>
+          <w:szCs w:val="20"/>
+        </w:rPr>
+        <w:t>namespace</w:t>
+      </w:r>
+      <w:r>
+        <w:rPr>
+          <w:rFonts w:cstheme="minorHAnsi"/>
+          <w:sz w:val="20"/>
+          <w:szCs w:val="20"/>
+        </w:rPr>
+        <w:t xml:space="preserve"> in CAPM is a logical prefix used to uniquely identify and group CDS artifacts, preventing naming conflicts across models.</w:t>
+      </w:r>
+    </w:p>
+    <w:p>
+      <w:pPr>
+        <w:rPr>
+          <w:rFonts w:cstheme="minorHAnsi"/>
+          <w:b/>
+          <w:bCs/>
+          <w:sz w:val="20"/>
+          <w:szCs w:val="20"/>
+        </w:rPr>
+      </w:pPr>
+      <w:r>
+        <w:rPr>
+          <w:rFonts w:cstheme="minorHAnsi"/>
+          <w:b/>
+          <w:bCs/>
+          <w:sz w:val="20"/>
+          <w:szCs w:val="20"/>
+          <w:highlight w:val="yellow"/>
+        </w:rPr>
+        <w:t>Master, Transaction and Organizational data</w:t>
+      </w:r>
+      <w:r>
+        <w:rPr>
+          <w:rFonts w:cstheme="minorHAnsi"/>
+          <w:b/>
+          <w:bCs/>
+          <w:sz w:val="20"/>
+          <w:szCs w:val="20"/>
+        </w:rPr>
+        <w:t xml:space="preserve"> &gt;</w:t>
+      </w:r>
+    </w:p>
+    <w:p>
+      <w:pPr>
+        <w:rPr>
+          <w:rFonts w:cstheme="minorHAnsi"/>
+          <w:sz w:val="20"/>
+          <w:szCs w:val="20"/>
+        </w:rPr>
+      </w:pPr>
+      <w:r>
+        <w:rPr>
+          <w:rFonts w:cstheme="minorHAnsi"/>
+          <w:sz w:val="20"/>
+          <w:szCs w:val="20"/>
+        </w:rPr>
+        <w:t xml:space="preserve">Master Data - </w:t>
+      </w:r>
+      <w:r>
+        <w:rPr>
+          <w:rFonts w:cstheme="minorHAnsi"/>
+          <w:sz w:val="20"/>
+          <w:szCs w:val="20"/>
+        </w:rPr>
+        <w:t>Stable, reusable business data that rarely changes, like customers, products, or suppliers.</w:t>
+      </w:r>
+      <w:r>
+        <w:rPr>
+          <w:rFonts w:cstheme="minorHAnsi"/>
+          <w:sz w:val="20"/>
+          <w:szCs w:val="20"/>
+        </w:rPr>
+        <w:br/>
+        <w:t xml:space="preserve">Transaction Data - </w:t>
+      </w:r>
+      <w:r>
+        <w:rPr>
+          <w:rFonts w:cstheme="minorHAnsi"/>
+          <w:sz w:val="20"/>
+          <w:szCs w:val="20"/>
+        </w:rPr>
+        <w:t>Dynamic data generated from business activities, such as sales orders, invoices, or payments.</w:t>
+      </w:r>
+      <w:r>
+        <w:rPr>
+          <w:rFonts w:cstheme="minorHAnsi"/>
+          <w:sz w:val="20"/>
+          <w:szCs w:val="20"/>
+        </w:rPr>
+        <w:br/>
+        <w:t xml:space="preserve">Org Data - </w:t>
+      </w:r>
+      <w:r>
+        <w:rPr>
+          <w:rFonts w:cstheme="minorHAnsi"/>
+          <w:sz w:val="20"/>
+          <w:szCs w:val="20"/>
+        </w:rPr>
+        <w:t>Data that defines the enterprise structure, like company codes, plants, or departments</w:t>
+      </w:r>
+      <w:r>
+        <w:rPr>
+          <w:rFonts w:cstheme="minorHAnsi"/>
+          <w:sz w:val="20"/>
+          <w:szCs w:val="20"/>
+        </w:rPr>
+        <w:t>.</w:t>
+      </w:r>
+    </w:p>
+    <w:p>
+      <w:pPr>
+        <w:rPr>
+          <w:rFonts w:cstheme="minorHAnsi"/>
+          <w:b/>
+          <w:bCs/>
+          <w:sz w:val="20"/>
+          <w:szCs w:val="20"/>
+        </w:rPr>
+      </w:pPr>
+      <w:r>
+        <w:rPr>
+          <w:rFonts w:cstheme="minorHAnsi"/>
+          <w:b/>
+          <w:bCs/>
+          <w:sz w:val="20"/>
+          <w:szCs w:val="20"/>
+          <w:highlight w:val="yellow"/>
+        </w:rPr>
+        <w:t>Enum</w:t>
+      </w:r>
+      <w:r>
+        <w:rPr>
+          <w:rFonts w:cstheme="minorHAnsi"/>
+          <w:b/>
+          <w:bCs/>
+          <w:sz w:val="20"/>
+          <w:szCs w:val="20"/>
+        </w:rPr>
+        <w:t xml:space="preserve"> &gt;</w:t>
+      </w:r>
+    </w:p>
+    <w:p>
+      <w:pPr>
+        <w:rPr>
+          <w:rFonts w:cstheme="minorHAnsi"/>
+          <w:sz w:val="20"/>
+          <w:szCs w:val="20"/>
+        </w:rPr>
+      </w:pPr>
+      <w:r>
+        <w:rPr>
+          <w:rFonts w:cstheme="minorHAnsi"/>
+          <w:b/>
+          <w:bCs/>
+          <w:sz w:val="20"/>
+          <w:szCs w:val="20"/>
+        </w:rPr>
+        <w:t>Enum (Enumeration):</w:t>
+      </w:r>
+      <w:r>
+        <w:rPr>
+          <w:rFonts w:cstheme="minorHAnsi"/>
+          <w:sz w:val="20"/>
+          <w:szCs w:val="20"/>
+        </w:rPr>
+        <w:t xml:space="preserve"> A data type that restricts a field to a fixed set of predefined constant values.</w:t>
+      </w:r>
+    </w:p>
+    <w:p>
+      <w:pPr>
+        <w:rPr>
+          <w:rFonts w:cstheme="minorHAnsi"/>
+          <w:b/>
+          <w:bCs/>
+          <w:sz w:val="20"/>
+          <w:szCs w:val="20"/>
+          <w:lang w:val="en-US"/>
+        </w:rPr>
+      </w:pPr>
+      <w:r>
+        <w:rPr>
+          <w:rFonts w:cstheme="minorHAnsi"/>
+          <w:b/>
+          <w:bCs/>
+          <w:sz w:val="20"/>
+          <w:szCs w:val="20"/>
+          <w:highlight w:val="yellow"/>
+          <w:lang w:val="en-US"/>
+        </w:rPr>
+        <w:t>Entity</w:t>
+      </w:r>
+      <w:r>
+        <w:rPr>
+          <w:rFonts w:cstheme="minorHAnsi"/>
+          <w:b/>
+          <w:bCs/>
+          <w:sz w:val="20"/>
+          <w:szCs w:val="20"/>
+          <w:lang w:val="en-US"/>
+        </w:rPr>
+        <w:t xml:space="preserve"> &gt;</w:t>
+      </w:r>
+    </w:p>
+    <w:p>
+      <w:pPr>
+        <w:rPr>
+          <w:rFonts w:cstheme="minorHAnsi"/>
+          <w:sz w:val="20"/>
+          <w:szCs w:val="20"/>
+        </w:rPr>
+      </w:pPr>
+      <w:r>
+        <w:rPr>
+          <w:rFonts w:cstheme="minorHAnsi"/>
+          <w:b/>
+          <w:bCs/>
+          <w:sz w:val="20"/>
+          <w:szCs w:val="20"/>
+        </w:rPr>
+        <w:t>Entity:</w:t>
+      </w:r>
+      <w:r>
+        <w:rPr>
+          <w:rFonts w:cstheme="minorHAnsi"/>
+          <w:sz w:val="20"/>
+          <w:szCs w:val="20"/>
+        </w:rPr>
+        <w:t xml:space="preserve"> A structured CDS object that represents a business object with fields and data, similar to a database table.</w:t>
+      </w:r>
+    </w:p>
+    <w:p>
+      <w:pPr>
+        <w:rPr>
+          <w:rFonts w:cstheme="minorHAnsi"/>
+          <w:sz w:val="20"/>
+          <w:szCs w:val="20"/>
+        </w:rPr>
+      </w:pPr>
+      <w:r>
+        <w:rPr>
+          <w:rFonts w:cstheme="minorHAnsi"/>
+          <w:b/>
+          <w:bCs/>
+          <w:sz w:val="20"/>
+          <w:szCs w:val="20"/>
+          <w:highlight w:val="yellow"/>
+        </w:rPr>
+        <w:t xml:space="preserve">How to deploy </w:t>
+      </w:r>
+      <w:proofErr w:type="spellStart"/>
+      <w:r>
+        <w:rPr>
+          <w:rFonts w:cstheme="minorHAnsi"/>
+          <w:b/>
+          <w:bCs/>
+          <w:sz w:val="20"/>
+          <w:szCs w:val="20"/>
+          <w:highlight w:val="yellow"/>
+        </w:rPr>
+        <w:t>cds</w:t>
       </w:r>
       <w:proofErr w:type="spellEnd"/>
       <w:r>
         <w:rPr>
           <w:rFonts w:cstheme="minorHAnsi"/>
-          <w:sz w:val="20"/>
-          <w:szCs w:val="20"/>
-          <w:lang w:val="en-US"/>
-        </w:rPr>
-        <w:t xml:space="preserve"> install for installing all the dependency from </w:t>
+          <w:b/>
+          <w:bCs/>
+          <w:sz w:val="20"/>
+          <w:szCs w:val="20"/>
+          <w:highlight w:val="yellow"/>
+        </w:rPr>
+        <w:t xml:space="preserve"> code to </w:t>
       </w:r>
       <w:proofErr w:type="spellStart"/>
       <w:r>
         <w:rPr>
           <w:rFonts w:cstheme="minorHAnsi"/>
-          <w:sz w:val="20"/>
-          <w:szCs w:val="20"/>
-          <w:lang w:val="en-US"/>
-        </w:rPr>
-        <w:t>package.json</w:t>
+          <w:b/>
+          <w:bCs/>
+          <w:sz w:val="20"/>
+          <w:szCs w:val="20"/>
+          <w:highlight w:val="yellow"/>
+        </w:rPr>
+        <w:t>sqlite</w:t>
       </w:r>
       <w:proofErr w:type="spellEnd"/>
       <w:r>
         <w:rPr>
           <w:rFonts w:cstheme="minorHAnsi"/>
-          <w:sz w:val="20"/>
-          <w:szCs w:val="20"/>
-          <w:lang w:val="en-US"/>
-        </w:rPr>
-        <w:t xml:space="preserve"> file.</w:t>
-      </w:r>
-    </w:p>
-    <w:p>
-      <w:pPr>
-        <w:rPr>
-          <w:rFonts w:cstheme="minorHAnsi"/>
-          <w:sz w:val="20"/>
-          <w:szCs w:val="20"/>
-          <w:lang w:val="en-US"/>
+          <w:b/>
+          <w:bCs/>
+          <w:sz w:val="20"/>
+          <w:szCs w:val="20"/>
+          <w:highlight w:val="yellow"/>
+        </w:rPr>
+        <w:t xml:space="preserve"> to run with DB and create a Table with entity name</w:t>
+      </w:r>
+      <w:r>
+        <w:rPr>
+          <w:rFonts w:cstheme="minorHAnsi"/>
+          <w:b/>
+          <w:bCs/>
+          <w:sz w:val="20"/>
+          <w:szCs w:val="20"/>
+        </w:rPr>
+        <w:t xml:space="preserve"> &gt;</w:t>
+      </w:r>
+      <w:r>
+        <w:rPr>
+          <w:rFonts w:cstheme="minorHAnsi"/>
+          <w:b/>
+          <w:bCs/>
+          <w:sz w:val="20"/>
+          <w:szCs w:val="20"/>
+        </w:rPr>
+        <w:br/>
+      </w:r>
+      <w:proofErr w:type="spellStart"/>
+      <w:r>
+        <w:rPr>
+          <w:rFonts w:cstheme="minorHAnsi"/>
+          <w:sz w:val="20"/>
+          <w:szCs w:val="20"/>
+        </w:rPr>
+        <w:t>cds</w:t>
+      </w:r>
+      <w:proofErr w:type="spellEnd"/>
+      <w:r>
+        <w:rPr>
+          <w:rFonts w:cstheme="minorHAnsi"/>
+          <w:sz w:val="20"/>
+          <w:szCs w:val="20"/>
+        </w:rPr>
+        <w:t xml:space="preserve"> deploy --to </w:t>
+      </w:r>
+      <w:proofErr w:type="spellStart"/>
+      <w:r>
+        <w:rPr>
+          <w:rFonts w:cstheme="minorHAnsi"/>
+          <w:sz w:val="20"/>
+          <w:szCs w:val="20"/>
+        </w:rPr>
+        <w:t>sqlite</w:t>
+      </w:r>
+      <w:proofErr w:type="spellEnd"/>
+    </w:p>
+    <w:p>
+      <w:pPr>
+        <w:rPr>
+          <w:rFonts w:cstheme="minorHAnsi"/>
+          <w:sz w:val="20"/>
+          <w:szCs w:val="20"/>
+        </w:rPr>
+      </w:pPr>
+      <w:r>
+        <w:rPr>
+          <w:rFonts w:cstheme="minorHAnsi"/>
+          <w:b/>
+          <w:bCs/>
+          <w:sz w:val="20"/>
+          <w:szCs w:val="20"/>
+          <w:highlight w:val="yellow"/>
+        </w:rPr>
+        <w:t>S</w:t>
+      </w:r>
+      <w:r>
+        <w:rPr>
+          <w:rFonts w:cstheme="minorHAnsi"/>
+          <w:b/>
+          <w:bCs/>
+          <w:sz w:val="20"/>
+          <w:szCs w:val="20"/>
+          <w:highlight w:val="yellow"/>
+        </w:rPr>
+        <w:t>Q</w:t>
+      </w:r>
+      <w:r>
+        <w:rPr>
+          <w:rFonts w:cstheme="minorHAnsi"/>
+          <w:b/>
+          <w:bCs/>
+          <w:sz w:val="20"/>
+          <w:szCs w:val="20"/>
+          <w:highlight w:val="yellow"/>
+        </w:rPr>
+        <w:t>L</w:t>
+      </w:r>
+      <w:r>
+        <w:rPr>
+          <w:rFonts w:cstheme="minorHAnsi"/>
+          <w:b/>
+          <w:bCs/>
+          <w:sz w:val="20"/>
+          <w:szCs w:val="20"/>
+          <w:highlight w:val="yellow"/>
+        </w:rPr>
+        <w:t>ite</w:t>
+      </w:r>
+      <w:r>
+        <w:rPr>
+          <w:rFonts w:cstheme="minorHAnsi"/>
+          <w:b/>
+          <w:bCs/>
+          <w:sz w:val="20"/>
+          <w:szCs w:val="20"/>
+        </w:rPr>
+        <w:t xml:space="preserve"> &gt;</w:t>
+      </w:r>
+      <w:r>
+        <w:rPr>
+          <w:rFonts w:cstheme="minorHAnsi"/>
+          <w:b/>
+          <w:bCs/>
+          <w:sz w:val="20"/>
+          <w:szCs w:val="20"/>
+        </w:rPr>
+        <w:br/>
+      </w:r>
+      <w:r>
+        <w:rPr>
+          <w:rFonts w:cstheme="minorHAnsi"/>
+          <w:b/>
+          <w:bCs/>
+          <w:sz w:val="20"/>
+          <w:szCs w:val="20"/>
+        </w:rPr>
+        <w:t>SQLite:</w:t>
+      </w:r>
+      <w:r>
+        <w:rPr>
+          <w:rFonts w:cstheme="minorHAnsi"/>
+          <w:sz w:val="20"/>
+          <w:szCs w:val="20"/>
+        </w:rPr>
+        <w:t xml:space="preserve"> A lightweight, file-based relational database that stores data locally without requiring a separate server.</w:t>
+      </w:r>
+    </w:p>
+    <w:p>
+      <w:pPr>
+        <w:rPr>
+          <w:rFonts w:cstheme="minorHAnsi"/>
+          <w:b/>
+          <w:bCs/>
+          <w:sz w:val="20"/>
+          <w:szCs w:val="20"/>
+        </w:rPr>
+      </w:pPr>
+      <w:r>
+        <w:rPr>
+          <w:rFonts w:cstheme="minorHAnsi"/>
+          <w:b/>
+          <w:bCs/>
+          <w:sz w:val="20"/>
+          <w:szCs w:val="20"/>
+          <w:highlight w:val="yellow"/>
+        </w:rPr>
+        <w:t>For testing your application locally, how to provide data to SQLite</w:t>
+      </w:r>
+      <w:r>
+        <w:rPr>
+          <w:rFonts w:cstheme="minorHAnsi"/>
+          <w:b/>
+          <w:bCs/>
+          <w:sz w:val="20"/>
+          <w:szCs w:val="20"/>
+        </w:rPr>
+        <w:t xml:space="preserve"> &gt;</w:t>
+      </w:r>
+      <w:r>
+        <w:rPr>
+          <w:rFonts w:cstheme="minorHAnsi"/>
+          <w:b/>
+          <w:bCs/>
+          <w:sz w:val="20"/>
+          <w:szCs w:val="20"/>
+        </w:rPr>
+        <w:br/>
+      </w:r>
+      <w:r>
+        <w:rPr>
+          <w:rFonts w:cstheme="minorHAnsi"/>
+          <w:sz w:val="20"/>
+          <w:szCs w:val="20"/>
+        </w:rPr>
+        <w:t xml:space="preserve">we need to create a &lt;data&gt; folder under </w:t>
+      </w:r>
+      <w:proofErr w:type="spellStart"/>
+      <w:r>
+        <w:rPr>
+          <w:rFonts w:cstheme="minorHAnsi"/>
+          <w:sz w:val="20"/>
+          <w:szCs w:val="20"/>
+        </w:rPr>
+        <w:t>db</w:t>
+      </w:r>
+      <w:proofErr w:type="spellEnd"/>
+      <w:r>
+        <w:rPr>
+          <w:rFonts w:cstheme="minorHAnsi"/>
+          <w:sz w:val="20"/>
+          <w:szCs w:val="20"/>
+        </w:rPr>
+        <w:t xml:space="preserve"> folder and need to create csv file and provide test data.</w:t>
+      </w:r>
+      <w:r>
+        <w:rPr>
+          <w:rFonts w:cstheme="minorHAnsi"/>
+          <w:sz w:val="20"/>
+          <w:szCs w:val="20"/>
+        </w:rPr>
+        <w:br/>
+        <w:t xml:space="preserve">naming format of csv file is -&gt; </w:t>
+      </w:r>
+      <w:r>
+        <w:rPr>
+          <w:rFonts w:cstheme="minorHAnsi"/>
+          <w:b/>
+          <w:bCs/>
+          <w:sz w:val="20"/>
+          <w:szCs w:val="20"/>
+        </w:rPr>
+        <w:t>namespace.context-entityName.csv</w:t>
+      </w:r>
+    </w:p>
+    <w:p>
+      <w:pPr>
+        <w:rPr>
+          <w:rFonts w:cstheme="minorHAnsi"/>
+          <w:sz w:val="20"/>
+          <w:szCs w:val="20"/>
+        </w:rPr>
+      </w:pPr>
+      <w:r>
+        <w:rPr>
+          <w:rFonts w:cstheme="minorHAnsi"/>
+          <w:b/>
+          <w:bCs/>
+          <w:sz w:val="20"/>
+          <w:szCs w:val="20"/>
+          <w:highlight w:val="yellow"/>
+        </w:rPr>
+        <w:t>Basic structure of CAP application</w:t>
+      </w:r>
+      <w:r>
+        <w:rPr>
+          <w:rFonts w:cstheme="minorHAnsi"/>
+          <w:b/>
+          <w:bCs/>
+          <w:sz w:val="20"/>
+          <w:szCs w:val="20"/>
+        </w:rPr>
+        <w:t xml:space="preserve"> &gt;</w:t>
+      </w:r>
+      <w:r>
+        <w:rPr>
+          <w:rFonts w:cstheme="minorHAnsi"/>
+          <w:b/>
+          <w:bCs/>
+          <w:sz w:val="20"/>
+          <w:szCs w:val="20"/>
+        </w:rPr>
+        <w:br/>
+      </w:r>
+      <w:r>
+        <w:rPr>
+          <w:rFonts w:cstheme="minorHAnsi"/>
+          <w:sz w:val="20"/>
+          <w:szCs w:val="20"/>
+        </w:rPr>
+        <w:t xml:space="preserve">app -&gt; for frontend, </w:t>
+      </w:r>
+      <w:proofErr w:type="spellStart"/>
+      <w:r>
+        <w:rPr>
+          <w:rFonts w:cstheme="minorHAnsi"/>
+          <w:sz w:val="20"/>
+          <w:szCs w:val="20"/>
+        </w:rPr>
+        <w:t>db</w:t>
+      </w:r>
+      <w:proofErr w:type="spellEnd"/>
+      <w:r>
+        <w:rPr>
+          <w:rFonts w:cstheme="minorHAnsi"/>
+          <w:sz w:val="20"/>
+          <w:szCs w:val="20"/>
+        </w:rPr>
+        <w:t xml:space="preserve"> -&gt; for database related files and </w:t>
+      </w:r>
+      <w:proofErr w:type="spellStart"/>
+      <w:r>
+        <w:rPr>
+          <w:rFonts w:cstheme="minorHAnsi"/>
+          <w:sz w:val="20"/>
+          <w:szCs w:val="20"/>
+        </w:rPr>
+        <w:t>srv</w:t>
+      </w:r>
+      <w:proofErr w:type="spellEnd"/>
+      <w:r>
+        <w:rPr>
+          <w:rFonts w:cstheme="minorHAnsi"/>
+          <w:sz w:val="20"/>
+          <w:szCs w:val="20"/>
+        </w:rPr>
+        <w:t xml:space="preserve"> -&gt; </w:t>
+      </w:r>
+      <w:r>
+        <w:rPr>
+          <w:rFonts w:cstheme="minorHAnsi"/>
+          <w:sz w:val="20"/>
+          <w:szCs w:val="20"/>
+        </w:rPr>
+        <w:t>service-related</w:t>
+      </w:r>
+      <w:r>
+        <w:rPr>
+          <w:rFonts w:cstheme="minorHAnsi"/>
+          <w:sz w:val="20"/>
+          <w:szCs w:val="20"/>
+        </w:rPr>
+        <w:t xml:space="preserve"> files.</w:t>
+      </w:r>
+    </w:p>
+    <w:p>
+      <w:pPr>
+        <w:rPr>
+          <w:rFonts w:cstheme="minorHAnsi"/>
+          <w:sz w:val="20"/>
+          <w:szCs w:val="20"/>
+        </w:rPr>
+      </w:pPr>
+      <w:r>
+        <w:rPr>
+          <w:rFonts w:cstheme="minorHAnsi"/>
+          <w:b/>
+          <w:bCs/>
+          <w:sz w:val="20"/>
+          <w:szCs w:val="20"/>
+          <w:highlight w:val="yellow"/>
+        </w:rPr>
+        <w:t>What is Association and Composition</w:t>
+      </w:r>
+      <w:r>
+        <w:rPr>
+          <w:rFonts w:cstheme="minorHAnsi"/>
+          <w:b/>
+          <w:bCs/>
+          <w:sz w:val="20"/>
+          <w:szCs w:val="20"/>
+        </w:rPr>
+        <w:t xml:space="preserve"> &gt;</w:t>
+      </w:r>
+      <w:r>
+        <w:rPr>
+          <w:rFonts w:cstheme="minorHAnsi"/>
+          <w:b/>
+          <w:bCs/>
+          <w:sz w:val="20"/>
+          <w:szCs w:val="20"/>
+        </w:rPr>
+        <w:br/>
+      </w:r>
+      <w:r>
+        <w:rPr>
+          <w:rFonts w:cstheme="minorHAnsi"/>
+          <w:sz w:val="20"/>
+          <w:szCs w:val="20"/>
+        </w:rPr>
+        <w:t>A loosely coupled relationship between entities where they are linked via keys, but each entity can exist independently (e.g., Customer ↔ Orders).</w:t>
+      </w:r>
+    </w:p>
+    <w:p>
+      <w:pPr>
+        <w:rPr>
+          <w:rFonts w:cstheme="minorHAnsi"/>
+          <w:sz w:val="20"/>
+          <w:szCs w:val="20"/>
+        </w:rPr>
+      </w:pPr>
+      <w:r>
+        <w:rPr>
+          <w:rFonts w:cstheme="minorHAnsi"/>
+          <w:sz w:val="20"/>
+          <w:szCs w:val="20"/>
+        </w:rPr>
+        <w:t>A tightly coupled parent-child relationship where the child entity is fully dependent on the parent and is automatically created/deleted along with it (e.g., Order → Order Items).</w:t>
+      </w:r>
+    </w:p>
+    <w:tbl>
+      <w:tblPr>
+        <w:tblW w:w="0" w:type="auto"/>
+        <w:tblCellSpacing w:w="15" w:type="dxa"/>
+        <w:tblCellMar>
+          <w:top w:w="15" w:type="dxa"/>
+          <w:left w:w="15" w:type="dxa"/>
+          <w:bottom w:w="15" w:type="dxa"/>
+          <w:right w:w="15" w:type="dxa"/>
+        </w:tblCellMar>
+        <w:tblLook w:val="04A0" w:firstRow="1" w:lastRow="0" w:firstColumn="1" w:lastColumn="0" w:noHBand="0" w:noVBand="1"/>
+      </w:tblPr>
+      <w:tblGrid>
+        <w:gridCol w:w="1548"/>
+        <w:gridCol w:w="1754"/>
+        <w:gridCol w:w="2344"/>
+      </w:tblGrid>
+      <w:tr>
+        <w:trPr>
+          <w:tblHeader/>
+          <w:tblCellSpacing w:w="15" w:type="dxa"/>
+        </w:trPr>
+        <w:tc>
+          <w:tcPr>
+            <w:tcW w:w="0" w:type="auto"/>
+            <w:vAlign w:val="center"/>
+            <w:hideMark/>
+          </w:tcPr>
+          <w:p>
+            <w:pPr>
+              <w:rPr>
+                <w:rFonts w:cstheme="minorHAnsi"/>
+                <w:b/>
+                <w:bCs/>
+                <w:sz w:val="20"/>
+                <w:szCs w:val="20"/>
+              </w:rPr>
+            </w:pPr>
+          </w:p>
+        </w:tc>
+        <w:tc>
+          <w:tcPr>
+            <w:tcW w:w="0" w:type="auto"/>
+            <w:vAlign w:val="center"/>
+            <w:hideMark/>
+          </w:tcPr>
+          <w:p>
+            <w:pPr>
+              <w:rPr>
+                <w:rFonts w:cstheme="minorHAnsi"/>
+                <w:b/>
+                <w:bCs/>
+                <w:sz w:val="20"/>
+                <w:szCs w:val="20"/>
+              </w:rPr>
+            </w:pPr>
+            <w:r>
+              <w:rPr>
+                <w:rFonts w:cstheme="minorHAnsi"/>
+                <w:b/>
+                <w:bCs/>
+                <w:sz w:val="20"/>
+                <w:szCs w:val="20"/>
+              </w:rPr>
+              <w:t>Association</w:t>
+            </w:r>
+          </w:p>
+        </w:tc>
+        <w:tc>
+          <w:tcPr>
+            <w:tcW w:w="0" w:type="auto"/>
+            <w:vAlign w:val="center"/>
+            <w:hideMark/>
+          </w:tcPr>
+          <w:p>
+            <w:pPr>
+              <w:rPr>
+                <w:rFonts w:cstheme="minorHAnsi"/>
+                <w:b/>
+                <w:bCs/>
+                <w:sz w:val="20"/>
+                <w:szCs w:val="20"/>
+              </w:rPr>
+            </w:pPr>
+            <w:r>
+              <w:rPr>
+                <w:rFonts w:cstheme="minorHAnsi"/>
+                <w:b/>
+                <w:bCs/>
+                <w:sz w:val="20"/>
+                <w:szCs w:val="20"/>
+              </w:rPr>
+              <w:t>Composition</w:t>
+            </w:r>
+          </w:p>
+        </w:tc>
+      </w:tr>
+      <w:tr>
+        <w:trPr>
+          <w:tblCellSpacing w:w="15" w:type="dxa"/>
+        </w:trPr>
+        <w:tc>
+          <w:tcPr>
+            <w:tcW w:w="0" w:type="auto"/>
+            <w:vAlign w:val="center"/>
+            <w:hideMark/>
+          </w:tcPr>
+          <w:p>
+            <w:pPr>
+              <w:rPr>
+                <w:rFonts w:cstheme="minorHAnsi"/>
+                <w:sz w:val="20"/>
+                <w:szCs w:val="20"/>
+              </w:rPr>
+            </w:pPr>
+            <w:r>
+              <w:rPr>
+                <w:rFonts w:cstheme="minorHAnsi"/>
+                <w:b/>
+                <w:bCs/>
+                <w:sz w:val="20"/>
+                <w:szCs w:val="20"/>
+              </w:rPr>
+              <w:t>Relationship Type</w:t>
+            </w:r>
+          </w:p>
+        </w:tc>
+        <w:tc>
+          <w:tcPr>
+            <w:tcW w:w="0" w:type="auto"/>
+            <w:vAlign w:val="center"/>
+            <w:hideMark/>
+          </w:tcPr>
+          <w:p>
+            <w:pPr>
+              <w:rPr>
+                <w:rFonts w:cstheme="minorHAnsi"/>
+                <w:sz w:val="20"/>
+                <w:szCs w:val="20"/>
+              </w:rPr>
+            </w:pPr>
+            <w:r>
+              <w:rPr>
+                <w:rFonts w:cstheme="minorHAnsi"/>
+                <w:sz w:val="20"/>
+                <w:szCs w:val="20"/>
+              </w:rPr>
+              <w:t>Loose (weak link)</w:t>
+            </w:r>
+          </w:p>
+        </w:tc>
+        <w:tc>
+          <w:tcPr>
+            <w:tcW w:w="0" w:type="auto"/>
+            <w:vAlign w:val="center"/>
+            <w:hideMark/>
+          </w:tcPr>
+          <w:p>
+            <w:pPr>
+              <w:rPr>
+                <w:rFonts w:cstheme="minorHAnsi"/>
+                <w:sz w:val="20"/>
+                <w:szCs w:val="20"/>
+              </w:rPr>
+            </w:pPr>
+            <w:r>
+              <w:rPr>
+                <w:rFonts w:cstheme="minorHAnsi"/>
+                <w:sz w:val="20"/>
+                <w:szCs w:val="20"/>
+              </w:rPr>
+              <w:t>Strong (parent-child)</w:t>
+            </w:r>
+          </w:p>
+        </w:tc>
+      </w:tr>
+      <w:tr>
+        <w:trPr>
+          <w:tblCellSpacing w:w="15" w:type="dxa"/>
+        </w:trPr>
+        <w:tc>
+          <w:tcPr>
+            <w:tcW w:w="0" w:type="auto"/>
+            <w:vAlign w:val="center"/>
+            <w:hideMark/>
+          </w:tcPr>
+          <w:p>
+            <w:pPr>
+              <w:rPr>
+                <w:rFonts w:cstheme="minorHAnsi"/>
+                <w:sz w:val="20"/>
+                <w:szCs w:val="20"/>
+              </w:rPr>
+            </w:pPr>
+            <w:r>
+              <w:rPr>
+                <w:rFonts w:cstheme="minorHAnsi"/>
+                <w:b/>
+                <w:bCs/>
+                <w:sz w:val="20"/>
+                <w:szCs w:val="20"/>
+              </w:rPr>
+              <w:t>Dependency</w:t>
+            </w:r>
+          </w:p>
+        </w:tc>
+        <w:tc>
+          <w:tcPr>
+            <w:tcW w:w="0" w:type="auto"/>
+            <w:vAlign w:val="center"/>
+            <w:hideMark/>
+          </w:tcPr>
+          <w:p>
+            <w:pPr>
+              <w:rPr>
+                <w:rFonts w:cstheme="minorHAnsi"/>
+                <w:sz w:val="20"/>
+                <w:szCs w:val="20"/>
+              </w:rPr>
+            </w:pPr>
+            <w:r>
+              <w:rPr>
+                <w:rFonts w:cstheme="minorHAnsi"/>
+                <w:sz w:val="20"/>
+                <w:szCs w:val="20"/>
+              </w:rPr>
+              <w:t>Independent entities</w:t>
+            </w:r>
+          </w:p>
+        </w:tc>
+        <w:tc>
+          <w:tcPr>
+            <w:tcW w:w="0" w:type="auto"/>
+            <w:vAlign w:val="center"/>
+            <w:hideMark/>
+          </w:tcPr>
+          <w:p>
+            <w:pPr>
+              <w:rPr>
+                <w:rFonts w:cstheme="minorHAnsi"/>
+                <w:sz w:val="20"/>
+                <w:szCs w:val="20"/>
+              </w:rPr>
+            </w:pPr>
+            <w:r>
+              <w:rPr>
+                <w:rFonts w:cstheme="minorHAnsi"/>
+                <w:sz w:val="20"/>
+                <w:szCs w:val="20"/>
+              </w:rPr>
+              <w:t>Child depends on parent</w:t>
+            </w:r>
+          </w:p>
+        </w:tc>
+      </w:tr>
+      <w:tr>
+        <w:trPr>
+          <w:tblCellSpacing w:w="15" w:type="dxa"/>
+        </w:trPr>
+        <w:tc>
+          <w:tcPr>
+            <w:tcW w:w="0" w:type="auto"/>
+            <w:vAlign w:val="center"/>
+            <w:hideMark/>
+          </w:tcPr>
+          <w:p>
+            <w:pPr>
+              <w:rPr>
+                <w:rFonts w:cstheme="minorHAnsi"/>
+                <w:sz w:val="20"/>
+                <w:szCs w:val="20"/>
+              </w:rPr>
+            </w:pPr>
+            <w:r>
+              <w:rPr>
+                <w:rFonts w:cstheme="minorHAnsi"/>
+                <w:b/>
+                <w:bCs/>
+                <w:sz w:val="20"/>
+                <w:szCs w:val="20"/>
+              </w:rPr>
+              <w:t>Lifecycle</w:t>
+            </w:r>
+          </w:p>
+        </w:tc>
+        <w:tc>
+          <w:tcPr>
+            <w:tcW w:w="0" w:type="auto"/>
+            <w:vAlign w:val="center"/>
+            <w:hideMark/>
+          </w:tcPr>
+          <w:p>
+            <w:pPr>
+              <w:rPr>
+                <w:rFonts w:cstheme="minorHAnsi"/>
+                <w:sz w:val="20"/>
+                <w:szCs w:val="20"/>
+              </w:rPr>
+            </w:pPr>
+            <w:r>
+              <w:rPr>
+                <w:rFonts w:cstheme="minorHAnsi"/>
+                <w:sz w:val="20"/>
+                <w:szCs w:val="20"/>
+              </w:rPr>
+              <w:t>Separate lifecycle</w:t>
+            </w:r>
+          </w:p>
+        </w:tc>
+        <w:tc>
+          <w:tcPr>
+            <w:tcW w:w="0" w:type="auto"/>
+            <w:vAlign w:val="center"/>
+            <w:hideMark/>
+          </w:tcPr>
+          <w:p>
+            <w:pPr>
+              <w:rPr>
+                <w:rFonts w:cstheme="minorHAnsi"/>
+                <w:sz w:val="20"/>
+                <w:szCs w:val="20"/>
+              </w:rPr>
+            </w:pPr>
+            <w:r>
+              <w:rPr>
+                <w:rFonts w:cstheme="minorHAnsi"/>
+                <w:sz w:val="20"/>
+                <w:szCs w:val="20"/>
+              </w:rPr>
+              <w:t>Child deleted with parent</w:t>
+            </w:r>
+          </w:p>
+        </w:tc>
+      </w:tr>
+      <w:tr>
+        <w:trPr>
+          <w:tblCellSpacing w:w="15" w:type="dxa"/>
+        </w:trPr>
+        <w:tc>
+          <w:tcPr>
+            <w:tcW w:w="0" w:type="auto"/>
+            <w:vAlign w:val="center"/>
+            <w:hideMark/>
+          </w:tcPr>
+          <w:p>
+            <w:pPr>
+              <w:rPr>
+                <w:rFonts w:cstheme="minorHAnsi"/>
+                <w:sz w:val="20"/>
+                <w:szCs w:val="20"/>
+              </w:rPr>
+            </w:pPr>
+            <w:r>
+              <w:rPr>
+                <w:rFonts w:cstheme="minorHAnsi"/>
+                <w:b/>
+                <w:bCs/>
+                <w:sz w:val="20"/>
+                <w:szCs w:val="20"/>
+              </w:rPr>
+              <w:t>Existence</w:t>
+            </w:r>
+          </w:p>
+        </w:tc>
+        <w:tc>
+          <w:tcPr>
+            <w:tcW w:w="0" w:type="auto"/>
+            <w:vAlign w:val="center"/>
+            <w:hideMark/>
+          </w:tcPr>
+          <w:p>
+            <w:pPr>
+              <w:rPr>
+                <w:rFonts w:cstheme="minorHAnsi"/>
+                <w:sz w:val="20"/>
+                <w:szCs w:val="20"/>
+              </w:rPr>
+            </w:pPr>
+            <w:r>
+              <w:rPr>
+                <w:rFonts w:cstheme="minorHAnsi"/>
+                <w:sz w:val="20"/>
+                <w:szCs w:val="20"/>
+              </w:rPr>
+              <w:t>Can exist alone</w:t>
+            </w:r>
+          </w:p>
+        </w:tc>
+        <w:tc>
+          <w:tcPr>
+            <w:tcW w:w="0" w:type="auto"/>
+            <w:vAlign w:val="center"/>
+            <w:hideMark/>
+          </w:tcPr>
+          <w:p>
+            <w:pPr>
+              <w:rPr>
+                <w:rFonts w:cstheme="minorHAnsi"/>
+                <w:sz w:val="20"/>
+                <w:szCs w:val="20"/>
+              </w:rPr>
+            </w:pPr>
+            <w:r>
+              <w:rPr>
+                <w:rFonts w:cstheme="minorHAnsi"/>
+                <w:sz w:val="20"/>
+                <w:szCs w:val="20"/>
+              </w:rPr>
+              <w:t>Cannot exist without parent</w:t>
+            </w:r>
+          </w:p>
+        </w:tc>
+      </w:tr>
+      <w:tr>
+        <w:trPr>
+          <w:tblCellSpacing w:w="15" w:type="dxa"/>
+        </w:trPr>
+        <w:tc>
+          <w:tcPr>
+            <w:tcW w:w="0" w:type="auto"/>
+            <w:vAlign w:val="center"/>
+            <w:hideMark/>
+          </w:tcPr>
+          <w:p>
+            <w:pPr>
+              <w:rPr>
+                <w:rFonts w:cstheme="minorHAnsi"/>
+                <w:sz w:val="20"/>
+                <w:szCs w:val="20"/>
+              </w:rPr>
+            </w:pPr>
+            <w:r>
+              <w:rPr>
+                <w:rFonts w:cstheme="minorHAnsi"/>
+                <w:b/>
+                <w:bCs/>
+                <w:sz w:val="20"/>
+                <w:szCs w:val="20"/>
+              </w:rPr>
+              <w:t>Example</w:t>
+            </w:r>
+          </w:p>
+        </w:tc>
+        <w:tc>
+          <w:tcPr>
+            <w:tcW w:w="0" w:type="auto"/>
+            <w:vAlign w:val="center"/>
+            <w:hideMark/>
+          </w:tcPr>
+          <w:p>
+            <w:pPr>
+              <w:rPr>
+                <w:rFonts w:cstheme="minorHAnsi"/>
+                <w:sz w:val="20"/>
+                <w:szCs w:val="20"/>
+              </w:rPr>
+            </w:pPr>
+            <w:r>
+              <w:rPr>
+                <w:rFonts w:cstheme="minorHAnsi"/>
+                <w:sz w:val="20"/>
+                <w:szCs w:val="20"/>
+              </w:rPr>
+              <w:t>Customer ↔ Orders</w:t>
+            </w:r>
+          </w:p>
+        </w:tc>
+        <w:tc>
+          <w:tcPr>
+            <w:tcW w:w="0" w:type="auto"/>
+            <w:vAlign w:val="center"/>
+            <w:hideMark/>
+          </w:tcPr>
+          <w:p>
+            <w:pPr>
+              <w:rPr>
+                <w:rFonts w:cstheme="minorHAnsi"/>
+                <w:sz w:val="20"/>
+                <w:szCs w:val="20"/>
+              </w:rPr>
+            </w:pPr>
+            <w:r>
+              <w:rPr>
+                <w:rFonts w:cstheme="minorHAnsi"/>
+                <w:sz w:val="20"/>
+                <w:szCs w:val="20"/>
+              </w:rPr>
+              <w:t>Order → Order Items</w:t>
+            </w:r>
+          </w:p>
+        </w:tc>
+      </w:tr>
+    </w:tbl>
+    <w:p>
+      <w:pPr>
+        <w:rPr>
+          <w:rFonts w:cstheme="minorHAnsi"/>
+          <w:sz w:val="20"/>
+          <w:szCs w:val="20"/>
+        </w:rPr>
+      </w:pPr>
+      <w:r>
+        <w:rPr>
+          <w:rFonts w:cstheme="minorHAnsi"/>
+          <w:b/>
+          <w:bCs/>
+          <w:sz w:val="20"/>
+          <w:szCs w:val="20"/>
+          <w:highlight w:val="yellow"/>
+        </w:rPr>
+        <w:t xml:space="preserve">How Foreign Key Field stored in database if name of field is class for example, and Parent table key field name is </w:t>
+      </w:r>
+      <w:proofErr w:type="spellStart"/>
+      <w:r>
+        <w:rPr>
+          <w:rFonts w:cstheme="minorHAnsi"/>
+          <w:b/>
+          <w:bCs/>
+          <w:sz w:val="20"/>
+          <w:szCs w:val="20"/>
+          <w:highlight w:val="yellow"/>
+        </w:rPr>
+        <w:t>myId</w:t>
+      </w:r>
+      <w:proofErr w:type="spellEnd"/>
+      <w:r>
+        <w:rPr>
+          <w:rFonts w:cstheme="minorHAnsi"/>
+          <w:b/>
+          <w:bCs/>
+          <w:sz w:val="20"/>
+          <w:szCs w:val="20"/>
+        </w:rPr>
+        <w:t xml:space="preserve"> &gt;</w:t>
+      </w:r>
+      <w:r>
+        <w:rPr>
+          <w:rFonts w:cstheme="minorHAnsi"/>
+          <w:b/>
+          <w:bCs/>
+          <w:sz w:val="20"/>
+          <w:szCs w:val="20"/>
+        </w:rPr>
+        <w:br/>
+      </w:r>
+      <w:r>
+        <w:rPr>
+          <w:rFonts w:cstheme="minorHAnsi"/>
+          <w:sz w:val="20"/>
+          <w:szCs w:val="20"/>
+        </w:rPr>
+        <w:lastRenderedPageBreak/>
+        <w:t>The name of the foreign key field in database will be stored as class_myid. Basically nameOfFKField_parentFieldIdName.</w:t>
+      </w:r>
+    </w:p>
+    <w:p>
+      <w:pPr>
+        <w:rPr>
+          <w:rFonts w:cstheme="minorHAnsi"/>
+          <w:sz w:val="20"/>
+          <w:szCs w:val="20"/>
+        </w:rPr>
+      </w:pPr>
+      <w:r>
+        <w:rPr>
+          <w:rFonts w:cstheme="minorHAnsi"/>
+          <w:b/>
+          <w:bCs/>
+          <w:sz w:val="20"/>
+          <w:szCs w:val="20"/>
+          <w:highlight w:val="yellow"/>
+        </w:rPr>
+        <w:t>Aspects</w:t>
+      </w:r>
+      <w:r>
+        <w:rPr>
+          <w:rFonts w:cstheme="minorHAnsi"/>
+          <w:b/>
+          <w:bCs/>
+          <w:sz w:val="20"/>
+          <w:szCs w:val="20"/>
+        </w:rPr>
+        <w:t xml:space="preserve"> &gt;</w:t>
+      </w:r>
+      <w:r>
+        <w:rPr>
+          <w:rFonts w:cstheme="minorHAnsi"/>
+          <w:b/>
+          <w:bCs/>
+          <w:sz w:val="20"/>
+          <w:szCs w:val="20"/>
+        </w:rPr>
+        <w:br/>
+      </w:r>
+      <w:r>
+        <w:rPr>
+          <w:rFonts w:cstheme="minorHAnsi"/>
+          <w:sz w:val="20"/>
+          <w:szCs w:val="20"/>
+        </w:rPr>
+        <w:t xml:space="preserve">Aspect: In CAPM, an aspect is a reusable CDS structure used to add common fields or </w:t>
+      </w:r>
+      <w:r>
+        <w:rPr>
+          <w:rFonts w:cstheme="minorHAnsi"/>
+          <w:sz w:val="20"/>
+          <w:szCs w:val="20"/>
+        </w:rPr>
+        <w:t>behaviour</w:t>
+      </w:r>
+      <w:r>
+        <w:rPr>
+          <w:rFonts w:cstheme="minorHAnsi"/>
+          <w:sz w:val="20"/>
+          <w:szCs w:val="20"/>
+        </w:rPr>
+        <w:t xml:space="preserve"> (like audit fields or IDs) to multiple entities without duplicating code.</w:t>
+      </w:r>
+      <w:r>
+        <w:rPr>
+          <w:rFonts w:cstheme="minorHAnsi"/>
+          <w:sz w:val="20"/>
+          <w:szCs w:val="20"/>
+        </w:rPr>
+        <w:t xml:space="preserve"> Standard aspects given by sap are – managed, temporal, </w:t>
+      </w:r>
+      <w:proofErr w:type="spellStart"/>
+      <w:r>
+        <w:rPr>
+          <w:rFonts w:cstheme="minorHAnsi"/>
+          <w:sz w:val="20"/>
+          <w:szCs w:val="20"/>
+        </w:rPr>
+        <w:t>cuid</w:t>
+      </w:r>
+      <w:proofErr w:type="spellEnd"/>
+      <w:r>
+        <w:rPr>
+          <w:rFonts w:cstheme="minorHAnsi"/>
+          <w:sz w:val="20"/>
+          <w:szCs w:val="20"/>
+        </w:rPr>
+        <w:t>.</w:t>
+      </w:r>
+    </w:p>
+    <w:p>
+      <w:pPr>
+        <w:rPr>
+          <w:rFonts w:cstheme="minorHAnsi"/>
+          <w:b/>
+          <w:bCs/>
+          <w:sz w:val="20"/>
+          <w:szCs w:val="20"/>
+        </w:rPr>
+      </w:pPr>
+      <w:r>
+        <w:rPr>
+          <w:rFonts w:cstheme="minorHAnsi"/>
+          <w:b/>
+          <w:bCs/>
+          <w:sz w:val="20"/>
+          <w:szCs w:val="20"/>
+          <w:highlight w:val="yellow"/>
+        </w:rPr>
+        <w:t>Type</w:t>
+      </w:r>
+      <w:r>
+        <w:rPr>
+          <w:rFonts w:cstheme="minorHAnsi"/>
+          <w:b/>
+          <w:bCs/>
+          <w:sz w:val="20"/>
+          <w:szCs w:val="20"/>
+        </w:rPr>
+        <w:t xml:space="preserve"> &gt;</w:t>
+      </w:r>
+      <w:r>
+        <w:rPr>
+          <w:rFonts w:cstheme="minorHAnsi"/>
+          <w:b/>
+          <w:bCs/>
+          <w:sz w:val="20"/>
+          <w:szCs w:val="20"/>
+        </w:rPr>
+        <w:t xml:space="preserve"> </w:t>
+      </w:r>
+    </w:p>
+    <w:p>
+      <w:pPr>
+        <w:rPr>
+          <w:rFonts w:cstheme="minorHAnsi"/>
+          <w:sz w:val="20"/>
+          <w:szCs w:val="20"/>
+        </w:rPr>
+      </w:pPr>
+      <w:r>
+        <w:rPr>
+          <w:rFonts w:cstheme="minorHAnsi"/>
+          <w:sz w:val="20"/>
+          <w:szCs w:val="20"/>
+        </w:rPr>
+        <w:t xml:space="preserve">Type: In CAPM, a type is used to define the format </w:t>
+      </w:r>
+      <w:r>
+        <w:rPr>
+          <w:rFonts w:cstheme="minorHAnsi"/>
+          <w:sz w:val="20"/>
+          <w:szCs w:val="20"/>
+        </w:rPr>
+        <w:t>or</w:t>
+      </w:r>
+      <w:r>
+        <w:rPr>
+          <w:rFonts w:cstheme="minorHAnsi"/>
+          <w:sz w:val="20"/>
+          <w:szCs w:val="20"/>
+        </w:rPr>
+        <w:t xml:space="preserve"> datatype of a field (like string, number, or decimal) so that the same definition can be reused in multiple places, ensuring consistency and avoiding repetition in your data model.</w:t>
+      </w:r>
+    </w:p>
+    <w:p>
+      <w:pPr>
+        <w:rPr>
+          <w:rFonts w:cstheme="minorHAnsi"/>
+          <w:sz w:val="20"/>
+          <w:szCs w:val="20"/>
+        </w:rPr>
+      </w:pPr>
+      <w:r>
+        <w:rPr>
+          <w:rFonts w:cstheme="minorHAnsi"/>
+          <w:b/>
+          <w:bCs/>
+          <w:sz w:val="20"/>
+          <w:szCs w:val="20"/>
+          <w:highlight w:val="yellow"/>
+        </w:rPr>
+        <w:t>Localized keyword</w:t>
+      </w:r>
+      <w:r>
+        <w:rPr>
+          <w:rFonts w:cstheme="minorHAnsi"/>
+          <w:b/>
+          <w:bCs/>
+          <w:sz w:val="20"/>
+          <w:szCs w:val="20"/>
+        </w:rPr>
+        <w:t xml:space="preserve"> &gt;</w:t>
+      </w:r>
+      <w:r>
+        <w:rPr>
+          <w:rFonts w:cstheme="minorHAnsi"/>
+          <w:b/>
+          <w:bCs/>
+          <w:sz w:val="20"/>
+          <w:szCs w:val="20"/>
+        </w:rPr>
+        <w:br/>
+      </w:r>
+      <w:r>
+        <w:rPr>
+          <w:rFonts w:cstheme="minorHAnsi"/>
+          <w:b/>
+          <w:bCs/>
+          <w:sz w:val="20"/>
+          <w:szCs w:val="20"/>
+        </w:rPr>
+        <w:t>localized:</w:t>
+      </w:r>
+      <w:r>
+        <w:rPr>
+          <w:rFonts w:cstheme="minorHAnsi"/>
+          <w:sz w:val="20"/>
+          <w:szCs w:val="20"/>
+        </w:rPr>
+        <w:t xml:space="preserve"> In CAPM, the localized keyword is used to enable multi-language support for a field, so its value can be stored and retrieved in different languages based on the user’s locale.</w:t>
+      </w:r>
+      <w:r>
+        <w:rPr>
+          <w:rFonts w:cstheme="minorHAnsi"/>
+          <w:sz w:val="20"/>
+          <w:szCs w:val="20"/>
+        </w:rPr>
+        <w:t xml:space="preserve"> Later we have a text table where we need to fill locale, and other information in different language.</w:t>
+      </w:r>
+    </w:p>
+    <w:p>
+      <w:pPr>
+        <w:rPr>
+          <w:rFonts w:cstheme="minorHAnsi"/>
+          <w:sz w:val="20"/>
+          <w:szCs w:val="20"/>
+        </w:rPr>
+      </w:pPr>
+      <w:r>
+        <w:rPr>
+          <w:rFonts w:cstheme="minorHAnsi"/>
+          <w:b/>
+          <w:bCs/>
+          <w:sz w:val="20"/>
+          <w:szCs w:val="20"/>
+          <w:highlight w:val="yellow"/>
+        </w:rPr>
+        <w:t>Service</w:t>
+      </w:r>
+      <w:r>
+        <w:rPr>
+          <w:rFonts w:cstheme="minorHAnsi"/>
+          <w:b/>
+          <w:bCs/>
+          <w:sz w:val="20"/>
+          <w:szCs w:val="20"/>
+        </w:rPr>
+        <w:t xml:space="preserve"> &gt;</w:t>
+      </w:r>
+      <w:r>
+        <w:rPr>
+          <w:rFonts w:cstheme="minorHAnsi"/>
+          <w:b/>
+          <w:bCs/>
+          <w:sz w:val="20"/>
+          <w:szCs w:val="20"/>
+        </w:rPr>
+        <w:br/>
+      </w:r>
+      <w:r>
+        <w:rPr>
+          <w:rFonts w:cstheme="minorHAnsi"/>
+          <w:b/>
+          <w:bCs/>
+          <w:sz w:val="20"/>
+          <w:szCs w:val="20"/>
+        </w:rPr>
+        <w:t>Service:</w:t>
+      </w:r>
+      <w:r>
+        <w:rPr>
+          <w:rFonts w:cstheme="minorHAnsi"/>
+          <w:sz w:val="20"/>
+          <w:szCs w:val="20"/>
+        </w:rPr>
+        <w:t xml:space="preserve"> In CAPM, a service is a layer that exposes your data model (entities and operations) as APIs (like OData) so external applications can interact with it.</w:t>
+      </w:r>
+    </w:p>
+    <w:p>
+      <w:pPr>
+        <w:rPr>
+          <w:rFonts w:cstheme="minorHAnsi"/>
+          <w:sz w:val="20"/>
+          <w:szCs w:val="20"/>
         </w:rPr>
       </w:pPr>
     </w:p>
@@ -2772,6 +4389,155 @@
     </w:lvl>
   </w:abstractNum>
   <w:abstractNum w:abstractNumId="1" w15:restartNumberingAfterBreak="0">
+    <w:nsid w:val="213B1D5C"/>
+    <w:multiLevelType w:val="multilevel"/>
+    <w:tmpl w:val="1A520C9A"/>
+    <w:lvl w:ilvl="0">
+      <w:start w:val="1"/>
+      <w:numFmt w:val="bullet"/>
+      <w:lvlText w:val=""/>
+      <w:lvlJc w:val="left"/>
+      <w:pPr>
+        <w:tabs>
+          <w:tab w:val="num" w:pos="720"/>
+        </w:tabs>
+        <w:ind w:left="720" w:hanging="360"/>
+      </w:pPr>
+      <w:rPr>
+        <w:rFonts w:ascii="Symbol" w:hAnsi="Symbol" w:hint="default"/>
+        <w:sz w:val="20"/>
+      </w:rPr>
+    </w:lvl>
+    <w:lvl w:ilvl="1" w:tentative="1">
+      <w:start w:val="1"/>
+      <w:numFmt w:val="bullet"/>
+      <w:lvlText w:val="o"/>
+      <w:lvlJc w:val="left"/>
+      <w:pPr>
+        <w:tabs>
+          <w:tab w:val="num" w:pos="1440"/>
+        </w:tabs>
+        <w:ind w:left="1440" w:hanging="360"/>
+      </w:pPr>
+      <w:rPr>
+        <w:rFonts w:ascii="Courier New" w:hAnsi="Courier New" w:hint="default"/>
+        <w:sz w:val="20"/>
+      </w:rPr>
+    </w:lvl>
+    <w:lvl w:ilvl="2" w:tentative="1">
+      <w:start w:val="1"/>
+      <w:numFmt w:val="bullet"/>
+      <w:lvlText w:val=""/>
+      <w:lvlJc w:val="left"/>
+      <w:pPr>
+        <w:tabs>
+          <w:tab w:val="num" w:pos="2160"/>
+        </w:tabs>
+        <w:ind w:left="2160" w:hanging="360"/>
+      </w:pPr>
+      <w:rPr>
+        <w:rFonts w:ascii="Wingdings" w:hAnsi="Wingdings" w:hint="default"/>
+        <w:sz w:val="20"/>
+      </w:rPr>
+    </w:lvl>
+    <w:lvl w:ilvl="3" w:tentative="1">
+      <w:start w:val="1"/>
+      <w:numFmt w:val="bullet"/>
+      <w:lvlText w:val=""/>
+      <w:lvlJc w:val="left"/>
+      <w:pPr>
+        <w:tabs>
+          <w:tab w:val="num" w:pos="2880"/>
+        </w:tabs>
+        <w:ind w:left="2880" w:hanging="360"/>
+      </w:pPr>
+      <w:rPr>
+        <w:rFonts w:ascii="Wingdings" w:hAnsi="Wingdings" w:hint="default"/>
+        <w:sz w:val="20"/>
+      </w:rPr>
+    </w:lvl>
+    <w:lvl w:ilvl="4" w:tentative="1">
+      <w:start w:val="1"/>
+      <w:numFmt w:val="bullet"/>
+      <w:lvlText w:val=""/>
+      <w:lvlJc w:val="left"/>
+      <w:pPr>
+        <w:tabs>
+          <w:tab w:val="num" w:pos="3600"/>
+        </w:tabs>
+        <w:ind w:left="3600" w:hanging="360"/>
+      </w:pPr>
+      <w:rPr>
+        <w:rFonts w:ascii="Wingdings" w:hAnsi="Wingdings" w:hint="default"/>
+        <w:sz w:val="20"/>
+      </w:rPr>
+    </w:lvl>
+    <w:lvl w:ilvl="5" w:tentative="1">
+      <w:start w:val="1"/>
+      <w:numFmt w:val="bullet"/>
+      <w:lvlText w:val=""/>
+      <w:lvlJc w:val="left"/>
+      <w:pPr>
+        <w:tabs>
+          <w:tab w:val="num" w:pos="4320"/>
+        </w:tabs>
+        <w:ind w:left="4320" w:hanging="360"/>
+      </w:pPr>
+      <w:rPr>
+        <w:rFonts w:ascii="Wingdings" w:hAnsi="Wingdings" w:hint="default"/>
+        <w:sz w:val="20"/>
+      </w:rPr>
+    </w:lvl>
+    <w:lvl w:ilvl="6" w:tentative="1">
+      <w:start w:val="1"/>
+      <w:numFmt w:val="bullet"/>
+      <w:lvlText w:val=""/>
+      <w:lvlJc w:val="left"/>
+      <w:pPr>
+        <w:tabs>
+          <w:tab w:val="num" w:pos="5040"/>
+        </w:tabs>
+        <w:ind w:left="5040" w:hanging="360"/>
+      </w:pPr>
+      <w:rPr>
+        <w:rFonts w:ascii="Wingdings" w:hAnsi="Wingdings" w:hint="default"/>
+        <w:sz w:val="20"/>
+      </w:rPr>
+    </w:lvl>
+    <w:lvl w:ilvl="7" w:tentative="1">
+      <w:start w:val="1"/>
+      <w:numFmt w:val="bullet"/>
+      <w:lvlText w:val=""/>
+      <w:lvlJc w:val="left"/>
+      <w:pPr>
+        <w:tabs>
+          <w:tab w:val="num" w:pos="5760"/>
+        </w:tabs>
+        <w:ind w:left="5760" w:hanging="360"/>
+      </w:pPr>
+      <w:rPr>
+        <w:rFonts w:ascii="Wingdings" w:hAnsi="Wingdings" w:hint="default"/>
+        <w:sz w:val="20"/>
+      </w:rPr>
+    </w:lvl>
+    <w:lvl w:ilvl="8" w:tentative="1">
+      <w:start w:val="1"/>
+      <w:numFmt w:val="bullet"/>
+      <w:lvlText w:val=""/>
+      <w:lvlJc w:val="left"/>
+      <w:pPr>
+        <w:tabs>
+          <w:tab w:val="num" w:pos="6480"/>
+        </w:tabs>
+        <w:ind w:left="6480" w:hanging="360"/>
+      </w:pPr>
+      <w:rPr>
+        <w:rFonts w:ascii="Wingdings" w:hAnsi="Wingdings" w:hint="default"/>
+        <w:sz w:val="20"/>
+      </w:rPr>
+    </w:lvl>
+  </w:abstractNum>
+  <w:abstractNum w:abstractNumId="2" w15:restartNumberingAfterBreak="0">
     <w:nsid w:val="4C017B66"/>
     <w:multiLevelType w:val="hybridMultilevel"/>
     <w:tmpl w:val="324E268E"/>
@@ -2860,7 +4626,7 @@
       </w:pPr>
     </w:lvl>
   </w:abstractNum>
-  <w:abstractNum w:abstractNumId="2" w15:restartNumberingAfterBreak="0">
+  <w:abstractNum w:abstractNumId="3" w15:restartNumberingAfterBreak="0">
     <w:nsid w:val="603A4B4D"/>
     <w:multiLevelType w:val="hybridMultilevel"/>
     <w:tmpl w:val="BB04053A"/>
@@ -2950,13 +4716,16 @@
     </w:lvl>
   </w:abstractNum>
   <w:num w:numId="1" w16cid:durableId="78672113">
-    <w:abstractNumId w:val="1"/>
+    <w:abstractNumId w:val="2"/>
   </w:num>
   <w:num w:numId="2" w16cid:durableId="484860911">
     <w:abstractNumId w:val="0"/>
   </w:num>
   <w:num w:numId="3" w16cid:durableId="1047411157">
-    <w:abstractNumId w:val="2"/>
+    <w:abstractNumId w:val="3"/>
+  </w:num>
+  <w:num w:numId="4" w16cid:durableId="1787310920">
+    <w:abstractNumId w:val="1"/>
   </w:num>
 </w:numbering>
 </file>
@@ -3564,7 +5333,6 @@
   <w:style w:type="character" w:default="1" w:styleId="DefaultParagraphFont">
     <w:name w:val="Default Paragraph Font"/>
     <w:uiPriority w:val="1"/>
-    <w:semiHidden/>
     <w:unhideWhenUsed/>
   </w:style>
   <w:style w:type="table" w:default="1" w:styleId="TableNormal">
@@ -3901,6 +5669,17 @@
       <w:shd w:val="clear" w:color="auto" w:fill="E1DFDD"/>
     </w:rPr>
   </w:style>
+  <w:style w:type="paragraph" w:styleId="NormalWeb">
+    <w:name w:val="Normal (Web)"/>
+    <w:basedOn w:val="Normal"/>
+    <w:uiPriority w:val="99"/>
+    <w:semiHidden/>
+    <w:unhideWhenUsed/>
+    <w:rsid w:val="00E938ED"/>
+    <w:rPr>
+      <w:rFonts w:ascii="Times New Roman" w:hAnsi="Times New Roman" w:cs="Angsana New"/>
+    </w:rPr>
+  </w:style>
 </w:styles>
 </file>
 

--- a/CAPM Projects/Notes-CAPM/Anubabh_Interview.docx
+++ b/CAPM Projects/Notes-CAPM/Anubabh_Interview.docx
@@ -2293,31 +2293,7 @@
           <w:sz w:val="20"/>
           <w:szCs w:val="20"/>
         </w:rPr>
-        <w:t xml:space="preserve"> in SAP, which can be directly exposed as OData services and consumed in UI5/Fiori applications.</w:t>
-      </w:r>
-      <w:r>
-        <w:rPr>
-          <w:rFonts w:cstheme="minorHAnsi"/>
-          <w:sz w:val="20"/>
-          <w:szCs w:val="20"/>
-        </w:rPr>
-        <w:t xml:space="preserve"> </w:t>
-      </w:r>
-      <w:r>
-        <w:rPr>
-          <w:rFonts w:cstheme="minorHAnsi"/>
-          <w:sz w:val="20"/>
-          <w:szCs w:val="20"/>
-        </w:rPr>
-        <w:t>CDS supports annotations that enable seamless integration with Fiori Elements, allowing UI generation without writing much frontend code.</w:t>
-      </w:r>
-      <w:r>
-        <w:rPr>
-          <w:rFonts w:cstheme="minorHAnsi"/>
-          <w:sz w:val="20"/>
-          <w:szCs w:val="20"/>
-        </w:rPr>
-        <w:t xml:space="preserve"> Also, CDS and CAP framework helps to connect to any DB.</w:t>
+        <w:t xml:space="preserve"> in SAP, which can be directly exposed as OData services and consumed in UI5/Fiori applications. CDS supports annotations that enable seamless integration with Fiori Elements, allowing UI generation without writing much frontend code. Also, CDS and CAP framework helps to connect to any DB.</w:t>
       </w:r>
     </w:p>
     <w:p>
@@ -4286,6 +4262,837 @@
           <w:szCs w:val="20"/>
         </w:rPr>
       </w:pPr>
+      <w:r>
+        <w:rPr>
+          <w:rFonts w:cstheme="minorHAnsi"/>
+          <w:b/>
+          <w:bCs/>
+          <w:sz w:val="20"/>
+          <w:szCs w:val="20"/>
+          <w:highlight w:val="yellow"/>
+        </w:rPr>
+        <w:t>CDS View and why used</w:t>
+      </w:r>
+      <w:r>
+        <w:rPr>
+          <w:rFonts w:cstheme="minorHAnsi"/>
+          <w:b/>
+          <w:bCs/>
+          <w:sz w:val="20"/>
+          <w:szCs w:val="20"/>
+        </w:rPr>
+        <w:t xml:space="preserve"> &gt;</w:t>
+      </w:r>
+      <w:r>
+        <w:rPr>
+          <w:rFonts w:cstheme="minorHAnsi"/>
+          <w:b/>
+          <w:bCs/>
+          <w:sz w:val="20"/>
+          <w:szCs w:val="20"/>
+        </w:rPr>
+        <w:br/>
+      </w:r>
+      <w:r>
+        <w:rPr>
+          <w:rFonts w:cstheme="minorHAnsi"/>
+          <w:sz w:val="20"/>
+          <w:szCs w:val="20"/>
+        </w:rPr>
+        <w:t>A CDS View is a virtual data model defined using CDS that represents data from one or more tables with logic like joins</w:t>
+      </w:r>
+      <w:r>
+        <w:rPr>
+          <w:rFonts w:cstheme="minorHAnsi"/>
+          <w:sz w:val="20"/>
+          <w:szCs w:val="20"/>
+        </w:rPr>
+        <w:t xml:space="preserve">, </w:t>
+      </w:r>
+      <w:r>
+        <w:rPr>
+          <w:rFonts w:cstheme="minorHAnsi"/>
+          <w:sz w:val="20"/>
+          <w:szCs w:val="20"/>
+        </w:rPr>
+        <w:t>aggregations</w:t>
+      </w:r>
+      <w:r>
+        <w:rPr>
+          <w:rFonts w:cstheme="minorHAnsi"/>
+          <w:sz w:val="20"/>
+          <w:szCs w:val="20"/>
+        </w:rPr>
+        <w:t xml:space="preserve"> etc</w:t>
+      </w:r>
+      <w:r>
+        <w:rPr>
+          <w:rFonts w:cstheme="minorHAnsi"/>
+          <w:sz w:val="20"/>
+          <w:szCs w:val="20"/>
+        </w:rPr>
+        <w:t>.</w:t>
+      </w:r>
+    </w:p>
+    <w:p>
+      <w:pPr>
+        <w:rPr>
+          <w:rFonts w:cstheme="minorHAnsi"/>
+          <w:sz w:val="20"/>
+          <w:szCs w:val="20"/>
+        </w:rPr>
+      </w:pPr>
+      <w:r>
+        <w:rPr>
+          <w:rFonts w:cstheme="minorHAnsi"/>
+          <w:sz w:val="20"/>
+          <w:szCs w:val="20"/>
+        </w:rPr>
+        <w:t xml:space="preserve">It is used to prepare and organize data in a structured way by combining, </w:t>
+      </w:r>
+      <w:r>
+        <w:rPr>
+          <w:rFonts w:cstheme="minorHAnsi"/>
+          <w:sz w:val="20"/>
+          <w:szCs w:val="20"/>
+        </w:rPr>
+        <w:t>aggregating</w:t>
+      </w:r>
+      <w:r>
+        <w:rPr>
+          <w:rFonts w:cstheme="minorHAnsi"/>
+          <w:sz w:val="20"/>
+          <w:szCs w:val="20"/>
+        </w:rPr>
+        <w:t>, and shaping it directly at the database level, so applications don’t need to write complex logic and can get ready-to-use data more efficiently.</w:t>
+      </w:r>
+    </w:p>
+    <w:p>
+      <w:pPr>
+        <w:rPr>
+          <w:rFonts w:cstheme="minorHAnsi"/>
+          <w:sz w:val="20"/>
+          <w:szCs w:val="20"/>
+        </w:rPr>
+      </w:pPr>
+      <w:r>
+        <w:rPr>
+          <w:rFonts w:cstheme="minorHAnsi"/>
+          <w:b/>
+          <w:bCs/>
+          <w:sz w:val="20"/>
+          <w:szCs w:val="20"/>
+          <w:highlight w:val="yellow"/>
+        </w:rPr>
+        <w:t xml:space="preserve">How to have Lazy loading by CDS View meaning How to get </w:t>
+      </w:r>
+      <w:r>
+        <w:rPr>
+          <w:rFonts w:cstheme="minorHAnsi"/>
+          <w:b/>
+          <w:bCs/>
+          <w:sz w:val="20"/>
+          <w:szCs w:val="20"/>
+          <w:highlight w:val="yellow"/>
+        </w:rPr>
+        <w:t>one entity first and second one on demand</w:t>
+      </w:r>
+      <w:r>
+        <w:rPr>
+          <w:rFonts w:cstheme="minorHAnsi"/>
+          <w:b/>
+          <w:bCs/>
+          <w:sz w:val="20"/>
+          <w:szCs w:val="20"/>
+        </w:rPr>
+        <w:t xml:space="preserve"> &gt;</w:t>
+      </w:r>
+      <w:r>
+        <w:rPr>
+          <w:rFonts w:cstheme="minorHAnsi"/>
+          <w:b/>
+          <w:bCs/>
+          <w:sz w:val="20"/>
+          <w:szCs w:val="20"/>
+        </w:rPr>
+        <w:br/>
+      </w:r>
+      <w:r>
+        <w:rPr>
+          <w:rFonts w:cstheme="minorHAnsi"/>
+          <w:sz w:val="20"/>
+          <w:szCs w:val="20"/>
+        </w:rPr>
+        <w:t xml:space="preserve">using </w:t>
+      </w:r>
+      <w:r>
+        <w:rPr>
+          <w:rFonts w:cstheme="minorHAnsi"/>
+          <w:b/>
+          <w:bCs/>
+          <w:sz w:val="20"/>
+          <w:szCs w:val="20"/>
+        </w:rPr>
+        <w:t>mixin into</w:t>
+      </w:r>
+      <w:r>
+        <w:rPr>
+          <w:rFonts w:cstheme="minorHAnsi"/>
+          <w:sz w:val="20"/>
+          <w:szCs w:val="20"/>
+        </w:rPr>
+        <w:t xml:space="preserve"> can help into this.</w:t>
+      </w:r>
+    </w:p>
+    <w:p>
+      <w:pPr>
+        <w:rPr>
+          <w:rFonts w:cstheme="minorHAnsi"/>
+          <w:sz w:val="20"/>
+          <w:szCs w:val="20"/>
+        </w:rPr>
+      </w:pPr>
+      <w:proofErr w:type="gramStart"/>
+      <w:r>
+        <w:rPr>
+          <w:rFonts w:cstheme="minorHAnsi"/>
+          <w:b/>
+          <w:bCs/>
+          <w:sz w:val="20"/>
+          <w:szCs w:val="20"/>
+          <w:highlight w:val="yellow"/>
+        </w:rPr>
+        <w:t>What !</w:t>
+      </w:r>
+      <w:proofErr w:type="gramEnd"/>
+      <w:r>
+        <w:rPr>
+          <w:rFonts w:cstheme="minorHAnsi"/>
+          <w:b/>
+          <w:bCs/>
+          <w:sz w:val="20"/>
+          <w:szCs w:val="20"/>
+          <w:highlight w:val="yellow"/>
+        </w:rPr>
+        <w:t>[</w:t>
+      </w:r>
+      <w:r>
+        <w:rPr>
+          <w:rFonts w:cstheme="minorHAnsi"/>
+          <w:b/>
+          <w:bCs/>
+          <w:sz w:val="20"/>
+          <w:szCs w:val="20"/>
+          <w:highlight w:val="yellow"/>
+        </w:rPr>
+        <w:t>Anything</w:t>
+      </w:r>
+      <w:r>
+        <w:rPr>
+          <w:rFonts w:cstheme="minorHAnsi"/>
+          <w:b/>
+          <w:bCs/>
+          <w:sz w:val="20"/>
+          <w:szCs w:val="20"/>
+          <w:highlight w:val="yellow"/>
+        </w:rPr>
+        <w:t>] means in view</w:t>
+      </w:r>
+      <w:r>
+        <w:rPr>
+          <w:rFonts w:cstheme="minorHAnsi"/>
+          <w:b/>
+          <w:bCs/>
+          <w:sz w:val="20"/>
+          <w:szCs w:val="20"/>
+        </w:rPr>
+        <w:t xml:space="preserve"> &gt;</w:t>
+      </w:r>
+      <w:r>
+        <w:rPr>
+          <w:rFonts w:cstheme="minorHAnsi"/>
+          <w:b/>
+          <w:bCs/>
+          <w:sz w:val="20"/>
+          <w:szCs w:val="20"/>
+        </w:rPr>
+        <w:br/>
+      </w:r>
+      <w:r>
+        <w:rPr>
+          <w:rFonts w:cstheme="minorHAnsi"/>
+          <w:sz w:val="20"/>
+          <w:szCs w:val="20"/>
+        </w:rPr>
+        <w:t xml:space="preserve">This means we want our Views to be created in exactly same case sensitive format as we have written. </w:t>
+      </w:r>
+    </w:p>
+    <w:p>
+      <w:pPr>
+        <w:rPr>
+          <w:rFonts w:cstheme="minorHAnsi"/>
+          <w:sz w:val="20"/>
+          <w:szCs w:val="20"/>
+        </w:rPr>
+      </w:pPr>
+      <w:r>
+        <w:rPr>
+          <w:rFonts w:cstheme="minorHAnsi"/>
+          <w:b/>
+          <w:bCs/>
+          <w:sz w:val="20"/>
+          <w:szCs w:val="20"/>
+          <w:highlight w:val="yellow"/>
+        </w:rPr>
+        <w:t>Mixin into</w:t>
+      </w:r>
+      <w:r>
+        <w:rPr>
+          <w:rFonts w:cstheme="minorHAnsi"/>
+          <w:b/>
+          <w:bCs/>
+          <w:sz w:val="20"/>
+          <w:szCs w:val="20"/>
+        </w:rPr>
+        <w:t xml:space="preserve"> &gt;</w:t>
+      </w:r>
+      <w:r>
+        <w:rPr>
+          <w:rFonts w:cstheme="minorHAnsi"/>
+          <w:b/>
+          <w:bCs/>
+          <w:sz w:val="20"/>
+          <w:szCs w:val="20"/>
+        </w:rPr>
+        <w:br/>
+      </w:r>
+      <w:r>
+        <w:rPr>
+          <w:rFonts w:cstheme="minorHAnsi"/>
+          <w:b/>
+          <w:bCs/>
+          <w:sz w:val="20"/>
+          <w:szCs w:val="20"/>
+        </w:rPr>
+        <w:t>Mixin (mixin into):</w:t>
+      </w:r>
+      <w:r>
+        <w:rPr>
+          <w:rFonts w:cstheme="minorHAnsi"/>
+          <w:sz w:val="20"/>
+          <w:szCs w:val="20"/>
+        </w:rPr>
+        <w:t xml:space="preserve"> In CAPM CDS, mixin into is used to add or extend associations temporarily within a view, allowing you to include additional relationships without changing the original entity definition.</w:t>
+      </w:r>
+    </w:p>
+    <w:p>
+      <w:pPr>
+        <w:rPr>
+          <w:rFonts w:cstheme="minorHAnsi"/>
+          <w:sz w:val="20"/>
+          <w:szCs w:val="20"/>
+        </w:rPr>
+      </w:pPr>
+      <w:r>
+        <w:rPr>
+          <w:rFonts w:cstheme="minorHAnsi"/>
+          <w:b/>
+          <w:bCs/>
+          <w:sz w:val="20"/>
+          <w:szCs w:val="20"/>
+          <w:highlight w:val="yellow"/>
+        </w:rPr>
+        <w:t>What is Ad hoc Association and Exposed Association</w:t>
+      </w:r>
+      <w:r>
+        <w:rPr>
+          <w:rFonts w:cstheme="minorHAnsi"/>
+          <w:b/>
+          <w:bCs/>
+          <w:sz w:val="20"/>
+          <w:szCs w:val="20"/>
+        </w:rPr>
+        <w:t xml:space="preserve"> &gt;</w:t>
+      </w:r>
+      <w:r>
+        <w:rPr>
+          <w:rFonts w:cstheme="minorHAnsi"/>
+          <w:b/>
+          <w:bCs/>
+          <w:sz w:val="20"/>
+          <w:szCs w:val="20"/>
+        </w:rPr>
+        <w:br/>
+      </w:r>
+      <w:r>
+        <w:rPr>
+          <w:rFonts w:cstheme="minorHAnsi"/>
+          <w:b/>
+          <w:bCs/>
+          <w:sz w:val="20"/>
+          <w:szCs w:val="20"/>
+        </w:rPr>
+        <w:t>Ad-hoc</w:t>
+      </w:r>
+      <w:r>
+        <w:rPr>
+          <w:rFonts w:cstheme="minorHAnsi"/>
+          <w:sz w:val="20"/>
+          <w:szCs w:val="20"/>
+        </w:rPr>
+        <w:t xml:space="preserve">: </w:t>
+      </w:r>
+      <w:r>
+        <w:rPr>
+          <w:rFonts w:cstheme="minorHAnsi"/>
+          <w:sz w:val="20"/>
+          <w:szCs w:val="20"/>
+        </w:rPr>
+        <w:t>An association created inside a query/view (not in the base entity) for temporary use.</w:t>
+      </w:r>
+      <w:r>
+        <w:rPr>
+          <w:rFonts w:cstheme="minorHAnsi"/>
+          <w:sz w:val="20"/>
+          <w:szCs w:val="20"/>
+        </w:rPr>
+        <w:br/>
+      </w:r>
+      <w:r>
+        <w:rPr>
+          <w:rFonts w:cstheme="minorHAnsi"/>
+          <w:sz w:val="20"/>
+          <w:szCs w:val="20"/>
+        </w:rPr>
+        <w:br/>
+      </w:r>
+      <w:r>
+        <w:rPr>
+          <w:rFonts w:cstheme="minorHAnsi"/>
+          <w:b/>
+          <w:bCs/>
+          <w:sz w:val="20"/>
+          <w:szCs w:val="20"/>
+        </w:rPr>
+        <w:t>Exposed</w:t>
+      </w:r>
+      <w:r>
+        <w:rPr>
+          <w:rFonts w:cstheme="minorHAnsi"/>
+          <w:sz w:val="20"/>
+          <w:szCs w:val="20"/>
+        </w:rPr>
+        <w:t xml:space="preserve">: </w:t>
+      </w:r>
+      <w:r>
+        <w:rPr>
+          <w:rFonts w:cstheme="minorHAnsi"/>
+          <w:sz w:val="20"/>
+          <w:szCs w:val="20"/>
+        </w:rPr>
+        <w:t>An association that is made available in a service so clients (UI/API) can navigate it</w:t>
+      </w:r>
+      <w:r>
+        <w:rPr>
+          <w:rFonts w:cstheme="minorHAnsi"/>
+          <w:sz w:val="20"/>
+          <w:szCs w:val="20"/>
+        </w:rPr>
+        <w:t>.</w:t>
+      </w:r>
+    </w:p>
+    <w:p>
+      <w:pPr>
+        <w:rPr>
+          <w:rFonts w:cstheme="minorHAnsi"/>
+          <w:sz w:val="20"/>
+          <w:szCs w:val="20"/>
+        </w:rPr>
+      </w:pPr>
+      <w:r>
+        <w:rPr>
+          <w:rFonts w:cstheme="minorHAnsi"/>
+          <w:b/>
+          <w:bCs/>
+          <w:sz w:val="20"/>
+          <w:szCs w:val="20"/>
+          <w:highlight w:val="yellow"/>
+        </w:rPr>
+        <w:t>How to get Service Name as you give in Service file</w:t>
+      </w:r>
+      <w:r>
+        <w:rPr>
+          <w:rFonts w:cstheme="minorHAnsi"/>
+          <w:b/>
+          <w:bCs/>
+          <w:sz w:val="20"/>
+          <w:szCs w:val="20"/>
+        </w:rPr>
+        <w:t xml:space="preserve"> &gt;</w:t>
+      </w:r>
+      <w:r>
+        <w:rPr>
+          <w:rFonts w:cstheme="minorHAnsi"/>
+          <w:sz w:val="20"/>
+          <w:szCs w:val="20"/>
+        </w:rPr>
+        <w:br/>
+        <w:t>We need to maintain @(path: ‘’) annotation.</w:t>
+      </w:r>
+    </w:p>
+    <w:p>
+      <w:pPr>
+        <w:rPr>
+          <w:rFonts w:cstheme="minorHAnsi"/>
+          <w:sz w:val="20"/>
+          <w:szCs w:val="20"/>
+        </w:rPr>
+      </w:pPr>
+      <w:r>
+        <w:rPr>
+          <w:rFonts w:cstheme="minorHAnsi"/>
+          <w:b/>
+          <w:bCs/>
+          <w:sz w:val="20"/>
+          <w:szCs w:val="20"/>
+          <w:highlight w:val="yellow"/>
+        </w:rPr>
+        <w:t>How to test our created service directly in V</w:t>
+      </w:r>
+      <w:r>
+        <w:rPr>
+          <w:rFonts w:cstheme="minorHAnsi"/>
+          <w:b/>
+          <w:bCs/>
+          <w:sz w:val="20"/>
+          <w:szCs w:val="20"/>
+          <w:highlight w:val="yellow"/>
+        </w:rPr>
+        <w:t>S</w:t>
+      </w:r>
+      <w:r>
+        <w:rPr>
+          <w:rFonts w:cstheme="minorHAnsi"/>
+          <w:b/>
+          <w:bCs/>
+          <w:sz w:val="20"/>
+          <w:szCs w:val="20"/>
+          <w:highlight w:val="yellow"/>
+        </w:rPr>
+        <w:t>code / BAS without using Browser</w:t>
+      </w:r>
+      <w:r>
+        <w:rPr>
+          <w:rFonts w:cstheme="minorHAnsi"/>
+          <w:b/>
+          <w:bCs/>
+          <w:sz w:val="20"/>
+          <w:szCs w:val="20"/>
+        </w:rPr>
+        <w:t xml:space="preserve"> &gt;</w:t>
+      </w:r>
+      <w:r>
+        <w:rPr>
+          <w:rFonts w:cstheme="minorHAnsi"/>
+          <w:b/>
+          <w:bCs/>
+          <w:sz w:val="20"/>
+          <w:szCs w:val="20"/>
+        </w:rPr>
+        <w:br/>
+      </w:r>
+      <w:r>
+        <w:rPr>
+          <w:rFonts w:cstheme="minorHAnsi"/>
+          <w:sz w:val="20"/>
+          <w:szCs w:val="20"/>
+        </w:rPr>
+        <w:t xml:space="preserve">We need to create </w:t>
+      </w:r>
+      <w:r>
+        <w:rPr>
+          <w:rFonts w:cstheme="minorHAnsi"/>
+          <w:b/>
+          <w:bCs/>
+          <w:sz w:val="20"/>
+          <w:szCs w:val="20"/>
+        </w:rPr>
+        <w:t>anyname.http</w:t>
+      </w:r>
+      <w:r>
+        <w:rPr>
+          <w:rFonts w:cstheme="minorHAnsi"/>
+          <w:sz w:val="20"/>
+          <w:szCs w:val="20"/>
+        </w:rPr>
+        <w:t xml:space="preserve"> file</w:t>
+      </w:r>
+      <w:r>
+        <w:rPr>
+          <w:rFonts w:cstheme="minorHAnsi"/>
+          <w:sz w:val="20"/>
+          <w:szCs w:val="20"/>
+        </w:rPr>
+        <w:t xml:space="preserve">, it is created under </w:t>
+      </w:r>
+      <w:proofErr w:type="spellStart"/>
+      <w:r>
+        <w:rPr>
+          <w:rFonts w:cstheme="minorHAnsi"/>
+          <w:sz w:val="20"/>
+          <w:szCs w:val="20"/>
+        </w:rPr>
+        <w:t>srv</w:t>
+      </w:r>
+      <w:proofErr w:type="spellEnd"/>
+      <w:r>
+        <w:rPr>
+          <w:rFonts w:cstheme="minorHAnsi"/>
+          <w:sz w:val="20"/>
+          <w:szCs w:val="20"/>
+        </w:rPr>
+        <w:t xml:space="preserve"> folder mostly</w:t>
+      </w:r>
+      <w:r>
+        <w:rPr>
+          <w:rFonts w:cstheme="minorHAnsi"/>
+          <w:sz w:val="20"/>
+          <w:szCs w:val="20"/>
+        </w:rPr>
+        <w:t>.</w:t>
+      </w:r>
+      <w:r>
+        <w:rPr>
+          <w:rFonts w:cstheme="minorHAnsi"/>
+          <w:sz w:val="20"/>
+          <w:szCs w:val="20"/>
+        </w:rPr>
+        <w:br/>
+      </w:r>
+      <w:r>
+        <w:rPr>
+          <w:rFonts w:cstheme="minorHAnsi"/>
+          <w:sz w:val="20"/>
+          <w:szCs w:val="20"/>
+        </w:rPr>
+        <w:t>A .http file is a simple text file used to write and execute HTTP requests (GET, POST, PUT, DELETE) directly inside BAS, without needing tools like Postman.</w:t>
+      </w:r>
+      <w:r>
+        <w:rPr>
+          <w:rFonts w:cstheme="minorHAnsi"/>
+          <w:sz w:val="20"/>
+          <w:szCs w:val="20"/>
+        </w:rPr>
+        <w:br/>
+      </w:r>
+      <w:r>
+        <w:rPr>
+          <w:rFonts w:cstheme="minorHAnsi"/>
+          <w:sz w:val="20"/>
+          <w:szCs w:val="20"/>
+        </w:rPr>
+        <w:t>It allows developers to quickly test CAP services by sending API requests and viewing responses in the same editor, making development faster and more convenient.</w:t>
+      </w:r>
+    </w:p>
+    <w:p>
+      <w:pPr>
+        <w:rPr>
+          <w:rFonts w:cstheme="minorHAnsi"/>
+          <w:sz w:val="20"/>
+          <w:szCs w:val="20"/>
+        </w:rPr>
+      </w:pPr>
+      <w:r>
+        <w:rPr>
+          <w:rFonts w:cstheme="minorHAnsi"/>
+          <w:b/>
+          <w:bCs/>
+          <w:sz w:val="20"/>
+          <w:szCs w:val="20"/>
+          <w:highlight w:val="yellow"/>
+        </w:rPr>
+        <w:lastRenderedPageBreak/>
+        <w:t>How to write content or service inside .http file</w:t>
+      </w:r>
+      <w:r>
+        <w:rPr>
+          <w:rFonts w:cstheme="minorHAnsi"/>
+          <w:b/>
+          <w:bCs/>
+          <w:sz w:val="20"/>
+          <w:szCs w:val="20"/>
+        </w:rPr>
+        <w:t xml:space="preserve"> &gt;</w:t>
+      </w:r>
+      <w:r>
+        <w:rPr>
+          <w:rFonts w:cstheme="minorHAnsi"/>
+          <w:b/>
+          <w:bCs/>
+          <w:sz w:val="20"/>
+          <w:szCs w:val="20"/>
+        </w:rPr>
+        <w:br/>
+      </w:r>
+      <w:r>
+        <w:rPr>
+          <w:rFonts w:cstheme="minorHAnsi"/>
+          <w:sz w:val="20"/>
+          <w:szCs w:val="20"/>
+        </w:rPr>
+        <w:t>we need to write using ### then beneath mention service.</w:t>
+      </w:r>
+    </w:p>
+    <w:p>
+      <w:pPr>
+        <w:rPr>
+          <w:rFonts w:cstheme="minorHAnsi"/>
+          <w:sz w:val="20"/>
+          <w:szCs w:val="20"/>
+        </w:rPr>
+      </w:pPr>
+      <w:r>
+        <w:rPr>
+          <w:rFonts w:cstheme="minorHAnsi"/>
+          <w:b/>
+          <w:bCs/>
+          <w:sz w:val="20"/>
+          <w:szCs w:val="20"/>
+          <w:highlight w:val="yellow"/>
+        </w:rPr>
+        <w:t>If cap supports pagination</w:t>
+      </w:r>
+      <w:r>
+        <w:rPr>
+          <w:rFonts w:cstheme="minorHAnsi"/>
+          <w:b/>
+          <w:bCs/>
+          <w:sz w:val="20"/>
+          <w:szCs w:val="20"/>
+        </w:rPr>
+        <w:t xml:space="preserve"> &gt;</w:t>
+      </w:r>
+      <w:r>
+        <w:rPr>
+          <w:rFonts w:cstheme="minorHAnsi"/>
+          <w:b/>
+          <w:bCs/>
+          <w:sz w:val="20"/>
+          <w:szCs w:val="20"/>
+        </w:rPr>
+        <w:br/>
+      </w:r>
+      <w:r>
+        <w:rPr>
+          <w:rFonts w:cstheme="minorHAnsi"/>
+          <w:sz w:val="20"/>
+          <w:szCs w:val="20"/>
+        </w:rPr>
+        <w:t>Yes, it gives out of the box, just need to use $top and $skip while fetching data from service.</w:t>
+      </w:r>
+    </w:p>
+    <w:p>
+      <w:pPr>
+        <w:rPr>
+          <w:rFonts w:cstheme="minorHAnsi"/>
+          <w:sz w:val="20"/>
+          <w:szCs w:val="20"/>
+        </w:rPr>
+      </w:pPr>
+      <w:r>
+        <w:rPr>
+          <w:rFonts w:cstheme="minorHAnsi"/>
+          <w:b/>
+          <w:bCs/>
+          <w:sz w:val="20"/>
+          <w:szCs w:val="20"/>
+        </w:rPr>
+        <w:t>Pagination:</w:t>
+      </w:r>
+      <w:r>
+        <w:rPr>
+          <w:rFonts w:cstheme="minorHAnsi"/>
+          <w:sz w:val="20"/>
+          <w:szCs w:val="20"/>
+        </w:rPr>
+        <w:t xml:space="preserve"> Pagination is the process of dividing large datasets into smaller chunks (pages) and loading data page by page instead of all at once, to improve performance and user experience.</w:t>
+      </w:r>
+    </w:p>
+    <w:p>
+      <w:pPr>
+        <w:rPr>
+          <w:rFonts w:cstheme="minorHAnsi"/>
+          <w:sz w:val="20"/>
+          <w:szCs w:val="20"/>
+        </w:rPr>
+      </w:pPr>
+      <w:r>
+        <w:rPr>
+          <w:rFonts w:cstheme="minorHAnsi"/>
+          <w:b/>
+          <w:bCs/>
+          <w:sz w:val="20"/>
+          <w:szCs w:val="20"/>
+          <w:highlight w:val="yellow"/>
+        </w:rPr>
+        <w:t>How to do filter of Data in OData</w:t>
+      </w:r>
+      <w:r>
+        <w:rPr>
+          <w:rFonts w:cstheme="minorHAnsi"/>
+          <w:b/>
+          <w:bCs/>
+          <w:sz w:val="20"/>
+          <w:szCs w:val="20"/>
+        </w:rPr>
+        <w:t xml:space="preserve"> &gt;</w:t>
+      </w:r>
+      <w:r>
+        <w:rPr>
+          <w:rFonts w:cstheme="minorHAnsi"/>
+          <w:b/>
+          <w:bCs/>
+          <w:sz w:val="20"/>
+          <w:szCs w:val="20"/>
+        </w:rPr>
+        <w:br/>
+      </w:r>
+      <w:r>
+        <w:rPr>
+          <w:rFonts w:cstheme="minorHAnsi"/>
+          <w:sz w:val="20"/>
+          <w:szCs w:val="20"/>
+        </w:rPr>
+        <w:t>‘</w:t>
+      </w:r>
+      <w:r>
+        <w:rPr>
+          <w:rFonts w:cstheme="minorHAnsi"/>
+          <w:sz w:val="20"/>
+          <w:szCs w:val="20"/>
+        </w:rPr>
+        <w:t>/odata/v4/CatalogService/EmployeeSet</w:t>
+      </w:r>
+      <w:r>
+        <w:rPr>
+          <w:rFonts w:cstheme="minorHAnsi"/>
+          <w:b/>
+          <w:bCs/>
+          <w:sz w:val="20"/>
+          <w:szCs w:val="20"/>
+        </w:rPr>
+        <w:t>?$filter=sex eq 'M'</w:t>
+      </w:r>
+      <w:r>
+        <w:rPr>
+          <w:rFonts w:cstheme="minorHAnsi"/>
+          <w:b/>
+          <w:bCs/>
+          <w:sz w:val="20"/>
+          <w:szCs w:val="20"/>
+        </w:rPr>
+        <w:t>’</w:t>
+      </w:r>
     </w:p>
     <w:sectPr>
       <w:pgSz w:w="11906" w:h="16838"/>

--- a/CAPM Projects/Notes-CAPM/Anubabh_Interview.docx
+++ b/CAPM Projects/Notes-CAPM/Anubabh_Interview.docx
@@ -2866,6 +2866,9 @@
       <w:pPr>
         <w:rPr>
           <w:rFonts w:cstheme="minorHAnsi"/>
+          <w:i/>
+          <w:iCs/>
+          <w:color w:val="EE0000"/>
           <w:sz w:val="20"/>
           <w:szCs w:val="20"/>
         </w:rPr>
@@ -2887,6 +2890,25 @@
           <w:szCs w:val="20"/>
         </w:rPr>
         <w:t xml:space="preserve"> A data type that restricts a field to a fixed set of predefined constant values.</w:t>
+      </w:r>
+      <w:r>
+        <w:rPr>
+          <w:rFonts w:cstheme="minorHAnsi"/>
+          <w:sz w:val="20"/>
+          <w:szCs w:val="20"/>
+        </w:rPr>
+        <w:t xml:space="preserve"> </w:t>
+      </w:r>
+      <w:r>
+        <w:rPr>
+          <w:rFonts w:cstheme="minorHAnsi"/>
+          <w:i/>
+          <w:iCs/>
+          <w:color w:val="EE0000"/>
+          <w:sz w:val="20"/>
+          <w:szCs w:val="20"/>
+        </w:rPr>
+        <w:t>Remember Enum the right side (value) is only taken for consideration, left side (key) is just for developer readability.</w:t>
       </w:r>
     </w:p>
     <w:p>
@@ -3412,30 +3434,19 @@
     </w:p>
     <w:tbl>
       <w:tblPr>
+        <w:tblStyle w:val="TableGrid"/>
         <w:tblW w:w="0" w:type="auto"/>
-        <w:tblCellSpacing w:w="15" w:type="dxa"/>
-        <w:tblCellMar>
-          <w:top w:w="15" w:type="dxa"/>
-          <w:left w:w="15" w:type="dxa"/>
-          <w:bottom w:w="15" w:type="dxa"/>
-          <w:right w:w="15" w:type="dxa"/>
-        </w:tblCellMar>
         <w:tblLook w:val="04A0" w:firstRow="1" w:lastRow="0" w:firstColumn="1" w:lastColumn="0" w:noHBand="0" w:noVBand="1"/>
       </w:tblPr>
       <w:tblGrid>
-        <w:gridCol w:w="1548"/>
-        <w:gridCol w:w="1754"/>
-        <w:gridCol w:w="2344"/>
+        <w:gridCol w:w="1689"/>
+        <w:gridCol w:w="1910"/>
+        <w:gridCol w:w="2485"/>
       </w:tblGrid>
       <w:tr>
-        <w:trPr>
-          <w:tblHeader/>
-          <w:tblCellSpacing w:w="15" w:type="dxa"/>
-        </w:trPr>
         <w:tc>
           <w:tcPr>
             <w:tcW w:w="0" w:type="auto"/>
-            <w:vAlign w:val="center"/>
             <w:hideMark/>
           </w:tcPr>
           <w:p>
@@ -3453,7 +3464,6 @@
         <w:tc>
           <w:tcPr>
             <w:tcW w:w="0" w:type="auto"/>
-            <w:vAlign w:val="center"/>
             <w:hideMark/>
           </w:tcPr>
           <w:p>
@@ -3481,7 +3491,6 @@
         <w:tc>
           <w:tcPr>
             <w:tcW w:w="0" w:type="auto"/>
-            <w:vAlign w:val="center"/>
             <w:hideMark/>
           </w:tcPr>
           <w:p>
@@ -3508,13 +3517,9 @@
         </w:tc>
       </w:tr>
       <w:tr>
-        <w:trPr>
-          <w:tblCellSpacing w:w="15" w:type="dxa"/>
-        </w:trPr>
         <w:tc>
           <w:tcPr>
             <w:tcW w:w="0" w:type="auto"/>
-            <w:vAlign w:val="center"/>
             <w:hideMark/>
           </w:tcPr>
           <w:p>
@@ -3540,7 +3545,6 @@
         <w:tc>
           <w:tcPr>
             <w:tcW w:w="0" w:type="auto"/>
-            <w:vAlign w:val="center"/>
             <w:hideMark/>
           </w:tcPr>
           <w:p>
@@ -3564,7 +3568,6 @@
         <w:tc>
           <w:tcPr>
             <w:tcW w:w="0" w:type="auto"/>
-            <w:vAlign w:val="center"/>
             <w:hideMark/>
           </w:tcPr>
           <w:p>
@@ -3587,13 +3590,9 @@
         </w:tc>
       </w:tr>
       <w:tr>
-        <w:trPr>
-          <w:tblCellSpacing w:w="15" w:type="dxa"/>
-        </w:trPr>
         <w:tc>
           <w:tcPr>
             <w:tcW w:w="0" w:type="auto"/>
-            <w:vAlign w:val="center"/>
             <w:hideMark/>
           </w:tcPr>
           <w:p>
@@ -3619,7 +3618,6 @@
         <w:tc>
           <w:tcPr>
             <w:tcW w:w="0" w:type="auto"/>
-            <w:vAlign w:val="center"/>
             <w:hideMark/>
           </w:tcPr>
           <w:p>
@@ -3643,7 +3641,6 @@
         <w:tc>
           <w:tcPr>
             <w:tcW w:w="0" w:type="auto"/>
-            <w:vAlign w:val="center"/>
             <w:hideMark/>
           </w:tcPr>
           <w:p>
@@ -3666,13 +3663,9 @@
         </w:tc>
       </w:tr>
       <w:tr>
-        <w:trPr>
-          <w:tblCellSpacing w:w="15" w:type="dxa"/>
-        </w:trPr>
         <w:tc>
           <w:tcPr>
             <w:tcW w:w="0" w:type="auto"/>
-            <w:vAlign w:val="center"/>
             <w:hideMark/>
           </w:tcPr>
           <w:p>
@@ -3698,7 +3691,6 @@
         <w:tc>
           <w:tcPr>
             <w:tcW w:w="0" w:type="auto"/>
-            <w:vAlign w:val="center"/>
             <w:hideMark/>
           </w:tcPr>
           <w:p>
@@ -3722,7 +3714,6 @@
         <w:tc>
           <w:tcPr>
             <w:tcW w:w="0" w:type="auto"/>
-            <w:vAlign w:val="center"/>
             <w:hideMark/>
           </w:tcPr>
           <w:p>
@@ -3745,13 +3736,9 @@
         </w:tc>
       </w:tr>
       <w:tr>
-        <w:trPr>
-          <w:tblCellSpacing w:w="15" w:type="dxa"/>
-        </w:trPr>
         <w:tc>
           <w:tcPr>
             <w:tcW w:w="0" w:type="auto"/>
-            <w:vAlign w:val="center"/>
             <w:hideMark/>
           </w:tcPr>
           <w:p>
@@ -3777,7 +3764,6 @@
         <w:tc>
           <w:tcPr>
             <w:tcW w:w="0" w:type="auto"/>
-            <w:vAlign w:val="center"/>
             <w:hideMark/>
           </w:tcPr>
           <w:p>
@@ -3801,7 +3787,6 @@
         <w:tc>
           <w:tcPr>
             <w:tcW w:w="0" w:type="auto"/>
-            <w:vAlign w:val="center"/>
             <w:hideMark/>
           </w:tcPr>
           <w:p>
@@ -3824,13 +3809,9 @@
         </w:tc>
       </w:tr>
       <w:tr>
-        <w:trPr>
-          <w:tblCellSpacing w:w="15" w:type="dxa"/>
-        </w:trPr>
         <w:tc>
           <w:tcPr>
             <w:tcW w:w="0" w:type="auto"/>
-            <w:vAlign w:val="center"/>
             <w:hideMark/>
           </w:tcPr>
           <w:p>
@@ -3856,7 +3837,6 @@
         <w:tc>
           <w:tcPr>
             <w:tcW w:w="0" w:type="auto"/>
-            <w:vAlign w:val="center"/>
             <w:hideMark/>
           </w:tcPr>
           <w:p>
@@ -3880,7 +3860,6 @@
         <w:tc>
           <w:tcPr>
             <w:tcW w:w="0" w:type="auto"/>
-            <w:vAlign w:val="center"/>
             <w:hideMark/>
           </w:tcPr>
           <w:p>
@@ -3920,6 +3899,17 @@
           <w:szCs w:val="20"/>
           <w:highlight w:val="yellow"/>
         </w:rPr>
+        <w:br/>
+      </w:r>
+      <w:r>
+        <w:rPr>
+          <w:rFonts w:cstheme="minorHAnsi"/>
+          <w:b/>
+          <w:bCs/>
+          <w:sz w:val="20"/>
+          <w:szCs w:val="20"/>
+          <w:highlight w:val="yellow"/>
+        </w:rPr>
         <w:t xml:space="preserve">How Foreign Key Field stored in database if name of field is class for example, and Parent table key field name is </w:t>
       </w:r>
       <w:proofErr w:type="spellStart"/>
@@ -3961,14 +3951,126 @@
           <w:sz w:val="20"/>
           <w:szCs w:val="20"/>
         </w:rPr>
+        <w:t>The name of the foreign key field in database will be stored as class_myid. Basically nameOfFKField_parentFieldIdName.</w:t>
+      </w:r>
+    </w:p>
+    <w:p>
+      <w:pPr>
+        <w:rPr>
+          <w:rFonts w:cstheme="minorHAnsi"/>
+          <w:sz w:val="20"/>
+          <w:szCs w:val="20"/>
+        </w:rPr>
+      </w:pPr>
+      <w:r>
+        <w:rPr>
+          <w:rFonts w:cstheme="minorHAnsi"/>
+          <w:b/>
+          <w:bCs/>
+          <w:sz w:val="20"/>
+          <w:szCs w:val="20"/>
+          <w:highlight w:val="yellow"/>
+        </w:rPr>
+        <w:t>Aspects</w:t>
+      </w:r>
+      <w:r>
+        <w:rPr>
+          <w:rFonts w:cstheme="minorHAnsi"/>
+          <w:b/>
+          <w:bCs/>
+          <w:sz w:val="20"/>
+          <w:szCs w:val="20"/>
+        </w:rPr>
+        <w:t xml:space="preserve"> &gt;</w:t>
+      </w:r>
+      <w:r>
+        <w:rPr>
+          <w:rFonts w:cstheme="minorHAnsi"/>
+          <w:b/>
+          <w:bCs/>
+          <w:sz w:val="20"/>
+          <w:szCs w:val="20"/>
+        </w:rPr>
+        <w:br/>
+      </w:r>
+      <w:r>
+        <w:rPr>
+          <w:rFonts w:cstheme="minorHAnsi"/>
+          <w:sz w:val="20"/>
+          <w:szCs w:val="20"/>
+        </w:rPr>
+        <w:t xml:space="preserve">Aspect: In CAPM, an aspect is a reusable CDS structure used to add common fields or </w:t>
+      </w:r>
+      <w:r>
+        <w:rPr>
+          <w:rFonts w:cstheme="minorHAnsi"/>
+          <w:sz w:val="20"/>
+          <w:szCs w:val="20"/>
+        </w:rPr>
+        <w:t>behaviour</w:t>
+      </w:r>
+      <w:r>
+        <w:rPr>
+          <w:rFonts w:cstheme="minorHAnsi"/>
+          <w:sz w:val="20"/>
+          <w:szCs w:val="20"/>
+        </w:rPr>
+        <w:t xml:space="preserve"> (like audit </w:t>
+      </w:r>
+      <w:r>
+        <w:rPr>
+          <w:rFonts w:cstheme="minorHAnsi"/>
+          <w:sz w:val="20"/>
+          <w:szCs w:val="20"/>
+        </w:rPr>
         <w:lastRenderedPageBreak/>
-        <w:t>The name of the foreign key field in database will be stored as class_myid. Basically nameOfFKField_parentFieldIdName.</w:t>
-      </w:r>
-    </w:p>
-    <w:p>
-      <w:pPr>
-        <w:rPr>
-          <w:rFonts w:cstheme="minorHAnsi"/>
+        <w:t>fields or IDs) to multiple entities without duplicating code.</w:t>
+      </w:r>
+      <w:r>
+        <w:rPr>
+          <w:rFonts w:cstheme="minorHAnsi"/>
+          <w:sz w:val="20"/>
+          <w:szCs w:val="20"/>
+        </w:rPr>
+        <w:t xml:space="preserve"> Standard aspects given by sap are – </w:t>
+      </w:r>
+      <w:r>
+        <w:rPr>
+          <w:rFonts w:cstheme="minorHAnsi"/>
+          <w:b/>
+          <w:bCs/>
+          <w:sz w:val="20"/>
+          <w:szCs w:val="20"/>
+        </w:rPr>
+        <w:t xml:space="preserve">managed, temporal, </w:t>
+      </w:r>
+      <w:proofErr w:type="spellStart"/>
+      <w:r>
+        <w:rPr>
+          <w:rFonts w:cstheme="minorHAnsi"/>
+          <w:b/>
+          <w:bCs/>
+          <w:sz w:val="20"/>
+          <w:szCs w:val="20"/>
+        </w:rPr>
+        <w:t>cuid</w:t>
+      </w:r>
+      <w:proofErr w:type="spellEnd"/>
+      <w:r>
+        <w:rPr>
+          <w:rFonts w:cstheme="minorHAnsi"/>
+          <w:sz w:val="20"/>
+          <w:szCs w:val="20"/>
+        </w:rPr>
+        <w:t>.</w:t>
+      </w:r>
+    </w:p>
+    <w:p>
+      <w:pPr>
+        <w:rPr>
+          <w:rFonts w:cstheme="minorHAnsi"/>
+          <w:b/>
+          <w:bCs/>
           <w:sz w:val="20"/>
           <w:szCs w:val="20"/>
         </w:rPr>
@@ -3982,7 +4084,7 @@
           <w:szCs w:val="20"/>
           <w:highlight w:val="yellow"/>
         </w:rPr>
-        <w:t>Aspects</w:t>
+        <w:t>Type</w:t>
       </w:r>
       <w:r>
         <w:rPr>
@@ -4002,15 +4104,5174 @@
           <w:sz w:val="20"/>
           <w:szCs w:val="20"/>
         </w:rPr>
+        <w:t xml:space="preserve"> </w:t>
+      </w:r>
+    </w:p>
+    <w:p>
+      <w:pPr>
+        <w:rPr>
+          <w:rFonts w:cstheme="minorHAnsi"/>
+          <w:sz w:val="20"/>
+          <w:szCs w:val="20"/>
+        </w:rPr>
+      </w:pPr>
+      <w:r>
+        <w:rPr>
+          <w:rFonts w:cstheme="minorHAnsi"/>
+          <w:sz w:val="20"/>
+          <w:szCs w:val="20"/>
+        </w:rPr>
+        <w:t xml:space="preserve">Type: In CAPM, a type is used to define the format </w:t>
+      </w:r>
+      <w:r>
+        <w:rPr>
+          <w:rFonts w:cstheme="minorHAnsi"/>
+          <w:sz w:val="20"/>
+          <w:szCs w:val="20"/>
+        </w:rPr>
+        <w:t>or</w:t>
+      </w:r>
+      <w:r>
+        <w:rPr>
+          <w:rFonts w:cstheme="minorHAnsi"/>
+          <w:sz w:val="20"/>
+          <w:szCs w:val="20"/>
+        </w:rPr>
+        <w:t xml:space="preserve"> datatype of a field (like string, number, or decimal) so that the same definition can be reused in multiple places, ensuring consistency and avoiding repetition in your data model.</w:t>
+      </w:r>
+    </w:p>
+    <w:p>
+      <w:pPr>
+        <w:rPr>
+          <w:rFonts w:cstheme="minorHAnsi"/>
+          <w:sz w:val="20"/>
+          <w:szCs w:val="20"/>
+        </w:rPr>
+      </w:pPr>
+      <w:r>
+        <w:rPr>
+          <w:rFonts w:cstheme="minorHAnsi"/>
+          <w:b/>
+          <w:bCs/>
+          <w:sz w:val="20"/>
+          <w:szCs w:val="20"/>
+          <w:highlight w:val="yellow"/>
+        </w:rPr>
+        <w:t>Localized keyword</w:t>
+      </w:r>
+      <w:r>
+        <w:rPr>
+          <w:rFonts w:cstheme="minorHAnsi"/>
+          <w:b/>
+          <w:bCs/>
+          <w:sz w:val="20"/>
+          <w:szCs w:val="20"/>
+        </w:rPr>
+        <w:t xml:space="preserve"> &gt;</w:t>
+      </w:r>
+      <w:r>
+        <w:rPr>
+          <w:rFonts w:cstheme="minorHAnsi"/>
+          <w:b/>
+          <w:bCs/>
+          <w:sz w:val="20"/>
+          <w:szCs w:val="20"/>
+        </w:rPr>
         <w:br/>
       </w:r>
       <w:r>
         <w:rPr>
           <w:rFonts w:cstheme="minorHAnsi"/>
-          <w:sz w:val="20"/>
-          <w:szCs w:val="20"/>
-        </w:rPr>
-        <w:t xml:space="preserve">Aspect: In CAPM, an aspect is a reusable CDS structure used to add common fields or </w:t>
+          <w:b/>
+          <w:bCs/>
+          <w:sz w:val="20"/>
+          <w:szCs w:val="20"/>
+        </w:rPr>
+        <w:t>localized:</w:t>
+      </w:r>
+      <w:r>
+        <w:rPr>
+          <w:rFonts w:cstheme="minorHAnsi"/>
+          <w:sz w:val="20"/>
+          <w:szCs w:val="20"/>
+        </w:rPr>
+        <w:t xml:space="preserve"> In CAPM, the localized keyword is used to enable multi-language support for a field, so its value can be stored and retrieved in different languages based on the user’s locale.</w:t>
+      </w:r>
+      <w:r>
+        <w:rPr>
+          <w:rFonts w:cstheme="minorHAnsi"/>
+          <w:sz w:val="20"/>
+          <w:szCs w:val="20"/>
+        </w:rPr>
+        <w:t xml:space="preserve"> Later we have a text table where we need to fill locale, and other information in different language.</w:t>
+      </w:r>
+    </w:p>
+    <w:p>
+      <w:pPr>
+        <w:rPr>
+          <w:rFonts w:cstheme="minorHAnsi"/>
+          <w:sz w:val="20"/>
+          <w:szCs w:val="20"/>
+        </w:rPr>
+      </w:pPr>
+      <w:r>
+        <w:rPr>
+          <w:rFonts w:cstheme="minorHAnsi"/>
+          <w:b/>
+          <w:bCs/>
+          <w:sz w:val="20"/>
+          <w:szCs w:val="20"/>
+          <w:highlight w:val="yellow"/>
+        </w:rPr>
+        <w:t>Service</w:t>
+      </w:r>
+      <w:r>
+        <w:rPr>
+          <w:rFonts w:cstheme="minorHAnsi"/>
+          <w:b/>
+          <w:bCs/>
+          <w:sz w:val="20"/>
+          <w:szCs w:val="20"/>
+        </w:rPr>
+        <w:t xml:space="preserve"> &gt;</w:t>
+      </w:r>
+      <w:r>
+        <w:rPr>
+          <w:rFonts w:cstheme="minorHAnsi"/>
+          <w:b/>
+          <w:bCs/>
+          <w:sz w:val="20"/>
+          <w:szCs w:val="20"/>
+        </w:rPr>
+        <w:br/>
+      </w:r>
+      <w:r>
+        <w:rPr>
+          <w:rFonts w:cstheme="minorHAnsi"/>
+          <w:b/>
+          <w:bCs/>
+          <w:sz w:val="20"/>
+          <w:szCs w:val="20"/>
+        </w:rPr>
+        <w:t>Service:</w:t>
+      </w:r>
+      <w:r>
+        <w:rPr>
+          <w:rFonts w:cstheme="minorHAnsi"/>
+          <w:sz w:val="20"/>
+          <w:szCs w:val="20"/>
+        </w:rPr>
+        <w:t xml:space="preserve"> In CAPM, a service is a layer that exposes your data model (entities and operations) as APIs (like OData) so external applications can interact with it.</w:t>
+      </w:r>
+    </w:p>
+    <w:p>
+      <w:pPr>
+        <w:rPr>
+          <w:rFonts w:cstheme="minorHAnsi"/>
+          <w:sz w:val="20"/>
+          <w:szCs w:val="20"/>
+        </w:rPr>
+      </w:pPr>
+      <w:r>
+        <w:rPr>
+          <w:rFonts w:cstheme="minorHAnsi"/>
+          <w:b/>
+          <w:bCs/>
+          <w:sz w:val="20"/>
+          <w:szCs w:val="20"/>
+          <w:highlight w:val="yellow"/>
+        </w:rPr>
+        <w:t>CDS View and why used</w:t>
+      </w:r>
+      <w:r>
+        <w:rPr>
+          <w:rFonts w:cstheme="minorHAnsi"/>
+          <w:b/>
+          <w:bCs/>
+          <w:sz w:val="20"/>
+          <w:szCs w:val="20"/>
+        </w:rPr>
+        <w:t xml:space="preserve"> &gt;</w:t>
+      </w:r>
+      <w:r>
+        <w:rPr>
+          <w:rFonts w:cstheme="minorHAnsi"/>
+          <w:b/>
+          <w:bCs/>
+          <w:sz w:val="20"/>
+          <w:szCs w:val="20"/>
+        </w:rPr>
+        <w:br/>
+      </w:r>
+      <w:r>
+        <w:rPr>
+          <w:rFonts w:cstheme="minorHAnsi"/>
+          <w:sz w:val="20"/>
+          <w:szCs w:val="20"/>
+        </w:rPr>
+        <w:t>A CDS View is a virtual data model defined using CDS that represents data from one or more tables with logic like joins</w:t>
+      </w:r>
+      <w:r>
+        <w:rPr>
+          <w:rFonts w:cstheme="minorHAnsi"/>
+          <w:sz w:val="20"/>
+          <w:szCs w:val="20"/>
+        </w:rPr>
+        <w:t xml:space="preserve">, </w:t>
+      </w:r>
+      <w:r>
+        <w:rPr>
+          <w:rFonts w:cstheme="minorHAnsi"/>
+          <w:sz w:val="20"/>
+          <w:szCs w:val="20"/>
+        </w:rPr>
+        <w:t>aggregations</w:t>
+      </w:r>
+      <w:r>
+        <w:rPr>
+          <w:rFonts w:cstheme="minorHAnsi"/>
+          <w:sz w:val="20"/>
+          <w:szCs w:val="20"/>
+        </w:rPr>
+        <w:t xml:space="preserve"> etc</w:t>
+      </w:r>
+      <w:r>
+        <w:rPr>
+          <w:rFonts w:cstheme="minorHAnsi"/>
+          <w:sz w:val="20"/>
+          <w:szCs w:val="20"/>
+        </w:rPr>
+        <w:t>.</w:t>
+      </w:r>
+    </w:p>
+    <w:p>
+      <w:pPr>
+        <w:rPr>
+          <w:rFonts w:cstheme="minorHAnsi"/>
+          <w:sz w:val="20"/>
+          <w:szCs w:val="20"/>
+        </w:rPr>
+      </w:pPr>
+      <w:r>
+        <w:rPr>
+          <w:rFonts w:cstheme="minorHAnsi"/>
+          <w:sz w:val="20"/>
+          <w:szCs w:val="20"/>
+        </w:rPr>
+        <w:t xml:space="preserve">It is used to prepare and organize data in a structured way by combining, </w:t>
+      </w:r>
+      <w:r>
+        <w:rPr>
+          <w:rFonts w:cstheme="minorHAnsi"/>
+          <w:sz w:val="20"/>
+          <w:szCs w:val="20"/>
+        </w:rPr>
+        <w:t>aggregating</w:t>
+      </w:r>
+      <w:r>
+        <w:rPr>
+          <w:rFonts w:cstheme="minorHAnsi"/>
+          <w:sz w:val="20"/>
+          <w:szCs w:val="20"/>
+        </w:rPr>
+        <w:t>, and shaping it directly at the database level, so applications don’t need to write complex logic and can get ready-to-use data more efficiently.</w:t>
+      </w:r>
+    </w:p>
+    <w:p>
+      <w:pPr>
+        <w:rPr>
+          <w:rFonts w:cstheme="minorHAnsi"/>
+          <w:sz w:val="20"/>
+          <w:szCs w:val="20"/>
+        </w:rPr>
+      </w:pPr>
+      <w:r>
+        <w:rPr>
+          <w:rFonts w:cstheme="minorHAnsi"/>
+          <w:b/>
+          <w:bCs/>
+          <w:sz w:val="20"/>
+          <w:szCs w:val="20"/>
+          <w:highlight w:val="yellow"/>
+        </w:rPr>
+        <w:t xml:space="preserve">How to have Lazy loading by CDS View meaning How to get </w:t>
+      </w:r>
+      <w:r>
+        <w:rPr>
+          <w:rFonts w:cstheme="minorHAnsi"/>
+          <w:b/>
+          <w:bCs/>
+          <w:sz w:val="20"/>
+          <w:szCs w:val="20"/>
+          <w:highlight w:val="yellow"/>
+        </w:rPr>
+        <w:t>one entity first and second one on demand</w:t>
+      </w:r>
+      <w:r>
+        <w:rPr>
+          <w:rFonts w:cstheme="minorHAnsi"/>
+          <w:b/>
+          <w:bCs/>
+          <w:sz w:val="20"/>
+          <w:szCs w:val="20"/>
+        </w:rPr>
+        <w:t xml:space="preserve"> &gt;</w:t>
+      </w:r>
+      <w:r>
+        <w:rPr>
+          <w:rFonts w:cstheme="minorHAnsi"/>
+          <w:b/>
+          <w:bCs/>
+          <w:sz w:val="20"/>
+          <w:szCs w:val="20"/>
+        </w:rPr>
+        <w:br/>
+      </w:r>
+      <w:r>
+        <w:rPr>
+          <w:rFonts w:cstheme="minorHAnsi"/>
+          <w:sz w:val="20"/>
+          <w:szCs w:val="20"/>
+        </w:rPr>
+        <w:t xml:space="preserve">using </w:t>
+      </w:r>
+      <w:r>
+        <w:rPr>
+          <w:rFonts w:cstheme="minorHAnsi"/>
+          <w:b/>
+          <w:bCs/>
+          <w:sz w:val="20"/>
+          <w:szCs w:val="20"/>
+        </w:rPr>
+        <w:t>mixin into</w:t>
+      </w:r>
+      <w:r>
+        <w:rPr>
+          <w:rFonts w:cstheme="minorHAnsi"/>
+          <w:sz w:val="20"/>
+          <w:szCs w:val="20"/>
+        </w:rPr>
+        <w:t xml:space="preserve"> can help into this.</w:t>
+      </w:r>
+    </w:p>
+    <w:p>
+      <w:pPr>
+        <w:rPr>
+          <w:rFonts w:cstheme="minorHAnsi"/>
+          <w:sz w:val="20"/>
+          <w:szCs w:val="20"/>
+        </w:rPr>
+      </w:pPr>
+      <w:proofErr w:type="gramStart"/>
+      <w:r>
+        <w:rPr>
+          <w:rFonts w:cstheme="minorHAnsi"/>
+          <w:b/>
+          <w:bCs/>
+          <w:sz w:val="20"/>
+          <w:szCs w:val="20"/>
+          <w:highlight w:val="yellow"/>
+        </w:rPr>
+        <w:t>What !</w:t>
+      </w:r>
+      <w:proofErr w:type="gramEnd"/>
+      <w:r>
+        <w:rPr>
+          <w:rFonts w:cstheme="minorHAnsi"/>
+          <w:b/>
+          <w:bCs/>
+          <w:sz w:val="20"/>
+          <w:szCs w:val="20"/>
+          <w:highlight w:val="yellow"/>
+        </w:rPr>
+        <w:t>[</w:t>
+      </w:r>
+      <w:r>
+        <w:rPr>
+          <w:rFonts w:cstheme="minorHAnsi"/>
+          <w:b/>
+          <w:bCs/>
+          <w:sz w:val="20"/>
+          <w:szCs w:val="20"/>
+          <w:highlight w:val="yellow"/>
+        </w:rPr>
+        <w:t>Anything</w:t>
+      </w:r>
+      <w:r>
+        <w:rPr>
+          <w:rFonts w:cstheme="minorHAnsi"/>
+          <w:b/>
+          <w:bCs/>
+          <w:sz w:val="20"/>
+          <w:szCs w:val="20"/>
+          <w:highlight w:val="yellow"/>
+        </w:rPr>
+        <w:t>] means in view</w:t>
+      </w:r>
+      <w:r>
+        <w:rPr>
+          <w:rFonts w:cstheme="minorHAnsi"/>
+          <w:b/>
+          <w:bCs/>
+          <w:sz w:val="20"/>
+          <w:szCs w:val="20"/>
+        </w:rPr>
+        <w:t xml:space="preserve"> &gt;</w:t>
+      </w:r>
+      <w:r>
+        <w:rPr>
+          <w:rFonts w:cstheme="minorHAnsi"/>
+          <w:b/>
+          <w:bCs/>
+          <w:sz w:val="20"/>
+          <w:szCs w:val="20"/>
+        </w:rPr>
+        <w:br/>
+      </w:r>
+      <w:r>
+        <w:rPr>
+          <w:rFonts w:cstheme="minorHAnsi"/>
+          <w:sz w:val="20"/>
+          <w:szCs w:val="20"/>
+        </w:rPr>
+        <w:t xml:space="preserve">This means we want our Views to be created in exactly same case sensitive format as we have written. </w:t>
+      </w:r>
+    </w:p>
+    <w:p>
+      <w:pPr>
+        <w:rPr>
+          <w:rFonts w:cstheme="minorHAnsi"/>
+          <w:sz w:val="20"/>
+          <w:szCs w:val="20"/>
+        </w:rPr>
+      </w:pPr>
+      <w:r>
+        <w:rPr>
+          <w:rFonts w:cstheme="minorHAnsi"/>
+          <w:b/>
+          <w:bCs/>
+          <w:sz w:val="20"/>
+          <w:szCs w:val="20"/>
+          <w:highlight w:val="yellow"/>
+        </w:rPr>
+        <w:t>Mixin into</w:t>
+      </w:r>
+      <w:r>
+        <w:rPr>
+          <w:rFonts w:cstheme="minorHAnsi"/>
+          <w:b/>
+          <w:bCs/>
+          <w:sz w:val="20"/>
+          <w:szCs w:val="20"/>
+        </w:rPr>
+        <w:t xml:space="preserve"> &gt;</w:t>
+      </w:r>
+      <w:r>
+        <w:rPr>
+          <w:rFonts w:cstheme="minorHAnsi"/>
+          <w:b/>
+          <w:bCs/>
+          <w:sz w:val="20"/>
+          <w:szCs w:val="20"/>
+        </w:rPr>
+        <w:br/>
+      </w:r>
+      <w:r>
+        <w:rPr>
+          <w:rFonts w:cstheme="minorHAnsi"/>
+          <w:b/>
+          <w:bCs/>
+          <w:sz w:val="20"/>
+          <w:szCs w:val="20"/>
+        </w:rPr>
+        <w:t>Mixin (mixin into):</w:t>
+      </w:r>
+      <w:r>
+        <w:rPr>
+          <w:rFonts w:cstheme="minorHAnsi"/>
+          <w:sz w:val="20"/>
+          <w:szCs w:val="20"/>
+        </w:rPr>
+        <w:t xml:space="preserve"> In CAPM CDS, mixin into is used to add or extend associations temporarily within a view, allowing you to include additional relationships without changing the original entity definition.</w:t>
+      </w:r>
+    </w:p>
+    <w:p>
+      <w:pPr>
+        <w:rPr>
+          <w:rFonts w:cstheme="minorHAnsi"/>
+          <w:sz w:val="20"/>
+          <w:szCs w:val="20"/>
+        </w:rPr>
+      </w:pPr>
+      <w:r>
+        <w:rPr>
+          <w:rFonts w:cstheme="minorHAnsi"/>
+          <w:b/>
+          <w:bCs/>
+          <w:sz w:val="20"/>
+          <w:szCs w:val="20"/>
+          <w:highlight w:val="yellow"/>
+        </w:rPr>
+        <w:t>What is Ad hoc Association and Exposed Association</w:t>
+      </w:r>
+      <w:r>
+        <w:rPr>
+          <w:rFonts w:cstheme="minorHAnsi"/>
+          <w:b/>
+          <w:bCs/>
+          <w:sz w:val="20"/>
+          <w:szCs w:val="20"/>
+        </w:rPr>
+        <w:t xml:space="preserve"> &gt;</w:t>
+      </w:r>
+      <w:r>
+        <w:rPr>
+          <w:rFonts w:cstheme="minorHAnsi"/>
+          <w:b/>
+          <w:bCs/>
+          <w:sz w:val="20"/>
+          <w:szCs w:val="20"/>
+        </w:rPr>
+        <w:br/>
+      </w:r>
+      <w:r>
+        <w:rPr>
+          <w:rFonts w:cstheme="minorHAnsi"/>
+          <w:b/>
+          <w:bCs/>
+          <w:sz w:val="20"/>
+          <w:szCs w:val="20"/>
+        </w:rPr>
+        <w:t>Ad-hoc</w:t>
+      </w:r>
+      <w:r>
+        <w:rPr>
+          <w:rFonts w:cstheme="minorHAnsi"/>
+          <w:sz w:val="20"/>
+          <w:szCs w:val="20"/>
+        </w:rPr>
+        <w:t xml:space="preserve">: </w:t>
+      </w:r>
+      <w:r>
+        <w:rPr>
+          <w:rFonts w:cstheme="minorHAnsi"/>
+          <w:sz w:val="20"/>
+          <w:szCs w:val="20"/>
+        </w:rPr>
+        <w:t>An association created inside a query/view (not in the base entity) for temporary use.</w:t>
+      </w:r>
+      <w:r>
+        <w:rPr>
+          <w:rFonts w:cstheme="minorHAnsi"/>
+          <w:sz w:val="20"/>
+          <w:szCs w:val="20"/>
+        </w:rPr>
+        <w:br/>
+      </w:r>
+      <w:r>
+        <w:rPr>
+          <w:rFonts w:cstheme="minorHAnsi"/>
+          <w:b/>
+          <w:bCs/>
+          <w:sz w:val="20"/>
+          <w:szCs w:val="20"/>
+        </w:rPr>
+        <w:t>Exposed</w:t>
+      </w:r>
+      <w:r>
+        <w:rPr>
+          <w:rFonts w:cstheme="minorHAnsi"/>
+          <w:sz w:val="20"/>
+          <w:szCs w:val="20"/>
+        </w:rPr>
+        <w:t xml:space="preserve">: </w:t>
+      </w:r>
+      <w:r>
+        <w:rPr>
+          <w:rFonts w:cstheme="minorHAnsi"/>
+          <w:sz w:val="20"/>
+          <w:szCs w:val="20"/>
+        </w:rPr>
+        <w:t>An association that is made available in a service so clients (UI/API) can navigate it</w:t>
+      </w:r>
+      <w:r>
+        <w:rPr>
+          <w:rFonts w:cstheme="minorHAnsi"/>
+          <w:sz w:val="20"/>
+          <w:szCs w:val="20"/>
+        </w:rPr>
+        <w:t>.</w:t>
+      </w:r>
+    </w:p>
+    <w:p>
+      <w:pPr>
+        <w:rPr>
+          <w:rFonts w:cstheme="minorHAnsi"/>
+          <w:sz w:val="20"/>
+          <w:szCs w:val="20"/>
+        </w:rPr>
+      </w:pPr>
+      <w:r>
+        <w:rPr>
+          <w:rFonts w:cstheme="minorHAnsi"/>
+          <w:b/>
+          <w:bCs/>
+          <w:sz w:val="20"/>
+          <w:szCs w:val="20"/>
+          <w:highlight w:val="yellow"/>
+        </w:rPr>
+        <w:t>How to get Service Name as you give in Service file</w:t>
+      </w:r>
+      <w:r>
+        <w:rPr>
+          <w:rFonts w:cstheme="minorHAnsi"/>
+          <w:b/>
+          <w:bCs/>
+          <w:sz w:val="20"/>
+          <w:szCs w:val="20"/>
+        </w:rPr>
+        <w:t xml:space="preserve"> &gt;</w:t>
+      </w:r>
+      <w:r>
+        <w:rPr>
+          <w:rFonts w:cstheme="minorHAnsi"/>
+          <w:sz w:val="20"/>
+          <w:szCs w:val="20"/>
+        </w:rPr>
+        <w:br/>
+        <w:t xml:space="preserve">We need to maintain </w:t>
+      </w:r>
+      <w:proofErr w:type="gramStart"/>
+      <w:r>
+        <w:rPr>
+          <w:rFonts w:cstheme="minorHAnsi"/>
+          <w:sz w:val="20"/>
+          <w:szCs w:val="20"/>
+        </w:rPr>
+        <w:t>@(</w:t>
+      </w:r>
+      <w:proofErr w:type="gramEnd"/>
+      <w:r>
+        <w:rPr>
+          <w:rFonts w:cstheme="minorHAnsi"/>
+          <w:sz w:val="20"/>
+          <w:szCs w:val="20"/>
+        </w:rPr>
+        <w:t>path: ‘’) annotation.</w:t>
+      </w:r>
+    </w:p>
+    <w:p>
+      <w:pPr>
+        <w:rPr>
+          <w:rFonts w:cstheme="minorHAnsi"/>
+          <w:sz w:val="20"/>
+          <w:szCs w:val="20"/>
+        </w:rPr>
+      </w:pPr>
+      <w:r>
+        <w:rPr>
+          <w:rFonts w:cstheme="minorHAnsi"/>
+          <w:b/>
+          <w:bCs/>
+          <w:sz w:val="20"/>
+          <w:szCs w:val="20"/>
+          <w:highlight w:val="yellow"/>
+        </w:rPr>
+        <w:t>How to test our created service directly in V</w:t>
+      </w:r>
+      <w:r>
+        <w:rPr>
+          <w:rFonts w:cstheme="minorHAnsi"/>
+          <w:b/>
+          <w:bCs/>
+          <w:sz w:val="20"/>
+          <w:szCs w:val="20"/>
+          <w:highlight w:val="yellow"/>
+        </w:rPr>
+        <w:t>S</w:t>
+      </w:r>
+      <w:r>
+        <w:rPr>
+          <w:rFonts w:cstheme="minorHAnsi"/>
+          <w:b/>
+          <w:bCs/>
+          <w:sz w:val="20"/>
+          <w:szCs w:val="20"/>
+          <w:highlight w:val="yellow"/>
+        </w:rPr>
+        <w:t>code / BAS without using Browser</w:t>
+      </w:r>
+      <w:r>
+        <w:rPr>
+          <w:rFonts w:cstheme="minorHAnsi"/>
+          <w:b/>
+          <w:bCs/>
+          <w:sz w:val="20"/>
+          <w:szCs w:val="20"/>
+        </w:rPr>
+        <w:t xml:space="preserve"> &gt;</w:t>
+      </w:r>
+      <w:r>
+        <w:rPr>
+          <w:rFonts w:cstheme="minorHAnsi"/>
+          <w:b/>
+          <w:bCs/>
+          <w:sz w:val="20"/>
+          <w:szCs w:val="20"/>
+        </w:rPr>
+        <w:br/>
+      </w:r>
+      <w:r>
+        <w:rPr>
+          <w:rFonts w:cstheme="minorHAnsi"/>
+          <w:sz w:val="20"/>
+          <w:szCs w:val="20"/>
+        </w:rPr>
+        <w:t xml:space="preserve">We need to create </w:t>
+      </w:r>
+      <w:r>
+        <w:rPr>
+          <w:rFonts w:cstheme="minorHAnsi"/>
+          <w:b/>
+          <w:bCs/>
+          <w:sz w:val="20"/>
+          <w:szCs w:val="20"/>
+        </w:rPr>
+        <w:t>anyname.http</w:t>
+      </w:r>
+      <w:r>
+        <w:rPr>
+          <w:rFonts w:cstheme="minorHAnsi"/>
+          <w:sz w:val="20"/>
+          <w:szCs w:val="20"/>
+        </w:rPr>
+        <w:t xml:space="preserve"> file</w:t>
+      </w:r>
+      <w:r>
+        <w:rPr>
+          <w:rFonts w:cstheme="minorHAnsi"/>
+          <w:sz w:val="20"/>
+          <w:szCs w:val="20"/>
+        </w:rPr>
+        <w:t xml:space="preserve">, it is created under </w:t>
+      </w:r>
+      <w:proofErr w:type="spellStart"/>
+      <w:r>
+        <w:rPr>
+          <w:rFonts w:cstheme="minorHAnsi"/>
+          <w:sz w:val="20"/>
+          <w:szCs w:val="20"/>
+        </w:rPr>
+        <w:t>srv</w:t>
+      </w:r>
+      <w:proofErr w:type="spellEnd"/>
+      <w:r>
+        <w:rPr>
+          <w:rFonts w:cstheme="minorHAnsi"/>
+          <w:sz w:val="20"/>
+          <w:szCs w:val="20"/>
+        </w:rPr>
+        <w:t xml:space="preserve"> folder mostly</w:t>
+      </w:r>
+      <w:r>
+        <w:rPr>
+          <w:rFonts w:cstheme="minorHAnsi"/>
+          <w:sz w:val="20"/>
+          <w:szCs w:val="20"/>
+        </w:rPr>
+        <w:t>.</w:t>
+      </w:r>
+      <w:r>
+        <w:rPr>
+          <w:rFonts w:cstheme="minorHAnsi"/>
+          <w:sz w:val="20"/>
+          <w:szCs w:val="20"/>
+        </w:rPr>
+        <w:br/>
+      </w:r>
+      <w:r>
+        <w:rPr>
+          <w:rFonts w:cstheme="minorHAnsi"/>
+          <w:sz w:val="20"/>
+          <w:szCs w:val="20"/>
+        </w:rPr>
+        <w:t>A .http file is a simple text file used to write and execute HTTP requests (GET, POST, PUT, DELETE) directly inside BAS, without needing tools like Postman.</w:t>
+      </w:r>
+      <w:r>
+        <w:rPr>
+          <w:rFonts w:cstheme="minorHAnsi"/>
+          <w:sz w:val="20"/>
+          <w:szCs w:val="20"/>
+        </w:rPr>
+        <w:br/>
+      </w:r>
+      <w:r>
+        <w:rPr>
+          <w:rFonts w:cstheme="minorHAnsi"/>
+          <w:sz w:val="20"/>
+          <w:szCs w:val="20"/>
+        </w:rPr>
+        <w:t>It allows developers to quickly test CAP services by sending API requests and viewing responses in the same editor, making development faster and more convenient.</w:t>
+      </w:r>
+    </w:p>
+    <w:p>
+      <w:pPr>
+        <w:rPr>
+          <w:rFonts w:cstheme="minorHAnsi"/>
+          <w:sz w:val="20"/>
+          <w:szCs w:val="20"/>
+        </w:rPr>
+      </w:pPr>
+      <w:r>
+        <w:rPr>
+          <w:rFonts w:cstheme="minorHAnsi"/>
+          <w:b/>
+          <w:bCs/>
+          <w:sz w:val="20"/>
+          <w:szCs w:val="20"/>
+          <w:highlight w:val="yellow"/>
+        </w:rPr>
+        <w:t>How to write content or service inside .http file</w:t>
+      </w:r>
+      <w:r>
+        <w:rPr>
+          <w:rFonts w:cstheme="minorHAnsi"/>
+          <w:b/>
+          <w:bCs/>
+          <w:sz w:val="20"/>
+          <w:szCs w:val="20"/>
+        </w:rPr>
+        <w:t xml:space="preserve"> &gt;</w:t>
+      </w:r>
+      <w:r>
+        <w:rPr>
+          <w:rFonts w:cstheme="minorHAnsi"/>
+          <w:b/>
+          <w:bCs/>
+          <w:sz w:val="20"/>
+          <w:szCs w:val="20"/>
+        </w:rPr>
+        <w:br/>
+      </w:r>
+      <w:r>
+        <w:rPr>
+          <w:rFonts w:cstheme="minorHAnsi"/>
+          <w:sz w:val="20"/>
+          <w:szCs w:val="20"/>
+        </w:rPr>
+        <w:t>we need to write using ### then beneath mention service.</w:t>
+      </w:r>
+    </w:p>
+    <w:p>
+      <w:pPr>
+        <w:rPr>
+          <w:rFonts w:cstheme="minorHAnsi"/>
+          <w:sz w:val="20"/>
+          <w:szCs w:val="20"/>
+        </w:rPr>
+      </w:pPr>
+      <w:r>
+        <w:rPr>
+          <w:rFonts w:cstheme="minorHAnsi"/>
+          <w:b/>
+          <w:bCs/>
+          <w:sz w:val="20"/>
+          <w:szCs w:val="20"/>
+          <w:highlight w:val="yellow"/>
+        </w:rPr>
+        <w:t>If cap supports pagination</w:t>
+      </w:r>
+      <w:r>
+        <w:rPr>
+          <w:rFonts w:cstheme="minorHAnsi"/>
+          <w:b/>
+          <w:bCs/>
+          <w:sz w:val="20"/>
+          <w:szCs w:val="20"/>
+        </w:rPr>
+        <w:t xml:space="preserve"> &gt;</w:t>
+      </w:r>
+      <w:r>
+        <w:rPr>
+          <w:rFonts w:cstheme="minorHAnsi"/>
+          <w:b/>
+          <w:bCs/>
+          <w:sz w:val="20"/>
+          <w:szCs w:val="20"/>
+        </w:rPr>
+        <w:br/>
+      </w:r>
+      <w:r>
+        <w:rPr>
+          <w:rFonts w:cstheme="minorHAnsi"/>
+          <w:sz w:val="20"/>
+          <w:szCs w:val="20"/>
+        </w:rPr>
+        <w:t>Yes, it gives out of the box, just need to use $top and $skip while fetching data from service.</w:t>
+      </w:r>
+    </w:p>
+    <w:p>
+      <w:pPr>
+        <w:rPr>
+          <w:rFonts w:cstheme="minorHAnsi"/>
+          <w:sz w:val="20"/>
+          <w:szCs w:val="20"/>
+        </w:rPr>
+      </w:pPr>
+      <w:r>
+        <w:rPr>
+          <w:rFonts w:cstheme="minorHAnsi"/>
+          <w:b/>
+          <w:bCs/>
+          <w:sz w:val="20"/>
+          <w:szCs w:val="20"/>
+        </w:rPr>
+        <w:lastRenderedPageBreak/>
+        <w:t>Pagination:</w:t>
+      </w:r>
+      <w:r>
+        <w:rPr>
+          <w:rFonts w:cstheme="minorHAnsi"/>
+          <w:sz w:val="20"/>
+          <w:szCs w:val="20"/>
+        </w:rPr>
+        <w:t xml:space="preserve"> Pagination is the process of dividing large datasets into smaller chunks (pages) and loading data page by page instead of all at once, to improve performance and user experience.</w:t>
+      </w:r>
+    </w:p>
+    <w:p>
+      <w:pPr>
+        <w:rPr>
+          <w:rFonts w:cstheme="minorHAnsi"/>
+          <w:sz w:val="20"/>
+          <w:szCs w:val="20"/>
+        </w:rPr>
+      </w:pPr>
+      <w:r>
+        <w:rPr>
+          <w:rFonts w:cstheme="minorHAnsi"/>
+          <w:b/>
+          <w:bCs/>
+          <w:sz w:val="20"/>
+          <w:szCs w:val="20"/>
+          <w:highlight w:val="yellow"/>
+        </w:rPr>
+        <w:t>How to do filter of Data in OData</w:t>
+      </w:r>
+      <w:r>
+        <w:rPr>
+          <w:rFonts w:cstheme="minorHAnsi"/>
+          <w:b/>
+          <w:bCs/>
+          <w:sz w:val="20"/>
+          <w:szCs w:val="20"/>
+        </w:rPr>
+        <w:t xml:space="preserve"> &gt;</w:t>
+      </w:r>
+      <w:r>
+        <w:rPr>
+          <w:rFonts w:cstheme="minorHAnsi"/>
+          <w:b/>
+          <w:bCs/>
+          <w:sz w:val="20"/>
+          <w:szCs w:val="20"/>
+        </w:rPr>
+        <w:br/>
+      </w:r>
+      <w:r>
+        <w:rPr>
+          <w:rFonts w:cstheme="minorHAnsi"/>
+          <w:sz w:val="20"/>
+          <w:szCs w:val="20"/>
+        </w:rPr>
+        <w:t>‘</w:t>
+      </w:r>
+      <w:r>
+        <w:rPr>
+          <w:rFonts w:cstheme="minorHAnsi"/>
+          <w:sz w:val="20"/>
+          <w:szCs w:val="20"/>
+        </w:rPr>
+        <w:t>/odata/v4/CatalogService</w:t>
+      </w:r>
+      <w:r>
+        <w:rPr>
+          <w:rFonts w:cstheme="minorHAnsi"/>
+          <w:b/>
+          <w:bCs/>
+          <w:i/>
+          <w:iCs/>
+          <w:sz w:val="20"/>
+          <w:szCs w:val="20"/>
+        </w:rPr>
+        <w:t>/</w:t>
+      </w:r>
+      <w:r>
+        <w:rPr>
+          <w:rFonts w:cstheme="minorHAnsi"/>
+          <w:b/>
+          <w:bCs/>
+          <w:i/>
+          <w:iCs/>
+          <w:sz w:val="20"/>
+          <w:szCs w:val="20"/>
+        </w:rPr>
+        <w:t>EmployeeSet? $</w:t>
+      </w:r>
+      <w:r>
+        <w:rPr>
+          <w:rFonts w:cstheme="minorHAnsi"/>
+          <w:b/>
+          <w:bCs/>
+          <w:i/>
+          <w:iCs/>
+          <w:sz w:val="20"/>
+          <w:szCs w:val="20"/>
+        </w:rPr>
+        <w:t>filter=sex eq 'M'’</w:t>
+      </w:r>
+      <w:r>
+        <w:rPr>
+          <w:rFonts w:cstheme="minorHAnsi"/>
+          <w:b/>
+          <w:bCs/>
+          <w:sz w:val="20"/>
+          <w:szCs w:val="20"/>
+        </w:rPr>
+        <w:br/>
+      </w:r>
+      <w:r>
+        <w:rPr>
+          <w:rFonts w:cstheme="minorHAnsi"/>
+          <w:sz w:val="20"/>
+          <w:szCs w:val="20"/>
+        </w:rPr>
+        <w:t>Basically it means all the Employee with sex Male will be populated.</w:t>
+      </w:r>
+    </w:p>
+    <w:p>
+      <w:pPr>
+        <w:rPr>
+          <w:rFonts w:cstheme="minorHAnsi"/>
+          <w:sz w:val="20"/>
+          <w:szCs w:val="20"/>
+        </w:rPr>
+      </w:pPr>
+      <w:r>
+        <w:rPr>
+          <w:rFonts w:cstheme="minorHAnsi"/>
+          <w:b/>
+          <w:bCs/>
+          <w:sz w:val="20"/>
+          <w:szCs w:val="20"/>
+          <w:highlight w:val="yellow"/>
+        </w:rPr>
+        <w:t>How to do filter of data in OData so that can get contains value</w:t>
+      </w:r>
+      <w:r>
+        <w:rPr>
+          <w:rFonts w:cstheme="minorHAnsi"/>
+          <w:b/>
+          <w:bCs/>
+          <w:sz w:val="20"/>
+          <w:szCs w:val="20"/>
+        </w:rPr>
+        <w:t xml:space="preserve"> &gt;</w:t>
+      </w:r>
+      <w:r>
+        <w:rPr>
+          <w:rFonts w:cstheme="minorHAnsi"/>
+          <w:b/>
+          <w:bCs/>
+          <w:sz w:val="20"/>
+          <w:szCs w:val="20"/>
+        </w:rPr>
+        <w:br/>
+      </w:r>
+      <w:r>
+        <w:rPr>
+          <w:rFonts w:cstheme="minorHAnsi"/>
+          <w:sz w:val="20"/>
+          <w:szCs w:val="20"/>
+        </w:rPr>
+        <w:t>/</w:t>
+      </w:r>
+      <w:r>
+        <w:rPr>
+          <w:rFonts w:cstheme="minorHAnsi"/>
+          <w:sz w:val="20"/>
+          <w:szCs w:val="20"/>
+        </w:rPr>
+        <w:t xml:space="preserve">EmployeeSet? </w:t>
+      </w:r>
+      <w:r>
+        <w:rPr>
+          <w:rFonts w:cstheme="minorHAnsi"/>
+          <w:b/>
+          <w:bCs/>
+          <w:i/>
+          <w:iCs/>
+          <w:sz w:val="20"/>
+          <w:szCs w:val="20"/>
+        </w:rPr>
+        <w:t>$</w:t>
+      </w:r>
+      <w:r>
+        <w:rPr>
+          <w:rFonts w:cstheme="minorHAnsi"/>
+          <w:b/>
+          <w:bCs/>
+          <w:i/>
+          <w:iCs/>
+          <w:sz w:val="20"/>
+          <w:szCs w:val="20"/>
+        </w:rPr>
+        <w:t>filter=</w:t>
+      </w:r>
+      <w:r>
+        <w:rPr>
+          <w:rFonts w:cstheme="minorHAnsi"/>
+          <w:b/>
+          <w:bCs/>
+          <w:i/>
+          <w:iCs/>
+          <w:sz w:val="20"/>
+          <w:szCs w:val="20"/>
+        </w:rPr>
+        <w:t>contains (</w:t>
+      </w:r>
+      <w:r>
+        <w:rPr>
+          <w:rFonts w:cstheme="minorHAnsi"/>
+          <w:b/>
+          <w:bCs/>
+          <w:i/>
+          <w:iCs/>
+          <w:sz w:val="20"/>
+          <w:szCs w:val="20"/>
+        </w:rPr>
+        <w:t>nameFirst, 'Jo')</w:t>
+      </w:r>
+    </w:p>
+    <w:p>
+      <w:pPr>
+        <w:rPr>
+          <w:rFonts w:cstheme="minorHAnsi"/>
+          <w:sz w:val="20"/>
+          <w:szCs w:val="20"/>
+        </w:rPr>
+      </w:pPr>
+      <w:r>
+        <w:rPr>
+          <w:rFonts w:cstheme="minorHAnsi"/>
+          <w:b/>
+          <w:bCs/>
+          <w:sz w:val="20"/>
+          <w:szCs w:val="20"/>
+        </w:rPr>
+        <w:t>What is Odata V4 and V2 &gt;</w:t>
+      </w:r>
+      <w:r>
+        <w:rPr>
+          <w:rFonts w:cstheme="minorHAnsi"/>
+          <w:b/>
+          <w:bCs/>
+          <w:sz w:val="20"/>
+          <w:szCs w:val="20"/>
+        </w:rPr>
+        <w:br/>
+      </w:r>
+      <w:r>
+        <w:rPr>
+          <w:rFonts w:cstheme="minorHAnsi"/>
+          <w:sz w:val="20"/>
+          <w:szCs w:val="20"/>
+        </w:rPr>
+        <w:t xml:space="preserve">V4: </w:t>
+      </w:r>
+      <w:r>
+        <w:rPr>
+          <w:rFonts w:cstheme="minorHAnsi"/>
+          <w:sz w:val="20"/>
+          <w:szCs w:val="20"/>
+        </w:rPr>
+        <w:t>OData V4 is the latest version of the protocol with improved performance, better query capabilities, and cleaner standards for modern applications like CAPM and SAP UI5.</w:t>
+      </w:r>
+      <w:r>
+        <w:rPr>
+          <w:rFonts w:cstheme="minorHAnsi"/>
+          <w:sz w:val="20"/>
+          <w:szCs w:val="20"/>
+        </w:rPr>
+        <w:br/>
+        <w:t xml:space="preserve">V2: </w:t>
+      </w:r>
+      <w:r>
+        <w:rPr>
+          <w:rFonts w:cstheme="minorHAnsi"/>
+          <w:sz w:val="20"/>
+          <w:szCs w:val="20"/>
+        </w:rPr>
+        <w:t>OData V2 is an older version of the OData protocol used to expose and consume data via REST APIs, widely used in traditional SAP systems.</w:t>
+      </w:r>
+    </w:p>
+    <w:p>
+      <w:pPr>
+        <w:rPr>
+          <w:rFonts w:cstheme="minorHAnsi"/>
+          <w:b/>
+          <w:bCs/>
+          <w:sz w:val="20"/>
+          <w:szCs w:val="20"/>
+        </w:rPr>
+      </w:pPr>
+      <w:r>
+        <w:rPr>
+          <w:rFonts w:cstheme="minorHAnsi"/>
+          <w:b/>
+          <w:bCs/>
+          <w:sz w:val="20"/>
+          <w:szCs w:val="20"/>
+          <w:highlight w:val="yellow"/>
+        </w:rPr>
+        <w:t>Differences shown below for both BE and FE perspective</w:t>
+      </w:r>
+      <w:r>
+        <w:rPr>
+          <w:rFonts w:cstheme="minorHAnsi"/>
+          <w:b/>
+          <w:bCs/>
+          <w:sz w:val="20"/>
+          <w:szCs w:val="20"/>
+        </w:rPr>
+        <w:t xml:space="preserve"> </w:t>
+      </w:r>
+    </w:p>
+    <w:tbl>
+      <w:tblPr>
+        <w:tblStyle w:val="TableGrid"/>
+        <w:tblW w:w="0" w:type="auto"/>
+        <w:tblLook w:val="04A0" w:firstRow="1" w:lastRow="0" w:firstColumn="1" w:lastColumn="0" w:noHBand="0" w:noVBand="1"/>
+      </w:tblPr>
+      <w:tblGrid>
+        <w:gridCol w:w="1588"/>
+        <w:gridCol w:w="2576"/>
+        <w:gridCol w:w="3081"/>
+      </w:tblGrid>
+      <w:tr>
+        <w:tc>
+          <w:tcPr>
+            <w:tcW w:w="0" w:type="auto"/>
+            <w:hideMark/>
+          </w:tcPr>
+          <w:p>
+            <w:pPr>
+              <w:spacing w:after="160" w:line="278" w:lineRule="auto"/>
+              <w:rPr>
+                <w:rFonts w:cstheme="minorHAnsi"/>
+                <w:b/>
+                <w:bCs/>
+                <w:sz w:val="20"/>
+                <w:szCs w:val="20"/>
+              </w:rPr>
+            </w:pPr>
+            <w:r>
+              <w:rPr>
+                <w:rFonts w:cstheme="minorHAnsi"/>
+                <w:b/>
+                <w:bCs/>
+                <w:sz w:val="20"/>
+                <w:szCs w:val="20"/>
+              </w:rPr>
+              <w:t>Aspect</w:t>
+            </w:r>
+          </w:p>
+        </w:tc>
+        <w:tc>
+          <w:tcPr>
+            <w:tcW w:w="0" w:type="auto"/>
+            <w:hideMark/>
+          </w:tcPr>
+          <w:p>
+            <w:pPr>
+              <w:spacing w:after="160" w:line="278" w:lineRule="auto"/>
+              <w:rPr>
+                <w:rFonts w:cstheme="minorHAnsi"/>
+                <w:b/>
+                <w:bCs/>
+                <w:sz w:val="20"/>
+                <w:szCs w:val="20"/>
+              </w:rPr>
+            </w:pPr>
+            <w:r>
+              <w:rPr>
+                <w:rFonts w:cstheme="minorHAnsi"/>
+                <w:b/>
+                <w:bCs/>
+                <w:sz w:val="20"/>
+                <w:szCs w:val="20"/>
+              </w:rPr>
+              <w:t>OData V2</w:t>
+            </w:r>
+          </w:p>
+        </w:tc>
+        <w:tc>
+          <w:tcPr>
+            <w:tcW w:w="0" w:type="auto"/>
+            <w:hideMark/>
+          </w:tcPr>
+          <w:p>
+            <w:pPr>
+              <w:spacing w:after="160" w:line="278" w:lineRule="auto"/>
+              <w:rPr>
+                <w:rFonts w:cstheme="minorHAnsi"/>
+                <w:b/>
+                <w:bCs/>
+                <w:sz w:val="20"/>
+                <w:szCs w:val="20"/>
+              </w:rPr>
+            </w:pPr>
+            <w:r>
+              <w:rPr>
+                <w:rFonts w:cstheme="minorHAnsi"/>
+                <w:b/>
+                <w:bCs/>
+                <w:sz w:val="20"/>
+                <w:szCs w:val="20"/>
+              </w:rPr>
+              <w:t>OData V4</w:t>
+            </w:r>
+          </w:p>
+        </w:tc>
+      </w:tr>
+      <w:tr>
+        <w:tc>
+          <w:tcPr>
+            <w:tcW w:w="0" w:type="auto"/>
+            <w:hideMark/>
+          </w:tcPr>
+          <w:p>
+            <w:pPr>
+              <w:spacing w:after="160" w:line="278" w:lineRule="auto"/>
+              <w:rPr>
+                <w:rFonts w:cstheme="minorHAnsi"/>
+                <w:sz w:val="20"/>
+                <w:szCs w:val="20"/>
+              </w:rPr>
+            </w:pPr>
+            <w:r>
+              <w:rPr>
+                <w:rFonts w:cstheme="minorHAnsi"/>
+                <w:sz w:val="20"/>
+                <w:szCs w:val="20"/>
+              </w:rPr>
+              <w:t>CAPM Support</w:t>
+            </w:r>
+          </w:p>
+        </w:tc>
+        <w:tc>
+          <w:tcPr>
+            <w:tcW w:w="0" w:type="auto"/>
+            <w:hideMark/>
+          </w:tcPr>
+          <w:p>
+            <w:pPr>
+              <w:spacing w:after="160" w:line="278" w:lineRule="auto"/>
+              <w:rPr>
+                <w:rFonts w:cstheme="minorHAnsi"/>
+                <w:sz w:val="20"/>
+                <w:szCs w:val="20"/>
+              </w:rPr>
+            </w:pPr>
+            <w:r>
+              <w:rPr>
+                <w:rFonts w:cstheme="minorHAnsi"/>
+                <w:sz w:val="20"/>
+                <w:szCs w:val="20"/>
+              </w:rPr>
+              <w:t>Not native (requires adapter)</w:t>
+            </w:r>
+          </w:p>
+        </w:tc>
+        <w:tc>
+          <w:tcPr>
+            <w:tcW w:w="0" w:type="auto"/>
+            <w:hideMark/>
+          </w:tcPr>
+          <w:p>
+            <w:pPr>
+              <w:spacing w:after="160" w:line="278" w:lineRule="auto"/>
+              <w:rPr>
+                <w:rFonts w:cstheme="minorHAnsi"/>
+                <w:sz w:val="20"/>
+                <w:szCs w:val="20"/>
+              </w:rPr>
+            </w:pPr>
+            <w:r>
+              <w:rPr>
+                <w:rFonts w:cstheme="minorHAnsi"/>
+                <w:sz w:val="20"/>
+                <w:szCs w:val="20"/>
+              </w:rPr>
+              <w:t>Native support (default in CAP)</w:t>
+            </w:r>
+          </w:p>
+        </w:tc>
+      </w:tr>
+      <w:tr>
+        <w:tc>
+          <w:tcPr>
+            <w:tcW w:w="0" w:type="auto"/>
+            <w:hideMark/>
+          </w:tcPr>
+          <w:p>
+            <w:pPr>
+              <w:spacing w:after="160" w:line="278" w:lineRule="auto"/>
+              <w:rPr>
+                <w:rFonts w:cstheme="minorHAnsi"/>
+                <w:sz w:val="20"/>
+                <w:szCs w:val="20"/>
+              </w:rPr>
+            </w:pPr>
+            <w:r>
+              <w:rPr>
+                <w:rFonts w:cstheme="minorHAnsi"/>
+                <w:sz w:val="20"/>
+                <w:szCs w:val="20"/>
+              </w:rPr>
+              <w:t>Annotations</w:t>
+            </w:r>
+          </w:p>
+        </w:tc>
+        <w:tc>
+          <w:tcPr>
+            <w:tcW w:w="0" w:type="auto"/>
+            <w:hideMark/>
+          </w:tcPr>
+          <w:p>
+            <w:pPr>
+              <w:spacing w:after="160" w:line="278" w:lineRule="auto"/>
+              <w:rPr>
+                <w:rFonts w:cstheme="minorHAnsi"/>
+                <w:sz w:val="20"/>
+                <w:szCs w:val="20"/>
+              </w:rPr>
+            </w:pPr>
+            <w:r>
+              <w:rPr>
+                <w:rFonts w:cstheme="minorHAnsi"/>
+                <w:sz w:val="20"/>
+                <w:szCs w:val="20"/>
+              </w:rPr>
+              <w:t>Limited, less flexible</w:t>
+            </w:r>
+          </w:p>
+        </w:tc>
+        <w:tc>
+          <w:tcPr>
+            <w:tcW w:w="0" w:type="auto"/>
+            <w:hideMark/>
+          </w:tcPr>
+          <w:p>
+            <w:pPr>
+              <w:spacing w:after="160" w:line="278" w:lineRule="auto"/>
+              <w:rPr>
+                <w:rFonts w:cstheme="minorHAnsi"/>
+                <w:sz w:val="20"/>
+                <w:szCs w:val="20"/>
+              </w:rPr>
+            </w:pPr>
+            <w:r>
+              <w:rPr>
+                <w:rFonts w:cstheme="minorHAnsi"/>
+                <w:sz w:val="20"/>
+                <w:szCs w:val="20"/>
+              </w:rPr>
+              <w:t>Rich and standardized annotations</w:t>
+            </w:r>
+          </w:p>
+        </w:tc>
+      </w:tr>
+      <w:tr>
+        <w:tc>
+          <w:tcPr>
+            <w:tcW w:w="0" w:type="auto"/>
+            <w:hideMark/>
+          </w:tcPr>
+          <w:p>
+            <w:pPr>
+              <w:spacing w:after="160" w:line="278" w:lineRule="auto"/>
+              <w:rPr>
+                <w:rFonts w:cstheme="minorHAnsi"/>
+                <w:sz w:val="20"/>
+                <w:szCs w:val="20"/>
+              </w:rPr>
+            </w:pPr>
+            <w:r>
+              <w:rPr>
+                <w:rFonts w:cstheme="minorHAnsi"/>
+                <w:sz w:val="20"/>
+                <w:szCs w:val="20"/>
+              </w:rPr>
+              <w:t>Query Handling</w:t>
+            </w:r>
+          </w:p>
+        </w:tc>
+        <w:tc>
+          <w:tcPr>
+            <w:tcW w:w="0" w:type="auto"/>
+            <w:hideMark/>
+          </w:tcPr>
+          <w:p>
+            <w:pPr>
+              <w:spacing w:after="160" w:line="278" w:lineRule="auto"/>
+              <w:rPr>
+                <w:rFonts w:cstheme="minorHAnsi"/>
+                <w:sz w:val="20"/>
+                <w:szCs w:val="20"/>
+              </w:rPr>
+            </w:pPr>
+            <w:r>
+              <w:rPr>
+                <w:rFonts w:cstheme="minorHAnsi"/>
+                <w:sz w:val="20"/>
+                <w:szCs w:val="20"/>
+              </w:rPr>
+              <w:t>Basic filtering, sorting</w:t>
+            </w:r>
+          </w:p>
+        </w:tc>
+        <w:tc>
+          <w:tcPr>
+            <w:tcW w:w="0" w:type="auto"/>
+            <w:hideMark/>
+          </w:tcPr>
+          <w:p>
+            <w:pPr>
+              <w:spacing w:after="160" w:line="278" w:lineRule="auto"/>
+              <w:rPr>
+                <w:rFonts w:cstheme="minorHAnsi"/>
+                <w:sz w:val="20"/>
+                <w:szCs w:val="20"/>
+              </w:rPr>
+            </w:pPr>
+            <w:r>
+              <w:rPr>
+                <w:rFonts w:cstheme="minorHAnsi"/>
+                <w:sz w:val="20"/>
+                <w:szCs w:val="20"/>
+              </w:rPr>
+              <w:t>Advanced ($filter, $expand, $apply)</w:t>
+            </w:r>
+          </w:p>
+        </w:tc>
+      </w:tr>
+      <w:tr>
+        <w:tc>
+          <w:tcPr>
+            <w:tcW w:w="0" w:type="auto"/>
+            <w:hideMark/>
+          </w:tcPr>
+          <w:p>
+            <w:pPr>
+              <w:spacing w:after="160" w:line="278" w:lineRule="auto"/>
+              <w:rPr>
+                <w:rFonts w:cstheme="minorHAnsi"/>
+                <w:sz w:val="20"/>
+                <w:szCs w:val="20"/>
+              </w:rPr>
+            </w:pPr>
+            <w:r>
+              <w:rPr>
+                <w:rFonts w:cstheme="minorHAnsi"/>
+                <w:sz w:val="20"/>
+                <w:szCs w:val="20"/>
+              </w:rPr>
+              <w:t>Batch Processing</w:t>
+            </w:r>
+          </w:p>
+        </w:tc>
+        <w:tc>
+          <w:tcPr>
+            <w:tcW w:w="0" w:type="auto"/>
+            <w:hideMark/>
+          </w:tcPr>
+          <w:p>
+            <w:pPr>
+              <w:spacing w:after="160" w:line="278" w:lineRule="auto"/>
+              <w:rPr>
+                <w:rFonts w:cstheme="minorHAnsi"/>
+                <w:sz w:val="20"/>
+                <w:szCs w:val="20"/>
+              </w:rPr>
+            </w:pPr>
+            <w:r>
+              <w:rPr>
+                <w:rFonts w:cstheme="minorHAnsi"/>
+                <w:sz w:val="20"/>
+                <w:szCs w:val="20"/>
+              </w:rPr>
+              <w:t>Complex</w:t>
+            </w:r>
+          </w:p>
+        </w:tc>
+        <w:tc>
+          <w:tcPr>
+            <w:tcW w:w="0" w:type="auto"/>
+            <w:hideMark/>
+          </w:tcPr>
+          <w:p>
+            <w:pPr>
+              <w:spacing w:after="160" w:line="278" w:lineRule="auto"/>
+              <w:rPr>
+                <w:rFonts w:cstheme="minorHAnsi"/>
+                <w:sz w:val="20"/>
+                <w:szCs w:val="20"/>
+              </w:rPr>
+            </w:pPr>
+            <w:r>
+              <w:rPr>
+                <w:rFonts w:cstheme="minorHAnsi"/>
+                <w:sz w:val="20"/>
+                <w:szCs w:val="20"/>
+              </w:rPr>
+              <w:t>Simplified and efficient</w:t>
+            </w:r>
+          </w:p>
+        </w:tc>
+      </w:tr>
+      <w:tr>
+        <w:tc>
+          <w:tcPr>
+            <w:tcW w:w="0" w:type="auto"/>
+            <w:hideMark/>
+          </w:tcPr>
+          <w:p>
+            <w:pPr>
+              <w:spacing w:after="160" w:line="278" w:lineRule="auto"/>
+              <w:rPr>
+                <w:rFonts w:cstheme="minorHAnsi"/>
+                <w:sz w:val="20"/>
+                <w:szCs w:val="20"/>
+              </w:rPr>
+            </w:pPr>
+            <w:r>
+              <w:rPr>
+                <w:rFonts w:cstheme="minorHAnsi"/>
+                <w:sz w:val="20"/>
+                <w:szCs w:val="20"/>
+              </w:rPr>
+              <w:t>Code Complexity</w:t>
+            </w:r>
+          </w:p>
+        </w:tc>
+        <w:tc>
+          <w:tcPr>
+            <w:tcW w:w="0" w:type="auto"/>
+            <w:hideMark/>
+          </w:tcPr>
+          <w:p>
+            <w:pPr>
+              <w:spacing w:after="160" w:line="278" w:lineRule="auto"/>
+              <w:rPr>
+                <w:rFonts w:cstheme="minorHAnsi"/>
+                <w:sz w:val="20"/>
+                <w:szCs w:val="20"/>
+              </w:rPr>
+            </w:pPr>
+            <w:r>
+              <w:rPr>
+                <w:rFonts w:cstheme="minorHAnsi"/>
+                <w:sz w:val="20"/>
+                <w:szCs w:val="20"/>
+              </w:rPr>
+              <w:t>More handling needed</w:t>
+            </w:r>
+          </w:p>
+        </w:tc>
+        <w:tc>
+          <w:tcPr>
+            <w:tcW w:w="0" w:type="auto"/>
+            <w:hideMark/>
+          </w:tcPr>
+          <w:p>
+            <w:pPr>
+              <w:spacing w:after="160" w:line="278" w:lineRule="auto"/>
+              <w:rPr>
+                <w:rFonts w:cstheme="minorHAnsi"/>
+                <w:sz w:val="20"/>
+                <w:szCs w:val="20"/>
+              </w:rPr>
+            </w:pPr>
+            <w:r>
+              <w:rPr>
+                <w:rFonts w:cstheme="minorHAnsi"/>
+                <w:sz w:val="20"/>
+                <w:szCs w:val="20"/>
+              </w:rPr>
+              <w:t>Cleaner and less boilerplate</w:t>
+            </w:r>
+          </w:p>
+        </w:tc>
+      </w:tr>
+      <w:tr>
+        <w:tc>
+          <w:tcPr>
+            <w:tcW w:w="0" w:type="auto"/>
+            <w:hideMark/>
+          </w:tcPr>
+          <w:p>
+            <w:pPr>
+              <w:spacing w:after="160" w:line="278" w:lineRule="auto"/>
+              <w:rPr>
+                <w:rFonts w:cstheme="minorHAnsi"/>
+                <w:sz w:val="20"/>
+                <w:szCs w:val="20"/>
+              </w:rPr>
+            </w:pPr>
+            <w:r>
+              <w:rPr>
+                <w:rFonts w:cstheme="minorHAnsi"/>
+                <w:sz w:val="20"/>
+                <w:szCs w:val="20"/>
+              </w:rPr>
+              <w:t>Extensibility</w:t>
+            </w:r>
+          </w:p>
+        </w:tc>
+        <w:tc>
+          <w:tcPr>
+            <w:tcW w:w="0" w:type="auto"/>
+            <w:hideMark/>
+          </w:tcPr>
+          <w:p>
+            <w:pPr>
+              <w:spacing w:after="160" w:line="278" w:lineRule="auto"/>
+              <w:rPr>
+                <w:rFonts w:cstheme="minorHAnsi"/>
+                <w:sz w:val="20"/>
+                <w:szCs w:val="20"/>
+              </w:rPr>
+            </w:pPr>
+            <w:r>
+              <w:rPr>
+                <w:rFonts w:cstheme="minorHAnsi"/>
+                <w:sz w:val="20"/>
+                <w:szCs w:val="20"/>
+              </w:rPr>
+              <w:t>Limited</w:t>
+            </w:r>
+          </w:p>
+        </w:tc>
+        <w:tc>
+          <w:tcPr>
+            <w:tcW w:w="0" w:type="auto"/>
+            <w:hideMark/>
+          </w:tcPr>
+          <w:p>
+            <w:pPr>
+              <w:spacing w:after="160" w:line="278" w:lineRule="auto"/>
+              <w:rPr>
+                <w:rFonts w:cstheme="minorHAnsi"/>
+                <w:sz w:val="20"/>
+                <w:szCs w:val="20"/>
+              </w:rPr>
+            </w:pPr>
+            <w:r>
+              <w:rPr>
+                <w:rFonts w:cstheme="minorHAnsi"/>
+                <w:sz w:val="20"/>
+                <w:szCs w:val="20"/>
+              </w:rPr>
+              <w:t>Highly extensible</w:t>
+            </w:r>
+          </w:p>
+        </w:tc>
+      </w:tr>
+    </w:tbl>
+    <w:p>
+      <w:pPr>
+        <w:rPr>
+          <w:rFonts w:cstheme="minorHAnsi"/>
+          <w:b/>
+          <w:bCs/>
+          <w:sz w:val="20"/>
+          <w:szCs w:val="20"/>
+        </w:rPr>
+      </w:pPr>
+    </w:p>
+    <w:tbl>
+      <w:tblPr>
+        <w:tblStyle w:val="TableGrid"/>
+        <w:tblW w:w="0" w:type="auto"/>
+        <w:tblLook w:val="04A0" w:firstRow="1" w:lastRow="0" w:firstColumn="1" w:lastColumn="0" w:noHBand="0" w:noVBand="1"/>
+      </w:tblPr>
+      <w:tblGrid>
+        <w:gridCol w:w="1592"/>
+        <w:gridCol w:w="3098"/>
+        <w:gridCol w:w="3098"/>
+      </w:tblGrid>
+      <w:tr>
+        <w:tc>
+          <w:tcPr>
+            <w:tcW w:w="0" w:type="auto"/>
+            <w:hideMark/>
+          </w:tcPr>
+          <w:p>
+            <w:pPr>
+              <w:spacing w:after="160" w:line="278" w:lineRule="auto"/>
+              <w:rPr>
+                <w:rFonts w:cstheme="minorHAnsi"/>
+                <w:b/>
+                <w:bCs/>
+                <w:sz w:val="20"/>
+                <w:szCs w:val="20"/>
+              </w:rPr>
+            </w:pPr>
+            <w:r>
+              <w:rPr>
+                <w:rFonts w:cstheme="minorHAnsi"/>
+                <w:b/>
+                <w:bCs/>
+                <w:sz w:val="20"/>
+                <w:szCs w:val="20"/>
+              </w:rPr>
+              <w:t>Aspect</w:t>
+            </w:r>
+          </w:p>
+        </w:tc>
+        <w:tc>
+          <w:tcPr>
+            <w:tcW w:w="0" w:type="auto"/>
+            <w:hideMark/>
+          </w:tcPr>
+          <w:p>
+            <w:pPr>
+              <w:spacing w:after="160" w:line="278" w:lineRule="auto"/>
+              <w:rPr>
+                <w:rFonts w:cstheme="minorHAnsi"/>
+                <w:b/>
+                <w:bCs/>
+                <w:sz w:val="20"/>
+                <w:szCs w:val="20"/>
+              </w:rPr>
+            </w:pPr>
+            <w:r>
+              <w:rPr>
+                <w:rFonts w:cstheme="minorHAnsi"/>
+                <w:b/>
+                <w:bCs/>
+                <w:sz w:val="20"/>
+                <w:szCs w:val="20"/>
+              </w:rPr>
+              <w:t>OData V2 Model</w:t>
+            </w:r>
+          </w:p>
+        </w:tc>
+        <w:tc>
+          <w:tcPr>
+            <w:tcW w:w="0" w:type="auto"/>
+            <w:hideMark/>
+          </w:tcPr>
+          <w:p>
+            <w:pPr>
+              <w:spacing w:after="160" w:line="278" w:lineRule="auto"/>
+              <w:rPr>
+                <w:rFonts w:cstheme="minorHAnsi"/>
+                <w:b/>
+                <w:bCs/>
+                <w:sz w:val="20"/>
+                <w:szCs w:val="20"/>
+              </w:rPr>
+            </w:pPr>
+            <w:r>
+              <w:rPr>
+                <w:rFonts w:cstheme="minorHAnsi"/>
+                <w:b/>
+                <w:bCs/>
+                <w:sz w:val="20"/>
+                <w:szCs w:val="20"/>
+              </w:rPr>
+              <w:t>OData V4 Model</w:t>
+            </w:r>
+          </w:p>
+        </w:tc>
+      </w:tr>
+      <w:tr>
+        <w:tc>
+          <w:tcPr>
+            <w:tcW w:w="0" w:type="auto"/>
+            <w:hideMark/>
+          </w:tcPr>
+          <w:p>
+            <w:pPr>
+              <w:spacing w:after="160" w:line="278" w:lineRule="auto"/>
+              <w:rPr>
+                <w:rFonts w:cstheme="minorHAnsi"/>
+                <w:sz w:val="20"/>
+                <w:szCs w:val="20"/>
+              </w:rPr>
+            </w:pPr>
+            <w:r>
+              <w:rPr>
+                <w:rFonts w:cstheme="minorHAnsi"/>
+                <w:sz w:val="20"/>
+                <w:szCs w:val="20"/>
+              </w:rPr>
+              <w:t>Model Class</w:t>
+            </w:r>
+          </w:p>
+        </w:tc>
+        <w:tc>
+          <w:tcPr>
+            <w:tcW w:w="0" w:type="auto"/>
+            <w:hideMark/>
+          </w:tcPr>
+          <w:p>
+            <w:pPr>
+              <w:spacing w:after="160" w:line="278" w:lineRule="auto"/>
+              <w:rPr>
+                <w:rFonts w:cstheme="minorHAnsi"/>
+                <w:sz w:val="20"/>
+                <w:szCs w:val="20"/>
+              </w:rPr>
+            </w:pPr>
+            <w:r>
+              <w:rPr>
+                <w:rFonts w:cstheme="minorHAnsi"/>
+                <w:sz w:val="20"/>
+                <w:szCs w:val="20"/>
+              </w:rPr>
+              <w:t>sap.</w:t>
+            </w:r>
+            <w:proofErr w:type="gramStart"/>
+            <w:r>
+              <w:rPr>
+                <w:rFonts w:cstheme="minorHAnsi"/>
+                <w:sz w:val="20"/>
+                <w:szCs w:val="20"/>
+              </w:rPr>
+              <w:t>ui.model</w:t>
+            </w:r>
+            <w:proofErr w:type="gramEnd"/>
+            <w:r>
+              <w:rPr>
+                <w:rFonts w:cstheme="minorHAnsi"/>
+                <w:sz w:val="20"/>
+                <w:szCs w:val="20"/>
+              </w:rPr>
+              <w:t>.</w:t>
+            </w:r>
+            <w:proofErr w:type="gramStart"/>
+            <w:r>
+              <w:rPr>
+                <w:rFonts w:cstheme="minorHAnsi"/>
+                <w:sz w:val="20"/>
+                <w:szCs w:val="20"/>
+              </w:rPr>
+              <w:t>odata.v2.ODataModel</w:t>
+            </w:r>
+            <w:proofErr w:type="gramEnd"/>
+          </w:p>
+        </w:tc>
+        <w:tc>
+          <w:tcPr>
+            <w:tcW w:w="0" w:type="auto"/>
+            <w:hideMark/>
+          </w:tcPr>
+          <w:p>
+            <w:pPr>
+              <w:spacing w:after="160" w:line="278" w:lineRule="auto"/>
+              <w:rPr>
+                <w:rFonts w:cstheme="minorHAnsi"/>
+                <w:sz w:val="20"/>
+                <w:szCs w:val="20"/>
+              </w:rPr>
+            </w:pPr>
+            <w:r>
+              <w:rPr>
+                <w:rFonts w:cstheme="minorHAnsi"/>
+                <w:sz w:val="20"/>
+                <w:szCs w:val="20"/>
+              </w:rPr>
+              <w:t>sap.</w:t>
+            </w:r>
+            <w:proofErr w:type="gramStart"/>
+            <w:r>
+              <w:rPr>
+                <w:rFonts w:cstheme="minorHAnsi"/>
+                <w:sz w:val="20"/>
+                <w:szCs w:val="20"/>
+              </w:rPr>
+              <w:t>ui.model</w:t>
+            </w:r>
+            <w:proofErr w:type="gramEnd"/>
+            <w:r>
+              <w:rPr>
+                <w:rFonts w:cstheme="minorHAnsi"/>
+                <w:sz w:val="20"/>
+                <w:szCs w:val="20"/>
+              </w:rPr>
+              <w:t>.</w:t>
+            </w:r>
+            <w:proofErr w:type="gramStart"/>
+            <w:r>
+              <w:rPr>
+                <w:rFonts w:cstheme="minorHAnsi"/>
+                <w:sz w:val="20"/>
+                <w:szCs w:val="20"/>
+              </w:rPr>
+              <w:t>odata.v4.ODataModel</w:t>
+            </w:r>
+            <w:proofErr w:type="gramEnd"/>
+          </w:p>
+        </w:tc>
+      </w:tr>
+      <w:tr>
+        <w:tc>
+          <w:tcPr>
+            <w:tcW w:w="0" w:type="auto"/>
+            <w:hideMark/>
+          </w:tcPr>
+          <w:p>
+            <w:pPr>
+              <w:spacing w:after="160" w:line="278" w:lineRule="auto"/>
+              <w:rPr>
+                <w:rFonts w:cstheme="minorHAnsi"/>
+                <w:sz w:val="20"/>
+                <w:szCs w:val="20"/>
+              </w:rPr>
+            </w:pPr>
+            <w:r>
+              <w:rPr>
+                <w:rFonts w:cstheme="minorHAnsi"/>
+                <w:sz w:val="20"/>
+                <w:szCs w:val="20"/>
+              </w:rPr>
+              <w:t>Data Binding</w:t>
+            </w:r>
+          </w:p>
+        </w:tc>
+        <w:tc>
+          <w:tcPr>
+            <w:tcW w:w="0" w:type="auto"/>
+            <w:hideMark/>
+          </w:tcPr>
+          <w:p>
+            <w:pPr>
+              <w:spacing w:after="160" w:line="278" w:lineRule="auto"/>
+              <w:rPr>
+                <w:rFonts w:cstheme="minorHAnsi"/>
+                <w:sz w:val="20"/>
+                <w:szCs w:val="20"/>
+              </w:rPr>
+            </w:pPr>
+            <w:r>
+              <w:rPr>
+                <w:rFonts w:cstheme="minorHAnsi"/>
+                <w:sz w:val="20"/>
+                <w:szCs w:val="20"/>
+              </w:rPr>
+              <w:t>Less reactive</w:t>
+            </w:r>
+          </w:p>
+        </w:tc>
+        <w:tc>
+          <w:tcPr>
+            <w:tcW w:w="0" w:type="auto"/>
+            <w:hideMark/>
+          </w:tcPr>
+          <w:p>
+            <w:pPr>
+              <w:spacing w:after="160" w:line="278" w:lineRule="auto"/>
+              <w:rPr>
+                <w:rFonts w:cstheme="minorHAnsi"/>
+                <w:sz w:val="20"/>
+                <w:szCs w:val="20"/>
+              </w:rPr>
+            </w:pPr>
+            <w:r>
+              <w:rPr>
+                <w:rFonts w:cstheme="minorHAnsi"/>
+                <w:sz w:val="20"/>
+                <w:szCs w:val="20"/>
+              </w:rPr>
+              <w:t>Fully reactive (auto updates)</w:t>
+            </w:r>
+          </w:p>
+        </w:tc>
+      </w:tr>
+      <w:tr>
+        <w:tc>
+          <w:tcPr>
+            <w:tcW w:w="0" w:type="auto"/>
+            <w:hideMark/>
+          </w:tcPr>
+          <w:p>
+            <w:pPr>
+              <w:spacing w:after="160" w:line="278" w:lineRule="auto"/>
+              <w:rPr>
+                <w:rFonts w:cstheme="minorHAnsi"/>
+                <w:sz w:val="20"/>
+                <w:szCs w:val="20"/>
+              </w:rPr>
+            </w:pPr>
+            <w:r>
+              <w:rPr>
+                <w:rFonts w:cstheme="minorHAnsi"/>
+                <w:sz w:val="20"/>
+                <w:szCs w:val="20"/>
+              </w:rPr>
+              <w:t>Two-way Binding</w:t>
+            </w:r>
+          </w:p>
+        </w:tc>
+        <w:tc>
+          <w:tcPr>
+            <w:tcW w:w="0" w:type="auto"/>
+            <w:hideMark/>
+          </w:tcPr>
+          <w:p>
+            <w:pPr>
+              <w:spacing w:after="160" w:line="278" w:lineRule="auto"/>
+              <w:rPr>
+                <w:rFonts w:cstheme="minorHAnsi"/>
+                <w:sz w:val="20"/>
+                <w:szCs w:val="20"/>
+              </w:rPr>
+            </w:pPr>
+            <w:r>
+              <w:rPr>
+                <w:rFonts w:cstheme="minorHAnsi"/>
+                <w:sz w:val="20"/>
+                <w:szCs w:val="20"/>
+              </w:rPr>
+              <w:t>Manual handling needed</w:t>
+            </w:r>
+          </w:p>
+        </w:tc>
+        <w:tc>
+          <w:tcPr>
+            <w:tcW w:w="0" w:type="auto"/>
+            <w:hideMark/>
+          </w:tcPr>
+          <w:p>
+            <w:pPr>
+              <w:spacing w:after="160" w:line="278" w:lineRule="auto"/>
+              <w:rPr>
+                <w:rFonts w:cstheme="minorHAnsi"/>
+                <w:sz w:val="20"/>
+                <w:szCs w:val="20"/>
+              </w:rPr>
+            </w:pPr>
+            <w:r>
+              <w:rPr>
+                <w:rFonts w:cstheme="minorHAnsi"/>
+                <w:sz w:val="20"/>
+                <w:szCs w:val="20"/>
+              </w:rPr>
+              <w:t>Built-in and cleaner</w:t>
+            </w:r>
+          </w:p>
+        </w:tc>
+      </w:tr>
+      <w:tr>
+        <w:tc>
+          <w:tcPr>
+            <w:tcW w:w="0" w:type="auto"/>
+            <w:hideMark/>
+          </w:tcPr>
+          <w:p>
+            <w:pPr>
+              <w:spacing w:after="160" w:line="278" w:lineRule="auto"/>
+              <w:rPr>
+                <w:rFonts w:cstheme="minorHAnsi"/>
+                <w:sz w:val="20"/>
+                <w:szCs w:val="20"/>
+              </w:rPr>
+            </w:pPr>
+            <w:r>
+              <w:rPr>
+                <w:rFonts w:cstheme="minorHAnsi"/>
+                <w:sz w:val="20"/>
+                <w:szCs w:val="20"/>
+              </w:rPr>
+              <w:t>Performance</w:t>
+            </w:r>
+          </w:p>
+        </w:tc>
+        <w:tc>
+          <w:tcPr>
+            <w:tcW w:w="0" w:type="auto"/>
+            <w:hideMark/>
+          </w:tcPr>
+          <w:p>
+            <w:pPr>
+              <w:spacing w:after="160" w:line="278" w:lineRule="auto"/>
+              <w:rPr>
+                <w:rFonts w:cstheme="minorHAnsi"/>
+                <w:sz w:val="20"/>
+                <w:szCs w:val="20"/>
+              </w:rPr>
+            </w:pPr>
+            <w:r>
+              <w:rPr>
+                <w:rFonts w:cstheme="minorHAnsi"/>
+                <w:sz w:val="20"/>
+                <w:szCs w:val="20"/>
+              </w:rPr>
+              <w:t>More round trips</w:t>
+            </w:r>
+          </w:p>
+        </w:tc>
+        <w:tc>
+          <w:tcPr>
+            <w:tcW w:w="0" w:type="auto"/>
+            <w:hideMark/>
+          </w:tcPr>
+          <w:p>
+            <w:pPr>
+              <w:spacing w:after="160" w:line="278" w:lineRule="auto"/>
+              <w:rPr>
+                <w:rFonts w:cstheme="minorHAnsi"/>
+                <w:sz w:val="20"/>
+                <w:szCs w:val="20"/>
+              </w:rPr>
+            </w:pPr>
+            <w:r>
+              <w:rPr>
+                <w:rFonts w:cstheme="minorHAnsi"/>
+                <w:sz w:val="20"/>
+                <w:szCs w:val="20"/>
+              </w:rPr>
+              <w:t>Optimized network calls</w:t>
+            </w:r>
+          </w:p>
+        </w:tc>
+      </w:tr>
+      <w:tr>
+        <w:tc>
+          <w:tcPr>
+            <w:tcW w:w="0" w:type="auto"/>
+            <w:hideMark/>
+          </w:tcPr>
+          <w:p>
+            <w:pPr>
+              <w:spacing w:after="160" w:line="278" w:lineRule="auto"/>
+              <w:rPr>
+                <w:rFonts w:cstheme="minorHAnsi"/>
+                <w:sz w:val="20"/>
+                <w:szCs w:val="20"/>
+              </w:rPr>
+            </w:pPr>
+            <w:r>
+              <w:rPr>
+                <w:rFonts w:cstheme="minorHAnsi"/>
+                <w:sz w:val="20"/>
+                <w:szCs w:val="20"/>
+              </w:rPr>
+              <w:t>Batch Handling</w:t>
+            </w:r>
+          </w:p>
+        </w:tc>
+        <w:tc>
+          <w:tcPr>
+            <w:tcW w:w="0" w:type="auto"/>
+            <w:hideMark/>
+          </w:tcPr>
+          <w:p>
+            <w:pPr>
+              <w:spacing w:after="160" w:line="278" w:lineRule="auto"/>
+              <w:rPr>
+                <w:rFonts w:cstheme="minorHAnsi"/>
+                <w:sz w:val="20"/>
+                <w:szCs w:val="20"/>
+              </w:rPr>
+            </w:pPr>
+            <w:r>
+              <w:rPr>
+                <w:rFonts w:cstheme="minorHAnsi"/>
+                <w:sz w:val="20"/>
+                <w:szCs w:val="20"/>
+              </w:rPr>
+              <w:t>Manual grouping</w:t>
+            </w:r>
+          </w:p>
+        </w:tc>
+        <w:tc>
+          <w:tcPr>
+            <w:tcW w:w="0" w:type="auto"/>
+            <w:hideMark/>
+          </w:tcPr>
+          <w:p>
+            <w:pPr>
+              <w:spacing w:after="160" w:line="278" w:lineRule="auto"/>
+              <w:rPr>
+                <w:rFonts w:cstheme="minorHAnsi"/>
+                <w:sz w:val="20"/>
+                <w:szCs w:val="20"/>
+              </w:rPr>
+            </w:pPr>
+            <w:r>
+              <w:rPr>
+                <w:rFonts w:cstheme="minorHAnsi"/>
+                <w:sz w:val="20"/>
+                <w:szCs w:val="20"/>
+              </w:rPr>
+              <w:t>Automatic batching</w:t>
+            </w:r>
+          </w:p>
+        </w:tc>
+      </w:tr>
+      <w:tr>
+        <w:tc>
+          <w:tcPr>
+            <w:tcW w:w="0" w:type="auto"/>
+            <w:hideMark/>
+          </w:tcPr>
+          <w:p>
+            <w:pPr>
+              <w:spacing w:after="160" w:line="278" w:lineRule="auto"/>
+              <w:rPr>
+                <w:rFonts w:cstheme="minorHAnsi"/>
+                <w:sz w:val="20"/>
+                <w:szCs w:val="20"/>
+              </w:rPr>
+            </w:pPr>
+            <w:r>
+              <w:rPr>
+                <w:rFonts w:cstheme="minorHAnsi"/>
+                <w:sz w:val="20"/>
+                <w:szCs w:val="20"/>
+              </w:rPr>
+              <w:t>Coding Style</w:t>
+            </w:r>
+          </w:p>
+        </w:tc>
+        <w:tc>
+          <w:tcPr>
+            <w:tcW w:w="0" w:type="auto"/>
+            <w:hideMark/>
+          </w:tcPr>
+          <w:p>
+            <w:pPr>
+              <w:spacing w:after="160" w:line="278" w:lineRule="auto"/>
+              <w:rPr>
+                <w:rFonts w:cstheme="minorHAnsi"/>
+                <w:sz w:val="20"/>
+                <w:szCs w:val="20"/>
+              </w:rPr>
+            </w:pPr>
+            <w:r>
+              <w:rPr>
+                <w:rFonts w:cstheme="minorHAnsi"/>
+                <w:sz w:val="20"/>
+                <w:szCs w:val="20"/>
+              </w:rPr>
+              <w:t>Callback-based</w:t>
+            </w:r>
+          </w:p>
+        </w:tc>
+        <w:tc>
+          <w:tcPr>
+            <w:tcW w:w="0" w:type="auto"/>
+            <w:hideMark/>
+          </w:tcPr>
+          <w:p>
+            <w:pPr>
+              <w:spacing w:after="160" w:line="278" w:lineRule="auto"/>
+              <w:rPr>
+                <w:rFonts w:cstheme="minorHAnsi"/>
+                <w:sz w:val="20"/>
+                <w:szCs w:val="20"/>
+              </w:rPr>
+            </w:pPr>
+            <w:r>
+              <w:rPr>
+                <w:rFonts w:cstheme="minorHAnsi"/>
+                <w:sz w:val="20"/>
+                <w:szCs w:val="20"/>
+              </w:rPr>
+              <w:t>Promise-based (modern JS)</w:t>
+            </w:r>
+          </w:p>
+        </w:tc>
+      </w:tr>
+      <w:tr>
+        <w:tc>
+          <w:tcPr>
+            <w:tcW w:w="0" w:type="auto"/>
+            <w:hideMark/>
+          </w:tcPr>
+          <w:p>
+            <w:pPr>
+              <w:spacing w:after="160" w:line="278" w:lineRule="auto"/>
+              <w:rPr>
+                <w:rFonts w:cstheme="minorHAnsi"/>
+                <w:sz w:val="20"/>
+                <w:szCs w:val="20"/>
+              </w:rPr>
+            </w:pPr>
+            <w:r>
+              <w:rPr>
+                <w:rFonts w:cstheme="minorHAnsi"/>
+                <w:sz w:val="20"/>
+                <w:szCs w:val="20"/>
+              </w:rPr>
+              <w:t>Filtering/Sorting</w:t>
+            </w:r>
+          </w:p>
+        </w:tc>
+        <w:tc>
+          <w:tcPr>
+            <w:tcW w:w="0" w:type="auto"/>
+            <w:hideMark/>
+          </w:tcPr>
+          <w:p>
+            <w:pPr>
+              <w:spacing w:after="160" w:line="278" w:lineRule="auto"/>
+              <w:rPr>
+                <w:rFonts w:cstheme="minorHAnsi"/>
+                <w:sz w:val="20"/>
+                <w:szCs w:val="20"/>
+              </w:rPr>
+            </w:pPr>
+            <w:r>
+              <w:rPr>
+                <w:rFonts w:cstheme="minorHAnsi"/>
+                <w:sz w:val="20"/>
+                <w:szCs w:val="20"/>
+              </w:rPr>
+              <w:t>Done mostly in frontend</w:t>
+            </w:r>
+          </w:p>
+        </w:tc>
+        <w:tc>
+          <w:tcPr>
+            <w:tcW w:w="0" w:type="auto"/>
+            <w:hideMark/>
+          </w:tcPr>
+          <w:p>
+            <w:pPr>
+              <w:spacing w:after="160" w:line="278" w:lineRule="auto"/>
+              <w:rPr>
+                <w:rFonts w:cstheme="minorHAnsi"/>
+                <w:sz w:val="20"/>
+                <w:szCs w:val="20"/>
+              </w:rPr>
+            </w:pPr>
+            <w:r>
+              <w:rPr>
+                <w:rFonts w:cstheme="minorHAnsi"/>
+                <w:sz w:val="20"/>
+                <w:szCs w:val="20"/>
+              </w:rPr>
+              <w:t>Handled efficiently by backend</w:t>
+            </w:r>
+          </w:p>
+        </w:tc>
+      </w:tr>
+    </w:tbl>
+    <w:p>
+      <w:pPr>
+        <w:rPr>
+          <w:rFonts w:cstheme="minorHAnsi"/>
+          <w:b/>
+          <w:bCs/>
+          <w:sz w:val="20"/>
+          <w:szCs w:val="20"/>
+        </w:rPr>
+      </w:pPr>
+    </w:p>
+    <w:p>
+      <w:pPr>
+        <w:rPr>
+          <w:rFonts w:cstheme="minorHAnsi"/>
+          <w:sz w:val="20"/>
+          <w:szCs w:val="20"/>
+        </w:rPr>
+      </w:pPr>
+    </w:p>
+    <w:p>
+      <w:pPr>
+        <w:rPr>
+          <w:rFonts w:cstheme="minorHAnsi"/>
+          <w:sz w:val="20"/>
+          <w:szCs w:val="20"/>
+        </w:rPr>
+      </w:pPr>
+      <w:r>
+        <w:rPr>
+          <w:rFonts w:cstheme="minorHAnsi"/>
+          <w:b/>
+          <w:bCs/>
+          <w:sz w:val="20"/>
+          <w:szCs w:val="20"/>
+          <w:highlight w:val="yellow"/>
+        </w:rPr>
+        <w:t>Payload</w:t>
+      </w:r>
+      <w:r>
+        <w:rPr>
+          <w:rFonts w:cstheme="minorHAnsi"/>
+          <w:b/>
+          <w:bCs/>
+          <w:sz w:val="20"/>
+          <w:szCs w:val="20"/>
+        </w:rPr>
+        <w:t xml:space="preserve"> &gt;</w:t>
+      </w:r>
+      <w:r>
+        <w:rPr>
+          <w:rFonts w:cstheme="minorHAnsi"/>
+          <w:b/>
+          <w:bCs/>
+          <w:sz w:val="20"/>
+          <w:szCs w:val="20"/>
+        </w:rPr>
+        <w:br/>
+      </w:r>
+      <w:r>
+        <w:rPr>
+          <w:rFonts w:cstheme="minorHAnsi"/>
+          <w:b/>
+          <w:bCs/>
+          <w:sz w:val="20"/>
+          <w:szCs w:val="20"/>
+        </w:rPr>
+        <w:t>Payload:</w:t>
+      </w:r>
+      <w:r>
+        <w:rPr>
+          <w:rFonts w:cstheme="minorHAnsi"/>
+          <w:sz w:val="20"/>
+          <w:szCs w:val="20"/>
+        </w:rPr>
+        <w:t xml:space="preserve"> Payload is the actual data sent in the body of an HTTP request or response between client and server (e.g., JSON data in OData APIs).</w:t>
+      </w:r>
+    </w:p>
+    <w:p>
+      <w:pPr>
+        <w:rPr>
+          <w:rFonts w:cstheme="minorHAnsi"/>
+          <w:sz w:val="20"/>
+          <w:szCs w:val="20"/>
+        </w:rPr>
+      </w:pPr>
+      <w:r>
+        <w:rPr>
+          <w:rFonts w:cstheme="minorHAnsi"/>
+          <w:b/>
+          <w:bCs/>
+          <w:sz w:val="20"/>
+          <w:szCs w:val="20"/>
+          <w:highlight w:val="yellow"/>
+        </w:rPr>
+        <w:lastRenderedPageBreak/>
+        <w:t>GET, POST, PUT, PATCH and DELETE</w:t>
+      </w:r>
+      <w:r>
+        <w:rPr>
+          <w:rFonts w:cstheme="minorHAnsi"/>
+          <w:b/>
+          <w:bCs/>
+          <w:sz w:val="20"/>
+          <w:szCs w:val="20"/>
+        </w:rPr>
+        <w:t xml:space="preserve"> &gt;</w:t>
+      </w:r>
+      <w:r>
+        <w:rPr>
+          <w:rFonts w:cstheme="minorHAnsi"/>
+          <w:b/>
+          <w:bCs/>
+          <w:sz w:val="20"/>
+          <w:szCs w:val="20"/>
+        </w:rPr>
+        <w:br/>
+      </w:r>
+      <w:r>
+        <w:rPr>
+          <w:rFonts w:cstheme="minorHAnsi"/>
+          <w:b/>
+          <w:bCs/>
+          <w:sz w:val="20"/>
+          <w:szCs w:val="20"/>
+        </w:rPr>
+        <w:t>GET</w:t>
+      </w:r>
+      <w:r>
+        <w:rPr>
+          <w:rFonts w:cstheme="minorHAnsi"/>
+          <w:sz w:val="20"/>
+          <w:szCs w:val="20"/>
+        </w:rPr>
+        <w:t xml:space="preserve">: </w:t>
+      </w:r>
+      <w:r>
+        <w:rPr>
+          <w:rFonts w:cstheme="minorHAnsi"/>
+          <w:sz w:val="20"/>
+          <w:szCs w:val="20"/>
+        </w:rPr>
+        <w:t xml:space="preserve">Used to </w:t>
+      </w:r>
+      <w:r>
+        <w:rPr>
+          <w:rFonts w:cstheme="minorHAnsi"/>
+          <w:b/>
+          <w:bCs/>
+          <w:sz w:val="20"/>
+          <w:szCs w:val="20"/>
+        </w:rPr>
+        <w:t>retrieve data</w:t>
+      </w:r>
+      <w:r>
+        <w:rPr>
+          <w:rFonts w:cstheme="minorHAnsi"/>
+          <w:sz w:val="20"/>
+          <w:szCs w:val="20"/>
+        </w:rPr>
+        <w:t xml:space="preserve"> from the server (no data modification).</w:t>
+      </w:r>
+    </w:p>
+    <w:p>
+      <w:pPr>
+        <w:rPr>
+          <w:rFonts w:cstheme="minorHAnsi"/>
+          <w:sz w:val="20"/>
+          <w:szCs w:val="20"/>
+        </w:rPr>
+      </w:pPr>
+      <w:r>
+        <w:rPr>
+          <w:rFonts w:cstheme="minorHAnsi"/>
+          <w:b/>
+          <w:bCs/>
+          <w:sz w:val="20"/>
+          <w:szCs w:val="20"/>
+        </w:rPr>
+        <w:t>POST</w:t>
+      </w:r>
+      <w:r>
+        <w:rPr>
+          <w:rFonts w:cstheme="minorHAnsi"/>
+          <w:sz w:val="20"/>
+          <w:szCs w:val="20"/>
+        </w:rPr>
+        <w:t xml:space="preserve">: </w:t>
+      </w:r>
+      <w:r>
+        <w:rPr>
+          <w:rFonts w:cstheme="minorHAnsi"/>
+          <w:sz w:val="20"/>
+          <w:szCs w:val="20"/>
+        </w:rPr>
+        <w:t xml:space="preserve">Used to </w:t>
+      </w:r>
+      <w:r>
+        <w:rPr>
+          <w:rFonts w:cstheme="minorHAnsi"/>
+          <w:b/>
+          <w:bCs/>
+          <w:sz w:val="20"/>
+          <w:szCs w:val="20"/>
+        </w:rPr>
+        <w:t>create new data</w:t>
+      </w:r>
+      <w:r>
+        <w:rPr>
+          <w:rFonts w:cstheme="minorHAnsi"/>
+          <w:sz w:val="20"/>
+          <w:szCs w:val="20"/>
+        </w:rPr>
+        <w:t xml:space="preserve"> on the server.</w:t>
+      </w:r>
+    </w:p>
+    <w:p>
+      <w:pPr>
+        <w:rPr>
+          <w:rFonts w:cstheme="minorHAnsi"/>
+          <w:sz w:val="20"/>
+          <w:szCs w:val="20"/>
+        </w:rPr>
+      </w:pPr>
+      <w:r>
+        <w:rPr>
+          <w:rFonts w:cstheme="minorHAnsi"/>
+          <w:b/>
+          <w:bCs/>
+          <w:sz w:val="20"/>
+          <w:szCs w:val="20"/>
+        </w:rPr>
+        <w:t>PUT</w:t>
+      </w:r>
+      <w:r>
+        <w:rPr>
+          <w:rFonts w:cstheme="minorHAnsi"/>
+          <w:sz w:val="20"/>
+          <w:szCs w:val="20"/>
+        </w:rPr>
+        <w:t xml:space="preserve">: </w:t>
+      </w:r>
+      <w:r>
+        <w:rPr>
+          <w:rFonts w:cstheme="minorHAnsi"/>
+          <w:sz w:val="20"/>
+          <w:szCs w:val="20"/>
+        </w:rPr>
+        <w:t xml:space="preserve">Used to </w:t>
+      </w:r>
+      <w:r>
+        <w:rPr>
+          <w:rFonts w:cstheme="minorHAnsi"/>
+          <w:b/>
+          <w:bCs/>
+          <w:sz w:val="20"/>
+          <w:szCs w:val="20"/>
+        </w:rPr>
+        <w:t>update/replace an entire existing record</w:t>
+      </w:r>
+      <w:r>
+        <w:rPr>
+          <w:rFonts w:cstheme="minorHAnsi"/>
+          <w:sz w:val="20"/>
+          <w:szCs w:val="20"/>
+        </w:rPr>
+        <w:t>.</w:t>
+      </w:r>
+    </w:p>
+    <w:p>
+      <w:pPr>
+        <w:rPr>
+          <w:rFonts w:cstheme="minorHAnsi"/>
+          <w:sz w:val="20"/>
+          <w:szCs w:val="20"/>
+        </w:rPr>
+      </w:pPr>
+      <w:r>
+        <w:rPr>
+          <w:rFonts w:cstheme="minorHAnsi"/>
+          <w:b/>
+          <w:bCs/>
+          <w:sz w:val="20"/>
+          <w:szCs w:val="20"/>
+        </w:rPr>
+        <w:t>PATCH</w:t>
+      </w:r>
+      <w:r>
+        <w:rPr>
+          <w:rFonts w:cstheme="minorHAnsi"/>
+          <w:sz w:val="20"/>
+          <w:szCs w:val="20"/>
+        </w:rPr>
+        <w:t xml:space="preserve">: </w:t>
+      </w:r>
+      <w:r>
+        <w:rPr>
+          <w:rFonts w:cstheme="minorHAnsi"/>
+          <w:sz w:val="20"/>
+          <w:szCs w:val="20"/>
+        </w:rPr>
+        <w:t xml:space="preserve">Used to </w:t>
+      </w:r>
+      <w:r>
+        <w:rPr>
+          <w:rFonts w:cstheme="minorHAnsi"/>
+          <w:b/>
+          <w:bCs/>
+          <w:sz w:val="20"/>
+          <w:szCs w:val="20"/>
+        </w:rPr>
+        <w:t>partially update specific fields</w:t>
+      </w:r>
+      <w:r>
+        <w:rPr>
+          <w:rFonts w:cstheme="minorHAnsi"/>
+          <w:sz w:val="20"/>
+          <w:szCs w:val="20"/>
+        </w:rPr>
+        <w:t xml:space="preserve"> of a record</w:t>
+      </w:r>
+      <w:r>
+        <w:rPr>
+          <w:rFonts w:cstheme="minorHAnsi"/>
+          <w:sz w:val="20"/>
+          <w:szCs w:val="20"/>
+        </w:rPr>
+        <w:t xml:space="preserve"> (single field)</w:t>
+      </w:r>
+      <w:r>
+        <w:rPr>
+          <w:rFonts w:cstheme="minorHAnsi"/>
+          <w:sz w:val="20"/>
+          <w:szCs w:val="20"/>
+        </w:rPr>
+        <w:t>.</w:t>
+      </w:r>
+    </w:p>
+    <w:p>
+      <w:pPr>
+        <w:rPr>
+          <w:rFonts w:cstheme="minorHAnsi"/>
+          <w:sz w:val="20"/>
+          <w:szCs w:val="20"/>
+        </w:rPr>
+      </w:pPr>
+      <w:r>
+        <w:rPr>
+          <w:rFonts w:cstheme="minorHAnsi"/>
+          <w:b/>
+          <w:bCs/>
+          <w:sz w:val="20"/>
+          <w:szCs w:val="20"/>
+        </w:rPr>
+        <w:t>DELETE</w:t>
+      </w:r>
+      <w:r>
+        <w:rPr>
+          <w:rFonts w:cstheme="minorHAnsi"/>
+          <w:sz w:val="20"/>
+          <w:szCs w:val="20"/>
+        </w:rPr>
+        <w:t xml:space="preserve">: </w:t>
+      </w:r>
+      <w:r>
+        <w:rPr>
+          <w:rFonts w:cstheme="minorHAnsi"/>
+          <w:sz w:val="20"/>
+          <w:szCs w:val="20"/>
+        </w:rPr>
+        <w:t xml:space="preserve">Used to </w:t>
+      </w:r>
+      <w:r>
+        <w:rPr>
+          <w:rFonts w:cstheme="minorHAnsi"/>
+          <w:b/>
+          <w:bCs/>
+          <w:sz w:val="20"/>
+          <w:szCs w:val="20"/>
+        </w:rPr>
+        <w:t>remove data</w:t>
+      </w:r>
+      <w:r>
+        <w:rPr>
+          <w:rFonts w:cstheme="minorHAnsi"/>
+          <w:sz w:val="20"/>
+          <w:szCs w:val="20"/>
+        </w:rPr>
+        <w:t xml:space="preserve"> from the server.</w:t>
+      </w:r>
+    </w:p>
+    <w:p>
+      <w:pPr>
+        <w:rPr>
+          <w:rFonts w:cstheme="minorHAnsi"/>
+          <w:sz w:val="20"/>
+          <w:szCs w:val="20"/>
+        </w:rPr>
+      </w:pPr>
+      <w:r>
+        <w:rPr>
+          <w:rFonts w:cstheme="minorHAnsi"/>
+          <w:b/>
+          <w:bCs/>
+          <w:sz w:val="20"/>
+          <w:szCs w:val="20"/>
+          <w:highlight w:val="yellow"/>
+        </w:rPr>
+        <w:t>What are different types of Status code</w:t>
+      </w:r>
+      <w:r>
+        <w:rPr>
+          <w:rFonts w:cstheme="minorHAnsi"/>
+          <w:b/>
+          <w:bCs/>
+          <w:sz w:val="20"/>
+          <w:szCs w:val="20"/>
+        </w:rPr>
+        <w:t xml:space="preserve"> &gt;</w:t>
+      </w:r>
+      <w:r>
+        <w:rPr>
+          <w:rFonts w:cstheme="minorHAnsi"/>
+          <w:b/>
+          <w:bCs/>
+          <w:sz w:val="20"/>
+          <w:szCs w:val="20"/>
+        </w:rPr>
+        <w:br/>
+      </w:r>
+      <w:r>
+        <w:rPr>
+          <w:rFonts w:cstheme="minorHAnsi"/>
+          <w:sz w:val="20"/>
+          <w:szCs w:val="20"/>
+        </w:rPr>
+        <w:t>1xx – Informational</w:t>
+      </w:r>
+      <w:r>
+        <w:rPr>
+          <w:rFonts w:cstheme="minorHAnsi"/>
+          <w:sz w:val="20"/>
+          <w:szCs w:val="20"/>
+        </w:rPr>
+        <w:br/>
+      </w:r>
+      <w:r>
+        <w:rPr>
+          <w:rFonts w:cstheme="minorHAnsi"/>
+          <w:sz w:val="20"/>
+          <w:szCs w:val="20"/>
+        </w:rPr>
+        <w:t>Request received, processing continues</w:t>
+      </w:r>
+    </w:p>
+    <w:p>
+      <w:pPr>
+        <w:numPr>
+          <w:ilvl w:val="0"/>
+          <w:numId w:val="5"/>
+        </w:numPr>
+        <w:rPr>
+          <w:rFonts w:cstheme="minorHAnsi"/>
+          <w:sz w:val="20"/>
+          <w:szCs w:val="20"/>
+        </w:rPr>
+      </w:pPr>
+      <w:r>
+        <w:rPr>
+          <w:rFonts w:cstheme="minorHAnsi"/>
+          <w:sz w:val="20"/>
+          <w:szCs w:val="20"/>
+        </w:rPr>
+        <w:t xml:space="preserve">Example: 100 Continue </w:t>
+      </w:r>
+    </w:p>
+    <w:p>
+      <w:pPr>
+        <w:rPr>
+          <w:rFonts w:cstheme="minorHAnsi"/>
+          <w:sz w:val="20"/>
+          <w:szCs w:val="20"/>
+        </w:rPr>
+      </w:pPr>
+      <w:r>
+        <w:rPr>
+          <w:rFonts w:cstheme="minorHAnsi"/>
+          <w:color w:val="EE0000"/>
+          <w:sz w:val="20"/>
+          <w:szCs w:val="20"/>
+        </w:rPr>
+        <w:t>2xx – Success</w:t>
+      </w:r>
+      <w:r>
+        <w:rPr>
+          <w:rFonts w:cstheme="minorHAnsi"/>
+          <w:color w:val="EE0000"/>
+          <w:sz w:val="20"/>
+          <w:szCs w:val="20"/>
+        </w:rPr>
+        <w:br/>
+      </w:r>
+      <w:r>
+        <w:rPr>
+          <w:rFonts w:cstheme="minorHAnsi"/>
+          <w:sz w:val="20"/>
+          <w:szCs w:val="20"/>
+        </w:rPr>
+        <w:t>Request successfully processed</w:t>
+      </w:r>
+    </w:p>
+    <w:p>
+      <w:pPr>
+        <w:numPr>
+          <w:ilvl w:val="0"/>
+          <w:numId w:val="6"/>
+        </w:numPr>
+        <w:rPr>
+          <w:rFonts w:cstheme="minorHAnsi"/>
+          <w:sz w:val="20"/>
+          <w:szCs w:val="20"/>
+        </w:rPr>
+      </w:pPr>
+      <w:r>
+        <w:rPr>
+          <w:rFonts w:cstheme="minorHAnsi"/>
+          <w:sz w:val="20"/>
+          <w:szCs w:val="20"/>
+        </w:rPr>
+        <w:t xml:space="preserve">200 OK → Success (GET) </w:t>
+      </w:r>
+    </w:p>
+    <w:p>
+      <w:pPr>
+        <w:numPr>
+          <w:ilvl w:val="0"/>
+          <w:numId w:val="6"/>
+        </w:numPr>
+        <w:rPr>
+          <w:rFonts w:cstheme="minorHAnsi"/>
+          <w:sz w:val="20"/>
+          <w:szCs w:val="20"/>
+        </w:rPr>
+      </w:pPr>
+      <w:r>
+        <w:rPr>
+          <w:rFonts w:cstheme="minorHAnsi"/>
+          <w:sz w:val="20"/>
+          <w:szCs w:val="20"/>
+        </w:rPr>
+        <w:t xml:space="preserve">201 Created → Resource created (POST) </w:t>
+      </w:r>
+    </w:p>
+    <w:p>
+      <w:pPr>
+        <w:numPr>
+          <w:ilvl w:val="0"/>
+          <w:numId w:val="6"/>
+        </w:numPr>
+        <w:rPr>
+          <w:rFonts w:cstheme="minorHAnsi"/>
+          <w:sz w:val="20"/>
+          <w:szCs w:val="20"/>
+        </w:rPr>
+      </w:pPr>
+      <w:r>
+        <w:rPr>
+          <w:rFonts w:cstheme="minorHAnsi"/>
+          <w:sz w:val="20"/>
+          <w:szCs w:val="20"/>
+        </w:rPr>
+        <w:t xml:space="preserve">204 No Content → Success but no response body </w:t>
+      </w:r>
+      <w:r>
+        <w:rPr>
+          <w:rFonts w:cstheme="minorHAnsi"/>
+          <w:sz w:val="20"/>
+          <w:szCs w:val="20"/>
+        </w:rPr>
+        <w:t>(mostly when we delete content get this)</w:t>
+      </w:r>
+    </w:p>
+    <w:p>
+      <w:pPr>
+        <w:rPr>
+          <w:rFonts w:cstheme="minorHAnsi"/>
+          <w:sz w:val="20"/>
+          <w:szCs w:val="20"/>
+        </w:rPr>
+      </w:pPr>
+      <w:r>
+        <w:rPr>
+          <w:rFonts w:cstheme="minorHAnsi"/>
+          <w:sz w:val="20"/>
+          <w:szCs w:val="20"/>
+        </w:rPr>
+        <w:t>3xx – Redirection</w:t>
+      </w:r>
+      <w:r>
+        <w:rPr>
+          <w:rFonts w:cstheme="minorHAnsi"/>
+          <w:sz w:val="20"/>
+          <w:szCs w:val="20"/>
+        </w:rPr>
+        <w:br/>
+      </w:r>
+      <w:r>
+        <w:rPr>
+          <w:rFonts w:cstheme="minorHAnsi"/>
+          <w:sz w:val="20"/>
+          <w:szCs w:val="20"/>
+        </w:rPr>
+        <w:t>Further action needed (redirect)</w:t>
+      </w:r>
+    </w:p>
+    <w:p>
+      <w:pPr>
+        <w:numPr>
+          <w:ilvl w:val="0"/>
+          <w:numId w:val="7"/>
+        </w:numPr>
+        <w:rPr>
+          <w:rFonts w:cstheme="minorHAnsi"/>
+          <w:sz w:val="20"/>
+          <w:szCs w:val="20"/>
+        </w:rPr>
+      </w:pPr>
+      <w:r>
+        <w:rPr>
+          <w:rFonts w:cstheme="minorHAnsi"/>
+          <w:sz w:val="20"/>
+          <w:szCs w:val="20"/>
+        </w:rPr>
+        <w:t xml:space="preserve">301 Moved Permanently </w:t>
+      </w:r>
+    </w:p>
+    <w:p>
+      <w:pPr>
+        <w:numPr>
+          <w:ilvl w:val="0"/>
+          <w:numId w:val="7"/>
+        </w:numPr>
+        <w:rPr>
+          <w:rFonts w:cstheme="minorHAnsi"/>
+          <w:sz w:val="20"/>
+          <w:szCs w:val="20"/>
+        </w:rPr>
+      </w:pPr>
+      <w:r>
+        <w:rPr>
+          <w:rFonts w:cstheme="minorHAnsi"/>
+          <w:sz w:val="20"/>
+          <w:szCs w:val="20"/>
+        </w:rPr>
+        <w:t xml:space="preserve">302 Found </w:t>
+      </w:r>
+    </w:p>
+    <w:p>
+      <w:pPr>
+        <w:rPr>
+          <w:rFonts w:cstheme="minorHAnsi"/>
+          <w:sz w:val="20"/>
+          <w:szCs w:val="20"/>
+        </w:rPr>
+      </w:pPr>
+      <w:r>
+        <w:rPr>
+          <w:rFonts w:cstheme="minorHAnsi"/>
+          <w:color w:val="EE0000"/>
+          <w:sz w:val="20"/>
+          <w:szCs w:val="20"/>
+        </w:rPr>
+        <w:t>4xx – Client Errors</w:t>
+      </w:r>
+      <w:r>
+        <w:rPr>
+          <w:rFonts w:cstheme="minorHAnsi"/>
+          <w:sz w:val="20"/>
+          <w:szCs w:val="20"/>
+        </w:rPr>
+        <w:br/>
+      </w:r>
+      <w:r>
+        <w:rPr>
+          <w:rFonts w:cstheme="minorHAnsi"/>
+          <w:sz w:val="20"/>
+          <w:szCs w:val="20"/>
+        </w:rPr>
+        <w:t>Issue from client side (wrong request)</w:t>
+      </w:r>
+    </w:p>
+    <w:p>
+      <w:pPr>
+        <w:numPr>
+          <w:ilvl w:val="0"/>
+          <w:numId w:val="8"/>
+        </w:numPr>
+        <w:rPr>
+          <w:rFonts w:cstheme="minorHAnsi"/>
+          <w:sz w:val="20"/>
+          <w:szCs w:val="20"/>
+        </w:rPr>
+      </w:pPr>
+      <w:r>
+        <w:rPr>
+          <w:rFonts w:cstheme="minorHAnsi"/>
+          <w:sz w:val="20"/>
+          <w:szCs w:val="20"/>
+        </w:rPr>
+        <w:t xml:space="preserve">400 Bad Request → Invalid input </w:t>
+      </w:r>
+    </w:p>
+    <w:p>
+      <w:pPr>
+        <w:numPr>
+          <w:ilvl w:val="0"/>
+          <w:numId w:val="8"/>
+        </w:numPr>
+        <w:rPr>
+          <w:rFonts w:cstheme="minorHAnsi"/>
+          <w:sz w:val="20"/>
+          <w:szCs w:val="20"/>
+        </w:rPr>
+      </w:pPr>
+      <w:r>
+        <w:rPr>
+          <w:rFonts w:cstheme="minorHAnsi"/>
+          <w:sz w:val="20"/>
+          <w:szCs w:val="20"/>
+        </w:rPr>
+        <w:t xml:space="preserve">401 Unauthorized → Authentication required </w:t>
+      </w:r>
+    </w:p>
+    <w:p>
+      <w:pPr>
+        <w:numPr>
+          <w:ilvl w:val="0"/>
+          <w:numId w:val="8"/>
+        </w:numPr>
+        <w:rPr>
+          <w:rFonts w:cstheme="minorHAnsi"/>
+          <w:sz w:val="20"/>
+          <w:szCs w:val="20"/>
+        </w:rPr>
+      </w:pPr>
+      <w:r>
+        <w:rPr>
+          <w:rFonts w:cstheme="minorHAnsi"/>
+          <w:sz w:val="20"/>
+          <w:szCs w:val="20"/>
+        </w:rPr>
+        <w:t xml:space="preserve">403 Forbidden → No permission </w:t>
+      </w:r>
+    </w:p>
+    <w:p>
+      <w:pPr>
+        <w:numPr>
+          <w:ilvl w:val="0"/>
+          <w:numId w:val="8"/>
+        </w:numPr>
+        <w:rPr>
+          <w:rFonts w:cstheme="minorHAnsi"/>
+          <w:sz w:val="20"/>
+          <w:szCs w:val="20"/>
+        </w:rPr>
+      </w:pPr>
+      <w:r>
+        <w:rPr>
+          <w:rFonts w:cstheme="minorHAnsi"/>
+          <w:sz w:val="20"/>
+          <w:szCs w:val="20"/>
+        </w:rPr>
+        <w:t xml:space="preserve">404 Not Found → Resource not found </w:t>
+      </w:r>
+    </w:p>
+    <w:p>
+      <w:pPr>
+        <w:rPr>
+          <w:rFonts w:cstheme="minorHAnsi"/>
+          <w:sz w:val="20"/>
+          <w:szCs w:val="20"/>
+        </w:rPr>
+      </w:pPr>
+      <w:r>
+        <w:rPr>
+          <w:rFonts w:cstheme="minorHAnsi"/>
+          <w:color w:val="EE0000"/>
+          <w:sz w:val="20"/>
+          <w:szCs w:val="20"/>
+        </w:rPr>
+        <w:t>5xx – Server Errors</w:t>
+      </w:r>
+      <w:r>
+        <w:rPr>
+          <w:rFonts w:cstheme="minorHAnsi"/>
+          <w:color w:val="EE0000"/>
+          <w:sz w:val="20"/>
+          <w:szCs w:val="20"/>
+        </w:rPr>
+        <w:br/>
+      </w:r>
+      <w:r>
+        <w:rPr>
+          <w:rFonts w:cstheme="minorHAnsi"/>
+          <w:sz w:val="20"/>
+          <w:szCs w:val="20"/>
+        </w:rPr>
+        <w:t>Issue from server side</w:t>
+      </w:r>
+    </w:p>
+    <w:p>
+      <w:pPr>
+        <w:numPr>
+          <w:ilvl w:val="0"/>
+          <w:numId w:val="9"/>
+        </w:numPr>
+        <w:rPr>
+          <w:rFonts w:cstheme="minorHAnsi"/>
+          <w:sz w:val="20"/>
+          <w:szCs w:val="20"/>
+        </w:rPr>
+      </w:pPr>
+      <w:r>
+        <w:rPr>
+          <w:rFonts w:cstheme="minorHAnsi"/>
+          <w:sz w:val="20"/>
+          <w:szCs w:val="20"/>
+        </w:rPr>
+        <w:t xml:space="preserve">500 Internal Server Error </w:t>
+      </w:r>
+    </w:p>
+    <w:p>
+      <w:pPr>
+        <w:numPr>
+          <w:ilvl w:val="0"/>
+          <w:numId w:val="9"/>
+        </w:numPr>
+        <w:rPr>
+          <w:rFonts w:cstheme="minorHAnsi"/>
+          <w:sz w:val="20"/>
+          <w:szCs w:val="20"/>
+        </w:rPr>
+      </w:pPr>
+      <w:r>
+        <w:rPr>
+          <w:rFonts w:cstheme="minorHAnsi"/>
+          <w:sz w:val="20"/>
+          <w:szCs w:val="20"/>
+        </w:rPr>
+        <w:t xml:space="preserve">502 Bad Gateway </w:t>
+      </w:r>
+    </w:p>
+    <w:p>
+      <w:pPr>
+        <w:numPr>
+          <w:ilvl w:val="0"/>
+          <w:numId w:val="9"/>
+        </w:numPr>
+        <w:rPr>
+          <w:rFonts w:cstheme="minorHAnsi"/>
+          <w:sz w:val="20"/>
+          <w:szCs w:val="20"/>
+        </w:rPr>
+      </w:pPr>
+      <w:r>
+        <w:rPr>
+          <w:rFonts w:cstheme="minorHAnsi"/>
+          <w:sz w:val="20"/>
+          <w:szCs w:val="20"/>
+        </w:rPr>
+        <w:t>503 Service Unavailable</w:t>
+      </w:r>
+    </w:p>
+    <w:p>
+      <w:pPr>
+        <w:rPr>
+          <w:rFonts w:cstheme="minorHAnsi"/>
+          <w:b/>
+          <w:bCs/>
+          <w:sz w:val="20"/>
+          <w:szCs w:val="20"/>
+          <w:highlight w:val="yellow"/>
+        </w:rPr>
+      </w:pPr>
+    </w:p>
+    <w:p>
+      <w:pPr>
+        <w:rPr>
+          <w:rFonts w:cstheme="minorHAnsi"/>
+          <w:sz w:val="20"/>
+          <w:szCs w:val="20"/>
+        </w:rPr>
+      </w:pPr>
+      <w:r>
+        <w:rPr>
+          <w:rFonts w:cstheme="minorHAnsi"/>
+          <w:b/>
+          <w:bCs/>
+          <w:sz w:val="20"/>
+          <w:szCs w:val="20"/>
+          <w:highlight w:val="yellow"/>
+        </w:rPr>
+        <w:t>Action and Function</w:t>
+      </w:r>
+      <w:r>
+        <w:rPr>
+          <w:rFonts w:cstheme="minorHAnsi"/>
+          <w:b/>
+          <w:bCs/>
+          <w:sz w:val="20"/>
+          <w:szCs w:val="20"/>
+        </w:rPr>
+        <w:t xml:space="preserve"> &gt;</w:t>
+      </w:r>
+      <w:r>
+        <w:rPr>
+          <w:rFonts w:cstheme="minorHAnsi"/>
+          <w:b/>
+          <w:bCs/>
+          <w:sz w:val="20"/>
+          <w:szCs w:val="20"/>
+        </w:rPr>
+        <w:br/>
+      </w:r>
+      <w:r>
+        <w:rPr>
+          <w:rFonts w:cstheme="minorHAnsi"/>
+          <w:sz w:val="20"/>
+          <w:szCs w:val="20"/>
+        </w:rPr>
+        <w:t>An action is an operation that can modify data (create/update/delete) and is typically used for business logic like submit, approve, or cancel.</w:t>
+      </w:r>
+      <w:r>
+        <w:rPr>
+          <w:rFonts w:cstheme="minorHAnsi"/>
+          <w:sz w:val="20"/>
+          <w:szCs w:val="20"/>
+        </w:rPr>
+        <w:br/>
+      </w:r>
+      <w:r>
+        <w:rPr>
+          <w:rFonts w:cstheme="minorHAnsi"/>
+          <w:sz w:val="20"/>
+          <w:szCs w:val="20"/>
+        </w:rPr>
+        <w:lastRenderedPageBreak/>
+        <w:t xml:space="preserve">A </w:t>
+      </w:r>
+      <w:r>
+        <w:rPr>
+          <w:rFonts w:cstheme="minorHAnsi"/>
+          <w:b/>
+          <w:bCs/>
+          <w:sz w:val="20"/>
+          <w:szCs w:val="20"/>
+        </w:rPr>
+        <w:t>function</w:t>
+      </w:r>
+      <w:r>
+        <w:rPr>
+          <w:rFonts w:cstheme="minorHAnsi"/>
+          <w:sz w:val="20"/>
+          <w:szCs w:val="20"/>
+        </w:rPr>
+        <w:t xml:space="preserve"> is an operation that </w:t>
+      </w:r>
+      <w:r>
+        <w:rPr>
+          <w:rFonts w:cstheme="minorHAnsi"/>
+          <w:b/>
+          <w:bCs/>
+          <w:sz w:val="20"/>
+          <w:szCs w:val="20"/>
+        </w:rPr>
+        <w:t>only reads data</w:t>
+      </w:r>
+      <w:r>
+        <w:rPr>
+          <w:rFonts w:cstheme="minorHAnsi"/>
+          <w:sz w:val="20"/>
+          <w:szCs w:val="20"/>
+        </w:rPr>
+        <w:t xml:space="preserve"> and does </w:t>
+      </w:r>
+      <w:r>
+        <w:rPr>
+          <w:rFonts w:cstheme="minorHAnsi"/>
+          <w:b/>
+          <w:bCs/>
+          <w:sz w:val="20"/>
+          <w:szCs w:val="20"/>
+        </w:rPr>
+        <w:t>not modify anything</w:t>
+      </w:r>
+      <w:r>
+        <w:rPr>
+          <w:rFonts w:cstheme="minorHAnsi"/>
+          <w:b/>
+          <w:bCs/>
+          <w:sz w:val="20"/>
+          <w:szCs w:val="20"/>
+        </w:rPr>
+        <w:t xml:space="preserve"> in DB</w:t>
+      </w:r>
+      <w:r>
+        <w:rPr>
+          <w:rFonts w:cstheme="minorHAnsi"/>
+          <w:sz w:val="20"/>
+          <w:szCs w:val="20"/>
+        </w:rPr>
+        <w:t xml:space="preserve"> (read-only</w:t>
+      </w:r>
+      <w:proofErr w:type="gramStart"/>
+      <w:r>
+        <w:rPr>
+          <w:rFonts w:cstheme="minorHAnsi"/>
+          <w:sz w:val="20"/>
+          <w:szCs w:val="20"/>
+        </w:rPr>
+        <w:t>)</w:t>
+      </w:r>
+      <w:r>
+        <w:rPr>
+          <w:rFonts w:cstheme="minorHAnsi"/>
+          <w:sz w:val="20"/>
+          <w:szCs w:val="20"/>
+        </w:rPr>
+        <w:t>,</w:t>
+      </w:r>
+      <w:proofErr w:type="gramEnd"/>
+      <w:r>
+        <w:rPr>
+          <w:rFonts w:cstheme="minorHAnsi"/>
+          <w:sz w:val="20"/>
+          <w:szCs w:val="20"/>
+        </w:rPr>
+        <w:t xml:space="preserve"> After fetching data we can modify and serve the data in output.</w:t>
+      </w:r>
+    </w:p>
+    <w:p>
+      <w:pPr>
+        <w:rPr>
+          <w:rFonts w:cstheme="minorHAnsi"/>
+          <w:sz w:val="20"/>
+          <w:szCs w:val="20"/>
+        </w:rPr>
+      </w:pPr>
+      <w:r>
+        <w:rPr>
+          <w:rFonts w:cstheme="minorHAnsi"/>
+          <w:b/>
+          <w:bCs/>
+          <w:sz w:val="20"/>
+          <w:szCs w:val="20"/>
+          <w:highlight w:val="yellow"/>
+        </w:rPr>
+        <w:t>What is bound and unbound Action</w:t>
+      </w:r>
+      <w:r>
+        <w:rPr>
+          <w:rFonts w:cstheme="minorHAnsi"/>
+          <w:b/>
+          <w:bCs/>
+          <w:sz w:val="20"/>
+          <w:szCs w:val="20"/>
+        </w:rPr>
+        <w:t xml:space="preserve"> &gt;</w:t>
+      </w:r>
+      <w:r>
+        <w:rPr>
+          <w:rFonts w:cstheme="minorHAnsi"/>
+          <w:b/>
+          <w:bCs/>
+          <w:sz w:val="20"/>
+          <w:szCs w:val="20"/>
+        </w:rPr>
+        <w:br/>
+      </w:r>
+      <w:r>
+        <w:rPr>
+          <w:rFonts w:cstheme="minorHAnsi"/>
+          <w:sz w:val="20"/>
+          <w:szCs w:val="20"/>
+        </w:rPr>
+        <w:t xml:space="preserve">A </w:t>
+      </w:r>
+      <w:r>
+        <w:rPr>
+          <w:rFonts w:cstheme="minorHAnsi"/>
+          <w:b/>
+          <w:bCs/>
+          <w:sz w:val="20"/>
+          <w:szCs w:val="20"/>
+        </w:rPr>
+        <w:t>bound action</w:t>
+      </w:r>
+      <w:r>
+        <w:rPr>
+          <w:rFonts w:cstheme="minorHAnsi"/>
+          <w:sz w:val="20"/>
+          <w:szCs w:val="20"/>
+        </w:rPr>
+        <w:t xml:space="preserve"> is an action that is tied to a specific entity or record and operates on that instance.</w:t>
+      </w:r>
+      <w:r>
+        <w:rPr>
+          <w:rFonts w:cstheme="minorHAnsi"/>
+          <w:sz w:val="20"/>
+          <w:szCs w:val="20"/>
+        </w:rPr>
+        <w:t xml:space="preserve"> In Bound action we always get one Parameter that is being passed via Odata service URL.</w:t>
+      </w:r>
+      <w:r>
+        <w:rPr>
+          <w:rFonts w:cstheme="minorHAnsi"/>
+          <w:sz w:val="20"/>
+          <w:szCs w:val="20"/>
+        </w:rPr>
+        <w:br/>
+      </w:r>
+      <w:r>
+        <w:rPr>
+          <w:rFonts w:cstheme="minorHAnsi"/>
+          <w:sz w:val="20"/>
+          <w:szCs w:val="20"/>
+        </w:rPr>
+        <w:t>/</w:t>
+      </w:r>
+      <w:proofErr w:type="gramStart"/>
+      <w:r>
+        <w:rPr>
+          <w:rFonts w:cstheme="minorHAnsi"/>
+          <w:sz w:val="20"/>
+          <w:szCs w:val="20"/>
+        </w:rPr>
+        <w:t>Orders(</w:t>
+      </w:r>
+      <w:proofErr w:type="gramEnd"/>
+      <w:r>
+        <w:rPr>
+          <w:rFonts w:cstheme="minorHAnsi"/>
+          <w:sz w:val="20"/>
+          <w:szCs w:val="20"/>
+        </w:rPr>
+        <w:t>1)/approve</w:t>
+      </w:r>
+      <w:r>
+        <w:rPr>
+          <w:rFonts w:cstheme="minorHAnsi"/>
+          <w:sz w:val="20"/>
+          <w:szCs w:val="20"/>
+        </w:rPr>
+        <w:t xml:space="preserve"> -&gt; 1 we get as params.</w:t>
+      </w:r>
+    </w:p>
+    <w:p>
+      <w:pPr>
+        <w:rPr>
+          <w:rFonts w:cstheme="minorHAnsi"/>
+          <w:sz w:val="20"/>
+          <w:szCs w:val="20"/>
+        </w:rPr>
+      </w:pPr>
+      <w:r>
+        <w:rPr>
+          <w:rFonts w:cstheme="minorHAnsi"/>
+          <w:sz w:val="20"/>
+          <w:szCs w:val="20"/>
+        </w:rPr>
+        <w:t xml:space="preserve">An </w:t>
+      </w:r>
+      <w:r>
+        <w:rPr>
+          <w:rFonts w:cstheme="minorHAnsi"/>
+          <w:b/>
+          <w:bCs/>
+          <w:sz w:val="20"/>
+          <w:szCs w:val="20"/>
+        </w:rPr>
+        <w:t>unbound action</w:t>
+      </w:r>
+      <w:r>
+        <w:rPr>
+          <w:rFonts w:cstheme="minorHAnsi"/>
+          <w:sz w:val="20"/>
+          <w:szCs w:val="20"/>
+        </w:rPr>
+        <w:t xml:space="preserve"> is not linked to any specific entity and works independently at the service level.</w:t>
+      </w:r>
+    </w:p>
+    <w:p>
+      <w:pPr>
+        <w:rPr>
+          <w:rFonts w:cstheme="minorHAnsi"/>
+          <w:sz w:val="20"/>
+          <w:szCs w:val="20"/>
+        </w:rPr>
+      </w:pPr>
+      <w:r>
+        <w:rPr>
+          <w:rFonts w:cstheme="minorHAnsi"/>
+          <w:b/>
+          <w:bCs/>
+          <w:sz w:val="20"/>
+          <w:szCs w:val="20"/>
+          <w:highlight w:val="yellow"/>
+        </w:rPr>
+        <w:t>Bound and Unbound Function</w:t>
+      </w:r>
+      <w:r>
+        <w:rPr>
+          <w:rFonts w:cstheme="minorHAnsi"/>
+          <w:b/>
+          <w:bCs/>
+          <w:sz w:val="20"/>
+          <w:szCs w:val="20"/>
+        </w:rPr>
+        <w:t xml:space="preserve"> &gt;</w:t>
+      </w:r>
+      <w:r>
+        <w:rPr>
+          <w:rFonts w:cstheme="minorHAnsi"/>
+          <w:b/>
+          <w:bCs/>
+          <w:sz w:val="20"/>
+          <w:szCs w:val="20"/>
+        </w:rPr>
+        <w:br/>
+      </w:r>
+      <w:r>
+        <w:rPr>
+          <w:rFonts w:cstheme="minorHAnsi"/>
+          <w:sz w:val="20"/>
+          <w:szCs w:val="20"/>
+        </w:rPr>
+        <w:t xml:space="preserve">A </w:t>
+      </w:r>
+      <w:r>
+        <w:rPr>
+          <w:rFonts w:cstheme="minorHAnsi"/>
+          <w:b/>
+          <w:bCs/>
+          <w:sz w:val="20"/>
+          <w:szCs w:val="20"/>
+        </w:rPr>
+        <w:t>bound function</w:t>
+      </w:r>
+      <w:r>
+        <w:rPr>
+          <w:rFonts w:cstheme="minorHAnsi"/>
+          <w:sz w:val="20"/>
+          <w:szCs w:val="20"/>
+        </w:rPr>
+        <w:t xml:space="preserve"> is tied to a specific entity or record and is used to fetch or calculate data based on that instance (read-only).</w:t>
+      </w:r>
+      <w:r>
+        <w:rPr>
+          <w:rFonts w:cstheme="minorHAnsi"/>
+          <w:sz w:val="20"/>
+          <w:szCs w:val="20"/>
+        </w:rPr>
+        <w:t xml:space="preserve"> It will always </w:t>
+      </w:r>
+      <w:r>
+        <w:rPr>
+          <w:rFonts w:cstheme="minorHAnsi"/>
+          <w:b/>
+          <w:bCs/>
+          <w:sz w:val="20"/>
+          <w:szCs w:val="20"/>
+        </w:rPr>
+        <w:t>return</w:t>
+      </w:r>
+      <w:r>
+        <w:rPr>
+          <w:rFonts w:cstheme="minorHAnsi"/>
+          <w:sz w:val="20"/>
+          <w:szCs w:val="20"/>
+        </w:rPr>
+        <w:t>.</w:t>
+      </w:r>
+    </w:p>
+    <w:p>
+      <w:pPr>
+        <w:rPr>
+          <w:rFonts w:cstheme="minorHAnsi"/>
+          <w:sz w:val="20"/>
+          <w:szCs w:val="20"/>
+        </w:rPr>
+      </w:pPr>
+      <w:r>
+        <w:rPr>
+          <w:rFonts w:cstheme="minorHAnsi"/>
+          <w:sz w:val="20"/>
+          <w:szCs w:val="20"/>
+        </w:rPr>
+        <w:t xml:space="preserve">An </w:t>
+      </w:r>
+      <w:r>
+        <w:rPr>
+          <w:rFonts w:cstheme="minorHAnsi"/>
+          <w:b/>
+          <w:bCs/>
+          <w:sz w:val="20"/>
+          <w:szCs w:val="20"/>
+        </w:rPr>
+        <w:t>unbound function</w:t>
+      </w:r>
+      <w:r>
+        <w:rPr>
+          <w:rFonts w:cstheme="minorHAnsi"/>
+          <w:sz w:val="20"/>
+          <w:szCs w:val="20"/>
+        </w:rPr>
+        <w:t xml:space="preserve"> is not linked to any entity and is used to </w:t>
+      </w:r>
+      <w:r>
+        <w:rPr>
+          <w:rFonts w:cstheme="minorHAnsi"/>
+          <w:b/>
+          <w:bCs/>
+          <w:sz w:val="20"/>
+          <w:szCs w:val="20"/>
+        </w:rPr>
+        <w:t>return data</w:t>
+      </w:r>
+      <w:r>
+        <w:rPr>
+          <w:rFonts w:cstheme="minorHAnsi"/>
+          <w:sz w:val="20"/>
+          <w:szCs w:val="20"/>
+        </w:rPr>
+        <w:t xml:space="preserve"> or calculations at the service level.</w:t>
+      </w:r>
+    </w:p>
+    <w:p>
+      <w:pPr>
+        <w:rPr>
+          <w:rFonts w:cstheme="minorHAnsi"/>
+          <w:sz w:val="20"/>
+          <w:szCs w:val="20"/>
+        </w:rPr>
+      </w:pPr>
+      <w:r>
+        <w:rPr>
+          <w:rFonts w:cstheme="minorHAnsi"/>
+          <w:b/>
+          <w:bCs/>
+          <w:sz w:val="20"/>
+          <w:szCs w:val="20"/>
+          <w:highlight w:val="yellow"/>
+        </w:rPr>
+        <w:t>What are Generic Handlers</w:t>
+      </w:r>
+      <w:r>
+        <w:rPr>
+          <w:rFonts w:cstheme="minorHAnsi"/>
+          <w:b/>
+          <w:bCs/>
+          <w:sz w:val="20"/>
+          <w:szCs w:val="20"/>
+        </w:rPr>
+        <w:t xml:space="preserve"> &gt;</w:t>
+      </w:r>
+      <w:r>
+        <w:rPr>
+          <w:rFonts w:cstheme="minorHAnsi"/>
+          <w:b/>
+          <w:bCs/>
+          <w:sz w:val="20"/>
+          <w:szCs w:val="20"/>
+        </w:rPr>
+        <w:br/>
+      </w:r>
+      <w:r>
+        <w:rPr>
+          <w:rFonts w:cstheme="minorHAnsi"/>
+          <w:sz w:val="20"/>
+          <w:szCs w:val="20"/>
+        </w:rPr>
+        <w:t>Generic handlers are built-in CAP service handlers</w:t>
+      </w:r>
+      <w:r>
+        <w:rPr>
+          <w:rFonts w:cstheme="minorHAnsi"/>
+          <w:sz w:val="20"/>
+          <w:szCs w:val="20"/>
+        </w:rPr>
+        <w:t xml:space="preserve"> (out of the box)</w:t>
+      </w:r>
+      <w:r>
+        <w:rPr>
+          <w:rFonts w:cstheme="minorHAnsi"/>
+          <w:sz w:val="20"/>
+          <w:szCs w:val="20"/>
+        </w:rPr>
+        <w:t xml:space="preserve"> that automatically process standard CRUD operations (READ, CREATE, UPDATE, DELETE) for your entities without any custom code.</w:t>
+      </w:r>
+    </w:p>
+    <w:p>
+      <w:pPr>
+        <w:rPr>
+          <w:rFonts w:cstheme="minorHAnsi"/>
+          <w:sz w:val="20"/>
+          <w:szCs w:val="20"/>
+        </w:rPr>
+      </w:pPr>
+      <w:r>
+        <w:rPr>
+          <w:rFonts w:cstheme="minorHAnsi"/>
+          <w:b/>
+          <w:bCs/>
+          <w:sz w:val="20"/>
+          <w:szCs w:val="20"/>
+          <w:highlight w:val="yellow"/>
+        </w:rPr>
+        <w:t>**</w:t>
+      </w:r>
+      <w:r>
+        <w:rPr>
+          <w:rFonts w:cstheme="minorHAnsi"/>
+          <w:b/>
+          <w:bCs/>
+          <w:sz w:val="20"/>
+          <w:szCs w:val="20"/>
+          <w:highlight w:val="yellow"/>
+        </w:rPr>
+        <w:t xml:space="preserve">What are </w:t>
+      </w:r>
+      <w:r>
+        <w:rPr>
+          <w:rFonts w:cstheme="minorHAnsi"/>
+          <w:b/>
+          <w:bCs/>
+          <w:sz w:val="20"/>
+          <w:szCs w:val="20"/>
+          <w:highlight w:val="yellow"/>
+        </w:rPr>
+        <w:t>Custom</w:t>
+      </w:r>
+      <w:r>
+        <w:rPr>
+          <w:rFonts w:cstheme="minorHAnsi"/>
+          <w:b/>
+          <w:bCs/>
+          <w:sz w:val="20"/>
+          <w:szCs w:val="20"/>
+          <w:highlight w:val="yellow"/>
+        </w:rPr>
+        <w:t xml:space="preserve"> Handlers</w:t>
+      </w:r>
+      <w:r>
+        <w:rPr>
+          <w:rFonts w:cstheme="minorHAnsi"/>
+          <w:b/>
+          <w:bCs/>
+          <w:sz w:val="20"/>
+          <w:szCs w:val="20"/>
+        </w:rPr>
+        <w:t xml:space="preserve"> &gt;</w:t>
+      </w:r>
+      <w:r>
+        <w:rPr>
+          <w:rFonts w:cstheme="minorHAnsi"/>
+          <w:b/>
+          <w:bCs/>
+          <w:sz w:val="20"/>
+          <w:szCs w:val="20"/>
+        </w:rPr>
+        <w:br/>
+      </w:r>
+      <w:r>
+        <w:rPr>
+          <w:rFonts w:cstheme="minorHAnsi"/>
+          <w:sz w:val="20"/>
+          <w:szCs w:val="20"/>
+        </w:rPr>
+        <w:t>Custom handlers are developer-defined functions used to add custom business logic to service operations, overriding or extending the default (generic) CRUD behaviour.</w:t>
+      </w:r>
+    </w:p>
+    <w:p>
+      <w:pPr>
+        <w:rPr>
+          <w:rFonts w:cstheme="minorHAnsi"/>
+          <w:sz w:val="18"/>
+          <w:szCs w:val="18"/>
+        </w:rPr>
+      </w:pPr>
+      <w:r>
+        <w:rPr>
+          <w:rFonts w:cstheme="minorHAnsi"/>
+          <w:sz w:val="20"/>
+          <w:szCs w:val="20"/>
+        </w:rPr>
+        <w:t xml:space="preserve">There are 3 types of Custom Event Handlers (Hooks): </w:t>
+      </w:r>
+      <w:r>
+        <w:rPr>
+          <w:rFonts w:cstheme="minorHAnsi"/>
+          <w:b/>
+          <w:bCs/>
+          <w:sz w:val="20"/>
+          <w:szCs w:val="20"/>
+        </w:rPr>
+        <w:t>on</w:t>
+      </w:r>
+      <w:r>
+        <w:rPr>
+          <w:rFonts w:cstheme="minorHAnsi"/>
+          <w:sz w:val="20"/>
+          <w:szCs w:val="20"/>
+        </w:rPr>
+        <w:t xml:space="preserve">, </w:t>
+      </w:r>
+      <w:r>
+        <w:rPr>
+          <w:rFonts w:cstheme="minorHAnsi"/>
+          <w:b/>
+          <w:bCs/>
+          <w:sz w:val="20"/>
+          <w:szCs w:val="20"/>
+        </w:rPr>
+        <w:t>after</w:t>
+      </w:r>
+      <w:r>
+        <w:rPr>
+          <w:rFonts w:cstheme="minorHAnsi"/>
+          <w:sz w:val="20"/>
+          <w:szCs w:val="20"/>
+        </w:rPr>
+        <w:t xml:space="preserve"> and </w:t>
+      </w:r>
+      <w:r>
+        <w:rPr>
+          <w:rFonts w:cstheme="minorHAnsi"/>
+          <w:b/>
+          <w:bCs/>
+          <w:sz w:val="20"/>
+          <w:szCs w:val="20"/>
+        </w:rPr>
+        <w:t>before</w:t>
+      </w:r>
+      <w:r>
+        <w:rPr>
+          <w:rFonts w:cstheme="minorHAnsi"/>
+          <w:sz w:val="20"/>
+          <w:szCs w:val="20"/>
+        </w:rPr>
+        <w:br/>
+      </w:r>
+      <w:r>
+        <w:rPr>
+          <w:rFonts w:cstheme="minorHAnsi"/>
+          <w:b/>
+          <w:bCs/>
+          <w:sz w:val="20"/>
+          <w:szCs w:val="20"/>
+        </w:rPr>
+        <w:t xml:space="preserve">on: </w:t>
+      </w:r>
+      <w:r>
+        <w:rPr>
+          <w:rFonts w:cstheme="minorHAnsi"/>
+          <w:sz w:val="20"/>
+          <w:szCs w:val="20"/>
+        </w:rPr>
+        <w:t>Replaces the default (generic) handler and takes full control.</w:t>
+      </w:r>
+      <w:r>
+        <w:rPr>
+          <w:rFonts w:cstheme="minorHAnsi"/>
+          <w:sz w:val="20"/>
+          <w:szCs w:val="20"/>
+        </w:rPr>
+        <w:br/>
+      </w:r>
+      <w:r>
+        <w:rPr>
+          <w:rFonts w:cstheme="minorHAnsi"/>
+          <w:sz w:val="18"/>
+          <w:szCs w:val="18"/>
+        </w:rPr>
+        <w:t>Purpose:</w:t>
+      </w:r>
+    </w:p>
+    <w:p>
+      <w:pPr>
+        <w:numPr>
+          <w:ilvl w:val="0"/>
+          <w:numId w:val="10"/>
+        </w:numPr>
+        <w:rPr>
+          <w:rFonts w:cstheme="minorHAnsi"/>
+          <w:sz w:val="18"/>
+          <w:szCs w:val="18"/>
+        </w:rPr>
+      </w:pPr>
+      <w:r>
+        <w:rPr>
+          <w:rFonts w:cstheme="minorHAnsi"/>
+          <w:sz w:val="18"/>
+          <w:szCs w:val="18"/>
+        </w:rPr>
+        <w:t xml:space="preserve">Implement custom logic </w:t>
+      </w:r>
+    </w:p>
+    <w:p>
+      <w:pPr>
+        <w:numPr>
+          <w:ilvl w:val="0"/>
+          <w:numId w:val="10"/>
+        </w:numPr>
+        <w:rPr>
+          <w:rFonts w:cstheme="minorHAnsi"/>
+          <w:sz w:val="18"/>
+          <w:szCs w:val="18"/>
+        </w:rPr>
+      </w:pPr>
+      <w:r>
+        <w:rPr>
+          <w:rFonts w:cstheme="minorHAnsi"/>
+          <w:sz w:val="18"/>
+          <w:szCs w:val="18"/>
+        </w:rPr>
+        <w:t xml:space="preserve">Override standard CRUD behaviour </w:t>
+      </w:r>
+    </w:p>
+    <w:p>
+      <w:pPr>
+        <w:numPr>
+          <w:ilvl w:val="0"/>
+          <w:numId w:val="10"/>
+        </w:numPr>
+        <w:rPr>
+          <w:rFonts w:cstheme="minorHAnsi"/>
+          <w:sz w:val="18"/>
+          <w:szCs w:val="18"/>
+        </w:rPr>
+      </w:pPr>
+      <w:r>
+        <w:rPr>
+          <w:rFonts w:cstheme="minorHAnsi"/>
+          <w:sz w:val="18"/>
+          <w:szCs w:val="18"/>
+        </w:rPr>
+        <w:t xml:space="preserve">Call external APIs or complex processing </w:t>
+      </w:r>
+    </w:p>
+    <w:p>
+      <w:pPr>
+        <w:rPr>
+          <w:rFonts w:cstheme="minorHAnsi"/>
+          <w:sz w:val="18"/>
+          <w:szCs w:val="18"/>
+        </w:rPr>
+      </w:pPr>
+      <w:r>
+        <w:rPr>
+          <w:rFonts w:cstheme="minorHAnsi"/>
+          <w:b/>
+          <w:bCs/>
+          <w:sz w:val="18"/>
+          <w:szCs w:val="18"/>
+        </w:rPr>
+        <w:t xml:space="preserve">After: </w:t>
+      </w:r>
+      <w:r>
+        <w:rPr>
+          <w:rFonts w:cstheme="minorHAnsi"/>
+          <w:sz w:val="18"/>
+          <w:szCs w:val="18"/>
+        </w:rPr>
+        <w:t>Runs after the main operation</w:t>
+      </w:r>
+      <w:r>
+        <w:rPr>
+          <w:rFonts w:cstheme="minorHAnsi"/>
+          <w:sz w:val="18"/>
+          <w:szCs w:val="18"/>
+        </w:rPr>
+        <w:t xml:space="preserve"> (Either the original operation or our custom created on)</w:t>
+      </w:r>
+      <w:r>
+        <w:rPr>
+          <w:rFonts w:cstheme="minorHAnsi"/>
+          <w:sz w:val="18"/>
+          <w:szCs w:val="18"/>
+        </w:rPr>
+        <w:br/>
+      </w:r>
+      <w:r>
+        <w:rPr>
+          <w:rFonts w:cstheme="minorHAnsi"/>
+          <w:b/>
+          <w:bCs/>
+          <w:sz w:val="18"/>
+          <w:szCs w:val="18"/>
+        </w:rPr>
+        <w:t>Purpose:</w:t>
+      </w:r>
+    </w:p>
+    <w:p>
+      <w:pPr>
+        <w:numPr>
+          <w:ilvl w:val="0"/>
+          <w:numId w:val="11"/>
+        </w:numPr>
+        <w:rPr>
+          <w:rFonts w:cstheme="minorHAnsi"/>
+          <w:sz w:val="18"/>
+          <w:szCs w:val="18"/>
+        </w:rPr>
+      </w:pPr>
+      <w:r>
+        <w:rPr>
+          <w:rFonts w:cstheme="minorHAnsi"/>
+          <w:sz w:val="18"/>
+          <w:szCs w:val="18"/>
+        </w:rPr>
+        <w:t xml:space="preserve">Modify response data </w:t>
+      </w:r>
+    </w:p>
+    <w:p>
+      <w:pPr>
+        <w:numPr>
+          <w:ilvl w:val="0"/>
+          <w:numId w:val="11"/>
+        </w:numPr>
+        <w:rPr>
+          <w:rFonts w:cstheme="minorHAnsi"/>
+          <w:sz w:val="18"/>
+          <w:szCs w:val="18"/>
+        </w:rPr>
+      </w:pPr>
+      <w:r>
+        <w:rPr>
+          <w:rFonts w:cstheme="minorHAnsi"/>
+          <w:sz w:val="18"/>
+          <w:szCs w:val="18"/>
+        </w:rPr>
+        <w:t xml:space="preserve">Add extra fields </w:t>
+      </w:r>
+    </w:p>
+    <w:p>
+      <w:pPr>
+        <w:numPr>
+          <w:ilvl w:val="0"/>
+          <w:numId w:val="11"/>
+        </w:numPr>
+        <w:rPr>
+          <w:rFonts w:cstheme="minorHAnsi"/>
+          <w:sz w:val="18"/>
+          <w:szCs w:val="18"/>
+        </w:rPr>
+      </w:pPr>
+      <w:r>
+        <w:rPr>
+          <w:rFonts w:cstheme="minorHAnsi"/>
+          <w:sz w:val="18"/>
+          <w:szCs w:val="18"/>
+        </w:rPr>
+        <w:t xml:space="preserve">Logging or formatting </w:t>
+      </w:r>
+    </w:p>
+    <w:p>
+      <w:pPr>
+        <w:rPr>
+          <w:rFonts w:cstheme="minorHAnsi"/>
+          <w:sz w:val="18"/>
+          <w:szCs w:val="18"/>
+        </w:rPr>
+      </w:pPr>
+      <w:r>
+        <w:rPr>
+          <w:rFonts w:cstheme="minorHAnsi"/>
+          <w:b/>
+          <w:bCs/>
+          <w:sz w:val="18"/>
+          <w:szCs w:val="18"/>
+        </w:rPr>
+        <w:t xml:space="preserve">Before: </w:t>
+      </w:r>
+      <w:r>
+        <w:rPr>
+          <w:rFonts w:cstheme="minorHAnsi"/>
+          <w:sz w:val="18"/>
+          <w:szCs w:val="18"/>
+        </w:rPr>
+        <w:t>Runs before the main operation</w:t>
+      </w:r>
+      <w:r>
+        <w:rPr>
+          <w:rFonts w:cstheme="minorHAnsi"/>
+          <w:sz w:val="18"/>
+          <w:szCs w:val="18"/>
+        </w:rPr>
+        <w:t xml:space="preserve"> (Either the original operation or our custom created on)</w:t>
+      </w:r>
+      <w:r>
+        <w:rPr>
+          <w:rFonts w:cstheme="minorHAnsi"/>
+          <w:sz w:val="18"/>
+          <w:szCs w:val="18"/>
+        </w:rPr>
+        <w:br/>
+      </w:r>
+      <w:r>
+        <w:rPr>
+          <w:rFonts w:cstheme="minorHAnsi"/>
+          <w:b/>
+          <w:bCs/>
+          <w:sz w:val="18"/>
+          <w:szCs w:val="18"/>
+        </w:rPr>
+        <w:t>Purpose:</w:t>
+      </w:r>
+    </w:p>
+    <w:p>
+      <w:pPr>
+        <w:numPr>
+          <w:ilvl w:val="0"/>
+          <w:numId w:val="12"/>
+        </w:numPr>
+        <w:rPr>
+          <w:rFonts w:cstheme="minorHAnsi"/>
+          <w:sz w:val="18"/>
+          <w:szCs w:val="18"/>
+        </w:rPr>
+      </w:pPr>
+      <w:r>
+        <w:rPr>
+          <w:rFonts w:cstheme="minorHAnsi"/>
+          <w:sz w:val="18"/>
+          <w:szCs w:val="18"/>
+        </w:rPr>
+        <w:t xml:space="preserve">Validate input data </w:t>
+      </w:r>
+    </w:p>
+    <w:p>
+      <w:pPr>
+        <w:numPr>
+          <w:ilvl w:val="0"/>
+          <w:numId w:val="12"/>
+        </w:numPr>
+        <w:rPr>
+          <w:rFonts w:cstheme="minorHAnsi"/>
+          <w:sz w:val="18"/>
+          <w:szCs w:val="18"/>
+        </w:rPr>
+      </w:pPr>
+      <w:r>
+        <w:rPr>
+          <w:rFonts w:cstheme="minorHAnsi"/>
+          <w:sz w:val="18"/>
+          <w:szCs w:val="18"/>
+        </w:rPr>
+        <w:t xml:space="preserve">Add default values </w:t>
+      </w:r>
+    </w:p>
+    <w:p>
+      <w:pPr>
+        <w:numPr>
+          <w:ilvl w:val="0"/>
+          <w:numId w:val="12"/>
+        </w:numPr>
+        <w:rPr>
+          <w:rFonts w:cstheme="minorHAnsi"/>
+          <w:sz w:val="18"/>
+          <w:szCs w:val="18"/>
+        </w:rPr>
+      </w:pPr>
+      <w:r>
+        <w:rPr>
+          <w:rFonts w:cstheme="minorHAnsi"/>
+          <w:sz w:val="18"/>
+          <w:szCs w:val="18"/>
+        </w:rPr>
+        <w:t>Perform authorization checks</w:t>
+      </w:r>
+    </w:p>
+    <w:p>
+      <w:pPr>
+        <w:rPr>
+          <w:rFonts w:cstheme="minorHAnsi"/>
+          <w:sz w:val="18"/>
+          <w:szCs w:val="18"/>
+        </w:rPr>
+      </w:pPr>
+      <w:r>
+        <w:rPr>
+          <w:rFonts w:cstheme="minorHAnsi"/>
+          <w:b/>
+          <w:bCs/>
+          <w:sz w:val="18"/>
+          <w:szCs w:val="18"/>
+          <w:highlight w:val="yellow"/>
+        </w:rPr>
+        <w:t>why</w:t>
+      </w:r>
+      <w:r>
+        <w:rPr>
+          <w:rFonts w:cstheme="minorHAnsi"/>
+          <w:b/>
+          <w:bCs/>
+          <w:sz w:val="18"/>
+          <w:szCs w:val="18"/>
+          <w:highlight w:val="yellow"/>
+        </w:rPr>
+        <w:t xml:space="preserve"> is req object in CAP framework</w:t>
+      </w:r>
+      <w:r>
+        <w:rPr>
+          <w:rFonts w:cstheme="minorHAnsi"/>
+          <w:b/>
+          <w:bCs/>
+          <w:sz w:val="18"/>
+          <w:szCs w:val="18"/>
+          <w:highlight w:val="yellow"/>
+        </w:rPr>
+        <w:t xml:space="preserve"> and not res</w:t>
+      </w:r>
+      <w:r>
+        <w:rPr>
+          <w:rFonts w:cstheme="minorHAnsi"/>
+          <w:b/>
+          <w:bCs/>
+          <w:sz w:val="18"/>
+          <w:szCs w:val="18"/>
+          <w:highlight w:val="yellow"/>
+        </w:rPr>
+        <w:t xml:space="preserve"> (custom handlers or actions we do have req object)</w:t>
+      </w:r>
+      <w:r>
+        <w:rPr>
+          <w:rFonts w:cstheme="minorHAnsi"/>
+          <w:b/>
+          <w:bCs/>
+          <w:sz w:val="18"/>
+          <w:szCs w:val="18"/>
+        </w:rPr>
+        <w:t xml:space="preserve"> &gt;</w:t>
+      </w:r>
+      <w:r>
+        <w:rPr>
+          <w:rFonts w:cstheme="minorHAnsi"/>
+          <w:b/>
+          <w:bCs/>
+          <w:sz w:val="18"/>
+          <w:szCs w:val="18"/>
+        </w:rPr>
+        <w:br/>
+      </w:r>
+      <w:r>
+        <w:rPr>
+          <w:rFonts w:cstheme="minorHAnsi"/>
+          <w:sz w:val="18"/>
+          <w:szCs w:val="18"/>
+        </w:rPr>
+        <w:t>CAP is request-driven, not response-driven</w:t>
+      </w:r>
+      <w:r>
+        <w:rPr>
+          <w:rFonts w:cstheme="minorHAnsi"/>
+          <w:sz w:val="18"/>
+          <w:szCs w:val="18"/>
+        </w:rPr>
+        <w:t>, there is no concept of res, everything is handled by req.</w:t>
+      </w:r>
+    </w:p>
+    <w:p>
+      <w:pPr>
+        <w:rPr>
+          <w:rFonts w:cstheme="minorHAnsi"/>
+          <w:sz w:val="18"/>
+          <w:szCs w:val="18"/>
+        </w:rPr>
+      </w:pPr>
+      <w:r>
+        <w:rPr>
+          <w:rFonts w:cstheme="minorHAnsi"/>
+          <w:sz w:val="18"/>
+          <w:szCs w:val="18"/>
+        </w:rPr>
+        <w:t>req is a rich request context object that contains:</w:t>
+      </w:r>
+      <w:r>
+        <w:rPr>
+          <w:rFonts w:cstheme="minorHAnsi"/>
+          <w:sz w:val="18"/>
+          <w:szCs w:val="18"/>
+        </w:rPr>
+        <w:br/>
+        <w:t xml:space="preserve">- </w:t>
+      </w:r>
+      <w:r>
+        <w:rPr>
+          <w:rFonts w:cstheme="minorHAnsi"/>
+          <w:sz w:val="18"/>
+          <w:szCs w:val="18"/>
+        </w:rPr>
+        <w:t xml:space="preserve">Data (req.data) </w:t>
+      </w:r>
+      <w:r>
+        <w:rPr>
+          <w:rFonts w:cstheme="minorHAnsi"/>
+          <w:sz w:val="18"/>
+          <w:szCs w:val="18"/>
+        </w:rPr>
+        <w:t xml:space="preserve">– </w:t>
+      </w:r>
+      <w:r>
+        <w:rPr>
+          <w:rFonts w:cstheme="minorHAnsi"/>
+          <w:b/>
+          <w:bCs/>
+          <w:sz w:val="18"/>
+          <w:szCs w:val="18"/>
+        </w:rPr>
+        <w:t>If any data passed in Odata call at the end</w:t>
+      </w:r>
+      <w:r>
+        <w:rPr>
+          <w:rFonts w:cstheme="minorHAnsi"/>
+          <w:sz w:val="18"/>
+          <w:szCs w:val="18"/>
+        </w:rPr>
+        <w:t>, like ID, name etc.</w:t>
+      </w:r>
+      <w:r>
+        <w:rPr>
+          <w:rFonts w:cstheme="minorHAnsi"/>
+          <w:sz w:val="18"/>
+          <w:szCs w:val="18"/>
+        </w:rPr>
+        <w:br/>
+        <w:t xml:space="preserve">- </w:t>
+      </w:r>
+      <w:r>
+        <w:rPr>
+          <w:rFonts w:cstheme="minorHAnsi"/>
+          <w:sz w:val="18"/>
+          <w:szCs w:val="18"/>
+        </w:rPr>
+        <w:t>Target entity (</w:t>
+      </w:r>
+      <w:proofErr w:type="gramStart"/>
+      <w:r>
+        <w:rPr>
+          <w:rFonts w:cstheme="minorHAnsi"/>
+          <w:sz w:val="18"/>
+          <w:szCs w:val="18"/>
+        </w:rPr>
+        <w:t>req.target</w:t>
+      </w:r>
+      <w:proofErr w:type="gramEnd"/>
+      <w:r>
+        <w:rPr>
+          <w:rFonts w:cstheme="minorHAnsi"/>
+          <w:sz w:val="18"/>
+          <w:szCs w:val="18"/>
+        </w:rPr>
+        <w:t xml:space="preserve">) </w:t>
+      </w:r>
+      <w:r>
+        <w:rPr>
+          <w:rFonts w:cstheme="minorHAnsi"/>
+          <w:sz w:val="18"/>
+          <w:szCs w:val="18"/>
+        </w:rPr>
+        <w:br/>
+        <w:t xml:space="preserve">- </w:t>
+      </w:r>
+      <w:r>
+        <w:rPr>
+          <w:rFonts w:cstheme="minorHAnsi"/>
+          <w:sz w:val="18"/>
+          <w:szCs w:val="18"/>
+        </w:rPr>
+        <w:t xml:space="preserve">User info (req.user) </w:t>
+      </w:r>
+      <w:r>
+        <w:rPr>
+          <w:rFonts w:cstheme="minorHAnsi"/>
+          <w:sz w:val="18"/>
+          <w:szCs w:val="18"/>
+        </w:rPr>
+        <w:br/>
+      </w:r>
+      <w:r>
+        <w:rPr>
+          <w:rFonts w:cstheme="minorHAnsi"/>
+          <w:sz w:val="18"/>
+          <w:szCs w:val="18"/>
+        </w:rPr>
+        <w:lastRenderedPageBreak/>
+        <w:t xml:space="preserve">- </w:t>
+      </w:r>
+      <w:r>
+        <w:rPr>
+          <w:rFonts w:cstheme="minorHAnsi"/>
+          <w:sz w:val="18"/>
+          <w:szCs w:val="18"/>
+        </w:rPr>
+        <w:t>Query (</w:t>
+      </w:r>
+      <w:proofErr w:type="gramStart"/>
+      <w:r>
+        <w:rPr>
+          <w:rFonts w:cstheme="minorHAnsi"/>
+          <w:sz w:val="18"/>
+          <w:szCs w:val="18"/>
+        </w:rPr>
+        <w:t>req.query</w:t>
+      </w:r>
+      <w:proofErr w:type="gramEnd"/>
+      <w:r>
+        <w:rPr>
+          <w:rFonts w:cstheme="minorHAnsi"/>
+          <w:sz w:val="18"/>
+          <w:szCs w:val="18"/>
+        </w:rPr>
+        <w:t xml:space="preserve">) </w:t>
+      </w:r>
+      <w:r>
+        <w:rPr>
+          <w:rFonts w:cstheme="minorHAnsi"/>
+          <w:sz w:val="18"/>
+          <w:szCs w:val="18"/>
+        </w:rPr>
+        <w:br/>
+        <w:t xml:space="preserve">- </w:t>
+      </w:r>
+      <w:r>
+        <w:rPr>
+          <w:rFonts w:cstheme="minorHAnsi"/>
+          <w:sz w:val="18"/>
+          <w:szCs w:val="18"/>
+        </w:rPr>
+        <w:t>Error handling methods (</w:t>
+      </w:r>
+      <w:proofErr w:type="gramStart"/>
+      <w:r>
+        <w:rPr>
+          <w:rFonts w:cstheme="minorHAnsi"/>
+          <w:sz w:val="18"/>
+          <w:szCs w:val="18"/>
+        </w:rPr>
+        <w:t>req.error</w:t>
+      </w:r>
+      <w:proofErr w:type="gramEnd"/>
+      <w:r>
+        <w:rPr>
+          <w:rFonts w:cstheme="minorHAnsi"/>
+          <w:sz w:val="18"/>
+          <w:szCs w:val="18"/>
+        </w:rPr>
+        <w:t xml:space="preserve">, </w:t>
+      </w:r>
+      <w:proofErr w:type="gramStart"/>
+      <w:r>
+        <w:rPr>
+          <w:rFonts w:cstheme="minorHAnsi"/>
+          <w:sz w:val="18"/>
+          <w:szCs w:val="18"/>
+        </w:rPr>
+        <w:t>req.reject</w:t>
+      </w:r>
+      <w:proofErr w:type="gramEnd"/>
+      <w:r>
+        <w:rPr>
+          <w:rFonts w:cstheme="minorHAnsi"/>
+          <w:sz w:val="18"/>
+          <w:szCs w:val="18"/>
+        </w:rPr>
+        <w:t>)</w:t>
+      </w:r>
+    </w:p>
+    <w:p>
+      <w:pPr>
+        <w:rPr>
+          <w:rFonts w:cstheme="minorHAnsi"/>
+          <w:sz w:val="20"/>
+          <w:szCs w:val="20"/>
+        </w:rPr>
+      </w:pPr>
+      <w:r>
+        <w:rPr>
+          <w:rFonts w:cstheme="minorHAnsi"/>
+          <w:b/>
+          <w:bCs/>
+          <w:sz w:val="20"/>
+          <w:szCs w:val="20"/>
+          <w:highlight w:val="yellow"/>
+        </w:rPr>
+        <w:t>How to make a projected entity read-only</w:t>
+      </w:r>
+      <w:r>
+        <w:rPr>
+          <w:rFonts w:cstheme="minorHAnsi"/>
+          <w:b/>
+          <w:bCs/>
+          <w:sz w:val="20"/>
+          <w:szCs w:val="20"/>
+        </w:rPr>
+        <w:t xml:space="preserve"> </w:t>
+      </w:r>
+      <w:r>
+        <w:rPr>
+          <w:rFonts w:cstheme="minorHAnsi"/>
+          <w:b/>
+          <w:bCs/>
+          <w:sz w:val="20"/>
+          <w:szCs w:val="20"/>
+        </w:rPr>
+        <w:t>&gt;</w:t>
+      </w:r>
+      <w:r>
+        <w:rPr>
+          <w:rFonts w:cstheme="minorHAnsi"/>
+          <w:b/>
+          <w:bCs/>
+          <w:sz w:val="20"/>
+          <w:szCs w:val="20"/>
+        </w:rPr>
+        <w:br/>
+      </w:r>
+      <w:r>
+        <w:rPr>
+          <w:rFonts w:cstheme="minorHAnsi"/>
+          <w:b/>
+          <w:bCs/>
+          <w:sz w:val="20"/>
+          <w:szCs w:val="20"/>
+        </w:rPr>
+        <w:t>@readonly</w:t>
+      </w:r>
+      <w:r>
+        <w:rPr>
+          <w:rFonts w:cstheme="minorHAnsi"/>
+          <w:sz w:val="20"/>
+          <w:szCs w:val="20"/>
+        </w:rPr>
+        <w:t xml:space="preserve"> annotation needs to be used, it will make entity only readable. Remember data can be push, delete directly via entity level as protection is on service level.</w:t>
+      </w:r>
+    </w:p>
+    <w:p>
+      <w:pPr>
+        <w:rPr>
+          <w:rFonts w:cstheme="minorHAnsi"/>
+          <w:b/>
+          <w:bCs/>
+          <w:sz w:val="20"/>
+          <w:szCs w:val="20"/>
+        </w:rPr>
+      </w:pPr>
+      <w:r>
+        <w:rPr>
+          <w:rFonts w:cstheme="minorHAnsi"/>
+          <w:b/>
+          <w:bCs/>
+          <w:sz w:val="20"/>
+          <w:szCs w:val="20"/>
+          <w:highlight w:val="yellow"/>
+        </w:rPr>
+        <w:t xml:space="preserve">How to Debug CAP application in </w:t>
+      </w:r>
+      <w:proofErr w:type="spellStart"/>
+      <w:r>
+        <w:rPr>
+          <w:rFonts w:cstheme="minorHAnsi"/>
+          <w:b/>
+          <w:bCs/>
+          <w:sz w:val="20"/>
+          <w:szCs w:val="20"/>
+          <w:highlight w:val="yellow"/>
+        </w:rPr>
+        <w:t>VScode</w:t>
+      </w:r>
+      <w:proofErr w:type="spellEnd"/>
+      <w:r>
+        <w:rPr>
+          <w:rFonts w:cstheme="minorHAnsi"/>
+          <w:b/>
+          <w:bCs/>
+          <w:sz w:val="20"/>
+          <w:szCs w:val="20"/>
+        </w:rPr>
+        <w:t xml:space="preserve"> &gt;</w:t>
+      </w:r>
+      <w:r>
+        <w:rPr>
+          <w:rFonts w:cstheme="minorHAnsi"/>
+          <w:b/>
+          <w:bCs/>
+          <w:sz w:val="20"/>
+          <w:szCs w:val="20"/>
+        </w:rPr>
+        <w:br/>
+      </w:r>
+      <w:r>
+        <w:rPr>
+          <w:rFonts w:cstheme="minorHAnsi"/>
+          <w:b/>
+          <w:bCs/>
+          <w:noProof/>
+          <w:sz w:val="20"/>
+          <w:szCs w:val="20"/>
+        </w:rPr>
+        <w:drawing>
+          <wp:inline distT="0" distB="0" distL="0" distR="0" wp14:anchorId="21C1072D" wp14:editId="2F6BF5DB">
+            <wp:extent cx="1723089" cy="1811551"/>
+            <wp:effectExtent l="0" t="0" r="0" b="0"/>
+            <wp:docPr id="1900617397" name="Picture 1"/>
+            <wp:cNvGraphicFramePr>
+              <a:graphicFrameLocks xmlns:a="http://schemas.openxmlformats.org/drawingml/2006/main" noChangeAspect="1"/>
+            </wp:cNvGraphicFramePr>
+            <a:graphic xmlns:a="http://schemas.openxmlformats.org/drawingml/2006/main">
+              <a:graphicData uri="http://schemas.openxmlformats.org/drawingml/2006/picture">
+                <pic:pic xmlns:pic="http://schemas.openxmlformats.org/drawingml/2006/picture">
+                  <pic:nvPicPr>
+                    <pic:cNvPr id="1900617397" name=""/>
+                    <pic:cNvPicPr/>
+                  </pic:nvPicPr>
+                  <pic:blipFill>
+                    <a:blip r:embed="rId12"/>
+                    <a:stretch>
+                      <a:fillRect/>
+                    </a:stretch>
+                  </pic:blipFill>
+                  <pic:spPr>
+                    <a:xfrm>
+                      <a:off x="0" y="0"/>
+                      <a:ext cx="1732429" cy="1821371"/>
+                    </a:xfrm>
+                    <a:prstGeom prst="rect">
+                      <a:avLst/>
+                    </a:prstGeom>
+                  </pic:spPr>
+                </pic:pic>
+              </a:graphicData>
+            </a:graphic>
+          </wp:inline>
+        </w:drawing>
+      </w:r>
+    </w:p>
+    <w:p>
+      <w:pPr>
+        <w:rPr>
+          <w:rFonts w:cstheme="minorHAnsi"/>
+          <w:sz w:val="20"/>
+          <w:szCs w:val="20"/>
+        </w:rPr>
+      </w:pPr>
+      <w:r>
+        <w:rPr>
+          <w:rFonts w:cstheme="minorHAnsi"/>
+          <w:sz w:val="20"/>
+          <w:szCs w:val="20"/>
+        </w:rPr>
+        <w:t xml:space="preserve">Search and </w:t>
+      </w:r>
+      <w:r>
+        <w:rPr>
+          <w:rFonts w:cstheme="minorHAnsi"/>
+          <w:sz w:val="20"/>
+          <w:szCs w:val="20"/>
+        </w:rPr>
+        <w:t>select</w:t>
+      </w:r>
+      <w:r>
+        <w:rPr>
+          <w:rFonts w:cstheme="minorHAnsi"/>
+          <w:sz w:val="20"/>
+          <w:szCs w:val="20"/>
+        </w:rPr>
+        <w:t xml:space="preserve"> node.js</w:t>
+      </w:r>
+      <w:r>
+        <w:rPr>
+          <w:rFonts w:cstheme="minorHAnsi"/>
+          <w:sz w:val="20"/>
+          <w:szCs w:val="20"/>
+        </w:rPr>
+        <w:t xml:space="preserve"> &gt;&gt; </w:t>
+      </w:r>
+      <w:r>
+        <w:rPr>
+          <w:rFonts w:cstheme="minorHAnsi"/>
+          <w:sz w:val="20"/>
+          <w:szCs w:val="20"/>
+        </w:rPr>
+        <w:t>launch. Json will open</w:t>
+      </w:r>
+      <w:r>
+        <w:rPr>
+          <w:rFonts w:cstheme="minorHAnsi"/>
+          <w:sz w:val="20"/>
+          <w:szCs w:val="20"/>
+        </w:rPr>
+        <w:t xml:space="preserve"> &gt;&gt; </w:t>
+      </w:r>
+      <w:r>
+        <w:rPr>
+          <w:rFonts w:cstheme="minorHAnsi"/>
+          <w:sz w:val="20"/>
+          <w:szCs w:val="20"/>
+        </w:rPr>
+        <w:t>do below settings</w:t>
+      </w:r>
+      <w:r>
+        <w:rPr>
+          <w:rFonts w:cstheme="minorHAnsi"/>
+          <w:sz w:val="20"/>
+          <w:szCs w:val="20"/>
+        </w:rPr>
+        <w:br/>
+      </w:r>
+      <w:r>
+        <w:rPr>
+          <w:rFonts w:cstheme="minorHAnsi"/>
+          <w:noProof/>
+          <w:sz w:val="20"/>
+          <w:szCs w:val="20"/>
+        </w:rPr>
+        <w:drawing>
+          <wp:inline distT="0" distB="0" distL="0" distR="0" wp14:anchorId="289B0067" wp14:editId="38DAA129">
+            <wp:extent cx="3102617" cy="1784728"/>
+            <wp:effectExtent l="0" t="0" r="2540" b="6350"/>
+            <wp:docPr id="1682605215" name="Picture 1"/>
+            <wp:cNvGraphicFramePr>
+              <a:graphicFrameLocks xmlns:a="http://schemas.openxmlformats.org/drawingml/2006/main" noChangeAspect="1"/>
+            </wp:cNvGraphicFramePr>
+            <a:graphic xmlns:a="http://schemas.openxmlformats.org/drawingml/2006/main">
+              <a:graphicData uri="http://schemas.openxmlformats.org/drawingml/2006/picture">
+                <pic:pic xmlns:pic="http://schemas.openxmlformats.org/drawingml/2006/picture">
+                  <pic:nvPicPr>
+                    <pic:cNvPr id="1682605215" name=""/>
+                    <pic:cNvPicPr/>
+                  </pic:nvPicPr>
+                  <pic:blipFill>
+                    <a:blip r:embed="rId13"/>
+                    <a:stretch>
+                      <a:fillRect/>
+                    </a:stretch>
+                  </pic:blipFill>
+                  <pic:spPr>
+                    <a:xfrm>
+                      <a:off x="0" y="0"/>
+                      <a:ext cx="3117285" cy="1793166"/>
+                    </a:xfrm>
+                    <a:prstGeom prst="rect">
+                      <a:avLst/>
+                    </a:prstGeom>
+                  </pic:spPr>
+                </pic:pic>
+              </a:graphicData>
+            </a:graphic>
+          </wp:inline>
+        </w:drawing>
+      </w:r>
+      <w:r>
+        <w:rPr>
+          <w:rFonts w:cstheme="minorHAnsi"/>
+          <w:sz w:val="20"/>
+          <w:szCs w:val="20"/>
+        </w:rPr>
+        <w:br/>
+        <w:t>&gt;&gt; Put breakpoint and then go to debug mode to run</w:t>
+      </w:r>
+      <w:r>
+        <w:rPr>
+          <w:rFonts w:cstheme="minorHAnsi"/>
+          <w:sz w:val="20"/>
+          <w:szCs w:val="20"/>
+        </w:rPr>
+        <w:t xml:space="preserve"> &gt;&gt; use F10 to move ahead.</w:t>
+      </w:r>
+      <w:r>
+        <w:rPr>
+          <w:rFonts w:cstheme="minorHAnsi"/>
+          <w:sz w:val="20"/>
+          <w:szCs w:val="20"/>
+        </w:rPr>
+        <w:t xml:space="preserve"> F5 to execute.</w:t>
+      </w:r>
+    </w:p>
+    <w:p>
+      <w:pPr>
+        <w:rPr>
+          <w:rFonts w:cstheme="minorHAnsi"/>
+          <w:sz w:val="20"/>
+          <w:szCs w:val="20"/>
+        </w:rPr>
+      </w:pPr>
+      <w:r>
+        <w:rPr>
+          <w:rFonts w:cstheme="minorHAnsi"/>
+          <w:b/>
+          <w:bCs/>
+          <w:sz w:val="20"/>
+          <w:szCs w:val="20"/>
+          <w:highlight w:val="yellow"/>
+        </w:rPr>
+        <w:t>Fiori Elements</w:t>
+      </w:r>
+      <w:r>
+        <w:rPr>
+          <w:rFonts w:cstheme="minorHAnsi"/>
+          <w:b/>
+          <w:bCs/>
+          <w:sz w:val="20"/>
+          <w:szCs w:val="20"/>
+        </w:rPr>
+        <w:t xml:space="preserve"> &gt;</w:t>
+      </w:r>
+      <w:r>
+        <w:rPr>
+          <w:rFonts w:cstheme="minorHAnsi"/>
+          <w:b/>
+          <w:bCs/>
+          <w:sz w:val="20"/>
+          <w:szCs w:val="20"/>
+        </w:rPr>
+        <w:br/>
+      </w:r>
+      <w:r>
+        <w:rPr>
+          <w:rFonts w:cstheme="minorHAnsi"/>
+          <w:b/>
+          <w:bCs/>
+          <w:sz w:val="20"/>
+          <w:szCs w:val="20"/>
+        </w:rPr>
+        <w:t>Fiori Elements:</w:t>
+      </w:r>
+      <w:r>
+        <w:rPr>
+          <w:rFonts w:cstheme="minorHAnsi"/>
+          <w:sz w:val="20"/>
+          <w:szCs w:val="20"/>
+        </w:rPr>
+        <w:t xml:space="preserve"> Fiori Elements is a framework in SAP UI5 that automatically generates UI screens (like List Report, Object Page) based on OData services and annotations, reducing the need for custom frontend coding.</w:t>
+      </w:r>
+    </w:p>
+    <w:p>
+      <w:pPr>
+        <w:rPr>
+          <w:rFonts w:cstheme="minorHAnsi"/>
+          <w:sz w:val="20"/>
+          <w:szCs w:val="20"/>
+        </w:rPr>
+      </w:pPr>
+      <w:r>
+        <w:rPr>
+          <w:rFonts w:cstheme="minorHAnsi"/>
+          <w:sz w:val="20"/>
+          <w:szCs w:val="20"/>
+        </w:rPr>
+        <w:t>Benefits of using – Developer Productivity, UX consistency and Enterprise Readiness.</w:t>
+      </w:r>
+    </w:p>
+    <w:p>
+      <w:pPr>
+        <w:rPr>
+          <w:rFonts w:cstheme="minorHAnsi"/>
+          <w:sz w:val="20"/>
+          <w:szCs w:val="20"/>
+        </w:rPr>
+      </w:pPr>
+      <w:r>
+        <w:rPr>
+          <w:rFonts w:cstheme="minorHAnsi"/>
+          <w:b/>
+          <w:bCs/>
+          <w:sz w:val="20"/>
+          <w:szCs w:val="20"/>
+          <w:highlight w:val="yellow"/>
+        </w:rPr>
+        <w:t>Free Style Fiori app</w:t>
+      </w:r>
+      <w:r>
+        <w:rPr>
+          <w:rFonts w:cstheme="minorHAnsi"/>
+          <w:b/>
+          <w:bCs/>
+          <w:sz w:val="20"/>
+          <w:szCs w:val="20"/>
+        </w:rPr>
+        <w:t xml:space="preserve"> &gt;</w:t>
+      </w:r>
+      <w:r>
+        <w:rPr>
+          <w:rFonts w:cstheme="minorHAnsi"/>
+          <w:b/>
+          <w:bCs/>
+          <w:sz w:val="20"/>
+          <w:szCs w:val="20"/>
+        </w:rPr>
+        <w:br/>
+      </w:r>
+      <w:r>
+        <w:rPr>
+          <w:rFonts w:cstheme="minorHAnsi"/>
+          <w:b/>
+          <w:bCs/>
+          <w:sz w:val="20"/>
+          <w:szCs w:val="20"/>
+        </w:rPr>
+        <w:t>Freestyle Fiori App:</w:t>
+      </w:r>
+      <w:r>
+        <w:rPr>
+          <w:rFonts w:cstheme="minorHAnsi"/>
+          <w:sz w:val="20"/>
+          <w:szCs w:val="20"/>
+        </w:rPr>
+        <w:t xml:space="preserve"> A freestyle Fiori app is </w:t>
+      </w:r>
+      <w:proofErr w:type="gramStart"/>
+      <w:r>
+        <w:rPr>
+          <w:rFonts w:cstheme="minorHAnsi"/>
+          <w:sz w:val="20"/>
+          <w:szCs w:val="20"/>
+        </w:rPr>
+        <w:t>a</w:t>
+      </w:r>
+      <w:proofErr w:type="gramEnd"/>
+      <w:r>
+        <w:rPr>
+          <w:rFonts w:cstheme="minorHAnsi"/>
+          <w:sz w:val="20"/>
+          <w:szCs w:val="20"/>
+        </w:rPr>
+        <w:t xml:space="preserve"> SAP UI5 application where the developer has full control over the UI and logic, and builds everything manually without relying on predefined templates.</w:t>
+      </w:r>
+    </w:p>
+    <w:p>
+      <w:pPr>
+        <w:rPr>
+          <w:rFonts w:cstheme="minorHAnsi"/>
+          <w:sz w:val="20"/>
+          <w:szCs w:val="20"/>
+        </w:rPr>
+      </w:pPr>
+      <w:r>
+        <w:rPr>
+          <w:rFonts w:cstheme="minorHAnsi"/>
+          <w:sz w:val="20"/>
+          <w:szCs w:val="20"/>
+        </w:rPr>
+        <w:t>Remember Fiori Elements is better than Free Style Fiori App on Budget and maintenance perspective.</w:t>
+      </w:r>
+    </w:p>
+    <w:p>
+      <w:pPr>
+        <w:rPr>
+          <w:rFonts w:cstheme="minorHAnsi"/>
+          <w:sz w:val="20"/>
+          <w:szCs w:val="20"/>
+        </w:rPr>
+      </w:pPr>
+      <w:r>
+        <w:rPr>
+          <w:rFonts w:cstheme="minorHAnsi"/>
+          <w:b/>
+          <w:bCs/>
+          <w:sz w:val="20"/>
+          <w:szCs w:val="20"/>
+          <w:highlight w:val="yellow"/>
+        </w:rPr>
+        <w:t>Annotation</w:t>
+      </w:r>
+      <w:r>
+        <w:rPr>
+          <w:rFonts w:cstheme="minorHAnsi"/>
+          <w:b/>
+          <w:bCs/>
+          <w:sz w:val="20"/>
+          <w:szCs w:val="20"/>
+        </w:rPr>
+        <w:t xml:space="preserve"> &gt;</w:t>
+      </w:r>
+      <w:r>
+        <w:rPr>
+          <w:rFonts w:cstheme="minorHAnsi"/>
+          <w:b/>
+          <w:bCs/>
+          <w:sz w:val="20"/>
+          <w:szCs w:val="20"/>
+        </w:rPr>
+        <w:br/>
+      </w:r>
+      <w:r>
+        <w:rPr>
+          <w:rFonts w:cstheme="minorHAnsi"/>
+          <w:sz w:val="20"/>
+          <w:szCs w:val="20"/>
+        </w:rPr>
+        <w:t xml:space="preserve">An annotation is metadata added to CDS models to define </w:t>
       </w:r>
       <w:r>
         <w:rPr>
@@ -4026,26 +9287,17 @@
           <w:sz w:val="20"/>
           <w:szCs w:val="20"/>
         </w:rPr>
-        <w:t xml:space="preserve"> (like audit fields or IDs) to multiple entities without duplicating code.</w:t>
-      </w:r>
-      <w:r>
-        <w:rPr>
-          <w:rFonts w:cstheme="minorHAnsi"/>
-          <w:sz w:val="20"/>
-          <w:szCs w:val="20"/>
-        </w:rPr>
-        <w:t xml:space="preserve"> Standard aspects given by sap are – managed, temporal, </w:t>
-      </w:r>
-      <w:proofErr w:type="spellStart"/>
-      <w:r>
-        <w:rPr>
-          <w:rFonts w:cstheme="minorHAnsi"/>
-          <w:sz w:val="20"/>
-          <w:szCs w:val="20"/>
-        </w:rPr>
-        <w:t>cuid</w:t>
-      </w:r>
-      <w:proofErr w:type="spellEnd"/>
+        <w:t>, UI properties, or semantics without writing code.</w:t>
+      </w:r>
+      <w:r>
+        <w:rPr>
+          <w:rFonts w:cstheme="minorHAnsi"/>
+          <w:sz w:val="20"/>
+          <w:szCs w:val="20"/>
+        </w:rPr>
+        <w:br/>
+        <w:t>Annotation for frontend application is added in app folder. Annotation.cds</w:t>
+      </w:r>
       <w:r>
         <w:rPr>
           <w:rFonts w:cstheme="minorHAnsi"/>
@@ -4059,8 +9311,6 @@
       <w:pPr>
         <w:rPr>
           <w:rFonts w:cstheme="minorHAnsi"/>
-          <w:b/>
-          <w:bCs/>
           <w:sz w:val="20"/>
           <w:szCs w:val="20"/>
         </w:rPr>
@@ -4074,13 +9324,291 @@
           <w:szCs w:val="20"/>
           <w:highlight w:val="yellow"/>
         </w:rPr>
-        <w:t>Type</w:t>
-      </w:r>
-      <w:r>
-        <w:rPr>
-          <w:rFonts w:cstheme="minorHAnsi"/>
-          <w:b/>
-          <w:bCs/>
+        <w:t>Different types of UI annotation</w:t>
+      </w:r>
+      <w:r>
+        <w:rPr>
+          <w:rFonts w:cstheme="minorHAnsi"/>
+          <w:b/>
+          <w:bCs/>
+          <w:i/>
+          <w:iCs/>
+          <w:sz w:val="20"/>
+          <w:szCs w:val="20"/>
+        </w:rPr>
+        <w:t xml:space="preserve"> </w:t>
+      </w:r>
+      <w:r>
+        <w:rPr>
+          <w:rFonts w:cstheme="minorHAnsi"/>
+          <w:b/>
+          <w:bCs/>
+          <w:i/>
+          <w:iCs/>
+          <w:color w:val="EE0000"/>
+          <w:sz w:val="20"/>
+          <w:szCs w:val="20"/>
+        </w:rPr>
+        <w:t>&lt; impacting look and feel of apps or UX &gt;</w:t>
+      </w:r>
+      <w:r>
+        <w:rPr>
+          <w:rFonts w:cstheme="minorHAnsi"/>
+          <w:b/>
+          <w:bCs/>
+          <w:i/>
+          <w:iCs/>
+          <w:sz w:val="20"/>
+          <w:szCs w:val="20"/>
+        </w:rPr>
+        <w:br/>
+      </w:r>
+      <w:r>
+        <w:rPr>
+          <w:rFonts w:cstheme="minorHAnsi"/>
+          <w:sz w:val="20"/>
+          <w:szCs w:val="20"/>
+        </w:rPr>
+        <w:t xml:space="preserve">1. Selection field annotation - </w:t>
+      </w:r>
+      <w:r>
+        <w:rPr>
+          <w:rFonts w:cstheme="minorHAnsi"/>
+          <w:b/>
+          <w:bCs/>
+          <w:sz w:val="20"/>
+          <w:szCs w:val="20"/>
+        </w:rPr>
+        <w:t>@</w:t>
+      </w:r>
+      <w:proofErr w:type="gramStart"/>
+      <w:r>
+        <w:rPr>
+          <w:rFonts w:cstheme="minorHAnsi"/>
+          <w:b/>
+          <w:bCs/>
+          <w:sz w:val="20"/>
+          <w:szCs w:val="20"/>
+        </w:rPr>
+        <w:t>UI.selectionField</w:t>
+      </w:r>
+      <w:proofErr w:type="gramEnd"/>
+      <w:r>
+        <w:rPr>
+          <w:rFonts w:cstheme="minorHAnsi"/>
+          <w:sz w:val="20"/>
+          <w:szCs w:val="20"/>
+        </w:rPr>
+        <w:t xml:space="preserve"> is used to define which fields should appear as </w:t>
+      </w:r>
+      <w:r>
+        <w:rPr>
+          <w:rFonts w:cstheme="minorHAnsi"/>
+          <w:b/>
+          <w:bCs/>
+          <w:sz w:val="20"/>
+          <w:szCs w:val="20"/>
+        </w:rPr>
+        <w:t xml:space="preserve">filters </w:t>
+      </w:r>
+      <w:r>
+        <w:rPr>
+          <w:rFonts w:cstheme="minorHAnsi"/>
+          <w:b/>
+          <w:bCs/>
+          <w:sz w:val="20"/>
+          <w:szCs w:val="20"/>
+        </w:rPr>
+        <w:t xml:space="preserve">at top </w:t>
+      </w:r>
+      <w:r>
+        <w:rPr>
+          <w:rFonts w:cstheme="minorHAnsi"/>
+          <w:b/>
+          <w:bCs/>
+          <w:sz w:val="20"/>
+          <w:szCs w:val="20"/>
+        </w:rPr>
+        <w:t>(selection fields)</w:t>
+      </w:r>
+      <w:r>
+        <w:rPr>
+          <w:rFonts w:cstheme="minorHAnsi"/>
+          <w:sz w:val="20"/>
+          <w:szCs w:val="20"/>
+        </w:rPr>
+        <w:t xml:space="preserve"> in a Fiori Elements List Report.</w:t>
+      </w:r>
+    </w:p>
+    <w:p>
+      <w:pPr>
+        <w:rPr>
+          <w:rFonts w:cstheme="minorHAnsi"/>
+          <w:sz w:val="20"/>
+          <w:szCs w:val="20"/>
+        </w:rPr>
+      </w:pPr>
+      <w:r>
+        <w:rPr>
+          <w:rFonts w:cstheme="minorHAnsi"/>
+          <w:sz w:val="20"/>
+          <w:szCs w:val="20"/>
+        </w:rPr>
+        <w:lastRenderedPageBreak/>
+        <w:t xml:space="preserve">2. </w:t>
+      </w:r>
+      <w:r>
+        <w:rPr>
+          <w:rFonts w:cstheme="minorHAnsi"/>
+          <w:sz w:val="20"/>
+          <w:szCs w:val="20"/>
+        </w:rPr>
+        <w:t xml:space="preserve">Line-items annotation - </w:t>
+      </w:r>
+      <w:r>
+        <w:rPr>
+          <w:rFonts w:cstheme="minorHAnsi"/>
+          <w:b/>
+          <w:bCs/>
+          <w:sz w:val="20"/>
+          <w:szCs w:val="20"/>
+        </w:rPr>
+        <w:t>@</w:t>
+      </w:r>
+      <w:proofErr w:type="gramStart"/>
+      <w:r>
+        <w:rPr>
+          <w:rFonts w:cstheme="minorHAnsi"/>
+          <w:b/>
+          <w:bCs/>
+          <w:sz w:val="20"/>
+          <w:szCs w:val="20"/>
+        </w:rPr>
+        <w:t>UI.lineItem</w:t>
+      </w:r>
+      <w:proofErr w:type="gramEnd"/>
+      <w:r>
+        <w:rPr>
+          <w:rFonts w:cstheme="minorHAnsi"/>
+          <w:sz w:val="20"/>
+          <w:szCs w:val="20"/>
+        </w:rPr>
+        <w:t xml:space="preserve"> is used to define which fields should be displayed as </w:t>
+      </w:r>
+      <w:r>
+        <w:rPr>
+          <w:rFonts w:cstheme="minorHAnsi"/>
+          <w:b/>
+          <w:bCs/>
+          <w:sz w:val="20"/>
+          <w:szCs w:val="20"/>
+        </w:rPr>
+        <w:t>columns in a List Report table</w:t>
+      </w:r>
+      <w:r>
+        <w:rPr>
+          <w:rFonts w:cstheme="minorHAnsi"/>
+          <w:sz w:val="20"/>
+          <w:szCs w:val="20"/>
+        </w:rPr>
+        <w:t xml:space="preserve"> in Fiori Elements.</w:t>
+      </w:r>
+      <w:r>
+        <w:rPr>
+          <w:rFonts w:cstheme="minorHAnsi"/>
+          <w:sz w:val="20"/>
+          <w:szCs w:val="20"/>
+        </w:rPr>
+        <w:t xml:space="preserve"> (Field has many </w:t>
+      </w:r>
+      <w:r>
+        <w:rPr>
+          <w:rFonts w:cstheme="minorHAnsi"/>
+          <w:sz w:val="20"/>
+          <w:szCs w:val="20"/>
+        </w:rPr>
+        <w:t>properties</w:t>
+      </w:r>
+      <w:r>
+        <w:rPr>
+          <w:rFonts w:cstheme="minorHAnsi"/>
+          <w:sz w:val="20"/>
+          <w:szCs w:val="20"/>
+        </w:rPr>
+        <w:t xml:space="preserve"> for annotation, like – value, Criticality etc)</w:t>
+      </w:r>
+    </w:p>
+    <w:p>
+      <w:pPr>
+        <w:rPr>
+          <w:rFonts w:cstheme="minorHAnsi"/>
+          <w:sz w:val="20"/>
+          <w:szCs w:val="20"/>
+        </w:rPr>
+      </w:pPr>
+    </w:p>
+    <w:p>
+      <w:pPr>
+        <w:rPr>
+          <w:rFonts w:cstheme="minorHAnsi"/>
+          <w:sz w:val="20"/>
+          <w:szCs w:val="20"/>
+        </w:rPr>
+      </w:pPr>
+    </w:p>
+    <w:p>
+      <w:pPr>
+        <w:rPr>
+          <w:rFonts w:cstheme="minorHAnsi"/>
+          <w:sz w:val="20"/>
+          <w:szCs w:val="20"/>
+        </w:rPr>
+      </w:pPr>
+      <w:r>
+        <w:rPr>
+          <w:rFonts w:cstheme="minorHAnsi"/>
+          <w:b/>
+          <w:bCs/>
+          <w:sz w:val="20"/>
+          <w:szCs w:val="20"/>
+          <w:highlight w:val="yellow"/>
+        </w:rPr>
+        <w:t xml:space="preserve">What is </w:t>
+      </w:r>
+      <w:r>
+        <w:rPr>
+          <w:rFonts w:cstheme="minorHAnsi"/>
+          <w:b/>
+          <w:bCs/>
+          <w:sz w:val="20"/>
+          <w:szCs w:val="20"/>
+          <w:highlight w:val="yellow"/>
+        </w:rPr>
+        <w:t>@Common.SideEffects</w:t>
+      </w:r>
+      <w:r>
+        <w:rPr>
+          <w:rFonts w:cstheme="minorHAnsi"/>
+          <w:sz w:val="20"/>
+          <w:szCs w:val="20"/>
+          <w:highlight w:val="yellow"/>
+        </w:rPr>
+        <w:t xml:space="preserve"> </w:t>
+      </w:r>
+      <w:r>
+        <w:rPr>
+          <w:rFonts w:cstheme="minorHAnsi"/>
+          <w:b/>
+          <w:bCs/>
+          <w:sz w:val="20"/>
+          <w:szCs w:val="20"/>
+          <w:highlight w:val="yellow"/>
+        </w:rPr>
+        <w:t>annotation</w:t>
+      </w:r>
+      <w:r>
+        <w:rPr>
+          <w:rFonts w:cstheme="minorHAnsi"/>
           <w:sz w:val="20"/>
           <w:szCs w:val="20"/>
         </w:rPr>
@@ -4089,45 +9617,28 @@
       <w:r>
         <w:rPr>
           <w:rFonts w:cstheme="minorHAnsi"/>
-          <w:b/>
-          <w:bCs/>
-          <w:sz w:val="20"/>
-          <w:szCs w:val="20"/>
-        </w:rPr>
-        <w:t xml:space="preserve"> </w:t>
-      </w:r>
-    </w:p>
-    <w:p>
-      <w:pPr>
-        <w:rPr>
-          <w:rFonts w:cstheme="minorHAnsi"/>
-          <w:sz w:val="20"/>
-          <w:szCs w:val="20"/>
-        </w:rPr>
-      </w:pPr>
-      <w:r>
-        <w:rPr>
-          <w:rFonts w:cstheme="minorHAnsi"/>
-          <w:sz w:val="20"/>
-          <w:szCs w:val="20"/>
-        </w:rPr>
-        <w:t xml:space="preserve">Type: In CAPM, a type is used to define the format </w:t>
-      </w:r>
-      <w:r>
-        <w:rPr>
-          <w:rFonts w:cstheme="minorHAnsi"/>
-          <w:sz w:val="20"/>
-          <w:szCs w:val="20"/>
-        </w:rPr>
-        <w:t>or</w:t>
-      </w:r>
-      <w:r>
-        <w:rPr>
-          <w:rFonts w:cstheme="minorHAnsi"/>
-          <w:sz w:val="20"/>
-          <w:szCs w:val="20"/>
-        </w:rPr>
-        <w:t xml:space="preserve"> datatype of a field (like string, number, or decimal) so that the same definition can be reused in multiple places, ensuring consistency and avoiding repetition in your data model.</w:t>
+          <w:sz w:val="20"/>
+          <w:szCs w:val="20"/>
+        </w:rPr>
+        <w:br/>
+      </w:r>
+      <w:r>
+        <w:rPr>
+          <w:rFonts w:cstheme="minorHAnsi"/>
+          <w:b/>
+          <w:bCs/>
+          <w:sz w:val="20"/>
+          <w:szCs w:val="20"/>
+        </w:rPr>
+        <w:t>@Common.SideEffects</w:t>
+      </w:r>
+      <w:r>
+        <w:rPr>
+          <w:rFonts w:cstheme="minorHAnsi"/>
+          <w:sz w:val="20"/>
+          <w:szCs w:val="20"/>
+        </w:rPr>
+        <w:t xml:space="preserve"> in CAP is used to inform the Fiori UI about properties that change after an action execution so that the UI can refresh those fields automatically.</w:t>
       </w:r>
     </w:p>
     <w:p>
@@ -4147,952 +9658,466 @@
           <w:szCs w:val="20"/>
           <w:highlight w:val="yellow"/>
         </w:rPr>
-        <w:t>Localized keyword</w:t>
-      </w:r>
-      <w:r>
-        <w:rPr>
-          <w:rFonts w:cstheme="minorHAnsi"/>
-          <w:b/>
-          <w:bCs/>
+        <w:t>Criticality codes in SAP for colour coding</w:t>
+      </w:r>
+      <w:r>
+        <w:rPr>
+          <w:rFonts w:cstheme="minorHAnsi"/>
           <w:sz w:val="20"/>
           <w:szCs w:val="20"/>
         </w:rPr>
         <w:t xml:space="preserve"> &gt;</w:t>
       </w:r>
-      <w:r>
-        <w:rPr>
-          <w:rFonts w:cstheme="minorHAnsi"/>
-          <w:b/>
-          <w:bCs/>
-          <w:sz w:val="20"/>
-          <w:szCs w:val="20"/>
-        </w:rPr>
-        <w:br/>
-      </w:r>
-      <w:r>
-        <w:rPr>
-          <w:rFonts w:cstheme="minorHAnsi"/>
-          <w:b/>
-          <w:bCs/>
-          <w:sz w:val="20"/>
-          <w:szCs w:val="20"/>
-        </w:rPr>
-        <w:t>localized:</w:t>
-      </w:r>
-      <w:r>
-        <w:rPr>
-          <w:rFonts w:cstheme="minorHAnsi"/>
-          <w:sz w:val="20"/>
-          <w:szCs w:val="20"/>
-        </w:rPr>
-        <w:t xml:space="preserve"> In CAPM, the localized keyword is used to enable multi-language support for a field, so its value can be stored and retrieved in different languages based on the user’s locale.</w:t>
-      </w:r>
-      <w:r>
-        <w:rPr>
-          <w:rFonts w:cstheme="minorHAnsi"/>
-          <w:sz w:val="20"/>
-          <w:szCs w:val="20"/>
-        </w:rPr>
-        <w:t xml:space="preserve"> Later we have a text table where we need to fill locale, and other information in different language.</w:t>
-      </w:r>
-    </w:p>
-    <w:p>
-      <w:pPr>
-        <w:rPr>
-          <w:rFonts w:cstheme="minorHAnsi"/>
-          <w:sz w:val="20"/>
-          <w:szCs w:val="20"/>
-        </w:rPr>
-      </w:pPr>
-      <w:r>
-        <w:rPr>
-          <w:rFonts w:cstheme="minorHAnsi"/>
-          <w:b/>
-          <w:bCs/>
-          <w:sz w:val="20"/>
-          <w:szCs w:val="20"/>
-          <w:highlight w:val="yellow"/>
-        </w:rPr>
-        <w:t>Service</w:t>
-      </w:r>
-      <w:r>
-        <w:rPr>
-          <w:rFonts w:cstheme="minorHAnsi"/>
-          <w:b/>
-          <w:bCs/>
-          <w:sz w:val="20"/>
-          <w:szCs w:val="20"/>
-        </w:rPr>
-        <w:t xml:space="preserve"> &gt;</w:t>
-      </w:r>
-      <w:r>
-        <w:rPr>
-          <w:rFonts w:cstheme="minorHAnsi"/>
-          <w:b/>
-          <w:bCs/>
-          <w:sz w:val="20"/>
-          <w:szCs w:val="20"/>
-        </w:rPr>
-        <w:br/>
-      </w:r>
-      <w:r>
-        <w:rPr>
-          <w:rFonts w:cstheme="minorHAnsi"/>
-          <w:b/>
-          <w:bCs/>
-          <w:sz w:val="20"/>
-          <w:szCs w:val="20"/>
-        </w:rPr>
-        <w:t>Service:</w:t>
-      </w:r>
-      <w:r>
-        <w:rPr>
-          <w:rFonts w:cstheme="minorHAnsi"/>
-          <w:sz w:val="20"/>
-          <w:szCs w:val="20"/>
-        </w:rPr>
-        <w:t xml:space="preserve"> In CAPM, a service is a layer that exposes your data model (entities and operations) as APIs (like OData) so external applications can interact with it.</w:t>
-      </w:r>
-    </w:p>
-    <w:p>
-      <w:pPr>
-        <w:rPr>
-          <w:rFonts w:cstheme="minorHAnsi"/>
-          <w:sz w:val="20"/>
-          <w:szCs w:val="20"/>
-        </w:rPr>
-      </w:pPr>
-      <w:r>
-        <w:rPr>
-          <w:rFonts w:cstheme="minorHAnsi"/>
-          <w:b/>
-          <w:bCs/>
-          <w:sz w:val="20"/>
-          <w:szCs w:val="20"/>
-          <w:highlight w:val="yellow"/>
-        </w:rPr>
-        <w:t>CDS View and why used</w:t>
-      </w:r>
-      <w:r>
-        <w:rPr>
-          <w:rFonts w:cstheme="minorHAnsi"/>
-          <w:b/>
-          <w:bCs/>
-          <w:sz w:val="20"/>
-          <w:szCs w:val="20"/>
-        </w:rPr>
-        <w:t xml:space="preserve"> &gt;</w:t>
-      </w:r>
-      <w:r>
-        <w:rPr>
-          <w:rFonts w:cstheme="minorHAnsi"/>
-          <w:b/>
-          <w:bCs/>
-          <w:sz w:val="20"/>
-          <w:szCs w:val="20"/>
-        </w:rPr>
-        <w:br/>
-      </w:r>
-      <w:r>
-        <w:rPr>
-          <w:rFonts w:cstheme="minorHAnsi"/>
-          <w:sz w:val="20"/>
-          <w:szCs w:val="20"/>
-        </w:rPr>
-        <w:t>A CDS View is a virtual data model defined using CDS that represents data from one or more tables with logic like joins</w:t>
-      </w:r>
-      <w:r>
-        <w:rPr>
-          <w:rFonts w:cstheme="minorHAnsi"/>
-          <w:sz w:val="20"/>
-          <w:szCs w:val="20"/>
-        </w:rPr>
-        <w:t xml:space="preserve">, </w:t>
-      </w:r>
-      <w:r>
-        <w:rPr>
-          <w:rFonts w:cstheme="minorHAnsi"/>
-          <w:sz w:val="20"/>
-          <w:szCs w:val="20"/>
-        </w:rPr>
-        <w:t>aggregations</w:t>
-      </w:r>
-      <w:r>
-        <w:rPr>
-          <w:rFonts w:cstheme="minorHAnsi"/>
-          <w:sz w:val="20"/>
-          <w:szCs w:val="20"/>
-        </w:rPr>
-        <w:t xml:space="preserve"> etc</w:t>
-      </w:r>
-      <w:r>
-        <w:rPr>
-          <w:rFonts w:cstheme="minorHAnsi"/>
-          <w:sz w:val="20"/>
-          <w:szCs w:val="20"/>
-        </w:rPr>
-        <w:t>.</w:t>
-      </w:r>
-    </w:p>
-    <w:p>
-      <w:pPr>
-        <w:rPr>
-          <w:rFonts w:cstheme="minorHAnsi"/>
-          <w:sz w:val="20"/>
-          <w:szCs w:val="20"/>
-        </w:rPr>
-      </w:pPr>
-      <w:r>
-        <w:rPr>
-          <w:rFonts w:cstheme="minorHAnsi"/>
-          <w:sz w:val="20"/>
-          <w:szCs w:val="20"/>
-        </w:rPr>
-        <w:t xml:space="preserve">It is used to prepare and organize data in a structured way by combining, </w:t>
-      </w:r>
-      <w:r>
-        <w:rPr>
-          <w:rFonts w:cstheme="minorHAnsi"/>
-          <w:sz w:val="20"/>
-          <w:szCs w:val="20"/>
-        </w:rPr>
-        <w:t>aggregating</w:t>
-      </w:r>
-      <w:r>
-        <w:rPr>
-          <w:rFonts w:cstheme="minorHAnsi"/>
-          <w:sz w:val="20"/>
-          <w:szCs w:val="20"/>
-        </w:rPr>
-        <w:t>, and shaping it directly at the database level, so applications don’t need to write complex logic and can get ready-to-use data more efficiently.</w:t>
-      </w:r>
-    </w:p>
-    <w:p>
-      <w:pPr>
-        <w:rPr>
-          <w:rFonts w:cstheme="minorHAnsi"/>
-          <w:sz w:val="20"/>
-          <w:szCs w:val="20"/>
-        </w:rPr>
-      </w:pPr>
-      <w:r>
-        <w:rPr>
-          <w:rFonts w:cstheme="minorHAnsi"/>
-          <w:b/>
-          <w:bCs/>
-          <w:sz w:val="20"/>
-          <w:szCs w:val="20"/>
-          <w:highlight w:val="yellow"/>
-        </w:rPr>
-        <w:t xml:space="preserve">How to have Lazy loading by CDS View meaning How to get </w:t>
-      </w:r>
-      <w:r>
-        <w:rPr>
-          <w:rFonts w:cstheme="minorHAnsi"/>
-          <w:b/>
-          <w:bCs/>
-          <w:sz w:val="20"/>
-          <w:szCs w:val="20"/>
-          <w:highlight w:val="yellow"/>
-        </w:rPr>
-        <w:t>one entity first and second one on demand</w:t>
-      </w:r>
-      <w:r>
-        <w:rPr>
-          <w:rFonts w:cstheme="minorHAnsi"/>
-          <w:b/>
-          <w:bCs/>
-          <w:sz w:val="20"/>
-          <w:szCs w:val="20"/>
-        </w:rPr>
-        <w:t xml:space="preserve"> &gt;</w:t>
-      </w:r>
-      <w:r>
-        <w:rPr>
-          <w:rFonts w:cstheme="minorHAnsi"/>
-          <w:b/>
-          <w:bCs/>
-          <w:sz w:val="20"/>
-          <w:szCs w:val="20"/>
-        </w:rPr>
-        <w:br/>
-      </w:r>
-      <w:r>
-        <w:rPr>
-          <w:rFonts w:cstheme="minorHAnsi"/>
-          <w:sz w:val="20"/>
-          <w:szCs w:val="20"/>
-        </w:rPr>
-        <w:t xml:space="preserve">using </w:t>
-      </w:r>
-      <w:r>
-        <w:rPr>
-          <w:rFonts w:cstheme="minorHAnsi"/>
-          <w:b/>
-          <w:bCs/>
-          <w:sz w:val="20"/>
-          <w:szCs w:val="20"/>
-        </w:rPr>
-        <w:t>mixin into</w:t>
-      </w:r>
-      <w:r>
-        <w:rPr>
-          <w:rFonts w:cstheme="minorHAnsi"/>
-          <w:sz w:val="20"/>
-          <w:szCs w:val="20"/>
-        </w:rPr>
-        <w:t xml:space="preserve"> can help into this.</w:t>
-      </w:r>
-    </w:p>
-    <w:p>
-      <w:pPr>
-        <w:rPr>
-          <w:rFonts w:cstheme="minorHAnsi"/>
-          <w:sz w:val="20"/>
-          <w:szCs w:val="20"/>
-        </w:rPr>
-      </w:pPr>
-      <w:proofErr w:type="gramStart"/>
-      <w:r>
-        <w:rPr>
-          <w:rFonts w:cstheme="minorHAnsi"/>
-          <w:b/>
-          <w:bCs/>
-          <w:sz w:val="20"/>
-          <w:szCs w:val="20"/>
-          <w:highlight w:val="yellow"/>
-        </w:rPr>
-        <w:t>What !</w:t>
-      </w:r>
-      <w:proofErr w:type="gramEnd"/>
-      <w:r>
-        <w:rPr>
-          <w:rFonts w:cstheme="minorHAnsi"/>
-          <w:b/>
-          <w:bCs/>
-          <w:sz w:val="20"/>
-          <w:szCs w:val="20"/>
-          <w:highlight w:val="yellow"/>
-        </w:rPr>
-        <w:t>[</w:t>
-      </w:r>
-      <w:r>
-        <w:rPr>
-          <w:rFonts w:cstheme="minorHAnsi"/>
-          <w:b/>
-          <w:bCs/>
-          <w:sz w:val="20"/>
-          <w:szCs w:val="20"/>
-          <w:highlight w:val="yellow"/>
-        </w:rPr>
-        <w:t>Anything</w:t>
-      </w:r>
-      <w:r>
-        <w:rPr>
-          <w:rFonts w:cstheme="minorHAnsi"/>
-          <w:b/>
-          <w:bCs/>
-          <w:sz w:val="20"/>
-          <w:szCs w:val="20"/>
-          <w:highlight w:val="yellow"/>
-        </w:rPr>
-        <w:t>] means in view</w:t>
-      </w:r>
-      <w:r>
-        <w:rPr>
-          <w:rFonts w:cstheme="minorHAnsi"/>
-          <w:b/>
-          <w:bCs/>
-          <w:sz w:val="20"/>
-          <w:szCs w:val="20"/>
-        </w:rPr>
-        <w:t xml:space="preserve"> &gt;</w:t>
-      </w:r>
-      <w:r>
-        <w:rPr>
-          <w:rFonts w:cstheme="minorHAnsi"/>
-          <w:b/>
-          <w:bCs/>
-          <w:sz w:val="20"/>
-          <w:szCs w:val="20"/>
-        </w:rPr>
-        <w:br/>
-      </w:r>
-      <w:r>
-        <w:rPr>
-          <w:rFonts w:cstheme="minorHAnsi"/>
-          <w:sz w:val="20"/>
-          <w:szCs w:val="20"/>
-        </w:rPr>
-        <w:t xml:space="preserve">This means we want our Views to be created in exactly same case sensitive format as we have written. </w:t>
-      </w:r>
-    </w:p>
-    <w:p>
-      <w:pPr>
-        <w:rPr>
-          <w:rFonts w:cstheme="minorHAnsi"/>
-          <w:sz w:val="20"/>
-          <w:szCs w:val="20"/>
-        </w:rPr>
-      </w:pPr>
-      <w:r>
-        <w:rPr>
-          <w:rFonts w:cstheme="minorHAnsi"/>
-          <w:b/>
-          <w:bCs/>
-          <w:sz w:val="20"/>
-          <w:szCs w:val="20"/>
-          <w:highlight w:val="yellow"/>
-        </w:rPr>
-        <w:t>Mixin into</w:t>
-      </w:r>
-      <w:r>
-        <w:rPr>
-          <w:rFonts w:cstheme="minorHAnsi"/>
-          <w:b/>
-          <w:bCs/>
-          <w:sz w:val="20"/>
-          <w:szCs w:val="20"/>
-        </w:rPr>
-        <w:t xml:space="preserve"> &gt;</w:t>
-      </w:r>
-      <w:r>
-        <w:rPr>
-          <w:rFonts w:cstheme="minorHAnsi"/>
-          <w:b/>
-          <w:bCs/>
-          <w:sz w:val="20"/>
-          <w:szCs w:val="20"/>
-        </w:rPr>
-        <w:br/>
-      </w:r>
-      <w:r>
-        <w:rPr>
-          <w:rFonts w:cstheme="minorHAnsi"/>
-          <w:b/>
-          <w:bCs/>
-          <w:sz w:val="20"/>
-          <w:szCs w:val="20"/>
-        </w:rPr>
-        <w:t>Mixin (mixin into):</w:t>
-      </w:r>
-      <w:r>
-        <w:rPr>
-          <w:rFonts w:cstheme="minorHAnsi"/>
-          <w:sz w:val="20"/>
-          <w:szCs w:val="20"/>
-        </w:rPr>
-        <w:t xml:space="preserve"> In CAPM CDS, mixin into is used to add or extend associations temporarily within a view, allowing you to include additional relationships without changing the original entity definition.</w:t>
-      </w:r>
-    </w:p>
-    <w:p>
-      <w:pPr>
-        <w:rPr>
-          <w:rFonts w:cstheme="minorHAnsi"/>
-          <w:sz w:val="20"/>
-          <w:szCs w:val="20"/>
-        </w:rPr>
-      </w:pPr>
-      <w:r>
-        <w:rPr>
-          <w:rFonts w:cstheme="minorHAnsi"/>
-          <w:b/>
-          <w:bCs/>
-          <w:sz w:val="20"/>
-          <w:szCs w:val="20"/>
-          <w:highlight w:val="yellow"/>
-        </w:rPr>
-        <w:t>What is Ad hoc Association and Exposed Association</w:t>
-      </w:r>
-      <w:r>
-        <w:rPr>
-          <w:rFonts w:cstheme="minorHAnsi"/>
-          <w:b/>
-          <w:bCs/>
-          <w:sz w:val="20"/>
-          <w:szCs w:val="20"/>
-        </w:rPr>
-        <w:t xml:space="preserve"> &gt;</w:t>
-      </w:r>
-      <w:r>
-        <w:rPr>
-          <w:rFonts w:cstheme="minorHAnsi"/>
-          <w:b/>
-          <w:bCs/>
-          <w:sz w:val="20"/>
-          <w:szCs w:val="20"/>
-        </w:rPr>
-        <w:br/>
-      </w:r>
-      <w:r>
-        <w:rPr>
-          <w:rFonts w:cstheme="minorHAnsi"/>
-          <w:b/>
-          <w:bCs/>
-          <w:sz w:val="20"/>
-          <w:szCs w:val="20"/>
-        </w:rPr>
-        <w:t>Ad-hoc</w:t>
-      </w:r>
-      <w:r>
-        <w:rPr>
-          <w:rFonts w:cstheme="minorHAnsi"/>
-          <w:sz w:val="20"/>
-          <w:szCs w:val="20"/>
-        </w:rPr>
-        <w:t xml:space="preserve">: </w:t>
-      </w:r>
-      <w:r>
-        <w:rPr>
-          <w:rFonts w:cstheme="minorHAnsi"/>
-          <w:sz w:val="20"/>
-          <w:szCs w:val="20"/>
-        </w:rPr>
-        <w:t>An association created inside a query/view (not in the base entity) for temporary use.</w:t>
-      </w:r>
-      <w:r>
-        <w:rPr>
-          <w:rFonts w:cstheme="minorHAnsi"/>
-          <w:sz w:val="20"/>
-          <w:szCs w:val="20"/>
-        </w:rPr>
-        <w:br/>
-      </w:r>
-      <w:r>
-        <w:rPr>
-          <w:rFonts w:cstheme="minorHAnsi"/>
-          <w:sz w:val="20"/>
-          <w:szCs w:val="20"/>
-        </w:rPr>
-        <w:br/>
-      </w:r>
-      <w:r>
-        <w:rPr>
-          <w:rFonts w:cstheme="minorHAnsi"/>
-          <w:b/>
-          <w:bCs/>
-          <w:sz w:val="20"/>
-          <w:szCs w:val="20"/>
-        </w:rPr>
-        <w:t>Exposed</w:t>
-      </w:r>
-      <w:r>
-        <w:rPr>
-          <w:rFonts w:cstheme="minorHAnsi"/>
-          <w:sz w:val="20"/>
-          <w:szCs w:val="20"/>
-        </w:rPr>
-        <w:t xml:space="preserve">: </w:t>
-      </w:r>
-      <w:r>
-        <w:rPr>
-          <w:rFonts w:cstheme="minorHAnsi"/>
-          <w:sz w:val="20"/>
-          <w:szCs w:val="20"/>
-        </w:rPr>
-        <w:t>An association that is made available in a service so clients (UI/API) can navigate it</w:t>
-      </w:r>
-      <w:r>
-        <w:rPr>
-          <w:rFonts w:cstheme="minorHAnsi"/>
-          <w:sz w:val="20"/>
-          <w:szCs w:val="20"/>
-        </w:rPr>
-        <w:t>.</w:t>
-      </w:r>
-    </w:p>
-    <w:p>
-      <w:pPr>
-        <w:rPr>
-          <w:rFonts w:cstheme="minorHAnsi"/>
-          <w:sz w:val="20"/>
-          <w:szCs w:val="20"/>
-        </w:rPr>
-      </w:pPr>
-      <w:r>
-        <w:rPr>
-          <w:rFonts w:cstheme="minorHAnsi"/>
-          <w:b/>
-          <w:bCs/>
-          <w:sz w:val="20"/>
-          <w:szCs w:val="20"/>
-          <w:highlight w:val="yellow"/>
-        </w:rPr>
-        <w:t>How to get Service Name as you give in Service file</w:t>
-      </w:r>
-      <w:r>
-        <w:rPr>
-          <w:rFonts w:cstheme="minorHAnsi"/>
-          <w:b/>
-          <w:bCs/>
-          <w:sz w:val="20"/>
-          <w:szCs w:val="20"/>
-        </w:rPr>
-        <w:t xml:space="preserve"> &gt;</w:t>
-      </w:r>
-      <w:r>
-        <w:rPr>
-          <w:rFonts w:cstheme="minorHAnsi"/>
-          <w:sz w:val="20"/>
-          <w:szCs w:val="20"/>
-        </w:rPr>
-        <w:br/>
-        <w:t>We need to maintain @(path: ‘’) annotation.</w:t>
-      </w:r>
-    </w:p>
-    <w:p>
-      <w:pPr>
-        <w:rPr>
-          <w:rFonts w:cstheme="minorHAnsi"/>
-          <w:sz w:val="20"/>
-          <w:szCs w:val="20"/>
-        </w:rPr>
-      </w:pPr>
-      <w:r>
-        <w:rPr>
-          <w:rFonts w:cstheme="minorHAnsi"/>
-          <w:b/>
-          <w:bCs/>
-          <w:sz w:val="20"/>
-          <w:szCs w:val="20"/>
-          <w:highlight w:val="yellow"/>
-        </w:rPr>
-        <w:t>How to test our created service directly in V</w:t>
-      </w:r>
-      <w:r>
-        <w:rPr>
-          <w:rFonts w:cstheme="minorHAnsi"/>
-          <w:b/>
-          <w:bCs/>
-          <w:sz w:val="20"/>
-          <w:szCs w:val="20"/>
-          <w:highlight w:val="yellow"/>
-        </w:rPr>
-        <w:t>S</w:t>
-      </w:r>
-      <w:r>
-        <w:rPr>
-          <w:rFonts w:cstheme="minorHAnsi"/>
-          <w:b/>
-          <w:bCs/>
-          <w:sz w:val="20"/>
-          <w:szCs w:val="20"/>
-          <w:highlight w:val="yellow"/>
-        </w:rPr>
-        <w:t>code / BAS without using Browser</w:t>
-      </w:r>
-      <w:r>
-        <w:rPr>
-          <w:rFonts w:cstheme="minorHAnsi"/>
-          <w:b/>
-          <w:bCs/>
-          <w:sz w:val="20"/>
-          <w:szCs w:val="20"/>
-        </w:rPr>
-        <w:t xml:space="preserve"> &gt;</w:t>
-      </w:r>
-      <w:r>
-        <w:rPr>
-          <w:rFonts w:cstheme="minorHAnsi"/>
-          <w:b/>
-          <w:bCs/>
-          <w:sz w:val="20"/>
-          <w:szCs w:val="20"/>
-        </w:rPr>
-        <w:br/>
-      </w:r>
-      <w:r>
-        <w:rPr>
-          <w:rFonts w:cstheme="minorHAnsi"/>
-          <w:sz w:val="20"/>
-          <w:szCs w:val="20"/>
-        </w:rPr>
-        <w:t xml:space="preserve">We need to create </w:t>
-      </w:r>
-      <w:r>
-        <w:rPr>
-          <w:rFonts w:cstheme="minorHAnsi"/>
-          <w:b/>
-          <w:bCs/>
-          <w:sz w:val="20"/>
-          <w:szCs w:val="20"/>
-        </w:rPr>
-        <w:t>anyname.http</w:t>
-      </w:r>
-      <w:r>
-        <w:rPr>
-          <w:rFonts w:cstheme="minorHAnsi"/>
-          <w:sz w:val="20"/>
-          <w:szCs w:val="20"/>
-        </w:rPr>
-        <w:t xml:space="preserve"> file</w:t>
-      </w:r>
-      <w:r>
-        <w:rPr>
-          <w:rFonts w:cstheme="minorHAnsi"/>
-          <w:sz w:val="20"/>
-          <w:szCs w:val="20"/>
-        </w:rPr>
-        <w:t xml:space="preserve">, it is created under </w:t>
-      </w:r>
-      <w:proofErr w:type="spellStart"/>
-      <w:r>
-        <w:rPr>
-          <w:rFonts w:cstheme="minorHAnsi"/>
-          <w:sz w:val="20"/>
-          <w:szCs w:val="20"/>
-        </w:rPr>
-        <w:t>srv</w:t>
-      </w:r>
-      <w:proofErr w:type="spellEnd"/>
-      <w:r>
-        <w:rPr>
-          <w:rFonts w:cstheme="minorHAnsi"/>
-          <w:sz w:val="20"/>
-          <w:szCs w:val="20"/>
-        </w:rPr>
-        <w:t xml:space="preserve"> folder mostly</w:t>
-      </w:r>
-      <w:r>
-        <w:rPr>
-          <w:rFonts w:cstheme="minorHAnsi"/>
-          <w:sz w:val="20"/>
-          <w:szCs w:val="20"/>
-        </w:rPr>
-        <w:t>.</w:t>
-      </w:r>
-      <w:r>
-        <w:rPr>
-          <w:rFonts w:cstheme="minorHAnsi"/>
-          <w:sz w:val="20"/>
-          <w:szCs w:val="20"/>
-        </w:rPr>
-        <w:br/>
-      </w:r>
-      <w:r>
-        <w:rPr>
-          <w:rFonts w:cstheme="minorHAnsi"/>
-          <w:sz w:val="20"/>
-          <w:szCs w:val="20"/>
-        </w:rPr>
-        <w:t>A .http file is a simple text file used to write and execute HTTP requests (GET, POST, PUT, DELETE) directly inside BAS, without needing tools like Postman.</w:t>
-      </w:r>
-      <w:r>
-        <w:rPr>
-          <w:rFonts w:cstheme="minorHAnsi"/>
-          <w:sz w:val="20"/>
-          <w:szCs w:val="20"/>
-        </w:rPr>
-        <w:br/>
-      </w:r>
-      <w:r>
-        <w:rPr>
-          <w:rFonts w:cstheme="minorHAnsi"/>
-          <w:sz w:val="20"/>
-          <w:szCs w:val="20"/>
-        </w:rPr>
-        <w:t>It allows developers to quickly test CAP services by sending API requests and viewing responses in the same editor, making development faster and more convenient.</w:t>
-      </w:r>
-    </w:p>
-    <w:p>
-      <w:pPr>
-        <w:rPr>
-          <w:rFonts w:cstheme="minorHAnsi"/>
-          <w:sz w:val="20"/>
-          <w:szCs w:val="20"/>
-        </w:rPr>
-      </w:pPr>
-      <w:r>
-        <w:rPr>
-          <w:rFonts w:cstheme="minorHAnsi"/>
-          <w:b/>
-          <w:bCs/>
-          <w:sz w:val="20"/>
-          <w:szCs w:val="20"/>
-          <w:highlight w:val="yellow"/>
-        </w:rPr>
-        <w:lastRenderedPageBreak/>
-        <w:t>How to write content or service inside .http file</w:t>
-      </w:r>
-      <w:r>
-        <w:rPr>
-          <w:rFonts w:cstheme="minorHAnsi"/>
-          <w:b/>
-          <w:bCs/>
-          <w:sz w:val="20"/>
-          <w:szCs w:val="20"/>
-        </w:rPr>
-        <w:t xml:space="preserve"> &gt;</w:t>
-      </w:r>
-      <w:r>
-        <w:rPr>
-          <w:rFonts w:cstheme="minorHAnsi"/>
-          <w:b/>
-          <w:bCs/>
-          <w:sz w:val="20"/>
-          <w:szCs w:val="20"/>
-        </w:rPr>
-        <w:br/>
-      </w:r>
-      <w:r>
-        <w:rPr>
-          <w:rFonts w:cstheme="minorHAnsi"/>
-          <w:sz w:val="20"/>
-          <w:szCs w:val="20"/>
-        </w:rPr>
-        <w:t>we need to write using ### then beneath mention service.</w:t>
-      </w:r>
-    </w:p>
-    <w:p>
-      <w:pPr>
-        <w:rPr>
-          <w:rFonts w:cstheme="minorHAnsi"/>
-          <w:sz w:val="20"/>
-          <w:szCs w:val="20"/>
-        </w:rPr>
-      </w:pPr>
-      <w:r>
-        <w:rPr>
-          <w:rFonts w:cstheme="minorHAnsi"/>
-          <w:b/>
-          <w:bCs/>
-          <w:sz w:val="20"/>
-          <w:szCs w:val="20"/>
-          <w:highlight w:val="yellow"/>
-        </w:rPr>
-        <w:t>If cap supports pagination</w:t>
-      </w:r>
-      <w:r>
-        <w:rPr>
-          <w:rFonts w:cstheme="minorHAnsi"/>
-          <w:b/>
-          <w:bCs/>
-          <w:sz w:val="20"/>
-          <w:szCs w:val="20"/>
-        </w:rPr>
-        <w:t xml:space="preserve"> &gt;</w:t>
-      </w:r>
-      <w:r>
-        <w:rPr>
-          <w:rFonts w:cstheme="minorHAnsi"/>
-          <w:b/>
-          <w:bCs/>
-          <w:sz w:val="20"/>
-          <w:szCs w:val="20"/>
-        </w:rPr>
-        <w:br/>
-      </w:r>
-      <w:r>
-        <w:rPr>
-          <w:rFonts w:cstheme="minorHAnsi"/>
-          <w:sz w:val="20"/>
-          <w:szCs w:val="20"/>
-        </w:rPr>
-        <w:t>Yes, it gives out of the box, just need to use $top and $skip while fetching data from service.</w:t>
-      </w:r>
-    </w:p>
-    <w:p>
-      <w:pPr>
-        <w:rPr>
-          <w:rFonts w:cstheme="minorHAnsi"/>
-          <w:sz w:val="20"/>
-          <w:szCs w:val="20"/>
-        </w:rPr>
-      </w:pPr>
-      <w:r>
-        <w:rPr>
-          <w:rFonts w:cstheme="minorHAnsi"/>
-          <w:b/>
-          <w:bCs/>
-          <w:sz w:val="20"/>
-          <w:szCs w:val="20"/>
-        </w:rPr>
-        <w:t>Pagination:</w:t>
-      </w:r>
-      <w:r>
-        <w:rPr>
-          <w:rFonts w:cstheme="minorHAnsi"/>
-          <w:sz w:val="20"/>
-          <w:szCs w:val="20"/>
-        </w:rPr>
-        <w:t xml:space="preserve"> Pagination is the process of dividing large datasets into smaller chunks (pages) and loading data page by page instead of all at once, to improve performance and user experience.</w:t>
-      </w:r>
-    </w:p>
-    <w:p>
-      <w:pPr>
-        <w:rPr>
-          <w:rFonts w:cstheme="minorHAnsi"/>
-          <w:sz w:val="20"/>
-          <w:szCs w:val="20"/>
-        </w:rPr>
-      </w:pPr>
-      <w:r>
-        <w:rPr>
-          <w:rFonts w:cstheme="minorHAnsi"/>
-          <w:b/>
-          <w:bCs/>
-          <w:sz w:val="20"/>
-          <w:szCs w:val="20"/>
-          <w:highlight w:val="yellow"/>
-        </w:rPr>
-        <w:t>How to do filter of Data in OData</w:t>
-      </w:r>
-      <w:r>
-        <w:rPr>
-          <w:rFonts w:cstheme="minorHAnsi"/>
-          <w:b/>
-          <w:bCs/>
-          <w:sz w:val="20"/>
-          <w:szCs w:val="20"/>
-        </w:rPr>
-        <w:t xml:space="preserve"> &gt;</w:t>
-      </w:r>
-      <w:r>
-        <w:rPr>
-          <w:rFonts w:cstheme="minorHAnsi"/>
-          <w:b/>
-          <w:bCs/>
-          <w:sz w:val="20"/>
-          <w:szCs w:val="20"/>
-        </w:rPr>
-        <w:br/>
-      </w:r>
-      <w:r>
-        <w:rPr>
-          <w:rFonts w:cstheme="minorHAnsi"/>
-          <w:sz w:val="20"/>
-          <w:szCs w:val="20"/>
-        </w:rPr>
-        <w:t>‘</w:t>
-      </w:r>
-      <w:r>
-        <w:rPr>
-          <w:rFonts w:cstheme="minorHAnsi"/>
-          <w:sz w:val="20"/>
-          <w:szCs w:val="20"/>
-        </w:rPr>
-        <w:t>/odata/v4/CatalogService/EmployeeSet</w:t>
-      </w:r>
-      <w:r>
-        <w:rPr>
-          <w:rFonts w:cstheme="minorHAnsi"/>
-          <w:b/>
-          <w:bCs/>
-          <w:sz w:val="20"/>
-          <w:szCs w:val="20"/>
-        </w:rPr>
-        <w:t>?$filter=sex eq 'M'</w:t>
-      </w:r>
-      <w:r>
-        <w:rPr>
-          <w:rFonts w:cstheme="minorHAnsi"/>
-          <w:b/>
-          <w:bCs/>
-          <w:sz w:val="20"/>
-          <w:szCs w:val="20"/>
-        </w:rPr>
-        <w:t>’</w:t>
-      </w:r>
+    </w:p>
+    <w:tbl>
+      <w:tblPr>
+        <w:tblStyle w:val="TableGrid"/>
+        <w:tblW w:w="0" w:type="auto"/>
+        <w:tblLook w:val="04A0" w:firstRow="1" w:lastRow="0" w:firstColumn="1" w:lastColumn="0" w:noHBand="0" w:noVBand="1"/>
+      </w:tblPr>
+      <w:tblGrid>
+        <w:gridCol w:w="680"/>
+        <w:gridCol w:w="949"/>
+        <w:gridCol w:w="1127"/>
+      </w:tblGrid>
+      <w:tr>
+        <w:tc>
+          <w:tcPr>
+            <w:tcW w:w="0" w:type="auto"/>
+            <w:hideMark/>
+          </w:tcPr>
+          <w:p>
+            <w:pPr>
+              <w:spacing w:after="160" w:line="278" w:lineRule="auto"/>
+              <w:rPr>
+                <w:rFonts w:cstheme="minorHAnsi"/>
+                <w:b/>
+                <w:bCs/>
+                <w:sz w:val="20"/>
+                <w:szCs w:val="20"/>
+              </w:rPr>
+            </w:pPr>
+            <w:r>
+              <w:rPr>
+                <w:rFonts w:cstheme="minorHAnsi"/>
+                <w:b/>
+                <w:bCs/>
+                <w:sz w:val="20"/>
+                <w:szCs w:val="20"/>
+              </w:rPr>
+              <w:t>Value</w:t>
+            </w:r>
+          </w:p>
+        </w:tc>
+        <w:tc>
+          <w:tcPr>
+            <w:tcW w:w="0" w:type="auto"/>
+            <w:hideMark/>
+          </w:tcPr>
+          <w:p>
+            <w:pPr>
+              <w:spacing w:after="160" w:line="278" w:lineRule="auto"/>
+              <w:rPr>
+                <w:rFonts w:cstheme="minorHAnsi"/>
+                <w:b/>
+                <w:bCs/>
+                <w:sz w:val="20"/>
+                <w:szCs w:val="20"/>
+              </w:rPr>
+            </w:pPr>
+            <w:r>
+              <w:rPr>
+                <w:rFonts w:cstheme="minorHAnsi"/>
+                <w:b/>
+                <w:bCs/>
+                <w:sz w:val="20"/>
+                <w:szCs w:val="20"/>
+              </w:rPr>
+              <w:t>Meaning</w:t>
+            </w:r>
+          </w:p>
+        </w:tc>
+        <w:tc>
+          <w:tcPr>
+            <w:tcW w:w="0" w:type="auto"/>
+            <w:hideMark/>
+          </w:tcPr>
+          <w:p>
+            <w:pPr>
+              <w:spacing w:after="160" w:line="278" w:lineRule="auto"/>
+              <w:rPr>
+                <w:rFonts w:cstheme="minorHAnsi"/>
+                <w:b/>
+                <w:bCs/>
+                <w:sz w:val="20"/>
+                <w:szCs w:val="20"/>
+              </w:rPr>
+            </w:pPr>
+            <w:proofErr w:type="spellStart"/>
+            <w:r>
+              <w:rPr>
+                <w:rFonts w:cstheme="minorHAnsi"/>
+                <w:b/>
+                <w:bCs/>
+                <w:sz w:val="20"/>
+                <w:szCs w:val="20"/>
+              </w:rPr>
+              <w:t>Color</w:t>
+            </w:r>
+            <w:proofErr w:type="spellEnd"/>
+            <w:r>
+              <w:rPr>
+                <w:rFonts w:cstheme="minorHAnsi"/>
+                <w:b/>
+                <w:bCs/>
+                <w:sz w:val="20"/>
+                <w:szCs w:val="20"/>
+              </w:rPr>
+              <w:t xml:space="preserve"> (UI)</w:t>
+            </w:r>
+          </w:p>
+        </w:tc>
+      </w:tr>
+      <w:tr>
+        <w:tc>
+          <w:tcPr>
+            <w:tcW w:w="0" w:type="auto"/>
+            <w:hideMark/>
+          </w:tcPr>
+          <w:p>
+            <w:pPr>
+              <w:spacing w:after="160" w:line="278" w:lineRule="auto"/>
+              <w:rPr>
+                <w:rFonts w:cstheme="minorHAnsi"/>
+                <w:sz w:val="20"/>
+                <w:szCs w:val="20"/>
+              </w:rPr>
+            </w:pPr>
+            <w:r>
+              <w:rPr>
+                <w:rFonts w:cstheme="minorHAnsi"/>
+                <w:sz w:val="20"/>
+                <w:szCs w:val="20"/>
+              </w:rPr>
+              <w:t>0</w:t>
+            </w:r>
+          </w:p>
+        </w:tc>
+        <w:tc>
+          <w:tcPr>
+            <w:tcW w:w="0" w:type="auto"/>
+            <w:hideMark/>
+          </w:tcPr>
+          <w:p>
+            <w:pPr>
+              <w:spacing w:after="160" w:line="278" w:lineRule="auto"/>
+              <w:rPr>
+                <w:rFonts w:cstheme="minorHAnsi"/>
+                <w:sz w:val="20"/>
+                <w:szCs w:val="20"/>
+              </w:rPr>
+            </w:pPr>
+            <w:r>
+              <w:rPr>
+                <w:rFonts w:cstheme="minorHAnsi"/>
+                <w:sz w:val="20"/>
+                <w:szCs w:val="20"/>
+              </w:rPr>
+              <w:t>Neutral</w:t>
+            </w:r>
+          </w:p>
+        </w:tc>
+        <w:tc>
+          <w:tcPr>
+            <w:tcW w:w="0" w:type="auto"/>
+            <w:hideMark/>
+          </w:tcPr>
+          <w:p>
+            <w:pPr>
+              <w:spacing w:after="160" w:line="278" w:lineRule="auto"/>
+              <w:rPr>
+                <w:rFonts w:cstheme="minorHAnsi"/>
+                <w:sz w:val="20"/>
+                <w:szCs w:val="20"/>
+              </w:rPr>
+            </w:pPr>
+            <w:r>
+              <w:rPr>
+                <w:rFonts w:cstheme="minorHAnsi"/>
+                <w:sz w:val="20"/>
+                <w:szCs w:val="20"/>
+              </w:rPr>
+              <w:t>Grey</w:t>
+            </w:r>
+          </w:p>
+        </w:tc>
+      </w:tr>
+      <w:tr>
+        <w:tc>
+          <w:tcPr>
+            <w:tcW w:w="0" w:type="auto"/>
+            <w:hideMark/>
+          </w:tcPr>
+          <w:p>
+            <w:pPr>
+              <w:spacing w:after="160" w:line="278" w:lineRule="auto"/>
+              <w:rPr>
+                <w:rFonts w:cstheme="minorHAnsi"/>
+                <w:sz w:val="20"/>
+                <w:szCs w:val="20"/>
+              </w:rPr>
+            </w:pPr>
+            <w:r>
+              <w:rPr>
+                <w:rFonts w:cstheme="minorHAnsi"/>
+                <w:sz w:val="20"/>
+                <w:szCs w:val="20"/>
+              </w:rPr>
+              <w:t>1</w:t>
+            </w:r>
+          </w:p>
+        </w:tc>
+        <w:tc>
+          <w:tcPr>
+            <w:tcW w:w="0" w:type="auto"/>
+            <w:hideMark/>
+          </w:tcPr>
+          <w:p>
+            <w:pPr>
+              <w:spacing w:after="160" w:line="278" w:lineRule="auto"/>
+              <w:rPr>
+                <w:rFonts w:cstheme="minorHAnsi"/>
+                <w:sz w:val="20"/>
+                <w:szCs w:val="20"/>
+              </w:rPr>
+            </w:pPr>
+            <w:r>
+              <w:rPr>
+                <w:rFonts w:cstheme="minorHAnsi"/>
+                <w:sz w:val="20"/>
+                <w:szCs w:val="20"/>
+              </w:rPr>
+              <w:t>Negative</w:t>
+            </w:r>
+          </w:p>
+        </w:tc>
+        <w:tc>
+          <w:tcPr>
+            <w:tcW w:w="0" w:type="auto"/>
+            <w:hideMark/>
+          </w:tcPr>
+          <w:p>
+            <w:pPr>
+              <w:spacing w:after="160" w:line="278" w:lineRule="auto"/>
+              <w:rPr>
+                <w:rFonts w:cstheme="minorHAnsi"/>
+                <w:sz w:val="20"/>
+                <w:szCs w:val="20"/>
+              </w:rPr>
+            </w:pPr>
+            <w:r>
+              <w:rPr>
+                <w:rFonts w:ascii="Segoe UI Emoji" w:hAnsi="Segoe UI Emoji" w:cs="Segoe UI Emoji"/>
+                <w:sz w:val="20"/>
+                <w:szCs w:val="20"/>
+              </w:rPr>
+              <w:t>🔴</w:t>
+            </w:r>
+            <w:r>
+              <w:rPr>
+                <w:rFonts w:cstheme="minorHAnsi"/>
+                <w:sz w:val="20"/>
+                <w:szCs w:val="20"/>
+              </w:rPr>
+              <w:t xml:space="preserve"> Red</w:t>
+            </w:r>
+          </w:p>
+        </w:tc>
+      </w:tr>
+      <w:tr>
+        <w:tc>
+          <w:tcPr>
+            <w:tcW w:w="0" w:type="auto"/>
+            <w:hideMark/>
+          </w:tcPr>
+          <w:p>
+            <w:pPr>
+              <w:spacing w:after="160" w:line="278" w:lineRule="auto"/>
+              <w:rPr>
+                <w:rFonts w:cstheme="minorHAnsi"/>
+                <w:sz w:val="20"/>
+                <w:szCs w:val="20"/>
+              </w:rPr>
+            </w:pPr>
+            <w:r>
+              <w:rPr>
+                <w:rFonts w:cstheme="minorHAnsi"/>
+                <w:sz w:val="20"/>
+                <w:szCs w:val="20"/>
+              </w:rPr>
+              <w:t>2</w:t>
+            </w:r>
+          </w:p>
+        </w:tc>
+        <w:tc>
+          <w:tcPr>
+            <w:tcW w:w="0" w:type="auto"/>
+            <w:hideMark/>
+          </w:tcPr>
+          <w:p>
+            <w:pPr>
+              <w:spacing w:after="160" w:line="278" w:lineRule="auto"/>
+              <w:rPr>
+                <w:rFonts w:cstheme="minorHAnsi"/>
+                <w:sz w:val="20"/>
+                <w:szCs w:val="20"/>
+              </w:rPr>
+            </w:pPr>
+            <w:r>
+              <w:rPr>
+                <w:rFonts w:cstheme="minorHAnsi"/>
+                <w:sz w:val="20"/>
+                <w:szCs w:val="20"/>
+              </w:rPr>
+              <w:t>Critical</w:t>
+            </w:r>
+          </w:p>
+        </w:tc>
+        <w:tc>
+          <w:tcPr>
+            <w:tcW w:w="0" w:type="auto"/>
+            <w:hideMark/>
+          </w:tcPr>
+          <w:p>
+            <w:pPr>
+              <w:spacing w:after="160" w:line="278" w:lineRule="auto"/>
+              <w:rPr>
+                <w:rFonts w:cstheme="minorHAnsi"/>
+                <w:sz w:val="20"/>
+                <w:szCs w:val="20"/>
+              </w:rPr>
+            </w:pPr>
+            <w:r>
+              <w:rPr>
+                <w:rFonts w:ascii="Segoe UI Emoji" w:hAnsi="Segoe UI Emoji" w:cs="Segoe UI Emoji"/>
+                <w:sz w:val="20"/>
+                <w:szCs w:val="20"/>
+              </w:rPr>
+              <w:t>🟡</w:t>
+            </w:r>
+            <w:r>
+              <w:rPr>
+                <w:rFonts w:cstheme="minorHAnsi"/>
+                <w:sz w:val="20"/>
+                <w:szCs w:val="20"/>
+              </w:rPr>
+              <w:t xml:space="preserve"> Orange</w:t>
+            </w:r>
+          </w:p>
+        </w:tc>
+      </w:tr>
+      <w:tr>
+        <w:tc>
+          <w:tcPr>
+            <w:tcW w:w="0" w:type="auto"/>
+            <w:hideMark/>
+          </w:tcPr>
+          <w:p>
+            <w:pPr>
+              <w:spacing w:after="160" w:line="278" w:lineRule="auto"/>
+              <w:rPr>
+                <w:rFonts w:cstheme="minorHAnsi"/>
+                <w:sz w:val="20"/>
+                <w:szCs w:val="20"/>
+              </w:rPr>
+            </w:pPr>
+            <w:r>
+              <w:rPr>
+                <w:rFonts w:cstheme="minorHAnsi"/>
+                <w:sz w:val="20"/>
+                <w:szCs w:val="20"/>
+              </w:rPr>
+              <w:t>3</w:t>
+            </w:r>
+          </w:p>
+        </w:tc>
+        <w:tc>
+          <w:tcPr>
+            <w:tcW w:w="0" w:type="auto"/>
+            <w:hideMark/>
+          </w:tcPr>
+          <w:p>
+            <w:pPr>
+              <w:spacing w:after="160" w:line="278" w:lineRule="auto"/>
+              <w:rPr>
+                <w:rFonts w:cstheme="minorHAnsi"/>
+                <w:sz w:val="20"/>
+                <w:szCs w:val="20"/>
+              </w:rPr>
+            </w:pPr>
+            <w:r>
+              <w:rPr>
+                <w:rFonts w:cstheme="minorHAnsi"/>
+                <w:sz w:val="20"/>
+                <w:szCs w:val="20"/>
+              </w:rPr>
+              <w:t>Positive</w:t>
+            </w:r>
+          </w:p>
+        </w:tc>
+        <w:tc>
+          <w:tcPr>
+            <w:tcW w:w="0" w:type="auto"/>
+            <w:hideMark/>
+          </w:tcPr>
+          <w:p>
+            <w:pPr>
+              <w:spacing w:after="160" w:line="278" w:lineRule="auto"/>
+              <w:rPr>
+                <w:rFonts w:cstheme="minorHAnsi"/>
+                <w:sz w:val="20"/>
+                <w:szCs w:val="20"/>
+              </w:rPr>
+            </w:pPr>
+            <w:r>
+              <w:rPr>
+                <w:rFonts w:ascii="Segoe UI Emoji" w:hAnsi="Segoe UI Emoji" w:cs="Segoe UI Emoji"/>
+                <w:sz w:val="20"/>
+                <w:szCs w:val="20"/>
+              </w:rPr>
+              <w:t>🟢</w:t>
+            </w:r>
+            <w:r>
+              <w:rPr>
+                <w:rFonts w:cstheme="minorHAnsi"/>
+                <w:sz w:val="20"/>
+                <w:szCs w:val="20"/>
+              </w:rPr>
+              <w:t xml:space="preserve"> Green</w:t>
+            </w:r>
+          </w:p>
+        </w:tc>
+      </w:tr>
+    </w:tbl>
+    <w:p>
+      <w:pPr>
+        <w:rPr>
+          <w:rFonts w:cstheme="minorHAnsi"/>
+          <w:sz w:val="20"/>
+          <w:szCs w:val="20"/>
+        </w:rPr>
+      </w:pPr>
+    </w:p>
+    <w:p>
+      <w:pPr>
+        <w:rPr>
+          <w:rFonts w:cstheme="minorHAnsi"/>
+          <w:b/>
+          <w:bCs/>
+          <w:sz w:val="20"/>
+          <w:szCs w:val="20"/>
+        </w:rPr>
+      </w:pPr>
     </w:p>
     <w:sectPr>
       <w:pgSz w:w="11906" w:h="16838"/>
@@ -5196,9 +10221,9 @@
     </w:lvl>
   </w:abstractNum>
   <w:abstractNum w:abstractNumId="1" w15:restartNumberingAfterBreak="0">
-    <w:nsid w:val="213B1D5C"/>
+    <w:nsid w:val="03F74F4F"/>
     <w:multiLevelType w:val="multilevel"/>
-    <w:tmpl w:val="1A520C9A"/>
+    <w:tmpl w:val="C03A1F0C"/>
     <w:lvl w:ilvl="0">
       <w:start w:val="1"/>
       <w:numFmt w:val="bullet"/>
@@ -5345,6 +10370,900 @@
     </w:lvl>
   </w:abstractNum>
   <w:abstractNum w:abstractNumId="2" w15:restartNumberingAfterBreak="0">
+    <w:nsid w:val="047B0F3F"/>
+    <w:multiLevelType w:val="multilevel"/>
+    <w:tmpl w:val="3DD0B3E6"/>
+    <w:lvl w:ilvl="0">
+      <w:start w:val="1"/>
+      <w:numFmt w:val="bullet"/>
+      <w:lvlText w:val=""/>
+      <w:lvlJc w:val="left"/>
+      <w:pPr>
+        <w:tabs>
+          <w:tab w:val="num" w:pos="720"/>
+        </w:tabs>
+        <w:ind w:left="720" w:hanging="360"/>
+      </w:pPr>
+      <w:rPr>
+        <w:rFonts w:ascii="Symbol" w:hAnsi="Symbol" w:hint="default"/>
+        <w:sz w:val="20"/>
+      </w:rPr>
+    </w:lvl>
+    <w:lvl w:ilvl="1" w:tentative="1">
+      <w:start w:val="1"/>
+      <w:numFmt w:val="bullet"/>
+      <w:lvlText w:val="o"/>
+      <w:lvlJc w:val="left"/>
+      <w:pPr>
+        <w:tabs>
+          <w:tab w:val="num" w:pos="1440"/>
+        </w:tabs>
+        <w:ind w:left="1440" w:hanging="360"/>
+      </w:pPr>
+      <w:rPr>
+        <w:rFonts w:ascii="Courier New" w:hAnsi="Courier New" w:hint="default"/>
+        <w:sz w:val="20"/>
+      </w:rPr>
+    </w:lvl>
+    <w:lvl w:ilvl="2" w:tentative="1">
+      <w:start w:val="1"/>
+      <w:numFmt w:val="bullet"/>
+      <w:lvlText w:val=""/>
+      <w:lvlJc w:val="left"/>
+      <w:pPr>
+        <w:tabs>
+          <w:tab w:val="num" w:pos="2160"/>
+        </w:tabs>
+        <w:ind w:left="2160" w:hanging="360"/>
+      </w:pPr>
+      <w:rPr>
+        <w:rFonts w:ascii="Wingdings" w:hAnsi="Wingdings" w:hint="default"/>
+        <w:sz w:val="20"/>
+      </w:rPr>
+    </w:lvl>
+    <w:lvl w:ilvl="3" w:tentative="1">
+      <w:start w:val="1"/>
+      <w:numFmt w:val="bullet"/>
+      <w:lvlText w:val=""/>
+      <w:lvlJc w:val="left"/>
+      <w:pPr>
+        <w:tabs>
+          <w:tab w:val="num" w:pos="2880"/>
+        </w:tabs>
+        <w:ind w:left="2880" w:hanging="360"/>
+      </w:pPr>
+      <w:rPr>
+        <w:rFonts w:ascii="Wingdings" w:hAnsi="Wingdings" w:hint="default"/>
+        <w:sz w:val="20"/>
+      </w:rPr>
+    </w:lvl>
+    <w:lvl w:ilvl="4" w:tentative="1">
+      <w:start w:val="1"/>
+      <w:numFmt w:val="bullet"/>
+      <w:lvlText w:val=""/>
+      <w:lvlJc w:val="left"/>
+      <w:pPr>
+        <w:tabs>
+          <w:tab w:val="num" w:pos="3600"/>
+        </w:tabs>
+        <w:ind w:left="3600" w:hanging="360"/>
+      </w:pPr>
+      <w:rPr>
+        <w:rFonts w:ascii="Wingdings" w:hAnsi="Wingdings" w:hint="default"/>
+        <w:sz w:val="20"/>
+      </w:rPr>
+    </w:lvl>
+    <w:lvl w:ilvl="5" w:tentative="1">
+      <w:start w:val="1"/>
+      <w:numFmt w:val="bullet"/>
+      <w:lvlText w:val=""/>
+      <w:lvlJc w:val="left"/>
+      <w:pPr>
+        <w:tabs>
+          <w:tab w:val="num" w:pos="4320"/>
+        </w:tabs>
+        <w:ind w:left="4320" w:hanging="360"/>
+      </w:pPr>
+      <w:rPr>
+        <w:rFonts w:ascii="Wingdings" w:hAnsi="Wingdings" w:hint="default"/>
+        <w:sz w:val="20"/>
+      </w:rPr>
+    </w:lvl>
+    <w:lvl w:ilvl="6" w:tentative="1">
+      <w:start w:val="1"/>
+      <w:numFmt w:val="bullet"/>
+      <w:lvlText w:val=""/>
+      <w:lvlJc w:val="left"/>
+      <w:pPr>
+        <w:tabs>
+          <w:tab w:val="num" w:pos="5040"/>
+        </w:tabs>
+        <w:ind w:left="5040" w:hanging="360"/>
+      </w:pPr>
+      <w:rPr>
+        <w:rFonts w:ascii="Wingdings" w:hAnsi="Wingdings" w:hint="default"/>
+        <w:sz w:val="20"/>
+      </w:rPr>
+    </w:lvl>
+    <w:lvl w:ilvl="7" w:tentative="1">
+      <w:start w:val="1"/>
+      <w:numFmt w:val="bullet"/>
+      <w:lvlText w:val=""/>
+      <w:lvlJc w:val="left"/>
+      <w:pPr>
+        <w:tabs>
+          <w:tab w:val="num" w:pos="5760"/>
+        </w:tabs>
+        <w:ind w:left="5760" w:hanging="360"/>
+      </w:pPr>
+      <w:rPr>
+        <w:rFonts w:ascii="Wingdings" w:hAnsi="Wingdings" w:hint="default"/>
+        <w:sz w:val="20"/>
+      </w:rPr>
+    </w:lvl>
+    <w:lvl w:ilvl="8" w:tentative="1">
+      <w:start w:val="1"/>
+      <w:numFmt w:val="bullet"/>
+      <w:lvlText w:val=""/>
+      <w:lvlJc w:val="left"/>
+      <w:pPr>
+        <w:tabs>
+          <w:tab w:val="num" w:pos="6480"/>
+        </w:tabs>
+        <w:ind w:left="6480" w:hanging="360"/>
+      </w:pPr>
+      <w:rPr>
+        <w:rFonts w:ascii="Wingdings" w:hAnsi="Wingdings" w:hint="default"/>
+        <w:sz w:val="20"/>
+      </w:rPr>
+    </w:lvl>
+  </w:abstractNum>
+  <w:abstractNum w:abstractNumId="3" w15:restartNumberingAfterBreak="0">
+    <w:nsid w:val="0A6E3EB8"/>
+    <w:multiLevelType w:val="multilevel"/>
+    <w:tmpl w:val="AEF0ACCA"/>
+    <w:lvl w:ilvl="0">
+      <w:start w:val="1"/>
+      <w:numFmt w:val="bullet"/>
+      <w:lvlText w:val=""/>
+      <w:lvlJc w:val="left"/>
+      <w:pPr>
+        <w:tabs>
+          <w:tab w:val="num" w:pos="720"/>
+        </w:tabs>
+        <w:ind w:left="720" w:hanging="360"/>
+      </w:pPr>
+      <w:rPr>
+        <w:rFonts w:ascii="Symbol" w:hAnsi="Symbol" w:hint="default"/>
+        <w:sz w:val="20"/>
+      </w:rPr>
+    </w:lvl>
+    <w:lvl w:ilvl="1" w:tentative="1">
+      <w:start w:val="1"/>
+      <w:numFmt w:val="bullet"/>
+      <w:lvlText w:val="o"/>
+      <w:lvlJc w:val="left"/>
+      <w:pPr>
+        <w:tabs>
+          <w:tab w:val="num" w:pos="1440"/>
+        </w:tabs>
+        <w:ind w:left="1440" w:hanging="360"/>
+      </w:pPr>
+      <w:rPr>
+        <w:rFonts w:ascii="Courier New" w:hAnsi="Courier New" w:hint="default"/>
+        <w:sz w:val="20"/>
+      </w:rPr>
+    </w:lvl>
+    <w:lvl w:ilvl="2" w:tentative="1">
+      <w:start w:val="1"/>
+      <w:numFmt w:val="bullet"/>
+      <w:lvlText w:val=""/>
+      <w:lvlJc w:val="left"/>
+      <w:pPr>
+        <w:tabs>
+          <w:tab w:val="num" w:pos="2160"/>
+        </w:tabs>
+        <w:ind w:left="2160" w:hanging="360"/>
+      </w:pPr>
+      <w:rPr>
+        <w:rFonts w:ascii="Wingdings" w:hAnsi="Wingdings" w:hint="default"/>
+        <w:sz w:val="20"/>
+      </w:rPr>
+    </w:lvl>
+    <w:lvl w:ilvl="3" w:tentative="1">
+      <w:start w:val="1"/>
+      <w:numFmt w:val="bullet"/>
+      <w:lvlText w:val=""/>
+      <w:lvlJc w:val="left"/>
+      <w:pPr>
+        <w:tabs>
+          <w:tab w:val="num" w:pos="2880"/>
+        </w:tabs>
+        <w:ind w:left="2880" w:hanging="360"/>
+      </w:pPr>
+      <w:rPr>
+        <w:rFonts w:ascii="Wingdings" w:hAnsi="Wingdings" w:hint="default"/>
+        <w:sz w:val="20"/>
+      </w:rPr>
+    </w:lvl>
+    <w:lvl w:ilvl="4" w:tentative="1">
+      <w:start w:val="1"/>
+      <w:numFmt w:val="bullet"/>
+      <w:lvlText w:val=""/>
+      <w:lvlJc w:val="left"/>
+      <w:pPr>
+        <w:tabs>
+          <w:tab w:val="num" w:pos="3600"/>
+        </w:tabs>
+        <w:ind w:left="3600" w:hanging="360"/>
+      </w:pPr>
+      <w:rPr>
+        <w:rFonts w:ascii="Wingdings" w:hAnsi="Wingdings" w:hint="default"/>
+        <w:sz w:val="20"/>
+      </w:rPr>
+    </w:lvl>
+    <w:lvl w:ilvl="5" w:tentative="1">
+      <w:start w:val="1"/>
+      <w:numFmt w:val="bullet"/>
+      <w:lvlText w:val=""/>
+      <w:lvlJc w:val="left"/>
+      <w:pPr>
+        <w:tabs>
+          <w:tab w:val="num" w:pos="4320"/>
+        </w:tabs>
+        <w:ind w:left="4320" w:hanging="360"/>
+      </w:pPr>
+      <w:rPr>
+        <w:rFonts w:ascii="Wingdings" w:hAnsi="Wingdings" w:hint="default"/>
+        <w:sz w:val="20"/>
+      </w:rPr>
+    </w:lvl>
+    <w:lvl w:ilvl="6" w:tentative="1">
+      <w:start w:val="1"/>
+      <w:numFmt w:val="bullet"/>
+      <w:lvlText w:val=""/>
+      <w:lvlJc w:val="left"/>
+      <w:pPr>
+        <w:tabs>
+          <w:tab w:val="num" w:pos="5040"/>
+        </w:tabs>
+        <w:ind w:left="5040" w:hanging="360"/>
+      </w:pPr>
+      <w:rPr>
+        <w:rFonts w:ascii="Wingdings" w:hAnsi="Wingdings" w:hint="default"/>
+        <w:sz w:val="20"/>
+      </w:rPr>
+    </w:lvl>
+    <w:lvl w:ilvl="7" w:tentative="1">
+      <w:start w:val="1"/>
+      <w:numFmt w:val="bullet"/>
+      <w:lvlText w:val=""/>
+      <w:lvlJc w:val="left"/>
+      <w:pPr>
+        <w:tabs>
+          <w:tab w:val="num" w:pos="5760"/>
+        </w:tabs>
+        <w:ind w:left="5760" w:hanging="360"/>
+      </w:pPr>
+      <w:rPr>
+        <w:rFonts w:ascii="Wingdings" w:hAnsi="Wingdings" w:hint="default"/>
+        <w:sz w:val="20"/>
+      </w:rPr>
+    </w:lvl>
+    <w:lvl w:ilvl="8" w:tentative="1">
+      <w:start w:val="1"/>
+      <w:numFmt w:val="bullet"/>
+      <w:lvlText w:val=""/>
+      <w:lvlJc w:val="left"/>
+      <w:pPr>
+        <w:tabs>
+          <w:tab w:val="num" w:pos="6480"/>
+        </w:tabs>
+        <w:ind w:left="6480" w:hanging="360"/>
+      </w:pPr>
+      <w:rPr>
+        <w:rFonts w:ascii="Wingdings" w:hAnsi="Wingdings" w:hint="default"/>
+        <w:sz w:val="20"/>
+      </w:rPr>
+    </w:lvl>
+  </w:abstractNum>
+  <w:abstractNum w:abstractNumId="4" w15:restartNumberingAfterBreak="0">
+    <w:nsid w:val="13084BB3"/>
+    <w:multiLevelType w:val="multilevel"/>
+    <w:tmpl w:val="926A6402"/>
+    <w:lvl w:ilvl="0">
+      <w:start w:val="1"/>
+      <w:numFmt w:val="bullet"/>
+      <w:lvlText w:val=""/>
+      <w:lvlJc w:val="left"/>
+      <w:pPr>
+        <w:tabs>
+          <w:tab w:val="num" w:pos="720"/>
+        </w:tabs>
+        <w:ind w:left="720" w:hanging="360"/>
+      </w:pPr>
+      <w:rPr>
+        <w:rFonts w:ascii="Symbol" w:hAnsi="Symbol" w:hint="default"/>
+        <w:sz w:val="20"/>
+      </w:rPr>
+    </w:lvl>
+    <w:lvl w:ilvl="1" w:tentative="1">
+      <w:start w:val="1"/>
+      <w:numFmt w:val="bullet"/>
+      <w:lvlText w:val="o"/>
+      <w:lvlJc w:val="left"/>
+      <w:pPr>
+        <w:tabs>
+          <w:tab w:val="num" w:pos="1440"/>
+        </w:tabs>
+        <w:ind w:left="1440" w:hanging="360"/>
+      </w:pPr>
+      <w:rPr>
+        <w:rFonts w:ascii="Courier New" w:hAnsi="Courier New" w:hint="default"/>
+        <w:sz w:val="20"/>
+      </w:rPr>
+    </w:lvl>
+    <w:lvl w:ilvl="2" w:tentative="1">
+      <w:start w:val="1"/>
+      <w:numFmt w:val="bullet"/>
+      <w:lvlText w:val=""/>
+      <w:lvlJc w:val="left"/>
+      <w:pPr>
+        <w:tabs>
+          <w:tab w:val="num" w:pos="2160"/>
+        </w:tabs>
+        <w:ind w:left="2160" w:hanging="360"/>
+      </w:pPr>
+      <w:rPr>
+        <w:rFonts w:ascii="Wingdings" w:hAnsi="Wingdings" w:hint="default"/>
+        <w:sz w:val="20"/>
+      </w:rPr>
+    </w:lvl>
+    <w:lvl w:ilvl="3" w:tentative="1">
+      <w:start w:val="1"/>
+      <w:numFmt w:val="bullet"/>
+      <w:lvlText w:val=""/>
+      <w:lvlJc w:val="left"/>
+      <w:pPr>
+        <w:tabs>
+          <w:tab w:val="num" w:pos="2880"/>
+        </w:tabs>
+        <w:ind w:left="2880" w:hanging="360"/>
+      </w:pPr>
+      <w:rPr>
+        <w:rFonts w:ascii="Wingdings" w:hAnsi="Wingdings" w:hint="default"/>
+        <w:sz w:val="20"/>
+      </w:rPr>
+    </w:lvl>
+    <w:lvl w:ilvl="4" w:tentative="1">
+      <w:start w:val="1"/>
+      <w:numFmt w:val="bullet"/>
+      <w:lvlText w:val=""/>
+      <w:lvlJc w:val="left"/>
+      <w:pPr>
+        <w:tabs>
+          <w:tab w:val="num" w:pos="3600"/>
+        </w:tabs>
+        <w:ind w:left="3600" w:hanging="360"/>
+      </w:pPr>
+      <w:rPr>
+        <w:rFonts w:ascii="Wingdings" w:hAnsi="Wingdings" w:hint="default"/>
+        <w:sz w:val="20"/>
+      </w:rPr>
+    </w:lvl>
+    <w:lvl w:ilvl="5" w:tentative="1">
+      <w:start w:val="1"/>
+      <w:numFmt w:val="bullet"/>
+      <w:lvlText w:val=""/>
+      <w:lvlJc w:val="left"/>
+      <w:pPr>
+        <w:tabs>
+          <w:tab w:val="num" w:pos="4320"/>
+        </w:tabs>
+        <w:ind w:left="4320" w:hanging="360"/>
+      </w:pPr>
+      <w:rPr>
+        <w:rFonts w:ascii="Wingdings" w:hAnsi="Wingdings" w:hint="default"/>
+        <w:sz w:val="20"/>
+      </w:rPr>
+    </w:lvl>
+    <w:lvl w:ilvl="6" w:tentative="1">
+      <w:start w:val="1"/>
+      <w:numFmt w:val="bullet"/>
+      <w:lvlText w:val=""/>
+      <w:lvlJc w:val="left"/>
+      <w:pPr>
+        <w:tabs>
+          <w:tab w:val="num" w:pos="5040"/>
+        </w:tabs>
+        <w:ind w:left="5040" w:hanging="360"/>
+      </w:pPr>
+      <w:rPr>
+        <w:rFonts w:ascii="Wingdings" w:hAnsi="Wingdings" w:hint="default"/>
+        <w:sz w:val="20"/>
+      </w:rPr>
+    </w:lvl>
+    <w:lvl w:ilvl="7" w:tentative="1">
+      <w:start w:val="1"/>
+      <w:numFmt w:val="bullet"/>
+      <w:lvlText w:val=""/>
+      <w:lvlJc w:val="left"/>
+      <w:pPr>
+        <w:tabs>
+          <w:tab w:val="num" w:pos="5760"/>
+        </w:tabs>
+        <w:ind w:left="5760" w:hanging="360"/>
+      </w:pPr>
+      <w:rPr>
+        <w:rFonts w:ascii="Wingdings" w:hAnsi="Wingdings" w:hint="default"/>
+        <w:sz w:val="20"/>
+      </w:rPr>
+    </w:lvl>
+    <w:lvl w:ilvl="8" w:tentative="1">
+      <w:start w:val="1"/>
+      <w:numFmt w:val="bullet"/>
+      <w:lvlText w:val=""/>
+      <w:lvlJc w:val="left"/>
+      <w:pPr>
+        <w:tabs>
+          <w:tab w:val="num" w:pos="6480"/>
+        </w:tabs>
+        <w:ind w:left="6480" w:hanging="360"/>
+      </w:pPr>
+      <w:rPr>
+        <w:rFonts w:ascii="Wingdings" w:hAnsi="Wingdings" w:hint="default"/>
+        <w:sz w:val="20"/>
+      </w:rPr>
+    </w:lvl>
+  </w:abstractNum>
+  <w:abstractNum w:abstractNumId="5" w15:restartNumberingAfterBreak="0">
+    <w:nsid w:val="1567525E"/>
+    <w:multiLevelType w:val="multilevel"/>
+    <w:tmpl w:val="569CFA24"/>
+    <w:lvl w:ilvl="0">
+      <w:start w:val="1"/>
+      <w:numFmt w:val="bullet"/>
+      <w:lvlText w:val=""/>
+      <w:lvlJc w:val="left"/>
+      <w:pPr>
+        <w:tabs>
+          <w:tab w:val="num" w:pos="720"/>
+        </w:tabs>
+        <w:ind w:left="720" w:hanging="360"/>
+      </w:pPr>
+      <w:rPr>
+        <w:rFonts w:ascii="Symbol" w:hAnsi="Symbol" w:hint="default"/>
+        <w:sz w:val="20"/>
+      </w:rPr>
+    </w:lvl>
+    <w:lvl w:ilvl="1" w:tentative="1">
+      <w:start w:val="1"/>
+      <w:numFmt w:val="bullet"/>
+      <w:lvlText w:val="o"/>
+      <w:lvlJc w:val="left"/>
+      <w:pPr>
+        <w:tabs>
+          <w:tab w:val="num" w:pos="1440"/>
+        </w:tabs>
+        <w:ind w:left="1440" w:hanging="360"/>
+      </w:pPr>
+      <w:rPr>
+        <w:rFonts w:ascii="Courier New" w:hAnsi="Courier New" w:hint="default"/>
+        <w:sz w:val="20"/>
+      </w:rPr>
+    </w:lvl>
+    <w:lvl w:ilvl="2" w:tentative="1">
+      <w:start w:val="1"/>
+      <w:numFmt w:val="bullet"/>
+      <w:lvlText w:val=""/>
+      <w:lvlJc w:val="left"/>
+      <w:pPr>
+        <w:tabs>
+          <w:tab w:val="num" w:pos="2160"/>
+        </w:tabs>
+        <w:ind w:left="2160" w:hanging="360"/>
+      </w:pPr>
+      <w:rPr>
+        <w:rFonts w:ascii="Wingdings" w:hAnsi="Wingdings" w:hint="default"/>
+        <w:sz w:val="20"/>
+      </w:rPr>
+    </w:lvl>
+    <w:lvl w:ilvl="3" w:tentative="1">
+      <w:start w:val="1"/>
+      <w:numFmt w:val="bullet"/>
+      <w:lvlText w:val=""/>
+      <w:lvlJc w:val="left"/>
+      <w:pPr>
+        <w:tabs>
+          <w:tab w:val="num" w:pos="2880"/>
+        </w:tabs>
+        <w:ind w:left="2880" w:hanging="360"/>
+      </w:pPr>
+      <w:rPr>
+        <w:rFonts w:ascii="Wingdings" w:hAnsi="Wingdings" w:hint="default"/>
+        <w:sz w:val="20"/>
+      </w:rPr>
+    </w:lvl>
+    <w:lvl w:ilvl="4" w:tentative="1">
+      <w:start w:val="1"/>
+      <w:numFmt w:val="bullet"/>
+      <w:lvlText w:val=""/>
+      <w:lvlJc w:val="left"/>
+      <w:pPr>
+        <w:tabs>
+          <w:tab w:val="num" w:pos="3600"/>
+        </w:tabs>
+        <w:ind w:left="3600" w:hanging="360"/>
+      </w:pPr>
+      <w:rPr>
+        <w:rFonts w:ascii="Wingdings" w:hAnsi="Wingdings" w:hint="default"/>
+        <w:sz w:val="20"/>
+      </w:rPr>
+    </w:lvl>
+    <w:lvl w:ilvl="5" w:tentative="1">
+      <w:start w:val="1"/>
+      <w:numFmt w:val="bullet"/>
+      <w:lvlText w:val=""/>
+      <w:lvlJc w:val="left"/>
+      <w:pPr>
+        <w:tabs>
+          <w:tab w:val="num" w:pos="4320"/>
+        </w:tabs>
+        <w:ind w:left="4320" w:hanging="360"/>
+      </w:pPr>
+      <w:rPr>
+        <w:rFonts w:ascii="Wingdings" w:hAnsi="Wingdings" w:hint="default"/>
+        <w:sz w:val="20"/>
+      </w:rPr>
+    </w:lvl>
+    <w:lvl w:ilvl="6" w:tentative="1">
+      <w:start w:val="1"/>
+      <w:numFmt w:val="bullet"/>
+      <w:lvlText w:val=""/>
+      <w:lvlJc w:val="left"/>
+      <w:pPr>
+        <w:tabs>
+          <w:tab w:val="num" w:pos="5040"/>
+        </w:tabs>
+        <w:ind w:left="5040" w:hanging="360"/>
+      </w:pPr>
+      <w:rPr>
+        <w:rFonts w:ascii="Wingdings" w:hAnsi="Wingdings" w:hint="default"/>
+        <w:sz w:val="20"/>
+      </w:rPr>
+    </w:lvl>
+    <w:lvl w:ilvl="7" w:tentative="1">
+      <w:start w:val="1"/>
+      <w:numFmt w:val="bullet"/>
+      <w:lvlText w:val=""/>
+      <w:lvlJc w:val="left"/>
+      <w:pPr>
+        <w:tabs>
+          <w:tab w:val="num" w:pos="5760"/>
+        </w:tabs>
+        <w:ind w:left="5760" w:hanging="360"/>
+      </w:pPr>
+      <w:rPr>
+        <w:rFonts w:ascii="Wingdings" w:hAnsi="Wingdings" w:hint="default"/>
+        <w:sz w:val="20"/>
+      </w:rPr>
+    </w:lvl>
+    <w:lvl w:ilvl="8" w:tentative="1">
+      <w:start w:val="1"/>
+      <w:numFmt w:val="bullet"/>
+      <w:lvlText w:val=""/>
+      <w:lvlJc w:val="left"/>
+      <w:pPr>
+        <w:tabs>
+          <w:tab w:val="num" w:pos="6480"/>
+        </w:tabs>
+        <w:ind w:left="6480" w:hanging="360"/>
+      </w:pPr>
+      <w:rPr>
+        <w:rFonts w:ascii="Wingdings" w:hAnsi="Wingdings" w:hint="default"/>
+        <w:sz w:val="20"/>
+      </w:rPr>
+    </w:lvl>
+  </w:abstractNum>
+  <w:abstractNum w:abstractNumId="6" w15:restartNumberingAfterBreak="0">
+    <w:nsid w:val="213B1D5C"/>
+    <w:multiLevelType w:val="multilevel"/>
+    <w:tmpl w:val="1A520C9A"/>
+    <w:lvl w:ilvl="0">
+      <w:start w:val="1"/>
+      <w:numFmt w:val="bullet"/>
+      <w:lvlText w:val=""/>
+      <w:lvlJc w:val="left"/>
+      <w:pPr>
+        <w:tabs>
+          <w:tab w:val="num" w:pos="720"/>
+        </w:tabs>
+        <w:ind w:left="720" w:hanging="360"/>
+      </w:pPr>
+      <w:rPr>
+        <w:rFonts w:ascii="Symbol" w:hAnsi="Symbol" w:hint="default"/>
+        <w:sz w:val="20"/>
+      </w:rPr>
+    </w:lvl>
+    <w:lvl w:ilvl="1" w:tentative="1">
+      <w:start w:val="1"/>
+      <w:numFmt w:val="bullet"/>
+      <w:lvlText w:val="o"/>
+      <w:lvlJc w:val="left"/>
+      <w:pPr>
+        <w:tabs>
+          <w:tab w:val="num" w:pos="1440"/>
+        </w:tabs>
+        <w:ind w:left="1440" w:hanging="360"/>
+      </w:pPr>
+      <w:rPr>
+        <w:rFonts w:ascii="Courier New" w:hAnsi="Courier New" w:hint="default"/>
+        <w:sz w:val="20"/>
+      </w:rPr>
+    </w:lvl>
+    <w:lvl w:ilvl="2" w:tentative="1">
+      <w:start w:val="1"/>
+      <w:numFmt w:val="bullet"/>
+      <w:lvlText w:val=""/>
+      <w:lvlJc w:val="left"/>
+      <w:pPr>
+        <w:tabs>
+          <w:tab w:val="num" w:pos="2160"/>
+        </w:tabs>
+        <w:ind w:left="2160" w:hanging="360"/>
+      </w:pPr>
+      <w:rPr>
+        <w:rFonts w:ascii="Wingdings" w:hAnsi="Wingdings" w:hint="default"/>
+        <w:sz w:val="20"/>
+      </w:rPr>
+    </w:lvl>
+    <w:lvl w:ilvl="3" w:tentative="1">
+      <w:start w:val="1"/>
+      <w:numFmt w:val="bullet"/>
+      <w:lvlText w:val=""/>
+      <w:lvlJc w:val="left"/>
+      <w:pPr>
+        <w:tabs>
+          <w:tab w:val="num" w:pos="2880"/>
+        </w:tabs>
+        <w:ind w:left="2880" w:hanging="360"/>
+      </w:pPr>
+      <w:rPr>
+        <w:rFonts w:ascii="Wingdings" w:hAnsi="Wingdings" w:hint="default"/>
+        <w:sz w:val="20"/>
+      </w:rPr>
+    </w:lvl>
+    <w:lvl w:ilvl="4" w:tentative="1">
+      <w:start w:val="1"/>
+      <w:numFmt w:val="bullet"/>
+      <w:lvlText w:val=""/>
+      <w:lvlJc w:val="left"/>
+      <w:pPr>
+        <w:tabs>
+          <w:tab w:val="num" w:pos="3600"/>
+        </w:tabs>
+        <w:ind w:left="3600" w:hanging="360"/>
+      </w:pPr>
+      <w:rPr>
+        <w:rFonts w:ascii="Wingdings" w:hAnsi="Wingdings" w:hint="default"/>
+        <w:sz w:val="20"/>
+      </w:rPr>
+    </w:lvl>
+    <w:lvl w:ilvl="5" w:tentative="1">
+      <w:start w:val="1"/>
+      <w:numFmt w:val="bullet"/>
+      <w:lvlText w:val=""/>
+      <w:lvlJc w:val="left"/>
+      <w:pPr>
+        <w:tabs>
+          <w:tab w:val="num" w:pos="4320"/>
+        </w:tabs>
+        <w:ind w:left="4320" w:hanging="360"/>
+      </w:pPr>
+      <w:rPr>
+        <w:rFonts w:ascii="Wingdings" w:hAnsi="Wingdings" w:hint="default"/>
+        <w:sz w:val="20"/>
+      </w:rPr>
+    </w:lvl>
+    <w:lvl w:ilvl="6" w:tentative="1">
+      <w:start w:val="1"/>
+      <w:numFmt w:val="bullet"/>
+      <w:lvlText w:val=""/>
+      <w:lvlJc w:val="left"/>
+      <w:pPr>
+        <w:tabs>
+          <w:tab w:val="num" w:pos="5040"/>
+        </w:tabs>
+        <w:ind w:left="5040" w:hanging="360"/>
+      </w:pPr>
+      <w:rPr>
+        <w:rFonts w:ascii="Wingdings" w:hAnsi="Wingdings" w:hint="default"/>
+        <w:sz w:val="20"/>
+      </w:rPr>
+    </w:lvl>
+    <w:lvl w:ilvl="7" w:tentative="1">
+      <w:start w:val="1"/>
+      <w:numFmt w:val="bullet"/>
+      <w:lvlText w:val=""/>
+      <w:lvlJc w:val="left"/>
+      <w:pPr>
+        <w:tabs>
+          <w:tab w:val="num" w:pos="5760"/>
+        </w:tabs>
+        <w:ind w:left="5760" w:hanging="360"/>
+      </w:pPr>
+      <w:rPr>
+        <w:rFonts w:ascii="Wingdings" w:hAnsi="Wingdings" w:hint="default"/>
+        <w:sz w:val="20"/>
+      </w:rPr>
+    </w:lvl>
+    <w:lvl w:ilvl="8" w:tentative="1">
+      <w:start w:val="1"/>
+      <w:numFmt w:val="bullet"/>
+      <w:lvlText w:val=""/>
+      <w:lvlJc w:val="left"/>
+      <w:pPr>
+        <w:tabs>
+          <w:tab w:val="num" w:pos="6480"/>
+        </w:tabs>
+        <w:ind w:left="6480" w:hanging="360"/>
+      </w:pPr>
+      <w:rPr>
+        <w:rFonts w:ascii="Wingdings" w:hAnsi="Wingdings" w:hint="default"/>
+        <w:sz w:val="20"/>
+      </w:rPr>
+    </w:lvl>
+  </w:abstractNum>
+  <w:abstractNum w:abstractNumId="7" w15:restartNumberingAfterBreak="0">
+    <w:nsid w:val="343A5FC5"/>
+    <w:multiLevelType w:val="multilevel"/>
+    <w:tmpl w:val="8AD0DC04"/>
+    <w:lvl w:ilvl="0">
+      <w:start w:val="1"/>
+      <w:numFmt w:val="bullet"/>
+      <w:lvlText w:val=""/>
+      <w:lvlJc w:val="left"/>
+      <w:pPr>
+        <w:tabs>
+          <w:tab w:val="num" w:pos="720"/>
+        </w:tabs>
+        <w:ind w:left="720" w:hanging="360"/>
+      </w:pPr>
+      <w:rPr>
+        <w:rFonts w:ascii="Symbol" w:hAnsi="Symbol" w:hint="default"/>
+        <w:sz w:val="20"/>
+      </w:rPr>
+    </w:lvl>
+    <w:lvl w:ilvl="1" w:tentative="1">
+      <w:start w:val="1"/>
+      <w:numFmt w:val="bullet"/>
+      <w:lvlText w:val="o"/>
+      <w:lvlJc w:val="left"/>
+      <w:pPr>
+        <w:tabs>
+          <w:tab w:val="num" w:pos="1440"/>
+        </w:tabs>
+        <w:ind w:left="1440" w:hanging="360"/>
+      </w:pPr>
+      <w:rPr>
+        <w:rFonts w:ascii="Courier New" w:hAnsi="Courier New" w:hint="default"/>
+        <w:sz w:val="20"/>
+      </w:rPr>
+    </w:lvl>
+    <w:lvl w:ilvl="2" w:tentative="1">
+      <w:start w:val="1"/>
+      <w:numFmt w:val="bullet"/>
+      <w:lvlText w:val=""/>
+      <w:lvlJc w:val="left"/>
+      <w:pPr>
+        <w:tabs>
+          <w:tab w:val="num" w:pos="2160"/>
+        </w:tabs>
+        <w:ind w:left="2160" w:hanging="360"/>
+      </w:pPr>
+      <w:rPr>
+        <w:rFonts w:ascii="Wingdings" w:hAnsi="Wingdings" w:hint="default"/>
+        <w:sz w:val="20"/>
+      </w:rPr>
+    </w:lvl>
+    <w:lvl w:ilvl="3" w:tentative="1">
+      <w:start w:val="1"/>
+      <w:numFmt w:val="bullet"/>
+      <w:lvlText w:val=""/>
+      <w:lvlJc w:val="left"/>
+      <w:pPr>
+        <w:tabs>
+          <w:tab w:val="num" w:pos="2880"/>
+        </w:tabs>
+        <w:ind w:left="2880" w:hanging="360"/>
+      </w:pPr>
+      <w:rPr>
+        <w:rFonts w:ascii="Wingdings" w:hAnsi="Wingdings" w:hint="default"/>
+        <w:sz w:val="20"/>
+      </w:rPr>
+    </w:lvl>
+    <w:lvl w:ilvl="4" w:tentative="1">
+      <w:start w:val="1"/>
+      <w:numFmt w:val="bullet"/>
+      <w:lvlText w:val=""/>
+      <w:lvlJc w:val="left"/>
+      <w:pPr>
+        <w:tabs>
+          <w:tab w:val="num" w:pos="3600"/>
+        </w:tabs>
+        <w:ind w:left="3600" w:hanging="360"/>
+      </w:pPr>
+      <w:rPr>
+        <w:rFonts w:ascii="Wingdings" w:hAnsi="Wingdings" w:hint="default"/>
+        <w:sz w:val="20"/>
+      </w:rPr>
+    </w:lvl>
+    <w:lvl w:ilvl="5" w:tentative="1">
+      <w:start w:val="1"/>
+      <w:numFmt w:val="bullet"/>
+      <w:lvlText w:val=""/>
+      <w:lvlJc w:val="left"/>
+      <w:pPr>
+        <w:tabs>
+          <w:tab w:val="num" w:pos="4320"/>
+        </w:tabs>
+        <w:ind w:left="4320" w:hanging="360"/>
+      </w:pPr>
+      <w:rPr>
+        <w:rFonts w:ascii="Wingdings" w:hAnsi="Wingdings" w:hint="default"/>
+        <w:sz w:val="20"/>
+      </w:rPr>
+    </w:lvl>
+    <w:lvl w:ilvl="6" w:tentative="1">
+      <w:start w:val="1"/>
+      <w:numFmt w:val="bullet"/>
+      <w:lvlText w:val=""/>
+      <w:lvlJc w:val="left"/>
+      <w:pPr>
+        <w:tabs>
+          <w:tab w:val="num" w:pos="5040"/>
+        </w:tabs>
+        <w:ind w:left="5040" w:hanging="360"/>
+      </w:pPr>
+      <w:rPr>
+        <w:rFonts w:ascii="Wingdings" w:hAnsi="Wingdings" w:hint="default"/>
+        <w:sz w:val="20"/>
+      </w:rPr>
+    </w:lvl>
+    <w:lvl w:ilvl="7" w:tentative="1">
+      <w:start w:val="1"/>
+      <w:numFmt w:val="bullet"/>
+      <w:lvlText w:val=""/>
+      <w:lvlJc w:val="left"/>
+      <w:pPr>
+        <w:tabs>
+          <w:tab w:val="num" w:pos="5760"/>
+        </w:tabs>
+        <w:ind w:left="5760" w:hanging="360"/>
+      </w:pPr>
+      <w:rPr>
+        <w:rFonts w:ascii="Wingdings" w:hAnsi="Wingdings" w:hint="default"/>
+        <w:sz w:val="20"/>
+      </w:rPr>
+    </w:lvl>
+    <w:lvl w:ilvl="8" w:tentative="1">
+      <w:start w:val="1"/>
+      <w:numFmt w:val="bullet"/>
+      <w:lvlText w:val=""/>
+      <w:lvlJc w:val="left"/>
+      <w:pPr>
+        <w:tabs>
+          <w:tab w:val="num" w:pos="6480"/>
+        </w:tabs>
+        <w:ind w:left="6480" w:hanging="360"/>
+      </w:pPr>
+      <w:rPr>
+        <w:rFonts w:ascii="Wingdings" w:hAnsi="Wingdings" w:hint="default"/>
+        <w:sz w:val="20"/>
+      </w:rPr>
+    </w:lvl>
+  </w:abstractNum>
+  <w:abstractNum w:abstractNumId="8" w15:restartNumberingAfterBreak="0">
     <w:nsid w:val="4C017B66"/>
     <w:multiLevelType w:val="hybridMultilevel"/>
     <w:tmpl w:val="324E268E"/>
@@ -5433,7 +11352,156 @@
       </w:pPr>
     </w:lvl>
   </w:abstractNum>
-  <w:abstractNum w:abstractNumId="3" w15:restartNumberingAfterBreak="0">
+  <w:abstractNum w:abstractNumId="9" w15:restartNumberingAfterBreak="0">
+    <w:nsid w:val="4D533DB7"/>
+    <w:multiLevelType w:val="multilevel"/>
+    <w:tmpl w:val="9CB2D70C"/>
+    <w:lvl w:ilvl="0">
+      <w:start w:val="1"/>
+      <w:numFmt w:val="bullet"/>
+      <w:lvlText w:val=""/>
+      <w:lvlJc w:val="left"/>
+      <w:pPr>
+        <w:tabs>
+          <w:tab w:val="num" w:pos="720"/>
+        </w:tabs>
+        <w:ind w:left="720" w:hanging="360"/>
+      </w:pPr>
+      <w:rPr>
+        <w:rFonts w:ascii="Symbol" w:hAnsi="Symbol" w:hint="default"/>
+        <w:sz w:val="20"/>
+      </w:rPr>
+    </w:lvl>
+    <w:lvl w:ilvl="1" w:tentative="1">
+      <w:start w:val="1"/>
+      <w:numFmt w:val="bullet"/>
+      <w:lvlText w:val="o"/>
+      <w:lvlJc w:val="left"/>
+      <w:pPr>
+        <w:tabs>
+          <w:tab w:val="num" w:pos="1440"/>
+        </w:tabs>
+        <w:ind w:left="1440" w:hanging="360"/>
+      </w:pPr>
+      <w:rPr>
+        <w:rFonts w:ascii="Courier New" w:hAnsi="Courier New" w:hint="default"/>
+        <w:sz w:val="20"/>
+      </w:rPr>
+    </w:lvl>
+    <w:lvl w:ilvl="2" w:tentative="1">
+      <w:start w:val="1"/>
+      <w:numFmt w:val="bullet"/>
+      <w:lvlText w:val=""/>
+      <w:lvlJc w:val="left"/>
+      <w:pPr>
+        <w:tabs>
+          <w:tab w:val="num" w:pos="2160"/>
+        </w:tabs>
+        <w:ind w:left="2160" w:hanging="360"/>
+      </w:pPr>
+      <w:rPr>
+        <w:rFonts w:ascii="Wingdings" w:hAnsi="Wingdings" w:hint="default"/>
+        <w:sz w:val="20"/>
+      </w:rPr>
+    </w:lvl>
+    <w:lvl w:ilvl="3" w:tentative="1">
+      <w:start w:val="1"/>
+      <w:numFmt w:val="bullet"/>
+      <w:lvlText w:val=""/>
+      <w:lvlJc w:val="left"/>
+      <w:pPr>
+        <w:tabs>
+          <w:tab w:val="num" w:pos="2880"/>
+        </w:tabs>
+        <w:ind w:left="2880" w:hanging="360"/>
+      </w:pPr>
+      <w:rPr>
+        <w:rFonts w:ascii="Wingdings" w:hAnsi="Wingdings" w:hint="default"/>
+        <w:sz w:val="20"/>
+      </w:rPr>
+    </w:lvl>
+    <w:lvl w:ilvl="4" w:tentative="1">
+      <w:start w:val="1"/>
+      <w:numFmt w:val="bullet"/>
+      <w:lvlText w:val=""/>
+      <w:lvlJc w:val="left"/>
+      <w:pPr>
+        <w:tabs>
+          <w:tab w:val="num" w:pos="3600"/>
+        </w:tabs>
+        <w:ind w:left="3600" w:hanging="360"/>
+      </w:pPr>
+      <w:rPr>
+        <w:rFonts w:ascii="Wingdings" w:hAnsi="Wingdings" w:hint="default"/>
+        <w:sz w:val="20"/>
+      </w:rPr>
+    </w:lvl>
+    <w:lvl w:ilvl="5" w:tentative="1">
+      <w:start w:val="1"/>
+      <w:numFmt w:val="bullet"/>
+      <w:lvlText w:val=""/>
+      <w:lvlJc w:val="left"/>
+      <w:pPr>
+        <w:tabs>
+          <w:tab w:val="num" w:pos="4320"/>
+        </w:tabs>
+        <w:ind w:left="4320" w:hanging="360"/>
+      </w:pPr>
+      <w:rPr>
+        <w:rFonts w:ascii="Wingdings" w:hAnsi="Wingdings" w:hint="default"/>
+        <w:sz w:val="20"/>
+      </w:rPr>
+    </w:lvl>
+    <w:lvl w:ilvl="6" w:tentative="1">
+      <w:start w:val="1"/>
+      <w:numFmt w:val="bullet"/>
+      <w:lvlText w:val=""/>
+      <w:lvlJc w:val="left"/>
+      <w:pPr>
+        <w:tabs>
+          <w:tab w:val="num" w:pos="5040"/>
+        </w:tabs>
+        <w:ind w:left="5040" w:hanging="360"/>
+      </w:pPr>
+      <w:rPr>
+        <w:rFonts w:ascii="Wingdings" w:hAnsi="Wingdings" w:hint="default"/>
+        <w:sz w:val="20"/>
+      </w:rPr>
+    </w:lvl>
+    <w:lvl w:ilvl="7" w:tentative="1">
+      <w:start w:val="1"/>
+      <w:numFmt w:val="bullet"/>
+      <w:lvlText w:val=""/>
+      <w:lvlJc w:val="left"/>
+      <w:pPr>
+        <w:tabs>
+          <w:tab w:val="num" w:pos="5760"/>
+        </w:tabs>
+        <w:ind w:left="5760" w:hanging="360"/>
+      </w:pPr>
+      <w:rPr>
+        <w:rFonts w:ascii="Wingdings" w:hAnsi="Wingdings" w:hint="default"/>
+        <w:sz w:val="20"/>
+      </w:rPr>
+    </w:lvl>
+    <w:lvl w:ilvl="8" w:tentative="1">
+      <w:start w:val="1"/>
+      <w:numFmt w:val="bullet"/>
+      <w:lvlText w:val=""/>
+      <w:lvlJc w:val="left"/>
+      <w:pPr>
+        <w:tabs>
+          <w:tab w:val="num" w:pos="6480"/>
+        </w:tabs>
+        <w:ind w:left="6480" w:hanging="360"/>
+      </w:pPr>
+      <w:rPr>
+        <w:rFonts w:ascii="Wingdings" w:hAnsi="Wingdings" w:hint="default"/>
+        <w:sz w:val="20"/>
+      </w:rPr>
+    </w:lvl>
+  </w:abstractNum>
+  <w:abstractNum w:abstractNumId="10" w15:restartNumberingAfterBreak="0">
     <w:nsid w:val="603A4B4D"/>
     <w:multiLevelType w:val="hybridMultilevel"/>
     <w:tmpl w:val="BB04053A"/>
@@ -5522,17 +11590,342 @@
       </w:pPr>
     </w:lvl>
   </w:abstractNum>
+  <w:abstractNum w:abstractNumId="11" w15:restartNumberingAfterBreak="0">
+    <w:nsid w:val="69B80D87"/>
+    <w:multiLevelType w:val="multilevel"/>
+    <w:tmpl w:val="64CC52A8"/>
+    <w:lvl w:ilvl="0">
+      <w:start w:val="1"/>
+      <w:numFmt w:val="bullet"/>
+      <w:lvlText w:val=""/>
+      <w:lvlJc w:val="left"/>
+      <w:pPr>
+        <w:tabs>
+          <w:tab w:val="num" w:pos="720"/>
+        </w:tabs>
+        <w:ind w:left="720" w:hanging="360"/>
+      </w:pPr>
+      <w:rPr>
+        <w:rFonts w:ascii="Symbol" w:hAnsi="Symbol" w:hint="default"/>
+        <w:sz w:val="20"/>
+      </w:rPr>
+    </w:lvl>
+    <w:lvl w:ilvl="1" w:tentative="1">
+      <w:start w:val="1"/>
+      <w:numFmt w:val="bullet"/>
+      <w:lvlText w:val="o"/>
+      <w:lvlJc w:val="left"/>
+      <w:pPr>
+        <w:tabs>
+          <w:tab w:val="num" w:pos="1440"/>
+        </w:tabs>
+        <w:ind w:left="1440" w:hanging="360"/>
+      </w:pPr>
+      <w:rPr>
+        <w:rFonts w:ascii="Courier New" w:hAnsi="Courier New" w:hint="default"/>
+        <w:sz w:val="20"/>
+      </w:rPr>
+    </w:lvl>
+    <w:lvl w:ilvl="2" w:tentative="1">
+      <w:start w:val="1"/>
+      <w:numFmt w:val="bullet"/>
+      <w:lvlText w:val=""/>
+      <w:lvlJc w:val="left"/>
+      <w:pPr>
+        <w:tabs>
+          <w:tab w:val="num" w:pos="2160"/>
+        </w:tabs>
+        <w:ind w:left="2160" w:hanging="360"/>
+      </w:pPr>
+      <w:rPr>
+        <w:rFonts w:ascii="Wingdings" w:hAnsi="Wingdings" w:hint="default"/>
+        <w:sz w:val="20"/>
+      </w:rPr>
+    </w:lvl>
+    <w:lvl w:ilvl="3" w:tentative="1">
+      <w:start w:val="1"/>
+      <w:numFmt w:val="bullet"/>
+      <w:lvlText w:val=""/>
+      <w:lvlJc w:val="left"/>
+      <w:pPr>
+        <w:tabs>
+          <w:tab w:val="num" w:pos="2880"/>
+        </w:tabs>
+        <w:ind w:left="2880" w:hanging="360"/>
+      </w:pPr>
+      <w:rPr>
+        <w:rFonts w:ascii="Wingdings" w:hAnsi="Wingdings" w:hint="default"/>
+        <w:sz w:val="20"/>
+      </w:rPr>
+    </w:lvl>
+    <w:lvl w:ilvl="4" w:tentative="1">
+      <w:start w:val="1"/>
+      <w:numFmt w:val="bullet"/>
+      <w:lvlText w:val=""/>
+      <w:lvlJc w:val="left"/>
+      <w:pPr>
+        <w:tabs>
+          <w:tab w:val="num" w:pos="3600"/>
+        </w:tabs>
+        <w:ind w:left="3600" w:hanging="360"/>
+      </w:pPr>
+      <w:rPr>
+        <w:rFonts w:ascii="Wingdings" w:hAnsi="Wingdings" w:hint="default"/>
+        <w:sz w:val="20"/>
+      </w:rPr>
+    </w:lvl>
+    <w:lvl w:ilvl="5" w:tentative="1">
+      <w:start w:val="1"/>
+      <w:numFmt w:val="bullet"/>
+      <w:lvlText w:val=""/>
+      <w:lvlJc w:val="left"/>
+      <w:pPr>
+        <w:tabs>
+          <w:tab w:val="num" w:pos="4320"/>
+        </w:tabs>
+        <w:ind w:left="4320" w:hanging="360"/>
+      </w:pPr>
+      <w:rPr>
+        <w:rFonts w:ascii="Wingdings" w:hAnsi="Wingdings" w:hint="default"/>
+        <w:sz w:val="20"/>
+      </w:rPr>
+    </w:lvl>
+    <w:lvl w:ilvl="6" w:tentative="1">
+      <w:start w:val="1"/>
+      <w:numFmt w:val="bullet"/>
+      <w:lvlText w:val=""/>
+      <w:lvlJc w:val="left"/>
+      <w:pPr>
+        <w:tabs>
+          <w:tab w:val="num" w:pos="5040"/>
+        </w:tabs>
+        <w:ind w:left="5040" w:hanging="360"/>
+      </w:pPr>
+      <w:rPr>
+        <w:rFonts w:ascii="Wingdings" w:hAnsi="Wingdings" w:hint="default"/>
+        <w:sz w:val="20"/>
+      </w:rPr>
+    </w:lvl>
+    <w:lvl w:ilvl="7" w:tentative="1">
+      <w:start w:val="1"/>
+      <w:numFmt w:val="bullet"/>
+      <w:lvlText w:val=""/>
+      <w:lvlJc w:val="left"/>
+      <w:pPr>
+        <w:tabs>
+          <w:tab w:val="num" w:pos="5760"/>
+        </w:tabs>
+        <w:ind w:left="5760" w:hanging="360"/>
+      </w:pPr>
+      <w:rPr>
+        <w:rFonts w:ascii="Wingdings" w:hAnsi="Wingdings" w:hint="default"/>
+        <w:sz w:val="20"/>
+      </w:rPr>
+    </w:lvl>
+    <w:lvl w:ilvl="8" w:tentative="1">
+      <w:start w:val="1"/>
+      <w:numFmt w:val="bullet"/>
+      <w:lvlText w:val=""/>
+      <w:lvlJc w:val="left"/>
+      <w:pPr>
+        <w:tabs>
+          <w:tab w:val="num" w:pos="6480"/>
+        </w:tabs>
+        <w:ind w:left="6480" w:hanging="360"/>
+      </w:pPr>
+      <w:rPr>
+        <w:rFonts w:ascii="Wingdings" w:hAnsi="Wingdings" w:hint="default"/>
+        <w:sz w:val="20"/>
+      </w:rPr>
+    </w:lvl>
+  </w:abstractNum>
+  <w:abstractNum w:abstractNumId="12" w15:restartNumberingAfterBreak="0">
+    <w:nsid w:val="71004FC5"/>
+    <w:multiLevelType w:val="multilevel"/>
+    <w:tmpl w:val="DD161660"/>
+    <w:lvl w:ilvl="0">
+      <w:start w:val="1"/>
+      <w:numFmt w:val="bullet"/>
+      <w:lvlText w:val=""/>
+      <w:lvlJc w:val="left"/>
+      <w:pPr>
+        <w:tabs>
+          <w:tab w:val="num" w:pos="720"/>
+        </w:tabs>
+        <w:ind w:left="720" w:hanging="360"/>
+      </w:pPr>
+      <w:rPr>
+        <w:rFonts w:ascii="Symbol" w:hAnsi="Symbol" w:hint="default"/>
+        <w:sz w:val="20"/>
+      </w:rPr>
+    </w:lvl>
+    <w:lvl w:ilvl="1" w:tentative="1">
+      <w:start w:val="1"/>
+      <w:numFmt w:val="bullet"/>
+      <w:lvlText w:val="o"/>
+      <w:lvlJc w:val="left"/>
+      <w:pPr>
+        <w:tabs>
+          <w:tab w:val="num" w:pos="1440"/>
+        </w:tabs>
+        <w:ind w:left="1440" w:hanging="360"/>
+      </w:pPr>
+      <w:rPr>
+        <w:rFonts w:ascii="Courier New" w:hAnsi="Courier New" w:hint="default"/>
+        <w:sz w:val="20"/>
+      </w:rPr>
+    </w:lvl>
+    <w:lvl w:ilvl="2" w:tentative="1">
+      <w:start w:val="1"/>
+      <w:numFmt w:val="bullet"/>
+      <w:lvlText w:val=""/>
+      <w:lvlJc w:val="left"/>
+      <w:pPr>
+        <w:tabs>
+          <w:tab w:val="num" w:pos="2160"/>
+        </w:tabs>
+        <w:ind w:left="2160" w:hanging="360"/>
+      </w:pPr>
+      <w:rPr>
+        <w:rFonts w:ascii="Wingdings" w:hAnsi="Wingdings" w:hint="default"/>
+        <w:sz w:val="20"/>
+      </w:rPr>
+    </w:lvl>
+    <w:lvl w:ilvl="3" w:tentative="1">
+      <w:start w:val="1"/>
+      <w:numFmt w:val="bullet"/>
+      <w:lvlText w:val=""/>
+      <w:lvlJc w:val="left"/>
+      <w:pPr>
+        <w:tabs>
+          <w:tab w:val="num" w:pos="2880"/>
+        </w:tabs>
+        <w:ind w:left="2880" w:hanging="360"/>
+      </w:pPr>
+      <w:rPr>
+        <w:rFonts w:ascii="Wingdings" w:hAnsi="Wingdings" w:hint="default"/>
+        <w:sz w:val="20"/>
+      </w:rPr>
+    </w:lvl>
+    <w:lvl w:ilvl="4" w:tentative="1">
+      <w:start w:val="1"/>
+      <w:numFmt w:val="bullet"/>
+      <w:lvlText w:val=""/>
+      <w:lvlJc w:val="left"/>
+      <w:pPr>
+        <w:tabs>
+          <w:tab w:val="num" w:pos="3600"/>
+        </w:tabs>
+        <w:ind w:left="3600" w:hanging="360"/>
+      </w:pPr>
+      <w:rPr>
+        <w:rFonts w:ascii="Wingdings" w:hAnsi="Wingdings" w:hint="default"/>
+        <w:sz w:val="20"/>
+      </w:rPr>
+    </w:lvl>
+    <w:lvl w:ilvl="5" w:tentative="1">
+      <w:start w:val="1"/>
+      <w:numFmt w:val="bullet"/>
+      <w:lvlText w:val=""/>
+      <w:lvlJc w:val="left"/>
+      <w:pPr>
+        <w:tabs>
+          <w:tab w:val="num" w:pos="4320"/>
+        </w:tabs>
+        <w:ind w:left="4320" w:hanging="360"/>
+      </w:pPr>
+      <w:rPr>
+        <w:rFonts w:ascii="Wingdings" w:hAnsi="Wingdings" w:hint="default"/>
+        <w:sz w:val="20"/>
+      </w:rPr>
+    </w:lvl>
+    <w:lvl w:ilvl="6" w:tentative="1">
+      <w:start w:val="1"/>
+      <w:numFmt w:val="bullet"/>
+      <w:lvlText w:val=""/>
+      <w:lvlJc w:val="left"/>
+      <w:pPr>
+        <w:tabs>
+          <w:tab w:val="num" w:pos="5040"/>
+        </w:tabs>
+        <w:ind w:left="5040" w:hanging="360"/>
+      </w:pPr>
+      <w:rPr>
+        <w:rFonts w:ascii="Wingdings" w:hAnsi="Wingdings" w:hint="default"/>
+        <w:sz w:val="20"/>
+      </w:rPr>
+    </w:lvl>
+    <w:lvl w:ilvl="7" w:tentative="1">
+      <w:start w:val="1"/>
+      <w:numFmt w:val="bullet"/>
+      <w:lvlText w:val=""/>
+      <w:lvlJc w:val="left"/>
+      <w:pPr>
+        <w:tabs>
+          <w:tab w:val="num" w:pos="5760"/>
+        </w:tabs>
+        <w:ind w:left="5760" w:hanging="360"/>
+      </w:pPr>
+      <w:rPr>
+        <w:rFonts w:ascii="Wingdings" w:hAnsi="Wingdings" w:hint="default"/>
+        <w:sz w:val="20"/>
+      </w:rPr>
+    </w:lvl>
+    <w:lvl w:ilvl="8" w:tentative="1">
+      <w:start w:val="1"/>
+      <w:numFmt w:val="bullet"/>
+      <w:lvlText w:val=""/>
+      <w:lvlJc w:val="left"/>
+      <w:pPr>
+        <w:tabs>
+          <w:tab w:val="num" w:pos="6480"/>
+        </w:tabs>
+        <w:ind w:left="6480" w:hanging="360"/>
+      </w:pPr>
+      <w:rPr>
+        <w:rFonts w:ascii="Wingdings" w:hAnsi="Wingdings" w:hint="default"/>
+        <w:sz w:val="20"/>
+      </w:rPr>
+    </w:lvl>
+  </w:abstractNum>
   <w:num w:numId="1" w16cid:durableId="78672113">
-    <w:abstractNumId w:val="2"/>
+    <w:abstractNumId w:val="8"/>
   </w:num>
   <w:num w:numId="2" w16cid:durableId="484860911">
     <w:abstractNumId w:val="0"/>
   </w:num>
   <w:num w:numId="3" w16cid:durableId="1047411157">
+    <w:abstractNumId w:val="10"/>
+  </w:num>
+  <w:num w:numId="4" w16cid:durableId="1787310920">
+    <w:abstractNumId w:val="6"/>
+  </w:num>
+  <w:num w:numId="5" w16cid:durableId="920681770">
+    <w:abstractNumId w:val="11"/>
+  </w:num>
+  <w:num w:numId="6" w16cid:durableId="962612402">
+    <w:abstractNumId w:val="1"/>
+  </w:num>
+  <w:num w:numId="7" w16cid:durableId="378239889">
+    <w:abstractNumId w:val="4"/>
+  </w:num>
+  <w:num w:numId="8" w16cid:durableId="1270045576">
+    <w:abstractNumId w:val="9"/>
+  </w:num>
+  <w:num w:numId="9" w16cid:durableId="159975661">
+    <w:abstractNumId w:val="7"/>
+  </w:num>
+  <w:num w:numId="10" w16cid:durableId="1674186551">
+    <w:abstractNumId w:val="12"/>
+  </w:num>
+  <w:num w:numId="11" w16cid:durableId="1729839511">
+    <w:abstractNumId w:val="5"/>
+  </w:num>
+  <w:num w:numId="12" w16cid:durableId="617182094">
     <w:abstractNumId w:val="3"/>
   </w:num>
-  <w:num w:numId="4" w16cid:durableId="1787310920">
-    <w:abstractNumId w:val="1"/>
+  <w:num w:numId="13" w16cid:durableId="2007436362">
+    <w:abstractNumId w:val="2"/>
   </w:num>
 </w:numbering>
 </file>
@@ -6487,6 +12880,25 @@
       <w:rFonts w:ascii="Times New Roman" w:hAnsi="Times New Roman" w:cs="Angsana New"/>
     </w:rPr>
   </w:style>
+  <w:style w:type="table" w:styleId="TableGrid">
+    <w:name w:val="Table Grid"/>
+    <w:basedOn w:val="TableNormal"/>
+    <w:uiPriority w:val="39"/>
+    <w:rsid w:val="001150F0"/>
+    <w:pPr>
+      <w:spacing w:after="0" w:line="240" w:lineRule="auto"/>
+    </w:pPr>
+    <w:tblPr>
+      <w:tblBorders>
+        <w:top w:val="single" w:sz="4" w:space="0" w:color="auto"/>
+        <w:left w:val="single" w:sz="4" w:space="0" w:color="auto"/>
+        <w:bottom w:val="single" w:sz="4" w:space="0" w:color="auto"/>
+        <w:right w:val="single" w:sz="4" w:space="0" w:color="auto"/>
+        <w:insideH w:val="single" w:sz="4" w:space="0" w:color="auto"/>
+        <w:insideV w:val="single" w:sz="4" w:space="0" w:color="auto"/>
+      </w:tblBorders>
+    </w:tblPr>
+  </w:style>
 </w:styles>
 </file>
 

--- a/CAPM Projects/Notes-CAPM/Anubabh_Interview.docx
+++ b/CAPM Projects/Notes-CAPM/Anubabh_Interview.docx
@@ -3951,7 +3951,43 @@
           <w:sz w:val="20"/>
           <w:szCs w:val="20"/>
         </w:rPr>
-        <w:t>The name of the foreign key field in database will be stored as class_myid. Basically nameOfFKField_parentFieldIdName.</w:t>
+        <w:t xml:space="preserve">The name of the foreign key field in database will be stored as </w:t>
+      </w:r>
+      <w:proofErr w:type="spellStart"/>
+      <w:r>
+        <w:rPr>
+          <w:rFonts w:cstheme="minorHAnsi"/>
+          <w:sz w:val="20"/>
+          <w:szCs w:val="20"/>
+        </w:rPr>
+        <w:t>class_myid</w:t>
+      </w:r>
+      <w:proofErr w:type="spellEnd"/>
+      <w:r>
+        <w:rPr>
+          <w:rFonts w:cstheme="minorHAnsi"/>
+          <w:sz w:val="20"/>
+          <w:szCs w:val="20"/>
+        </w:rPr>
+        <w:t xml:space="preserve">. Basically </w:t>
+      </w:r>
+      <w:proofErr w:type="spellStart"/>
+      <w:r>
+        <w:rPr>
+          <w:rFonts w:cstheme="minorHAnsi"/>
+          <w:sz w:val="20"/>
+          <w:szCs w:val="20"/>
+        </w:rPr>
+        <w:t>nameOfFKField_parentFieldIdName</w:t>
+      </w:r>
+      <w:proofErr w:type="spellEnd"/>
+      <w:r>
+        <w:rPr>
+          <w:rFonts w:cstheme="minorHAnsi"/>
+          <w:sz w:val="20"/>
+          <w:szCs w:val="20"/>
+        </w:rPr>
+        <w:t>.</w:t>
       </w:r>
     </w:p>
     <w:p>
@@ -4435,15 +4471,27 @@
         </w:rPr>
         <w:t xml:space="preserve">using </w:t>
       </w:r>
-      <w:r>
-        <w:rPr>
-          <w:rFonts w:cstheme="minorHAnsi"/>
-          <w:b/>
-          <w:bCs/>
-          <w:sz w:val="20"/>
-          <w:szCs w:val="20"/>
-        </w:rPr>
-        <w:t>mixin into</w:t>
+      <w:proofErr w:type="spellStart"/>
+      <w:r>
+        <w:rPr>
+          <w:rFonts w:cstheme="minorHAnsi"/>
+          <w:b/>
+          <w:bCs/>
+          <w:sz w:val="20"/>
+          <w:szCs w:val="20"/>
+        </w:rPr>
+        <w:t>mixin</w:t>
+      </w:r>
+      <w:proofErr w:type="spellEnd"/>
+      <w:r>
+        <w:rPr>
+          <w:rFonts w:cstheme="minorHAnsi"/>
+          <w:b/>
+          <w:bCs/>
+          <w:sz w:val="20"/>
+          <w:szCs w:val="20"/>
+        </w:rPr>
+        <w:t xml:space="preserve"> into</w:t>
       </w:r>
       <w:r>
         <w:rPr>
@@ -4545,6 +4593,7 @@
           <w:szCs w:val="20"/>
         </w:rPr>
       </w:pPr>
+      <w:proofErr w:type="spellStart"/>
       <w:r>
         <w:rPr>
           <w:rFonts w:cstheme="minorHAnsi"/>
@@ -4554,7 +4603,19 @@
           <w:szCs w:val="20"/>
           <w:highlight w:val="yellow"/>
         </w:rPr>
-        <w:t>Mixin into</w:t>
+        <w:t>Mixin</w:t>
+      </w:r>
+      <w:proofErr w:type="spellEnd"/>
+      <w:r>
+        <w:rPr>
+          <w:rFonts w:cstheme="minorHAnsi"/>
+          <w:b/>
+          <w:bCs/>
+          <w:sz w:val="20"/>
+          <w:szCs w:val="20"/>
+          <w:highlight w:val="yellow"/>
+        </w:rPr>
+        <w:t xml:space="preserve"> into</w:t>
       </w:r>
       <w:r>
         <w:rPr>
@@ -4576,23 +4637,75 @@
         </w:rPr>
         <w:br/>
       </w:r>
-      <w:r>
-        <w:rPr>
-          <w:rFonts w:cstheme="minorHAnsi"/>
-          <w:b/>
-          <w:bCs/>
-          <w:sz w:val="20"/>
-          <w:szCs w:val="20"/>
-        </w:rPr>
-        <w:t>Mixin (mixin into):</w:t>
-      </w:r>
-      <w:r>
-        <w:rPr>
-          <w:rFonts w:cstheme="minorHAnsi"/>
-          <w:sz w:val="20"/>
-          <w:szCs w:val="20"/>
-        </w:rPr>
-        <w:t xml:space="preserve"> In CAPM CDS, mixin into is used to add or extend associations temporarily within a view, allowing you to include additional relationships without changing the original entity definition.</w:t>
+      <w:proofErr w:type="spellStart"/>
+      <w:r>
+        <w:rPr>
+          <w:rFonts w:cstheme="minorHAnsi"/>
+          <w:b/>
+          <w:bCs/>
+          <w:sz w:val="20"/>
+          <w:szCs w:val="20"/>
+        </w:rPr>
+        <w:t>Mixin</w:t>
+      </w:r>
+      <w:proofErr w:type="spellEnd"/>
+      <w:r>
+        <w:rPr>
+          <w:rFonts w:cstheme="minorHAnsi"/>
+          <w:b/>
+          <w:bCs/>
+          <w:sz w:val="20"/>
+          <w:szCs w:val="20"/>
+        </w:rPr>
+        <w:t xml:space="preserve"> (</w:t>
+      </w:r>
+      <w:proofErr w:type="spellStart"/>
+      <w:r>
+        <w:rPr>
+          <w:rFonts w:cstheme="minorHAnsi"/>
+          <w:b/>
+          <w:bCs/>
+          <w:sz w:val="20"/>
+          <w:szCs w:val="20"/>
+        </w:rPr>
+        <w:t>mixin</w:t>
+      </w:r>
+      <w:proofErr w:type="spellEnd"/>
+      <w:r>
+        <w:rPr>
+          <w:rFonts w:cstheme="minorHAnsi"/>
+          <w:b/>
+          <w:bCs/>
+          <w:sz w:val="20"/>
+          <w:szCs w:val="20"/>
+        </w:rPr>
+        <w:t xml:space="preserve"> into):</w:t>
+      </w:r>
+      <w:r>
+        <w:rPr>
+          <w:rFonts w:cstheme="minorHAnsi"/>
+          <w:sz w:val="20"/>
+          <w:szCs w:val="20"/>
+        </w:rPr>
+        <w:t xml:space="preserve"> In CAPM CDS, </w:t>
+      </w:r>
+      <w:proofErr w:type="spellStart"/>
+      <w:r>
+        <w:rPr>
+          <w:rFonts w:cstheme="minorHAnsi"/>
+          <w:sz w:val="20"/>
+          <w:szCs w:val="20"/>
+        </w:rPr>
+        <w:t>mixin</w:t>
+      </w:r>
+      <w:proofErr w:type="spellEnd"/>
+      <w:r>
+        <w:rPr>
+          <w:rFonts w:cstheme="minorHAnsi"/>
+          <w:sz w:val="20"/>
+          <w:szCs w:val="20"/>
+        </w:rPr>
+        <w:t xml:space="preserve"> into is used to add or extend associations temporarily within a view, allowing you to include additional relationships without changing the original entity definition.</w:t>
       </w:r>
     </w:p>
     <w:p>
@@ -4777,8 +4890,9 @@
           <w:szCs w:val="20"/>
           <w:highlight w:val="yellow"/>
         </w:rPr>
-        <w:t>How to test our created service directly in V</w:t>
-      </w:r>
+        <w:t xml:space="preserve">How to test our created service directly in </w:t>
+      </w:r>
+      <w:proofErr w:type="spellStart"/>
       <w:r>
         <w:rPr>
           <w:rFonts w:cstheme="minorHAnsi"/>
@@ -4788,6 +4902,17 @@
           <w:szCs w:val="20"/>
           <w:highlight w:val="yellow"/>
         </w:rPr>
+        <w:t>V</w:t>
+      </w:r>
+      <w:r>
+        <w:rPr>
+          <w:rFonts w:cstheme="minorHAnsi"/>
+          <w:b/>
+          <w:bCs/>
+          <w:sz w:val="20"/>
+          <w:szCs w:val="20"/>
+          <w:highlight w:val="yellow"/>
+        </w:rPr>
         <w:t>S</w:t>
       </w:r>
       <w:r>
@@ -4799,7 +4924,19 @@
           <w:szCs w:val="20"/>
           <w:highlight w:val="yellow"/>
         </w:rPr>
-        <w:t>code / BAS without using Browser</w:t>
+        <w:t>code</w:t>
+      </w:r>
+      <w:proofErr w:type="spellEnd"/>
+      <w:r>
+        <w:rPr>
+          <w:rFonts w:cstheme="minorHAnsi"/>
+          <w:b/>
+          <w:bCs/>
+          <w:sz w:val="20"/>
+          <w:szCs w:val="20"/>
+          <w:highlight w:val="yellow"/>
+        </w:rPr>
+        <w:t xml:space="preserve"> / BAS without using Browser</w:t>
       </w:r>
       <w:r>
         <w:rPr>
@@ -4829,6 +4966,7 @@
         </w:rPr>
         <w:t xml:space="preserve">We need to create </w:t>
       </w:r>
+      <w:proofErr w:type="spellStart"/>
       <w:r>
         <w:rPr>
           <w:rFonts w:cstheme="minorHAnsi"/>
@@ -4839,6 +4977,7 @@
         </w:rPr>
         <w:t>anyname.http</w:t>
       </w:r>
+      <w:proofErr w:type="spellEnd"/>
       <w:r>
         <w:rPr>
           <w:rFonts w:cstheme="minorHAnsi"/>
@@ -5091,8 +5230,36 @@
           <w:sz w:val="20"/>
           <w:szCs w:val="20"/>
         </w:rPr>
-        <w:t>/odata/v4/CatalogService</w:t>
-      </w:r>
+        <w:t>/</w:t>
+      </w:r>
+      <w:proofErr w:type="spellStart"/>
+      <w:r>
+        <w:rPr>
+          <w:rFonts w:cstheme="minorHAnsi"/>
+          <w:sz w:val="20"/>
+          <w:szCs w:val="20"/>
+        </w:rPr>
+        <w:t>odata</w:t>
+      </w:r>
+      <w:proofErr w:type="spellEnd"/>
+      <w:r>
+        <w:rPr>
+          <w:rFonts w:cstheme="minorHAnsi"/>
+          <w:sz w:val="20"/>
+          <w:szCs w:val="20"/>
+        </w:rPr>
+        <w:t>/v4/</w:t>
+      </w:r>
+      <w:proofErr w:type="spellStart"/>
+      <w:r>
+        <w:rPr>
+          <w:rFonts w:cstheme="minorHAnsi"/>
+          <w:sz w:val="20"/>
+          <w:szCs w:val="20"/>
+        </w:rPr>
+        <w:t>CatalogService</w:t>
+      </w:r>
+      <w:proofErr w:type="spellEnd"/>
       <w:r>
         <w:rPr>
           <w:rFonts w:cstheme="minorHAnsi"/>
@@ -5105,6 +5272,7 @@
         </w:rPr>
         <w:t>/</w:t>
       </w:r>
+      <w:proofErr w:type="spellStart"/>
       <w:r>
         <w:rPr>
           <w:rFonts w:cstheme="minorHAnsi"/>
@@ -5115,8 +5283,9 @@
           <w:sz w:val="20"/>
           <w:szCs w:val="20"/>
         </w:rPr>
-        <w:t>EmployeeSet? $</w:t>
-      </w:r>
+        <w:t>EmployeeSet</w:t>
+      </w:r>
+      <w:proofErr w:type="spellEnd"/>
       <w:r>
         <w:rPr>
           <w:rFonts w:cstheme="minorHAnsi"/>
@@ -5127,81 +5296,7 @@
           <w:sz w:val="20"/>
           <w:szCs w:val="20"/>
         </w:rPr>
-        <w:t>filter=sex eq 'M'’</w:t>
-      </w:r>
-      <w:r>
-        <w:rPr>
-          <w:rFonts w:cstheme="minorHAnsi"/>
-          <w:b/>
-          <w:bCs/>
-          <w:sz w:val="20"/>
-          <w:szCs w:val="20"/>
-        </w:rPr>
-        <w:br/>
-      </w:r>
-      <w:r>
-        <w:rPr>
-          <w:rFonts w:cstheme="minorHAnsi"/>
-          <w:sz w:val="20"/>
-          <w:szCs w:val="20"/>
-        </w:rPr>
-        <w:t>Basically it means all the Employee with sex Male will be populated.</w:t>
-      </w:r>
-    </w:p>
-    <w:p>
-      <w:pPr>
-        <w:rPr>
-          <w:rFonts w:cstheme="minorHAnsi"/>
-          <w:sz w:val="20"/>
-          <w:szCs w:val="20"/>
-        </w:rPr>
-      </w:pPr>
-      <w:r>
-        <w:rPr>
-          <w:rFonts w:cstheme="minorHAnsi"/>
-          <w:b/>
-          <w:bCs/>
-          <w:sz w:val="20"/>
-          <w:szCs w:val="20"/>
-          <w:highlight w:val="yellow"/>
-        </w:rPr>
-        <w:t>How to do filter of data in OData so that can get contains value</w:t>
-      </w:r>
-      <w:r>
-        <w:rPr>
-          <w:rFonts w:cstheme="minorHAnsi"/>
-          <w:b/>
-          <w:bCs/>
-          <w:sz w:val="20"/>
-          <w:szCs w:val="20"/>
-        </w:rPr>
-        <w:t xml:space="preserve"> &gt;</w:t>
-      </w:r>
-      <w:r>
-        <w:rPr>
-          <w:rFonts w:cstheme="minorHAnsi"/>
-          <w:b/>
-          <w:bCs/>
-          <w:sz w:val="20"/>
-          <w:szCs w:val="20"/>
-        </w:rPr>
-        <w:br/>
-      </w:r>
-      <w:r>
-        <w:rPr>
-          <w:rFonts w:cstheme="minorHAnsi"/>
-          <w:sz w:val="20"/>
-          <w:szCs w:val="20"/>
-        </w:rPr>
-        <w:t>/</w:t>
-      </w:r>
-      <w:r>
-        <w:rPr>
-          <w:rFonts w:cstheme="minorHAnsi"/>
-          <w:sz w:val="20"/>
-          <w:szCs w:val="20"/>
-        </w:rPr>
-        <w:t xml:space="preserve">EmployeeSet? </w:t>
+        <w:t>? $</w:t>
       </w:r>
       <w:r>
         <w:rPr>
@@ -5213,8 +5308,9 @@
           <w:sz w:val="20"/>
           <w:szCs w:val="20"/>
         </w:rPr>
-        <w:t>$</w:t>
-      </w:r>
+        <w:t xml:space="preserve">filter=sex </w:t>
+      </w:r>
+      <w:proofErr w:type="spellStart"/>
       <w:r>
         <w:rPr>
           <w:rFonts w:cstheme="minorHAnsi"/>
@@ -5225,8 +5321,9 @@
           <w:sz w:val="20"/>
           <w:szCs w:val="20"/>
         </w:rPr>
-        <w:t>filter=</w:t>
-      </w:r>
+        <w:t>eq</w:t>
+      </w:r>
+      <w:proofErr w:type="spellEnd"/>
       <w:r>
         <w:rPr>
           <w:rFonts w:cstheme="minorHAnsi"/>
@@ -5237,7 +5334,91 @@
           <w:sz w:val="20"/>
           <w:szCs w:val="20"/>
         </w:rPr>
-        <w:t>contains (</w:t>
+        <w:t xml:space="preserve"> 'M'’</w:t>
+      </w:r>
+      <w:r>
+        <w:rPr>
+          <w:rFonts w:cstheme="minorHAnsi"/>
+          <w:b/>
+          <w:bCs/>
+          <w:sz w:val="20"/>
+          <w:szCs w:val="20"/>
+        </w:rPr>
+        <w:br/>
+      </w:r>
+      <w:r>
+        <w:rPr>
+          <w:rFonts w:cstheme="minorHAnsi"/>
+          <w:sz w:val="20"/>
+          <w:szCs w:val="20"/>
+        </w:rPr>
+        <w:t>Basically it means all the Employee with sex Male will be populated.</w:t>
+      </w:r>
+    </w:p>
+    <w:p>
+      <w:pPr>
+        <w:rPr>
+          <w:rFonts w:cstheme="minorHAnsi"/>
+          <w:sz w:val="20"/>
+          <w:szCs w:val="20"/>
+        </w:rPr>
+      </w:pPr>
+      <w:r>
+        <w:rPr>
+          <w:rFonts w:cstheme="minorHAnsi"/>
+          <w:b/>
+          <w:bCs/>
+          <w:sz w:val="20"/>
+          <w:szCs w:val="20"/>
+          <w:highlight w:val="yellow"/>
+        </w:rPr>
+        <w:t>How to do filter of data in OData so that can get contains value</w:t>
+      </w:r>
+      <w:r>
+        <w:rPr>
+          <w:rFonts w:cstheme="minorHAnsi"/>
+          <w:b/>
+          <w:bCs/>
+          <w:sz w:val="20"/>
+          <w:szCs w:val="20"/>
+        </w:rPr>
+        <w:t xml:space="preserve"> &gt;</w:t>
+      </w:r>
+      <w:r>
+        <w:rPr>
+          <w:rFonts w:cstheme="minorHAnsi"/>
+          <w:b/>
+          <w:bCs/>
+          <w:sz w:val="20"/>
+          <w:szCs w:val="20"/>
+        </w:rPr>
+        <w:br/>
+      </w:r>
+      <w:r>
+        <w:rPr>
+          <w:rFonts w:cstheme="minorHAnsi"/>
+          <w:sz w:val="20"/>
+          <w:szCs w:val="20"/>
+        </w:rPr>
+        <w:t>/</w:t>
+      </w:r>
+      <w:proofErr w:type="spellStart"/>
+      <w:r>
+        <w:rPr>
+          <w:rFonts w:cstheme="minorHAnsi"/>
+          <w:sz w:val="20"/>
+          <w:szCs w:val="20"/>
+        </w:rPr>
+        <w:t>EmployeeSet</w:t>
+      </w:r>
+      <w:proofErr w:type="spellEnd"/>
+      <w:r>
+        <w:rPr>
+          <w:rFonts w:cstheme="minorHAnsi"/>
+          <w:sz w:val="20"/>
+          <w:szCs w:val="20"/>
+        </w:rPr>
+        <w:t xml:space="preserve">? </w:t>
       </w:r>
       <w:r>
         <w:rPr>
@@ -5249,26 +5430,98 @@
           <w:sz w:val="20"/>
           <w:szCs w:val="20"/>
         </w:rPr>
-        <w:t>nameFirst, 'Jo')</w:t>
-      </w:r>
-    </w:p>
-    <w:p>
-      <w:pPr>
-        <w:rPr>
-          <w:rFonts w:cstheme="minorHAnsi"/>
-          <w:sz w:val="20"/>
-          <w:szCs w:val="20"/>
-        </w:rPr>
-      </w:pPr>
-      <w:r>
-        <w:rPr>
-          <w:rFonts w:cstheme="minorHAnsi"/>
-          <w:b/>
-          <w:bCs/>
-          <w:sz w:val="20"/>
-          <w:szCs w:val="20"/>
-        </w:rPr>
-        <w:t>What is Odata V4 and V2 &gt;</w:t>
+        <w:t>$</w:t>
+      </w:r>
+      <w:r>
+        <w:rPr>
+          <w:rFonts w:cstheme="minorHAnsi"/>
+          <w:b/>
+          <w:bCs/>
+          <w:i/>
+          <w:iCs/>
+          <w:sz w:val="20"/>
+          <w:szCs w:val="20"/>
+        </w:rPr>
+        <w:t>filter=</w:t>
+      </w:r>
+      <w:r>
+        <w:rPr>
+          <w:rFonts w:cstheme="minorHAnsi"/>
+          <w:b/>
+          <w:bCs/>
+          <w:i/>
+          <w:iCs/>
+          <w:sz w:val="20"/>
+          <w:szCs w:val="20"/>
+        </w:rPr>
+        <w:t>contains (</w:t>
+      </w:r>
+      <w:proofErr w:type="spellStart"/>
+      <w:r>
+        <w:rPr>
+          <w:rFonts w:cstheme="minorHAnsi"/>
+          <w:b/>
+          <w:bCs/>
+          <w:i/>
+          <w:iCs/>
+          <w:sz w:val="20"/>
+          <w:szCs w:val="20"/>
+        </w:rPr>
+        <w:t>nameFirst</w:t>
+      </w:r>
+      <w:proofErr w:type="spellEnd"/>
+      <w:r>
+        <w:rPr>
+          <w:rFonts w:cstheme="minorHAnsi"/>
+          <w:b/>
+          <w:bCs/>
+          <w:i/>
+          <w:iCs/>
+          <w:sz w:val="20"/>
+          <w:szCs w:val="20"/>
+        </w:rPr>
+        <w:t>, 'Jo')</w:t>
+      </w:r>
+    </w:p>
+    <w:p>
+      <w:pPr>
+        <w:rPr>
+          <w:rFonts w:cstheme="minorHAnsi"/>
+          <w:sz w:val="20"/>
+          <w:szCs w:val="20"/>
+        </w:rPr>
+      </w:pPr>
+      <w:r>
+        <w:rPr>
+          <w:rFonts w:cstheme="minorHAnsi"/>
+          <w:b/>
+          <w:bCs/>
+          <w:sz w:val="20"/>
+          <w:szCs w:val="20"/>
+        </w:rPr>
+        <w:t xml:space="preserve">What is </w:t>
+      </w:r>
+      <w:proofErr w:type="spellStart"/>
+      <w:r>
+        <w:rPr>
+          <w:rFonts w:cstheme="minorHAnsi"/>
+          <w:b/>
+          <w:bCs/>
+          <w:sz w:val="20"/>
+          <w:szCs w:val="20"/>
+        </w:rPr>
+        <w:t>Odata</w:t>
+      </w:r>
+      <w:proofErr w:type="spellEnd"/>
+      <w:r>
+        <w:rPr>
+          <w:rFonts w:cstheme="minorHAnsi"/>
+          <w:b/>
+          <w:bCs/>
+          <w:sz w:val="20"/>
+          <w:szCs w:val="20"/>
+        </w:rPr>
+        <w:t xml:space="preserve"> V4 and V2 &gt;</w:t>
       </w:r>
       <w:r>
         <w:rPr>
@@ -7682,7 +7935,25 @@
           <w:sz w:val="20"/>
           <w:szCs w:val="20"/>
         </w:rPr>
-        <w:t xml:space="preserve"> In Bound action we always get one Parameter that is being passed via Odata service URL.</w:t>
+        <w:t xml:space="preserve"> In Bound action we always get one Parameter that is being passed via </w:t>
+      </w:r>
+      <w:proofErr w:type="spellStart"/>
+      <w:r>
+        <w:rPr>
+          <w:rFonts w:cstheme="minorHAnsi"/>
+          <w:sz w:val="20"/>
+          <w:szCs w:val="20"/>
+        </w:rPr>
+        <w:t>Odata</w:t>
+      </w:r>
+      <w:proofErr w:type="spellEnd"/>
+      <w:r>
+        <w:rPr>
+          <w:rFonts w:cstheme="minorHAnsi"/>
+          <w:sz w:val="20"/>
+          <w:szCs w:val="20"/>
+        </w:rPr>
+        <w:t xml:space="preserve"> service URL.</w:t>
       </w:r>
       <w:r>
         <w:rPr>
@@ -7960,7 +8231,24 @@
           <w:sz w:val="20"/>
           <w:szCs w:val="20"/>
         </w:rPr>
-        <w:t xml:space="preserve"> (out of the box)</w:t>
+        <w:t xml:space="preserve"> (</w:t>
+      </w:r>
+      <w:r>
+        <w:rPr>
+          <w:rFonts w:cstheme="minorHAnsi"/>
+          <w:color w:val="EE0000"/>
+          <w:sz w:val="20"/>
+          <w:szCs w:val="20"/>
+        </w:rPr>
+        <w:t>out of the box</w:t>
+      </w:r>
+      <w:r>
+        <w:rPr>
+          <w:rFonts w:cstheme="minorHAnsi"/>
+          <w:sz w:val="20"/>
+          <w:szCs w:val="20"/>
+        </w:rPr>
+        <w:t>)</w:t>
       </w:r>
       <w:r>
         <w:rPr>
@@ -8066,7 +8354,25 @@
           <w:sz w:val="20"/>
           <w:szCs w:val="20"/>
         </w:rPr>
-        <w:t xml:space="preserve">There are 3 types of Custom Event Handlers (Hooks): </w:t>
+        <w:t>There are 3 types of Custom Event Handlers (</w:t>
+      </w:r>
+      <w:r>
+        <w:rPr>
+          <w:rFonts w:cstheme="minorHAnsi"/>
+          <w:b/>
+          <w:bCs/>
+          <w:sz w:val="20"/>
+          <w:szCs w:val="20"/>
+        </w:rPr>
+        <w:t>Hooks</w:t>
+      </w:r>
+      <w:r>
+        <w:rPr>
+          <w:rFonts w:cstheme="minorHAnsi"/>
+          <w:sz w:val="20"/>
+          <w:szCs w:val="20"/>
+        </w:rPr>
+        <w:t xml:space="preserve">): </w:t>
       </w:r>
       <w:r>
         <w:rPr>
@@ -8260,6 +8566,56 @@
           <w:sz w:val="18"/>
           <w:szCs w:val="18"/>
         </w:rPr>
+        <w:t xml:space="preserve">. </w:t>
+      </w:r>
+      <w:r>
+        <w:rPr>
+          <w:rFonts w:cstheme="minorHAnsi"/>
+          <w:sz w:val="18"/>
+          <w:szCs w:val="18"/>
+        </w:rPr>
+        <w:t xml:space="preserve">Runs </w:t>
+      </w:r>
+      <w:r>
+        <w:rPr>
+          <w:rFonts w:cstheme="minorHAnsi"/>
+          <w:b/>
+          <w:bCs/>
+          <w:sz w:val="18"/>
+          <w:szCs w:val="18"/>
+        </w:rPr>
+        <w:t>AFTER</w:t>
+      </w:r>
+      <w:r>
+        <w:rPr>
+          <w:rFonts w:cstheme="minorHAnsi"/>
+          <w:sz w:val="18"/>
+          <w:szCs w:val="18"/>
+        </w:rPr>
+        <w:t xml:space="preserve"> data is fetched from DB</w:t>
+      </w:r>
+      <w:r>
+        <w:rPr>
+          <w:rFonts w:cstheme="minorHAnsi"/>
+          <w:sz w:val="18"/>
+          <w:szCs w:val="18"/>
+        </w:rPr>
+        <w:t xml:space="preserve"> (READ operation)</w:t>
+      </w:r>
+      <w:r>
+        <w:rPr>
+          <w:rFonts w:cstheme="minorHAnsi"/>
+          <w:sz w:val="18"/>
+          <w:szCs w:val="18"/>
+        </w:rPr>
+        <w:t>.</w:t>
+      </w:r>
+      <w:r>
+        <w:rPr>
+          <w:rFonts w:cstheme="minorHAnsi"/>
+          <w:sz w:val="18"/>
+          <w:szCs w:val="18"/>
+        </w:rPr>
         <w:br/>
       </w:r>
       <w:r>
@@ -8376,6 +8732,56 @@
           <w:sz w:val="18"/>
           <w:szCs w:val="18"/>
         </w:rPr>
+        <w:t xml:space="preserve">. </w:t>
+      </w:r>
+      <w:r>
+        <w:rPr>
+          <w:rFonts w:cstheme="minorHAnsi"/>
+          <w:sz w:val="18"/>
+          <w:szCs w:val="18"/>
+        </w:rPr>
+        <w:t xml:space="preserve">Runs </w:t>
+      </w:r>
+      <w:r>
+        <w:rPr>
+          <w:rFonts w:cstheme="minorHAnsi"/>
+          <w:b/>
+          <w:bCs/>
+          <w:sz w:val="18"/>
+          <w:szCs w:val="18"/>
+        </w:rPr>
+        <w:t>BEFORE</w:t>
+      </w:r>
+      <w:r>
+        <w:rPr>
+          <w:rFonts w:cstheme="minorHAnsi"/>
+          <w:sz w:val="18"/>
+          <w:szCs w:val="18"/>
+        </w:rPr>
+        <w:t xml:space="preserve"> data hits the database</w:t>
+      </w:r>
+      <w:r>
+        <w:rPr>
+          <w:rFonts w:cstheme="minorHAnsi"/>
+          <w:sz w:val="18"/>
+          <w:szCs w:val="18"/>
+        </w:rPr>
+        <w:t xml:space="preserve"> (CREATE, UPDATE operation)</w:t>
+      </w:r>
+      <w:r>
+        <w:rPr>
+          <w:rFonts w:cstheme="minorHAnsi"/>
+          <w:sz w:val="18"/>
+          <w:szCs w:val="18"/>
+        </w:rPr>
+        <w:t>.</w:t>
+      </w:r>
+      <w:r>
+        <w:rPr>
+          <w:rFonts w:cstheme="minorHAnsi"/>
+          <w:sz w:val="18"/>
+          <w:szCs w:val="18"/>
+        </w:rPr>
         <w:br/>
       </w:r>
       <w:r>
@@ -8480,8 +8886,9 @@
           <w:szCs w:val="18"/>
           <w:highlight w:val="yellow"/>
         </w:rPr>
-        <w:t xml:space="preserve"> is req object in CAP framework</w:t>
-      </w:r>
+        <w:t xml:space="preserve"> is </w:t>
+      </w:r>
+      <w:proofErr w:type="spellStart"/>
       <w:r>
         <w:rPr>
           <w:rFonts w:cstheme="minorHAnsi"/>
@@ -8491,8 +8898,9 @@
           <w:szCs w:val="18"/>
           <w:highlight w:val="yellow"/>
         </w:rPr>
-        <w:t xml:space="preserve"> and not res</w:t>
-      </w:r>
+        <w:t>req</w:t>
+      </w:r>
+      <w:proofErr w:type="spellEnd"/>
       <w:r>
         <w:rPr>
           <w:rFonts w:cstheme="minorHAnsi"/>
@@ -8502,7 +8910,7 @@
           <w:szCs w:val="18"/>
           <w:highlight w:val="yellow"/>
         </w:rPr>
-        <w:t xml:space="preserve"> (custom handlers or actions we do have req object)</w:t>
+        <w:t xml:space="preserve"> object in CAP framework</w:t>
       </w:r>
       <w:r>
         <w:rPr>
@@ -8511,8 +8919,9 @@
           <w:bCs/>
           <w:sz w:val="18"/>
           <w:szCs w:val="18"/>
-        </w:rPr>
-        <w:t xml:space="preserve"> &gt;</w:t>
+          <w:highlight w:val="yellow"/>
+        </w:rPr>
+        <w:t xml:space="preserve"> and not res</w:t>
       </w:r>
       <w:r>
         <w:rPr>
@@ -8521,41 +8930,53 @@
           <w:bCs/>
           <w:sz w:val="18"/>
           <w:szCs w:val="18"/>
-        </w:rPr>
-        <w:br/>
-      </w:r>
-      <w:r>
-        <w:rPr>
-          <w:rFonts w:cstheme="minorHAnsi"/>
+          <w:highlight w:val="yellow"/>
+        </w:rPr>
+        <w:t xml:space="preserve"> (custom handlers or actions we do have </w:t>
+      </w:r>
+      <w:proofErr w:type="spellStart"/>
+      <w:r>
+        <w:rPr>
+          <w:rFonts w:cstheme="minorHAnsi"/>
+          <w:b/>
+          <w:bCs/>
           <w:sz w:val="18"/>
           <w:szCs w:val="18"/>
-        </w:rPr>
-        <w:t>CAP is request-driven, not response-driven</w:t>
-      </w:r>
-      <w:r>
-        <w:rPr>
-          <w:rFonts w:cstheme="minorHAnsi"/>
+          <w:highlight w:val="yellow"/>
+        </w:rPr>
+        <w:t>req</w:t>
+      </w:r>
+      <w:proofErr w:type="spellEnd"/>
+      <w:r>
+        <w:rPr>
+          <w:rFonts w:cstheme="minorHAnsi"/>
+          <w:b/>
+          <w:bCs/>
           <w:sz w:val="18"/>
           <w:szCs w:val="18"/>
-        </w:rPr>
-        <w:t>, there is no concept of res, everything is handled by req.</w:t>
-      </w:r>
-    </w:p>
-    <w:p>
-      <w:pPr>
-        <w:rPr>
-          <w:rFonts w:cstheme="minorHAnsi"/>
+          <w:highlight w:val="yellow"/>
+        </w:rPr>
+        <w:t xml:space="preserve"> object)</w:t>
+      </w:r>
+      <w:r>
+        <w:rPr>
+          <w:rFonts w:cstheme="minorHAnsi"/>
+          <w:b/>
+          <w:bCs/>
           <w:sz w:val="18"/>
           <w:szCs w:val="18"/>
         </w:rPr>
-      </w:pPr>
-      <w:r>
-        <w:rPr>
-          <w:rFonts w:cstheme="minorHAnsi"/>
+        <w:t xml:space="preserve"> &gt;</w:t>
+      </w:r>
+      <w:r>
+        <w:rPr>
+          <w:rFonts w:cstheme="minorHAnsi"/>
+          <w:b/>
+          <w:bCs/>
           <w:sz w:val="18"/>
           <w:szCs w:val="18"/>
         </w:rPr>
-        <w:t>req is a rich request context object that contains:</w:t>
+        <w:br/>
       </w:r>
       <w:r>
         <w:rPr>
@@ -8563,6 +8984,49 @@
           <w:sz w:val="18"/>
           <w:szCs w:val="18"/>
         </w:rPr>
+        <w:t>CAP is request-driven, not response-driven</w:t>
+      </w:r>
+      <w:r>
+        <w:rPr>
+          <w:rFonts w:cstheme="minorHAnsi"/>
+          <w:sz w:val="18"/>
+          <w:szCs w:val="18"/>
+        </w:rPr>
+        <w:t>, there is no concept of res, everything is handled by req.</w:t>
+      </w:r>
+    </w:p>
+    <w:p>
+      <w:pPr>
+        <w:rPr>
+          <w:rFonts w:cstheme="minorHAnsi"/>
+          <w:sz w:val="18"/>
+          <w:szCs w:val="18"/>
+        </w:rPr>
+      </w:pPr>
+      <w:proofErr w:type="spellStart"/>
+      <w:r>
+        <w:rPr>
+          <w:rFonts w:cstheme="minorHAnsi"/>
+          <w:sz w:val="18"/>
+          <w:szCs w:val="18"/>
+        </w:rPr>
+        <w:t>req</w:t>
+      </w:r>
+      <w:proofErr w:type="spellEnd"/>
+      <w:r>
+        <w:rPr>
+          <w:rFonts w:cstheme="minorHAnsi"/>
+          <w:sz w:val="18"/>
+          <w:szCs w:val="18"/>
+        </w:rPr>
+        <w:t xml:space="preserve"> is a rich request context object that contains:</w:t>
+      </w:r>
+      <w:r>
+        <w:rPr>
+          <w:rFonts w:cstheme="minorHAnsi"/>
+          <w:sz w:val="18"/>
+          <w:szCs w:val="18"/>
+        </w:rPr>
         <w:br/>
         <w:t xml:space="preserve">- </w:t>
       </w:r>
@@ -8572,25 +9036,25 @@
           <w:sz w:val="18"/>
           <w:szCs w:val="18"/>
         </w:rPr>
-        <w:t xml:space="preserve">Data (req.data) </w:t>
-      </w:r>
+        <w:t>Data (</w:t>
+      </w:r>
+      <w:proofErr w:type="spellStart"/>
       <w:r>
         <w:rPr>
           <w:rFonts w:cstheme="minorHAnsi"/>
           <w:sz w:val="18"/>
           <w:szCs w:val="18"/>
         </w:rPr>
-        <w:t xml:space="preserve">– </w:t>
-      </w:r>
-      <w:r>
-        <w:rPr>
-          <w:rFonts w:cstheme="minorHAnsi"/>
-          <w:b/>
-          <w:bCs/>
+        <w:t>req.data</w:t>
+      </w:r>
+      <w:proofErr w:type="spellEnd"/>
+      <w:r>
+        <w:rPr>
+          <w:rFonts w:cstheme="minorHAnsi"/>
           <w:sz w:val="18"/>
           <w:szCs w:val="18"/>
         </w:rPr>
-        <w:t>If any data passed in Odata call at the end</w:t>
+        <w:t xml:space="preserve">) </w:t>
       </w:r>
       <w:r>
         <w:rPr>
@@ -8598,14 +9062,99 @@
           <w:sz w:val="18"/>
           <w:szCs w:val="18"/>
         </w:rPr>
-        <w:t>, like ID, name etc.</w:t>
-      </w:r>
-      <w:r>
-        <w:rPr>
-          <w:rFonts w:cstheme="minorHAnsi"/>
+        <w:t xml:space="preserve">– </w:t>
+      </w:r>
+      <w:r>
+        <w:rPr>
+          <w:rFonts w:cstheme="minorHAnsi"/>
+          <w:b/>
+          <w:bCs/>
           <w:sz w:val="18"/>
           <w:szCs w:val="18"/>
         </w:rPr>
+        <w:t xml:space="preserve">If any data passed in </w:t>
+      </w:r>
+      <w:proofErr w:type="spellStart"/>
+      <w:r>
+        <w:rPr>
+          <w:rFonts w:cstheme="minorHAnsi"/>
+          <w:b/>
+          <w:bCs/>
+          <w:sz w:val="18"/>
+          <w:szCs w:val="18"/>
+        </w:rPr>
+        <w:t>Odata</w:t>
+      </w:r>
+      <w:proofErr w:type="spellEnd"/>
+      <w:r>
+        <w:rPr>
+          <w:rFonts w:cstheme="minorHAnsi"/>
+          <w:b/>
+          <w:bCs/>
+          <w:sz w:val="18"/>
+          <w:szCs w:val="18"/>
+        </w:rPr>
+        <w:t xml:space="preserve"> call at the end</w:t>
+      </w:r>
+      <w:r>
+        <w:rPr>
+          <w:rFonts w:cstheme="minorHAnsi"/>
+          <w:sz w:val="18"/>
+          <w:szCs w:val="18"/>
+        </w:rPr>
+        <w:t>, like ID, name etc.</w:t>
+      </w:r>
+      <w:r>
+        <w:rPr>
+          <w:rFonts w:cstheme="minorHAnsi"/>
+          <w:sz w:val="18"/>
+          <w:szCs w:val="18"/>
+        </w:rPr>
+        <w:br/>
+      </w:r>
+      <w:r>
+        <w:rPr>
+          <w:rFonts w:cstheme="minorHAnsi"/>
+          <w:sz w:val="18"/>
+          <w:szCs w:val="18"/>
+        </w:rPr>
+        <w:lastRenderedPageBreak/>
+        <w:t xml:space="preserve">- </w:t>
+      </w:r>
+      <w:r>
+        <w:rPr>
+          <w:rFonts w:cstheme="minorHAnsi"/>
+          <w:sz w:val="18"/>
+          <w:szCs w:val="18"/>
+        </w:rPr>
+        <w:t>Target entity (</w:t>
+      </w:r>
+      <w:proofErr w:type="spellStart"/>
+      <w:proofErr w:type="gramStart"/>
+      <w:r>
+        <w:rPr>
+          <w:rFonts w:cstheme="minorHAnsi"/>
+          <w:sz w:val="18"/>
+          <w:szCs w:val="18"/>
+        </w:rPr>
+        <w:t>req.target</w:t>
+      </w:r>
+      <w:proofErr w:type="spellEnd"/>
+      <w:proofErr w:type="gramEnd"/>
+      <w:r>
+        <w:rPr>
+          <w:rFonts w:cstheme="minorHAnsi"/>
+          <w:sz w:val="18"/>
+          <w:szCs w:val="18"/>
+        </w:rPr>
+        <w:t xml:space="preserve">) </w:t>
+      </w:r>
+      <w:r>
+        <w:rPr>
+          <w:rFonts w:cstheme="minorHAnsi"/>
+          <w:sz w:val="18"/>
+          <w:szCs w:val="18"/>
+        </w:rPr>
         <w:br/>
         <w:t xml:space="preserve">- </w:t>
       </w:r>
@@ -8615,18 +9164,18 @@
           <w:sz w:val="18"/>
           <w:szCs w:val="18"/>
         </w:rPr>
-        <w:t>Target entity (</w:t>
-      </w:r>
-      <w:proofErr w:type="gramStart"/>
+        <w:t>User info (</w:t>
+      </w:r>
+      <w:proofErr w:type="spellStart"/>
       <w:r>
         <w:rPr>
           <w:rFonts w:cstheme="minorHAnsi"/>
           <w:sz w:val="18"/>
           <w:szCs w:val="18"/>
         </w:rPr>
-        <w:t>req.target</w:t>
-      </w:r>
-      <w:proofErr w:type="gramEnd"/>
+        <w:t>req.user</w:t>
+      </w:r>
+      <w:proofErr w:type="spellEnd"/>
       <w:r>
         <w:rPr>
           <w:rFonts w:cstheme="minorHAnsi"/>
@@ -8650,24 +9199,27 @@
           <w:sz w:val="18"/>
           <w:szCs w:val="18"/>
         </w:rPr>
-        <w:t xml:space="preserve">User info (req.user) </w:t>
-      </w:r>
+        <w:t>Query (</w:t>
+      </w:r>
+      <w:proofErr w:type="spellStart"/>
+      <w:proofErr w:type="gramStart"/>
       <w:r>
         <w:rPr>
           <w:rFonts w:cstheme="minorHAnsi"/>
           <w:sz w:val="18"/>
           <w:szCs w:val="18"/>
         </w:rPr>
-        <w:br/>
-      </w:r>
+        <w:t>req.query</w:t>
+      </w:r>
+      <w:proofErr w:type="spellEnd"/>
+      <w:proofErr w:type="gramEnd"/>
       <w:r>
         <w:rPr>
           <w:rFonts w:cstheme="minorHAnsi"/>
           <w:sz w:val="18"/>
           <w:szCs w:val="18"/>
         </w:rPr>
-        <w:lastRenderedPageBreak/>
-        <w:t xml:space="preserve">- </w:t>
+        <w:t xml:space="preserve">) </w:t>
       </w:r>
       <w:r>
         <w:rPr>
@@ -8675,77 +9227,55 @@
           <w:sz w:val="18"/>
           <w:szCs w:val="18"/>
         </w:rPr>
-        <w:t>Query (</w:t>
-      </w:r>
-      <w:proofErr w:type="gramStart"/>
+        <w:br/>
+        <w:t xml:space="preserve">- </w:t>
+      </w:r>
       <w:r>
         <w:rPr>
           <w:rFonts w:cstheme="minorHAnsi"/>
           <w:sz w:val="18"/>
           <w:szCs w:val="18"/>
         </w:rPr>
-        <w:t>req.query</w:t>
-      </w:r>
-      <w:proofErr w:type="gramEnd"/>
+        <w:t>Error handling methods (</w:t>
+      </w:r>
+      <w:proofErr w:type="spellStart"/>
+      <w:proofErr w:type="gramStart"/>
       <w:r>
         <w:rPr>
           <w:rFonts w:cstheme="minorHAnsi"/>
           <w:sz w:val="18"/>
           <w:szCs w:val="18"/>
         </w:rPr>
-        <w:t xml:space="preserve">) </w:t>
-      </w:r>
+        <w:t>req.error</w:t>
+      </w:r>
+      <w:proofErr w:type="spellEnd"/>
+      <w:proofErr w:type="gramEnd"/>
       <w:r>
         <w:rPr>
           <w:rFonts w:cstheme="minorHAnsi"/>
           <w:sz w:val="18"/>
           <w:szCs w:val="18"/>
         </w:rPr>
-        <w:br/>
-        <w:t xml:space="preserve">- </w:t>
-      </w:r>
+        <w:t xml:space="preserve">, </w:t>
+      </w:r>
+      <w:proofErr w:type="spellStart"/>
+      <w:proofErr w:type="gramStart"/>
       <w:r>
         <w:rPr>
           <w:rFonts w:cstheme="minorHAnsi"/>
           <w:sz w:val="18"/>
           <w:szCs w:val="18"/>
         </w:rPr>
-        <w:t>Error handling methods (</w:t>
-      </w:r>
-      <w:proofErr w:type="gramStart"/>
+        <w:t>req.reject</w:t>
+      </w:r>
+      <w:proofErr w:type="spellEnd"/>
+      <w:proofErr w:type="gramEnd"/>
       <w:r>
         <w:rPr>
           <w:rFonts w:cstheme="minorHAnsi"/>
           <w:sz w:val="18"/>
           <w:szCs w:val="18"/>
         </w:rPr>
-        <w:t>req.error</w:t>
-      </w:r>
-      <w:proofErr w:type="gramEnd"/>
-      <w:r>
-        <w:rPr>
-          <w:rFonts w:cstheme="minorHAnsi"/>
-          <w:sz w:val="18"/>
-          <w:szCs w:val="18"/>
-        </w:rPr>
-        <w:t xml:space="preserve">, </w:t>
-      </w:r>
-      <w:proofErr w:type="gramStart"/>
-      <w:r>
-        <w:rPr>
-          <w:rFonts w:cstheme="minorHAnsi"/>
-          <w:sz w:val="18"/>
-          <w:szCs w:val="18"/>
-        </w:rPr>
-        <w:t>req.reject</w:t>
-      </w:r>
-      <w:proofErr w:type="gramEnd"/>
-      <w:r>
-        <w:rPr>
-          <w:rFonts w:cstheme="minorHAnsi"/>
-          <w:sz w:val="18"/>
-          <w:szCs w:val="18"/>
-        </w:rPr>
         <w:t>)</w:t>
       </w:r>
     </w:p>
@@ -8814,7 +9344,55 @@
           <w:sz w:val="20"/>
           <w:szCs w:val="20"/>
         </w:rPr>
-        <w:t xml:space="preserve"> annotation needs to be used, it will make entity only readable. Remember data can be push, delete directly via entity level as protection is on service level.</w:t>
+        <w:t xml:space="preserve"> annotation needs to be used, it will make entity only readable. Remember data can be</w:t>
+      </w:r>
+      <w:r>
+        <w:rPr>
+          <w:rFonts w:cstheme="minorHAnsi"/>
+          <w:sz w:val="20"/>
+          <w:szCs w:val="20"/>
+        </w:rPr>
+        <w:t xml:space="preserve"> still</w:t>
+      </w:r>
+      <w:r>
+        <w:rPr>
+          <w:rFonts w:cstheme="minorHAnsi"/>
+          <w:sz w:val="20"/>
+          <w:szCs w:val="20"/>
+        </w:rPr>
+        <w:t xml:space="preserve"> push</w:t>
+      </w:r>
+      <w:r>
+        <w:rPr>
+          <w:rFonts w:cstheme="minorHAnsi"/>
+          <w:sz w:val="20"/>
+          <w:szCs w:val="20"/>
+        </w:rPr>
+        <w:t>ed</w:t>
+      </w:r>
+      <w:r>
+        <w:rPr>
+          <w:rFonts w:cstheme="minorHAnsi"/>
+          <w:sz w:val="20"/>
+          <w:szCs w:val="20"/>
+        </w:rPr>
+        <w:t xml:space="preserve">, delete directly </w:t>
+      </w:r>
+      <w:r>
+        <w:rPr>
+          <w:rFonts w:cstheme="minorHAnsi"/>
+          <w:sz w:val="20"/>
+          <w:szCs w:val="20"/>
+        </w:rPr>
+        <w:t>from</w:t>
+      </w:r>
+      <w:r>
+        <w:rPr>
+          <w:rFonts w:cstheme="minorHAnsi"/>
+          <w:sz w:val="20"/>
+          <w:szCs w:val="20"/>
+        </w:rPr>
+        <w:t xml:space="preserve"> entity level as protection is on service level.</w:t>
       </w:r>
     </w:p>
     <w:p>
@@ -9113,7 +9691,23 @@
           <w:sz w:val="20"/>
           <w:szCs w:val="20"/>
         </w:rPr>
-        <w:t xml:space="preserve"> Fiori Elements is a framework in SAP UI5 that automatically generates UI screens (like List Report, Object Page) based on OData services and annotations, reducing the need for custom frontend coding.</w:t>
+        <w:t xml:space="preserve"> Fiori Elements is a </w:t>
+      </w:r>
+      <w:r>
+        <w:rPr>
+          <w:rFonts w:cstheme="minorHAnsi"/>
+          <w:sz w:val="20"/>
+          <w:szCs w:val="20"/>
+        </w:rPr>
+        <w:t>template</w:t>
+      </w:r>
+      <w:r>
+        <w:rPr>
+          <w:rFonts w:cstheme="minorHAnsi"/>
+          <w:sz w:val="20"/>
+          <w:szCs w:val="20"/>
+        </w:rPr>
+        <w:t xml:space="preserve"> in SAP UI5 that automatically generates UI screens (like List Report, Object Page) based on OData services and annotations, reducing the need for custom frontend coding.</w:t>
       </w:r>
     </w:p>
     <w:p>
@@ -9271,23 +9865,7 @@
           <w:sz w:val="20"/>
           <w:szCs w:val="20"/>
         </w:rPr>
-        <w:t xml:space="preserve">An annotation is metadata added to CDS models to define </w:t>
-      </w:r>
-      <w:r>
-        <w:rPr>
-          <w:rFonts w:cstheme="minorHAnsi"/>
-          <w:sz w:val="20"/>
-          <w:szCs w:val="20"/>
-        </w:rPr>
-        <w:t>behaviour</w:t>
-      </w:r>
-      <w:r>
-        <w:rPr>
-          <w:rFonts w:cstheme="minorHAnsi"/>
-          <w:sz w:val="20"/>
-          <w:szCs w:val="20"/>
-        </w:rPr>
-        <w:t>, UI properties, or semantics without writing code.</w:t>
+        <w:t>An annotation is metadata added to CDS models to define behaviour, UI properties, or semantics without writing code.</w:t>
       </w:r>
       <w:r>
         <w:rPr>
@@ -9296,8 +9874,18 @@
           <w:szCs w:val="20"/>
         </w:rPr>
         <w:br/>
-        <w:t>Annotation for frontend application is added in app folder. Annotation.cds</w:t>
-      </w:r>
+        <w:t xml:space="preserve">Annotation for frontend application is added in app folder. </w:t>
+      </w:r>
+      <w:proofErr w:type="spellStart"/>
+      <w:r>
+        <w:rPr>
+          <w:rFonts w:cstheme="minorHAnsi"/>
+          <w:sz w:val="20"/>
+          <w:szCs w:val="20"/>
+        </w:rPr>
+        <w:t>Annotation.cds</w:t>
+      </w:r>
+      <w:proofErr w:type="spellEnd"/>
       <w:r>
         <w:rPr>
           <w:rFonts w:cstheme="minorHAnsi"/>
@@ -9324,6 +9912,7 @@
           <w:szCs w:val="20"/>
           <w:highlight w:val="yellow"/>
         </w:rPr>
+        <w:lastRenderedPageBreak/>
         <w:t>Different types of UI annotation</w:t>
       </w:r>
       <w:r>
@@ -9454,7 +10043,6 @@
           <w:sz w:val="20"/>
           <w:szCs w:val="20"/>
         </w:rPr>
-        <w:lastRenderedPageBreak/>
         <w:t xml:space="preserve">2. </w:t>
       </w:r>
       <w:r>
@@ -9546,15 +10134,445 @@
           <w:szCs w:val="20"/>
         </w:rPr>
       </w:pPr>
-    </w:p>
-    <w:p>
-      <w:pPr>
-        <w:rPr>
-          <w:rFonts w:cstheme="minorHAnsi"/>
-          <w:sz w:val="20"/>
-          <w:szCs w:val="20"/>
-        </w:rPr>
-      </w:pPr>
+      <w:r>
+        <w:rPr>
+          <w:rFonts w:cstheme="minorHAnsi"/>
+          <w:sz w:val="20"/>
+          <w:szCs w:val="20"/>
+        </w:rPr>
+        <w:t xml:space="preserve">3. Header-Info annotation - </w:t>
+      </w:r>
+      <w:r>
+        <w:rPr>
+          <w:rFonts w:cstheme="minorHAnsi"/>
+          <w:b/>
+          <w:bCs/>
+          <w:sz w:val="20"/>
+          <w:szCs w:val="20"/>
+        </w:rPr>
+        <w:t>@</w:t>
+      </w:r>
+      <w:proofErr w:type="gramStart"/>
+      <w:r>
+        <w:rPr>
+          <w:rFonts w:cstheme="minorHAnsi"/>
+          <w:b/>
+          <w:bCs/>
+          <w:sz w:val="20"/>
+          <w:szCs w:val="20"/>
+        </w:rPr>
+        <w:t>UI.headerInfo</w:t>
+      </w:r>
+      <w:proofErr w:type="gramEnd"/>
+      <w:r>
+        <w:rPr>
+          <w:rFonts w:cstheme="minorHAnsi"/>
+          <w:sz w:val="20"/>
+          <w:szCs w:val="20"/>
+        </w:rPr>
+        <w:t xml:space="preserve"> is used to define the </w:t>
+      </w:r>
+      <w:r>
+        <w:rPr>
+          <w:rFonts w:cstheme="minorHAnsi"/>
+          <w:b/>
+          <w:bCs/>
+          <w:sz w:val="20"/>
+          <w:szCs w:val="20"/>
+        </w:rPr>
+        <w:t>main title and description</w:t>
+      </w:r>
+      <w:r>
+        <w:rPr>
+          <w:rFonts w:cstheme="minorHAnsi"/>
+          <w:sz w:val="20"/>
+          <w:szCs w:val="20"/>
+        </w:rPr>
+        <w:t xml:space="preserve"> of an object in the Fiori Elements Object Page.</w:t>
+      </w:r>
+    </w:p>
+    <w:p>
+      <w:pPr>
+        <w:rPr>
+          <w:rFonts w:cstheme="minorHAnsi"/>
+          <w:sz w:val="20"/>
+          <w:szCs w:val="20"/>
+        </w:rPr>
+      </w:pPr>
+      <w:r>
+        <w:rPr>
+          <w:rFonts w:cstheme="minorHAnsi"/>
+          <w:sz w:val="20"/>
+          <w:szCs w:val="20"/>
+        </w:rPr>
+        <w:t xml:space="preserve">4. facets - </w:t>
+      </w:r>
+      <w:r>
+        <w:rPr>
+          <w:rFonts w:cstheme="minorHAnsi"/>
+          <w:b/>
+          <w:bCs/>
+          <w:sz w:val="20"/>
+          <w:szCs w:val="20"/>
+        </w:rPr>
+        <w:t>Facets</w:t>
+      </w:r>
+      <w:r>
+        <w:rPr>
+          <w:rFonts w:cstheme="minorHAnsi"/>
+          <w:sz w:val="20"/>
+          <w:szCs w:val="20"/>
+        </w:rPr>
+        <w:t xml:space="preserve"> are used to define and organize sections (UI blocks) in the </w:t>
+      </w:r>
+      <w:r>
+        <w:rPr>
+          <w:rFonts w:cstheme="minorHAnsi"/>
+          <w:b/>
+          <w:bCs/>
+          <w:sz w:val="20"/>
+          <w:szCs w:val="20"/>
+        </w:rPr>
+        <w:t>Object Page</w:t>
+      </w:r>
+      <w:r>
+        <w:rPr>
+          <w:rFonts w:cstheme="minorHAnsi"/>
+          <w:sz w:val="20"/>
+          <w:szCs w:val="20"/>
+        </w:rPr>
+        <w:t>, such as grouping fields, tables, or forms.</w:t>
+      </w:r>
+    </w:p>
+    <w:p>
+      <w:pPr>
+        <w:rPr>
+          <w:rFonts w:cstheme="minorHAnsi"/>
+          <w:sz w:val="20"/>
+          <w:szCs w:val="20"/>
+        </w:rPr>
+      </w:pPr>
+      <w:r>
+        <w:rPr>
+          <w:rFonts w:cstheme="minorHAnsi"/>
+          <w:noProof/>
+          <w:sz w:val="20"/>
+          <w:szCs w:val="20"/>
+        </w:rPr>
+        <w:drawing>
+          <wp:inline distT="0" distB="0" distL="0" distR="0" wp14:anchorId="60511B49" wp14:editId="0AC35AA7">
+            <wp:extent cx="1711444" cy="1366410"/>
+            <wp:effectExtent l="0" t="0" r="3175" b="5715"/>
+            <wp:docPr id="1297284413" name="Picture 1"/>
+            <wp:cNvGraphicFramePr>
+              <a:graphicFrameLocks xmlns:a="http://schemas.openxmlformats.org/drawingml/2006/main" noChangeAspect="1"/>
+            </wp:cNvGraphicFramePr>
+            <a:graphic xmlns:a="http://schemas.openxmlformats.org/drawingml/2006/main">
+              <a:graphicData uri="http://schemas.openxmlformats.org/drawingml/2006/picture">
+                <pic:pic xmlns:pic="http://schemas.openxmlformats.org/drawingml/2006/picture">
+                  <pic:nvPicPr>
+                    <pic:cNvPr id="1297284413" name=""/>
+                    <pic:cNvPicPr/>
+                  </pic:nvPicPr>
+                  <pic:blipFill>
+                    <a:blip r:embed="rId14"/>
+                    <a:stretch>
+                      <a:fillRect/>
+                    </a:stretch>
+                  </pic:blipFill>
+                  <pic:spPr>
+                    <a:xfrm>
+                      <a:off x="0" y="0"/>
+                      <a:ext cx="1736729" cy="1386598"/>
+                    </a:xfrm>
+                    <a:prstGeom prst="rect">
+                      <a:avLst/>
+                    </a:prstGeom>
+                  </pic:spPr>
+                </pic:pic>
+              </a:graphicData>
+            </a:graphic>
+          </wp:inline>
+        </w:drawing>
+      </w:r>
+    </w:p>
+    <w:p>
+      <w:pPr>
+        <w:rPr>
+          <w:rFonts w:cstheme="minorHAnsi"/>
+          <w:sz w:val="20"/>
+          <w:szCs w:val="20"/>
+        </w:rPr>
+      </w:pPr>
+      <w:r>
+        <w:rPr>
+          <w:rFonts w:cstheme="minorHAnsi"/>
+          <w:sz w:val="20"/>
+          <w:szCs w:val="20"/>
+        </w:rPr>
+        <w:t xml:space="preserve">5. Identification annotation - </w:t>
+      </w:r>
+      <w:r>
+        <w:rPr>
+          <w:rFonts w:cstheme="minorHAnsi"/>
+          <w:b/>
+          <w:bCs/>
+          <w:sz w:val="20"/>
+          <w:szCs w:val="20"/>
+        </w:rPr>
+        <w:t>@</w:t>
+      </w:r>
+      <w:proofErr w:type="gramStart"/>
+      <w:r>
+        <w:rPr>
+          <w:rFonts w:cstheme="minorHAnsi"/>
+          <w:b/>
+          <w:bCs/>
+          <w:sz w:val="20"/>
+          <w:szCs w:val="20"/>
+        </w:rPr>
+        <w:t>UI.identification</w:t>
+      </w:r>
+      <w:proofErr w:type="gramEnd"/>
+      <w:r>
+        <w:rPr>
+          <w:rFonts w:cstheme="minorHAnsi"/>
+          <w:sz w:val="20"/>
+          <w:szCs w:val="20"/>
+        </w:rPr>
+        <w:t xml:space="preserve"> is used to display fields as </w:t>
+      </w:r>
+      <w:r>
+        <w:rPr>
+          <w:rFonts w:cstheme="minorHAnsi"/>
+          <w:b/>
+          <w:bCs/>
+          <w:sz w:val="20"/>
+          <w:szCs w:val="20"/>
+        </w:rPr>
+        <w:t>key information (form fields)</w:t>
+      </w:r>
+      <w:r>
+        <w:rPr>
+          <w:rFonts w:cstheme="minorHAnsi"/>
+          <w:sz w:val="20"/>
+          <w:szCs w:val="20"/>
+        </w:rPr>
+        <w:t xml:space="preserve"> in the </w:t>
+      </w:r>
+      <w:r>
+        <w:rPr>
+          <w:rFonts w:cstheme="minorHAnsi"/>
+          <w:b/>
+          <w:bCs/>
+          <w:sz w:val="20"/>
+          <w:szCs w:val="20"/>
+        </w:rPr>
+        <w:t>Object Page</w:t>
+      </w:r>
+      <w:r>
+        <w:rPr>
+          <w:rFonts w:cstheme="minorHAnsi"/>
+          <w:sz w:val="20"/>
+          <w:szCs w:val="20"/>
+        </w:rPr>
+        <w:t xml:space="preserve"> of a Fiori Elements app.</w:t>
+      </w:r>
+      <w:r>
+        <w:rPr>
+          <w:rFonts w:cstheme="minorHAnsi"/>
+          <w:sz w:val="20"/>
+          <w:szCs w:val="20"/>
+        </w:rPr>
+        <w:t xml:space="preserve"> It can be used only once.</w:t>
+      </w:r>
+    </w:p>
+    <w:p>
+      <w:pPr>
+        <w:rPr>
+          <w:rFonts w:cstheme="minorHAnsi"/>
+          <w:sz w:val="20"/>
+          <w:szCs w:val="20"/>
+        </w:rPr>
+      </w:pPr>
+      <w:r>
+        <w:rPr>
+          <w:rFonts w:cstheme="minorHAnsi"/>
+          <w:noProof/>
+          <w:sz w:val="20"/>
+          <w:szCs w:val="20"/>
+        </w:rPr>
+        <w:drawing>
+          <wp:inline distT="0" distB="0" distL="0" distR="0" wp14:anchorId="0F712E39" wp14:editId="30A5DD43">
+            <wp:extent cx="1794571" cy="1432778"/>
+            <wp:effectExtent l="0" t="0" r="0" b="0"/>
+            <wp:docPr id="1553445668" name="Picture 1"/>
+            <wp:cNvGraphicFramePr>
+              <a:graphicFrameLocks xmlns:a="http://schemas.openxmlformats.org/drawingml/2006/main" noChangeAspect="1"/>
+            </wp:cNvGraphicFramePr>
+            <a:graphic xmlns:a="http://schemas.openxmlformats.org/drawingml/2006/main">
+              <a:graphicData uri="http://schemas.openxmlformats.org/drawingml/2006/picture">
+                <pic:pic xmlns:pic="http://schemas.openxmlformats.org/drawingml/2006/picture">
+                  <pic:nvPicPr>
+                    <pic:cNvPr id="1553445668" name=""/>
+                    <pic:cNvPicPr/>
+                  </pic:nvPicPr>
+                  <pic:blipFill>
+                    <a:blip r:embed="rId15"/>
+                    <a:stretch>
+                      <a:fillRect/>
+                    </a:stretch>
+                  </pic:blipFill>
+                  <pic:spPr>
+                    <a:xfrm>
+                      <a:off x="0" y="0"/>
+                      <a:ext cx="1812822" cy="1447349"/>
+                    </a:xfrm>
+                    <a:prstGeom prst="rect">
+                      <a:avLst/>
+                    </a:prstGeom>
+                  </pic:spPr>
+                </pic:pic>
+              </a:graphicData>
+            </a:graphic>
+          </wp:inline>
+        </w:drawing>
+      </w:r>
+    </w:p>
+    <w:p>
+      <w:pPr>
+        <w:rPr>
+          <w:rFonts w:cstheme="minorHAnsi"/>
+          <w:sz w:val="20"/>
+          <w:szCs w:val="20"/>
+        </w:rPr>
+      </w:pPr>
+      <w:r>
+        <w:rPr>
+          <w:rFonts w:cstheme="minorHAnsi"/>
+          <w:sz w:val="20"/>
+          <w:szCs w:val="20"/>
+        </w:rPr>
+        <w:t xml:space="preserve">6. Fields Group Annotation - </w:t>
+      </w:r>
+      <w:r>
+        <w:rPr>
+          <w:rFonts w:cstheme="minorHAnsi"/>
+          <w:b/>
+          <w:bCs/>
+          <w:sz w:val="20"/>
+          <w:szCs w:val="20"/>
+        </w:rPr>
+        <w:t>@</w:t>
+      </w:r>
+      <w:proofErr w:type="gramStart"/>
+      <w:r>
+        <w:rPr>
+          <w:rFonts w:cstheme="minorHAnsi"/>
+          <w:b/>
+          <w:bCs/>
+          <w:sz w:val="20"/>
+          <w:szCs w:val="20"/>
+        </w:rPr>
+        <w:t>UI.fieldGroup</w:t>
+      </w:r>
+      <w:proofErr w:type="gramEnd"/>
+      <w:r>
+        <w:rPr>
+          <w:rFonts w:cstheme="minorHAnsi"/>
+          <w:sz w:val="20"/>
+          <w:szCs w:val="20"/>
+        </w:rPr>
+        <w:t xml:space="preserve"> is used to </w:t>
+      </w:r>
+      <w:r>
+        <w:rPr>
+          <w:rFonts w:cstheme="minorHAnsi"/>
+          <w:b/>
+          <w:bCs/>
+          <w:sz w:val="20"/>
+          <w:szCs w:val="20"/>
+        </w:rPr>
+        <w:t>group related fields together</w:t>
+      </w:r>
+      <w:r>
+        <w:rPr>
+          <w:rFonts w:cstheme="minorHAnsi"/>
+          <w:sz w:val="20"/>
+          <w:szCs w:val="20"/>
+        </w:rPr>
+        <w:t xml:space="preserve"> into a section on the </w:t>
+      </w:r>
+      <w:r>
+        <w:rPr>
+          <w:rFonts w:cstheme="minorHAnsi"/>
+          <w:b/>
+          <w:bCs/>
+          <w:sz w:val="20"/>
+          <w:szCs w:val="20"/>
+        </w:rPr>
+        <w:t>Object Page</w:t>
+      </w:r>
+      <w:r>
+        <w:rPr>
+          <w:rFonts w:cstheme="minorHAnsi"/>
+          <w:sz w:val="20"/>
+          <w:szCs w:val="20"/>
+        </w:rPr>
+        <w:t xml:space="preserve"> in Fiori Elements.</w:t>
+      </w:r>
+    </w:p>
+    <w:p>
+      <w:pPr>
+        <w:rPr>
+          <w:rFonts w:cstheme="minorHAnsi"/>
+          <w:sz w:val="20"/>
+          <w:szCs w:val="20"/>
+        </w:rPr>
+      </w:pPr>
+      <w:r>
+        <w:rPr>
+          <w:rFonts w:cstheme="minorHAnsi"/>
+          <w:noProof/>
+          <w:sz w:val="20"/>
+          <w:szCs w:val="20"/>
+        </w:rPr>
+        <w:drawing>
+          <wp:inline distT="0" distB="0" distL="0" distR="0" wp14:anchorId="1D90D037" wp14:editId="31FD0CD8">
+            <wp:extent cx="2053733" cy="1615633"/>
+            <wp:effectExtent l="0" t="0" r="3810" b="3810"/>
+            <wp:docPr id="188017516" name="Picture 1"/>
+            <wp:cNvGraphicFramePr>
+              <a:graphicFrameLocks xmlns:a="http://schemas.openxmlformats.org/drawingml/2006/main" noChangeAspect="1"/>
+            </wp:cNvGraphicFramePr>
+            <a:graphic xmlns:a="http://schemas.openxmlformats.org/drawingml/2006/main">
+              <a:graphicData uri="http://schemas.openxmlformats.org/drawingml/2006/picture">
+                <pic:pic xmlns:pic="http://schemas.openxmlformats.org/drawingml/2006/picture">
+                  <pic:nvPicPr>
+                    <pic:cNvPr id="188017516" name=""/>
+                    <pic:cNvPicPr/>
+                  </pic:nvPicPr>
+                  <pic:blipFill>
+                    <a:blip r:embed="rId16"/>
+                    <a:stretch>
+                      <a:fillRect/>
+                    </a:stretch>
+                  </pic:blipFill>
+                  <pic:spPr>
+                    <a:xfrm>
+                      <a:off x="0" y="0"/>
+                      <a:ext cx="2072978" cy="1630773"/>
+                    </a:xfrm>
+                    <a:prstGeom prst="rect">
+                      <a:avLst/>
+                    </a:prstGeom>
+                  </pic:spPr>
+                </pic:pic>
+              </a:graphicData>
+            </a:graphic>
+          </wp:inline>
+        </w:drawing>
+      </w:r>
     </w:p>
     <w:p>
       <w:pPr>
@@ -9573,18 +10591,7 @@
           <w:szCs w:val="20"/>
           <w:highlight w:val="yellow"/>
         </w:rPr>
-        <w:t xml:space="preserve">What is </w:t>
-      </w:r>
-      <w:r>
-        <w:rPr>
-          <w:rFonts w:cstheme="minorHAnsi"/>
-          <w:b/>
-          <w:bCs/>
-          <w:sz w:val="20"/>
-          <w:szCs w:val="20"/>
-          <w:highlight w:val="yellow"/>
-        </w:rPr>
-        <w:t>@Common.SideEffects</w:t>
+        <w:t>What is @Common.SideEffects</w:t>
       </w:r>
       <w:r>
         <w:rPr>
@@ -9705,6 +10712,7 @@
                 <w:sz w:val="20"/>
                 <w:szCs w:val="20"/>
               </w:rPr>
+              <w:lastRenderedPageBreak/>
               <w:t>Value</w:t>
             </w:r>
           </w:p>
@@ -10107,13 +11115,700 @@
           <w:szCs w:val="20"/>
         </w:rPr>
       </w:pPr>
-    </w:p>
-    <w:p>
-      <w:pPr>
-        <w:rPr>
-          <w:rFonts w:cstheme="minorHAnsi"/>
-          <w:b/>
-          <w:bCs/>
+      <w:r>
+        <w:rPr>
+          <w:rFonts w:cstheme="minorHAnsi"/>
+          <w:sz w:val="20"/>
+          <w:szCs w:val="20"/>
+        </w:rPr>
+        <w:br/>
+      </w:r>
+      <w:r>
+        <w:rPr>
+          <w:rFonts w:cstheme="minorHAnsi"/>
+          <w:b/>
+          <w:bCs/>
+          <w:sz w:val="20"/>
+          <w:szCs w:val="20"/>
+          <w:highlight w:val="yellow"/>
+        </w:rPr>
+        <w:t>Draft enable meaning</w:t>
+      </w:r>
+      <w:r>
+        <w:rPr>
+          <w:rFonts w:cstheme="minorHAnsi"/>
+          <w:sz w:val="20"/>
+          <w:szCs w:val="20"/>
+        </w:rPr>
+        <w:t xml:space="preserve"> &gt;</w:t>
+      </w:r>
+      <w:r>
+        <w:rPr>
+          <w:rFonts w:cstheme="minorHAnsi"/>
+          <w:sz w:val="20"/>
+          <w:szCs w:val="20"/>
+        </w:rPr>
+        <w:br/>
+      </w:r>
+      <w:r>
+        <w:rPr>
+          <w:rFonts w:cstheme="minorHAnsi"/>
+          <w:sz w:val="20"/>
+          <w:szCs w:val="20"/>
+        </w:rPr>
+        <w:t xml:space="preserve">Draft is a feature in CAPM that allows users to </w:t>
+      </w:r>
+      <w:r>
+        <w:rPr>
+          <w:rFonts w:cstheme="minorHAnsi"/>
+          <w:b/>
+          <w:bCs/>
+          <w:sz w:val="20"/>
+          <w:szCs w:val="20"/>
+        </w:rPr>
+        <w:t>save changes temporarily (as a draft</w:t>
+      </w:r>
+      <w:r>
+        <w:rPr>
+          <w:rFonts w:cstheme="minorHAnsi"/>
+          <w:b/>
+          <w:bCs/>
+          <w:sz w:val="20"/>
+          <w:szCs w:val="20"/>
+        </w:rPr>
+        <w:t xml:space="preserve"> in </w:t>
+      </w:r>
+      <w:r>
+        <w:rPr>
+          <w:rFonts w:cstheme="minorHAnsi"/>
+          <w:b/>
+          <w:bCs/>
+          <w:sz w:val="20"/>
+          <w:szCs w:val="20"/>
+        </w:rPr>
+        <w:t>an</w:t>
+      </w:r>
+      <w:r>
+        <w:rPr>
+          <w:rFonts w:cstheme="minorHAnsi"/>
+          <w:b/>
+          <w:bCs/>
+          <w:sz w:val="20"/>
+          <w:szCs w:val="20"/>
+        </w:rPr>
+        <w:t xml:space="preserve"> intermediatory </w:t>
+      </w:r>
+      <w:r>
+        <w:rPr>
+          <w:rFonts w:cstheme="minorHAnsi"/>
+          <w:b/>
+          <w:bCs/>
+          <w:sz w:val="20"/>
+          <w:szCs w:val="20"/>
+        </w:rPr>
+        <w:t xml:space="preserve">draft </w:t>
+      </w:r>
+      <w:r>
+        <w:rPr>
+          <w:rFonts w:cstheme="minorHAnsi"/>
+          <w:b/>
+          <w:bCs/>
+          <w:sz w:val="20"/>
+          <w:szCs w:val="20"/>
+        </w:rPr>
+        <w:t>tables in DB</w:t>
+      </w:r>
+      <w:r>
+        <w:rPr>
+          <w:rFonts w:cstheme="minorHAnsi"/>
+          <w:b/>
+          <w:bCs/>
+          <w:sz w:val="20"/>
+          <w:szCs w:val="20"/>
+        </w:rPr>
+        <w:t>)</w:t>
+      </w:r>
+      <w:r>
+        <w:rPr>
+          <w:rFonts w:cstheme="minorHAnsi"/>
+          <w:sz w:val="20"/>
+          <w:szCs w:val="20"/>
+        </w:rPr>
+        <w:t xml:space="preserve"> before finalizing and activating them in the database.</w:t>
+      </w:r>
+      <w:r>
+        <w:rPr>
+          <w:rFonts w:cstheme="minorHAnsi"/>
+          <w:sz w:val="20"/>
+          <w:szCs w:val="20"/>
+        </w:rPr>
+        <w:br/>
+        <w:t>for enabling Draft functionality we need to use @</w:t>
+      </w:r>
+      <w:proofErr w:type="gramStart"/>
+      <w:r>
+        <w:rPr>
+          <w:rFonts w:cstheme="minorHAnsi"/>
+          <w:sz w:val="20"/>
+          <w:szCs w:val="20"/>
+        </w:rPr>
+        <w:t>odata.draft</w:t>
+      </w:r>
+      <w:proofErr w:type="gramEnd"/>
+      <w:r>
+        <w:rPr>
+          <w:rFonts w:cstheme="minorHAnsi"/>
+          <w:sz w:val="20"/>
+          <w:szCs w:val="20"/>
+        </w:rPr>
+        <w:t>.</w:t>
+      </w:r>
+      <w:proofErr w:type="gramStart"/>
+      <w:r>
+        <w:rPr>
+          <w:rFonts w:cstheme="minorHAnsi"/>
+          <w:sz w:val="20"/>
+          <w:szCs w:val="20"/>
+        </w:rPr>
+        <w:t>enabled</w:t>
+      </w:r>
+      <w:r>
+        <w:rPr>
+          <w:rFonts w:cstheme="minorHAnsi"/>
+          <w:sz w:val="20"/>
+          <w:szCs w:val="20"/>
+        </w:rPr>
+        <w:t xml:space="preserve"> :</w:t>
+      </w:r>
+      <w:proofErr w:type="gramEnd"/>
+      <w:r>
+        <w:rPr>
+          <w:rFonts w:cstheme="minorHAnsi"/>
+          <w:sz w:val="20"/>
+          <w:szCs w:val="20"/>
+        </w:rPr>
+        <w:t xml:space="preserve"> true</w:t>
+      </w:r>
+      <w:r>
+        <w:rPr>
+          <w:rFonts w:cstheme="minorHAnsi"/>
+          <w:sz w:val="20"/>
+          <w:szCs w:val="20"/>
+        </w:rPr>
+        <w:t xml:space="preserve"> in any of the </w:t>
+      </w:r>
+      <w:proofErr w:type="spellStart"/>
+      <w:r>
+        <w:rPr>
+          <w:rFonts w:cstheme="minorHAnsi"/>
+          <w:sz w:val="20"/>
+          <w:szCs w:val="20"/>
+        </w:rPr>
+        <w:t>EntityService</w:t>
+      </w:r>
+      <w:proofErr w:type="spellEnd"/>
+      <w:r>
+        <w:rPr>
+          <w:rFonts w:cstheme="minorHAnsi"/>
+          <w:sz w:val="20"/>
+          <w:szCs w:val="20"/>
+        </w:rPr>
+        <w:t xml:space="preserve"> of our choice.</w:t>
+      </w:r>
+    </w:p>
+    <w:p>
+      <w:pPr>
+        <w:rPr>
+          <w:rFonts w:cstheme="minorHAnsi"/>
+          <w:sz w:val="20"/>
+          <w:szCs w:val="20"/>
+        </w:rPr>
+      </w:pPr>
+      <w:r>
+        <w:rPr>
+          <w:rFonts w:cstheme="minorHAnsi"/>
+          <w:b/>
+          <w:bCs/>
+          <w:sz w:val="20"/>
+          <w:szCs w:val="20"/>
+          <w:highlight w:val="yellow"/>
+        </w:rPr>
+        <w:t xml:space="preserve">How to </w:t>
+      </w:r>
+      <w:r>
+        <w:rPr>
+          <w:rFonts w:cstheme="minorHAnsi"/>
+          <w:b/>
+          <w:bCs/>
+          <w:sz w:val="20"/>
+          <w:szCs w:val="20"/>
+          <w:highlight w:val="yellow"/>
+        </w:rPr>
+        <w:t>show data</w:t>
+      </w:r>
+      <w:r>
+        <w:rPr>
+          <w:rFonts w:cstheme="minorHAnsi"/>
+          <w:b/>
+          <w:bCs/>
+          <w:sz w:val="20"/>
+          <w:szCs w:val="20"/>
+          <w:highlight w:val="yellow"/>
+        </w:rPr>
+        <w:t xml:space="preserve"> inside F4 help</w:t>
+      </w:r>
+      <w:r>
+        <w:rPr>
+          <w:rFonts w:cstheme="minorHAnsi"/>
+          <w:b/>
+          <w:bCs/>
+          <w:sz w:val="20"/>
+          <w:szCs w:val="20"/>
+        </w:rPr>
+        <w:t xml:space="preserve"> &gt;</w:t>
+      </w:r>
+      <w:r>
+        <w:rPr>
+          <w:rFonts w:cstheme="minorHAnsi"/>
+          <w:b/>
+          <w:bCs/>
+          <w:sz w:val="20"/>
+          <w:szCs w:val="20"/>
+        </w:rPr>
+        <w:br/>
+      </w:r>
+      <w:r>
+        <w:rPr>
+          <w:rFonts w:cstheme="minorHAnsi"/>
+          <w:sz w:val="20"/>
+          <w:szCs w:val="20"/>
+        </w:rPr>
+        <w:t>For F4 help we need to first create the F4 separately</w:t>
+      </w:r>
+      <w:r>
+        <w:rPr>
+          <w:rFonts w:cstheme="minorHAnsi"/>
+          <w:sz w:val="20"/>
+          <w:szCs w:val="20"/>
+        </w:rPr>
+        <w:t xml:space="preserve"> with annotation,</w:t>
+      </w:r>
+      <w:r>
+        <w:rPr>
+          <w:rFonts w:cstheme="minorHAnsi"/>
+          <w:sz w:val="20"/>
+          <w:szCs w:val="20"/>
+        </w:rPr>
+        <w:t xml:space="preserve"> like </w:t>
+      </w:r>
+      <w:r>
+        <w:rPr>
+          <w:rFonts w:cstheme="minorHAnsi"/>
+          <w:sz w:val="20"/>
+          <w:szCs w:val="20"/>
+        </w:rPr>
+        <w:t xml:space="preserve">for </w:t>
+      </w:r>
+      <w:r>
+        <w:rPr>
+          <w:rFonts w:cstheme="minorHAnsi"/>
+          <w:sz w:val="20"/>
+          <w:szCs w:val="20"/>
+        </w:rPr>
+        <w:t xml:space="preserve">which </w:t>
+      </w:r>
+      <w:r>
+        <w:rPr>
+          <w:rFonts w:cstheme="minorHAnsi"/>
+          <w:sz w:val="20"/>
+          <w:szCs w:val="20"/>
+        </w:rPr>
+        <w:t xml:space="preserve">Entity Service </w:t>
+      </w:r>
+      <w:r>
+        <w:rPr>
+          <w:rFonts w:cstheme="minorHAnsi"/>
+          <w:sz w:val="20"/>
+          <w:szCs w:val="20"/>
+        </w:rPr>
+        <w:t xml:space="preserve">Data I want to show in F4, </w:t>
+      </w:r>
+      <w:r>
+        <w:rPr>
+          <w:rFonts w:cstheme="minorHAnsi"/>
+          <w:sz w:val="20"/>
+          <w:szCs w:val="20"/>
+        </w:rPr>
+        <w:t>then we attach the F4 help created to the Field where I want to show.</w:t>
+      </w:r>
+      <w:r>
+        <w:rPr>
+          <w:rFonts w:cstheme="minorHAnsi"/>
+          <w:sz w:val="20"/>
+          <w:szCs w:val="20"/>
+        </w:rPr>
+        <w:t xml:space="preserve"> </w:t>
+      </w:r>
+      <w:proofErr w:type="spellStart"/>
+      <w:r>
+        <w:rPr>
+          <w:rFonts w:cstheme="minorHAnsi"/>
+          <w:b/>
+          <w:bCs/>
+          <w:sz w:val="20"/>
+          <w:szCs w:val="20"/>
+        </w:rPr>
+        <w:t>Common.</w:t>
+      </w:r>
+      <w:r>
+        <w:rPr>
+          <w:rFonts w:cstheme="minorHAnsi"/>
+          <w:b/>
+          <w:bCs/>
+          <w:sz w:val="20"/>
+          <w:szCs w:val="20"/>
+        </w:rPr>
+        <w:t>Valuelist</w:t>
+      </w:r>
+      <w:proofErr w:type="spellEnd"/>
+      <w:r>
+        <w:rPr>
+          <w:rFonts w:cstheme="minorHAnsi"/>
+          <w:sz w:val="20"/>
+          <w:szCs w:val="20"/>
+        </w:rPr>
+        <w:t xml:space="preserve"> is the annotation to create Value-help. We need to create </w:t>
+      </w:r>
+      <w:proofErr w:type="spellStart"/>
+      <w:proofErr w:type="gramStart"/>
+      <w:r>
+        <w:rPr>
+          <w:rFonts w:cstheme="minorHAnsi"/>
+          <w:b/>
+          <w:bCs/>
+          <w:sz w:val="20"/>
+          <w:szCs w:val="20"/>
+        </w:rPr>
+        <w:t>UI.identification</w:t>
+      </w:r>
+      <w:proofErr w:type="spellEnd"/>
+      <w:proofErr w:type="gramEnd"/>
+      <w:r>
+        <w:rPr>
+          <w:rFonts w:cstheme="minorHAnsi"/>
+          <w:sz w:val="20"/>
+          <w:szCs w:val="20"/>
+        </w:rPr>
+        <w:t xml:space="preserve"> in F4 to show specific column.</w:t>
+      </w:r>
+    </w:p>
+    <w:p>
+      <w:pPr>
+        <w:rPr>
+          <w:rFonts w:cstheme="minorHAnsi"/>
+          <w:sz w:val="20"/>
+          <w:szCs w:val="20"/>
+        </w:rPr>
+      </w:pPr>
+      <w:r>
+        <w:rPr>
+          <w:rFonts w:cstheme="minorHAnsi"/>
+          <w:noProof/>
+          <w:sz w:val="20"/>
+          <w:szCs w:val="20"/>
+        </w:rPr>
+        <w:drawing>
+          <wp:inline distT="0" distB="0" distL="0" distR="0" wp14:anchorId="34327186" wp14:editId="0BEF9C54">
+            <wp:extent cx="3002192" cy="1407897"/>
+            <wp:effectExtent l="0" t="0" r="8255" b="1905"/>
+            <wp:docPr id="1298716189" name="Picture 1"/>
+            <wp:cNvGraphicFramePr>
+              <a:graphicFrameLocks xmlns:a="http://schemas.openxmlformats.org/drawingml/2006/main" noChangeAspect="1"/>
+            </wp:cNvGraphicFramePr>
+            <a:graphic xmlns:a="http://schemas.openxmlformats.org/drawingml/2006/main">
+              <a:graphicData uri="http://schemas.openxmlformats.org/drawingml/2006/picture">
+                <pic:pic xmlns:pic="http://schemas.openxmlformats.org/drawingml/2006/picture">
+                  <pic:nvPicPr>
+                    <pic:cNvPr id="1298716189" name=""/>
+                    <pic:cNvPicPr/>
+                  </pic:nvPicPr>
+                  <pic:blipFill>
+                    <a:blip r:embed="rId17"/>
+                    <a:stretch>
+                      <a:fillRect/>
+                    </a:stretch>
+                  </pic:blipFill>
+                  <pic:spPr>
+                    <a:xfrm>
+                      <a:off x="0" y="0"/>
+                      <a:ext cx="3023217" cy="1417757"/>
+                    </a:xfrm>
+                    <a:prstGeom prst="rect">
+                      <a:avLst/>
+                    </a:prstGeom>
+                  </pic:spPr>
+                </pic:pic>
+              </a:graphicData>
+            </a:graphic>
+          </wp:inline>
+        </w:drawing>
+      </w:r>
+    </w:p>
+    <w:p>
+      <w:pPr>
+        <w:rPr>
+          <w:rFonts w:cstheme="minorHAnsi"/>
+          <w:sz w:val="20"/>
+          <w:szCs w:val="20"/>
+        </w:rPr>
+      </w:pPr>
+      <w:r>
+        <w:rPr>
+          <w:rFonts w:cstheme="minorHAnsi"/>
+          <w:noProof/>
+          <w:sz w:val="20"/>
+          <w:szCs w:val="20"/>
+        </w:rPr>
+        <w:drawing>
+          <wp:inline distT="0" distB="0" distL="0" distR="0" wp14:anchorId="11FE4B49" wp14:editId="7F34938A">
+            <wp:extent cx="3086761" cy="1202960"/>
+            <wp:effectExtent l="0" t="0" r="0" b="0"/>
+            <wp:docPr id="693489906" name="Picture 1"/>
+            <wp:cNvGraphicFramePr>
+              <a:graphicFrameLocks xmlns:a="http://schemas.openxmlformats.org/drawingml/2006/main" noChangeAspect="1"/>
+            </wp:cNvGraphicFramePr>
+            <a:graphic xmlns:a="http://schemas.openxmlformats.org/drawingml/2006/main">
+              <a:graphicData uri="http://schemas.openxmlformats.org/drawingml/2006/picture">
+                <pic:pic xmlns:pic="http://schemas.openxmlformats.org/drawingml/2006/picture">
+                  <pic:nvPicPr>
+                    <pic:cNvPr id="693489906" name=""/>
+                    <pic:cNvPicPr/>
+                  </pic:nvPicPr>
+                  <pic:blipFill>
+                    <a:blip r:embed="rId18"/>
+                    <a:stretch>
+                      <a:fillRect/>
+                    </a:stretch>
+                  </pic:blipFill>
+                  <pic:spPr>
+                    <a:xfrm>
+                      <a:off x="0" y="0"/>
+                      <a:ext cx="3102448" cy="1209073"/>
+                    </a:xfrm>
+                    <a:prstGeom prst="rect">
+                      <a:avLst/>
+                    </a:prstGeom>
+                  </pic:spPr>
+                </pic:pic>
+              </a:graphicData>
+            </a:graphic>
+          </wp:inline>
+        </w:drawing>
+      </w:r>
+    </w:p>
+    <w:p>
+      <w:pPr>
+        <w:rPr>
+          <w:rFonts w:cstheme="minorHAnsi"/>
+          <w:sz w:val="20"/>
+          <w:szCs w:val="20"/>
+        </w:rPr>
+      </w:pPr>
+      <w:r>
+        <w:rPr>
+          <w:rFonts w:cstheme="minorHAnsi"/>
+          <w:b/>
+          <w:bCs/>
+          <w:sz w:val="20"/>
+          <w:szCs w:val="20"/>
+          <w:highlight w:val="yellow"/>
+        </w:rPr>
+        <w:t xml:space="preserve">What is </w:t>
+      </w:r>
+      <w:proofErr w:type="spellStart"/>
+      <w:r>
+        <w:rPr>
+          <w:rFonts w:cstheme="minorHAnsi"/>
+          <w:b/>
+          <w:bCs/>
+          <w:sz w:val="20"/>
+          <w:szCs w:val="20"/>
+          <w:highlight w:val="yellow"/>
+        </w:rPr>
+        <w:t>PageMap</w:t>
+      </w:r>
+      <w:proofErr w:type="spellEnd"/>
+      <w:r>
+        <w:rPr>
+          <w:rFonts w:cstheme="minorHAnsi"/>
+          <w:b/>
+          <w:bCs/>
+          <w:sz w:val="20"/>
+          <w:szCs w:val="20"/>
+        </w:rPr>
+        <w:t xml:space="preserve"> &gt;</w:t>
+      </w:r>
+      <w:r>
+        <w:rPr>
+          <w:rFonts w:cstheme="minorHAnsi"/>
+          <w:b/>
+          <w:bCs/>
+          <w:sz w:val="20"/>
+          <w:szCs w:val="20"/>
+        </w:rPr>
+        <w:br/>
+      </w:r>
+      <w:r>
+        <w:rPr>
+          <w:rFonts w:cstheme="minorHAnsi"/>
+          <w:sz w:val="20"/>
+          <w:szCs w:val="20"/>
+        </w:rPr>
+        <w:t>It is a tool which can be used to generate annotation and corresponding changes in UI. Page is the best practise as it generates Production ready annotation just by clicking.</w:t>
+      </w:r>
+    </w:p>
+    <w:p>
+      <w:pPr>
+        <w:rPr>
+          <w:rFonts w:cstheme="minorHAnsi"/>
+          <w:sz w:val="20"/>
+          <w:szCs w:val="20"/>
+        </w:rPr>
+      </w:pPr>
+      <w:r>
+        <w:rPr>
+          <w:rFonts w:cstheme="minorHAnsi"/>
+          <w:b/>
+          <w:bCs/>
+          <w:sz w:val="20"/>
+          <w:szCs w:val="20"/>
+          <w:highlight w:val="yellow"/>
+        </w:rPr>
+        <w:t>What is Default value function annotation</w:t>
+      </w:r>
+      <w:r>
+        <w:rPr>
+          <w:rFonts w:cstheme="minorHAnsi"/>
+          <w:b/>
+          <w:bCs/>
+          <w:sz w:val="20"/>
+          <w:szCs w:val="20"/>
+        </w:rPr>
+        <w:t xml:space="preserve"> &gt;</w:t>
+      </w:r>
+      <w:r>
+        <w:rPr>
+          <w:rFonts w:cstheme="minorHAnsi"/>
+          <w:b/>
+          <w:bCs/>
+          <w:sz w:val="20"/>
+          <w:szCs w:val="20"/>
+        </w:rPr>
+        <w:br/>
+      </w:r>
+      <w:r>
+        <w:rPr>
+          <w:rFonts w:cstheme="minorHAnsi"/>
+          <w:sz w:val="20"/>
+          <w:szCs w:val="20"/>
+        </w:rPr>
+        <w:t xml:space="preserve">A default value function annotation is used to </w:t>
+      </w:r>
+      <w:r>
+        <w:rPr>
+          <w:rFonts w:cstheme="minorHAnsi"/>
+          <w:b/>
+          <w:bCs/>
+          <w:sz w:val="20"/>
+          <w:szCs w:val="20"/>
+        </w:rPr>
+        <w:t>automatically assign a value to a field using a function</w:t>
+      </w:r>
+      <w:r>
+        <w:rPr>
+          <w:rFonts w:cstheme="minorHAnsi"/>
+          <w:sz w:val="20"/>
+          <w:szCs w:val="20"/>
+        </w:rPr>
+        <w:t xml:space="preserve"> (like current date, user, or calculated value) when a new </w:t>
+      </w:r>
+      <w:r>
+        <w:rPr>
+          <w:rFonts w:cstheme="minorHAnsi"/>
+          <w:b/>
+          <w:bCs/>
+          <w:sz w:val="20"/>
+          <w:szCs w:val="20"/>
+        </w:rPr>
+        <w:t>record is created</w:t>
+      </w:r>
+      <w:r>
+        <w:rPr>
+          <w:rFonts w:cstheme="minorHAnsi"/>
+          <w:sz w:val="20"/>
+          <w:szCs w:val="20"/>
+        </w:rPr>
+        <w:t>.</w:t>
+      </w:r>
+    </w:p>
+    <w:p>
+      <w:pPr>
+        <w:rPr>
+          <w:rFonts w:cstheme="minorHAnsi"/>
+          <w:i/>
+          <w:iCs/>
+          <w:color w:val="EE0000"/>
+          <w:sz w:val="20"/>
+          <w:szCs w:val="20"/>
+        </w:rPr>
+      </w:pPr>
+      <w:r>
+        <w:rPr>
+          <w:rFonts w:cstheme="minorHAnsi"/>
+          <w:i/>
+          <w:iCs/>
+          <w:color w:val="EE0000"/>
+          <w:sz w:val="20"/>
+          <w:szCs w:val="20"/>
+        </w:rPr>
+        <w:t>@Common.DefaultValuesFunction: ‘functionName’ -&gt;</w:t>
+      </w:r>
+      <w:r>
+        <w:rPr>
+          <w:rFonts w:cstheme="minorHAnsi"/>
+          <w:i/>
+          <w:iCs/>
+          <w:color w:val="EE0000"/>
+          <w:sz w:val="20"/>
+          <w:szCs w:val="20"/>
+        </w:rPr>
+        <w:t xml:space="preserve"> Define in CDS,</w:t>
+      </w:r>
+      <w:r>
+        <w:rPr>
+          <w:rFonts w:cstheme="minorHAnsi"/>
+          <w:i/>
+          <w:iCs/>
+          <w:color w:val="EE0000"/>
+          <w:sz w:val="20"/>
+          <w:szCs w:val="20"/>
+        </w:rPr>
+        <w:t xml:space="preserve"> Implement it in .js file</w:t>
+      </w:r>
+    </w:p>
+    <w:p>
+      <w:pPr>
+        <w:rPr>
+          <w:rFonts w:cstheme="minorHAnsi"/>
+          <w:sz w:val="20"/>
+          <w:szCs w:val="20"/>
+        </w:rPr>
+      </w:pPr>
+    </w:p>
+    <w:p>
+      <w:pPr>
+        <w:rPr>
+          <w:rFonts w:cstheme="minorHAnsi"/>
           <w:sz w:val="20"/>
           <w:szCs w:val="20"/>
         </w:rPr>
@@ -12533,6 +14228,7 @@
   <w:style w:type="character" w:default="1" w:styleId="DefaultParagraphFont">
     <w:name w:val="Default Paragraph Font"/>
     <w:uiPriority w:val="1"/>
+    <w:semiHidden/>
     <w:unhideWhenUsed/>
   </w:style>
   <w:style w:type="table" w:default="1" w:styleId="TableNormal">

--- a/CAPM Projects/Notes-CAPM/Anubabh_Interview.docx
+++ b/CAPM Projects/Notes-CAPM/Anubabh_Interview.docx
@@ -9110,7 +9110,7 @@
           <w:sz w:val="18"/>
           <w:szCs w:val="18"/>
         </w:rPr>
-        <w:br/>
+        <w:t xml:space="preserve"> ( user se jo data aroha h )</w:t>
       </w:r>
       <w:r>
         <w:rPr>
@@ -9118,6 +9118,14 @@
           <w:sz w:val="18"/>
           <w:szCs w:val="18"/>
         </w:rPr>
+        <w:br/>
+      </w:r>
+      <w:r>
+        <w:rPr>
+          <w:rFonts w:cstheme="minorHAnsi"/>
+          <w:sz w:val="18"/>
+          <w:szCs w:val="18"/>
+        </w:rPr>
         <w:lastRenderedPageBreak/>
         <w:t xml:space="preserve">- </w:t>
       </w:r>
@@ -9130,7 +9138,6 @@
         <w:t>Target entity (</w:t>
       </w:r>
       <w:proofErr w:type="spellStart"/>
-      <w:proofErr w:type="gramStart"/>
       <w:r>
         <w:rPr>
           <w:rFonts w:cstheme="minorHAnsi"/>
@@ -9140,7 +9147,6 @@
         <w:t>req.target</w:t>
       </w:r>
       <w:proofErr w:type="spellEnd"/>
-      <w:proofErr w:type="gramEnd"/>
       <w:r>
         <w:rPr>
           <w:rFonts w:cstheme="minorHAnsi"/>
@@ -9202,7 +9208,6 @@
         <w:t>Query (</w:t>
       </w:r>
       <w:proofErr w:type="spellStart"/>
-      <w:proofErr w:type="gramStart"/>
       <w:r>
         <w:rPr>
           <w:rFonts w:cstheme="minorHAnsi"/>
@@ -9212,7 +9217,6 @@
         <w:t>req.query</w:t>
       </w:r>
       <w:proofErr w:type="spellEnd"/>
-      <w:proofErr w:type="gramEnd"/>
       <w:r>
         <w:rPr>
           <w:rFonts w:cstheme="minorHAnsi"/>
@@ -9239,7 +9243,6 @@
         <w:t>Error handling methods (</w:t>
       </w:r>
       <w:proofErr w:type="spellStart"/>
-      <w:proofErr w:type="gramStart"/>
       <w:r>
         <w:rPr>
           <w:rFonts w:cstheme="minorHAnsi"/>
@@ -9249,7 +9252,6 @@
         <w:t>req.error</w:t>
       </w:r>
       <w:proofErr w:type="spellEnd"/>
-      <w:proofErr w:type="gramEnd"/>
       <w:r>
         <w:rPr>
           <w:rFonts w:cstheme="minorHAnsi"/>
@@ -9259,7 +9261,6 @@
         <w:t xml:space="preserve">, </w:t>
       </w:r>
       <w:proofErr w:type="spellStart"/>
-      <w:proofErr w:type="gramStart"/>
       <w:r>
         <w:rPr>
           <w:rFonts w:cstheme="minorHAnsi"/>
@@ -9269,7 +9270,6 @@
         <w:t>req.reject</w:t>
       </w:r>
       <w:proofErr w:type="spellEnd"/>
-      <w:proofErr w:type="gramEnd"/>
       <w:r>
         <w:rPr>
           <w:rFonts w:cstheme="minorHAnsi"/>
@@ -10591,6 +10591,81 @@
           <w:szCs w:val="20"/>
           <w:highlight w:val="yellow"/>
         </w:rPr>
+        <w:t>What is Variant Management</w:t>
+      </w:r>
+      <w:r>
+        <w:rPr>
+          <w:rFonts w:cstheme="minorHAnsi"/>
+          <w:b/>
+          <w:bCs/>
+          <w:sz w:val="20"/>
+          <w:szCs w:val="20"/>
+        </w:rPr>
+        <w:t xml:space="preserve"> &gt;</w:t>
+      </w:r>
+      <w:r>
+        <w:rPr>
+          <w:rFonts w:cstheme="minorHAnsi"/>
+          <w:b/>
+          <w:bCs/>
+          <w:sz w:val="20"/>
+          <w:szCs w:val="20"/>
+        </w:rPr>
+        <w:br/>
+      </w:r>
+      <w:r>
+        <w:rPr>
+          <w:rFonts w:cstheme="minorHAnsi"/>
+          <w:b/>
+          <w:bCs/>
+          <w:sz w:val="20"/>
+          <w:szCs w:val="20"/>
+        </w:rPr>
+        <w:t>Variant Management:</w:t>
+      </w:r>
+      <w:r>
+        <w:rPr>
+          <w:rFonts w:cstheme="minorHAnsi"/>
+          <w:sz w:val="20"/>
+          <w:szCs w:val="20"/>
+        </w:rPr>
+        <w:t xml:space="preserve"> Variant management is a feature that allows users to save, manage, and reuse different sets of UI settings (like filters, sorting, and layouts) in an application.</w:t>
+      </w:r>
+      <w:r>
+        <w:rPr>
+          <w:rFonts w:cstheme="minorHAnsi"/>
+          <w:sz w:val="20"/>
+          <w:szCs w:val="20"/>
+        </w:rPr>
+        <w:t xml:space="preserve"> </w:t>
+      </w:r>
+      <w:r>
+        <w:rPr>
+          <w:rFonts w:cstheme="minorHAnsi"/>
+          <w:sz w:val="20"/>
+          <w:szCs w:val="20"/>
+        </w:rPr>
+        <w:t>Users can save their preferred screen settings and switch between them easily.</w:t>
+      </w:r>
+    </w:p>
+    <w:p>
+      <w:pPr>
+        <w:rPr>
+          <w:rFonts w:cstheme="minorHAnsi"/>
+          <w:sz w:val="20"/>
+          <w:szCs w:val="20"/>
+        </w:rPr>
+      </w:pPr>
+      <w:r>
+        <w:rPr>
+          <w:rFonts w:cstheme="minorHAnsi"/>
+          <w:b/>
+          <w:bCs/>
+          <w:sz w:val="20"/>
+          <w:szCs w:val="20"/>
+          <w:highlight w:val="yellow"/>
+        </w:rPr>
+        <w:lastRenderedPageBreak/>
         <w:t>What is @Common.SideEffects</w:t>
       </w:r>
       <w:r>
@@ -10712,7 +10787,6 @@
                 <w:sz w:val="20"/>
                 <w:szCs w:val="20"/>
               </w:rPr>
-              <w:lastRenderedPageBreak/>
               <w:t>Value</w:t>
             </w:r>
           </w:p>
@@ -11793,26 +11867,1506 @@
           <w:sz w:val="20"/>
           <w:szCs w:val="20"/>
         </w:rPr>
-        <w:t xml:space="preserve"> Implement it in .js file</w:t>
-      </w:r>
-    </w:p>
-    <w:p>
-      <w:pPr>
-        <w:rPr>
-          <w:rFonts w:cstheme="minorHAnsi"/>
-          <w:sz w:val="20"/>
-          <w:szCs w:val="20"/>
-        </w:rPr>
-      </w:pPr>
-    </w:p>
-    <w:p>
-      <w:pPr>
-        <w:rPr>
-          <w:rFonts w:cstheme="minorHAnsi"/>
-          <w:sz w:val="20"/>
-          <w:szCs w:val="20"/>
-        </w:rPr>
-      </w:pPr>
+        <w:t xml:space="preserve"> Implement it in .</w:t>
+      </w:r>
+      <w:proofErr w:type="spellStart"/>
+      <w:r>
+        <w:rPr>
+          <w:rFonts w:cstheme="minorHAnsi"/>
+          <w:i/>
+          <w:iCs/>
+          <w:color w:val="EE0000"/>
+          <w:sz w:val="20"/>
+          <w:szCs w:val="20"/>
+        </w:rPr>
+        <w:t>js</w:t>
+      </w:r>
+      <w:proofErr w:type="spellEnd"/>
+      <w:r>
+        <w:rPr>
+          <w:rFonts w:cstheme="minorHAnsi"/>
+          <w:i/>
+          <w:iCs/>
+          <w:color w:val="EE0000"/>
+          <w:sz w:val="20"/>
+          <w:szCs w:val="20"/>
+        </w:rPr>
+        <w:t xml:space="preserve"> file</w:t>
+      </w:r>
+    </w:p>
+    <w:p>
+      <w:pPr>
+        <w:rPr>
+          <w:rFonts w:cstheme="minorHAnsi"/>
+          <w:sz w:val="20"/>
+          <w:szCs w:val="20"/>
+        </w:rPr>
+      </w:pPr>
+      <w:r>
+        <w:rPr>
+          <w:rFonts w:cstheme="minorHAnsi"/>
+          <w:b/>
+          <w:bCs/>
+          <w:sz w:val="20"/>
+          <w:szCs w:val="20"/>
+          <w:highlight w:val="yellow"/>
+        </w:rPr>
+        <w:lastRenderedPageBreak/>
+        <w:t>What is HANA DB and how it works</w:t>
+      </w:r>
+      <w:r>
+        <w:rPr>
+          <w:rFonts w:cstheme="minorHAnsi"/>
+          <w:b/>
+          <w:bCs/>
+          <w:sz w:val="20"/>
+          <w:szCs w:val="20"/>
+        </w:rPr>
+        <w:t xml:space="preserve"> &gt;</w:t>
+      </w:r>
+      <w:r>
+        <w:rPr>
+          <w:rFonts w:cstheme="minorHAnsi"/>
+          <w:b/>
+          <w:bCs/>
+          <w:sz w:val="20"/>
+          <w:szCs w:val="20"/>
+        </w:rPr>
+        <w:br/>
+      </w:r>
+      <w:r>
+        <w:rPr>
+          <w:rFonts w:cstheme="minorHAnsi"/>
+          <w:sz w:val="20"/>
+          <w:szCs w:val="20"/>
+        </w:rPr>
+        <w:t xml:space="preserve">SAP HANA is an </w:t>
+      </w:r>
+      <w:r>
+        <w:rPr>
+          <w:rFonts w:cstheme="minorHAnsi"/>
+          <w:b/>
+          <w:bCs/>
+          <w:sz w:val="20"/>
+          <w:szCs w:val="20"/>
+        </w:rPr>
+        <w:t>in-memory, columnar database</w:t>
+      </w:r>
+      <w:r>
+        <w:rPr>
+          <w:rFonts w:cstheme="minorHAnsi"/>
+          <w:sz w:val="20"/>
+          <w:szCs w:val="20"/>
+        </w:rPr>
+        <w:t xml:space="preserve"> developed by SAP that stores data in RAM instead of disk, enabling </w:t>
+      </w:r>
+      <w:r>
+        <w:rPr>
+          <w:rFonts w:cstheme="minorHAnsi"/>
+          <w:b/>
+          <w:bCs/>
+          <w:sz w:val="20"/>
+          <w:szCs w:val="20"/>
+        </w:rPr>
+        <w:t>real-time processing of both transactional and analytical data</w:t>
+      </w:r>
+      <w:r>
+        <w:rPr>
+          <w:rFonts w:cstheme="minorHAnsi"/>
+          <w:sz w:val="20"/>
+          <w:szCs w:val="20"/>
+        </w:rPr>
+        <w:t>.</w:t>
+      </w:r>
+      <w:r>
+        <w:rPr>
+          <w:rFonts w:cstheme="minorHAnsi"/>
+          <w:sz w:val="20"/>
+          <w:szCs w:val="20"/>
+        </w:rPr>
+        <w:br/>
+      </w:r>
+      <w:r>
+        <w:rPr>
+          <w:rFonts w:cstheme="minorHAnsi"/>
+          <w:sz w:val="20"/>
+          <w:szCs w:val="20"/>
+        </w:rPr>
+        <w:t>HANA works by storing compressed columnar data in memory and processing it in parallel within the database, which eliminates disk I/O and makes it extremely fast.</w:t>
+      </w:r>
+    </w:p>
+    <w:p>
+      <w:pPr>
+        <w:rPr>
+          <w:rFonts w:cstheme="minorHAnsi"/>
+          <w:sz w:val="20"/>
+          <w:szCs w:val="20"/>
+        </w:rPr>
+      </w:pPr>
+      <w:r>
+        <w:rPr>
+          <w:rFonts w:cstheme="minorHAnsi"/>
+          <w:b/>
+          <w:bCs/>
+          <w:sz w:val="20"/>
+          <w:szCs w:val="20"/>
+          <w:highlight w:val="yellow"/>
+        </w:rPr>
+        <w:t>What is HANA Cloud</w:t>
+      </w:r>
+      <w:r>
+        <w:rPr>
+          <w:rFonts w:cstheme="minorHAnsi"/>
+          <w:b/>
+          <w:bCs/>
+          <w:sz w:val="20"/>
+          <w:szCs w:val="20"/>
+        </w:rPr>
+        <w:t xml:space="preserve"> &gt;</w:t>
+      </w:r>
+      <w:r>
+        <w:rPr>
+          <w:rFonts w:cstheme="minorHAnsi"/>
+          <w:b/>
+          <w:bCs/>
+          <w:sz w:val="20"/>
+          <w:szCs w:val="20"/>
+        </w:rPr>
+        <w:br/>
+      </w:r>
+      <w:r>
+        <w:rPr>
+          <w:rFonts w:cstheme="minorHAnsi"/>
+          <w:b/>
+          <w:bCs/>
+          <w:sz w:val="20"/>
+          <w:szCs w:val="20"/>
+        </w:rPr>
+        <w:t>SAP HANA Cloud</w:t>
+      </w:r>
+      <w:r>
+        <w:rPr>
+          <w:rFonts w:cstheme="minorHAnsi"/>
+          <w:sz w:val="20"/>
+          <w:szCs w:val="20"/>
+        </w:rPr>
+        <w:t xml:space="preserve"> is a fully managed</w:t>
+      </w:r>
+      <w:r>
+        <w:rPr>
+          <w:rFonts w:cstheme="minorHAnsi"/>
+          <w:sz w:val="20"/>
+          <w:szCs w:val="20"/>
+        </w:rPr>
+        <w:t xml:space="preserve"> (by sap)</w:t>
+      </w:r>
+      <w:r>
+        <w:rPr>
+          <w:rFonts w:cstheme="minorHAnsi"/>
+          <w:sz w:val="20"/>
+          <w:szCs w:val="20"/>
+        </w:rPr>
+        <w:t xml:space="preserve">, cloud-based in-memory database provided by SAP on SAP BTP, used to store, process, and </w:t>
+      </w:r>
+      <w:r>
+        <w:rPr>
+          <w:rFonts w:cstheme="minorHAnsi"/>
+          <w:sz w:val="20"/>
+          <w:szCs w:val="20"/>
+        </w:rPr>
+        <w:t>analyse</w:t>
+      </w:r>
+      <w:r>
+        <w:rPr>
+          <w:rFonts w:cstheme="minorHAnsi"/>
+          <w:sz w:val="20"/>
+          <w:szCs w:val="20"/>
+        </w:rPr>
+        <w:t xml:space="preserve"> large volumes of data in real time.</w:t>
+      </w:r>
+    </w:p>
+    <w:p>
+      <w:pPr>
+        <w:rPr>
+          <w:rFonts w:cstheme="minorHAnsi"/>
+          <w:sz w:val="20"/>
+          <w:szCs w:val="20"/>
+        </w:rPr>
+      </w:pPr>
+      <w:r>
+        <w:rPr>
+          <w:rFonts w:cstheme="minorHAnsi"/>
+          <w:color w:val="EE0000"/>
+          <w:sz w:val="20"/>
+          <w:szCs w:val="20"/>
+        </w:rPr>
+        <w:t xml:space="preserve">Key </w:t>
+      </w:r>
+      <w:r>
+        <w:rPr>
+          <w:rFonts w:cstheme="minorHAnsi"/>
+          <w:color w:val="EE0000"/>
+          <w:sz w:val="20"/>
+          <w:szCs w:val="20"/>
+        </w:rPr>
+        <w:t>Components of HANA Cloud</w:t>
+      </w:r>
+      <w:r>
+        <w:rPr>
+          <w:rFonts w:cstheme="minorHAnsi"/>
+          <w:color w:val="EE0000"/>
+          <w:sz w:val="20"/>
+          <w:szCs w:val="20"/>
+        </w:rPr>
+        <w:t xml:space="preserve"> – </w:t>
+      </w:r>
+    </w:p>
+    <w:p>
+      <w:pPr>
+        <w:pStyle w:val="ListParagraph"/>
+        <w:numPr>
+          <w:ilvl w:val="1"/>
+          <w:numId w:val="11"/>
+        </w:numPr>
+        <w:rPr>
+          <w:rFonts w:cstheme="minorHAnsi"/>
+          <w:b/>
+          <w:bCs/>
+          <w:sz w:val="20"/>
+          <w:szCs w:val="20"/>
+        </w:rPr>
+      </w:pPr>
+      <w:r>
+        <w:rPr>
+          <w:rFonts w:cstheme="minorHAnsi"/>
+          <w:b/>
+          <w:bCs/>
+          <w:sz w:val="20"/>
+          <w:szCs w:val="20"/>
+        </w:rPr>
+        <w:t>HANA Database (Core Engine)</w:t>
+      </w:r>
+    </w:p>
+    <w:p>
+      <w:pPr>
+        <w:pStyle w:val="ListParagraph"/>
+        <w:numPr>
+          <w:ilvl w:val="1"/>
+          <w:numId w:val="11"/>
+        </w:numPr>
+        <w:rPr>
+          <w:rFonts w:cstheme="minorHAnsi"/>
+          <w:b/>
+          <w:bCs/>
+          <w:sz w:val="20"/>
+          <w:szCs w:val="20"/>
+        </w:rPr>
+      </w:pPr>
+      <w:r>
+        <w:rPr>
+          <w:rFonts w:cstheme="minorHAnsi"/>
+          <w:b/>
+          <w:bCs/>
+          <w:sz w:val="20"/>
+          <w:szCs w:val="20"/>
+        </w:rPr>
+        <w:t>Data Lake</w:t>
+      </w:r>
+    </w:p>
+    <w:p>
+      <w:pPr>
+        <w:pStyle w:val="ListParagraph"/>
+        <w:numPr>
+          <w:ilvl w:val="1"/>
+          <w:numId w:val="11"/>
+        </w:numPr>
+        <w:rPr>
+          <w:rFonts w:cstheme="minorHAnsi"/>
+          <w:b/>
+          <w:bCs/>
+          <w:sz w:val="20"/>
+          <w:szCs w:val="20"/>
+        </w:rPr>
+      </w:pPr>
+      <w:r>
+        <w:rPr>
+          <w:rFonts w:cstheme="minorHAnsi"/>
+          <w:b/>
+          <w:bCs/>
+          <w:sz w:val="20"/>
+          <w:szCs w:val="20"/>
+        </w:rPr>
+        <w:t>Adaptive server</w:t>
+      </w:r>
+    </w:p>
+    <w:p>
+      <w:pPr>
+        <w:rPr>
+          <w:rFonts w:cstheme="minorHAnsi"/>
+          <w:b/>
+          <w:bCs/>
+          <w:sz w:val="20"/>
+          <w:szCs w:val="20"/>
+        </w:rPr>
+      </w:pPr>
+      <w:r>
+        <w:rPr>
+          <w:rFonts w:cstheme="minorHAnsi"/>
+          <w:b/>
+          <w:bCs/>
+          <w:sz w:val="20"/>
+          <w:szCs w:val="20"/>
+          <w:highlight w:val="yellow"/>
+        </w:rPr>
+        <w:t>Difference b/w HANA cloud vs on-prem</w:t>
+      </w:r>
+      <w:r>
+        <w:rPr>
+          <w:rFonts w:cstheme="minorHAnsi"/>
+          <w:b/>
+          <w:bCs/>
+          <w:sz w:val="20"/>
+          <w:szCs w:val="20"/>
+        </w:rPr>
+        <w:t xml:space="preserve"> &gt;</w:t>
+      </w:r>
+    </w:p>
+    <w:p>
+      <w:pPr>
+        <w:rPr>
+          <w:rFonts w:cstheme="minorHAnsi"/>
+          <w:b/>
+          <w:bCs/>
+          <w:sz w:val="20"/>
+          <w:szCs w:val="20"/>
+        </w:rPr>
+      </w:pPr>
+      <w:r>
+        <w:rPr>
+          <w:rFonts w:cstheme="minorHAnsi"/>
+          <w:b/>
+          <w:bCs/>
+          <w:sz w:val="20"/>
+          <w:szCs w:val="20"/>
+        </w:rPr>
+        <w:drawing>
+          <wp:inline distT="0" distB="0" distL="0" distR="0" wp14:anchorId="56BF5EBD" wp14:editId="145104CE">
+            <wp:extent cx="5731510" cy="2880995"/>
+            <wp:effectExtent l="0" t="0" r="2540" b="0"/>
+            <wp:docPr id="2072986315" name="Picture 1"/>
+            <wp:cNvGraphicFramePr>
+              <a:graphicFrameLocks xmlns:a="http://schemas.openxmlformats.org/drawingml/2006/main" noChangeAspect="1"/>
+            </wp:cNvGraphicFramePr>
+            <a:graphic xmlns:a="http://schemas.openxmlformats.org/drawingml/2006/main">
+              <a:graphicData uri="http://schemas.openxmlformats.org/drawingml/2006/picture">
+                <pic:pic xmlns:pic="http://schemas.openxmlformats.org/drawingml/2006/picture">
+                  <pic:nvPicPr>
+                    <pic:cNvPr id="2072986315" name=""/>
+                    <pic:cNvPicPr/>
+                  </pic:nvPicPr>
+                  <pic:blipFill>
+                    <a:blip r:embed="rId19"/>
+                    <a:stretch>
+                      <a:fillRect/>
+                    </a:stretch>
+                  </pic:blipFill>
+                  <pic:spPr>
+                    <a:xfrm>
+                      <a:off x="0" y="0"/>
+                      <a:ext cx="5731510" cy="2880995"/>
+                    </a:xfrm>
+                    <a:prstGeom prst="rect">
+                      <a:avLst/>
+                    </a:prstGeom>
+                  </pic:spPr>
+                </pic:pic>
+              </a:graphicData>
+            </a:graphic>
+          </wp:inline>
+        </w:drawing>
+      </w:r>
+    </w:p>
+    <w:p>
+      <w:pPr>
+        <w:rPr>
+          <w:rFonts w:cstheme="minorHAnsi"/>
+          <w:sz w:val="20"/>
+          <w:szCs w:val="20"/>
+        </w:rPr>
+      </w:pPr>
+      <w:r>
+        <w:rPr>
+          <w:rFonts w:cstheme="minorHAnsi"/>
+          <w:b/>
+          <w:bCs/>
+          <w:sz w:val="20"/>
+          <w:szCs w:val="20"/>
+          <w:highlight w:val="yellow"/>
+        </w:rPr>
+        <w:t>Schema</w:t>
+      </w:r>
+      <w:r>
+        <w:rPr>
+          <w:rFonts w:cstheme="minorHAnsi"/>
+          <w:sz w:val="20"/>
+          <w:szCs w:val="20"/>
+        </w:rPr>
+        <w:t xml:space="preserve"> &gt;</w:t>
+      </w:r>
+    </w:p>
+    <w:p>
+      <w:pPr>
+        <w:rPr>
+          <w:rFonts w:cstheme="minorHAnsi"/>
+          <w:sz w:val="20"/>
+          <w:szCs w:val="20"/>
+        </w:rPr>
+      </w:pPr>
+      <w:r>
+        <w:rPr>
+          <w:rFonts w:cstheme="minorHAnsi"/>
+          <w:b/>
+          <w:bCs/>
+          <w:sz w:val="20"/>
+          <w:szCs w:val="20"/>
+        </w:rPr>
+        <w:t>Schema:</w:t>
+      </w:r>
+      <w:r>
+        <w:rPr>
+          <w:rFonts w:cstheme="minorHAnsi"/>
+          <w:sz w:val="20"/>
+          <w:szCs w:val="20"/>
+        </w:rPr>
+        <w:t xml:space="preserve"> A schema is a logical container in a database that organizes and stores database objects (</w:t>
+      </w:r>
+      <w:r>
+        <w:rPr>
+          <w:rFonts w:cstheme="minorHAnsi"/>
+          <w:b/>
+          <w:bCs/>
+          <w:sz w:val="20"/>
+          <w:szCs w:val="20"/>
+        </w:rPr>
+        <w:t>like tables, views, procedures</w:t>
+      </w:r>
+      <w:r>
+        <w:rPr>
+          <w:rFonts w:cstheme="minorHAnsi"/>
+          <w:sz w:val="20"/>
+          <w:szCs w:val="20"/>
+        </w:rPr>
+        <w:t>), providing structured separation and enabling better management and security of data.</w:t>
+      </w:r>
+    </w:p>
+    <w:p>
+      <w:pPr>
+        <w:rPr>
+          <w:rFonts w:cstheme="minorHAnsi"/>
+          <w:sz w:val="20"/>
+          <w:szCs w:val="20"/>
+        </w:rPr>
+      </w:pPr>
+      <w:r>
+        <w:rPr>
+          <w:rFonts w:cstheme="minorHAnsi"/>
+          <w:b/>
+          <w:bCs/>
+          <w:sz w:val="20"/>
+          <w:szCs w:val="20"/>
+          <w:highlight w:val="yellow"/>
+        </w:rPr>
+        <w:t>HDI Containers</w:t>
+      </w:r>
+      <w:r>
+        <w:rPr>
+          <w:rFonts w:cstheme="minorHAnsi"/>
+          <w:b/>
+          <w:bCs/>
+          <w:sz w:val="20"/>
+          <w:szCs w:val="20"/>
+        </w:rPr>
+        <w:t xml:space="preserve"> &gt;</w:t>
+      </w:r>
+      <w:r>
+        <w:rPr>
+          <w:rFonts w:cstheme="minorHAnsi"/>
+          <w:b/>
+          <w:bCs/>
+          <w:sz w:val="20"/>
+          <w:szCs w:val="20"/>
+        </w:rPr>
+        <w:br/>
+      </w:r>
+      <w:r>
+        <w:rPr>
+          <w:rFonts w:cstheme="minorHAnsi"/>
+          <w:b/>
+          <w:bCs/>
+          <w:sz w:val="20"/>
+          <w:szCs w:val="20"/>
+        </w:rPr>
+        <w:t>HDI Container:</w:t>
+      </w:r>
+      <w:r>
+        <w:rPr>
+          <w:rFonts w:cstheme="minorHAnsi"/>
+          <w:sz w:val="20"/>
+          <w:szCs w:val="20"/>
+        </w:rPr>
+        <w:t xml:space="preserve"> An HDI (HANA Deployment Infrastructure) container is an isolated database schema in </w:t>
+      </w:r>
+      <w:r>
+        <w:rPr>
+          <w:rFonts w:cstheme="minorHAnsi"/>
+          <w:b/>
+          <w:bCs/>
+          <w:sz w:val="20"/>
+          <w:szCs w:val="20"/>
+        </w:rPr>
+        <w:t>SAP HANA Cloud</w:t>
+      </w:r>
+      <w:r>
+        <w:rPr>
+          <w:rFonts w:cstheme="minorHAnsi"/>
+          <w:sz w:val="20"/>
+          <w:szCs w:val="20"/>
+        </w:rPr>
+        <w:t xml:space="preserve"> that manages database artifacts (tables, views, procedures) along with their lifecycle using deployment tools.</w:t>
+      </w:r>
+    </w:p>
+    <w:p>
+      <w:pPr>
+        <w:rPr>
+          <w:rFonts w:cstheme="minorHAnsi"/>
+          <w:color w:val="EE0000"/>
+          <w:sz w:val="20"/>
+          <w:szCs w:val="20"/>
+        </w:rPr>
+      </w:pPr>
+      <w:r>
+        <w:rPr>
+          <w:rFonts w:cstheme="minorHAnsi"/>
+          <w:b/>
+          <w:bCs/>
+          <w:color w:val="EE0000"/>
+          <w:sz w:val="20"/>
+          <w:szCs w:val="20"/>
+        </w:rPr>
+        <w:t>Who managed</w:t>
+      </w:r>
+      <w:r>
+        <w:rPr>
+          <w:rFonts w:cstheme="minorHAnsi"/>
+          <w:color w:val="EE0000"/>
+          <w:sz w:val="20"/>
+          <w:szCs w:val="20"/>
+        </w:rPr>
+        <w:t xml:space="preserve"> - </w:t>
+      </w:r>
+      <w:r>
+        <w:rPr>
+          <w:rFonts w:cstheme="minorHAnsi"/>
+          <w:color w:val="EE0000"/>
+          <w:sz w:val="20"/>
+          <w:szCs w:val="20"/>
+        </w:rPr>
+        <w:t>Application Managed HDI Container (u</w:t>
+      </w:r>
+      <w:r>
+        <w:rPr>
+          <w:rFonts w:cstheme="minorHAnsi"/>
+          <w:color w:val="EE0000"/>
+          <w:sz w:val="20"/>
+          <w:szCs w:val="20"/>
+        </w:rPr>
+        <w:t>s</w:t>
+      </w:r>
+      <w:r>
+        <w:rPr>
+          <w:rFonts w:cstheme="minorHAnsi"/>
+          <w:color w:val="EE0000"/>
+          <w:sz w:val="20"/>
+          <w:szCs w:val="20"/>
+        </w:rPr>
+        <w:t xml:space="preserve"> as developer ONLY work with App, App will talk to HANA to create and manage this schema to store/read data internally)</w:t>
+      </w:r>
+      <w:r>
+        <w:rPr>
+          <w:rFonts w:cstheme="minorHAnsi"/>
+          <w:color w:val="EE0000"/>
+          <w:sz w:val="20"/>
+          <w:szCs w:val="20"/>
+        </w:rPr>
+        <w:t xml:space="preserve">. </w:t>
+      </w:r>
+      <w:r>
+        <w:rPr>
+          <w:rFonts w:cstheme="minorHAnsi"/>
+          <w:color w:val="EE0000"/>
+          <w:sz w:val="20"/>
+          <w:szCs w:val="20"/>
+        </w:rPr>
+        <w:t>There is a new service in SAP HANA called SAP HDI (HANA Deployer Infrastructure) which is just a microservice responsible to managing the container</w:t>
+      </w:r>
+      <w:r>
+        <w:rPr>
+          <w:rFonts w:cstheme="minorHAnsi"/>
+          <w:color w:val="EE0000"/>
+          <w:sz w:val="20"/>
+          <w:szCs w:val="20"/>
+        </w:rPr>
+        <w:t>.</w:t>
+      </w:r>
+    </w:p>
+    <w:p>
+      <w:pPr>
+        <w:rPr>
+          <w:rFonts w:cstheme="minorHAnsi"/>
+          <w:color w:val="EE0000"/>
+          <w:sz w:val="20"/>
+          <w:szCs w:val="20"/>
+        </w:rPr>
+      </w:pPr>
+    </w:p>
+    <w:p>
+      <w:pPr>
+        <w:rPr>
+          <w:rFonts w:cstheme="minorHAnsi"/>
+          <w:color w:val="EE0000"/>
+          <w:sz w:val="20"/>
+          <w:szCs w:val="20"/>
+        </w:rPr>
+      </w:pPr>
+    </w:p>
+    <w:p>
+      <w:pPr>
+        <w:rPr>
+          <w:rFonts w:cstheme="minorHAnsi"/>
+          <w:color w:val="EE0000"/>
+          <w:sz w:val="20"/>
+          <w:szCs w:val="20"/>
+        </w:rPr>
+      </w:pPr>
+      <w:r>
+        <w:rPr>
+          <w:rFonts w:cstheme="minorHAnsi"/>
+          <w:color w:val="EE0000"/>
+          <w:sz w:val="20"/>
+          <w:szCs w:val="20"/>
+        </w:rPr>
+        <w:lastRenderedPageBreak/>
+        <w:drawing>
+          <wp:inline distT="0" distB="0" distL="0" distR="0" wp14:anchorId="0AED8E04" wp14:editId="78300381">
+            <wp:extent cx="2841585" cy="1432756"/>
+            <wp:effectExtent l="0" t="0" r="0" b="0"/>
+            <wp:docPr id="2138698631" name="Picture 1"/>
+            <wp:cNvGraphicFramePr>
+              <a:graphicFrameLocks xmlns:a="http://schemas.openxmlformats.org/drawingml/2006/main" noChangeAspect="1"/>
+            </wp:cNvGraphicFramePr>
+            <a:graphic xmlns:a="http://schemas.openxmlformats.org/drawingml/2006/main">
+              <a:graphicData uri="http://schemas.openxmlformats.org/drawingml/2006/picture">
+                <pic:pic xmlns:pic="http://schemas.openxmlformats.org/drawingml/2006/picture">
+                  <pic:nvPicPr>
+                    <pic:cNvPr id="2138698631" name=""/>
+                    <pic:cNvPicPr/>
+                  </pic:nvPicPr>
+                  <pic:blipFill>
+                    <a:blip r:embed="rId20"/>
+                    <a:stretch>
+                      <a:fillRect/>
+                    </a:stretch>
+                  </pic:blipFill>
+                  <pic:spPr>
+                    <a:xfrm>
+                      <a:off x="0" y="0"/>
+                      <a:ext cx="2881267" cy="1452764"/>
+                    </a:xfrm>
+                    <a:prstGeom prst="rect">
+                      <a:avLst/>
+                    </a:prstGeom>
+                  </pic:spPr>
+                </pic:pic>
+              </a:graphicData>
+            </a:graphic>
+          </wp:inline>
+        </w:drawing>
+      </w:r>
+    </w:p>
+    <w:p>
+      <w:pPr>
+        <w:rPr>
+          <w:rFonts w:cstheme="minorHAnsi"/>
+          <w:sz w:val="20"/>
+          <w:szCs w:val="20"/>
+        </w:rPr>
+      </w:pPr>
+      <w:r>
+        <w:rPr>
+          <w:rFonts w:cstheme="minorHAnsi"/>
+          <w:b/>
+          <w:bCs/>
+          <w:sz w:val="20"/>
+          <w:szCs w:val="20"/>
+          <w:highlight w:val="yellow"/>
+        </w:rPr>
+        <w:t>What is design time and Runtime</w:t>
+      </w:r>
+      <w:r>
+        <w:rPr>
+          <w:rFonts w:cstheme="minorHAnsi"/>
+          <w:b/>
+          <w:bCs/>
+          <w:sz w:val="20"/>
+          <w:szCs w:val="20"/>
+          <w:highlight w:val="yellow"/>
+        </w:rPr>
+        <w:t xml:space="preserve"> container</w:t>
+      </w:r>
+      <w:r>
+        <w:rPr>
+          <w:rFonts w:cstheme="minorHAnsi"/>
+          <w:b/>
+          <w:bCs/>
+          <w:sz w:val="20"/>
+          <w:szCs w:val="20"/>
+          <w:highlight w:val="yellow"/>
+        </w:rPr>
+        <w:t xml:space="preserve"> in HANA</w:t>
+      </w:r>
+      <w:r>
+        <w:rPr>
+          <w:rFonts w:cstheme="minorHAnsi"/>
+          <w:b/>
+          <w:bCs/>
+          <w:sz w:val="20"/>
+          <w:szCs w:val="20"/>
+        </w:rPr>
+        <w:t xml:space="preserve"> &gt;</w:t>
+      </w:r>
+      <w:r>
+        <w:rPr>
+          <w:rFonts w:cstheme="minorHAnsi"/>
+          <w:b/>
+          <w:bCs/>
+          <w:sz w:val="20"/>
+          <w:szCs w:val="20"/>
+        </w:rPr>
+        <w:br/>
+      </w:r>
+      <w:r>
+        <w:rPr>
+          <w:rFonts w:cstheme="minorHAnsi"/>
+          <w:sz w:val="20"/>
+          <w:szCs w:val="20"/>
+        </w:rPr>
+        <w:t xml:space="preserve">Design time developer can insert or delete from a particular </w:t>
+      </w:r>
+      <w:proofErr w:type="spellStart"/>
+      <w:r>
+        <w:rPr>
+          <w:rFonts w:cstheme="minorHAnsi"/>
+          <w:sz w:val="20"/>
+          <w:szCs w:val="20"/>
+        </w:rPr>
+        <w:t>db</w:t>
+      </w:r>
+      <w:proofErr w:type="spellEnd"/>
+      <w:r>
+        <w:rPr>
+          <w:rFonts w:cstheme="minorHAnsi"/>
+          <w:sz w:val="20"/>
+          <w:szCs w:val="20"/>
+        </w:rPr>
+        <w:t xml:space="preserve"> table</w:t>
+      </w:r>
+      <w:r>
+        <w:rPr>
+          <w:rFonts w:cstheme="minorHAnsi"/>
+          <w:sz w:val="20"/>
+          <w:szCs w:val="20"/>
+        </w:rPr>
+        <w:t xml:space="preserve"> by creating multiple containers </w:t>
+      </w:r>
+      <w:r>
+        <w:rPr>
+          <w:rFonts w:cstheme="minorHAnsi"/>
+          <w:sz w:val="20"/>
+          <w:szCs w:val="20"/>
+        </w:rPr>
+        <w:t xml:space="preserve">developer specific </w:t>
+      </w:r>
+      <w:r>
+        <w:rPr>
+          <w:rFonts w:cstheme="minorHAnsi"/>
+          <w:sz w:val="20"/>
+          <w:szCs w:val="20"/>
+        </w:rPr>
+        <w:t xml:space="preserve">– for testing safely, </w:t>
+      </w:r>
+      <w:proofErr w:type="gramStart"/>
+      <w:r>
+        <w:rPr>
+          <w:rFonts w:cstheme="minorHAnsi"/>
+          <w:sz w:val="20"/>
+          <w:szCs w:val="20"/>
+        </w:rPr>
+        <w:t>In</w:t>
+      </w:r>
+      <w:proofErr w:type="gramEnd"/>
+      <w:r>
+        <w:rPr>
+          <w:rFonts w:cstheme="minorHAnsi"/>
+          <w:sz w:val="20"/>
+          <w:szCs w:val="20"/>
+        </w:rPr>
+        <w:t xml:space="preserve"> </w:t>
+      </w:r>
+      <w:r>
+        <w:rPr>
+          <w:rFonts w:cstheme="minorHAnsi"/>
+          <w:sz w:val="20"/>
+          <w:szCs w:val="20"/>
+        </w:rPr>
+        <w:t>run</w:t>
+      </w:r>
+      <w:r>
+        <w:rPr>
+          <w:rFonts w:cstheme="minorHAnsi"/>
+          <w:sz w:val="20"/>
+          <w:szCs w:val="20"/>
+        </w:rPr>
+        <w:t xml:space="preserve"> time (prod env</w:t>
+      </w:r>
+      <w:r>
+        <w:rPr>
+          <w:rFonts w:cstheme="minorHAnsi"/>
+          <w:sz w:val="20"/>
+          <w:szCs w:val="20"/>
+        </w:rPr>
+        <w:t xml:space="preserve"> – when app is deployed</w:t>
+      </w:r>
+      <w:r>
+        <w:rPr>
+          <w:rFonts w:cstheme="minorHAnsi"/>
+          <w:sz w:val="20"/>
+          <w:szCs w:val="20"/>
+        </w:rPr>
+        <w:t xml:space="preserve">) user can </w:t>
+      </w:r>
+      <w:r>
+        <w:rPr>
+          <w:rFonts w:cstheme="minorHAnsi"/>
+          <w:sz w:val="20"/>
+          <w:szCs w:val="20"/>
+        </w:rPr>
+        <w:t>use,</w:t>
+      </w:r>
+      <w:r>
+        <w:rPr>
+          <w:rFonts w:cstheme="minorHAnsi"/>
+          <w:sz w:val="20"/>
+          <w:szCs w:val="20"/>
+        </w:rPr>
+        <w:t xml:space="preserve"> delete create in same </w:t>
+      </w:r>
+      <w:proofErr w:type="spellStart"/>
+      <w:r>
+        <w:rPr>
+          <w:rFonts w:cstheme="minorHAnsi"/>
+          <w:sz w:val="20"/>
+          <w:szCs w:val="20"/>
+        </w:rPr>
+        <w:t>db</w:t>
+      </w:r>
+      <w:proofErr w:type="spellEnd"/>
+      <w:r>
+        <w:rPr>
+          <w:rFonts w:cstheme="minorHAnsi"/>
+          <w:sz w:val="20"/>
+          <w:szCs w:val="20"/>
+        </w:rPr>
+        <w:t xml:space="preserve"> tables</w:t>
+      </w:r>
+      <w:r>
+        <w:rPr>
+          <w:rFonts w:cstheme="minorHAnsi"/>
+          <w:sz w:val="20"/>
+          <w:szCs w:val="20"/>
+        </w:rPr>
+        <w:t xml:space="preserve"> mean single </w:t>
+      </w:r>
+      <w:r>
+        <w:rPr>
+          <w:rFonts w:cstheme="minorHAnsi"/>
+          <w:sz w:val="20"/>
+          <w:szCs w:val="20"/>
+        </w:rPr>
+        <w:t xml:space="preserve">HDI </w:t>
+      </w:r>
+      <w:r>
+        <w:rPr>
+          <w:rFonts w:cstheme="minorHAnsi"/>
+          <w:sz w:val="20"/>
+          <w:szCs w:val="20"/>
+        </w:rPr>
+        <w:t>container.</w:t>
+      </w:r>
+    </w:p>
+    <w:p>
+      <w:pPr>
+        <w:rPr>
+          <w:rFonts w:cstheme="minorHAnsi"/>
+          <w:sz w:val="20"/>
+          <w:szCs w:val="20"/>
+        </w:rPr>
+      </w:pPr>
+      <w:r>
+        <w:rPr>
+          <w:rFonts w:cstheme="minorHAnsi"/>
+          <w:sz w:val="20"/>
+          <w:szCs w:val="20"/>
+        </w:rPr>
+        <w:drawing>
+          <wp:inline distT="0" distB="0" distL="0" distR="0" wp14:anchorId="3A19C7C1" wp14:editId="76E2D00E">
+            <wp:extent cx="4641448" cy="2110404"/>
+            <wp:effectExtent l="0" t="0" r="6985" b="4445"/>
+            <wp:docPr id="273811210" name="Picture 1"/>
+            <wp:cNvGraphicFramePr>
+              <a:graphicFrameLocks xmlns:a="http://schemas.openxmlformats.org/drawingml/2006/main" noChangeAspect="1"/>
+            </wp:cNvGraphicFramePr>
+            <a:graphic xmlns:a="http://schemas.openxmlformats.org/drawingml/2006/main">
+              <a:graphicData uri="http://schemas.openxmlformats.org/drawingml/2006/picture">
+                <pic:pic xmlns:pic="http://schemas.openxmlformats.org/drawingml/2006/picture">
+                  <pic:nvPicPr>
+                    <pic:cNvPr id="273811210" name=""/>
+                    <pic:cNvPicPr/>
+                  </pic:nvPicPr>
+                  <pic:blipFill>
+                    <a:blip r:embed="rId21"/>
+                    <a:stretch>
+                      <a:fillRect/>
+                    </a:stretch>
+                  </pic:blipFill>
+                  <pic:spPr>
+                    <a:xfrm>
+                      <a:off x="0" y="0"/>
+                      <a:ext cx="4647165" cy="2113003"/>
+                    </a:xfrm>
+                    <a:prstGeom prst="rect">
+                      <a:avLst/>
+                    </a:prstGeom>
+                  </pic:spPr>
+                </pic:pic>
+              </a:graphicData>
+            </a:graphic>
+          </wp:inline>
+        </w:drawing>
+      </w:r>
+    </w:p>
+    <w:p>
+      <w:pPr>
+        <w:rPr>
+          <w:rFonts w:cstheme="minorHAnsi"/>
+          <w:sz w:val="20"/>
+          <w:szCs w:val="20"/>
+        </w:rPr>
+      </w:pPr>
+      <w:r>
+        <w:rPr>
+          <w:rFonts w:cstheme="minorHAnsi"/>
+          <w:sz w:val="20"/>
+          <w:szCs w:val="20"/>
+        </w:rPr>
+        <w:t>Just few concept for above – CDS engine doesn’t create SQL in case of HANA, rather creates. hdb</w:t>
+      </w:r>
+      <w:proofErr w:type="gramStart"/>
+      <w:r>
+        <w:rPr>
+          <w:rFonts w:cstheme="minorHAnsi"/>
+          <w:sz w:val="20"/>
+          <w:szCs w:val="20"/>
+        </w:rPr>
+        <w:t>, .hdbtable</w:t>
+      </w:r>
+      <w:proofErr w:type="gramEnd"/>
+      <w:r>
+        <w:rPr>
+          <w:rFonts w:cstheme="minorHAnsi"/>
+          <w:sz w:val="20"/>
+          <w:szCs w:val="20"/>
+        </w:rPr>
+        <w:t xml:space="preserve"> (inside gen folder)</w:t>
+      </w:r>
+      <w:r>
+        <w:rPr>
+          <w:rFonts w:cstheme="minorHAnsi"/>
+          <w:sz w:val="20"/>
+          <w:szCs w:val="20"/>
+        </w:rPr>
+        <w:t>. artefacts as Hana understand that only. Whereas CDS engine creates SQL in case of SQLite.</w:t>
+      </w:r>
+    </w:p>
+    <w:p>
+      <w:pPr>
+        <w:rPr>
+          <w:rFonts w:cstheme="minorHAnsi"/>
+          <w:sz w:val="20"/>
+          <w:szCs w:val="20"/>
+        </w:rPr>
+      </w:pPr>
+      <w:r>
+        <w:rPr>
+          <w:rFonts w:cstheme="minorHAnsi"/>
+          <w:b/>
+          <w:bCs/>
+          <w:sz w:val="20"/>
+          <w:szCs w:val="20"/>
+          <w:highlight w:val="yellow"/>
+        </w:rPr>
+        <w:t>Steps for using HANA cloud in CAP apps</w:t>
+      </w:r>
+      <w:r>
+        <w:rPr>
+          <w:rFonts w:cstheme="minorHAnsi"/>
+          <w:b/>
+          <w:bCs/>
+          <w:sz w:val="20"/>
+          <w:szCs w:val="20"/>
+        </w:rPr>
+        <w:t xml:space="preserve"> &gt;</w:t>
+      </w:r>
+      <w:r>
+        <w:rPr>
+          <w:rFonts w:cstheme="minorHAnsi"/>
+          <w:b/>
+          <w:bCs/>
+          <w:sz w:val="20"/>
+          <w:szCs w:val="20"/>
+        </w:rPr>
+        <w:br/>
+      </w:r>
+      <w:r>
+        <w:rPr>
+          <w:rFonts w:cstheme="minorHAnsi"/>
+          <w:sz w:val="20"/>
+          <w:szCs w:val="20"/>
+        </w:rPr>
+        <w:t xml:space="preserve">1. </w:t>
+      </w:r>
+      <w:proofErr w:type="spellStart"/>
+      <w:r>
+        <w:rPr>
+          <w:rFonts w:cstheme="minorHAnsi"/>
+          <w:b/>
+          <w:bCs/>
+          <w:sz w:val="20"/>
+          <w:szCs w:val="20"/>
+        </w:rPr>
+        <w:t>cds</w:t>
+      </w:r>
+      <w:proofErr w:type="spellEnd"/>
+      <w:r>
+        <w:rPr>
+          <w:rFonts w:cstheme="minorHAnsi"/>
+          <w:b/>
+          <w:bCs/>
+          <w:sz w:val="20"/>
+          <w:szCs w:val="20"/>
+        </w:rPr>
+        <w:t xml:space="preserve"> add </w:t>
+      </w:r>
+      <w:r>
+        <w:rPr>
+          <w:rFonts w:cstheme="minorHAnsi"/>
+          <w:b/>
+          <w:bCs/>
+          <w:sz w:val="20"/>
+          <w:szCs w:val="20"/>
+        </w:rPr>
+        <w:t>Hana</w:t>
+      </w:r>
+      <w:r>
+        <w:rPr>
+          <w:rFonts w:cstheme="minorHAnsi"/>
+          <w:sz w:val="20"/>
+          <w:szCs w:val="20"/>
+        </w:rPr>
+        <w:t xml:space="preserve"> (add dependency for </w:t>
+      </w:r>
+      <w:proofErr w:type="spellStart"/>
+      <w:r>
+        <w:rPr>
+          <w:rFonts w:cstheme="minorHAnsi"/>
+          <w:sz w:val="20"/>
+          <w:szCs w:val="20"/>
+        </w:rPr>
+        <w:t>hana</w:t>
+      </w:r>
+      <w:proofErr w:type="spellEnd"/>
+      <w:r>
+        <w:rPr>
+          <w:rFonts w:cstheme="minorHAnsi"/>
+          <w:sz w:val="20"/>
+          <w:szCs w:val="20"/>
+        </w:rPr>
+        <w:t xml:space="preserve"> – adapter to talk to hdb</w:t>
+      </w:r>
+      <w:r>
+        <w:rPr>
+          <w:rFonts w:cstheme="minorHAnsi"/>
+          <w:sz w:val="20"/>
+          <w:szCs w:val="20"/>
+        </w:rPr>
+        <w:t>)</w:t>
+      </w:r>
+      <w:r>
+        <w:rPr>
+          <w:rFonts w:cstheme="minorHAnsi"/>
+          <w:sz w:val="20"/>
+          <w:szCs w:val="20"/>
+        </w:rPr>
+        <w:br/>
+        <w:t xml:space="preserve">2. </w:t>
+      </w:r>
+      <w:r>
+        <w:rPr>
+          <w:rFonts w:cstheme="minorHAnsi"/>
+          <w:b/>
+          <w:bCs/>
+          <w:sz w:val="20"/>
+          <w:szCs w:val="20"/>
+        </w:rPr>
+        <w:t>Cf login</w:t>
+      </w:r>
+      <w:r>
+        <w:rPr>
+          <w:rFonts w:cstheme="minorHAnsi"/>
+          <w:sz w:val="20"/>
+          <w:szCs w:val="20"/>
+        </w:rPr>
+        <w:t xml:space="preserve"> -&gt; so that cap knows which </w:t>
+      </w:r>
+      <w:proofErr w:type="spellStart"/>
+      <w:r>
+        <w:rPr>
+          <w:rFonts w:cstheme="minorHAnsi"/>
+          <w:sz w:val="20"/>
+          <w:szCs w:val="20"/>
+        </w:rPr>
+        <w:t>hdi</w:t>
+      </w:r>
+      <w:proofErr w:type="spellEnd"/>
+      <w:r>
+        <w:rPr>
+          <w:rFonts w:cstheme="minorHAnsi"/>
+          <w:sz w:val="20"/>
+          <w:szCs w:val="20"/>
+        </w:rPr>
+        <w:t xml:space="preserve"> instance/backing service to talk to</w:t>
+      </w:r>
+      <w:r>
+        <w:rPr>
+          <w:rFonts w:cstheme="minorHAnsi"/>
+          <w:sz w:val="20"/>
+          <w:szCs w:val="20"/>
+        </w:rPr>
+        <w:br/>
+        <w:t xml:space="preserve">3. </w:t>
+      </w:r>
+      <w:proofErr w:type="spellStart"/>
+      <w:r>
+        <w:rPr>
+          <w:rFonts w:cstheme="minorHAnsi"/>
+          <w:b/>
+          <w:bCs/>
+          <w:sz w:val="20"/>
+          <w:szCs w:val="20"/>
+        </w:rPr>
+        <w:t>Cds</w:t>
+      </w:r>
+      <w:proofErr w:type="spellEnd"/>
+      <w:r>
+        <w:rPr>
+          <w:rFonts w:cstheme="minorHAnsi"/>
+          <w:b/>
+          <w:bCs/>
+          <w:sz w:val="20"/>
+          <w:szCs w:val="20"/>
+        </w:rPr>
+        <w:t xml:space="preserve"> build –production</w:t>
+      </w:r>
+      <w:r>
+        <w:rPr>
+          <w:rFonts w:cstheme="minorHAnsi"/>
+          <w:sz w:val="20"/>
+          <w:szCs w:val="20"/>
+        </w:rPr>
+        <w:t xml:space="preserve"> (creates gen folder – all .hdb files will be there with Hana specific </w:t>
+      </w:r>
+      <w:proofErr w:type="spellStart"/>
+      <w:r>
+        <w:rPr>
+          <w:rFonts w:cstheme="minorHAnsi"/>
+          <w:sz w:val="20"/>
+          <w:szCs w:val="20"/>
+        </w:rPr>
+        <w:t>sql</w:t>
+      </w:r>
+      <w:proofErr w:type="spellEnd"/>
+      <w:r>
+        <w:rPr>
+          <w:rFonts w:cstheme="minorHAnsi"/>
+          <w:sz w:val="20"/>
+          <w:szCs w:val="20"/>
+        </w:rPr>
+        <w:t xml:space="preserve"> </w:t>
+      </w:r>
+      <w:proofErr w:type="gramStart"/>
+      <w:r>
+        <w:rPr>
+          <w:rFonts w:cstheme="minorHAnsi"/>
+          <w:sz w:val="20"/>
+          <w:szCs w:val="20"/>
+        </w:rPr>
+        <w:t>mean .hdb</w:t>
+      </w:r>
+      <w:proofErr w:type="gramEnd"/>
+      <w:r>
+        <w:rPr>
+          <w:rFonts w:cstheme="minorHAnsi"/>
+          <w:sz w:val="20"/>
+          <w:szCs w:val="20"/>
+        </w:rPr>
+        <w:t>)</w:t>
+      </w:r>
+      <w:r>
+        <w:rPr>
+          <w:rFonts w:cstheme="minorHAnsi"/>
+          <w:sz w:val="20"/>
+          <w:szCs w:val="20"/>
+        </w:rPr>
+        <w:br/>
+      </w:r>
+      <w:r>
+        <w:rPr>
+          <w:rFonts w:cstheme="minorHAnsi"/>
+          <w:sz w:val="20"/>
+          <w:szCs w:val="20"/>
+        </w:rPr>
+        <w:t xml:space="preserve">4. </w:t>
+      </w:r>
+      <w:proofErr w:type="spellStart"/>
+      <w:r>
+        <w:rPr>
+          <w:rFonts w:cstheme="minorHAnsi"/>
+          <w:b/>
+          <w:bCs/>
+          <w:sz w:val="20"/>
+          <w:szCs w:val="20"/>
+        </w:rPr>
+        <w:t>Cds</w:t>
+      </w:r>
+      <w:proofErr w:type="spellEnd"/>
+      <w:r>
+        <w:rPr>
+          <w:rFonts w:cstheme="minorHAnsi"/>
+          <w:b/>
+          <w:bCs/>
+          <w:sz w:val="20"/>
+          <w:szCs w:val="20"/>
+        </w:rPr>
+        <w:t xml:space="preserve"> deploy –to </w:t>
+      </w:r>
+      <w:proofErr w:type="spellStart"/>
+      <w:r>
+        <w:rPr>
+          <w:rFonts w:cstheme="minorHAnsi"/>
+          <w:b/>
+          <w:bCs/>
+          <w:sz w:val="20"/>
+          <w:szCs w:val="20"/>
+        </w:rPr>
+        <w:t>hana</w:t>
+      </w:r>
+      <w:proofErr w:type="spellEnd"/>
+    </w:p>
+    <w:p>
+      <w:pPr>
+        <w:rPr>
+          <w:rFonts w:cstheme="minorHAnsi"/>
+          <w:sz w:val="20"/>
+          <w:szCs w:val="20"/>
+        </w:rPr>
+      </w:pPr>
+      <w:proofErr w:type="gramStart"/>
+      <w:r>
+        <w:rPr>
+          <w:rFonts w:cstheme="minorHAnsi"/>
+          <w:b/>
+          <w:bCs/>
+          <w:sz w:val="20"/>
+          <w:szCs w:val="20"/>
+          <w:highlight w:val="yellow"/>
+        </w:rPr>
+        <w:t xml:space="preserve">What </w:t>
+      </w:r>
+      <w:r>
+        <w:rPr>
+          <w:rFonts w:cstheme="minorHAnsi"/>
+          <w:b/>
+          <w:bCs/>
+          <w:sz w:val="20"/>
+          <w:szCs w:val="20"/>
+          <w:highlight w:val="yellow"/>
+        </w:rPr>
+        <w:t>.cdsrc</w:t>
+      </w:r>
+      <w:proofErr w:type="gramEnd"/>
+      <w:r>
+        <w:rPr>
+          <w:rFonts w:cstheme="minorHAnsi"/>
+          <w:b/>
+          <w:bCs/>
+          <w:sz w:val="20"/>
+          <w:szCs w:val="20"/>
+          <w:highlight w:val="yellow"/>
+        </w:rPr>
+        <w:t>-private.json</w:t>
+      </w:r>
+      <w:r>
+        <w:rPr>
+          <w:rFonts w:cstheme="minorHAnsi"/>
+          <w:b/>
+          <w:bCs/>
+          <w:sz w:val="20"/>
+          <w:szCs w:val="20"/>
+          <w:highlight w:val="yellow"/>
+        </w:rPr>
+        <w:t xml:space="preserve"> file store</w:t>
+      </w:r>
+      <w:r>
+        <w:rPr>
+          <w:rFonts w:cstheme="minorHAnsi"/>
+          <w:b/>
+          <w:bCs/>
+          <w:sz w:val="20"/>
+          <w:szCs w:val="20"/>
+        </w:rPr>
+        <w:t xml:space="preserve"> &gt;</w:t>
+      </w:r>
+      <w:r>
+        <w:rPr>
+          <w:rFonts w:cstheme="minorHAnsi"/>
+          <w:b/>
+          <w:bCs/>
+          <w:sz w:val="20"/>
+          <w:szCs w:val="20"/>
+        </w:rPr>
+        <w:br/>
+      </w:r>
+      <w:r>
+        <w:rPr>
+          <w:rFonts w:cstheme="minorHAnsi"/>
+          <w:sz w:val="20"/>
+          <w:szCs w:val="20"/>
+        </w:rPr>
+        <w:t>.cdsrc-</w:t>
+      </w:r>
+      <w:proofErr w:type="gramStart"/>
+      <w:r>
+        <w:rPr>
+          <w:rFonts w:cstheme="minorHAnsi"/>
+          <w:sz w:val="20"/>
+          <w:szCs w:val="20"/>
+        </w:rPr>
+        <w:t>private.json</w:t>
+      </w:r>
+      <w:proofErr w:type="gramEnd"/>
+      <w:r>
+        <w:rPr>
+          <w:rFonts w:cstheme="minorHAnsi"/>
+          <w:sz w:val="20"/>
+          <w:szCs w:val="20"/>
+        </w:rPr>
+        <w:t xml:space="preserve"> stores private and environment-specific configurations like credentials that should not be shared in a CAP project.</w:t>
+      </w:r>
+    </w:p>
+    <w:p>
+      <w:pPr>
+        <w:rPr>
+          <w:rFonts w:cstheme="minorHAnsi"/>
+          <w:sz w:val="20"/>
+          <w:szCs w:val="20"/>
+        </w:rPr>
+      </w:pPr>
+      <w:r>
+        <w:rPr>
+          <w:rFonts w:cstheme="minorHAnsi"/>
+          <w:b/>
+          <w:bCs/>
+          <w:sz w:val="20"/>
+          <w:szCs w:val="20"/>
+          <w:highlight w:val="yellow"/>
+        </w:rPr>
+        <w:t>What gen files contain</w:t>
+      </w:r>
+      <w:r>
+        <w:rPr>
+          <w:rFonts w:cstheme="minorHAnsi"/>
+          <w:b/>
+          <w:bCs/>
+          <w:sz w:val="20"/>
+          <w:szCs w:val="20"/>
+        </w:rPr>
+        <w:t xml:space="preserve"> &gt;</w:t>
+      </w:r>
+      <w:r>
+        <w:rPr>
+          <w:rFonts w:cstheme="minorHAnsi"/>
+          <w:b/>
+          <w:bCs/>
+          <w:sz w:val="20"/>
+          <w:szCs w:val="20"/>
+        </w:rPr>
+        <w:br/>
+      </w:r>
+      <w:r>
+        <w:rPr>
+          <w:rFonts w:cstheme="minorHAnsi"/>
+          <w:b/>
+          <w:bCs/>
+          <w:sz w:val="20"/>
+          <w:szCs w:val="20"/>
+        </w:rPr>
+        <w:t>gen folder:</w:t>
+      </w:r>
+      <w:r>
+        <w:rPr>
+          <w:rFonts w:cstheme="minorHAnsi"/>
+          <w:sz w:val="20"/>
+          <w:szCs w:val="20"/>
+        </w:rPr>
+        <w:t xml:space="preserve"> The gen folder in CAPM contains </w:t>
+      </w:r>
+      <w:r>
+        <w:rPr>
+          <w:rFonts w:cstheme="minorHAnsi"/>
+          <w:b/>
+          <w:bCs/>
+          <w:sz w:val="20"/>
+          <w:szCs w:val="20"/>
+        </w:rPr>
+        <w:t>auto-generated artifacts</w:t>
+      </w:r>
+      <w:r>
+        <w:rPr>
+          <w:rFonts w:cstheme="minorHAnsi"/>
+          <w:sz w:val="20"/>
+          <w:szCs w:val="20"/>
+        </w:rPr>
+        <w:t xml:space="preserve"> created during build/deploy, such as database artifacts, service metadata, and compiled CDS files.</w:t>
+      </w:r>
     </w:p>
     <w:sectPr>
       <w:pgSz w:w="11906" w:h="16838"/>
@@ -12514,7 +14068,7 @@
   <w:abstractNum w:abstractNumId="5" w15:restartNumberingAfterBreak="0">
     <w:nsid w:val="1567525E"/>
     <w:multiLevelType w:val="multilevel"/>
-    <w:tmpl w:val="569CFA24"/>
+    <w:tmpl w:val="739A73EA"/>
     <w:lvl w:ilvl="0">
       <w:start w:val="1"/>
       <w:numFmt w:val="bullet"/>
@@ -12531,20 +14085,15 @@
         <w:sz w:val="20"/>
       </w:rPr>
     </w:lvl>
-    <w:lvl w:ilvl="1" w:tentative="1">
-      <w:start w:val="1"/>
+    <w:lvl w:ilvl="1">
       <w:numFmt w:val="bullet"/>
-      <w:lvlText w:val="o"/>
+      <w:lvlText w:val="-"/>
       <w:lvlJc w:val="left"/>
       <w:pPr>
-        <w:tabs>
-          <w:tab w:val="num" w:pos="1440"/>
-        </w:tabs>
         <w:ind w:left="1440" w:hanging="360"/>
       </w:pPr>
       <w:rPr>
-        <w:rFonts w:ascii="Courier New" w:hAnsi="Courier New" w:hint="default"/>
-        <w:sz w:val="20"/>
+        <w:rFonts w:ascii="Calibri" w:eastAsiaTheme="minorEastAsia" w:hAnsi="Calibri" w:cs="Calibri" w:hint="default"/>
       </w:rPr>
     </w:lvl>
     <w:lvl w:ilvl="2" w:tentative="1">
@@ -12959,6 +14508,119 @@
     </w:lvl>
   </w:abstractNum>
   <w:abstractNum w:abstractNumId="8" w15:restartNumberingAfterBreak="0">
+    <w:nsid w:val="499105CE"/>
+    <w:multiLevelType w:val="multilevel"/>
+    <w:tmpl w:val="BF9431F6"/>
+    <w:lvl w:ilvl="0">
+      <w:start w:val="1"/>
+      <w:numFmt w:val="decimal"/>
+      <w:lvlText w:val="%1."/>
+      <w:lvlJc w:val="left"/>
+      <w:pPr>
+        <w:tabs>
+          <w:tab w:val="num" w:pos="720"/>
+        </w:tabs>
+        <w:ind w:left="720" w:hanging="360"/>
+      </w:pPr>
+    </w:lvl>
+    <w:lvl w:ilvl="1" w:tentative="1">
+      <w:start w:val="1"/>
+      <w:numFmt w:val="decimal"/>
+      <w:lvlText w:val="%2."/>
+      <w:lvlJc w:val="left"/>
+      <w:pPr>
+        <w:tabs>
+          <w:tab w:val="num" w:pos="1440"/>
+        </w:tabs>
+        <w:ind w:left="1440" w:hanging="360"/>
+      </w:pPr>
+    </w:lvl>
+    <w:lvl w:ilvl="2" w:tentative="1">
+      <w:start w:val="1"/>
+      <w:numFmt w:val="decimal"/>
+      <w:lvlText w:val="%3."/>
+      <w:lvlJc w:val="left"/>
+      <w:pPr>
+        <w:tabs>
+          <w:tab w:val="num" w:pos="2160"/>
+        </w:tabs>
+        <w:ind w:left="2160" w:hanging="360"/>
+      </w:pPr>
+    </w:lvl>
+    <w:lvl w:ilvl="3" w:tentative="1">
+      <w:start w:val="1"/>
+      <w:numFmt w:val="decimal"/>
+      <w:lvlText w:val="%4."/>
+      <w:lvlJc w:val="left"/>
+      <w:pPr>
+        <w:tabs>
+          <w:tab w:val="num" w:pos="2880"/>
+        </w:tabs>
+        <w:ind w:left="2880" w:hanging="360"/>
+      </w:pPr>
+    </w:lvl>
+    <w:lvl w:ilvl="4" w:tentative="1">
+      <w:start w:val="1"/>
+      <w:numFmt w:val="decimal"/>
+      <w:lvlText w:val="%5."/>
+      <w:lvlJc w:val="left"/>
+      <w:pPr>
+        <w:tabs>
+          <w:tab w:val="num" w:pos="3600"/>
+        </w:tabs>
+        <w:ind w:left="3600" w:hanging="360"/>
+      </w:pPr>
+    </w:lvl>
+    <w:lvl w:ilvl="5" w:tentative="1">
+      <w:start w:val="1"/>
+      <w:numFmt w:val="decimal"/>
+      <w:lvlText w:val="%6."/>
+      <w:lvlJc w:val="left"/>
+      <w:pPr>
+        <w:tabs>
+          <w:tab w:val="num" w:pos="4320"/>
+        </w:tabs>
+        <w:ind w:left="4320" w:hanging="360"/>
+      </w:pPr>
+    </w:lvl>
+    <w:lvl w:ilvl="6" w:tentative="1">
+      <w:start w:val="1"/>
+      <w:numFmt w:val="decimal"/>
+      <w:lvlText w:val="%7."/>
+      <w:lvlJc w:val="left"/>
+      <w:pPr>
+        <w:tabs>
+          <w:tab w:val="num" w:pos="5040"/>
+        </w:tabs>
+        <w:ind w:left="5040" w:hanging="360"/>
+      </w:pPr>
+    </w:lvl>
+    <w:lvl w:ilvl="7" w:tentative="1">
+      <w:start w:val="1"/>
+      <w:numFmt w:val="decimal"/>
+      <w:lvlText w:val="%8."/>
+      <w:lvlJc w:val="left"/>
+      <w:pPr>
+        <w:tabs>
+          <w:tab w:val="num" w:pos="5760"/>
+        </w:tabs>
+        <w:ind w:left="5760" w:hanging="360"/>
+      </w:pPr>
+    </w:lvl>
+    <w:lvl w:ilvl="8" w:tentative="1">
+      <w:start w:val="1"/>
+      <w:numFmt w:val="decimal"/>
+      <w:lvlText w:val="%9."/>
+      <w:lvlJc w:val="left"/>
+      <w:pPr>
+        <w:tabs>
+          <w:tab w:val="num" w:pos="6480"/>
+        </w:tabs>
+        <w:ind w:left="6480" w:hanging="360"/>
+      </w:pPr>
+    </w:lvl>
+  </w:abstractNum>
+  <w:abstractNum w:abstractNumId="9" w15:restartNumberingAfterBreak="0">
     <w:nsid w:val="4C017B66"/>
     <w:multiLevelType w:val="hybridMultilevel"/>
     <w:tmpl w:val="324E268E"/>
@@ -13047,7 +14709,7 @@
       </w:pPr>
     </w:lvl>
   </w:abstractNum>
-  <w:abstractNum w:abstractNumId="9" w15:restartNumberingAfterBreak="0">
+  <w:abstractNum w:abstractNumId="10" w15:restartNumberingAfterBreak="0">
     <w:nsid w:val="4D533DB7"/>
     <w:multiLevelType w:val="multilevel"/>
     <w:tmpl w:val="9CB2D70C"/>
@@ -13196,7 +14858,7 @@
       </w:rPr>
     </w:lvl>
   </w:abstractNum>
-  <w:abstractNum w:abstractNumId="10" w15:restartNumberingAfterBreak="0">
+  <w:abstractNum w:abstractNumId="11" w15:restartNumberingAfterBreak="0">
     <w:nsid w:val="603A4B4D"/>
     <w:multiLevelType w:val="hybridMultilevel"/>
     <w:tmpl w:val="BB04053A"/>
@@ -13285,7 +14947,7 @@
       </w:pPr>
     </w:lvl>
   </w:abstractNum>
-  <w:abstractNum w:abstractNumId="11" w15:restartNumberingAfterBreak="0">
+  <w:abstractNum w:abstractNumId="12" w15:restartNumberingAfterBreak="0">
     <w:nsid w:val="69B80D87"/>
     <w:multiLevelType w:val="multilevel"/>
     <w:tmpl w:val="64CC52A8"/>
@@ -13434,7 +15096,7 @@
       </w:rPr>
     </w:lvl>
   </w:abstractNum>
-  <w:abstractNum w:abstractNumId="12" w15:restartNumberingAfterBreak="0">
+  <w:abstractNum w:abstractNumId="13" w15:restartNumberingAfterBreak="0">
     <w:nsid w:val="71004FC5"/>
     <w:multiLevelType w:val="multilevel"/>
     <w:tmpl w:val="DD161660"/>
@@ -13584,19 +15246,19 @@
     </w:lvl>
   </w:abstractNum>
   <w:num w:numId="1" w16cid:durableId="78672113">
-    <w:abstractNumId w:val="8"/>
+    <w:abstractNumId w:val="9"/>
   </w:num>
   <w:num w:numId="2" w16cid:durableId="484860911">
     <w:abstractNumId w:val="0"/>
   </w:num>
   <w:num w:numId="3" w16cid:durableId="1047411157">
-    <w:abstractNumId w:val="10"/>
+    <w:abstractNumId w:val="11"/>
   </w:num>
   <w:num w:numId="4" w16cid:durableId="1787310920">
     <w:abstractNumId w:val="6"/>
   </w:num>
   <w:num w:numId="5" w16cid:durableId="920681770">
-    <w:abstractNumId w:val="11"/>
+    <w:abstractNumId w:val="12"/>
   </w:num>
   <w:num w:numId="6" w16cid:durableId="962612402">
     <w:abstractNumId w:val="1"/>
@@ -13605,13 +15267,13 @@
     <w:abstractNumId w:val="4"/>
   </w:num>
   <w:num w:numId="8" w16cid:durableId="1270045576">
-    <w:abstractNumId w:val="9"/>
+    <w:abstractNumId w:val="10"/>
   </w:num>
   <w:num w:numId="9" w16cid:durableId="159975661">
     <w:abstractNumId w:val="7"/>
   </w:num>
   <w:num w:numId="10" w16cid:durableId="1674186551">
-    <w:abstractNumId w:val="12"/>
+    <w:abstractNumId w:val="13"/>
   </w:num>
   <w:num w:numId="11" w16cid:durableId="1729839511">
     <w:abstractNumId w:val="5"/>
@@ -13621,6 +15283,9 @@
   </w:num>
   <w:num w:numId="13" w16cid:durableId="2007436362">
     <w:abstractNumId w:val="2"/>
+  </w:num>
+  <w:num w:numId="14" w16cid:durableId="396901334">
+    <w:abstractNumId w:val="8"/>
   </w:num>
 </w:numbering>
 </file>
@@ -14228,7 +15893,6 @@
   <w:style w:type="character" w:default="1" w:styleId="DefaultParagraphFont">
     <w:name w:val="Default Paragraph Font"/>
     <w:uiPriority w:val="1"/>
-    <w:semiHidden/>
     <w:unhideWhenUsed/>
   </w:style>
   <w:style w:type="table" w:default="1" w:styleId="TableNormal">

--- a/CAPM Projects/Notes-CAPM/Anubabh_Interview.docx
+++ b/CAPM Projects/Notes-CAPM/Anubabh_Interview.docx
@@ -1346,11 +1346,22 @@
       <w:r>
         <w:rPr>
           <w:rFonts w:cstheme="minorHAnsi"/>
-          <w:sz w:val="20"/>
-          <w:szCs w:val="20"/>
-          <w:lang w:val="en-US"/>
-        </w:rPr>
-        <w:t xml:space="preserve">Subs and Instance are service provided by SAP BTP, </w:t>
+          <w:b/>
+          <w:bCs/>
+          <w:sz w:val="20"/>
+          <w:szCs w:val="20"/>
+          <w:lang w:val="en-US"/>
+        </w:rPr>
+        <w:t>Subs</w:t>
+      </w:r>
+      <w:r>
+        <w:rPr>
+          <w:rFonts w:cstheme="minorHAnsi"/>
+          <w:sz w:val="20"/>
+          <w:szCs w:val="20"/>
+          <w:lang w:val="en-US"/>
+        </w:rPr>
+        <w:t xml:space="preserve"> and Instance are service provided by SAP BTP, </w:t>
       </w:r>
       <w:r>
         <w:rPr>
@@ -1399,7 +1410,16 @@
           <w:szCs w:val="20"/>
           <w:lang w:val="en-US"/>
         </w:rPr>
-        <w:t xml:space="preserve">, </w:t>
+        <w:t>,</w:t>
+      </w:r>
+      <w:r>
+        <w:rPr>
+          <w:rFonts w:cstheme="minorHAnsi"/>
+          <w:sz w:val="20"/>
+          <w:szCs w:val="20"/>
+          <w:lang w:val="en-US"/>
+        </w:rPr>
+        <w:br/>
       </w:r>
       <w:r>
         <w:rPr>
@@ -1514,6 +1534,150 @@
           <w:lang w:val="en-US"/>
         </w:rPr>
         <w:t>.</w:t>
+      </w:r>
+    </w:p>
+    <w:p>
+      <w:pPr>
+        <w:rPr>
+          <w:rFonts w:cstheme="minorHAnsi"/>
+          <w:sz w:val="20"/>
+          <w:szCs w:val="20"/>
+          <w:lang w:val="en-US"/>
+        </w:rPr>
+      </w:pPr>
+      <w:r>
+        <w:rPr>
+          <w:rFonts w:cstheme="minorHAnsi"/>
+          <w:b/>
+          <w:bCs/>
+          <w:sz w:val="20"/>
+          <w:szCs w:val="20"/>
+        </w:rPr>
+        <w:t>Managed</w:t>
+      </w:r>
+      <w:r>
+        <w:rPr>
+          <w:rFonts w:cstheme="minorHAnsi"/>
+          <w:b/>
+          <w:bCs/>
+          <w:sz w:val="20"/>
+          <w:szCs w:val="20"/>
+        </w:rPr>
+        <w:t xml:space="preserve"> </w:t>
+      </w:r>
+      <w:r>
+        <w:rPr>
+          <w:rFonts w:cstheme="minorHAnsi"/>
+          <w:b/>
+          <w:bCs/>
+          <w:sz w:val="20"/>
+          <w:szCs w:val="20"/>
+        </w:rPr>
+        <w:t>Service/</w:t>
+      </w:r>
+      <w:r>
+        <w:rPr>
+          <w:rFonts w:cstheme="minorHAnsi"/>
+          <w:b/>
+          <w:bCs/>
+          <w:sz w:val="20"/>
+          <w:szCs w:val="20"/>
+          <w:lang w:val="en-US"/>
+        </w:rPr>
+        <w:t xml:space="preserve">instance </w:t>
+      </w:r>
+      <w:r>
+        <w:rPr>
+          <w:rFonts w:cstheme="minorHAnsi"/>
+          <w:b/>
+          <w:bCs/>
+          <w:sz w:val="20"/>
+          <w:szCs w:val="20"/>
+        </w:rPr>
+        <w:t xml:space="preserve">- </w:t>
+      </w:r>
+      <w:r>
+        <w:rPr>
+          <w:rFonts w:cstheme="minorHAnsi"/>
+          <w:sz w:val="20"/>
+          <w:szCs w:val="20"/>
+        </w:rPr>
+        <w:t>SAP creates and manages the resource; you just consume it via binding</w:t>
+      </w:r>
+      <w:r>
+        <w:rPr>
+          <w:rFonts w:cstheme="minorHAnsi"/>
+          <w:sz w:val="20"/>
+          <w:szCs w:val="20"/>
+        </w:rPr>
+        <w:t xml:space="preserve"> or using it key</w:t>
+      </w:r>
+      <w:r>
+        <w:rPr>
+          <w:rFonts w:cstheme="minorHAnsi"/>
+          <w:sz w:val="20"/>
+          <w:szCs w:val="20"/>
+        </w:rPr>
+        <w:br/>
+      </w:r>
+      <w:r>
+        <w:rPr>
+          <w:rFonts w:cstheme="minorHAnsi"/>
+          <w:b/>
+          <w:bCs/>
+          <w:sz w:val="20"/>
+          <w:szCs w:val="20"/>
+        </w:rPr>
+        <w:t>Unmanaged</w:t>
+      </w:r>
+      <w:r>
+        <w:rPr>
+          <w:rFonts w:cstheme="minorHAnsi"/>
+          <w:b/>
+          <w:bCs/>
+          <w:sz w:val="20"/>
+          <w:szCs w:val="20"/>
+        </w:rPr>
+        <w:t xml:space="preserve"> </w:t>
+      </w:r>
+      <w:r>
+        <w:rPr>
+          <w:rFonts w:cstheme="minorHAnsi"/>
+          <w:b/>
+          <w:bCs/>
+          <w:sz w:val="20"/>
+          <w:szCs w:val="20"/>
+        </w:rPr>
+        <w:t>Service/</w:t>
+      </w:r>
+      <w:r>
+        <w:rPr>
+          <w:rFonts w:cstheme="minorHAnsi"/>
+          <w:b/>
+          <w:bCs/>
+          <w:sz w:val="20"/>
+          <w:szCs w:val="20"/>
+          <w:lang w:val="en-US"/>
+        </w:rPr>
+        <w:t>instance</w:t>
+      </w:r>
+      <w:r>
+        <w:rPr>
+          <w:rFonts w:cstheme="minorHAnsi"/>
+          <w:b/>
+          <w:bCs/>
+          <w:sz w:val="20"/>
+          <w:szCs w:val="20"/>
+        </w:rPr>
+        <w:t xml:space="preserve"> - </w:t>
+      </w:r>
+      <w:r>
+        <w:rPr>
+          <w:rFonts w:cstheme="minorHAnsi"/>
+          <w:sz w:val="20"/>
+          <w:szCs w:val="20"/>
+        </w:rPr>
+        <w:t>Resource exists externally; you manually register its credentials in CF so your app can bind to it</w:t>
       </w:r>
     </w:p>
     <w:p>
@@ -1802,9 +1966,9 @@
         </w:rPr>
         <w:lastRenderedPageBreak/>
         <w:drawing>
-          <wp:inline distT="0" distB="0" distL="0" distR="0" wp14:anchorId="244D9F7F" wp14:editId="24C70358">
-            <wp:extent cx="4726272" cy="3074224"/>
-            <wp:effectExtent l="57150" t="0" r="55880" b="107315"/>
+          <wp:inline distT="0" distB="0" distL="0" distR="0" wp14:anchorId="244D9F7F" wp14:editId="15D04094">
+            <wp:extent cx="2405276" cy="1564523"/>
+            <wp:effectExtent l="57150" t="0" r="52705" b="112395"/>
             <wp:docPr id="453988893" name="Picture 1"/>
             <wp:cNvGraphicFramePr>
               <a:graphicFrameLocks xmlns:a="http://schemas.openxmlformats.org/drawingml/2006/main" noChangeAspect="1"/>
@@ -1825,7 +1989,7 @@
                   <pic:spPr>
                     <a:xfrm>
                       <a:off x="0" y="0"/>
-                      <a:ext cx="4806758" cy="3126577"/>
+                      <a:ext cx="2486249" cy="1617192"/>
                     </a:xfrm>
                     <a:prstGeom prst="rect">
                       <a:avLst/>
@@ -2683,7 +2847,6 @@
           <w:highlight w:val="yellow"/>
           <w:lang w:val="en-US"/>
         </w:rPr>
-        <w:lastRenderedPageBreak/>
         <w:t>Namespace</w:t>
       </w:r>
       <w:r>
@@ -2802,7 +2965,16 @@
           <w:sz w:val="20"/>
           <w:szCs w:val="20"/>
         </w:rPr>
-        <w:t>Dynamic data generated from business activities, such as sales orders, invoices, or payments.</w:t>
+        <w:t xml:space="preserve">Dynamic data generated from business activities, such as sales orders, invoices, or </w:t>
+      </w:r>
+      <w:r>
+        <w:rPr>
+          <w:rFonts w:cstheme="minorHAnsi"/>
+          <w:sz w:val="20"/>
+          <w:szCs w:val="20"/>
+        </w:rPr>
+        <w:lastRenderedPageBreak/>
+        <w:t>payments.</w:t>
       </w:r>
       <w:r>
         <w:rPr>
@@ -4051,148 +4223,140 @@
           <w:sz w:val="20"/>
           <w:szCs w:val="20"/>
         </w:rPr>
-        <w:t xml:space="preserve"> (like audit </w:t>
-      </w:r>
-      <w:r>
-        <w:rPr>
-          <w:rFonts w:cstheme="minorHAnsi"/>
-          <w:sz w:val="20"/>
-          <w:szCs w:val="20"/>
+        <w:t xml:space="preserve"> (like audit fields or IDs) to multiple entities without duplicating code.</w:t>
+      </w:r>
+      <w:r>
+        <w:rPr>
+          <w:rFonts w:cstheme="minorHAnsi"/>
+          <w:sz w:val="20"/>
+          <w:szCs w:val="20"/>
+        </w:rPr>
+        <w:t xml:space="preserve"> Standard aspects given by sap are – </w:t>
+      </w:r>
+      <w:r>
+        <w:rPr>
+          <w:rFonts w:cstheme="minorHAnsi"/>
+          <w:b/>
+          <w:bCs/>
+          <w:sz w:val="20"/>
+          <w:szCs w:val="20"/>
+        </w:rPr>
+        <w:t xml:space="preserve">managed, temporal, </w:t>
+      </w:r>
+      <w:proofErr w:type="spellStart"/>
+      <w:r>
+        <w:rPr>
+          <w:rFonts w:cstheme="minorHAnsi"/>
+          <w:b/>
+          <w:bCs/>
+          <w:sz w:val="20"/>
+          <w:szCs w:val="20"/>
+        </w:rPr>
+        <w:t>cuid</w:t>
+      </w:r>
+      <w:proofErr w:type="spellEnd"/>
+      <w:r>
+        <w:rPr>
+          <w:rFonts w:cstheme="minorHAnsi"/>
+          <w:sz w:val="20"/>
+          <w:szCs w:val="20"/>
+        </w:rPr>
+        <w:t>.</w:t>
+      </w:r>
+    </w:p>
+    <w:p>
+      <w:pPr>
+        <w:rPr>
+          <w:rFonts w:cstheme="minorHAnsi"/>
+          <w:b/>
+          <w:bCs/>
+          <w:sz w:val="20"/>
+          <w:szCs w:val="20"/>
+        </w:rPr>
+      </w:pPr>
+      <w:r>
+        <w:rPr>
+          <w:rFonts w:cstheme="minorHAnsi"/>
+          <w:b/>
+          <w:bCs/>
+          <w:sz w:val="20"/>
+          <w:szCs w:val="20"/>
+          <w:highlight w:val="yellow"/>
+        </w:rPr>
+        <w:t>Type</w:t>
+      </w:r>
+      <w:r>
+        <w:rPr>
+          <w:rFonts w:cstheme="minorHAnsi"/>
+          <w:b/>
+          <w:bCs/>
+          <w:sz w:val="20"/>
+          <w:szCs w:val="20"/>
+        </w:rPr>
+        <w:t xml:space="preserve"> &gt;</w:t>
+      </w:r>
+      <w:r>
+        <w:rPr>
+          <w:rFonts w:cstheme="minorHAnsi"/>
+          <w:b/>
+          <w:bCs/>
+          <w:sz w:val="20"/>
+          <w:szCs w:val="20"/>
+        </w:rPr>
+        <w:t xml:space="preserve"> </w:t>
+      </w:r>
+    </w:p>
+    <w:p>
+      <w:pPr>
+        <w:rPr>
+          <w:rFonts w:cstheme="minorHAnsi"/>
+          <w:sz w:val="20"/>
+          <w:szCs w:val="20"/>
+        </w:rPr>
+      </w:pPr>
+      <w:r>
+        <w:rPr>
+          <w:rFonts w:cstheme="minorHAnsi"/>
+          <w:sz w:val="20"/>
+          <w:szCs w:val="20"/>
+        </w:rPr>
+        <w:t xml:space="preserve">Type: In CAPM, a type is used to define the format </w:t>
+      </w:r>
+      <w:r>
+        <w:rPr>
+          <w:rFonts w:cstheme="minorHAnsi"/>
+          <w:sz w:val="20"/>
+          <w:szCs w:val="20"/>
+        </w:rPr>
+        <w:t>or</w:t>
+      </w:r>
+      <w:r>
+        <w:rPr>
+          <w:rFonts w:cstheme="minorHAnsi"/>
+          <w:sz w:val="20"/>
+          <w:szCs w:val="20"/>
+        </w:rPr>
+        <w:t xml:space="preserve"> datatype of a field (like string, number, or decimal) so that the same definition can be reused in multiple places, ensuring consistency and avoiding repetition in your data model.</w:t>
+      </w:r>
+    </w:p>
+    <w:p>
+      <w:pPr>
+        <w:rPr>
+          <w:rFonts w:cstheme="minorHAnsi"/>
+          <w:sz w:val="20"/>
+          <w:szCs w:val="20"/>
+        </w:rPr>
+      </w:pPr>
+      <w:r>
+        <w:rPr>
+          <w:rFonts w:cstheme="minorHAnsi"/>
+          <w:b/>
+          <w:bCs/>
+          <w:sz w:val="20"/>
+          <w:szCs w:val="20"/>
+          <w:highlight w:val="yellow"/>
         </w:rPr>
         <w:lastRenderedPageBreak/>
-        <w:t>fields or IDs) to multiple entities without duplicating code.</w:t>
-      </w:r>
-      <w:r>
-        <w:rPr>
-          <w:rFonts w:cstheme="minorHAnsi"/>
-          <w:sz w:val="20"/>
-          <w:szCs w:val="20"/>
-        </w:rPr>
-        <w:t xml:space="preserve"> Standard aspects given by sap are – </w:t>
-      </w:r>
-      <w:r>
-        <w:rPr>
-          <w:rFonts w:cstheme="minorHAnsi"/>
-          <w:b/>
-          <w:bCs/>
-          <w:sz w:val="20"/>
-          <w:szCs w:val="20"/>
-        </w:rPr>
-        <w:t xml:space="preserve">managed, temporal, </w:t>
-      </w:r>
-      <w:proofErr w:type="spellStart"/>
-      <w:r>
-        <w:rPr>
-          <w:rFonts w:cstheme="minorHAnsi"/>
-          <w:b/>
-          <w:bCs/>
-          <w:sz w:val="20"/>
-          <w:szCs w:val="20"/>
-        </w:rPr>
-        <w:t>cuid</w:t>
-      </w:r>
-      <w:proofErr w:type="spellEnd"/>
-      <w:r>
-        <w:rPr>
-          <w:rFonts w:cstheme="minorHAnsi"/>
-          <w:sz w:val="20"/>
-          <w:szCs w:val="20"/>
-        </w:rPr>
-        <w:t>.</w:t>
-      </w:r>
-    </w:p>
-    <w:p>
-      <w:pPr>
-        <w:rPr>
-          <w:rFonts w:cstheme="minorHAnsi"/>
-          <w:b/>
-          <w:bCs/>
-          <w:sz w:val="20"/>
-          <w:szCs w:val="20"/>
-        </w:rPr>
-      </w:pPr>
-      <w:r>
-        <w:rPr>
-          <w:rFonts w:cstheme="minorHAnsi"/>
-          <w:b/>
-          <w:bCs/>
-          <w:sz w:val="20"/>
-          <w:szCs w:val="20"/>
-          <w:highlight w:val="yellow"/>
-        </w:rPr>
-        <w:t>Type</w:t>
-      </w:r>
-      <w:r>
-        <w:rPr>
-          <w:rFonts w:cstheme="minorHAnsi"/>
-          <w:b/>
-          <w:bCs/>
-          <w:sz w:val="20"/>
-          <w:szCs w:val="20"/>
-        </w:rPr>
-        <w:t xml:space="preserve"> &gt;</w:t>
-      </w:r>
-      <w:r>
-        <w:rPr>
-          <w:rFonts w:cstheme="minorHAnsi"/>
-          <w:b/>
-          <w:bCs/>
-          <w:sz w:val="20"/>
-          <w:szCs w:val="20"/>
-        </w:rPr>
-        <w:t xml:space="preserve"> </w:t>
-      </w:r>
-    </w:p>
-    <w:p>
-      <w:pPr>
-        <w:rPr>
-          <w:rFonts w:cstheme="minorHAnsi"/>
-          <w:sz w:val="20"/>
-          <w:szCs w:val="20"/>
-        </w:rPr>
-      </w:pPr>
-      <w:r>
-        <w:rPr>
-          <w:rFonts w:cstheme="minorHAnsi"/>
-          <w:sz w:val="20"/>
-          <w:szCs w:val="20"/>
-        </w:rPr>
-        <w:t xml:space="preserve">Type: In CAPM, a type is used to define the format </w:t>
-      </w:r>
-      <w:r>
-        <w:rPr>
-          <w:rFonts w:cstheme="minorHAnsi"/>
-          <w:sz w:val="20"/>
-          <w:szCs w:val="20"/>
-        </w:rPr>
-        <w:t>or</w:t>
-      </w:r>
-      <w:r>
-        <w:rPr>
-          <w:rFonts w:cstheme="minorHAnsi"/>
-          <w:sz w:val="20"/>
-          <w:szCs w:val="20"/>
-        </w:rPr>
-        <w:t xml:space="preserve"> datatype of a field (like string, number, or decimal) so that the same definition can be reused in multiple places, ensuring consistency and avoiding repetition in your data model.</w:t>
-      </w:r>
-    </w:p>
-    <w:p>
-      <w:pPr>
-        <w:rPr>
-          <w:rFonts w:cstheme="minorHAnsi"/>
-          <w:sz w:val="20"/>
-          <w:szCs w:val="20"/>
-        </w:rPr>
-      </w:pPr>
-      <w:r>
-        <w:rPr>
-          <w:rFonts w:cstheme="minorHAnsi"/>
-          <w:b/>
-          <w:bCs/>
-          <w:sz w:val="20"/>
-          <w:szCs w:val="20"/>
-          <w:highlight w:val="yellow"/>
-        </w:rPr>
         <w:t>Localized keyword</w:t>
       </w:r>
       <w:r>
@@ -5165,7 +5329,6 @@
           <w:sz w:val="20"/>
           <w:szCs w:val="20"/>
         </w:rPr>
-        <w:lastRenderedPageBreak/>
         <w:t>Pagination:</w:t>
       </w:r>
       <w:r>
@@ -5372,6 +5535,7 @@
           <w:szCs w:val="20"/>
           <w:highlight w:val="yellow"/>
         </w:rPr>
+        <w:lastRenderedPageBreak/>
         <w:t>How to do filter of data in OData so that can get contains value</w:t>
       </w:r>
       <w:r>
@@ -6919,265 +7083,265 @@
           <w:szCs w:val="20"/>
           <w:highlight w:val="yellow"/>
         </w:rPr>
+        <w:t>GET, POST, PUT, PATCH and DELETE</w:t>
+      </w:r>
+      <w:r>
+        <w:rPr>
+          <w:rFonts w:cstheme="minorHAnsi"/>
+          <w:b/>
+          <w:bCs/>
+          <w:sz w:val="20"/>
+          <w:szCs w:val="20"/>
+        </w:rPr>
+        <w:t xml:space="preserve"> &gt;</w:t>
+      </w:r>
+      <w:r>
+        <w:rPr>
+          <w:rFonts w:cstheme="minorHAnsi"/>
+          <w:b/>
+          <w:bCs/>
+          <w:sz w:val="20"/>
+          <w:szCs w:val="20"/>
+        </w:rPr>
+        <w:br/>
+      </w:r>
+      <w:r>
+        <w:rPr>
+          <w:rFonts w:cstheme="minorHAnsi"/>
+          <w:b/>
+          <w:bCs/>
+          <w:sz w:val="20"/>
+          <w:szCs w:val="20"/>
+        </w:rPr>
+        <w:t>GET</w:t>
+      </w:r>
+      <w:r>
+        <w:rPr>
+          <w:rFonts w:cstheme="minorHAnsi"/>
+          <w:sz w:val="20"/>
+          <w:szCs w:val="20"/>
+        </w:rPr>
+        <w:t xml:space="preserve">: </w:t>
+      </w:r>
+      <w:r>
+        <w:rPr>
+          <w:rFonts w:cstheme="minorHAnsi"/>
+          <w:sz w:val="20"/>
+          <w:szCs w:val="20"/>
+        </w:rPr>
+        <w:t xml:space="preserve">Used to </w:t>
+      </w:r>
+      <w:r>
+        <w:rPr>
+          <w:rFonts w:cstheme="minorHAnsi"/>
+          <w:b/>
+          <w:bCs/>
+          <w:sz w:val="20"/>
+          <w:szCs w:val="20"/>
+        </w:rPr>
+        <w:t>retrieve data</w:t>
+      </w:r>
+      <w:r>
+        <w:rPr>
+          <w:rFonts w:cstheme="minorHAnsi"/>
+          <w:sz w:val="20"/>
+          <w:szCs w:val="20"/>
+        </w:rPr>
+        <w:t xml:space="preserve"> from the server (no data modification).</w:t>
+      </w:r>
+    </w:p>
+    <w:p>
+      <w:pPr>
+        <w:rPr>
+          <w:rFonts w:cstheme="minorHAnsi"/>
+          <w:sz w:val="20"/>
+          <w:szCs w:val="20"/>
+        </w:rPr>
+      </w:pPr>
+      <w:r>
+        <w:rPr>
+          <w:rFonts w:cstheme="minorHAnsi"/>
+          <w:b/>
+          <w:bCs/>
+          <w:sz w:val="20"/>
+          <w:szCs w:val="20"/>
+        </w:rPr>
+        <w:t>POST</w:t>
+      </w:r>
+      <w:r>
+        <w:rPr>
+          <w:rFonts w:cstheme="minorHAnsi"/>
+          <w:sz w:val="20"/>
+          <w:szCs w:val="20"/>
+        </w:rPr>
+        <w:t xml:space="preserve">: </w:t>
+      </w:r>
+      <w:r>
+        <w:rPr>
+          <w:rFonts w:cstheme="minorHAnsi"/>
+          <w:sz w:val="20"/>
+          <w:szCs w:val="20"/>
+        </w:rPr>
+        <w:t xml:space="preserve">Used to </w:t>
+      </w:r>
+      <w:r>
+        <w:rPr>
+          <w:rFonts w:cstheme="minorHAnsi"/>
+          <w:b/>
+          <w:bCs/>
+          <w:sz w:val="20"/>
+          <w:szCs w:val="20"/>
+        </w:rPr>
+        <w:t>create new data</w:t>
+      </w:r>
+      <w:r>
+        <w:rPr>
+          <w:rFonts w:cstheme="minorHAnsi"/>
+          <w:sz w:val="20"/>
+          <w:szCs w:val="20"/>
+        </w:rPr>
+        <w:t xml:space="preserve"> on the server.</w:t>
+      </w:r>
+    </w:p>
+    <w:p>
+      <w:pPr>
+        <w:rPr>
+          <w:rFonts w:cstheme="minorHAnsi"/>
+          <w:sz w:val="20"/>
+          <w:szCs w:val="20"/>
+        </w:rPr>
+      </w:pPr>
+      <w:r>
+        <w:rPr>
+          <w:rFonts w:cstheme="minorHAnsi"/>
+          <w:b/>
+          <w:bCs/>
+          <w:sz w:val="20"/>
+          <w:szCs w:val="20"/>
+        </w:rPr>
+        <w:t>PUT</w:t>
+      </w:r>
+      <w:r>
+        <w:rPr>
+          <w:rFonts w:cstheme="minorHAnsi"/>
+          <w:sz w:val="20"/>
+          <w:szCs w:val="20"/>
+        </w:rPr>
+        <w:t xml:space="preserve">: </w:t>
+      </w:r>
+      <w:r>
+        <w:rPr>
+          <w:rFonts w:cstheme="minorHAnsi"/>
+          <w:sz w:val="20"/>
+          <w:szCs w:val="20"/>
+        </w:rPr>
+        <w:t xml:space="preserve">Used to </w:t>
+      </w:r>
+      <w:r>
+        <w:rPr>
+          <w:rFonts w:cstheme="minorHAnsi"/>
+          <w:b/>
+          <w:bCs/>
+          <w:sz w:val="20"/>
+          <w:szCs w:val="20"/>
+        </w:rPr>
+        <w:t>update/replace an entire existing record</w:t>
+      </w:r>
+      <w:r>
+        <w:rPr>
+          <w:rFonts w:cstheme="minorHAnsi"/>
+          <w:sz w:val="20"/>
+          <w:szCs w:val="20"/>
+        </w:rPr>
+        <w:t>.</w:t>
+      </w:r>
+    </w:p>
+    <w:p>
+      <w:pPr>
+        <w:rPr>
+          <w:rFonts w:cstheme="minorHAnsi"/>
+          <w:sz w:val="20"/>
+          <w:szCs w:val="20"/>
+        </w:rPr>
+      </w:pPr>
+      <w:r>
+        <w:rPr>
+          <w:rFonts w:cstheme="minorHAnsi"/>
+          <w:b/>
+          <w:bCs/>
+          <w:sz w:val="20"/>
+          <w:szCs w:val="20"/>
+        </w:rPr>
+        <w:t>PATCH</w:t>
+      </w:r>
+      <w:r>
+        <w:rPr>
+          <w:rFonts w:cstheme="minorHAnsi"/>
+          <w:sz w:val="20"/>
+          <w:szCs w:val="20"/>
+        </w:rPr>
+        <w:t xml:space="preserve">: </w:t>
+      </w:r>
+      <w:r>
+        <w:rPr>
+          <w:rFonts w:cstheme="minorHAnsi"/>
+          <w:sz w:val="20"/>
+          <w:szCs w:val="20"/>
+        </w:rPr>
+        <w:t xml:space="preserve">Used to </w:t>
+      </w:r>
+      <w:r>
+        <w:rPr>
+          <w:rFonts w:cstheme="minorHAnsi"/>
+          <w:b/>
+          <w:bCs/>
+          <w:sz w:val="20"/>
+          <w:szCs w:val="20"/>
+        </w:rPr>
+        <w:t>partially update specific fields</w:t>
+      </w:r>
+      <w:r>
+        <w:rPr>
+          <w:rFonts w:cstheme="minorHAnsi"/>
+          <w:sz w:val="20"/>
+          <w:szCs w:val="20"/>
+        </w:rPr>
+        <w:t xml:space="preserve"> of a record</w:t>
+      </w:r>
+      <w:r>
+        <w:rPr>
+          <w:rFonts w:cstheme="minorHAnsi"/>
+          <w:sz w:val="20"/>
+          <w:szCs w:val="20"/>
+        </w:rPr>
+        <w:t xml:space="preserve"> (single field)</w:t>
+      </w:r>
+      <w:r>
+        <w:rPr>
+          <w:rFonts w:cstheme="minorHAnsi"/>
+          <w:sz w:val="20"/>
+          <w:szCs w:val="20"/>
+        </w:rPr>
+        <w:t>.</w:t>
+      </w:r>
+    </w:p>
+    <w:p>
+      <w:pPr>
+        <w:rPr>
+          <w:rFonts w:cstheme="minorHAnsi"/>
+          <w:sz w:val="20"/>
+          <w:szCs w:val="20"/>
+        </w:rPr>
+      </w:pPr>
+      <w:r>
+        <w:rPr>
+          <w:rFonts w:cstheme="minorHAnsi"/>
+          <w:b/>
+          <w:bCs/>
+          <w:sz w:val="20"/>
+          <w:szCs w:val="20"/>
+        </w:rPr>
         <w:lastRenderedPageBreak/>
-        <w:t>GET, POST, PUT, PATCH and DELETE</w:t>
-      </w:r>
-      <w:r>
-        <w:rPr>
-          <w:rFonts w:cstheme="minorHAnsi"/>
-          <w:b/>
-          <w:bCs/>
-          <w:sz w:val="20"/>
-          <w:szCs w:val="20"/>
-        </w:rPr>
-        <w:t xml:space="preserve"> &gt;</w:t>
-      </w:r>
-      <w:r>
-        <w:rPr>
-          <w:rFonts w:cstheme="minorHAnsi"/>
-          <w:b/>
-          <w:bCs/>
-          <w:sz w:val="20"/>
-          <w:szCs w:val="20"/>
-        </w:rPr>
-        <w:br/>
-      </w:r>
-      <w:r>
-        <w:rPr>
-          <w:rFonts w:cstheme="minorHAnsi"/>
-          <w:b/>
-          <w:bCs/>
-          <w:sz w:val="20"/>
-          <w:szCs w:val="20"/>
-        </w:rPr>
-        <w:t>GET</w:t>
-      </w:r>
-      <w:r>
-        <w:rPr>
-          <w:rFonts w:cstheme="minorHAnsi"/>
-          <w:sz w:val="20"/>
-          <w:szCs w:val="20"/>
-        </w:rPr>
-        <w:t xml:space="preserve">: </w:t>
-      </w:r>
-      <w:r>
-        <w:rPr>
-          <w:rFonts w:cstheme="minorHAnsi"/>
-          <w:sz w:val="20"/>
-          <w:szCs w:val="20"/>
-        </w:rPr>
-        <w:t xml:space="preserve">Used to </w:t>
-      </w:r>
-      <w:r>
-        <w:rPr>
-          <w:rFonts w:cstheme="minorHAnsi"/>
-          <w:b/>
-          <w:bCs/>
-          <w:sz w:val="20"/>
-          <w:szCs w:val="20"/>
-        </w:rPr>
-        <w:t>retrieve data</w:t>
-      </w:r>
-      <w:r>
-        <w:rPr>
-          <w:rFonts w:cstheme="minorHAnsi"/>
-          <w:sz w:val="20"/>
-          <w:szCs w:val="20"/>
-        </w:rPr>
-        <w:t xml:space="preserve"> from the server (no data modification).</w:t>
-      </w:r>
-    </w:p>
-    <w:p>
-      <w:pPr>
-        <w:rPr>
-          <w:rFonts w:cstheme="minorHAnsi"/>
-          <w:sz w:val="20"/>
-          <w:szCs w:val="20"/>
-        </w:rPr>
-      </w:pPr>
-      <w:r>
-        <w:rPr>
-          <w:rFonts w:cstheme="minorHAnsi"/>
-          <w:b/>
-          <w:bCs/>
-          <w:sz w:val="20"/>
-          <w:szCs w:val="20"/>
-        </w:rPr>
-        <w:t>POST</w:t>
-      </w:r>
-      <w:r>
-        <w:rPr>
-          <w:rFonts w:cstheme="minorHAnsi"/>
-          <w:sz w:val="20"/>
-          <w:szCs w:val="20"/>
-        </w:rPr>
-        <w:t xml:space="preserve">: </w:t>
-      </w:r>
-      <w:r>
-        <w:rPr>
-          <w:rFonts w:cstheme="minorHAnsi"/>
-          <w:sz w:val="20"/>
-          <w:szCs w:val="20"/>
-        </w:rPr>
-        <w:t xml:space="preserve">Used to </w:t>
-      </w:r>
-      <w:r>
-        <w:rPr>
-          <w:rFonts w:cstheme="minorHAnsi"/>
-          <w:b/>
-          <w:bCs/>
-          <w:sz w:val="20"/>
-          <w:szCs w:val="20"/>
-        </w:rPr>
-        <w:t>create new data</w:t>
-      </w:r>
-      <w:r>
-        <w:rPr>
-          <w:rFonts w:cstheme="minorHAnsi"/>
-          <w:sz w:val="20"/>
-          <w:szCs w:val="20"/>
-        </w:rPr>
-        <w:t xml:space="preserve"> on the server.</w:t>
-      </w:r>
-    </w:p>
-    <w:p>
-      <w:pPr>
-        <w:rPr>
-          <w:rFonts w:cstheme="minorHAnsi"/>
-          <w:sz w:val="20"/>
-          <w:szCs w:val="20"/>
-        </w:rPr>
-      </w:pPr>
-      <w:r>
-        <w:rPr>
-          <w:rFonts w:cstheme="minorHAnsi"/>
-          <w:b/>
-          <w:bCs/>
-          <w:sz w:val="20"/>
-          <w:szCs w:val="20"/>
-        </w:rPr>
-        <w:t>PUT</w:t>
-      </w:r>
-      <w:r>
-        <w:rPr>
-          <w:rFonts w:cstheme="minorHAnsi"/>
-          <w:sz w:val="20"/>
-          <w:szCs w:val="20"/>
-        </w:rPr>
-        <w:t xml:space="preserve">: </w:t>
-      </w:r>
-      <w:r>
-        <w:rPr>
-          <w:rFonts w:cstheme="minorHAnsi"/>
-          <w:sz w:val="20"/>
-          <w:szCs w:val="20"/>
-        </w:rPr>
-        <w:t xml:space="preserve">Used to </w:t>
-      </w:r>
-      <w:r>
-        <w:rPr>
-          <w:rFonts w:cstheme="minorHAnsi"/>
-          <w:b/>
-          <w:bCs/>
-          <w:sz w:val="20"/>
-          <w:szCs w:val="20"/>
-        </w:rPr>
-        <w:t>update/replace an entire existing record</w:t>
-      </w:r>
-      <w:r>
-        <w:rPr>
-          <w:rFonts w:cstheme="minorHAnsi"/>
-          <w:sz w:val="20"/>
-          <w:szCs w:val="20"/>
-        </w:rPr>
-        <w:t>.</w:t>
-      </w:r>
-    </w:p>
-    <w:p>
-      <w:pPr>
-        <w:rPr>
-          <w:rFonts w:cstheme="minorHAnsi"/>
-          <w:sz w:val="20"/>
-          <w:szCs w:val="20"/>
-        </w:rPr>
-      </w:pPr>
-      <w:r>
-        <w:rPr>
-          <w:rFonts w:cstheme="minorHAnsi"/>
-          <w:b/>
-          <w:bCs/>
-          <w:sz w:val="20"/>
-          <w:szCs w:val="20"/>
-        </w:rPr>
-        <w:t>PATCH</w:t>
-      </w:r>
-      <w:r>
-        <w:rPr>
-          <w:rFonts w:cstheme="minorHAnsi"/>
-          <w:sz w:val="20"/>
-          <w:szCs w:val="20"/>
-        </w:rPr>
-        <w:t xml:space="preserve">: </w:t>
-      </w:r>
-      <w:r>
-        <w:rPr>
-          <w:rFonts w:cstheme="minorHAnsi"/>
-          <w:sz w:val="20"/>
-          <w:szCs w:val="20"/>
-        </w:rPr>
-        <w:t xml:space="preserve">Used to </w:t>
-      </w:r>
-      <w:r>
-        <w:rPr>
-          <w:rFonts w:cstheme="minorHAnsi"/>
-          <w:b/>
-          <w:bCs/>
-          <w:sz w:val="20"/>
-          <w:szCs w:val="20"/>
-        </w:rPr>
-        <w:t>partially update specific fields</w:t>
-      </w:r>
-      <w:r>
-        <w:rPr>
-          <w:rFonts w:cstheme="minorHAnsi"/>
-          <w:sz w:val="20"/>
-          <w:szCs w:val="20"/>
-        </w:rPr>
-        <w:t xml:space="preserve"> of a record</w:t>
-      </w:r>
-      <w:r>
-        <w:rPr>
-          <w:rFonts w:cstheme="minorHAnsi"/>
-          <w:sz w:val="20"/>
-          <w:szCs w:val="20"/>
-        </w:rPr>
-        <w:t xml:space="preserve"> (single field)</w:t>
-      </w:r>
-      <w:r>
-        <w:rPr>
-          <w:rFonts w:cstheme="minorHAnsi"/>
-          <w:sz w:val="20"/>
-          <w:szCs w:val="20"/>
-        </w:rPr>
-        <w:t>.</w:t>
-      </w:r>
-    </w:p>
-    <w:p>
-      <w:pPr>
-        <w:rPr>
-          <w:rFonts w:cstheme="minorHAnsi"/>
-          <w:sz w:val="20"/>
-          <w:szCs w:val="20"/>
-        </w:rPr>
-      </w:pPr>
-      <w:r>
-        <w:rPr>
-          <w:rFonts w:cstheme="minorHAnsi"/>
-          <w:b/>
-          <w:bCs/>
-          <w:sz w:val="20"/>
-          <w:szCs w:val="20"/>
-        </w:rPr>
         <w:t>DELETE</w:t>
       </w:r>
       <w:r>
@@ -7770,286 +7934,286 @@
           <w:sz w:val="20"/>
           <w:szCs w:val="20"/>
         </w:rPr>
+        <w:t xml:space="preserve">A </w:t>
+      </w:r>
+      <w:r>
+        <w:rPr>
+          <w:rFonts w:cstheme="minorHAnsi"/>
+          <w:b/>
+          <w:bCs/>
+          <w:sz w:val="20"/>
+          <w:szCs w:val="20"/>
+        </w:rPr>
+        <w:t>function</w:t>
+      </w:r>
+      <w:r>
+        <w:rPr>
+          <w:rFonts w:cstheme="minorHAnsi"/>
+          <w:sz w:val="20"/>
+          <w:szCs w:val="20"/>
+        </w:rPr>
+        <w:t xml:space="preserve"> is an operation that </w:t>
+      </w:r>
+      <w:r>
+        <w:rPr>
+          <w:rFonts w:cstheme="minorHAnsi"/>
+          <w:b/>
+          <w:bCs/>
+          <w:sz w:val="20"/>
+          <w:szCs w:val="20"/>
+        </w:rPr>
+        <w:t>only reads data</w:t>
+      </w:r>
+      <w:r>
+        <w:rPr>
+          <w:rFonts w:cstheme="minorHAnsi"/>
+          <w:sz w:val="20"/>
+          <w:szCs w:val="20"/>
+        </w:rPr>
+        <w:t xml:space="preserve"> and does </w:t>
+      </w:r>
+      <w:r>
+        <w:rPr>
+          <w:rFonts w:cstheme="minorHAnsi"/>
+          <w:b/>
+          <w:bCs/>
+          <w:sz w:val="20"/>
+          <w:szCs w:val="20"/>
+        </w:rPr>
+        <w:t>not modify anything</w:t>
+      </w:r>
+      <w:r>
+        <w:rPr>
+          <w:rFonts w:cstheme="minorHAnsi"/>
+          <w:b/>
+          <w:bCs/>
+          <w:sz w:val="20"/>
+          <w:szCs w:val="20"/>
+        </w:rPr>
+        <w:t xml:space="preserve"> in DB</w:t>
+      </w:r>
+      <w:r>
+        <w:rPr>
+          <w:rFonts w:cstheme="minorHAnsi"/>
+          <w:sz w:val="20"/>
+          <w:szCs w:val="20"/>
+        </w:rPr>
+        <w:t xml:space="preserve"> (read-only</w:t>
+      </w:r>
+      <w:proofErr w:type="gramStart"/>
+      <w:r>
+        <w:rPr>
+          <w:rFonts w:cstheme="minorHAnsi"/>
+          <w:sz w:val="20"/>
+          <w:szCs w:val="20"/>
+        </w:rPr>
+        <w:t>)</w:t>
+      </w:r>
+      <w:r>
+        <w:rPr>
+          <w:rFonts w:cstheme="minorHAnsi"/>
+          <w:sz w:val="20"/>
+          <w:szCs w:val="20"/>
+        </w:rPr>
+        <w:t>,</w:t>
+      </w:r>
+      <w:proofErr w:type="gramEnd"/>
+      <w:r>
+        <w:rPr>
+          <w:rFonts w:cstheme="minorHAnsi"/>
+          <w:sz w:val="20"/>
+          <w:szCs w:val="20"/>
+        </w:rPr>
+        <w:t xml:space="preserve"> After fetching data we can modify and serve the data in output.</w:t>
+      </w:r>
+    </w:p>
+    <w:p>
+      <w:pPr>
+        <w:rPr>
+          <w:rFonts w:cstheme="minorHAnsi"/>
+          <w:sz w:val="20"/>
+          <w:szCs w:val="20"/>
+        </w:rPr>
+      </w:pPr>
+      <w:r>
+        <w:rPr>
+          <w:rFonts w:cstheme="minorHAnsi"/>
+          <w:b/>
+          <w:bCs/>
+          <w:sz w:val="20"/>
+          <w:szCs w:val="20"/>
+          <w:highlight w:val="yellow"/>
+        </w:rPr>
+        <w:t>What is bound and unbound Action</w:t>
+      </w:r>
+      <w:r>
+        <w:rPr>
+          <w:rFonts w:cstheme="minorHAnsi"/>
+          <w:b/>
+          <w:bCs/>
+          <w:sz w:val="20"/>
+          <w:szCs w:val="20"/>
+        </w:rPr>
+        <w:t xml:space="preserve"> &gt;</w:t>
+      </w:r>
+      <w:r>
+        <w:rPr>
+          <w:rFonts w:cstheme="minorHAnsi"/>
+          <w:b/>
+          <w:bCs/>
+          <w:sz w:val="20"/>
+          <w:szCs w:val="20"/>
+        </w:rPr>
+        <w:br/>
+      </w:r>
+      <w:r>
+        <w:rPr>
+          <w:rFonts w:cstheme="minorHAnsi"/>
+          <w:sz w:val="20"/>
+          <w:szCs w:val="20"/>
+        </w:rPr>
+        <w:t xml:space="preserve">A </w:t>
+      </w:r>
+      <w:r>
+        <w:rPr>
+          <w:rFonts w:cstheme="minorHAnsi"/>
+          <w:b/>
+          <w:bCs/>
+          <w:sz w:val="20"/>
+          <w:szCs w:val="20"/>
+        </w:rPr>
+        <w:t>bound action</w:t>
+      </w:r>
+      <w:r>
+        <w:rPr>
+          <w:rFonts w:cstheme="minorHAnsi"/>
+          <w:sz w:val="20"/>
+          <w:szCs w:val="20"/>
+        </w:rPr>
+        <w:t xml:space="preserve"> is an action that is tied to a specific entity or record and operates on that instance.</w:t>
+      </w:r>
+      <w:r>
+        <w:rPr>
+          <w:rFonts w:cstheme="minorHAnsi"/>
+          <w:sz w:val="20"/>
+          <w:szCs w:val="20"/>
+        </w:rPr>
+        <w:t xml:space="preserve"> In Bound action we always get one Parameter that is being passed via </w:t>
+      </w:r>
+      <w:proofErr w:type="spellStart"/>
+      <w:r>
+        <w:rPr>
+          <w:rFonts w:cstheme="minorHAnsi"/>
+          <w:sz w:val="20"/>
+          <w:szCs w:val="20"/>
+        </w:rPr>
+        <w:t>Odata</w:t>
+      </w:r>
+      <w:proofErr w:type="spellEnd"/>
+      <w:r>
+        <w:rPr>
+          <w:rFonts w:cstheme="minorHAnsi"/>
+          <w:sz w:val="20"/>
+          <w:szCs w:val="20"/>
+        </w:rPr>
+        <w:t xml:space="preserve"> service URL.</w:t>
+      </w:r>
+      <w:r>
+        <w:rPr>
+          <w:rFonts w:cstheme="minorHAnsi"/>
+          <w:sz w:val="20"/>
+          <w:szCs w:val="20"/>
+        </w:rPr>
+        <w:br/>
+      </w:r>
+      <w:r>
+        <w:rPr>
+          <w:rFonts w:cstheme="minorHAnsi"/>
+          <w:sz w:val="20"/>
+          <w:szCs w:val="20"/>
+        </w:rPr>
+        <w:t>/</w:t>
+      </w:r>
+      <w:proofErr w:type="gramStart"/>
+      <w:r>
+        <w:rPr>
+          <w:rFonts w:cstheme="minorHAnsi"/>
+          <w:sz w:val="20"/>
+          <w:szCs w:val="20"/>
+        </w:rPr>
+        <w:t>Orders(</w:t>
+      </w:r>
+      <w:proofErr w:type="gramEnd"/>
+      <w:r>
+        <w:rPr>
+          <w:rFonts w:cstheme="minorHAnsi"/>
+          <w:sz w:val="20"/>
+          <w:szCs w:val="20"/>
+        </w:rPr>
+        <w:t>1)/approve</w:t>
+      </w:r>
+      <w:r>
+        <w:rPr>
+          <w:rFonts w:cstheme="minorHAnsi"/>
+          <w:sz w:val="20"/>
+          <w:szCs w:val="20"/>
+        </w:rPr>
+        <w:t xml:space="preserve"> -&gt; 1 we get as params.</w:t>
+      </w:r>
+    </w:p>
+    <w:p>
+      <w:pPr>
+        <w:rPr>
+          <w:rFonts w:cstheme="minorHAnsi"/>
+          <w:sz w:val="20"/>
+          <w:szCs w:val="20"/>
+        </w:rPr>
+      </w:pPr>
+      <w:r>
+        <w:rPr>
+          <w:rFonts w:cstheme="minorHAnsi"/>
+          <w:sz w:val="20"/>
+          <w:szCs w:val="20"/>
+        </w:rPr>
+        <w:t xml:space="preserve">An </w:t>
+      </w:r>
+      <w:r>
+        <w:rPr>
+          <w:rFonts w:cstheme="minorHAnsi"/>
+          <w:b/>
+          <w:bCs/>
+          <w:sz w:val="20"/>
+          <w:szCs w:val="20"/>
+        </w:rPr>
+        <w:t>unbound action</w:t>
+      </w:r>
+      <w:r>
+        <w:rPr>
+          <w:rFonts w:cstheme="minorHAnsi"/>
+          <w:sz w:val="20"/>
+          <w:szCs w:val="20"/>
+        </w:rPr>
+        <w:t xml:space="preserve"> is not linked to any specific entity and works independently at the service level.</w:t>
+      </w:r>
+    </w:p>
+    <w:p>
+      <w:pPr>
+        <w:rPr>
+          <w:rFonts w:cstheme="minorHAnsi"/>
+          <w:sz w:val="20"/>
+          <w:szCs w:val="20"/>
+        </w:rPr>
+      </w:pPr>
+      <w:r>
+        <w:rPr>
+          <w:rFonts w:cstheme="minorHAnsi"/>
+          <w:b/>
+          <w:bCs/>
+          <w:sz w:val="20"/>
+          <w:szCs w:val="20"/>
+          <w:highlight w:val="yellow"/>
+        </w:rPr>
         <w:lastRenderedPageBreak/>
-        <w:t xml:space="preserve">A </w:t>
-      </w:r>
-      <w:r>
-        <w:rPr>
-          <w:rFonts w:cstheme="minorHAnsi"/>
-          <w:b/>
-          <w:bCs/>
-          <w:sz w:val="20"/>
-          <w:szCs w:val="20"/>
-        </w:rPr>
-        <w:t>function</w:t>
-      </w:r>
-      <w:r>
-        <w:rPr>
-          <w:rFonts w:cstheme="minorHAnsi"/>
-          <w:sz w:val="20"/>
-          <w:szCs w:val="20"/>
-        </w:rPr>
-        <w:t xml:space="preserve"> is an operation that </w:t>
-      </w:r>
-      <w:r>
-        <w:rPr>
-          <w:rFonts w:cstheme="minorHAnsi"/>
-          <w:b/>
-          <w:bCs/>
-          <w:sz w:val="20"/>
-          <w:szCs w:val="20"/>
-        </w:rPr>
-        <w:t>only reads data</w:t>
-      </w:r>
-      <w:r>
-        <w:rPr>
-          <w:rFonts w:cstheme="minorHAnsi"/>
-          <w:sz w:val="20"/>
-          <w:szCs w:val="20"/>
-        </w:rPr>
-        <w:t xml:space="preserve"> and does </w:t>
-      </w:r>
-      <w:r>
-        <w:rPr>
-          <w:rFonts w:cstheme="minorHAnsi"/>
-          <w:b/>
-          <w:bCs/>
-          <w:sz w:val="20"/>
-          <w:szCs w:val="20"/>
-        </w:rPr>
-        <w:t>not modify anything</w:t>
-      </w:r>
-      <w:r>
-        <w:rPr>
-          <w:rFonts w:cstheme="minorHAnsi"/>
-          <w:b/>
-          <w:bCs/>
-          <w:sz w:val="20"/>
-          <w:szCs w:val="20"/>
-        </w:rPr>
-        <w:t xml:space="preserve"> in DB</w:t>
-      </w:r>
-      <w:r>
-        <w:rPr>
-          <w:rFonts w:cstheme="minorHAnsi"/>
-          <w:sz w:val="20"/>
-          <w:szCs w:val="20"/>
-        </w:rPr>
-        <w:t xml:space="preserve"> (read-only</w:t>
-      </w:r>
-      <w:proofErr w:type="gramStart"/>
-      <w:r>
-        <w:rPr>
-          <w:rFonts w:cstheme="minorHAnsi"/>
-          <w:sz w:val="20"/>
-          <w:szCs w:val="20"/>
-        </w:rPr>
-        <w:t>)</w:t>
-      </w:r>
-      <w:r>
-        <w:rPr>
-          <w:rFonts w:cstheme="minorHAnsi"/>
-          <w:sz w:val="20"/>
-          <w:szCs w:val="20"/>
-        </w:rPr>
-        <w:t>,</w:t>
-      </w:r>
-      <w:proofErr w:type="gramEnd"/>
-      <w:r>
-        <w:rPr>
-          <w:rFonts w:cstheme="minorHAnsi"/>
-          <w:sz w:val="20"/>
-          <w:szCs w:val="20"/>
-        </w:rPr>
-        <w:t xml:space="preserve"> After fetching data we can modify and serve the data in output.</w:t>
-      </w:r>
-    </w:p>
-    <w:p>
-      <w:pPr>
-        <w:rPr>
-          <w:rFonts w:cstheme="minorHAnsi"/>
-          <w:sz w:val="20"/>
-          <w:szCs w:val="20"/>
-        </w:rPr>
-      </w:pPr>
-      <w:r>
-        <w:rPr>
-          <w:rFonts w:cstheme="minorHAnsi"/>
-          <w:b/>
-          <w:bCs/>
-          <w:sz w:val="20"/>
-          <w:szCs w:val="20"/>
-          <w:highlight w:val="yellow"/>
-        </w:rPr>
-        <w:t>What is bound and unbound Action</w:t>
-      </w:r>
-      <w:r>
-        <w:rPr>
-          <w:rFonts w:cstheme="minorHAnsi"/>
-          <w:b/>
-          <w:bCs/>
-          <w:sz w:val="20"/>
-          <w:szCs w:val="20"/>
-        </w:rPr>
-        <w:t xml:space="preserve"> &gt;</w:t>
-      </w:r>
-      <w:r>
-        <w:rPr>
-          <w:rFonts w:cstheme="minorHAnsi"/>
-          <w:b/>
-          <w:bCs/>
-          <w:sz w:val="20"/>
-          <w:szCs w:val="20"/>
-        </w:rPr>
-        <w:br/>
-      </w:r>
-      <w:r>
-        <w:rPr>
-          <w:rFonts w:cstheme="minorHAnsi"/>
-          <w:sz w:val="20"/>
-          <w:szCs w:val="20"/>
-        </w:rPr>
-        <w:t xml:space="preserve">A </w:t>
-      </w:r>
-      <w:r>
-        <w:rPr>
-          <w:rFonts w:cstheme="minorHAnsi"/>
-          <w:b/>
-          <w:bCs/>
-          <w:sz w:val="20"/>
-          <w:szCs w:val="20"/>
-        </w:rPr>
-        <w:t>bound action</w:t>
-      </w:r>
-      <w:r>
-        <w:rPr>
-          <w:rFonts w:cstheme="minorHAnsi"/>
-          <w:sz w:val="20"/>
-          <w:szCs w:val="20"/>
-        </w:rPr>
-        <w:t xml:space="preserve"> is an action that is tied to a specific entity or record and operates on that instance.</w:t>
-      </w:r>
-      <w:r>
-        <w:rPr>
-          <w:rFonts w:cstheme="minorHAnsi"/>
-          <w:sz w:val="20"/>
-          <w:szCs w:val="20"/>
-        </w:rPr>
-        <w:t xml:space="preserve"> In Bound action we always get one Parameter that is being passed via </w:t>
-      </w:r>
-      <w:proofErr w:type="spellStart"/>
-      <w:r>
-        <w:rPr>
-          <w:rFonts w:cstheme="minorHAnsi"/>
-          <w:sz w:val="20"/>
-          <w:szCs w:val="20"/>
-        </w:rPr>
-        <w:t>Odata</w:t>
-      </w:r>
-      <w:proofErr w:type="spellEnd"/>
-      <w:r>
-        <w:rPr>
-          <w:rFonts w:cstheme="minorHAnsi"/>
-          <w:sz w:val="20"/>
-          <w:szCs w:val="20"/>
-        </w:rPr>
-        <w:t xml:space="preserve"> service URL.</w:t>
-      </w:r>
-      <w:r>
-        <w:rPr>
-          <w:rFonts w:cstheme="minorHAnsi"/>
-          <w:sz w:val="20"/>
-          <w:szCs w:val="20"/>
-        </w:rPr>
-        <w:br/>
-      </w:r>
-      <w:r>
-        <w:rPr>
-          <w:rFonts w:cstheme="minorHAnsi"/>
-          <w:sz w:val="20"/>
-          <w:szCs w:val="20"/>
-        </w:rPr>
-        <w:t>/</w:t>
-      </w:r>
-      <w:proofErr w:type="gramStart"/>
-      <w:r>
-        <w:rPr>
-          <w:rFonts w:cstheme="minorHAnsi"/>
-          <w:sz w:val="20"/>
-          <w:szCs w:val="20"/>
-        </w:rPr>
-        <w:t>Orders(</w:t>
-      </w:r>
-      <w:proofErr w:type="gramEnd"/>
-      <w:r>
-        <w:rPr>
-          <w:rFonts w:cstheme="minorHAnsi"/>
-          <w:sz w:val="20"/>
-          <w:szCs w:val="20"/>
-        </w:rPr>
-        <w:t>1)/approve</w:t>
-      </w:r>
-      <w:r>
-        <w:rPr>
-          <w:rFonts w:cstheme="minorHAnsi"/>
-          <w:sz w:val="20"/>
-          <w:szCs w:val="20"/>
-        </w:rPr>
-        <w:t xml:space="preserve"> -&gt; 1 we get as params.</w:t>
-      </w:r>
-    </w:p>
-    <w:p>
-      <w:pPr>
-        <w:rPr>
-          <w:rFonts w:cstheme="minorHAnsi"/>
-          <w:sz w:val="20"/>
-          <w:szCs w:val="20"/>
-        </w:rPr>
-      </w:pPr>
-      <w:r>
-        <w:rPr>
-          <w:rFonts w:cstheme="minorHAnsi"/>
-          <w:sz w:val="20"/>
-          <w:szCs w:val="20"/>
-        </w:rPr>
-        <w:t xml:space="preserve">An </w:t>
-      </w:r>
-      <w:r>
-        <w:rPr>
-          <w:rFonts w:cstheme="minorHAnsi"/>
-          <w:b/>
-          <w:bCs/>
-          <w:sz w:val="20"/>
-          <w:szCs w:val="20"/>
-        </w:rPr>
-        <w:t>unbound action</w:t>
-      </w:r>
-      <w:r>
-        <w:rPr>
-          <w:rFonts w:cstheme="minorHAnsi"/>
-          <w:sz w:val="20"/>
-          <w:szCs w:val="20"/>
-        </w:rPr>
-        <w:t xml:space="preserve"> is not linked to any specific entity and works independently at the service level.</w:t>
-      </w:r>
-    </w:p>
-    <w:p>
-      <w:pPr>
-        <w:rPr>
-          <w:rFonts w:cstheme="minorHAnsi"/>
-          <w:sz w:val="20"/>
-          <w:szCs w:val="20"/>
-        </w:rPr>
-      </w:pPr>
-      <w:r>
-        <w:rPr>
-          <w:rFonts w:cstheme="minorHAnsi"/>
-          <w:b/>
-          <w:bCs/>
-          <w:sz w:val="20"/>
-          <w:szCs w:val="20"/>
-          <w:highlight w:val="yellow"/>
-        </w:rPr>
         <w:t>Bound and Unbound Function</w:t>
       </w:r>
       <w:r>
@@ -9119,6 +9283,7 @@
           <w:szCs w:val="18"/>
         </w:rPr>
         <w:br/>
+        <w:t xml:space="preserve">- </w:t>
       </w:r>
       <w:r>
         <w:rPr>
@@ -9126,34 +9291,34 @@
           <w:sz w:val="18"/>
           <w:szCs w:val="18"/>
         </w:rPr>
-        <w:lastRenderedPageBreak/>
-        <w:t xml:space="preserve">- </w:t>
-      </w:r>
+        <w:t>Target entity (</w:t>
+      </w:r>
+      <w:proofErr w:type="spellStart"/>
       <w:r>
         <w:rPr>
           <w:rFonts w:cstheme="minorHAnsi"/>
           <w:sz w:val="18"/>
           <w:szCs w:val="18"/>
         </w:rPr>
-        <w:t>Target entity (</w:t>
-      </w:r>
-      <w:proofErr w:type="spellStart"/>
+        <w:t>req.target</w:t>
+      </w:r>
+      <w:proofErr w:type="spellEnd"/>
       <w:r>
         <w:rPr>
           <w:rFonts w:cstheme="minorHAnsi"/>
           <w:sz w:val="18"/>
           <w:szCs w:val="18"/>
         </w:rPr>
-        <w:t>req.target</w:t>
-      </w:r>
-      <w:proofErr w:type="spellEnd"/>
+        <w:t xml:space="preserve">) </w:t>
+      </w:r>
       <w:r>
         <w:rPr>
           <w:rFonts w:cstheme="minorHAnsi"/>
           <w:sz w:val="18"/>
           <w:szCs w:val="18"/>
         </w:rPr>
-        <w:t xml:space="preserve">) </w:t>
+        <w:br/>
+        <w:t xml:space="preserve">- </w:t>
       </w:r>
       <w:r>
         <w:rPr>
@@ -9161,6 +9326,32 @@
           <w:sz w:val="18"/>
           <w:szCs w:val="18"/>
         </w:rPr>
+        <w:t>User info (</w:t>
+      </w:r>
+      <w:proofErr w:type="spellStart"/>
+      <w:r>
+        <w:rPr>
+          <w:rFonts w:cstheme="minorHAnsi"/>
+          <w:sz w:val="18"/>
+          <w:szCs w:val="18"/>
+        </w:rPr>
+        <w:t>req.user</w:t>
+      </w:r>
+      <w:proofErr w:type="spellEnd"/>
+      <w:r>
+        <w:rPr>
+          <w:rFonts w:cstheme="minorHAnsi"/>
+          <w:sz w:val="18"/>
+          <w:szCs w:val="18"/>
+        </w:rPr>
+        <w:t xml:space="preserve">) </w:t>
+      </w:r>
+      <w:r>
+        <w:rPr>
+          <w:rFonts w:cstheme="minorHAnsi"/>
+          <w:sz w:val="18"/>
+          <w:szCs w:val="18"/>
+        </w:rPr>
         <w:br/>
         <w:t xml:space="preserve">- </w:t>
       </w:r>
@@ -9170,7 +9361,7 @@
           <w:sz w:val="18"/>
           <w:szCs w:val="18"/>
         </w:rPr>
-        <w:t>User info (</w:t>
+        <w:t>Query (</w:t>
       </w:r>
       <w:proofErr w:type="spellStart"/>
       <w:r>
@@ -9179,7 +9370,7 @@
           <w:sz w:val="18"/>
           <w:szCs w:val="18"/>
         </w:rPr>
-        <w:t>req.user</w:t>
+        <w:t>req.query</w:t>
       </w:r>
       <w:proofErr w:type="spellEnd"/>
       <w:r>
@@ -9205,7 +9396,7 @@
           <w:sz w:val="18"/>
           <w:szCs w:val="18"/>
         </w:rPr>
-        <w:t>Query (</w:t>
+        <w:t>Error handling methods (</w:t>
       </w:r>
       <w:proofErr w:type="spellStart"/>
       <w:r>
@@ -9214,7 +9405,7 @@
           <w:sz w:val="18"/>
           <w:szCs w:val="18"/>
         </w:rPr>
-        <w:t>req.query</w:t>
+        <w:t>req.error</w:t>
       </w:r>
       <w:proofErr w:type="spellEnd"/>
       <w:r>
@@ -9223,59 +9414,24 @@
           <w:sz w:val="18"/>
           <w:szCs w:val="18"/>
         </w:rPr>
-        <w:t xml:space="preserve">) </w:t>
-      </w:r>
+        <w:t xml:space="preserve">, </w:t>
+      </w:r>
+      <w:proofErr w:type="spellStart"/>
       <w:r>
         <w:rPr>
           <w:rFonts w:cstheme="minorHAnsi"/>
           <w:sz w:val="18"/>
           <w:szCs w:val="18"/>
         </w:rPr>
-        <w:br/>
-        <w:t xml:space="preserve">- </w:t>
-      </w:r>
+        <w:t>req.reject</w:t>
+      </w:r>
+      <w:proofErr w:type="spellEnd"/>
       <w:r>
         <w:rPr>
           <w:rFonts w:cstheme="minorHAnsi"/>
           <w:sz w:val="18"/>
           <w:szCs w:val="18"/>
         </w:rPr>
-        <w:t>Error handling methods (</w:t>
-      </w:r>
-      <w:proofErr w:type="spellStart"/>
-      <w:r>
-        <w:rPr>
-          <w:rFonts w:cstheme="minorHAnsi"/>
-          <w:sz w:val="18"/>
-          <w:szCs w:val="18"/>
-        </w:rPr>
-        <w:t>req.error</w:t>
-      </w:r>
-      <w:proofErr w:type="spellEnd"/>
-      <w:r>
-        <w:rPr>
-          <w:rFonts w:cstheme="minorHAnsi"/>
-          <w:sz w:val="18"/>
-          <w:szCs w:val="18"/>
-        </w:rPr>
-        <w:t xml:space="preserve">, </w:t>
-      </w:r>
-      <w:proofErr w:type="spellStart"/>
-      <w:r>
-        <w:rPr>
-          <w:rFonts w:cstheme="minorHAnsi"/>
-          <w:sz w:val="18"/>
-          <w:szCs w:val="18"/>
-        </w:rPr>
-        <w:t>req.reject</w:t>
-      </w:r>
-      <w:proofErr w:type="spellEnd"/>
-      <w:r>
-        <w:rPr>
-          <w:rFonts w:cstheme="minorHAnsi"/>
-          <w:sz w:val="18"/>
-          <w:szCs w:val="18"/>
-        </w:rPr>
         <w:t>)</w:t>
       </w:r>
     </w:p>
@@ -9414,6 +9570,7 @@
           <w:szCs w:val="20"/>
           <w:highlight w:val="yellow"/>
         </w:rPr>
+        <w:lastRenderedPageBreak/>
         <w:t xml:space="preserve">How to Debug CAP application in </w:t>
       </w:r>
       <w:proofErr w:type="spellStart"/>
@@ -9912,7 +10069,6 @@
           <w:szCs w:val="20"/>
           <w:highlight w:val="yellow"/>
         </w:rPr>
-        <w:lastRenderedPageBreak/>
         <w:t>Different types of UI annotation</w:t>
       </w:r>
       <w:r>
@@ -10205,6 +10361,7 @@
           <w:sz w:val="20"/>
           <w:szCs w:val="20"/>
         </w:rPr>
+        <w:lastRenderedPageBreak/>
         <w:t xml:space="preserve">4. facets - </w:t>
       </w:r>
       <w:r>
@@ -10665,7 +10822,6 @@
           <w:szCs w:val="20"/>
           <w:highlight w:val="yellow"/>
         </w:rPr>
-        <w:lastRenderedPageBreak/>
         <w:t>What is @Common.SideEffects</w:t>
       </w:r>
       <w:r>
@@ -11037,6 +11193,7 @@
                 <w:sz w:val="20"/>
                 <w:szCs w:val="20"/>
               </w:rPr>
+              <w:lastRenderedPageBreak/>
               <w:t>2</w:t>
             </w:r>
           </w:p>
@@ -11911,7 +12068,6 @@
           <w:szCs w:val="20"/>
           <w:highlight w:val="yellow"/>
         </w:rPr>
-        <w:lastRenderedPageBreak/>
         <w:t>What is HANA DB and how it works</w:t>
       </w:r>
       <w:r>
@@ -12066,23 +12222,7 @@
           <w:sz w:val="20"/>
           <w:szCs w:val="20"/>
         </w:rPr>
-        <w:t xml:space="preserve">, cloud-based in-memory database provided by SAP on SAP BTP, used to store, process, and </w:t>
-      </w:r>
-      <w:r>
-        <w:rPr>
-          <w:rFonts w:cstheme="minorHAnsi"/>
-          <w:sz w:val="20"/>
-          <w:szCs w:val="20"/>
-        </w:rPr>
-        <w:t>analyse</w:t>
-      </w:r>
-      <w:r>
-        <w:rPr>
-          <w:rFonts w:cstheme="minorHAnsi"/>
-          <w:sz w:val="20"/>
-          <w:szCs w:val="20"/>
-        </w:rPr>
-        <w:t xml:space="preserve"> large volumes of data in real time.</w:t>
+        <w:t>, cloud-based in-memory database provided by SAP on SAP BTP, used to store, process, and analyse large volumes of data in real time.</w:t>
       </w:r>
     </w:p>
     <w:p>
@@ -12144,6 +12284,7 @@
           <w:sz w:val="20"/>
           <w:szCs w:val="20"/>
         </w:rPr>
+        <w:lastRenderedPageBreak/>
         <w:t>HANA Database (Core Engine)</w:t>
       </w:r>
     </w:p>
@@ -12246,6 +12387,7 @@
           <w:rFonts w:cstheme="minorHAnsi"/>
           <w:b/>
           <w:bCs/>
+          <w:noProof/>
           <w:sz w:val="20"/>
           <w:szCs w:val="20"/>
         </w:rPr>
@@ -12498,339 +12640,259 @@
           <w:sz w:val="20"/>
           <w:szCs w:val="20"/>
         </w:rPr>
-        <w:t xml:space="preserve">. </w:t>
-      </w:r>
-      <w:r>
-        <w:rPr>
-          <w:rFonts w:cstheme="minorHAnsi"/>
-          <w:color w:val="EE0000"/>
-          <w:sz w:val="20"/>
-          <w:szCs w:val="20"/>
-        </w:rPr>
-        <w:t>There is a new service in SAP HANA called SAP HDI (HANA Deployer Infrastructure) which is just a microservice responsible to managing the container</w:t>
-      </w:r>
-      <w:r>
-        <w:rPr>
-          <w:rFonts w:cstheme="minorHAnsi"/>
-          <w:color w:val="EE0000"/>
-          <w:sz w:val="20"/>
-          <w:szCs w:val="20"/>
-        </w:rPr>
-        <w:t>.</w:t>
-      </w:r>
-    </w:p>
-    <w:p>
-      <w:pPr>
-        <w:rPr>
-          <w:rFonts w:cstheme="minorHAnsi"/>
-          <w:color w:val="EE0000"/>
-          <w:sz w:val="20"/>
-          <w:szCs w:val="20"/>
-        </w:rPr>
-      </w:pPr>
-    </w:p>
-    <w:p>
-      <w:pPr>
-        <w:rPr>
-          <w:rFonts w:cstheme="minorHAnsi"/>
-          <w:color w:val="EE0000"/>
-          <w:sz w:val="20"/>
-          <w:szCs w:val="20"/>
-        </w:rPr>
-      </w:pPr>
-    </w:p>
-    <w:p>
-      <w:pPr>
-        <w:rPr>
-          <w:rFonts w:cstheme="minorHAnsi"/>
-          <w:color w:val="EE0000"/>
-          <w:sz w:val="20"/>
-          <w:szCs w:val="20"/>
-        </w:rPr>
-      </w:pPr>
-      <w:r>
-        <w:rPr>
-          <w:rFonts w:cstheme="minorHAnsi"/>
-          <w:color w:val="EE0000"/>
-          <w:sz w:val="20"/>
-          <w:szCs w:val="20"/>
-        </w:rPr>
-        <w:lastRenderedPageBreak/>
+        <w:t>. There is a new service in SAP HANA called SAP HDI (HANA Deployer Infrastructure) which is just a microservice responsible to managing the container.</w:t>
+      </w:r>
+    </w:p>
+    <w:p>
+      <w:pPr>
+        <w:rPr>
+          <w:rFonts w:cstheme="minorHAnsi"/>
+          <w:sz w:val="20"/>
+          <w:szCs w:val="20"/>
+        </w:rPr>
+      </w:pPr>
+      <w:r>
+        <w:rPr>
+          <w:rFonts w:cstheme="minorHAnsi"/>
+          <w:b/>
+          <w:bCs/>
+          <w:sz w:val="20"/>
+          <w:szCs w:val="20"/>
+          <w:highlight w:val="yellow"/>
+        </w:rPr>
+        <w:t>What is design time and Runtime</w:t>
+      </w:r>
+      <w:r>
+        <w:rPr>
+          <w:rFonts w:cstheme="minorHAnsi"/>
+          <w:b/>
+          <w:bCs/>
+          <w:sz w:val="20"/>
+          <w:szCs w:val="20"/>
+          <w:highlight w:val="yellow"/>
+        </w:rPr>
+        <w:t xml:space="preserve"> HDI</w:t>
+      </w:r>
+      <w:r>
+        <w:rPr>
+          <w:rFonts w:cstheme="minorHAnsi"/>
+          <w:b/>
+          <w:bCs/>
+          <w:sz w:val="20"/>
+          <w:szCs w:val="20"/>
+          <w:highlight w:val="yellow"/>
+        </w:rPr>
+        <w:t xml:space="preserve"> container</w:t>
+      </w:r>
+      <w:r>
+        <w:rPr>
+          <w:rFonts w:cstheme="minorHAnsi"/>
+          <w:b/>
+          <w:bCs/>
+          <w:sz w:val="20"/>
+          <w:szCs w:val="20"/>
+          <w:highlight w:val="yellow"/>
+        </w:rPr>
+        <w:t xml:space="preserve"> in HANA</w:t>
+      </w:r>
+      <w:r>
+        <w:rPr>
+          <w:rFonts w:cstheme="minorHAnsi"/>
+          <w:b/>
+          <w:bCs/>
+          <w:sz w:val="20"/>
+          <w:szCs w:val="20"/>
+        </w:rPr>
+        <w:t xml:space="preserve"> &gt;</w:t>
+      </w:r>
+      <w:r>
+        <w:rPr>
+          <w:rFonts w:cstheme="minorHAnsi"/>
+          <w:b/>
+          <w:bCs/>
+          <w:sz w:val="20"/>
+          <w:szCs w:val="20"/>
+        </w:rPr>
+        <w:br/>
+      </w:r>
+      <w:r>
+        <w:rPr>
+          <w:rFonts w:cstheme="minorHAnsi"/>
+          <w:sz w:val="20"/>
+          <w:szCs w:val="20"/>
+        </w:rPr>
+        <w:t xml:space="preserve">Design time developer can insert or delete from a particular </w:t>
+      </w:r>
+      <w:proofErr w:type="spellStart"/>
+      <w:r>
+        <w:rPr>
+          <w:rFonts w:cstheme="minorHAnsi"/>
+          <w:sz w:val="20"/>
+          <w:szCs w:val="20"/>
+        </w:rPr>
+        <w:t>db</w:t>
+      </w:r>
+      <w:proofErr w:type="spellEnd"/>
+      <w:r>
+        <w:rPr>
+          <w:rFonts w:cstheme="minorHAnsi"/>
+          <w:sz w:val="20"/>
+          <w:szCs w:val="20"/>
+        </w:rPr>
+        <w:t xml:space="preserve"> table</w:t>
+      </w:r>
+      <w:r>
+        <w:rPr>
+          <w:rFonts w:cstheme="minorHAnsi"/>
+          <w:sz w:val="20"/>
+          <w:szCs w:val="20"/>
+        </w:rPr>
+        <w:t xml:space="preserve"> by creating multiple containers </w:t>
+      </w:r>
+      <w:r>
+        <w:rPr>
+          <w:rFonts w:cstheme="minorHAnsi"/>
+          <w:sz w:val="20"/>
+          <w:szCs w:val="20"/>
+        </w:rPr>
+        <w:t xml:space="preserve">developer specific </w:t>
+      </w:r>
+      <w:r>
+        <w:rPr>
+          <w:rFonts w:cstheme="minorHAnsi"/>
+          <w:sz w:val="20"/>
+          <w:szCs w:val="20"/>
+        </w:rPr>
+        <w:t xml:space="preserve">– for testing safely, </w:t>
+      </w:r>
+      <w:proofErr w:type="gramStart"/>
+      <w:r>
+        <w:rPr>
+          <w:rFonts w:cstheme="minorHAnsi"/>
+          <w:sz w:val="20"/>
+          <w:szCs w:val="20"/>
+        </w:rPr>
+        <w:t>In</w:t>
+      </w:r>
+      <w:proofErr w:type="gramEnd"/>
+      <w:r>
+        <w:rPr>
+          <w:rFonts w:cstheme="minorHAnsi"/>
+          <w:sz w:val="20"/>
+          <w:szCs w:val="20"/>
+        </w:rPr>
+        <w:t xml:space="preserve"> </w:t>
+      </w:r>
+      <w:r>
+        <w:rPr>
+          <w:rFonts w:cstheme="minorHAnsi"/>
+          <w:sz w:val="20"/>
+          <w:szCs w:val="20"/>
+        </w:rPr>
+        <w:t>run</w:t>
+      </w:r>
+      <w:r>
+        <w:rPr>
+          <w:rFonts w:cstheme="minorHAnsi"/>
+          <w:sz w:val="20"/>
+          <w:szCs w:val="20"/>
+        </w:rPr>
+        <w:t xml:space="preserve"> time (prod env</w:t>
+      </w:r>
+      <w:r>
+        <w:rPr>
+          <w:rFonts w:cstheme="minorHAnsi"/>
+          <w:sz w:val="20"/>
+          <w:szCs w:val="20"/>
+        </w:rPr>
+        <w:t xml:space="preserve"> – when app is deployed</w:t>
+      </w:r>
+      <w:r>
+        <w:rPr>
+          <w:rFonts w:cstheme="minorHAnsi"/>
+          <w:sz w:val="20"/>
+          <w:szCs w:val="20"/>
+        </w:rPr>
+        <w:t xml:space="preserve">) user can </w:t>
+      </w:r>
+      <w:r>
+        <w:rPr>
+          <w:rFonts w:cstheme="minorHAnsi"/>
+          <w:sz w:val="20"/>
+          <w:szCs w:val="20"/>
+        </w:rPr>
+        <w:t>use,</w:t>
+      </w:r>
+      <w:r>
+        <w:rPr>
+          <w:rFonts w:cstheme="minorHAnsi"/>
+          <w:sz w:val="20"/>
+          <w:szCs w:val="20"/>
+        </w:rPr>
+        <w:t xml:space="preserve"> delete create in same </w:t>
+      </w:r>
+      <w:proofErr w:type="spellStart"/>
+      <w:r>
+        <w:rPr>
+          <w:rFonts w:cstheme="minorHAnsi"/>
+          <w:sz w:val="20"/>
+          <w:szCs w:val="20"/>
+        </w:rPr>
+        <w:t>db</w:t>
+      </w:r>
+      <w:proofErr w:type="spellEnd"/>
+      <w:r>
+        <w:rPr>
+          <w:rFonts w:cstheme="minorHAnsi"/>
+          <w:sz w:val="20"/>
+          <w:szCs w:val="20"/>
+        </w:rPr>
+        <w:t xml:space="preserve"> tables</w:t>
+      </w:r>
+      <w:r>
+        <w:rPr>
+          <w:rFonts w:cstheme="minorHAnsi"/>
+          <w:sz w:val="20"/>
+          <w:szCs w:val="20"/>
+        </w:rPr>
+        <w:t xml:space="preserve"> mean single </w:t>
+      </w:r>
+      <w:r>
+        <w:rPr>
+          <w:rFonts w:cstheme="minorHAnsi"/>
+          <w:sz w:val="20"/>
+          <w:szCs w:val="20"/>
+        </w:rPr>
+        <w:t xml:space="preserve">HDI </w:t>
+      </w:r>
+      <w:r>
+        <w:rPr>
+          <w:rFonts w:cstheme="minorHAnsi"/>
+          <w:sz w:val="20"/>
+          <w:szCs w:val="20"/>
+        </w:rPr>
+        <w:t>container.</w:t>
+      </w:r>
+    </w:p>
+    <w:p>
+      <w:pPr>
+        <w:rPr>
+          <w:rFonts w:cstheme="minorHAnsi"/>
+          <w:sz w:val="20"/>
+          <w:szCs w:val="20"/>
+        </w:rPr>
+      </w:pPr>
+      <w:r>
+        <w:rPr>
+          <w:rFonts w:cstheme="minorHAnsi"/>
+          <w:noProof/>
+          <w:sz w:val="20"/>
+          <w:szCs w:val="20"/>
+        </w:rPr>
         <w:drawing>
-          <wp:inline distT="0" distB="0" distL="0" distR="0" wp14:anchorId="0AED8E04" wp14:editId="78300381">
-            <wp:extent cx="2841585" cy="1432756"/>
-            <wp:effectExtent l="0" t="0" r="0" b="0"/>
-            <wp:docPr id="2138698631" name="Picture 1"/>
-            <wp:cNvGraphicFramePr>
-              <a:graphicFrameLocks xmlns:a="http://schemas.openxmlformats.org/drawingml/2006/main" noChangeAspect="1"/>
-            </wp:cNvGraphicFramePr>
-            <a:graphic xmlns:a="http://schemas.openxmlformats.org/drawingml/2006/main">
-              <a:graphicData uri="http://schemas.openxmlformats.org/drawingml/2006/picture">
-                <pic:pic xmlns:pic="http://schemas.openxmlformats.org/drawingml/2006/picture">
-                  <pic:nvPicPr>
-                    <pic:cNvPr id="2138698631" name=""/>
-                    <pic:cNvPicPr/>
-                  </pic:nvPicPr>
-                  <pic:blipFill>
-                    <a:blip r:embed="rId20"/>
-                    <a:stretch>
-                      <a:fillRect/>
-                    </a:stretch>
-                  </pic:blipFill>
-                  <pic:spPr>
-                    <a:xfrm>
-                      <a:off x="0" y="0"/>
-                      <a:ext cx="2881267" cy="1452764"/>
-                    </a:xfrm>
-                    <a:prstGeom prst="rect">
-                      <a:avLst/>
-                    </a:prstGeom>
-                  </pic:spPr>
-                </pic:pic>
-              </a:graphicData>
-            </a:graphic>
-          </wp:inline>
-        </w:drawing>
-      </w:r>
-    </w:p>
-    <w:p>
-      <w:pPr>
-        <w:rPr>
-          <w:rFonts w:cstheme="minorHAnsi"/>
-          <w:sz w:val="20"/>
-          <w:szCs w:val="20"/>
-        </w:rPr>
-      </w:pPr>
-      <w:r>
-        <w:rPr>
-          <w:rFonts w:cstheme="minorHAnsi"/>
-          <w:b/>
-          <w:bCs/>
-          <w:sz w:val="20"/>
-          <w:szCs w:val="20"/>
-          <w:highlight w:val="yellow"/>
-        </w:rPr>
-        <w:t>What is design time and Runtime</w:t>
-      </w:r>
-      <w:r>
-        <w:rPr>
-          <w:rFonts w:cstheme="minorHAnsi"/>
-          <w:b/>
-          <w:bCs/>
-          <w:sz w:val="20"/>
-          <w:szCs w:val="20"/>
-          <w:highlight w:val="yellow"/>
-        </w:rPr>
-        <w:t xml:space="preserve"> container</w:t>
-      </w:r>
-      <w:r>
-        <w:rPr>
-          <w:rFonts w:cstheme="minorHAnsi"/>
-          <w:b/>
-          <w:bCs/>
-          <w:sz w:val="20"/>
-          <w:szCs w:val="20"/>
-          <w:highlight w:val="yellow"/>
-        </w:rPr>
-        <w:t xml:space="preserve"> in HANA</w:t>
-      </w:r>
-      <w:r>
-        <w:rPr>
-          <w:rFonts w:cstheme="minorHAnsi"/>
-          <w:b/>
-          <w:bCs/>
-          <w:sz w:val="20"/>
-          <w:szCs w:val="20"/>
-        </w:rPr>
-        <w:t xml:space="preserve"> &gt;</w:t>
-      </w:r>
-      <w:r>
-        <w:rPr>
-          <w:rFonts w:cstheme="minorHAnsi"/>
-          <w:b/>
-          <w:bCs/>
-          <w:sz w:val="20"/>
-          <w:szCs w:val="20"/>
-        </w:rPr>
-        <w:br/>
-      </w:r>
-      <w:r>
-        <w:rPr>
-          <w:rFonts w:cstheme="minorHAnsi"/>
-          <w:sz w:val="20"/>
-          <w:szCs w:val="20"/>
-        </w:rPr>
-        <w:t xml:space="preserve">Design time developer can insert or delete from a particular </w:t>
-      </w:r>
-      <w:proofErr w:type="spellStart"/>
-      <w:r>
-        <w:rPr>
-          <w:rFonts w:cstheme="minorHAnsi"/>
-          <w:sz w:val="20"/>
-          <w:szCs w:val="20"/>
-        </w:rPr>
-        <w:t>db</w:t>
-      </w:r>
-      <w:proofErr w:type="spellEnd"/>
-      <w:r>
-        <w:rPr>
-          <w:rFonts w:cstheme="minorHAnsi"/>
-          <w:sz w:val="20"/>
-          <w:szCs w:val="20"/>
-        </w:rPr>
-        <w:t xml:space="preserve"> table</w:t>
-      </w:r>
-      <w:r>
-        <w:rPr>
-          <w:rFonts w:cstheme="minorHAnsi"/>
-          <w:sz w:val="20"/>
-          <w:szCs w:val="20"/>
-        </w:rPr>
-        <w:t xml:space="preserve"> by creating multiple containers </w:t>
-      </w:r>
-      <w:r>
-        <w:rPr>
-          <w:rFonts w:cstheme="minorHAnsi"/>
-          <w:sz w:val="20"/>
-          <w:szCs w:val="20"/>
-        </w:rPr>
-        <w:t xml:space="preserve">developer specific </w:t>
-      </w:r>
-      <w:r>
-        <w:rPr>
-          <w:rFonts w:cstheme="minorHAnsi"/>
-          <w:sz w:val="20"/>
-          <w:szCs w:val="20"/>
-        </w:rPr>
-        <w:t xml:space="preserve">– for testing safely, </w:t>
-      </w:r>
-      <w:proofErr w:type="gramStart"/>
-      <w:r>
-        <w:rPr>
-          <w:rFonts w:cstheme="minorHAnsi"/>
-          <w:sz w:val="20"/>
-          <w:szCs w:val="20"/>
-        </w:rPr>
-        <w:t>In</w:t>
-      </w:r>
-      <w:proofErr w:type="gramEnd"/>
-      <w:r>
-        <w:rPr>
-          <w:rFonts w:cstheme="minorHAnsi"/>
-          <w:sz w:val="20"/>
-          <w:szCs w:val="20"/>
-        </w:rPr>
-        <w:t xml:space="preserve"> </w:t>
-      </w:r>
-      <w:r>
-        <w:rPr>
-          <w:rFonts w:cstheme="minorHAnsi"/>
-          <w:sz w:val="20"/>
-          <w:szCs w:val="20"/>
-        </w:rPr>
-        <w:t>run</w:t>
-      </w:r>
-      <w:r>
-        <w:rPr>
-          <w:rFonts w:cstheme="minorHAnsi"/>
-          <w:sz w:val="20"/>
-          <w:szCs w:val="20"/>
-        </w:rPr>
-        <w:t xml:space="preserve"> time (prod env</w:t>
-      </w:r>
-      <w:r>
-        <w:rPr>
-          <w:rFonts w:cstheme="minorHAnsi"/>
-          <w:sz w:val="20"/>
-          <w:szCs w:val="20"/>
-        </w:rPr>
-        <w:t xml:space="preserve"> – when app is deployed</w:t>
-      </w:r>
-      <w:r>
-        <w:rPr>
-          <w:rFonts w:cstheme="minorHAnsi"/>
-          <w:sz w:val="20"/>
-          <w:szCs w:val="20"/>
-        </w:rPr>
-        <w:t xml:space="preserve">) user can </w:t>
-      </w:r>
-      <w:r>
-        <w:rPr>
-          <w:rFonts w:cstheme="minorHAnsi"/>
-          <w:sz w:val="20"/>
-          <w:szCs w:val="20"/>
-        </w:rPr>
-        <w:t>use,</w:t>
-      </w:r>
-      <w:r>
-        <w:rPr>
-          <w:rFonts w:cstheme="minorHAnsi"/>
-          <w:sz w:val="20"/>
-          <w:szCs w:val="20"/>
-        </w:rPr>
-        <w:t xml:space="preserve"> delete create in same </w:t>
-      </w:r>
-      <w:proofErr w:type="spellStart"/>
-      <w:r>
-        <w:rPr>
-          <w:rFonts w:cstheme="minorHAnsi"/>
-          <w:sz w:val="20"/>
-          <w:szCs w:val="20"/>
-        </w:rPr>
-        <w:t>db</w:t>
-      </w:r>
-      <w:proofErr w:type="spellEnd"/>
-      <w:r>
-        <w:rPr>
-          <w:rFonts w:cstheme="minorHAnsi"/>
-          <w:sz w:val="20"/>
-          <w:szCs w:val="20"/>
-        </w:rPr>
-        <w:t xml:space="preserve"> tables</w:t>
-      </w:r>
-      <w:r>
-        <w:rPr>
-          <w:rFonts w:cstheme="minorHAnsi"/>
-          <w:sz w:val="20"/>
-          <w:szCs w:val="20"/>
-        </w:rPr>
-        <w:t xml:space="preserve"> mean single </w:t>
-      </w:r>
-      <w:r>
-        <w:rPr>
-          <w:rFonts w:cstheme="minorHAnsi"/>
-          <w:sz w:val="20"/>
-          <w:szCs w:val="20"/>
-        </w:rPr>
-        <w:t xml:space="preserve">HDI </w:t>
-      </w:r>
-      <w:r>
-        <w:rPr>
-          <w:rFonts w:cstheme="minorHAnsi"/>
-          <w:sz w:val="20"/>
-          <w:szCs w:val="20"/>
-        </w:rPr>
-        <w:t>container.</w:t>
-      </w:r>
-    </w:p>
-    <w:p>
-      <w:pPr>
-        <w:rPr>
-          <w:rFonts w:cstheme="minorHAnsi"/>
-          <w:sz w:val="20"/>
-          <w:szCs w:val="20"/>
-        </w:rPr>
-      </w:pPr>
-      <w:r>
-        <w:rPr>
-          <w:rFonts w:cstheme="minorHAnsi"/>
-          <w:sz w:val="20"/>
-          <w:szCs w:val="20"/>
-        </w:rPr>
-        <w:drawing>
-          <wp:inline distT="0" distB="0" distL="0" distR="0" wp14:anchorId="3A19C7C1" wp14:editId="76E2D00E">
-            <wp:extent cx="4641448" cy="2110404"/>
-            <wp:effectExtent l="0" t="0" r="6985" b="4445"/>
+          <wp:inline distT="0" distB="0" distL="0" distR="0" wp14:anchorId="3A19C7C1" wp14:editId="23A1B17A">
+            <wp:extent cx="3452509" cy="1569808"/>
+            <wp:effectExtent l="57150" t="0" r="52705" b="106680"/>
             <wp:docPr id="273811210" name="Picture 1"/>
             <wp:cNvGraphicFramePr>
               <a:graphicFrameLocks xmlns:a="http://schemas.openxmlformats.org/drawingml/2006/main" noChangeAspect="1"/>
@@ -12843,6 +12905,1862 @@
                     <pic:cNvPicPr/>
                   </pic:nvPicPr>
                   <pic:blipFill>
+                    <a:blip r:embed="rId20"/>
+                    <a:stretch>
+                      <a:fillRect/>
+                    </a:stretch>
+                  </pic:blipFill>
+                  <pic:spPr>
+                    <a:xfrm>
+                      <a:off x="0" y="0"/>
+                      <a:ext cx="3505258" cy="1593792"/>
+                    </a:xfrm>
+                    <a:prstGeom prst="rect">
+                      <a:avLst/>
+                    </a:prstGeom>
+                    <a:effectLst>
+                      <a:outerShdw blurRad="50800" dist="50800" dir="5400000" algn="ctr" rotWithShape="0">
+                        <a:srgbClr val="000000">
+                          <a:alpha val="99000"/>
+                        </a:srgbClr>
+                      </a:outerShdw>
+                    </a:effectLst>
+                  </pic:spPr>
+                </pic:pic>
+              </a:graphicData>
+            </a:graphic>
+          </wp:inline>
+        </w:drawing>
+      </w:r>
+    </w:p>
+    <w:p>
+      <w:pPr>
+        <w:rPr>
+          <w:rFonts w:cstheme="minorHAnsi"/>
+          <w:sz w:val="20"/>
+          <w:szCs w:val="20"/>
+        </w:rPr>
+      </w:pPr>
+      <w:r>
+        <w:rPr>
+          <w:rFonts w:cstheme="minorHAnsi"/>
+          <w:sz w:val="20"/>
+          <w:szCs w:val="20"/>
+        </w:rPr>
+        <w:lastRenderedPageBreak/>
+        <w:t>Just few concept for above – CDS engine doesn’t create SQL in case of HANA, rather creates. hdb</w:t>
+      </w:r>
+      <w:proofErr w:type="gramStart"/>
+      <w:r>
+        <w:rPr>
+          <w:rFonts w:cstheme="minorHAnsi"/>
+          <w:sz w:val="20"/>
+          <w:szCs w:val="20"/>
+        </w:rPr>
+        <w:t>, .hdbtable</w:t>
+      </w:r>
+      <w:proofErr w:type="gramEnd"/>
+      <w:r>
+        <w:rPr>
+          <w:rFonts w:cstheme="minorHAnsi"/>
+          <w:sz w:val="20"/>
+          <w:szCs w:val="20"/>
+        </w:rPr>
+        <w:t xml:space="preserve"> (inside gen folder)</w:t>
+      </w:r>
+      <w:r>
+        <w:rPr>
+          <w:rFonts w:cstheme="minorHAnsi"/>
+          <w:sz w:val="20"/>
+          <w:szCs w:val="20"/>
+        </w:rPr>
+        <w:t>. artefacts as Hana understand that only. Whereas CDS engine creates SQL in case of SQLite.</w:t>
+      </w:r>
+    </w:p>
+    <w:p>
+      <w:pPr>
+        <w:rPr>
+          <w:rFonts w:cstheme="minorHAnsi"/>
+          <w:sz w:val="20"/>
+          <w:szCs w:val="20"/>
+        </w:rPr>
+      </w:pPr>
+      <w:r>
+        <w:rPr>
+          <w:rFonts w:cstheme="minorHAnsi"/>
+          <w:b/>
+          <w:bCs/>
+          <w:sz w:val="20"/>
+          <w:szCs w:val="20"/>
+          <w:highlight w:val="yellow"/>
+        </w:rPr>
+        <w:t>Steps for using HANA cloud in CAP apps</w:t>
+      </w:r>
+      <w:r>
+        <w:rPr>
+          <w:rFonts w:cstheme="minorHAnsi"/>
+          <w:b/>
+          <w:bCs/>
+          <w:sz w:val="20"/>
+          <w:szCs w:val="20"/>
+        </w:rPr>
+        <w:t xml:space="preserve"> &gt;</w:t>
+      </w:r>
+      <w:r>
+        <w:rPr>
+          <w:rFonts w:cstheme="minorHAnsi"/>
+          <w:b/>
+          <w:bCs/>
+          <w:sz w:val="20"/>
+          <w:szCs w:val="20"/>
+        </w:rPr>
+        <w:br/>
+      </w:r>
+      <w:r>
+        <w:rPr>
+          <w:rFonts w:cstheme="minorHAnsi"/>
+          <w:sz w:val="20"/>
+          <w:szCs w:val="20"/>
+        </w:rPr>
+        <w:t xml:space="preserve">1. </w:t>
+      </w:r>
+      <w:proofErr w:type="spellStart"/>
+      <w:r>
+        <w:rPr>
+          <w:rFonts w:cstheme="minorHAnsi"/>
+          <w:b/>
+          <w:bCs/>
+          <w:sz w:val="20"/>
+          <w:szCs w:val="20"/>
+        </w:rPr>
+        <w:t>cds</w:t>
+      </w:r>
+      <w:proofErr w:type="spellEnd"/>
+      <w:r>
+        <w:rPr>
+          <w:rFonts w:cstheme="minorHAnsi"/>
+          <w:b/>
+          <w:bCs/>
+          <w:sz w:val="20"/>
+          <w:szCs w:val="20"/>
+        </w:rPr>
+        <w:t xml:space="preserve"> add </w:t>
+      </w:r>
+      <w:r>
+        <w:rPr>
+          <w:rFonts w:cstheme="minorHAnsi"/>
+          <w:b/>
+          <w:bCs/>
+          <w:sz w:val="20"/>
+          <w:szCs w:val="20"/>
+        </w:rPr>
+        <w:t>Hana</w:t>
+      </w:r>
+      <w:r>
+        <w:rPr>
+          <w:rFonts w:cstheme="minorHAnsi"/>
+          <w:sz w:val="20"/>
+          <w:szCs w:val="20"/>
+        </w:rPr>
+        <w:t xml:space="preserve"> (add dependency for </w:t>
+      </w:r>
+      <w:proofErr w:type="spellStart"/>
+      <w:r>
+        <w:rPr>
+          <w:rFonts w:cstheme="minorHAnsi"/>
+          <w:sz w:val="20"/>
+          <w:szCs w:val="20"/>
+        </w:rPr>
+        <w:t>hana</w:t>
+      </w:r>
+      <w:proofErr w:type="spellEnd"/>
+      <w:r>
+        <w:rPr>
+          <w:rFonts w:cstheme="minorHAnsi"/>
+          <w:sz w:val="20"/>
+          <w:szCs w:val="20"/>
+        </w:rPr>
+        <w:t xml:space="preserve"> – adapter to talk to hdb</w:t>
+      </w:r>
+      <w:r>
+        <w:rPr>
+          <w:rFonts w:cstheme="minorHAnsi"/>
+          <w:sz w:val="20"/>
+          <w:szCs w:val="20"/>
+        </w:rPr>
+        <w:t>)</w:t>
+      </w:r>
+      <w:r>
+        <w:rPr>
+          <w:rFonts w:cstheme="minorHAnsi"/>
+          <w:sz w:val="20"/>
+          <w:szCs w:val="20"/>
+        </w:rPr>
+        <w:br/>
+        <w:t xml:space="preserve">2. </w:t>
+      </w:r>
+      <w:r>
+        <w:rPr>
+          <w:rFonts w:cstheme="minorHAnsi"/>
+          <w:b/>
+          <w:bCs/>
+          <w:sz w:val="20"/>
+          <w:szCs w:val="20"/>
+        </w:rPr>
+        <w:t>Cf login</w:t>
+      </w:r>
+      <w:r>
+        <w:rPr>
+          <w:rFonts w:cstheme="minorHAnsi"/>
+          <w:sz w:val="20"/>
+          <w:szCs w:val="20"/>
+        </w:rPr>
+        <w:t xml:space="preserve"> -&gt; so that cap knows which</w:t>
+      </w:r>
+      <w:r>
+        <w:rPr>
+          <w:rFonts w:cstheme="minorHAnsi"/>
+          <w:sz w:val="20"/>
+          <w:szCs w:val="20"/>
+        </w:rPr>
+        <w:t xml:space="preserve"> </w:t>
+      </w:r>
+      <w:proofErr w:type="spellStart"/>
+      <w:r>
+        <w:rPr>
+          <w:rFonts w:cstheme="minorHAnsi"/>
+          <w:sz w:val="20"/>
+          <w:szCs w:val="20"/>
+        </w:rPr>
+        <w:t>cf</w:t>
+      </w:r>
+      <w:proofErr w:type="spellEnd"/>
+      <w:r>
+        <w:rPr>
+          <w:rFonts w:cstheme="minorHAnsi"/>
+          <w:sz w:val="20"/>
+          <w:szCs w:val="20"/>
+        </w:rPr>
+        <w:t xml:space="preserve"> it should create</w:t>
+      </w:r>
+      <w:r>
+        <w:rPr>
+          <w:rFonts w:cstheme="minorHAnsi"/>
+          <w:sz w:val="20"/>
+          <w:szCs w:val="20"/>
+        </w:rPr>
+        <w:t xml:space="preserve"> hdi instance/backing service</w:t>
+      </w:r>
+      <w:r>
+        <w:rPr>
+          <w:rFonts w:cstheme="minorHAnsi"/>
+          <w:sz w:val="20"/>
+          <w:szCs w:val="20"/>
+        </w:rPr>
+        <w:t xml:space="preserve"> and</w:t>
+      </w:r>
+      <w:r>
+        <w:rPr>
+          <w:rFonts w:cstheme="minorHAnsi"/>
+          <w:sz w:val="20"/>
+          <w:szCs w:val="20"/>
+        </w:rPr>
+        <w:t xml:space="preserve"> to </w:t>
+      </w:r>
+      <w:r>
+        <w:rPr>
+          <w:rFonts w:cstheme="minorHAnsi"/>
+          <w:sz w:val="20"/>
+          <w:szCs w:val="20"/>
+        </w:rPr>
+        <w:t>fetch creds from</w:t>
+      </w:r>
+      <w:r>
+        <w:rPr>
+          <w:rFonts w:cstheme="minorHAnsi"/>
+          <w:sz w:val="20"/>
+          <w:szCs w:val="20"/>
+        </w:rPr>
+        <w:br/>
+        <w:t xml:space="preserve">3. </w:t>
+      </w:r>
+      <w:proofErr w:type="spellStart"/>
+      <w:r>
+        <w:rPr>
+          <w:rFonts w:cstheme="minorHAnsi"/>
+          <w:b/>
+          <w:bCs/>
+          <w:sz w:val="20"/>
+          <w:szCs w:val="20"/>
+        </w:rPr>
+        <w:t>Cds</w:t>
+      </w:r>
+      <w:proofErr w:type="spellEnd"/>
+      <w:r>
+        <w:rPr>
+          <w:rFonts w:cstheme="minorHAnsi"/>
+          <w:b/>
+          <w:bCs/>
+          <w:sz w:val="20"/>
+          <w:szCs w:val="20"/>
+        </w:rPr>
+        <w:t xml:space="preserve"> build –production</w:t>
+      </w:r>
+      <w:r>
+        <w:rPr>
+          <w:rFonts w:cstheme="minorHAnsi"/>
+          <w:sz w:val="20"/>
+          <w:szCs w:val="20"/>
+        </w:rPr>
+        <w:t xml:space="preserve"> (creates gen folder – all .hdb files will be there with Hana specific </w:t>
+      </w:r>
+      <w:proofErr w:type="spellStart"/>
+      <w:r>
+        <w:rPr>
+          <w:rFonts w:cstheme="minorHAnsi"/>
+          <w:sz w:val="20"/>
+          <w:szCs w:val="20"/>
+        </w:rPr>
+        <w:t>sql</w:t>
+      </w:r>
+      <w:proofErr w:type="spellEnd"/>
+      <w:r>
+        <w:rPr>
+          <w:rFonts w:cstheme="minorHAnsi"/>
+          <w:sz w:val="20"/>
+          <w:szCs w:val="20"/>
+        </w:rPr>
+        <w:t xml:space="preserve"> </w:t>
+      </w:r>
+      <w:proofErr w:type="gramStart"/>
+      <w:r>
+        <w:rPr>
+          <w:rFonts w:cstheme="minorHAnsi"/>
+          <w:sz w:val="20"/>
+          <w:szCs w:val="20"/>
+        </w:rPr>
+        <w:t>mean .</w:t>
+      </w:r>
+      <w:proofErr w:type="spellStart"/>
+      <w:r>
+        <w:rPr>
+          <w:rFonts w:cstheme="minorHAnsi"/>
+          <w:sz w:val="20"/>
+          <w:szCs w:val="20"/>
+        </w:rPr>
+        <w:t>hdb</w:t>
+      </w:r>
+      <w:proofErr w:type="spellEnd"/>
+      <w:proofErr w:type="gramEnd"/>
+      <w:r>
+        <w:rPr>
+          <w:rFonts w:cstheme="minorHAnsi"/>
+          <w:sz w:val="20"/>
+          <w:szCs w:val="20"/>
+        </w:rPr>
+        <w:t>)</w:t>
+      </w:r>
+      <w:r>
+        <w:rPr>
+          <w:rFonts w:cstheme="minorHAnsi"/>
+          <w:sz w:val="20"/>
+          <w:szCs w:val="20"/>
+        </w:rPr>
+        <w:br/>
+      </w:r>
+      <w:r>
+        <w:rPr>
+          <w:rFonts w:cstheme="minorHAnsi"/>
+          <w:sz w:val="20"/>
+          <w:szCs w:val="20"/>
+        </w:rPr>
+        <w:t xml:space="preserve">4. </w:t>
+      </w:r>
+      <w:proofErr w:type="spellStart"/>
+      <w:r>
+        <w:rPr>
+          <w:rFonts w:cstheme="minorHAnsi"/>
+          <w:b/>
+          <w:bCs/>
+          <w:sz w:val="20"/>
+          <w:szCs w:val="20"/>
+        </w:rPr>
+        <w:t>Cds</w:t>
+      </w:r>
+      <w:proofErr w:type="spellEnd"/>
+      <w:r>
+        <w:rPr>
+          <w:rFonts w:cstheme="minorHAnsi"/>
+          <w:b/>
+          <w:bCs/>
+          <w:sz w:val="20"/>
+          <w:szCs w:val="20"/>
+        </w:rPr>
+        <w:t xml:space="preserve"> deploy –to </w:t>
+      </w:r>
+      <w:proofErr w:type="spellStart"/>
+      <w:r>
+        <w:rPr>
+          <w:rFonts w:cstheme="minorHAnsi"/>
+          <w:b/>
+          <w:bCs/>
+          <w:sz w:val="20"/>
+          <w:szCs w:val="20"/>
+        </w:rPr>
+        <w:t>hana</w:t>
+      </w:r>
+      <w:proofErr w:type="spellEnd"/>
+      <w:r>
+        <w:rPr>
+          <w:rFonts w:cstheme="minorHAnsi"/>
+          <w:b/>
+          <w:bCs/>
+          <w:sz w:val="20"/>
+          <w:szCs w:val="20"/>
+        </w:rPr>
+        <w:t xml:space="preserve"> </w:t>
+      </w:r>
+      <w:r>
+        <w:rPr>
+          <w:rFonts w:cstheme="minorHAnsi"/>
+          <w:sz w:val="20"/>
+          <w:szCs w:val="20"/>
+        </w:rPr>
+        <w:t xml:space="preserve">(deploy data to </w:t>
+      </w:r>
+      <w:proofErr w:type="spellStart"/>
+      <w:r>
+        <w:rPr>
+          <w:rFonts w:cstheme="minorHAnsi"/>
+          <w:sz w:val="20"/>
+          <w:szCs w:val="20"/>
+        </w:rPr>
+        <w:t>hana</w:t>
+      </w:r>
+      <w:proofErr w:type="spellEnd"/>
+      <w:r>
+        <w:rPr>
+          <w:rFonts w:cstheme="minorHAnsi"/>
+          <w:sz w:val="20"/>
+          <w:szCs w:val="20"/>
+        </w:rPr>
+        <w:t xml:space="preserve"> after compiling gen folder files</w:t>
+      </w:r>
+      <w:r>
+        <w:rPr>
+          <w:rFonts w:cstheme="minorHAnsi"/>
+          <w:sz w:val="20"/>
+          <w:szCs w:val="20"/>
+        </w:rPr>
+        <w:t>)</w:t>
+      </w:r>
+      <w:r>
+        <w:rPr>
+          <w:rFonts w:cstheme="minorHAnsi"/>
+          <w:b/>
+          <w:bCs/>
+          <w:sz w:val="20"/>
+          <w:szCs w:val="20"/>
+        </w:rPr>
+        <w:br/>
+        <w:t xml:space="preserve">5. </w:t>
+      </w:r>
+      <w:proofErr w:type="spellStart"/>
+      <w:r>
+        <w:rPr>
+          <w:rFonts w:cstheme="minorHAnsi"/>
+          <w:b/>
+          <w:bCs/>
+          <w:sz w:val="20"/>
+          <w:szCs w:val="20"/>
+        </w:rPr>
+        <w:t>Cds</w:t>
+      </w:r>
+      <w:proofErr w:type="spellEnd"/>
+      <w:r>
+        <w:rPr>
+          <w:rFonts w:cstheme="minorHAnsi"/>
+          <w:b/>
+          <w:bCs/>
+          <w:sz w:val="20"/>
+          <w:szCs w:val="20"/>
+        </w:rPr>
+        <w:t xml:space="preserve"> watch –profile hybrid </w:t>
+      </w:r>
+      <w:r>
+        <w:rPr>
+          <w:rFonts w:cstheme="minorHAnsi"/>
+          <w:sz w:val="20"/>
+          <w:szCs w:val="20"/>
+        </w:rPr>
+        <w:t xml:space="preserve">(to run app with </w:t>
+      </w:r>
+      <w:proofErr w:type="spellStart"/>
+      <w:r>
+        <w:rPr>
+          <w:rFonts w:cstheme="minorHAnsi"/>
+          <w:sz w:val="20"/>
+          <w:szCs w:val="20"/>
+        </w:rPr>
+        <w:t>hana</w:t>
+      </w:r>
+      <w:proofErr w:type="spellEnd"/>
+      <w:r>
+        <w:rPr>
+          <w:rFonts w:cstheme="minorHAnsi"/>
+          <w:sz w:val="20"/>
+          <w:szCs w:val="20"/>
+        </w:rPr>
+        <w:t>)</w:t>
+      </w:r>
+      <w:r>
+        <w:rPr>
+          <w:rFonts w:cstheme="minorHAnsi"/>
+          <w:sz w:val="20"/>
+          <w:szCs w:val="20"/>
+        </w:rPr>
+        <w:t xml:space="preserve"> </w:t>
+      </w:r>
+      <w:r>
+        <w:rPr>
+          <w:rFonts w:cstheme="minorHAnsi"/>
+          <w:sz w:val="20"/>
+          <w:szCs w:val="20"/>
+        </w:rPr>
+        <w:t xml:space="preserve">(fetches creds from </w:t>
+      </w:r>
+      <w:proofErr w:type="spellStart"/>
+      <w:r>
+        <w:rPr>
+          <w:rFonts w:cstheme="minorHAnsi"/>
+          <w:sz w:val="20"/>
+          <w:szCs w:val="20"/>
+        </w:rPr>
+        <w:t>cf</w:t>
+      </w:r>
+      <w:proofErr w:type="spellEnd"/>
+      <w:r>
+        <w:rPr>
+          <w:rFonts w:cstheme="minorHAnsi"/>
+          <w:sz w:val="20"/>
+          <w:szCs w:val="20"/>
+        </w:rPr>
+        <w:t xml:space="preserve"> instance/ hdi instance and configure </w:t>
+      </w:r>
+      <w:proofErr w:type="spellStart"/>
+      <w:r>
+        <w:rPr>
+          <w:rFonts w:cstheme="minorHAnsi"/>
+          <w:sz w:val="20"/>
+          <w:szCs w:val="20"/>
+        </w:rPr>
+        <w:t>hana</w:t>
+      </w:r>
+      <w:proofErr w:type="spellEnd"/>
+      <w:r>
+        <w:rPr>
+          <w:rFonts w:cstheme="minorHAnsi"/>
+          <w:sz w:val="20"/>
+          <w:szCs w:val="20"/>
+        </w:rPr>
+        <w:t xml:space="preserve"> adapter or client to talk to </w:t>
+      </w:r>
+      <w:proofErr w:type="spellStart"/>
+      <w:r>
+        <w:rPr>
+          <w:rFonts w:cstheme="minorHAnsi"/>
+          <w:sz w:val="20"/>
+          <w:szCs w:val="20"/>
+        </w:rPr>
+        <w:t>hana</w:t>
+      </w:r>
+      <w:proofErr w:type="spellEnd"/>
+      <w:r>
+        <w:rPr>
+          <w:rFonts w:cstheme="minorHAnsi"/>
+          <w:sz w:val="20"/>
+          <w:szCs w:val="20"/>
+        </w:rPr>
+        <w:t xml:space="preserve"> cloud.</w:t>
+      </w:r>
+      <w:r>
+        <w:rPr>
+          <w:rFonts w:cstheme="minorHAnsi"/>
+          <w:sz w:val="20"/>
+          <w:szCs w:val="20"/>
+        </w:rPr>
+        <w:t>)</w:t>
+      </w:r>
+    </w:p>
+    <w:p>
+      <w:pPr>
+        <w:rPr>
+          <w:rFonts w:cstheme="minorHAnsi"/>
+          <w:sz w:val="20"/>
+          <w:szCs w:val="20"/>
+        </w:rPr>
+      </w:pPr>
+      <w:proofErr w:type="gramStart"/>
+      <w:r>
+        <w:rPr>
+          <w:rFonts w:cstheme="minorHAnsi"/>
+          <w:b/>
+          <w:bCs/>
+          <w:sz w:val="20"/>
+          <w:szCs w:val="20"/>
+          <w:highlight w:val="yellow"/>
+        </w:rPr>
+        <w:t>What .</w:t>
+      </w:r>
+      <w:proofErr w:type="spellStart"/>
+      <w:r>
+        <w:rPr>
+          <w:rFonts w:cstheme="minorHAnsi"/>
+          <w:b/>
+          <w:bCs/>
+          <w:sz w:val="20"/>
+          <w:szCs w:val="20"/>
+          <w:highlight w:val="yellow"/>
+        </w:rPr>
+        <w:t>cdsrc</w:t>
+      </w:r>
+      <w:proofErr w:type="gramEnd"/>
+      <w:r>
+        <w:rPr>
+          <w:rFonts w:cstheme="minorHAnsi"/>
+          <w:b/>
+          <w:bCs/>
+          <w:sz w:val="20"/>
+          <w:szCs w:val="20"/>
+          <w:highlight w:val="yellow"/>
+        </w:rPr>
+        <w:t>-private.json</w:t>
+      </w:r>
+      <w:proofErr w:type="spellEnd"/>
+      <w:r>
+        <w:rPr>
+          <w:rFonts w:cstheme="minorHAnsi"/>
+          <w:b/>
+          <w:bCs/>
+          <w:sz w:val="20"/>
+          <w:szCs w:val="20"/>
+          <w:highlight w:val="yellow"/>
+        </w:rPr>
+        <w:t xml:space="preserve"> file store</w:t>
+      </w:r>
+      <w:r>
+        <w:rPr>
+          <w:rFonts w:cstheme="minorHAnsi"/>
+          <w:b/>
+          <w:bCs/>
+          <w:sz w:val="20"/>
+          <w:szCs w:val="20"/>
+        </w:rPr>
+        <w:t xml:space="preserve"> &gt;</w:t>
+      </w:r>
+      <w:r>
+        <w:rPr>
+          <w:rFonts w:cstheme="minorHAnsi"/>
+          <w:b/>
+          <w:bCs/>
+          <w:sz w:val="20"/>
+          <w:szCs w:val="20"/>
+        </w:rPr>
+        <w:br/>
+      </w:r>
+      <w:r>
+        <w:rPr>
+          <w:rFonts w:cstheme="minorHAnsi"/>
+          <w:sz w:val="20"/>
+          <w:szCs w:val="20"/>
+        </w:rPr>
+        <w:t>.</w:t>
+      </w:r>
+      <w:proofErr w:type="spellStart"/>
+      <w:r>
+        <w:rPr>
+          <w:rFonts w:cstheme="minorHAnsi"/>
+          <w:sz w:val="20"/>
+          <w:szCs w:val="20"/>
+        </w:rPr>
+        <w:t>cdsrc-</w:t>
+      </w:r>
+      <w:proofErr w:type="gramStart"/>
+      <w:r>
+        <w:rPr>
+          <w:rFonts w:cstheme="minorHAnsi"/>
+          <w:sz w:val="20"/>
+          <w:szCs w:val="20"/>
+        </w:rPr>
+        <w:t>private.json</w:t>
+      </w:r>
+      <w:proofErr w:type="spellEnd"/>
+      <w:proofErr w:type="gramEnd"/>
+      <w:r>
+        <w:rPr>
+          <w:rFonts w:cstheme="minorHAnsi"/>
+          <w:sz w:val="20"/>
+          <w:szCs w:val="20"/>
+        </w:rPr>
+        <w:t xml:space="preserve"> stores only the </w:t>
+      </w:r>
+      <w:r>
+        <w:rPr>
+          <w:rFonts w:cstheme="minorHAnsi"/>
+          <w:b/>
+          <w:bCs/>
+          <w:sz w:val="20"/>
+          <w:szCs w:val="20"/>
+        </w:rPr>
+        <w:t>CF binding pointer</w:t>
+      </w:r>
+      <w:r>
+        <w:rPr>
+          <w:rFonts w:cstheme="minorHAnsi"/>
+          <w:sz w:val="20"/>
+          <w:szCs w:val="20"/>
+        </w:rPr>
+        <w:t xml:space="preserve"> (</w:t>
+      </w:r>
+      <w:r>
+        <w:rPr>
+          <w:rFonts w:cstheme="minorHAnsi"/>
+          <w:sz w:val="20"/>
+          <w:szCs w:val="20"/>
+        </w:rPr>
+        <w:t>hdi-shared baking service info, where key is stored</w:t>
+      </w:r>
+      <w:r>
+        <w:rPr>
+          <w:rFonts w:cstheme="minorHAnsi"/>
+          <w:sz w:val="20"/>
+          <w:szCs w:val="20"/>
+        </w:rPr>
+        <w:t xml:space="preserve">), and credentials are </w:t>
+      </w:r>
+      <w:r>
+        <w:rPr>
+          <w:rFonts w:cstheme="minorHAnsi"/>
+          <w:b/>
+          <w:bCs/>
+          <w:sz w:val="20"/>
+          <w:szCs w:val="20"/>
+        </w:rPr>
+        <w:t xml:space="preserve">fetched live from CF </w:t>
+      </w:r>
+      <w:r>
+        <w:rPr>
+          <w:rFonts w:cstheme="minorHAnsi"/>
+          <w:b/>
+          <w:bCs/>
+          <w:sz w:val="20"/>
+          <w:szCs w:val="20"/>
+        </w:rPr>
+        <w:t>service</w:t>
+      </w:r>
+      <w:r>
+        <w:rPr>
+          <w:rFonts w:cstheme="minorHAnsi"/>
+          <w:b/>
+          <w:bCs/>
+          <w:sz w:val="20"/>
+          <w:szCs w:val="20"/>
+        </w:rPr>
+        <w:t xml:space="preserve"> on every startup</w:t>
+      </w:r>
+      <w:r>
+        <w:rPr>
+          <w:rFonts w:cstheme="minorHAnsi"/>
+          <w:sz w:val="20"/>
+          <w:szCs w:val="20"/>
+        </w:rPr>
+        <w:t>.</w:t>
+      </w:r>
+    </w:p>
+    <w:p>
+      <w:pPr>
+        <w:rPr>
+          <w:rFonts w:cstheme="minorHAnsi"/>
+          <w:sz w:val="20"/>
+          <w:szCs w:val="20"/>
+        </w:rPr>
+      </w:pPr>
+      <w:r>
+        <w:rPr>
+          <w:rFonts w:cstheme="minorHAnsi"/>
+          <w:b/>
+          <w:bCs/>
+          <w:sz w:val="20"/>
+          <w:szCs w:val="20"/>
+          <w:highlight w:val="yellow"/>
+        </w:rPr>
+        <w:t>What gen files contain</w:t>
+      </w:r>
+      <w:r>
+        <w:rPr>
+          <w:rFonts w:cstheme="minorHAnsi"/>
+          <w:b/>
+          <w:bCs/>
+          <w:sz w:val="20"/>
+          <w:szCs w:val="20"/>
+        </w:rPr>
+        <w:t xml:space="preserve"> &gt;</w:t>
+      </w:r>
+      <w:r>
+        <w:rPr>
+          <w:rFonts w:cstheme="minorHAnsi"/>
+          <w:b/>
+          <w:bCs/>
+          <w:sz w:val="20"/>
+          <w:szCs w:val="20"/>
+        </w:rPr>
+        <w:br/>
+      </w:r>
+      <w:r>
+        <w:rPr>
+          <w:rFonts w:cstheme="minorHAnsi"/>
+          <w:b/>
+          <w:bCs/>
+          <w:sz w:val="20"/>
+          <w:szCs w:val="20"/>
+        </w:rPr>
+        <w:t>gen folder:</w:t>
+      </w:r>
+      <w:r>
+        <w:rPr>
+          <w:rFonts w:cstheme="minorHAnsi"/>
+          <w:sz w:val="20"/>
+          <w:szCs w:val="20"/>
+        </w:rPr>
+        <w:t xml:space="preserve"> The gen folder in CAPM contains </w:t>
+      </w:r>
+      <w:r>
+        <w:rPr>
+          <w:rFonts w:cstheme="minorHAnsi"/>
+          <w:b/>
+          <w:bCs/>
+          <w:sz w:val="20"/>
+          <w:szCs w:val="20"/>
+        </w:rPr>
+        <w:t>auto-generated artifacts</w:t>
+      </w:r>
+      <w:r>
+        <w:rPr>
+          <w:rFonts w:cstheme="minorHAnsi"/>
+          <w:sz w:val="20"/>
+          <w:szCs w:val="20"/>
+        </w:rPr>
+        <w:t xml:space="preserve"> created during build/deploy, such as database artifacts, service metadata, and compiled CDS files.</w:t>
+      </w:r>
+    </w:p>
+    <w:p>
+      <w:pPr>
+        <w:rPr>
+          <w:rFonts w:cstheme="minorHAnsi"/>
+          <w:sz w:val="20"/>
+          <w:szCs w:val="20"/>
+        </w:rPr>
+      </w:pPr>
+      <w:r>
+        <w:rPr>
+          <w:rFonts w:cstheme="minorHAnsi"/>
+          <w:b/>
+          <w:bCs/>
+          <w:sz w:val="20"/>
+          <w:szCs w:val="20"/>
+          <w:highlight w:val="yellow"/>
+        </w:rPr>
+        <w:t>Where to check HANA DB tables data</w:t>
+      </w:r>
+      <w:r>
+        <w:rPr>
+          <w:rFonts w:cstheme="minorHAnsi"/>
+          <w:b/>
+          <w:bCs/>
+          <w:sz w:val="20"/>
+          <w:szCs w:val="20"/>
+        </w:rPr>
+        <w:t xml:space="preserve"> &gt;</w:t>
+      </w:r>
+      <w:r>
+        <w:rPr>
+          <w:rFonts w:cstheme="minorHAnsi"/>
+          <w:b/>
+          <w:bCs/>
+          <w:sz w:val="20"/>
+          <w:szCs w:val="20"/>
+        </w:rPr>
+        <w:br/>
+      </w:r>
+      <w:r>
+        <w:rPr>
+          <w:rFonts w:cstheme="minorHAnsi"/>
+          <w:sz w:val="20"/>
+          <w:szCs w:val="20"/>
+        </w:rPr>
+        <w:t>In HANA DB Explorer</w:t>
+      </w:r>
+    </w:p>
+    <w:p>
+      <w:pPr>
+        <w:rPr>
+          <w:rFonts w:cstheme="minorHAnsi"/>
+          <w:sz w:val="20"/>
+          <w:szCs w:val="20"/>
+        </w:rPr>
+      </w:pPr>
+      <w:r>
+        <w:rPr>
+          <w:rFonts w:cstheme="minorHAnsi"/>
+          <w:b/>
+          <w:bCs/>
+          <w:sz w:val="20"/>
+          <w:szCs w:val="20"/>
+          <w:highlight w:val="yellow"/>
+        </w:rPr>
+        <w:t>How CAP App connects/talk to HANA Cloud instance</w:t>
+      </w:r>
+      <w:r>
+        <w:rPr>
+          <w:rFonts w:cstheme="minorHAnsi"/>
+          <w:b/>
+          <w:bCs/>
+          <w:sz w:val="20"/>
+          <w:szCs w:val="20"/>
+        </w:rPr>
+        <w:t xml:space="preserve"> &gt;</w:t>
+      </w:r>
+      <w:r>
+        <w:rPr>
+          <w:rFonts w:cstheme="minorHAnsi"/>
+          <w:b/>
+          <w:bCs/>
+          <w:sz w:val="20"/>
+          <w:szCs w:val="20"/>
+        </w:rPr>
+        <w:t xml:space="preserve"> </w:t>
+      </w:r>
+      <w:r>
+        <w:rPr>
+          <w:rFonts w:cstheme="minorHAnsi"/>
+          <w:b/>
+          <w:bCs/>
+          <w:color w:val="EE0000"/>
+          <w:sz w:val="20"/>
+          <w:szCs w:val="20"/>
+        </w:rPr>
+        <w:t xml:space="preserve">Just for understanding </w:t>
+      </w:r>
+      <w:r>
+        <w:rPr>
+          <w:rFonts w:cstheme="minorHAnsi"/>
+          <w:b/>
+          <w:bCs/>
+          <w:sz w:val="20"/>
+          <w:szCs w:val="20"/>
+        </w:rPr>
+        <w:t>&lt;&gt;</w:t>
+      </w:r>
+      <w:r>
+        <w:rPr>
+          <w:rFonts w:cstheme="minorHAnsi"/>
+          <w:b/>
+          <w:bCs/>
+          <w:sz w:val="20"/>
+          <w:szCs w:val="20"/>
+        </w:rPr>
+        <w:br/>
+      </w:r>
+      <w:r>
+        <w:rPr>
+          <w:rFonts w:cstheme="minorHAnsi"/>
+          <w:b/>
+          <w:bCs/>
+          <w:sz w:val="20"/>
+          <w:szCs w:val="20"/>
+        </w:rPr>
+        <w:t>Step 1 — HANA Cloud Instance is Running</w:t>
+      </w:r>
+      <w:r>
+        <w:rPr>
+          <w:rFonts w:cstheme="minorHAnsi"/>
+          <w:b/>
+          <w:bCs/>
+          <w:sz w:val="20"/>
+          <w:szCs w:val="20"/>
+        </w:rPr>
+        <w:br/>
+      </w:r>
+      <w:r>
+        <w:rPr>
+          <w:rFonts w:cstheme="minorHAnsi"/>
+          <w:sz w:val="20"/>
+          <w:szCs w:val="20"/>
+        </w:rPr>
+        <w:t xml:space="preserve">Somewhere in BTP (outside CF), the HANA Cloud instance is running and listening on a </w:t>
+      </w:r>
+      <w:r>
+        <w:rPr>
+          <w:rFonts w:cstheme="minorHAnsi"/>
+          <w:b/>
+          <w:bCs/>
+          <w:sz w:val="20"/>
+          <w:szCs w:val="20"/>
+        </w:rPr>
+        <w:t>public endpoint</w:t>
+      </w:r>
+      <w:r>
+        <w:rPr>
+          <w:rFonts w:cstheme="minorHAnsi"/>
+          <w:sz w:val="20"/>
+          <w:szCs w:val="20"/>
+        </w:rPr>
+        <w:t>.</w:t>
+      </w:r>
+    </w:p>
+    <w:p>
+      <w:pPr>
+        <w:rPr>
+          <w:rFonts w:cstheme="minorHAnsi"/>
+          <w:sz w:val="20"/>
+          <w:szCs w:val="20"/>
+        </w:rPr>
+      </w:pPr>
+      <w:r>
+        <w:rPr>
+          <w:rFonts w:cstheme="minorHAnsi"/>
+          <w:b/>
+          <w:bCs/>
+          <w:sz w:val="20"/>
+          <w:szCs w:val="20"/>
+        </w:rPr>
+        <w:t>Step 2 — HDI Container was Created Inside It</w:t>
+      </w:r>
+      <w:r>
+        <w:rPr>
+          <w:rFonts w:cstheme="minorHAnsi"/>
+          <w:b/>
+          <w:bCs/>
+          <w:sz w:val="20"/>
+          <w:szCs w:val="20"/>
+        </w:rPr>
+        <w:br/>
+      </w:r>
+      <w:r>
+        <w:rPr>
+          <w:rFonts w:cstheme="minorHAnsi"/>
+          <w:sz w:val="20"/>
+          <w:szCs w:val="20"/>
+        </w:rPr>
+        <w:t xml:space="preserve">When </w:t>
+      </w:r>
+      <w:r>
+        <w:rPr>
+          <w:rFonts w:cstheme="minorHAnsi"/>
+          <w:sz w:val="20"/>
+          <w:szCs w:val="20"/>
+        </w:rPr>
+        <w:t>we</w:t>
+      </w:r>
+      <w:r>
+        <w:rPr>
+          <w:rFonts w:cstheme="minorHAnsi"/>
+          <w:sz w:val="20"/>
+          <w:szCs w:val="20"/>
+        </w:rPr>
+        <w:t xml:space="preserve"> ran </w:t>
+      </w:r>
+      <w:proofErr w:type="spellStart"/>
+      <w:r>
+        <w:rPr>
+          <w:rFonts w:cstheme="minorHAnsi"/>
+          <w:b/>
+          <w:bCs/>
+          <w:sz w:val="20"/>
+          <w:szCs w:val="20"/>
+        </w:rPr>
+        <w:t>c</w:t>
+      </w:r>
+      <w:r>
+        <w:rPr>
+          <w:rFonts w:cstheme="minorHAnsi"/>
+          <w:b/>
+          <w:bCs/>
+          <w:sz w:val="20"/>
+          <w:szCs w:val="20"/>
+        </w:rPr>
+        <w:t>ds</w:t>
+      </w:r>
+      <w:proofErr w:type="spellEnd"/>
+      <w:r>
+        <w:rPr>
+          <w:rFonts w:cstheme="minorHAnsi"/>
+          <w:b/>
+          <w:bCs/>
+          <w:sz w:val="20"/>
+          <w:szCs w:val="20"/>
+        </w:rPr>
+        <w:t xml:space="preserve"> deploy –to </w:t>
+      </w:r>
+      <w:proofErr w:type="spellStart"/>
+      <w:r>
+        <w:rPr>
+          <w:rFonts w:cstheme="minorHAnsi"/>
+          <w:b/>
+          <w:bCs/>
+          <w:sz w:val="20"/>
+          <w:szCs w:val="20"/>
+        </w:rPr>
+        <w:t>hana</w:t>
+      </w:r>
+      <w:proofErr w:type="spellEnd"/>
+      <w:r>
+        <w:rPr>
+          <w:rFonts w:cstheme="minorHAnsi"/>
+          <w:sz w:val="20"/>
+          <w:szCs w:val="20"/>
+        </w:rPr>
+        <w:t>, HDI container</w:t>
+      </w:r>
+      <w:r>
+        <w:rPr>
+          <w:rFonts w:cstheme="minorHAnsi"/>
+          <w:sz w:val="20"/>
+          <w:szCs w:val="20"/>
+        </w:rPr>
+        <w:t xml:space="preserve"> instance gets created</w:t>
+      </w:r>
+      <w:r>
+        <w:rPr>
+          <w:rFonts w:cstheme="minorHAnsi"/>
+          <w:sz w:val="20"/>
+          <w:szCs w:val="20"/>
+        </w:rPr>
+        <w:t xml:space="preserve"> inside </w:t>
+      </w:r>
+      <w:r>
+        <w:rPr>
+          <w:rFonts w:cstheme="minorHAnsi"/>
+          <w:sz w:val="20"/>
+          <w:szCs w:val="20"/>
+        </w:rPr>
+        <w:t>the</w:t>
+      </w:r>
+      <w:r>
+        <w:rPr>
+          <w:rFonts w:cstheme="minorHAnsi"/>
+          <w:sz w:val="20"/>
+          <w:szCs w:val="20"/>
+        </w:rPr>
+        <w:t xml:space="preserve"> HANA instance and generated a dedicated </w:t>
+      </w:r>
+      <w:r>
+        <w:rPr>
+          <w:rFonts w:cstheme="minorHAnsi"/>
+          <w:b/>
+          <w:bCs/>
+          <w:sz w:val="20"/>
+          <w:szCs w:val="20"/>
+        </w:rPr>
+        <w:t>technical DB user</w:t>
+      </w:r>
+      <w:r>
+        <w:rPr>
+          <w:rFonts w:cstheme="minorHAnsi"/>
+          <w:sz w:val="20"/>
+          <w:szCs w:val="20"/>
+        </w:rPr>
+        <w:t xml:space="preserve"> for that container</w:t>
+      </w:r>
+      <w:r>
+        <w:rPr>
+          <w:rFonts w:cstheme="minorHAnsi"/>
+          <w:sz w:val="20"/>
+          <w:szCs w:val="20"/>
+        </w:rPr>
+        <w:t>, also HDI container creds are stored in key file in CF instance</w:t>
+      </w:r>
+      <w:r>
+        <w:rPr>
+          <w:rFonts w:cstheme="minorHAnsi"/>
+          <w:sz w:val="20"/>
+          <w:szCs w:val="20"/>
+        </w:rPr>
+        <w:t xml:space="preserve">. </w:t>
+      </w:r>
+    </w:p>
+    <w:p>
+      <w:pPr>
+        <w:rPr>
+          <w:rFonts w:cstheme="minorHAnsi"/>
+          <w:b/>
+          <w:bCs/>
+          <w:sz w:val="20"/>
+          <w:szCs w:val="20"/>
+        </w:rPr>
+      </w:pPr>
+      <w:r>
+        <w:rPr>
+          <w:rFonts w:cstheme="minorHAnsi"/>
+          <w:b/>
+          <w:bCs/>
+          <w:sz w:val="20"/>
+          <w:szCs w:val="20"/>
+        </w:rPr>
+        <w:t>Step 3 — CF Injects Credentials into the App</w:t>
+      </w:r>
+      <w:r>
+        <w:rPr>
+          <w:rFonts w:cstheme="minorHAnsi"/>
+          <w:b/>
+          <w:bCs/>
+          <w:sz w:val="20"/>
+          <w:szCs w:val="20"/>
+        </w:rPr>
+        <w:t xml:space="preserve"> (prod case)</w:t>
+      </w:r>
+      <w:r>
+        <w:rPr>
+          <w:rFonts w:cstheme="minorHAnsi"/>
+          <w:b/>
+          <w:bCs/>
+          <w:sz w:val="20"/>
+          <w:szCs w:val="20"/>
+        </w:rPr>
+        <w:br/>
+      </w:r>
+      <w:r>
+        <w:rPr>
+          <w:rFonts w:cstheme="minorHAnsi"/>
+          <w:sz w:val="20"/>
+          <w:szCs w:val="20"/>
+        </w:rPr>
+        <w:t xml:space="preserve">When your </w:t>
+      </w:r>
+      <w:proofErr w:type="spellStart"/>
+      <w:r>
+        <w:rPr>
+          <w:rFonts w:cstheme="minorHAnsi"/>
+          <w:sz w:val="20"/>
+          <w:szCs w:val="20"/>
+        </w:rPr>
+        <w:t>srv</w:t>
+      </w:r>
+      <w:proofErr w:type="spellEnd"/>
+      <w:r>
+        <w:rPr>
+          <w:rFonts w:cstheme="minorHAnsi"/>
+          <w:sz w:val="20"/>
+          <w:szCs w:val="20"/>
+        </w:rPr>
+        <w:t xml:space="preserve"> CF app starts, CF injects those credentials as the VCAP_SERVICES environment variable inside the app's container</w:t>
+      </w:r>
+      <w:r>
+        <w:rPr>
+          <w:rFonts w:cstheme="minorHAnsi"/>
+          <w:sz w:val="20"/>
+          <w:szCs w:val="20"/>
+        </w:rPr>
+        <w:t xml:space="preserve">, which are required to start connection b/w cap and </w:t>
+      </w:r>
+      <w:proofErr w:type="spellStart"/>
+      <w:r>
+        <w:rPr>
+          <w:rFonts w:cstheme="minorHAnsi"/>
+          <w:sz w:val="20"/>
+          <w:szCs w:val="20"/>
+        </w:rPr>
+        <w:t>hana</w:t>
+      </w:r>
+      <w:proofErr w:type="spellEnd"/>
+      <w:r>
+        <w:rPr>
+          <w:rFonts w:cstheme="minorHAnsi"/>
+          <w:sz w:val="20"/>
+          <w:szCs w:val="20"/>
+        </w:rPr>
+        <w:t xml:space="preserve"> hdi container</w:t>
+      </w:r>
+      <w:r>
+        <w:rPr>
+          <w:rFonts w:cstheme="minorHAnsi"/>
+          <w:sz w:val="20"/>
+          <w:szCs w:val="20"/>
+        </w:rPr>
+        <w:t>.</w:t>
+      </w:r>
+    </w:p>
+    <w:p>
+      <w:pPr>
+        <w:rPr>
+          <w:rFonts w:cstheme="minorHAnsi"/>
+          <w:sz w:val="20"/>
+          <w:szCs w:val="20"/>
+        </w:rPr>
+      </w:pPr>
+      <w:r>
+        <w:rPr>
+          <w:rFonts w:cstheme="minorHAnsi"/>
+          <w:b/>
+          <w:bCs/>
+          <w:sz w:val="20"/>
+          <w:szCs w:val="20"/>
+        </w:rPr>
+        <w:t>Step 3</w:t>
+      </w:r>
+      <w:r>
+        <w:rPr>
+          <w:rFonts w:cstheme="minorHAnsi"/>
+          <w:b/>
+          <w:bCs/>
+          <w:sz w:val="20"/>
+          <w:szCs w:val="20"/>
+        </w:rPr>
+        <w:t xml:space="preserve"> </w:t>
+      </w:r>
+      <w:r>
+        <w:rPr>
+          <w:rFonts w:cstheme="minorHAnsi"/>
+          <w:b/>
+          <w:bCs/>
+          <w:sz w:val="20"/>
+          <w:szCs w:val="20"/>
+        </w:rPr>
+        <w:t>—</w:t>
+      </w:r>
+      <w:r>
+        <w:rPr>
+          <w:rFonts w:cstheme="minorHAnsi"/>
+          <w:b/>
+          <w:bCs/>
+          <w:sz w:val="20"/>
+          <w:szCs w:val="20"/>
+        </w:rPr>
+        <w:t xml:space="preserve"> </w:t>
+      </w:r>
+      <w:r>
+        <w:rPr>
+          <w:rFonts w:cstheme="minorHAnsi"/>
+          <w:b/>
+          <w:bCs/>
+          <w:sz w:val="20"/>
+          <w:szCs w:val="20"/>
+        </w:rPr>
+        <w:t>What happens in dev case</w:t>
+      </w:r>
+      <w:r>
+        <w:rPr>
+          <w:rFonts w:cstheme="minorHAnsi"/>
+          <w:b/>
+          <w:bCs/>
+          <w:sz w:val="20"/>
+          <w:szCs w:val="20"/>
+        </w:rPr>
+        <w:t xml:space="preserve"> (local – hybrid profile)</w:t>
+      </w:r>
+      <w:r>
+        <w:rPr>
+          <w:rFonts w:cstheme="minorHAnsi"/>
+          <w:b/>
+          <w:bCs/>
+          <w:sz w:val="20"/>
+          <w:szCs w:val="20"/>
+        </w:rPr>
+        <w:br/>
+      </w:r>
+      <w:r>
+        <w:rPr>
+          <w:rFonts w:cstheme="minorHAnsi"/>
+          <w:sz w:val="20"/>
+          <w:szCs w:val="20"/>
+        </w:rPr>
+        <w:t>We login from local to CF so that our app can pull credentials</w:t>
+      </w:r>
+      <w:r>
+        <w:rPr>
+          <w:rFonts w:cstheme="minorHAnsi"/>
+          <w:sz w:val="20"/>
+          <w:szCs w:val="20"/>
+        </w:rPr>
+        <w:t xml:space="preserve"> when we run </w:t>
+      </w:r>
+      <w:proofErr w:type="spellStart"/>
+      <w:r>
+        <w:rPr>
+          <w:rFonts w:cstheme="minorHAnsi"/>
+          <w:sz w:val="20"/>
+          <w:szCs w:val="20"/>
+        </w:rPr>
+        <w:t>cds</w:t>
+      </w:r>
+      <w:proofErr w:type="spellEnd"/>
+      <w:r>
+        <w:rPr>
+          <w:rFonts w:cstheme="minorHAnsi"/>
+          <w:sz w:val="20"/>
+          <w:szCs w:val="20"/>
+        </w:rPr>
+        <w:t xml:space="preserve"> watch …</w:t>
+      </w:r>
+      <w:r>
+        <w:rPr>
+          <w:rFonts w:cstheme="minorHAnsi"/>
+          <w:sz w:val="20"/>
+          <w:szCs w:val="20"/>
+        </w:rPr>
+        <w:t xml:space="preserve"> to connect our CAP app with HANA, </w:t>
+      </w:r>
+      <w:proofErr w:type="gramStart"/>
+      <w:r>
+        <w:rPr>
+          <w:rFonts w:cstheme="minorHAnsi"/>
+          <w:sz w:val="20"/>
+          <w:szCs w:val="20"/>
+        </w:rPr>
+        <w:t>Basically</w:t>
+      </w:r>
+      <w:proofErr w:type="gramEnd"/>
+      <w:r>
+        <w:rPr>
+          <w:rFonts w:cstheme="minorHAnsi"/>
+          <w:sz w:val="20"/>
+          <w:szCs w:val="20"/>
+        </w:rPr>
+        <w:t xml:space="preserve"> these credentials are stored in</w:t>
+      </w:r>
+      <w:r>
+        <w:rPr>
+          <w:rFonts w:cstheme="minorHAnsi"/>
+          <w:sz w:val="20"/>
+          <w:szCs w:val="20"/>
+        </w:rPr>
+        <w:t xml:space="preserve"> CF instance</w:t>
+      </w:r>
+      <w:r>
+        <w:rPr>
+          <w:rFonts w:cstheme="minorHAnsi"/>
+          <w:sz w:val="20"/>
+          <w:szCs w:val="20"/>
+        </w:rPr>
+        <w:t>,</w:t>
+      </w:r>
+      <w:r>
+        <w:rPr>
+          <w:rFonts w:cstheme="minorHAnsi"/>
+          <w:sz w:val="20"/>
+          <w:szCs w:val="20"/>
+        </w:rPr>
+        <w:t xml:space="preserve"> service key</w:t>
+      </w:r>
+      <w:r>
+        <w:rPr>
+          <w:rFonts w:cstheme="minorHAnsi"/>
+          <w:sz w:val="20"/>
+          <w:szCs w:val="20"/>
+        </w:rPr>
+        <w:t xml:space="preserve"> </w:t>
+      </w:r>
+      <w:proofErr w:type="spellStart"/>
+      <w:r>
+        <w:rPr>
+          <w:rFonts w:cstheme="minorHAnsi"/>
+          <w:b/>
+          <w:bCs/>
+          <w:sz w:val="20"/>
+          <w:szCs w:val="20"/>
+        </w:rPr>
+        <w:t>mycapapp_epm_model</w:t>
+      </w:r>
+      <w:proofErr w:type="spellEnd"/>
+      <w:r>
+        <w:rPr>
+          <w:rFonts w:cstheme="minorHAnsi"/>
+          <w:b/>
+          <w:bCs/>
+          <w:sz w:val="20"/>
+          <w:szCs w:val="20"/>
+        </w:rPr>
+        <w:t>-</w:t>
+      </w:r>
+      <w:proofErr w:type="spellStart"/>
+      <w:r>
+        <w:rPr>
+          <w:rFonts w:cstheme="minorHAnsi"/>
+          <w:b/>
+          <w:bCs/>
+          <w:sz w:val="20"/>
+          <w:szCs w:val="20"/>
+        </w:rPr>
+        <w:t>db</w:t>
+      </w:r>
+      <w:proofErr w:type="spellEnd"/>
+      <w:r>
+        <w:rPr>
+          <w:rFonts w:cstheme="minorHAnsi"/>
+          <w:b/>
+          <w:bCs/>
+          <w:sz w:val="20"/>
+          <w:szCs w:val="20"/>
+        </w:rPr>
+        <w:t>-</w:t>
+      </w:r>
+      <w:proofErr w:type="gramStart"/>
+      <w:r>
+        <w:rPr>
+          <w:rFonts w:cstheme="minorHAnsi"/>
+          <w:b/>
+          <w:bCs/>
+          <w:sz w:val="20"/>
+          <w:szCs w:val="20"/>
+        </w:rPr>
+        <w:t>key</w:t>
+      </w:r>
+      <w:r>
+        <w:rPr>
+          <w:rFonts w:cstheme="minorHAnsi"/>
+          <w:b/>
+          <w:bCs/>
+          <w:sz w:val="20"/>
+          <w:szCs w:val="20"/>
+        </w:rPr>
+        <w:t xml:space="preserve"> </w:t>
+      </w:r>
+      <w:r>
+        <w:rPr>
+          <w:rFonts w:cstheme="minorHAnsi"/>
+          <w:b/>
+          <w:bCs/>
+          <w:sz w:val="20"/>
+          <w:szCs w:val="20"/>
+        </w:rPr>
+        <w:t>,</w:t>
+      </w:r>
+      <w:proofErr w:type="gramEnd"/>
+      <w:r>
+        <w:rPr>
+          <w:rFonts w:cstheme="minorHAnsi"/>
+          <w:b/>
+          <w:bCs/>
+          <w:sz w:val="20"/>
+          <w:szCs w:val="20"/>
+        </w:rPr>
+        <w:t xml:space="preserve"> </w:t>
+      </w:r>
+      <w:r>
+        <w:rPr>
+          <w:rFonts w:cstheme="minorHAnsi"/>
+          <w:sz w:val="20"/>
+          <w:szCs w:val="20"/>
+        </w:rPr>
+        <w:t xml:space="preserve">and HDI container is </w:t>
+      </w:r>
+      <w:proofErr w:type="spellStart"/>
+      <w:r>
+        <w:rPr>
+          <w:rFonts w:cstheme="minorHAnsi"/>
+          <w:b/>
+          <w:bCs/>
+          <w:sz w:val="20"/>
+          <w:szCs w:val="20"/>
+        </w:rPr>
+        <w:t>mycapapp_epm_model</w:t>
+      </w:r>
+      <w:proofErr w:type="spellEnd"/>
+      <w:r>
+        <w:rPr>
+          <w:rFonts w:cstheme="minorHAnsi"/>
+          <w:b/>
+          <w:bCs/>
+          <w:sz w:val="20"/>
+          <w:szCs w:val="20"/>
+        </w:rPr>
+        <w:t>-db</w:t>
+      </w:r>
+      <w:r>
+        <w:rPr>
+          <w:rFonts w:cstheme="minorHAnsi"/>
+          <w:b/>
+          <w:bCs/>
+          <w:sz w:val="20"/>
+          <w:szCs w:val="20"/>
+        </w:rPr>
+        <w:t xml:space="preserve">. </w:t>
+      </w:r>
+      <w:r>
+        <w:rPr>
+          <w:rFonts w:cstheme="minorHAnsi"/>
+          <w:sz w:val="20"/>
+          <w:szCs w:val="20"/>
+        </w:rPr>
+        <w:t xml:space="preserve">And these information about CF and key is stored </w:t>
+      </w:r>
+      <w:proofErr w:type="gramStart"/>
+      <w:r>
+        <w:rPr>
+          <w:rFonts w:cstheme="minorHAnsi"/>
+          <w:sz w:val="20"/>
+          <w:szCs w:val="20"/>
+        </w:rPr>
+        <w:t>in .</w:t>
+      </w:r>
+      <w:proofErr w:type="spellStart"/>
+      <w:r>
+        <w:rPr>
+          <w:rFonts w:cstheme="minorHAnsi"/>
+          <w:sz w:val="20"/>
+          <w:szCs w:val="20"/>
+        </w:rPr>
+        <w:t>cdsrc</w:t>
+      </w:r>
+      <w:proofErr w:type="gramEnd"/>
+      <w:r>
+        <w:rPr>
+          <w:rFonts w:cstheme="minorHAnsi"/>
+          <w:sz w:val="20"/>
+          <w:szCs w:val="20"/>
+        </w:rPr>
+        <w:t>-private.json</w:t>
+      </w:r>
+      <w:proofErr w:type="spellEnd"/>
+      <w:r>
+        <w:rPr>
+          <w:rFonts w:cstheme="minorHAnsi"/>
+          <w:sz w:val="20"/>
+          <w:szCs w:val="20"/>
+        </w:rPr>
+        <w:t xml:space="preserve"> file in local. After getting creds CAP in local directly connects to </w:t>
+      </w:r>
+      <w:proofErr w:type="spellStart"/>
+      <w:r>
+        <w:rPr>
+          <w:rFonts w:cstheme="minorHAnsi"/>
+          <w:sz w:val="20"/>
+          <w:szCs w:val="20"/>
+        </w:rPr>
+        <w:t>hana</w:t>
+      </w:r>
+      <w:proofErr w:type="spellEnd"/>
+      <w:r>
+        <w:rPr>
+          <w:rFonts w:cstheme="minorHAnsi"/>
+          <w:sz w:val="20"/>
+          <w:szCs w:val="20"/>
+        </w:rPr>
+        <w:t xml:space="preserve"> client that we installed in our machine (</w:t>
+      </w:r>
+      <w:proofErr w:type="spellStart"/>
+      <w:r>
+        <w:rPr>
+          <w:rFonts w:cstheme="minorHAnsi"/>
+          <w:sz w:val="20"/>
+          <w:szCs w:val="20"/>
+        </w:rPr>
+        <w:t>cds</w:t>
+      </w:r>
+      <w:proofErr w:type="spellEnd"/>
+      <w:r>
+        <w:rPr>
+          <w:rFonts w:cstheme="minorHAnsi"/>
+          <w:sz w:val="20"/>
+          <w:szCs w:val="20"/>
+        </w:rPr>
+        <w:t xml:space="preserve"> add </w:t>
+      </w:r>
+      <w:proofErr w:type="spellStart"/>
+      <w:r>
+        <w:rPr>
+          <w:rFonts w:cstheme="minorHAnsi"/>
+          <w:sz w:val="20"/>
+          <w:szCs w:val="20"/>
+        </w:rPr>
+        <w:t>hana</w:t>
+      </w:r>
+      <w:proofErr w:type="spellEnd"/>
+      <w:r>
+        <w:rPr>
+          <w:rFonts w:cstheme="minorHAnsi"/>
+          <w:sz w:val="20"/>
+          <w:szCs w:val="20"/>
+        </w:rPr>
+        <w:t>) without any middleware.</w:t>
+      </w:r>
+    </w:p>
+    <w:p>
+      <w:pPr>
+        <w:rPr>
+          <w:rFonts w:cstheme="minorHAnsi"/>
+          <w:sz w:val="20"/>
+          <w:szCs w:val="20"/>
+        </w:rPr>
+      </w:pPr>
+      <w:r>
+        <w:rPr>
+          <w:rFonts w:cstheme="minorHAnsi"/>
+          <w:b/>
+          <w:bCs/>
+          <w:sz w:val="20"/>
+          <w:szCs w:val="20"/>
+        </w:rPr>
+        <w:t>Step 4 — CAP Reads VCAP_SERVICES at Startup</w:t>
+      </w:r>
+      <w:r>
+        <w:rPr>
+          <w:rFonts w:cstheme="minorHAnsi"/>
+          <w:b/>
+          <w:bCs/>
+          <w:sz w:val="20"/>
+          <w:szCs w:val="20"/>
+        </w:rPr>
+        <w:t xml:space="preserve"> (Prod case)</w:t>
+      </w:r>
+      <w:r>
+        <w:rPr>
+          <w:rFonts w:cstheme="minorHAnsi"/>
+          <w:b/>
+          <w:bCs/>
+          <w:sz w:val="20"/>
+          <w:szCs w:val="20"/>
+        </w:rPr>
+        <w:br/>
+      </w:r>
+      <w:r>
+        <w:rPr>
+          <w:rFonts w:cstheme="minorHAnsi"/>
+          <w:sz w:val="20"/>
+          <w:szCs w:val="20"/>
+        </w:rPr>
+        <w:t xml:space="preserve">CAP's runtime (@sap/cds) automatically scans VCAP_SERVICES on startup. It finds the </w:t>
+      </w:r>
+      <w:proofErr w:type="spellStart"/>
+      <w:r>
+        <w:rPr>
+          <w:rFonts w:cstheme="minorHAnsi"/>
+          <w:sz w:val="20"/>
+          <w:szCs w:val="20"/>
+        </w:rPr>
+        <w:t>hana</w:t>
+      </w:r>
+      <w:proofErr w:type="spellEnd"/>
+      <w:r>
+        <w:rPr>
+          <w:rFonts w:cstheme="minorHAnsi"/>
+          <w:sz w:val="20"/>
+          <w:szCs w:val="20"/>
+        </w:rPr>
+        <w:t xml:space="preserve"> tagged service, extracts the credentials, and configures its internal </w:t>
+      </w:r>
+      <w:r>
+        <w:rPr>
+          <w:rFonts w:cstheme="minorHAnsi"/>
+          <w:b/>
+          <w:bCs/>
+          <w:sz w:val="20"/>
+          <w:szCs w:val="20"/>
+        </w:rPr>
+        <w:t>HANA client</w:t>
+      </w:r>
+      <w:r>
+        <w:rPr>
+          <w:rFonts w:cstheme="minorHAnsi"/>
+          <w:sz w:val="20"/>
+          <w:szCs w:val="20"/>
+        </w:rPr>
+        <w:t xml:space="preserve"> (@sap/hana-client) — you write zero connection code.</w:t>
+      </w:r>
+    </w:p>
+    <w:p>
+      <w:pPr>
+        <w:rPr>
+          <w:rFonts w:cstheme="minorHAnsi"/>
+          <w:b/>
+          <w:bCs/>
+          <w:sz w:val="20"/>
+          <w:szCs w:val="20"/>
+        </w:rPr>
+      </w:pPr>
+      <w:r>
+        <w:rPr>
+          <w:rFonts w:cstheme="minorHAnsi"/>
+          <w:b/>
+          <w:bCs/>
+          <w:sz w:val="20"/>
+          <w:szCs w:val="20"/>
+        </w:rPr>
+        <w:lastRenderedPageBreak/>
+        <w:t>Step 5 — Direct TCP/</w:t>
+      </w:r>
+      <w:r>
+        <w:rPr>
+          <w:rFonts w:cstheme="minorHAnsi"/>
+          <w:b/>
+          <w:bCs/>
+          <w:sz w:val="20"/>
+          <w:szCs w:val="20"/>
+        </w:rPr>
+        <w:t>SSL</w:t>
+      </w:r>
+      <w:r>
+        <w:rPr>
+          <w:rFonts w:cstheme="minorHAnsi"/>
+          <w:b/>
+          <w:bCs/>
+          <w:sz w:val="20"/>
+          <w:szCs w:val="20"/>
+        </w:rPr>
+        <w:t xml:space="preserve"> Connection from CF App to HANA Cloud</w:t>
+      </w:r>
+      <w:r>
+        <w:rPr>
+          <w:rFonts w:cstheme="minorHAnsi"/>
+          <w:b/>
+          <w:bCs/>
+          <w:sz w:val="20"/>
+          <w:szCs w:val="20"/>
+        </w:rPr>
+        <w:t xml:space="preserve"> </w:t>
+      </w:r>
+      <w:r>
+        <w:rPr>
+          <w:rFonts w:cstheme="minorHAnsi"/>
+          <w:b/>
+          <w:bCs/>
+          <w:sz w:val="20"/>
+          <w:szCs w:val="20"/>
+        </w:rPr>
+        <w:t>(Prod case)</w:t>
+      </w:r>
+      <w:r>
+        <w:rPr>
+          <w:rFonts w:cstheme="minorHAnsi"/>
+          <w:b/>
+          <w:bCs/>
+          <w:sz w:val="20"/>
+          <w:szCs w:val="20"/>
+        </w:rPr>
+        <w:br/>
+      </w:r>
+      <w:r>
+        <w:rPr>
+          <w:rFonts w:cstheme="minorHAnsi"/>
+          <w:sz w:val="20"/>
+          <w:szCs w:val="20"/>
+        </w:rPr>
+        <w:drawing>
+          <wp:inline distT="0" distB="0" distL="0" distR="0" wp14:anchorId="427EF250" wp14:editId="036A1CCD">
+            <wp:extent cx="1939797" cy="2695562"/>
+            <wp:effectExtent l="0" t="0" r="3810" b="0"/>
+            <wp:docPr id="1266161557" name="Picture 1"/>
+            <wp:cNvGraphicFramePr>
+              <a:graphicFrameLocks xmlns:a="http://schemas.openxmlformats.org/drawingml/2006/main" noChangeAspect="1"/>
+            </wp:cNvGraphicFramePr>
+            <a:graphic xmlns:a="http://schemas.openxmlformats.org/drawingml/2006/main">
+              <a:graphicData uri="http://schemas.openxmlformats.org/drawingml/2006/picture">
+                <pic:pic xmlns:pic="http://schemas.openxmlformats.org/drawingml/2006/picture">
+                  <pic:nvPicPr>
+                    <pic:cNvPr id="1266161557" name=""/>
+                    <pic:cNvPicPr/>
+                  </pic:nvPicPr>
+                  <pic:blipFill>
                     <a:blip r:embed="rId21"/>
                     <a:stretch>
                       <a:fillRect/>
@@ -12851,7 +14769,7 @@
                   <pic:spPr>
                     <a:xfrm>
                       <a:off x="0" y="0"/>
-                      <a:ext cx="4647165" cy="2113003"/>
+                      <a:ext cx="1943897" cy="2701260"/>
                     </a:xfrm>
                     <a:prstGeom prst="rect">
                       <a:avLst/>
@@ -12863,84 +14781,9 @@
           </wp:inline>
         </w:drawing>
       </w:r>
-    </w:p>
-    <w:p>
-      <w:pPr>
-        <w:rPr>
-          <w:rFonts w:cstheme="minorHAnsi"/>
-          <w:sz w:val="20"/>
-          <w:szCs w:val="20"/>
-        </w:rPr>
-      </w:pPr>
-      <w:r>
-        <w:rPr>
-          <w:rFonts w:cstheme="minorHAnsi"/>
-          <w:sz w:val="20"/>
-          <w:szCs w:val="20"/>
-        </w:rPr>
-        <w:t>Just few concept for above – CDS engine doesn’t create SQL in case of HANA, rather creates. hdb</w:t>
-      </w:r>
-      <w:proofErr w:type="gramStart"/>
-      <w:r>
-        <w:rPr>
-          <w:rFonts w:cstheme="minorHAnsi"/>
-          <w:sz w:val="20"/>
-          <w:szCs w:val="20"/>
-        </w:rPr>
-        <w:t>, .hdbtable</w:t>
-      </w:r>
-      <w:proofErr w:type="gramEnd"/>
-      <w:r>
-        <w:rPr>
-          <w:rFonts w:cstheme="minorHAnsi"/>
-          <w:sz w:val="20"/>
-          <w:szCs w:val="20"/>
-        </w:rPr>
-        <w:t xml:space="preserve"> (inside gen folder)</w:t>
-      </w:r>
-      <w:r>
-        <w:rPr>
-          <w:rFonts w:cstheme="minorHAnsi"/>
-          <w:sz w:val="20"/>
-          <w:szCs w:val="20"/>
-        </w:rPr>
-        <w:t>. artefacts as Hana understand that only. Whereas CDS engine creates SQL in case of SQLite.</w:t>
-      </w:r>
-    </w:p>
-    <w:p>
-      <w:pPr>
-        <w:rPr>
-          <w:rFonts w:cstheme="minorHAnsi"/>
-          <w:sz w:val="20"/>
-          <w:szCs w:val="20"/>
-        </w:rPr>
-      </w:pPr>
-      <w:r>
-        <w:rPr>
-          <w:rFonts w:cstheme="minorHAnsi"/>
-          <w:b/>
-          <w:bCs/>
-          <w:sz w:val="20"/>
-          <w:szCs w:val="20"/>
-          <w:highlight w:val="yellow"/>
-        </w:rPr>
-        <w:t>Steps for using HANA cloud in CAP apps</w:t>
-      </w:r>
-      <w:r>
-        <w:rPr>
-          <w:rFonts w:cstheme="minorHAnsi"/>
-          <w:b/>
-          <w:bCs/>
-          <w:sz w:val="20"/>
-          <w:szCs w:val="20"/>
-        </w:rPr>
-        <w:t xml:space="preserve"> &gt;</w:t>
-      </w:r>
-      <w:r>
-        <w:rPr>
-          <w:rFonts w:cstheme="minorHAnsi"/>
-          <w:b/>
-          <w:bCs/>
+      <w:r>
+        <w:rPr>
+          <w:rFonts w:cstheme="minorHAnsi"/>
           <w:sz w:val="20"/>
           <w:szCs w:val="20"/>
         </w:rPr>
@@ -12949,424 +14792,79 @@
       <w:r>
         <w:rPr>
           <w:rFonts w:cstheme="minorHAnsi"/>
-          <w:sz w:val="20"/>
-          <w:szCs w:val="20"/>
-        </w:rPr>
-        <w:t xml:space="preserve">1. </w:t>
-      </w:r>
-      <w:proofErr w:type="spellStart"/>
-      <w:r>
-        <w:rPr>
-          <w:rFonts w:cstheme="minorHAnsi"/>
-          <w:b/>
-          <w:bCs/>
-          <w:sz w:val="20"/>
-          <w:szCs w:val="20"/>
-        </w:rPr>
-        <w:t>cds</w:t>
-      </w:r>
-      <w:proofErr w:type="spellEnd"/>
-      <w:r>
-        <w:rPr>
-          <w:rFonts w:cstheme="minorHAnsi"/>
-          <w:b/>
-          <w:bCs/>
-          <w:sz w:val="20"/>
-          <w:szCs w:val="20"/>
-        </w:rPr>
-        <w:t xml:space="preserve"> add </w:t>
-      </w:r>
-      <w:r>
-        <w:rPr>
-          <w:rFonts w:cstheme="minorHAnsi"/>
-          <w:b/>
-          <w:bCs/>
-          <w:sz w:val="20"/>
-          <w:szCs w:val="20"/>
-        </w:rPr>
-        <w:t>Hana</w:t>
-      </w:r>
-      <w:r>
-        <w:rPr>
-          <w:rFonts w:cstheme="minorHAnsi"/>
-          <w:sz w:val="20"/>
-          <w:szCs w:val="20"/>
-        </w:rPr>
-        <w:t xml:space="preserve"> (add dependency for </w:t>
-      </w:r>
-      <w:proofErr w:type="spellStart"/>
-      <w:r>
-        <w:rPr>
-          <w:rFonts w:cstheme="minorHAnsi"/>
-          <w:sz w:val="20"/>
-          <w:szCs w:val="20"/>
-        </w:rPr>
-        <w:t>hana</w:t>
-      </w:r>
-      <w:proofErr w:type="spellEnd"/>
-      <w:r>
-        <w:rPr>
-          <w:rFonts w:cstheme="minorHAnsi"/>
-          <w:sz w:val="20"/>
-          <w:szCs w:val="20"/>
-        </w:rPr>
-        <w:t xml:space="preserve"> – adapter to talk to hdb</w:t>
-      </w:r>
-      <w:r>
-        <w:rPr>
-          <w:rFonts w:cstheme="minorHAnsi"/>
-          <w:sz w:val="20"/>
-          <w:szCs w:val="20"/>
-        </w:rPr>
-        <w:t>)</w:t>
-      </w:r>
-      <w:r>
-        <w:rPr>
-          <w:rFonts w:cstheme="minorHAnsi"/>
+          <w:b/>
+          <w:bCs/>
           <w:sz w:val="20"/>
           <w:szCs w:val="20"/>
         </w:rPr>
         <w:br/>
-        <w:t xml:space="preserve">2. </w:t>
-      </w:r>
-      <w:r>
-        <w:rPr>
-          <w:rFonts w:cstheme="minorHAnsi"/>
-          <w:b/>
-          <w:bCs/>
-          <w:sz w:val="20"/>
-          <w:szCs w:val="20"/>
-        </w:rPr>
-        <w:t>Cf login</w:t>
-      </w:r>
-      <w:r>
-        <w:rPr>
-          <w:rFonts w:cstheme="minorHAnsi"/>
-          <w:sz w:val="20"/>
-          <w:szCs w:val="20"/>
-        </w:rPr>
-        <w:t xml:space="preserve"> -&gt; so that cap knows which </w:t>
-      </w:r>
-      <w:proofErr w:type="spellStart"/>
-      <w:r>
-        <w:rPr>
-          <w:rFonts w:cstheme="minorHAnsi"/>
-          <w:sz w:val="20"/>
-          <w:szCs w:val="20"/>
-        </w:rPr>
-        <w:t>hdi</w:t>
-      </w:r>
-      <w:proofErr w:type="spellEnd"/>
-      <w:r>
-        <w:rPr>
-          <w:rFonts w:cstheme="minorHAnsi"/>
-          <w:sz w:val="20"/>
-          <w:szCs w:val="20"/>
-        </w:rPr>
-        <w:t xml:space="preserve"> instance/backing service to talk to</w:t>
-      </w:r>
-      <w:r>
-        <w:rPr>
-          <w:rFonts w:cstheme="minorHAnsi"/>
+        <w:t>Comparison, local vs CF</w:t>
+      </w:r>
+      <w:r>
+        <w:rPr>
+          <w:rFonts w:cstheme="minorHAnsi"/>
+          <w:b/>
+          <w:bCs/>
           <w:sz w:val="20"/>
           <w:szCs w:val="20"/>
         </w:rPr>
         <w:br/>
-        <w:t xml:space="preserve">3. </w:t>
-      </w:r>
-      <w:proofErr w:type="spellStart"/>
-      <w:r>
-        <w:rPr>
-          <w:rFonts w:cstheme="minorHAnsi"/>
-          <w:b/>
-          <w:bCs/>
-          <w:sz w:val="20"/>
-          <w:szCs w:val="20"/>
-        </w:rPr>
-        <w:t>Cds</w:t>
-      </w:r>
-      <w:proofErr w:type="spellEnd"/>
-      <w:r>
-        <w:rPr>
-          <w:rFonts w:cstheme="minorHAnsi"/>
-          <w:b/>
-          <w:bCs/>
-          <w:sz w:val="20"/>
-          <w:szCs w:val="20"/>
-        </w:rPr>
-        <w:t xml:space="preserve"> build –production</w:t>
-      </w:r>
-      <w:r>
-        <w:rPr>
-          <w:rFonts w:cstheme="minorHAnsi"/>
-          <w:sz w:val="20"/>
-          <w:szCs w:val="20"/>
-        </w:rPr>
-        <w:t xml:space="preserve"> (creates gen folder – all .hdb files will be there with Hana specific </w:t>
-      </w:r>
-      <w:proofErr w:type="spellStart"/>
-      <w:r>
-        <w:rPr>
-          <w:rFonts w:cstheme="minorHAnsi"/>
-          <w:sz w:val="20"/>
-          <w:szCs w:val="20"/>
-        </w:rPr>
-        <w:t>sql</w:t>
-      </w:r>
-      <w:proofErr w:type="spellEnd"/>
-      <w:r>
-        <w:rPr>
-          <w:rFonts w:cstheme="minorHAnsi"/>
-          <w:sz w:val="20"/>
-          <w:szCs w:val="20"/>
-        </w:rPr>
-        <w:t xml:space="preserve"> </w:t>
-      </w:r>
-      <w:proofErr w:type="gramStart"/>
-      <w:r>
-        <w:rPr>
-          <w:rFonts w:cstheme="minorHAnsi"/>
-          <w:sz w:val="20"/>
-          <w:szCs w:val="20"/>
-        </w:rPr>
-        <w:t>mean .hdb</w:t>
-      </w:r>
-      <w:proofErr w:type="gramEnd"/>
-      <w:r>
-        <w:rPr>
-          <w:rFonts w:cstheme="minorHAnsi"/>
-          <w:sz w:val="20"/>
-          <w:szCs w:val="20"/>
-        </w:rPr>
-        <w:t>)</w:t>
-      </w:r>
-      <w:r>
-        <w:rPr>
-          <w:rFonts w:cstheme="minorHAnsi"/>
-          <w:sz w:val="20"/>
-          <w:szCs w:val="20"/>
-        </w:rPr>
-        <w:br/>
-      </w:r>
-      <w:r>
-        <w:rPr>
-          <w:rFonts w:cstheme="minorHAnsi"/>
-          <w:sz w:val="20"/>
-          <w:szCs w:val="20"/>
-        </w:rPr>
-        <w:t xml:space="preserve">4. </w:t>
-      </w:r>
-      <w:proofErr w:type="spellStart"/>
-      <w:r>
-        <w:rPr>
-          <w:rFonts w:cstheme="minorHAnsi"/>
-          <w:b/>
-          <w:bCs/>
-          <w:sz w:val="20"/>
-          <w:szCs w:val="20"/>
-        </w:rPr>
-        <w:t>Cds</w:t>
-      </w:r>
-      <w:proofErr w:type="spellEnd"/>
-      <w:r>
-        <w:rPr>
-          <w:rFonts w:cstheme="minorHAnsi"/>
-          <w:b/>
-          <w:bCs/>
-          <w:sz w:val="20"/>
-          <w:szCs w:val="20"/>
-        </w:rPr>
-        <w:t xml:space="preserve"> deploy –to </w:t>
-      </w:r>
-      <w:proofErr w:type="spellStart"/>
-      <w:r>
-        <w:rPr>
-          <w:rFonts w:cstheme="minorHAnsi"/>
-          <w:b/>
-          <w:bCs/>
-          <w:sz w:val="20"/>
-          <w:szCs w:val="20"/>
-        </w:rPr>
-        <w:t>hana</w:t>
-      </w:r>
-      <w:proofErr w:type="spellEnd"/>
-    </w:p>
-    <w:p>
-      <w:pPr>
-        <w:rPr>
-          <w:rFonts w:cstheme="minorHAnsi"/>
-          <w:sz w:val="20"/>
-          <w:szCs w:val="20"/>
-        </w:rPr>
-      </w:pPr>
-      <w:proofErr w:type="gramStart"/>
-      <w:r>
-        <w:rPr>
-          <w:rFonts w:cstheme="minorHAnsi"/>
-          <w:b/>
-          <w:bCs/>
-          <w:sz w:val="20"/>
-          <w:szCs w:val="20"/>
-          <w:highlight w:val="yellow"/>
-        </w:rPr>
-        <w:t xml:space="preserve">What </w:t>
-      </w:r>
-      <w:r>
-        <w:rPr>
-          <w:rFonts w:cstheme="minorHAnsi"/>
-          <w:b/>
-          <w:bCs/>
-          <w:sz w:val="20"/>
-          <w:szCs w:val="20"/>
-          <w:highlight w:val="yellow"/>
-        </w:rPr>
-        <w:t>.cdsrc</w:t>
-      </w:r>
-      <w:proofErr w:type="gramEnd"/>
-      <w:r>
-        <w:rPr>
-          <w:rFonts w:cstheme="minorHAnsi"/>
-          <w:b/>
-          <w:bCs/>
-          <w:sz w:val="20"/>
-          <w:szCs w:val="20"/>
-          <w:highlight w:val="yellow"/>
-        </w:rPr>
-        <w:t>-private.json</w:t>
-      </w:r>
-      <w:r>
-        <w:rPr>
-          <w:rFonts w:cstheme="minorHAnsi"/>
-          <w:b/>
-          <w:bCs/>
-          <w:sz w:val="20"/>
-          <w:szCs w:val="20"/>
-          <w:highlight w:val="yellow"/>
-        </w:rPr>
-        <w:t xml:space="preserve"> file store</w:t>
-      </w:r>
-      <w:r>
-        <w:rPr>
-          <w:rFonts w:cstheme="minorHAnsi"/>
-          <w:b/>
-          <w:bCs/>
-          <w:sz w:val="20"/>
-          <w:szCs w:val="20"/>
-        </w:rPr>
-        <w:t xml:space="preserve"> &gt;</w:t>
-      </w:r>
-      <w:r>
-        <w:rPr>
-          <w:rFonts w:cstheme="minorHAnsi"/>
-          <w:b/>
-          <w:bCs/>
-          <w:sz w:val="20"/>
-          <w:szCs w:val="20"/>
-        </w:rPr>
-        <w:br/>
-      </w:r>
-      <w:r>
-        <w:rPr>
-          <w:rFonts w:cstheme="minorHAnsi"/>
-          <w:sz w:val="20"/>
-          <w:szCs w:val="20"/>
-        </w:rPr>
-        <w:t>.cdsrc-</w:t>
-      </w:r>
-      <w:proofErr w:type="gramStart"/>
-      <w:r>
-        <w:rPr>
-          <w:rFonts w:cstheme="minorHAnsi"/>
-          <w:sz w:val="20"/>
-          <w:szCs w:val="20"/>
-        </w:rPr>
-        <w:t>private.json</w:t>
-      </w:r>
-      <w:proofErr w:type="gramEnd"/>
-      <w:r>
-        <w:rPr>
-          <w:rFonts w:cstheme="minorHAnsi"/>
-          <w:sz w:val="20"/>
-          <w:szCs w:val="20"/>
-        </w:rPr>
-        <w:t xml:space="preserve"> stores private and environment-specific configurations like credentials that should not be shared in a CAP project.</w:t>
-      </w:r>
-    </w:p>
-    <w:p>
-      <w:pPr>
-        <w:rPr>
-          <w:rFonts w:cstheme="minorHAnsi"/>
-          <w:sz w:val="20"/>
-          <w:szCs w:val="20"/>
-        </w:rPr>
-      </w:pPr>
-      <w:r>
-        <w:rPr>
-          <w:rFonts w:cstheme="minorHAnsi"/>
-          <w:b/>
-          <w:bCs/>
-          <w:sz w:val="20"/>
-          <w:szCs w:val="20"/>
-          <w:highlight w:val="yellow"/>
-        </w:rPr>
-        <w:t>What gen files contain</w:t>
-      </w:r>
-      <w:r>
-        <w:rPr>
-          <w:rFonts w:cstheme="minorHAnsi"/>
-          <w:b/>
-          <w:bCs/>
-          <w:sz w:val="20"/>
-          <w:szCs w:val="20"/>
-        </w:rPr>
-        <w:t xml:space="preserve"> &gt;</w:t>
-      </w:r>
-      <w:r>
-        <w:rPr>
-          <w:rFonts w:cstheme="minorHAnsi"/>
-          <w:b/>
-          <w:bCs/>
-          <w:sz w:val="20"/>
-          <w:szCs w:val="20"/>
-        </w:rPr>
-        <w:br/>
-      </w:r>
-      <w:r>
-        <w:rPr>
-          <w:rFonts w:cstheme="minorHAnsi"/>
-          <w:b/>
-          <w:bCs/>
-          <w:sz w:val="20"/>
-          <w:szCs w:val="20"/>
-        </w:rPr>
-        <w:t>gen folder:</w:t>
-      </w:r>
-      <w:r>
-        <w:rPr>
-          <w:rFonts w:cstheme="minorHAnsi"/>
-          <w:sz w:val="20"/>
-          <w:szCs w:val="20"/>
-        </w:rPr>
-        <w:t xml:space="preserve"> The gen folder in CAPM contains </w:t>
-      </w:r>
-      <w:r>
-        <w:rPr>
-          <w:rFonts w:cstheme="minorHAnsi"/>
-          <w:b/>
-          <w:bCs/>
-          <w:sz w:val="20"/>
-          <w:szCs w:val="20"/>
-        </w:rPr>
-        <w:t>auto-generated artifacts</w:t>
-      </w:r>
-      <w:r>
-        <w:rPr>
-          <w:rFonts w:cstheme="minorHAnsi"/>
-          <w:sz w:val="20"/>
-          <w:szCs w:val="20"/>
-        </w:rPr>
-        <w:t xml:space="preserve"> created during build/deploy, such as database artifacts, service metadata, and compiled CDS files.</w:t>
-      </w:r>
+      </w:r>
+      <w:r>
+        <w:rPr>
+          <w:rFonts w:cstheme="minorHAnsi"/>
+          <w:b/>
+          <w:bCs/>
+          <w:sz w:val="20"/>
+          <w:szCs w:val="20"/>
+        </w:rPr>
+        <w:drawing>
+          <wp:inline distT="0" distB="0" distL="0" distR="0" wp14:anchorId="034A71CD" wp14:editId="3FCC7FBC">
+            <wp:extent cx="3036916" cy="1738946"/>
+            <wp:effectExtent l="0" t="0" r="0" b="0"/>
+            <wp:docPr id="1205025577" name="Picture 1"/>
+            <wp:cNvGraphicFramePr>
+              <a:graphicFrameLocks xmlns:a="http://schemas.openxmlformats.org/drawingml/2006/main" noChangeAspect="1"/>
+            </wp:cNvGraphicFramePr>
+            <a:graphic xmlns:a="http://schemas.openxmlformats.org/drawingml/2006/main">
+              <a:graphicData uri="http://schemas.openxmlformats.org/drawingml/2006/picture">
+                <pic:pic xmlns:pic="http://schemas.openxmlformats.org/drawingml/2006/picture">
+                  <pic:nvPicPr>
+                    <pic:cNvPr id="1205025577" name=""/>
+                    <pic:cNvPicPr/>
+                  </pic:nvPicPr>
+                  <pic:blipFill>
+                    <a:blip r:embed="rId22"/>
+                    <a:stretch>
+                      <a:fillRect/>
+                    </a:stretch>
+                  </pic:blipFill>
+                  <pic:spPr>
+                    <a:xfrm>
+                      <a:off x="0" y="0"/>
+                      <a:ext cx="3075134" cy="1760830"/>
+                    </a:xfrm>
+                    <a:prstGeom prst="rect">
+                      <a:avLst/>
+                    </a:prstGeom>
+                  </pic:spPr>
+                </pic:pic>
+              </a:graphicData>
+            </a:graphic>
+          </wp:inline>
+        </w:drawing>
+      </w:r>
+    </w:p>
+    <w:p>
+      <w:pPr>
+        <w:rPr>
+          <w:rFonts w:cstheme="minorHAnsi"/>
+          <w:b/>
+          <w:bCs/>
+          <w:sz w:val="20"/>
+          <w:szCs w:val="20"/>
+        </w:rPr>
+      </w:pPr>
     </w:p>
     <w:sectPr>
       <w:pgSz w:w="11906" w:h="16838"/>
@@ -15741,7 +17239,6 @@
     <w:next w:val="Normal"/>
     <w:link w:val="Heading3Char"/>
     <w:uiPriority w:val="9"/>
-    <w:semiHidden/>
     <w:unhideWhenUsed/>
     <w:qFormat/>
     <w:rsid w:val="00DF1819"/>
@@ -15948,7 +17445,6 @@
     <w:basedOn w:val="DefaultParagraphFont"/>
     <w:link w:val="Heading3"/>
     <w:uiPriority w:val="9"/>
-    <w:semiHidden/>
     <w:rsid w:val="00DF1819"/>
     <w:rPr>
       <w:rFonts w:eastAsiaTheme="majorEastAsia" w:cstheme="majorBidi"/>

--- a/CAPM Projects/Notes-CAPM/Anubabh_Interview.docx
+++ b/CAPM Projects/Notes-CAPM/Anubabh_Interview.docx
@@ -1807,6 +1807,7 @@
         </w:rPr>
         <w:t xml:space="preserve">Type </w:t>
       </w:r>
+      <w:proofErr w:type="spellStart"/>
       <w:r>
         <w:rPr>
           <w:rFonts w:cstheme="minorHAnsi"/>
@@ -1818,7 +1819,77 @@
           <w:szCs w:val="20"/>
           <w:lang w:val="en-US"/>
         </w:rPr>
-        <w:t>cf login -a “your api end point from btp” &gt;&gt; https://api.cf.us10-001.hana.ondemand.com/</w:t>
+        <w:t>cf</w:t>
+      </w:r>
+      <w:proofErr w:type="spellEnd"/>
+      <w:r>
+        <w:rPr>
+          <w:rFonts w:cstheme="minorHAnsi"/>
+          <w:b/>
+          <w:bCs/>
+          <w:i/>
+          <w:iCs/>
+          <w:sz w:val="20"/>
+          <w:szCs w:val="20"/>
+          <w:lang w:val="en-US"/>
+        </w:rPr>
+        <w:t xml:space="preserve"> login -a “your </w:t>
+      </w:r>
+      <w:proofErr w:type="spellStart"/>
+      <w:r>
+        <w:rPr>
+          <w:rFonts w:cstheme="minorHAnsi"/>
+          <w:b/>
+          <w:bCs/>
+          <w:i/>
+          <w:iCs/>
+          <w:sz w:val="20"/>
+          <w:szCs w:val="20"/>
+          <w:lang w:val="en-US"/>
+        </w:rPr>
+        <w:t>api</w:t>
+      </w:r>
+      <w:proofErr w:type="spellEnd"/>
+      <w:r>
+        <w:rPr>
+          <w:rFonts w:cstheme="minorHAnsi"/>
+          <w:b/>
+          <w:bCs/>
+          <w:i/>
+          <w:iCs/>
+          <w:sz w:val="20"/>
+          <w:szCs w:val="20"/>
+          <w:lang w:val="en-US"/>
+        </w:rPr>
+        <w:t xml:space="preserve"> end point from </w:t>
+      </w:r>
+      <w:proofErr w:type="spellStart"/>
+      <w:r>
+        <w:rPr>
+          <w:rFonts w:cstheme="minorHAnsi"/>
+          <w:b/>
+          <w:bCs/>
+          <w:i/>
+          <w:iCs/>
+          <w:sz w:val="20"/>
+          <w:szCs w:val="20"/>
+          <w:lang w:val="en-US"/>
+        </w:rPr>
+        <w:t>btp</w:t>
+      </w:r>
+      <w:proofErr w:type="spellEnd"/>
+      <w:r>
+        <w:rPr>
+          <w:rFonts w:cstheme="minorHAnsi"/>
+          <w:b/>
+          <w:bCs/>
+          <w:i/>
+          <w:iCs/>
+          <w:sz w:val="20"/>
+          <w:szCs w:val="20"/>
+          <w:lang w:val="en-US"/>
+        </w:rPr>
+        <w:t>” &gt;&gt; https://api.cf.us10-001.hana.ondemand.com/</w:t>
       </w:r>
     </w:p>
     <w:p>
@@ -1951,6 +2022,7 @@
         </w:rPr>
         <w:t xml:space="preserve"> using </w:t>
       </w:r>
+      <w:proofErr w:type="spellStart"/>
       <w:r>
         <w:rPr>
           <w:rFonts w:cstheme="minorHAnsi"/>
@@ -1962,8 +2034,37 @@
           <w:szCs w:val="20"/>
           <w:lang w:val="en-US"/>
         </w:rPr>
-        <w:t>cf buildpacks</w:t>
-      </w:r>
+        <w:t>cf</w:t>
+      </w:r>
+      <w:proofErr w:type="spellEnd"/>
+      <w:r>
+        <w:rPr>
+          <w:rFonts w:cstheme="minorHAnsi"/>
+          <w:b/>
+          <w:bCs/>
+          <w:i/>
+          <w:iCs/>
+          <w:sz w:val="20"/>
+          <w:szCs w:val="20"/>
+          <w:lang w:val="en-US"/>
+        </w:rPr>
+        <w:t xml:space="preserve"> </w:t>
+      </w:r>
+      <w:proofErr w:type="spellStart"/>
+      <w:r>
+        <w:rPr>
+          <w:rFonts w:cstheme="minorHAnsi"/>
+          <w:b/>
+          <w:bCs/>
+          <w:i/>
+          <w:iCs/>
+          <w:sz w:val="20"/>
+          <w:szCs w:val="20"/>
+          <w:lang w:val="en-US"/>
+        </w:rPr>
+        <w:t>buildpacks</w:t>
+      </w:r>
+      <w:proofErr w:type="spellEnd"/>
     </w:p>
     <w:p>
       <w:pPr>
@@ -2140,7 +2241,27 @@
           <w:szCs w:val="20"/>
           <w:lang w:val="en-US"/>
         </w:rPr>
-        <w:t>CF scale APPNAME -i 2</w:t>
+        <w:t>CF scale APPNAME -</w:t>
+      </w:r>
+      <w:proofErr w:type="spellStart"/>
+      <w:r>
+        <w:rPr>
+          <w:rFonts w:cstheme="minorHAnsi"/>
+          <w:sz w:val="20"/>
+          <w:szCs w:val="20"/>
+          <w:lang w:val="en-US"/>
+        </w:rPr>
+        <w:t>i</w:t>
+      </w:r>
+      <w:proofErr w:type="spellEnd"/>
+      <w:r>
+        <w:rPr>
+          <w:rFonts w:cstheme="minorHAnsi"/>
+          <w:sz w:val="20"/>
+          <w:szCs w:val="20"/>
+          <w:lang w:val="en-US"/>
+        </w:rPr>
+        <w:t xml:space="preserve"> 2</w:t>
       </w:r>
     </w:p>
     <w:p>
@@ -2590,7 +2711,27 @@
           <w:szCs w:val="20"/>
           <w:lang w:val="en-US"/>
         </w:rPr>
-        <w:t>CDS init for creating CDS project structure</w:t>
+        <w:t xml:space="preserve">CDS </w:t>
+      </w:r>
+      <w:proofErr w:type="spellStart"/>
+      <w:r>
+        <w:rPr>
+          <w:rFonts w:cstheme="minorHAnsi"/>
+          <w:sz w:val="20"/>
+          <w:szCs w:val="20"/>
+          <w:lang w:val="en-US"/>
+        </w:rPr>
+        <w:t>init</w:t>
+      </w:r>
+      <w:proofErr w:type="spellEnd"/>
+      <w:r>
+        <w:rPr>
+          <w:rFonts w:cstheme="minorHAnsi"/>
+          <w:sz w:val="20"/>
+          <w:szCs w:val="20"/>
+          <w:lang w:val="en-US"/>
+        </w:rPr>
+        <w:t xml:space="preserve"> for creating CDS project structure</w:t>
       </w:r>
     </w:p>
     <w:p>
@@ -2607,6 +2748,7 @@
           <w:lang w:val="en-US"/>
         </w:rPr>
       </w:pPr>
+      <w:proofErr w:type="spellStart"/>
       <w:r>
         <w:rPr>
           <w:rFonts w:cstheme="minorHAnsi"/>
@@ -2623,7 +2765,37 @@
           <w:szCs w:val="20"/>
           <w:lang w:val="en-US"/>
         </w:rPr>
-        <w:t>pm install for installing all the dependency from package.json file.</w:t>
+        <w:t>pm</w:t>
+      </w:r>
+      <w:proofErr w:type="spellEnd"/>
+      <w:r>
+        <w:rPr>
+          <w:rFonts w:cstheme="minorHAnsi"/>
+          <w:sz w:val="20"/>
+          <w:szCs w:val="20"/>
+          <w:lang w:val="en-US"/>
+        </w:rPr>
+        <w:t xml:space="preserve"> install for installing all the dependency from </w:t>
+      </w:r>
+      <w:proofErr w:type="spellStart"/>
+      <w:r>
+        <w:rPr>
+          <w:rFonts w:cstheme="minorHAnsi"/>
+          <w:sz w:val="20"/>
+          <w:szCs w:val="20"/>
+          <w:lang w:val="en-US"/>
+        </w:rPr>
+        <w:t>package.json</w:t>
+      </w:r>
+      <w:proofErr w:type="spellEnd"/>
+      <w:r>
+        <w:rPr>
+          <w:rFonts w:cstheme="minorHAnsi"/>
+          <w:sz w:val="20"/>
+          <w:szCs w:val="20"/>
+          <w:lang w:val="en-US"/>
+        </w:rPr>
+        <w:t xml:space="preserve"> file.</w:t>
       </w:r>
     </w:p>
     <w:p>
@@ -2960,7 +3132,55 @@
           <w:szCs w:val="20"/>
           <w:highlight w:val="yellow"/>
         </w:rPr>
-        <w:t>How to deploy cds code to sqlite to run with DB and create a Table with entity name</w:t>
+        <w:t xml:space="preserve">How to deploy </w:t>
+      </w:r>
+      <w:proofErr w:type="spellStart"/>
+      <w:r>
+        <w:rPr>
+          <w:rFonts w:cstheme="minorHAnsi"/>
+          <w:b/>
+          <w:bCs/>
+          <w:sz w:val="20"/>
+          <w:szCs w:val="20"/>
+          <w:highlight w:val="yellow"/>
+        </w:rPr>
+        <w:t>cds</w:t>
+      </w:r>
+      <w:proofErr w:type="spellEnd"/>
+      <w:r>
+        <w:rPr>
+          <w:rFonts w:cstheme="minorHAnsi"/>
+          <w:b/>
+          <w:bCs/>
+          <w:sz w:val="20"/>
+          <w:szCs w:val="20"/>
+          <w:highlight w:val="yellow"/>
+        </w:rPr>
+        <w:t xml:space="preserve"> code to </w:t>
+      </w:r>
+      <w:proofErr w:type="spellStart"/>
+      <w:r>
+        <w:rPr>
+          <w:rFonts w:cstheme="minorHAnsi"/>
+          <w:b/>
+          <w:bCs/>
+          <w:sz w:val="20"/>
+          <w:szCs w:val="20"/>
+          <w:highlight w:val="yellow"/>
+        </w:rPr>
+        <w:t>sqlite</w:t>
+      </w:r>
+      <w:proofErr w:type="spellEnd"/>
+      <w:r>
+        <w:rPr>
+          <w:rFonts w:cstheme="minorHAnsi"/>
+          <w:b/>
+          <w:bCs/>
+          <w:sz w:val="20"/>
+          <w:szCs w:val="20"/>
+          <w:highlight w:val="yellow"/>
+        </w:rPr>
+        <w:t xml:space="preserve"> to run with DB and create a Table with entity name</w:t>
       </w:r>
       <w:r>
         <w:rPr>
@@ -2982,14 +3202,34 @@
         </w:rPr>
         <w:br/>
       </w:r>
-      <w:r>
-        <w:rPr>
-          <w:rFonts w:cstheme="minorHAnsi"/>
-          <w:sz w:val="20"/>
-          <w:szCs w:val="20"/>
-        </w:rPr>
-        <w:t>cds deploy --to sqlite</w:t>
-      </w:r>
+      <w:proofErr w:type="spellStart"/>
+      <w:r>
+        <w:rPr>
+          <w:rFonts w:cstheme="minorHAnsi"/>
+          <w:sz w:val="20"/>
+          <w:szCs w:val="20"/>
+        </w:rPr>
+        <w:t>cds</w:t>
+      </w:r>
+      <w:proofErr w:type="spellEnd"/>
+      <w:r>
+        <w:rPr>
+          <w:rFonts w:cstheme="minorHAnsi"/>
+          <w:sz w:val="20"/>
+          <w:szCs w:val="20"/>
+        </w:rPr>
+        <w:t xml:space="preserve"> deploy --to </w:t>
+      </w:r>
+      <w:proofErr w:type="spellStart"/>
+      <w:r>
+        <w:rPr>
+          <w:rFonts w:cstheme="minorHAnsi"/>
+          <w:sz w:val="20"/>
+          <w:szCs w:val="20"/>
+        </w:rPr>
+        <w:t>sqlite</w:t>
+      </w:r>
+      <w:proofErr w:type="spellEnd"/>
     </w:p>
     <w:p>
       <w:pPr>
@@ -3129,7 +3369,25 @@
           <w:sz w:val="20"/>
           <w:szCs w:val="20"/>
         </w:rPr>
-        <w:t>we need to create a &lt;data&gt; folder under db folder and need to create csv file and provide test data.</w:t>
+        <w:t xml:space="preserve">we need to create a &lt;data&gt; folder under </w:t>
+      </w:r>
+      <w:proofErr w:type="spellStart"/>
+      <w:r>
+        <w:rPr>
+          <w:rFonts w:cstheme="minorHAnsi"/>
+          <w:sz w:val="20"/>
+          <w:szCs w:val="20"/>
+        </w:rPr>
+        <w:t>db</w:t>
+      </w:r>
+      <w:proofErr w:type="spellEnd"/>
+      <w:r>
+        <w:rPr>
+          <w:rFonts w:cstheme="minorHAnsi"/>
+          <w:sz w:val="20"/>
+          <w:szCs w:val="20"/>
+        </w:rPr>
+        <w:t xml:space="preserve"> folder and need to create csv file and provide test data.</w:t>
       </w:r>
       <w:r>
         <w:rPr>
@@ -3196,7 +3454,43 @@
           <w:sz w:val="20"/>
           <w:szCs w:val="20"/>
         </w:rPr>
-        <w:t xml:space="preserve">app -&gt; for frontend, db -&gt; for database related files and srv -&gt; </w:t>
+        <w:t xml:space="preserve">app -&gt; for frontend, </w:t>
+      </w:r>
+      <w:proofErr w:type="spellStart"/>
+      <w:r>
+        <w:rPr>
+          <w:rFonts w:cstheme="minorHAnsi"/>
+          <w:sz w:val="20"/>
+          <w:szCs w:val="20"/>
+        </w:rPr>
+        <w:t>db</w:t>
+      </w:r>
+      <w:proofErr w:type="spellEnd"/>
+      <w:r>
+        <w:rPr>
+          <w:rFonts w:cstheme="minorHAnsi"/>
+          <w:sz w:val="20"/>
+          <w:szCs w:val="20"/>
+        </w:rPr>
+        <w:t xml:space="preserve"> -&gt; for database related files and </w:t>
+      </w:r>
+      <w:proofErr w:type="spellStart"/>
+      <w:r>
+        <w:rPr>
+          <w:rFonts w:cstheme="minorHAnsi"/>
+          <w:sz w:val="20"/>
+          <w:szCs w:val="20"/>
+        </w:rPr>
+        <w:t>srv</w:t>
+      </w:r>
+      <w:proofErr w:type="spellEnd"/>
+      <w:r>
+        <w:rPr>
+          <w:rFonts w:cstheme="minorHAnsi"/>
+          <w:sz w:val="20"/>
+          <w:szCs w:val="20"/>
+        </w:rPr>
+        <w:t xml:space="preserve"> -&gt; </w:t>
       </w:r>
       <w:r>
         <w:rPr>
@@ -3758,8 +4052,21 @@
           <w:szCs w:val="20"/>
           <w:highlight w:val="yellow"/>
         </w:rPr>
-        <w:t>How Foreign Key Field stored in database if name of field is class for example, and Parent table key field name is myId</w:t>
-      </w:r>
+        <w:t xml:space="preserve">How Foreign Key Field stored in database if name of field is class for example, and Parent table key field name is </w:t>
+      </w:r>
+      <w:proofErr w:type="spellStart"/>
+      <w:r>
+        <w:rPr>
+          <w:rFonts w:cstheme="minorHAnsi"/>
+          <w:b/>
+          <w:bCs/>
+          <w:sz w:val="20"/>
+          <w:szCs w:val="20"/>
+          <w:highlight w:val="yellow"/>
+        </w:rPr>
+        <w:t>myId</w:t>
+      </w:r>
+      <w:proofErr w:type="spellEnd"/>
       <w:r>
         <w:rPr>
           <w:rFonts w:cstheme="minorHAnsi"/>
@@ -3786,7 +4093,43 @@
           <w:sz w:val="20"/>
           <w:szCs w:val="20"/>
         </w:rPr>
-        <w:t>The name of the foreign key field in database will be stored as class_myid. Basically nameOfFKField_parentFieldIdName.</w:t>
+        <w:t xml:space="preserve">The name of the foreign key field in database will be stored as </w:t>
+      </w:r>
+      <w:proofErr w:type="spellStart"/>
+      <w:r>
+        <w:rPr>
+          <w:rFonts w:cstheme="minorHAnsi"/>
+          <w:sz w:val="20"/>
+          <w:szCs w:val="20"/>
+        </w:rPr>
+        <w:t>class_myid</w:t>
+      </w:r>
+      <w:proofErr w:type="spellEnd"/>
+      <w:r>
+        <w:rPr>
+          <w:rFonts w:cstheme="minorHAnsi"/>
+          <w:sz w:val="20"/>
+          <w:szCs w:val="20"/>
+        </w:rPr>
+        <w:t xml:space="preserve">. Basically </w:t>
+      </w:r>
+      <w:proofErr w:type="spellStart"/>
+      <w:r>
+        <w:rPr>
+          <w:rFonts w:cstheme="minorHAnsi"/>
+          <w:sz w:val="20"/>
+          <w:szCs w:val="20"/>
+        </w:rPr>
+        <w:t>nameOfFKField_parentFieldIdName</w:t>
+      </w:r>
+      <w:proofErr w:type="spellEnd"/>
+      <w:r>
+        <w:rPr>
+          <w:rFonts w:cstheme="minorHAnsi"/>
+          <w:sz w:val="20"/>
+          <w:szCs w:val="20"/>
+        </w:rPr>
+        <w:t>.</w:t>
       </w:r>
     </w:p>
     <w:p>
@@ -3868,8 +4211,20 @@
           <w:sz w:val="20"/>
           <w:szCs w:val="20"/>
         </w:rPr>
-        <w:t>managed, temporal, cuid</w:t>
-      </w:r>
+        <w:t xml:space="preserve">managed, temporal, </w:t>
+      </w:r>
+      <w:proofErr w:type="spellStart"/>
+      <w:r>
+        <w:rPr>
+          <w:rFonts w:cstheme="minorHAnsi"/>
+          <w:b/>
+          <w:bCs/>
+          <w:sz w:val="20"/>
+          <w:szCs w:val="20"/>
+        </w:rPr>
+        <w:t>cuid</w:t>
+      </w:r>
+      <w:proofErr w:type="spellEnd"/>
       <w:r>
         <w:rPr>
           <w:rFonts w:cstheme="minorHAnsi"/>
@@ -4250,15 +4605,27 @@
         </w:rPr>
         <w:t xml:space="preserve">using </w:t>
       </w:r>
-      <w:r>
-        <w:rPr>
-          <w:rFonts w:cstheme="minorHAnsi"/>
-          <w:b/>
-          <w:bCs/>
-          <w:sz w:val="20"/>
-          <w:szCs w:val="20"/>
-        </w:rPr>
-        <w:t>mixin into</w:t>
+      <w:proofErr w:type="spellStart"/>
+      <w:r>
+        <w:rPr>
+          <w:rFonts w:cstheme="minorHAnsi"/>
+          <w:b/>
+          <w:bCs/>
+          <w:sz w:val="20"/>
+          <w:szCs w:val="20"/>
+        </w:rPr>
+        <w:t>mixin</w:t>
+      </w:r>
+      <w:proofErr w:type="spellEnd"/>
+      <w:r>
+        <w:rPr>
+          <w:rFonts w:cstheme="minorHAnsi"/>
+          <w:b/>
+          <w:bCs/>
+          <w:sz w:val="20"/>
+          <w:szCs w:val="20"/>
+        </w:rPr>
+        <w:t xml:space="preserve"> into</w:t>
       </w:r>
       <w:r>
         <w:rPr>
@@ -4277,6 +4644,7 @@
           <w:szCs w:val="20"/>
         </w:rPr>
       </w:pPr>
+      <w:proofErr w:type="gramStart"/>
       <w:r>
         <w:rPr>
           <w:rFonts w:cstheme="minorHAnsi"/>
@@ -4286,8 +4654,9 @@
           <w:szCs w:val="20"/>
           <w:highlight w:val="yellow"/>
         </w:rPr>
-        <w:t>What ![</w:t>
-      </w:r>
+        <w:t>What !</w:t>
+      </w:r>
+      <w:proofErr w:type="gramEnd"/>
       <w:r>
         <w:rPr>
           <w:rFonts w:cstheme="minorHAnsi"/>
@@ -4297,6 +4666,17 @@
           <w:szCs w:val="20"/>
           <w:highlight w:val="yellow"/>
         </w:rPr>
+        <w:t>[</w:t>
+      </w:r>
+      <w:r>
+        <w:rPr>
+          <w:rFonts w:cstheme="minorHAnsi"/>
+          <w:b/>
+          <w:bCs/>
+          <w:sz w:val="20"/>
+          <w:szCs w:val="20"/>
+          <w:highlight w:val="yellow"/>
+        </w:rPr>
         <w:t>Anything</w:t>
       </w:r>
       <w:r>
@@ -4347,6 +4727,7 @@
           <w:szCs w:val="20"/>
         </w:rPr>
       </w:pPr>
+      <w:proofErr w:type="spellStart"/>
       <w:r>
         <w:rPr>
           <w:rFonts w:cstheme="minorHAnsi"/>
@@ -4356,7 +4737,19 @@
           <w:szCs w:val="20"/>
           <w:highlight w:val="yellow"/>
         </w:rPr>
-        <w:t>Mixin into</w:t>
+        <w:t>Mixin</w:t>
+      </w:r>
+      <w:proofErr w:type="spellEnd"/>
+      <w:r>
+        <w:rPr>
+          <w:rFonts w:cstheme="minorHAnsi"/>
+          <w:b/>
+          <w:bCs/>
+          <w:sz w:val="20"/>
+          <w:szCs w:val="20"/>
+          <w:highlight w:val="yellow"/>
+        </w:rPr>
+        <w:t xml:space="preserve"> into</w:t>
       </w:r>
       <w:r>
         <w:rPr>
@@ -4378,23 +4771,75 @@
         </w:rPr>
         <w:br/>
       </w:r>
-      <w:r>
-        <w:rPr>
-          <w:rFonts w:cstheme="minorHAnsi"/>
-          <w:b/>
-          <w:bCs/>
-          <w:sz w:val="20"/>
-          <w:szCs w:val="20"/>
-        </w:rPr>
-        <w:t>Mixin (mixin into):</w:t>
-      </w:r>
-      <w:r>
-        <w:rPr>
-          <w:rFonts w:cstheme="minorHAnsi"/>
-          <w:sz w:val="20"/>
-          <w:szCs w:val="20"/>
-        </w:rPr>
-        <w:t xml:space="preserve"> In CAPM CDS, mixin into is used to add or extend associations temporarily within a view, allowing you to include additional relationships without changing the original entity definition.</w:t>
+      <w:proofErr w:type="spellStart"/>
+      <w:r>
+        <w:rPr>
+          <w:rFonts w:cstheme="minorHAnsi"/>
+          <w:b/>
+          <w:bCs/>
+          <w:sz w:val="20"/>
+          <w:szCs w:val="20"/>
+        </w:rPr>
+        <w:t>Mixin</w:t>
+      </w:r>
+      <w:proofErr w:type="spellEnd"/>
+      <w:r>
+        <w:rPr>
+          <w:rFonts w:cstheme="minorHAnsi"/>
+          <w:b/>
+          <w:bCs/>
+          <w:sz w:val="20"/>
+          <w:szCs w:val="20"/>
+        </w:rPr>
+        <w:t xml:space="preserve"> (</w:t>
+      </w:r>
+      <w:proofErr w:type="spellStart"/>
+      <w:r>
+        <w:rPr>
+          <w:rFonts w:cstheme="minorHAnsi"/>
+          <w:b/>
+          <w:bCs/>
+          <w:sz w:val="20"/>
+          <w:szCs w:val="20"/>
+        </w:rPr>
+        <w:t>mixin</w:t>
+      </w:r>
+      <w:proofErr w:type="spellEnd"/>
+      <w:r>
+        <w:rPr>
+          <w:rFonts w:cstheme="minorHAnsi"/>
+          <w:b/>
+          <w:bCs/>
+          <w:sz w:val="20"/>
+          <w:szCs w:val="20"/>
+        </w:rPr>
+        <w:t xml:space="preserve"> into):</w:t>
+      </w:r>
+      <w:r>
+        <w:rPr>
+          <w:rFonts w:cstheme="minorHAnsi"/>
+          <w:sz w:val="20"/>
+          <w:szCs w:val="20"/>
+        </w:rPr>
+        <w:t xml:space="preserve"> In CAPM CDS, </w:t>
+      </w:r>
+      <w:proofErr w:type="spellStart"/>
+      <w:r>
+        <w:rPr>
+          <w:rFonts w:cstheme="minorHAnsi"/>
+          <w:sz w:val="20"/>
+          <w:szCs w:val="20"/>
+        </w:rPr>
+        <w:t>mixin</w:t>
+      </w:r>
+      <w:proofErr w:type="spellEnd"/>
+      <w:r>
+        <w:rPr>
+          <w:rFonts w:cstheme="minorHAnsi"/>
+          <w:sz w:val="20"/>
+          <w:szCs w:val="20"/>
+        </w:rPr>
+        <w:t xml:space="preserve"> into is used to add or extend associations temporarily within a view, allowing you to include additional relationships without changing the original entity definition.</w:t>
       </w:r>
     </w:p>
     <w:p>
@@ -4541,7 +4986,25 @@
           <w:szCs w:val="20"/>
         </w:rPr>
         <w:br/>
-        <w:t>We need to maintain @(path: ‘’) annotation.</w:t>
+        <w:t xml:space="preserve">We need to maintain </w:t>
+      </w:r>
+      <w:proofErr w:type="gramStart"/>
+      <w:r>
+        <w:rPr>
+          <w:rFonts w:cstheme="minorHAnsi"/>
+          <w:sz w:val="20"/>
+          <w:szCs w:val="20"/>
+        </w:rPr>
+        <w:t>@(</w:t>
+      </w:r>
+      <w:proofErr w:type="gramEnd"/>
+      <w:r>
+        <w:rPr>
+          <w:rFonts w:cstheme="minorHAnsi"/>
+          <w:sz w:val="20"/>
+          <w:szCs w:val="20"/>
+        </w:rPr>
+        <w:t>path: ‘’) annotation.</w:t>
       </w:r>
     </w:p>
     <w:p>
@@ -4561,8 +5024,9 @@
           <w:szCs w:val="20"/>
           <w:highlight w:val="yellow"/>
         </w:rPr>
-        <w:t>How to test our created service directly in V</w:t>
-      </w:r>
+        <w:t xml:space="preserve">How to test our created service directly in </w:t>
+      </w:r>
+      <w:proofErr w:type="spellStart"/>
       <w:r>
         <w:rPr>
           <w:rFonts w:cstheme="minorHAnsi"/>
@@ -4572,6 +5036,17 @@
           <w:szCs w:val="20"/>
           <w:highlight w:val="yellow"/>
         </w:rPr>
+        <w:t>V</w:t>
+      </w:r>
+      <w:r>
+        <w:rPr>
+          <w:rFonts w:cstheme="minorHAnsi"/>
+          <w:b/>
+          <w:bCs/>
+          <w:sz w:val="20"/>
+          <w:szCs w:val="20"/>
+          <w:highlight w:val="yellow"/>
+        </w:rPr>
         <w:t>S</w:t>
       </w:r>
       <w:r>
@@ -4583,7 +5058,19 @@
           <w:szCs w:val="20"/>
           <w:highlight w:val="yellow"/>
         </w:rPr>
-        <w:t>code / BAS without using Browser</w:t>
+        <w:t>code</w:t>
+      </w:r>
+      <w:proofErr w:type="spellEnd"/>
+      <w:r>
+        <w:rPr>
+          <w:rFonts w:cstheme="minorHAnsi"/>
+          <w:b/>
+          <w:bCs/>
+          <w:sz w:val="20"/>
+          <w:szCs w:val="20"/>
+          <w:highlight w:val="yellow"/>
+        </w:rPr>
+        <w:t xml:space="preserve"> / BAS without using Browser</w:t>
       </w:r>
       <w:r>
         <w:rPr>
@@ -4613,6 +5100,7 @@
         </w:rPr>
         <w:t xml:space="preserve">We need to create </w:t>
       </w:r>
+      <w:proofErr w:type="spellStart"/>
       <w:r>
         <w:rPr>
           <w:rFonts w:cstheme="minorHAnsi"/>
@@ -4623,6 +5111,7 @@
         </w:rPr>
         <w:t>anyname.http</w:t>
       </w:r>
+      <w:proofErr w:type="spellEnd"/>
       <w:r>
         <w:rPr>
           <w:rFonts w:cstheme="minorHAnsi"/>
@@ -4637,7 +5126,25 @@
           <w:sz w:val="20"/>
           <w:szCs w:val="20"/>
         </w:rPr>
-        <w:t>, it is created under srv folder mostly</w:t>
+        <w:t xml:space="preserve">, it is created under </w:t>
+      </w:r>
+      <w:proofErr w:type="spellStart"/>
+      <w:r>
+        <w:rPr>
+          <w:rFonts w:cstheme="minorHAnsi"/>
+          <w:sz w:val="20"/>
+          <w:szCs w:val="20"/>
+        </w:rPr>
+        <w:t>srv</w:t>
+      </w:r>
+      <w:proofErr w:type="spellEnd"/>
+      <w:r>
+        <w:rPr>
+          <w:rFonts w:cstheme="minorHAnsi"/>
+          <w:sz w:val="20"/>
+          <w:szCs w:val="20"/>
+        </w:rPr>
+        <w:t xml:space="preserve"> folder mostly</w:t>
       </w:r>
       <w:r>
         <w:rPr>
@@ -4856,8 +5363,36 @@
           <w:sz w:val="20"/>
           <w:szCs w:val="20"/>
         </w:rPr>
-        <w:t>/odata/v4/CatalogService</w:t>
-      </w:r>
+        <w:t>/</w:t>
+      </w:r>
+      <w:proofErr w:type="spellStart"/>
+      <w:r>
+        <w:rPr>
+          <w:rFonts w:cstheme="minorHAnsi"/>
+          <w:sz w:val="20"/>
+          <w:szCs w:val="20"/>
+        </w:rPr>
+        <w:t>odata</w:t>
+      </w:r>
+      <w:proofErr w:type="spellEnd"/>
+      <w:r>
+        <w:rPr>
+          <w:rFonts w:cstheme="minorHAnsi"/>
+          <w:sz w:val="20"/>
+          <w:szCs w:val="20"/>
+        </w:rPr>
+        <w:t>/v4/</w:t>
+      </w:r>
+      <w:proofErr w:type="spellStart"/>
+      <w:r>
+        <w:rPr>
+          <w:rFonts w:cstheme="minorHAnsi"/>
+          <w:sz w:val="20"/>
+          <w:szCs w:val="20"/>
+        </w:rPr>
+        <w:t>CatalogService</w:t>
+      </w:r>
+      <w:proofErr w:type="spellEnd"/>
       <w:r>
         <w:rPr>
           <w:rFonts w:cstheme="minorHAnsi"/>
@@ -4870,6 +5405,7 @@
         </w:rPr>
         <w:t>/</w:t>
       </w:r>
+      <w:proofErr w:type="spellStart"/>
       <w:r>
         <w:rPr>
           <w:rFonts w:cstheme="minorHAnsi"/>
@@ -4880,8 +5416,9 @@
           <w:sz w:val="20"/>
           <w:szCs w:val="20"/>
         </w:rPr>
-        <w:t>EmployeeSet? $</w:t>
-      </w:r>
+        <w:t>EmployeeSet</w:t>
+      </w:r>
+      <w:proofErr w:type="spellEnd"/>
       <w:r>
         <w:rPr>
           <w:rFonts w:cstheme="minorHAnsi"/>
@@ -4892,7 +5429,45 @@
           <w:sz w:val="20"/>
           <w:szCs w:val="20"/>
         </w:rPr>
-        <w:t>filter=sex eq 'M'’</w:t>
+        <w:t>? $</w:t>
+      </w:r>
+      <w:r>
+        <w:rPr>
+          <w:rFonts w:cstheme="minorHAnsi"/>
+          <w:b/>
+          <w:bCs/>
+          <w:i/>
+          <w:iCs/>
+          <w:sz w:val="20"/>
+          <w:szCs w:val="20"/>
+        </w:rPr>
+        <w:t xml:space="preserve">filter=sex </w:t>
+      </w:r>
+      <w:proofErr w:type="spellStart"/>
+      <w:r>
+        <w:rPr>
+          <w:rFonts w:cstheme="minorHAnsi"/>
+          <w:b/>
+          <w:bCs/>
+          <w:i/>
+          <w:iCs/>
+          <w:sz w:val="20"/>
+          <w:szCs w:val="20"/>
+        </w:rPr>
+        <w:t>eq</w:t>
+      </w:r>
+      <w:proofErr w:type="spellEnd"/>
+      <w:r>
+        <w:rPr>
+          <w:rFonts w:cstheme="minorHAnsi"/>
+          <w:b/>
+          <w:bCs/>
+          <w:i/>
+          <w:iCs/>
+          <w:sz w:val="20"/>
+          <w:szCs w:val="20"/>
+        </w:rPr>
+        <w:t xml:space="preserve"> 'M'’</w:t>
       </w:r>
       <w:r>
         <w:rPr>
@@ -4961,13 +5536,23 @@
         </w:rPr>
         <w:t>/</w:t>
       </w:r>
-      <w:r>
-        <w:rPr>
-          <w:rFonts w:cstheme="minorHAnsi"/>
-          <w:sz w:val="20"/>
-          <w:szCs w:val="20"/>
-        </w:rPr>
-        <w:t xml:space="preserve">EmployeeSet? </w:t>
+      <w:proofErr w:type="spellStart"/>
+      <w:r>
+        <w:rPr>
+          <w:rFonts w:cstheme="minorHAnsi"/>
+          <w:sz w:val="20"/>
+          <w:szCs w:val="20"/>
+        </w:rPr>
+        <w:t>EmployeeSet</w:t>
+      </w:r>
+      <w:proofErr w:type="spellEnd"/>
+      <w:r>
+        <w:rPr>
+          <w:rFonts w:cstheme="minorHAnsi"/>
+          <w:sz w:val="20"/>
+          <w:szCs w:val="20"/>
+        </w:rPr>
+        <w:t xml:space="preserve">? </w:t>
       </w:r>
       <w:r>
         <w:rPr>
@@ -5005,6 +5590,7 @@
         </w:rPr>
         <w:t>contains (</w:t>
       </w:r>
+      <w:proofErr w:type="spellStart"/>
       <w:r>
         <w:rPr>
           <w:rFonts w:cstheme="minorHAnsi"/>
@@ -5015,26 +5601,61 @@
           <w:sz w:val="20"/>
           <w:szCs w:val="20"/>
         </w:rPr>
-        <w:t>nameFirst, 'Jo')</w:t>
-      </w:r>
-    </w:p>
-    <w:p>
-      <w:pPr>
-        <w:rPr>
-          <w:rFonts w:cstheme="minorHAnsi"/>
-          <w:sz w:val="20"/>
-          <w:szCs w:val="20"/>
-        </w:rPr>
-      </w:pPr>
-      <w:r>
-        <w:rPr>
-          <w:rFonts w:cstheme="minorHAnsi"/>
-          <w:b/>
-          <w:bCs/>
-          <w:sz w:val="20"/>
-          <w:szCs w:val="20"/>
-        </w:rPr>
-        <w:t>What is Odata V4 and V2 &gt;</w:t>
+        <w:t>nameFirst</w:t>
+      </w:r>
+      <w:proofErr w:type="spellEnd"/>
+      <w:r>
+        <w:rPr>
+          <w:rFonts w:cstheme="minorHAnsi"/>
+          <w:b/>
+          <w:bCs/>
+          <w:i/>
+          <w:iCs/>
+          <w:sz w:val="20"/>
+          <w:szCs w:val="20"/>
+        </w:rPr>
+        <w:t>, 'Jo')</w:t>
+      </w:r>
+    </w:p>
+    <w:p>
+      <w:pPr>
+        <w:rPr>
+          <w:rFonts w:cstheme="minorHAnsi"/>
+          <w:sz w:val="20"/>
+          <w:szCs w:val="20"/>
+        </w:rPr>
+      </w:pPr>
+      <w:r>
+        <w:rPr>
+          <w:rFonts w:cstheme="minorHAnsi"/>
+          <w:b/>
+          <w:bCs/>
+          <w:sz w:val="20"/>
+          <w:szCs w:val="20"/>
+        </w:rPr>
+        <w:t xml:space="preserve">What is </w:t>
+      </w:r>
+      <w:proofErr w:type="spellStart"/>
+      <w:r>
+        <w:rPr>
+          <w:rFonts w:cstheme="minorHAnsi"/>
+          <w:b/>
+          <w:bCs/>
+          <w:sz w:val="20"/>
+          <w:szCs w:val="20"/>
+        </w:rPr>
+        <w:t>Odata</w:t>
+      </w:r>
+      <w:proofErr w:type="spellEnd"/>
+      <w:r>
+        <w:rPr>
+          <w:rFonts w:cstheme="minorHAnsi"/>
+          <w:b/>
+          <w:bCs/>
+          <w:sz w:val="20"/>
+          <w:szCs w:val="20"/>
+        </w:rPr>
+        <w:t xml:space="preserve"> V4 and V2 &gt;</w:t>
       </w:r>
       <w:r>
         <w:rPr>
@@ -5807,8 +6428,36 @@
                 <w:sz w:val="20"/>
                 <w:szCs w:val="20"/>
               </w:rPr>
-              <w:t>sap.ui.model.odata.v2.ODataModel</w:t>
+              <w:t>sap.</w:t>
             </w:r>
+            <w:proofErr w:type="gramStart"/>
+            <w:r>
+              <w:rPr>
+                <w:rFonts w:cstheme="minorHAnsi"/>
+                <w:sz w:val="20"/>
+                <w:szCs w:val="20"/>
+              </w:rPr>
+              <w:t>ui.model</w:t>
+            </w:r>
+            <w:proofErr w:type="gramEnd"/>
+            <w:r>
+              <w:rPr>
+                <w:rFonts w:cstheme="minorHAnsi"/>
+                <w:sz w:val="20"/>
+                <w:szCs w:val="20"/>
+              </w:rPr>
+              <w:t>.</w:t>
+            </w:r>
+            <w:proofErr w:type="gramStart"/>
+            <w:r>
+              <w:rPr>
+                <w:rFonts w:cstheme="minorHAnsi"/>
+                <w:sz w:val="20"/>
+                <w:szCs w:val="20"/>
+              </w:rPr>
+              <w:t>odata.v2.ODataModel</w:t>
+            </w:r>
+            <w:proofErr w:type="gramEnd"/>
           </w:p>
         </w:tc>
         <w:tc>
@@ -5831,8 +6480,36 @@
                 <w:sz w:val="20"/>
                 <w:szCs w:val="20"/>
               </w:rPr>
-              <w:t>sap.ui.model.odata.v4.ODataModel</w:t>
+              <w:t>sap.</w:t>
             </w:r>
+            <w:proofErr w:type="gramStart"/>
+            <w:r>
+              <w:rPr>
+                <w:rFonts w:cstheme="minorHAnsi"/>
+                <w:sz w:val="20"/>
+                <w:szCs w:val="20"/>
+              </w:rPr>
+              <w:t>ui.model</w:t>
+            </w:r>
+            <w:proofErr w:type="gramEnd"/>
+            <w:r>
+              <w:rPr>
+                <w:rFonts w:cstheme="minorHAnsi"/>
+                <w:sz w:val="20"/>
+                <w:szCs w:val="20"/>
+              </w:rPr>
+              <w:t>.</w:t>
+            </w:r>
+            <w:proofErr w:type="gramStart"/>
+            <w:r>
+              <w:rPr>
+                <w:rFonts w:cstheme="minorHAnsi"/>
+                <w:sz w:val="20"/>
+                <w:szCs w:val="20"/>
+              </w:rPr>
+              <w:t>odata.v4.ODataModel</w:t>
+            </w:r>
+            <w:proofErr w:type="gramEnd"/>
           </w:p>
         </w:tc>
       </w:tr>
@@ -7302,15 +7979,33 @@
           <w:sz w:val="20"/>
           <w:szCs w:val="20"/>
         </w:rPr>
-        <w:t xml:space="preserve"> (read-only)</w:t>
-      </w:r>
-      <w:r>
-        <w:rPr>
-          <w:rFonts w:cstheme="minorHAnsi"/>
-          <w:sz w:val="20"/>
-          <w:szCs w:val="20"/>
-        </w:rPr>
-        <w:t>, After fetching data we can modify and serve the data in output.</w:t>
+        <w:t xml:space="preserve"> (read-only</w:t>
+      </w:r>
+      <w:proofErr w:type="gramStart"/>
+      <w:r>
+        <w:rPr>
+          <w:rFonts w:cstheme="minorHAnsi"/>
+          <w:sz w:val="20"/>
+          <w:szCs w:val="20"/>
+        </w:rPr>
+        <w:t>)</w:t>
+      </w:r>
+      <w:r>
+        <w:rPr>
+          <w:rFonts w:cstheme="minorHAnsi"/>
+          <w:sz w:val="20"/>
+          <w:szCs w:val="20"/>
+        </w:rPr>
+        <w:t>,</w:t>
+      </w:r>
+      <w:proofErr w:type="gramEnd"/>
+      <w:r>
+        <w:rPr>
+          <w:rFonts w:cstheme="minorHAnsi"/>
+          <w:sz w:val="20"/>
+          <w:szCs w:val="20"/>
+        </w:rPr>
+        <w:t xml:space="preserve"> After fetching data we can modify and serve the data in output.</w:t>
       </w:r>
     </w:p>
     <w:p>
@@ -7384,7 +8079,25 @@
           <w:sz w:val="20"/>
           <w:szCs w:val="20"/>
         </w:rPr>
-        <w:t xml:space="preserve"> In Bound action we always get one Parameter that is being passed via Odata service URL.</w:t>
+        <w:t xml:space="preserve"> In Bound action we always get one Parameter that is being passed via </w:t>
+      </w:r>
+      <w:proofErr w:type="spellStart"/>
+      <w:r>
+        <w:rPr>
+          <w:rFonts w:cstheme="minorHAnsi"/>
+          <w:sz w:val="20"/>
+          <w:szCs w:val="20"/>
+        </w:rPr>
+        <w:t>Odata</w:t>
+      </w:r>
+      <w:proofErr w:type="spellEnd"/>
+      <w:r>
+        <w:rPr>
+          <w:rFonts w:cstheme="minorHAnsi"/>
+          <w:sz w:val="20"/>
+          <w:szCs w:val="20"/>
+        </w:rPr>
+        <w:t xml:space="preserve"> service URL.</w:t>
       </w:r>
       <w:r>
         <w:rPr>
@@ -7400,7 +8113,25 @@
           <w:sz w:val="20"/>
           <w:szCs w:val="20"/>
         </w:rPr>
-        <w:t>/Orders(1)/approve</w:t>
+        <w:t>/</w:t>
+      </w:r>
+      <w:proofErr w:type="gramStart"/>
+      <w:r>
+        <w:rPr>
+          <w:rFonts w:cstheme="minorHAnsi"/>
+          <w:sz w:val="20"/>
+          <w:szCs w:val="20"/>
+        </w:rPr>
+        <w:t>Orders(</w:t>
+      </w:r>
+      <w:proofErr w:type="gramEnd"/>
+      <w:r>
+        <w:rPr>
+          <w:rFonts w:cstheme="minorHAnsi"/>
+          <w:sz w:val="20"/>
+          <w:szCs w:val="20"/>
+        </w:rPr>
+        <w:t>1)/approve</w:t>
       </w:r>
       <w:r>
         <w:rPr>
@@ -8300,8 +9031,9 @@
           <w:szCs w:val="18"/>
           <w:highlight w:val="yellow"/>
         </w:rPr>
-        <w:t xml:space="preserve"> is req object in CAP framework</w:t>
-      </w:r>
+        <w:t xml:space="preserve"> is </w:t>
+      </w:r>
+      <w:proofErr w:type="spellStart"/>
       <w:r>
         <w:rPr>
           <w:rFonts w:cstheme="minorHAnsi"/>
@@ -8311,8 +9043,9 @@
           <w:szCs w:val="18"/>
           <w:highlight w:val="yellow"/>
         </w:rPr>
-        <w:t xml:space="preserve"> and not res</w:t>
-      </w:r>
+        <w:t>req</w:t>
+      </w:r>
+      <w:proofErr w:type="spellEnd"/>
       <w:r>
         <w:rPr>
           <w:rFonts w:cstheme="minorHAnsi"/>
@@ -8322,7 +9055,7 @@
           <w:szCs w:val="18"/>
           <w:highlight w:val="yellow"/>
         </w:rPr>
-        <w:t xml:space="preserve"> (custom handlers or actions we do have req object)</w:t>
+        <w:t xml:space="preserve"> object in CAP framework</w:t>
       </w:r>
       <w:r>
         <w:rPr>
@@ -8331,8 +9064,9 @@
           <w:bCs/>
           <w:sz w:val="18"/>
           <w:szCs w:val="18"/>
-        </w:rPr>
-        <w:t xml:space="preserve"> &gt;</w:t>
+          <w:highlight w:val="yellow"/>
+        </w:rPr>
+        <w:t xml:space="preserve"> and not res</w:t>
       </w:r>
       <w:r>
         <w:rPr>
@@ -8341,41 +9075,53 @@
           <w:bCs/>
           <w:sz w:val="18"/>
           <w:szCs w:val="18"/>
-        </w:rPr>
-        <w:br/>
-      </w:r>
-      <w:r>
-        <w:rPr>
-          <w:rFonts w:cstheme="minorHAnsi"/>
+          <w:highlight w:val="yellow"/>
+        </w:rPr>
+        <w:t xml:space="preserve"> (custom handlers or actions we do have </w:t>
+      </w:r>
+      <w:proofErr w:type="spellStart"/>
+      <w:r>
+        <w:rPr>
+          <w:rFonts w:cstheme="minorHAnsi"/>
+          <w:b/>
+          <w:bCs/>
           <w:sz w:val="18"/>
           <w:szCs w:val="18"/>
-        </w:rPr>
-        <w:t>CAP is request-driven, not response-driven</w:t>
-      </w:r>
-      <w:r>
-        <w:rPr>
-          <w:rFonts w:cstheme="minorHAnsi"/>
+          <w:highlight w:val="yellow"/>
+        </w:rPr>
+        <w:t>req</w:t>
+      </w:r>
+      <w:proofErr w:type="spellEnd"/>
+      <w:r>
+        <w:rPr>
+          <w:rFonts w:cstheme="minorHAnsi"/>
+          <w:b/>
+          <w:bCs/>
           <w:sz w:val="18"/>
           <w:szCs w:val="18"/>
-        </w:rPr>
-        <w:t>, there is no concept of res, everything is handled by req.</w:t>
-      </w:r>
-    </w:p>
-    <w:p>
-      <w:pPr>
-        <w:rPr>
-          <w:rFonts w:cstheme="minorHAnsi"/>
+          <w:highlight w:val="yellow"/>
+        </w:rPr>
+        <w:t xml:space="preserve"> object)</w:t>
+      </w:r>
+      <w:r>
+        <w:rPr>
+          <w:rFonts w:cstheme="minorHAnsi"/>
+          <w:b/>
+          <w:bCs/>
           <w:sz w:val="18"/>
           <w:szCs w:val="18"/>
         </w:rPr>
-      </w:pPr>
-      <w:r>
-        <w:rPr>
-          <w:rFonts w:cstheme="minorHAnsi"/>
+        <w:t xml:space="preserve"> &gt;</w:t>
+      </w:r>
+      <w:r>
+        <w:rPr>
+          <w:rFonts w:cstheme="minorHAnsi"/>
+          <w:b/>
+          <w:bCs/>
           <w:sz w:val="18"/>
           <w:szCs w:val="18"/>
         </w:rPr>
-        <w:t>req is a rich request context object that contains:</w:t>
+        <w:br/>
       </w:r>
       <w:r>
         <w:rPr>
@@ -8383,6 +9129,49 @@
           <w:sz w:val="18"/>
           <w:szCs w:val="18"/>
         </w:rPr>
+        <w:t>CAP is request-driven, not response-driven</w:t>
+      </w:r>
+      <w:r>
+        <w:rPr>
+          <w:rFonts w:cstheme="minorHAnsi"/>
+          <w:sz w:val="18"/>
+          <w:szCs w:val="18"/>
+        </w:rPr>
+        <w:t>, there is no concept of res, everything is handled by req.</w:t>
+      </w:r>
+    </w:p>
+    <w:p>
+      <w:pPr>
+        <w:rPr>
+          <w:rFonts w:cstheme="minorHAnsi"/>
+          <w:sz w:val="18"/>
+          <w:szCs w:val="18"/>
+        </w:rPr>
+      </w:pPr>
+      <w:proofErr w:type="spellStart"/>
+      <w:r>
+        <w:rPr>
+          <w:rFonts w:cstheme="minorHAnsi"/>
+          <w:sz w:val="18"/>
+          <w:szCs w:val="18"/>
+        </w:rPr>
+        <w:t>req</w:t>
+      </w:r>
+      <w:proofErr w:type="spellEnd"/>
+      <w:r>
+        <w:rPr>
+          <w:rFonts w:cstheme="minorHAnsi"/>
+          <w:sz w:val="18"/>
+          <w:szCs w:val="18"/>
+        </w:rPr>
+        <w:t xml:space="preserve"> is a rich request context object that contains:</w:t>
+      </w:r>
+      <w:r>
+        <w:rPr>
+          <w:rFonts w:cstheme="minorHAnsi"/>
+          <w:sz w:val="18"/>
+          <w:szCs w:val="18"/>
+        </w:rPr>
         <w:br/>
         <w:t xml:space="preserve">- </w:t>
       </w:r>
@@ -8392,25 +9181,25 @@
           <w:sz w:val="18"/>
           <w:szCs w:val="18"/>
         </w:rPr>
-        <w:t xml:space="preserve">Data (req.data) </w:t>
-      </w:r>
+        <w:t>Data (</w:t>
+      </w:r>
+      <w:proofErr w:type="spellStart"/>
       <w:r>
         <w:rPr>
           <w:rFonts w:cstheme="minorHAnsi"/>
           <w:sz w:val="18"/>
           <w:szCs w:val="18"/>
         </w:rPr>
-        <w:t xml:space="preserve">– </w:t>
-      </w:r>
-      <w:r>
-        <w:rPr>
-          <w:rFonts w:cstheme="minorHAnsi"/>
-          <w:b/>
-          <w:bCs/>
+        <w:t>req.data</w:t>
+      </w:r>
+      <w:proofErr w:type="spellEnd"/>
+      <w:r>
+        <w:rPr>
+          <w:rFonts w:cstheme="minorHAnsi"/>
           <w:sz w:val="18"/>
           <w:szCs w:val="18"/>
         </w:rPr>
-        <w:t>If any data passed in Odata call at the end</w:t>
+        <w:t xml:space="preserve">) </w:t>
       </w:r>
       <w:r>
         <w:rPr>
@@ -8418,22 +9207,62 @@
           <w:sz w:val="18"/>
           <w:szCs w:val="18"/>
         </w:rPr>
-        <w:t>, like ID, name etc.</w:t>
-      </w:r>
-      <w:r>
-        <w:rPr>
-          <w:rFonts w:cstheme="minorHAnsi"/>
+        <w:t xml:space="preserve">– </w:t>
+      </w:r>
+      <w:r>
+        <w:rPr>
+          <w:rFonts w:cstheme="minorHAnsi"/>
+          <w:b/>
+          <w:bCs/>
           <w:sz w:val="18"/>
           <w:szCs w:val="18"/>
         </w:rPr>
-        <w:t xml:space="preserve"> ( user se jo data aroha h )</w:t>
-      </w:r>
-      <w:r>
-        <w:rPr>
-          <w:rFonts w:cstheme="minorHAnsi"/>
+        <w:t xml:space="preserve">If any data passed in </w:t>
+      </w:r>
+      <w:proofErr w:type="spellStart"/>
+      <w:r>
+        <w:rPr>
+          <w:rFonts w:cstheme="minorHAnsi"/>
+          <w:b/>
+          <w:bCs/>
           <w:sz w:val="18"/>
           <w:szCs w:val="18"/>
         </w:rPr>
+        <w:t>Odata</w:t>
+      </w:r>
+      <w:proofErr w:type="spellEnd"/>
+      <w:r>
+        <w:rPr>
+          <w:rFonts w:cstheme="minorHAnsi"/>
+          <w:b/>
+          <w:bCs/>
+          <w:sz w:val="18"/>
+          <w:szCs w:val="18"/>
+        </w:rPr>
+        <w:t xml:space="preserve"> call at the end</w:t>
+      </w:r>
+      <w:r>
+        <w:rPr>
+          <w:rFonts w:cstheme="minorHAnsi"/>
+          <w:sz w:val="18"/>
+          <w:szCs w:val="18"/>
+        </w:rPr>
+        <w:t>, like ID, name etc.</w:t>
+      </w:r>
+      <w:r>
+        <w:rPr>
+          <w:rFonts w:cstheme="minorHAnsi"/>
+          <w:sz w:val="18"/>
+          <w:szCs w:val="18"/>
+        </w:rPr>
+        <w:t xml:space="preserve"> ( user se jo data aroha h )</w:t>
+      </w:r>
+      <w:r>
+        <w:rPr>
+          <w:rFonts w:cstheme="minorHAnsi"/>
+          <w:sz w:val="18"/>
+          <w:szCs w:val="18"/>
+        </w:rPr>
         <w:br/>
         <w:t xml:space="preserve">- </w:t>
       </w:r>
@@ -8443,14 +9272,32 @@
           <w:sz w:val="18"/>
           <w:szCs w:val="18"/>
         </w:rPr>
-        <w:t xml:space="preserve">Target entity (req.target) </w:t>
-      </w:r>
+        <w:t>Target entity (</w:t>
+      </w:r>
+      <w:proofErr w:type="spellStart"/>
       <w:r>
         <w:rPr>
           <w:rFonts w:cstheme="minorHAnsi"/>
           <w:sz w:val="18"/>
           <w:szCs w:val="18"/>
         </w:rPr>
+        <w:t>req.target</w:t>
+      </w:r>
+      <w:proofErr w:type="spellEnd"/>
+      <w:r>
+        <w:rPr>
+          <w:rFonts w:cstheme="minorHAnsi"/>
+          <w:sz w:val="18"/>
+          <w:szCs w:val="18"/>
+        </w:rPr>
+        <w:t xml:space="preserve">) </w:t>
+      </w:r>
+      <w:r>
+        <w:rPr>
+          <w:rFonts w:cstheme="minorHAnsi"/>
+          <w:sz w:val="18"/>
+          <w:szCs w:val="18"/>
+        </w:rPr>
         <w:br/>
         <w:t xml:space="preserve">- </w:t>
       </w:r>
@@ -8460,14 +9307,32 @@
           <w:sz w:val="18"/>
           <w:szCs w:val="18"/>
         </w:rPr>
-        <w:t xml:space="preserve">User info (req.user) </w:t>
-      </w:r>
+        <w:t>User info (</w:t>
+      </w:r>
+      <w:proofErr w:type="spellStart"/>
       <w:r>
         <w:rPr>
           <w:rFonts w:cstheme="minorHAnsi"/>
           <w:sz w:val="18"/>
           <w:szCs w:val="18"/>
         </w:rPr>
+        <w:t>req.user</w:t>
+      </w:r>
+      <w:proofErr w:type="spellEnd"/>
+      <w:r>
+        <w:rPr>
+          <w:rFonts w:cstheme="minorHAnsi"/>
+          <w:sz w:val="18"/>
+          <w:szCs w:val="18"/>
+        </w:rPr>
+        <w:t xml:space="preserve">) </w:t>
+      </w:r>
+      <w:r>
+        <w:rPr>
+          <w:rFonts w:cstheme="minorHAnsi"/>
+          <w:sz w:val="18"/>
+          <w:szCs w:val="18"/>
+        </w:rPr>
         <w:br/>
         <w:t xml:space="preserve">- </w:t>
       </w:r>
@@ -8477,14 +9342,32 @@
           <w:sz w:val="18"/>
           <w:szCs w:val="18"/>
         </w:rPr>
-        <w:t xml:space="preserve">Query (req.query) </w:t>
-      </w:r>
+        <w:t>Query (</w:t>
+      </w:r>
+      <w:proofErr w:type="spellStart"/>
       <w:r>
         <w:rPr>
           <w:rFonts w:cstheme="minorHAnsi"/>
           <w:sz w:val="18"/>
           <w:szCs w:val="18"/>
         </w:rPr>
+        <w:t>req.query</w:t>
+      </w:r>
+      <w:proofErr w:type="spellEnd"/>
+      <w:r>
+        <w:rPr>
+          <w:rFonts w:cstheme="minorHAnsi"/>
+          <w:sz w:val="18"/>
+          <w:szCs w:val="18"/>
+        </w:rPr>
+        <w:t xml:space="preserve">) </w:t>
+      </w:r>
+      <w:r>
+        <w:rPr>
+          <w:rFonts w:cstheme="minorHAnsi"/>
+          <w:sz w:val="18"/>
+          <w:szCs w:val="18"/>
+        </w:rPr>
         <w:br/>
         <w:t xml:space="preserve">- </w:t>
       </w:r>
@@ -8494,7 +9377,43 @@
           <w:sz w:val="18"/>
           <w:szCs w:val="18"/>
         </w:rPr>
-        <w:t>Error handling methods (req.error, req.reject)</w:t>
+        <w:t>Error handling methods (</w:t>
+      </w:r>
+      <w:proofErr w:type="spellStart"/>
+      <w:r>
+        <w:rPr>
+          <w:rFonts w:cstheme="minorHAnsi"/>
+          <w:sz w:val="18"/>
+          <w:szCs w:val="18"/>
+        </w:rPr>
+        <w:t>req.error</w:t>
+      </w:r>
+      <w:proofErr w:type="spellEnd"/>
+      <w:r>
+        <w:rPr>
+          <w:rFonts w:cstheme="minorHAnsi"/>
+          <w:sz w:val="18"/>
+          <w:szCs w:val="18"/>
+        </w:rPr>
+        <w:t xml:space="preserve">, </w:t>
+      </w:r>
+      <w:proofErr w:type="spellStart"/>
+      <w:r>
+        <w:rPr>
+          <w:rFonts w:cstheme="minorHAnsi"/>
+          <w:sz w:val="18"/>
+          <w:szCs w:val="18"/>
+        </w:rPr>
+        <w:t>req.reject</w:t>
+      </w:r>
+      <w:proofErr w:type="spellEnd"/>
+      <w:r>
+        <w:rPr>
+          <w:rFonts w:cstheme="minorHAnsi"/>
+          <w:sz w:val="18"/>
+          <w:szCs w:val="18"/>
+        </w:rPr>
+        <w:t>)</w:t>
       </w:r>
     </w:p>
     <w:p>
@@ -8633,8 +9552,21 @@
           <w:highlight w:val="yellow"/>
         </w:rPr>
         <w:lastRenderedPageBreak/>
-        <w:t>How to Debug CAP application in VScode</w:t>
-      </w:r>
+        <w:t xml:space="preserve">How to Debug CAP application in </w:t>
+      </w:r>
+      <w:proofErr w:type="spellStart"/>
+      <w:r>
+        <w:rPr>
+          <w:rFonts w:cstheme="minorHAnsi"/>
+          <w:b/>
+          <w:bCs/>
+          <w:sz w:val="20"/>
+          <w:szCs w:val="20"/>
+          <w:highlight w:val="yellow"/>
+        </w:rPr>
+        <w:t>VScode</w:t>
+      </w:r>
+      <w:proofErr w:type="spellEnd"/>
       <w:r>
         <w:rPr>
           <w:rFonts w:cstheme="minorHAnsi"/>
@@ -8988,7 +9920,25 @@
           <w:sz w:val="20"/>
           <w:szCs w:val="20"/>
         </w:rPr>
-        <w:t xml:space="preserve"> A freestyle Fiori app is a SAP UI5 application where the developer has full control over the UI and logic, and builds everything manually without relying on predefined templates.</w:t>
+        <w:t xml:space="preserve"> A freestyle Fiori app is </w:t>
+      </w:r>
+      <w:proofErr w:type="gramStart"/>
+      <w:r>
+        <w:rPr>
+          <w:rFonts w:cstheme="minorHAnsi"/>
+          <w:sz w:val="20"/>
+          <w:szCs w:val="20"/>
+        </w:rPr>
+        <w:t>a</w:t>
+      </w:r>
+      <w:proofErr w:type="gramEnd"/>
+      <w:r>
+        <w:rPr>
+          <w:rFonts w:cstheme="minorHAnsi"/>
+          <w:sz w:val="20"/>
+          <w:szCs w:val="20"/>
+        </w:rPr>
+        <w:t xml:space="preserve"> SAP UI5 application where the developer has full control over the UI and logic, and builds everything manually without relying on predefined templates.</w:t>
       </w:r>
     </w:p>
     <w:p>
@@ -9062,8 +10012,18 @@
           <w:szCs w:val="20"/>
         </w:rPr>
         <w:br/>
-        <w:t>Annotation for frontend application is added in app folder. Annotation.cds</w:t>
-      </w:r>
+        <w:t xml:space="preserve">Annotation for frontend application is added in app folder. </w:t>
+      </w:r>
+      <w:proofErr w:type="spellStart"/>
+      <w:r>
+        <w:rPr>
+          <w:rFonts w:cstheme="minorHAnsi"/>
+          <w:sz w:val="20"/>
+          <w:szCs w:val="20"/>
+        </w:rPr>
+        <w:t>Annotation.cds</w:t>
+      </w:r>
+      <w:proofErr w:type="spellEnd"/>
       <w:r>
         <w:rPr>
           <w:rFonts w:cstheme="minorHAnsi"/>
@@ -9145,8 +10105,20 @@
           <w:sz w:val="20"/>
           <w:szCs w:val="20"/>
         </w:rPr>
-        <w:t>@UI.selectionField</w:t>
-      </w:r>
+        <w:t>@</w:t>
+      </w:r>
+      <w:proofErr w:type="gramStart"/>
+      <w:r>
+        <w:rPr>
+          <w:rFonts w:cstheme="minorHAnsi"/>
+          <w:b/>
+          <w:bCs/>
+          <w:sz w:val="20"/>
+          <w:szCs w:val="20"/>
+        </w:rPr>
+        <w:t>UI.selectionField</w:t>
+      </w:r>
+      <w:proofErr w:type="gramEnd"/>
       <w:r>
         <w:rPr>
           <w:rFonts w:cstheme="minorHAnsi"/>
@@ -9226,8 +10198,20 @@
           <w:sz w:val="20"/>
           <w:szCs w:val="20"/>
         </w:rPr>
-        <w:t>@UI.lineItem</w:t>
-      </w:r>
+        <w:t>@</w:t>
+      </w:r>
+      <w:proofErr w:type="gramStart"/>
+      <w:r>
+        <w:rPr>
+          <w:rFonts w:cstheme="minorHAnsi"/>
+          <w:b/>
+          <w:bCs/>
+          <w:sz w:val="20"/>
+          <w:szCs w:val="20"/>
+        </w:rPr>
+        <w:t>UI.lineItem</w:t>
+      </w:r>
+      <w:proofErr w:type="gramEnd"/>
       <w:r>
         <w:rPr>
           <w:rFonts w:cstheme="minorHAnsi"/>
@@ -9303,8 +10287,20 @@
           <w:sz w:val="20"/>
           <w:szCs w:val="20"/>
         </w:rPr>
-        <w:t>@UI.headerInfo</w:t>
-      </w:r>
+        <w:t>@</w:t>
+      </w:r>
+      <w:proofErr w:type="gramStart"/>
+      <w:r>
+        <w:rPr>
+          <w:rFonts w:cstheme="minorHAnsi"/>
+          <w:b/>
+          <w:bCs/>
+          <w:sz w:val="20"/>
+          <w:szCs w:val="20"/>
+        </w:rPr>
+        <w:t>UI.headerInfo</w:t>
+      </w:r>
+      <w:proofErr w:type="gramEnd"/>
       <w:r>
         <w:rPr>
           <w:rFonts w:cstheme="minorHAnsi"/>
@@ -9462,8 +10458,20 @@
           <w:sz w:val="20"/>
           <w:szCs w:val="20"/>
         </w:rPr>
-        <w:t>@UI.identification</w:t>
-      </w:r>
+        <w:t>@</w:t>
+      </w:r>
+      <w:proofErr w:type="gramStart"/>
+      <w:r>
+        <w:rPr>
+          <w:rFonts w:cstheme="minorHAnsi"/>
+          <w:b/>
+          <w:bCs/>
+          <w:sz w:val="20"/>
+          <w:szCs w:val="20"/>
+        </w:rPr>
+        <w:t>UI.identification</w:t>
+      </w:r>
+      <w:proofErr w:type="gramEnd"/>
       <w:r>
         <w:rPr>
           <w:rFonts w:cstheme="minorHAnsi"/>
@@ -9593,8 +10601,20 @@
           <w:sz w:val="20"/>
           <w:szCs w:val="20"/>
         </w:rPr>
-        <w:t>@UI.fieldGroup</w:t>
-      </w:r>
+        <w:t>@</w:t>
+      </w:r>
+      <w:proofErr w:type="gramStart"/>
+      <w:r>
+        <w:rPr>
+          <w:rFonts w:cstheme="minorHAnsi"/>
+          <w:b/>
+          <w:bCs/>
+          <w:sz w:val="20"/>
+          <w:szCs w:val="20"/>
+        </w:rPr>
+        <w:t>UI.fieldGroup</w:t>
+      </w:r>
+      <w:proofErr w:type="gramEnd"/>
       <w:r>
         <w:rPr>
           <w:rFonts w:cstheme="minorHAnsi"/>
@@ -9952,6 +10972,7 @@
                 <w:szCs w:val="20"/>
               </w:rPr>
             </w:pPr>
+            <w:proofErr w:type="spellStart"/>
             <w:r>
               <w:rPr>
                 <w:rFonts w:cstheme="minorHAnsi"/>
@@ -9960,7 +10981,18 @@
                 <w:sz w:val="20"/>
                 <w:szCs w:val="20"/>
               </w:rPr>
-              <w:t>Color (UI)</w:t>
+              <w:t>Color</w:t>
+            </w:r>
+            <w:proofErr w:type="spellEnd"/>
+            <w:r>
+              <w:rPr>
+                <w:rFonts w:cstheme="minorHAnsi"/>
+                <w:b/>
+                <w:bCs/>
+                <w:sz w:val="20"/>
+                <w:szCs w:val="20"/>
+              </w:rPr>
+              <w:t xml:space="preserve"> (UI)</w:t>
             </w:r>
           </w:p>
         </w:tc>
@@ -10336,7 +11368,7 @@
           <w:sz w:val="20"/>
           <w:szCs w:val="20"/>
         </w:rPr>
-        <w:t xml:space="preserve">Draft is a feature in CAPM that allows users to </w:t>
+        <w:t xml:space="preserve">Draft is a feature that allows users to </w:t>
       </w:r>
       <w:r>
         <w:rPr>
@@ -10406,6 +11438,16 @@
           <w:sz w:val="20"/>
           <w:szCs w:val="20"/>
         </w:rPr>
+        <w:t xml:space="preserve"> - HDI</w:t>
+      </w:r>
+      <w:r>
+        <w:rPr>
+          <w:rFonts w:cstheme="minorHAnsi"/>
+          <w:b/>
+          <w:bCs/>
+          <w:sz w:val="20"/>
+          <w:szCs w:val="20"/>
+        </w:rPr>
         <w:t>)</w:t>
       </w:r>
       <w:r>
@@ -10415,6 +11457,30 @@
           <w:szCs w:val="20"/>
         </w:rPr>
         <w:t xml:space="preserve"> before finalizing and activating them in the database.</w:t>
+      </w:r>
+      <w:r>
+        <w:rPr>
+          <w:rFonts w:cstheme="minorHAnsi"/>
+          <w:sz w:val="20"/>
+          <w:szCs w:val="20"/>
+        </w:rPr>
+        <w:t xml:space="preserve"> After updating it</w:t>
+      </w:r>
+      <w:r>
+        <w:rPr>
+          <w:rFonts w:cstheme="minorHAnsi"/>
+          <w:sz w:val="20"/>
+          <w:szCs w:val="20"/>
+        </w:rPr>
+        <w:t xml:space="preserve"> automatically gets cleared, Draft fields are updated with PATCH</w:t>
+      </w:r>
+      <w:r>
+        <w:rPr>
+          <w:rFonts w:cstheme="minorHAnsi"/>
+          <w:sz w:val="20"/>
+          <w:szCs w:val="20"/>
+        </w:rPr>
+        <w:t>.</w:t>
       </w:r>
       <w:r>
         <w:rPr>
@@ -10425,29 +11491,75 @@
         <w:br/>
         <w:t>for enabling Draft functionality we need to use @</w:t>
       </w:r>
-      <w:r>
-        <w:rPr>
-          <w:rFonts w:cstheme="minorHAnsi"/>
-          <w:sz w:val="20"/>
-          <w:szCs w:val="20"/>
-        </w:rPr>
-        <w:t>odata.draft.enabled</w:t>
-      </w:r>
-      <w:r>
-        <w:rPr>
-          <w:rFonts w:cstheme="minorHAnsi"/>
-          <w:sz w:val="20"/>
-          <w:szCs w:val="20"/>
-        </w:rPr>
-        <w:t xml:space="preserve"> : true</w:t>
-      </w:r>
-      <w:r>
-        <w:rPr>
-          <w:rFonts w:cstheme="minorHAnsi"/>
-          <w:sz w:val="20"/>
-          <w:szCs w:val="20"/>
-        </w:rPr>
-        <w:t xml:space="preserve"> in any of the EntityService of our choice.</w:t>
+      <w:proofErr w:type="gramStart"/>
+      <w:r>
+        <w:rPr>
+          <w:rFonts w:cstheme="minorHAnsi"/>
+          <w:sz w:val="20"/>
+          <w:szCs w:val="20"/>
+        </w:rPr>
+        <w:t>odata.draft</w:t>
+      </w:r>
+      <w:proofErr w:type="gramEnd"/>
+      <w:r>
+        <w:rPr>
+          <w:rFonts w:cstheme="minorHAnsi"/>
+          <w:sz w:val="20"/>
+          <w:szCs w:val="20"/>
+        </w:rPr>
+        <w:t>.</w:t>
+      </w:r>
+      <w:proofErr w:type="gramStart"/>
+      <w:r>
+        <w:rPr>
+          <w:rFonts w:cstheme="minorHAnsi"/>
+          <w:sz w:val="20"/>
+          <w:szCs w:val="20"/>
+        </w:rPr>
+        <w:t>enabled</w:t>
+      </w:r>
+      <w:r>
+        <w:rPr>
+          <w:rFonts w:cstheme="minorHAnsi"/>
+          <w:sz w:val="20"/>
+          <w:szCs w:val="20"/>
+        </w:rPr>
+        <w:t xml:space="preserve"> :</w:t>
+      </w:r>
+      <w:proofErr w:type="gramEnd"/>
+      <w:r>
+        <w:rPr>
+          <w:rFonts w:cstheme="minorHAnsi"/>
+          <w:sz w:val="20"/>
+          <w:szCs w:val="20"/>
+        </w:rPr>
+        <w:t xml:space="preserve"> true</w:t>
+      </w:r>
+      <w:r>
+        <w:rPr>
+          <w:rFonts w:cstheme="minorHAnsi"/>
+          <w:sz w:val="20"/>
+          <w:szCs w:val="20"/>
+        </w:rPr>
+        <w:t xml:space="preserve"> in any of the </w:t>
+      </w:r>
+      <w:proofErr w:type="spellStart"/>
+      <w:r>
+        <w:rPr>
+          <w:rFonts w:cstheme="minorHAnsi"/>
+          <w:sz w:val="20"/>
+          <w:szCs w:val="20"/>
+        </w:rPr>
+        <w:t>EntityService</w:t>
+      </w:r>
+      <w:proofErr w:type="spellEnd"/>
+      <w:r>
+        <w:rPr>
+          <w:rFonts w:cstheme="minorHAnsi"/>
+          <w:sz w:val="20"/>
+          <w:szCs w:val="20"/>
+        </w:rPr>
+        <w:t xml:space="preserve"> of our choice.</w:t>
       </w:r>
     </w:p>
     <w:p>
@@ -10583,6 +11695,7 @@
         </w:rPr>
         <w:t xml:space="preserve"> </w:t>
       </w:r>
+      <w:proofErr w:type="spellStart"/>
       <w:r>
         <w:rPr>
           <w:rFonts w:cstheme="minorHAnsi"/>
@@ -10603,6 +11716,7 @@
         </w:rPr>
         <w:t>Valuelist</w:t>
       </w:r>
+      <w:proofErr w:type="spellEnd"/>
       <w:r>
         <w:rPr>
           <w:rFonts w:cstheme="minorHAnsi"/>
@@ -10611,6 +11725,8 @@
         </w:rPr>
         <w:t xml:space="preserve"> is the annotation to create Value-help. We need to create </w:t>
       </w:r>
+      <w:proofErr w:type="spellStart"/>
+      <w:proofErr w:type="gramStart"/>
       <w:r>
         <w:rPr>
           <w:rFonts w:cstheme="minorHAnsi"/>
@@ -10621,6 +11737,8 @@
         </w:rPr>
         <w:t>UI.identification</w:t>
       </w:r>
+      <w:proofErr w:type="spellEnd"/>
+      <w:proofErr w:type="gramEnd"/>
       <w:r>
         <w:rPr>
           <w:rFonts w:cstheme="minorHAnsi"/>
@@ -10751,8 +11869,21 @@
           <w:szCs w:val="20"/>
           <w:highlight w:val="yellow"/>
         </w:rPr>
-        <w:t>What is PageMap</w:t>
-      </w:r>
+        <w:t xml:space="preserve">What is </w:t>
+      </w:r>
+      <w:proofErr w:type="spellStart"/>
+      <w:r>
+        <w:rPr>
+          <w:rFonts w:cstheme="minorHAnsi"/>
+          <w:b/>
+          <w:bCs/>
+          <w:sz w:val="20"/>
+          <w:szCs w:val="20"/>
+          <w:highlight w:val="yellow"/>
+        </w:rPr>
+        <w:t>PageMap</w:t>
+      </w:r>
+      <w:proofErr w:type="spellEnd"/>
       <w:r>
         <w:rPr>
           <w:rFonts w:cstheme="minorHAnsi"/>
@@ -10886,8 +12017,9 @@
           <w:sz w:val="20"/>
           <w:szCs w:val="20"/>
         </w:rPr>
-        <w:t>@Common.DefaultValuesFunction: ‘functionName’ -&gt;</w:t>
-      </w:r>
+        <w:t>@Common.DefaultValuesFunction: ‘</w:t>
+      </w:r>
+      <w:proofErr w:type="spellStart"/>
       <w:r>
         <w:rPr>
           <w:rFonts w:cstheme="minorHAnsi"/>
@@ -10897,8 +12029,9 @@
           <w:sz w:val="20"/>
           <w:szCs w:val="20"/>
         </w:rPr>
-        <w:t xml:space="preserve"> Define in CDS,</w:t>
-      </w:r>
+        <w:t>functionName</w:t>
+      </w:r>
+      <w:proofErr w:type="spellEnd"/>
       <w:r>
         <w:rPr>
           <w:rFonts w:cstheme="minorHAnsi"/>
@@ -10908,7 +12041,53 @@
           <w:sz w:val="20"/>
           <w:szCs w:val="20"/>
         </w:rPr>
-        <w:t xml:space="preserve"> Implement it in .js file</w:t>
+        <w:t>’ -&gt;</w:t>
+      </w:r>
+      <w:r>
+        <w:rPr>
+          <w:rFonts w:cstheme="minorHAnsi"/>
+          <w:i/>
+          <w:iCs/>
+          <w:color w:val="EE0000"/>
+          <w:sz w:val="20"/>
+          <w:szCs w:val="20"/>
+        </w:rPr>
+        <w:t xml:space="preserve"> Define in CDS,</w:t>
+      </w:r>
+      <w:r>
+        <w:rPr>
+          <w:rFonts w:cstheme="minorHAnsi"/>
+          <w:i/>
+          <w:iCs/>
+          <w:color w:val="EE0000"/>
+          <w:sz w:val="20"/>
+          <w:szCs w:val="20"/>
+        </w:rPr>
+        <w:t xml:space="preserve"> Implement it in .</w:t>
+      </w:r>
+      <w:proofErr w:type="spellStart"/>
+      <w:r>
+        <w:rPr>
+          <w:rFonts w:cstheme="minorHAnsi"/>
+          <w:i/>
+          <w:iCs/>
+          <w:color w:val="EE0000"/>
+          <w:sz w:val="20"/>
+          <w:szCs w:val="20"/>
+        </w:rPr>
+        <w:t>js</w:t>
+      </w:r>
+      <w:proofErr w:type="spellEnd"/>
+      <w:r>
+        <w:rPr>
+          <w:rFonts w:cstheme="minorHAnsi"/>
+          <w:i/>
+          <w:iCs/>
+          <w:color w:val="EE0000"/>
+          <w:sz w:val="20"/>
+          <w:szCs w:val="20"/>
+        </w:rPr>
+        <w:t xml:space="preserve"> file</w:t>
       </w:r>
     </w:p>
     <w:p>
@@ -11100,6 +12279,7 @@
           <w:sz w:val="20"/>
           <w:szCs w:val="20"/>
         </w:rPr>
+        <w:lastRenderedPageBreak/>
         <w:t xml:space="preserve">Key </w:t>
       </w:r>
       <w:r>
@@ -11144,7 +12324,6 @@
           <w:sz w:val="20"/>
           <w:szCs w:val="20"/>
         </w:rPr>
-        <w:lastRenderedPageBreak/>
         <w:t>HANA Database (Core Engine)</w:t>
       </w:r>
     </w:p>
@@ -11583,13 +12762,23 @@
         </w:rPr>
         <w:t xml:space="preserve">Design time developer can insert or delete from a particular </w:t>
       </w:r>
-      <w:r>
-        <w:rPr>
-          <w:rFonts w:cstheme="minorHAnsi"/>
-          <w:sz w:val="20"/>
-          <w:szCs w:val="20"/>
-        </w:rPr>
-        <w:t>db table</w:t>
+      <w:proofErr w:type="spellStart"/>
+      <w:r>
+        <w:rPr>
+          <w:rFonts w:cstheme="minorHAnsi"/>
+          <w:sz w:val="20"/>
+          <w:szCs w:val="20"/>
+        </w:rPr>
+        <w:t>db</w:t>
+      </w:r>
+      <w:proofErr w:type="spellEnd"/>
+      <w:r>
+        <w:rPr>
+          <w:rFonts w:cstheme="minorHAnsi"/>
+          <w:sz w:val="20"/>
+          <w:szCs w:val="20"/>
+        </w:rPr>
+        <w:t xml:space="preserve"> table</w:t>
       </w:r>
       <w:r>
         <w:rPr>
@@ -11615,13 +12804,23 @@
         </w:rPr>
         <w:t xml:space="preserve">– for testing safely, </w:t>
       </w:r>
-      <w:r>
-        <w:rPr>
-          <w:rFonts w:cstheme="minorHAnsi"/>
-          <w:sz w:val="20"/>
-          <w:szCs w:val="20"/>
-        </w:rPr>
-        <w:t xml:space="preserve">In </w:t>
+      <w:proofErr w:type="gramStart"/>
+      <w:r>
+        <w:rPr>
+          <w:rFonts w:cstheme="minorHAnsi"/>
+          <w:sz w:val="20"/>
+          <w:szCs w:val="20"/>
+        </w:rPr>
+        <w:t>In</w:t>
+      </w:r>
+      <w:proofErr w:type="gramEnd"/>
+      <w:r>
+        <w:rPr>
+          <w:rFonts w:cstheme="minorHAnsi"/>
+          <w:sz w:val="20"/>
+          <w:szCs w:val="20"/>
+        </w:rPr>
+        <w:t xml:space="preserve"> </w:t>
       </w:r>
       <w:r>
         <w:rPr>
@@ -11671,13 +12870,23 @@
         </w:rPr>
         <w:t xml:space="preserve"> delete create in same </w:t>
       </w:r>
-      <w:r>
-        <w:rPr>
-          <w:rFonts w:cstheme="minorHAnsi"/>
-          <w:sz w:val="20"/>
-          <w:szCs w:val="20"/>
-        </w:rPr>
-        <w:t>db tables</w:t>
+      <w:proofErr w:type="spellStart"/>
+      <w:r>
+        <w:rPr>
+          <w:rFonts w:cstheme="minorHAnsi"/>
+          <w:sz w:val="20"/>
+          <w:szCs w:val="20"/>
+        </w:rPr>
+        <w:t>db</w:t>
+      </w:r>
+      <w:proofErr w:type="spellEnd"/>
+      <w:r>
+        <w:rPr>
+          <w:rFonts w:cstheme="minorHAnsi"/>
+          <w:sz w:val="20"/>
+          <w:szCs w:val="20"/>
+        </w:rPr>
+        <w:t xml:space="preserve"> tables</w:t>
       </w:r>
       <w:r>
         <w:rPr>
@@ -11719,6 +12928,7 @@
           <w:sz w:val="20"/>
           <w:szCs w:val="20"/>
         </w:rPr>
+        <w:lastRenderedPageBreak/>
         <w:drawing>
           <wp:inline distT="0" distB="0" distL="0" distR="0" wp14:anchorId="3A19C7C1" wp14:editId="23A1B17A">
             <wp:extent cx="3452509" cy="1569808"/>
@@ -11777,9 +12987,38 @@
           <w:sz w:val="20"/>
           <w:szCs w:val="20"/>
         </w:rPr>
-        <w:lastRenderedPageBreak/>
-        <w:t>Just few concept for above – CDS engine doesn’t create SQL in case of HANA, rather creates. hdb, .hdbtable</w:t>
-      </w:r>
+        <w:t xml:space="preserve">Just few concept for above – CDS engine doesn’t create SQL in case of HANA, rather creates. </w:t>
+      </w:r>
+      <w:proofErr w:type="spellStart"/>
+      <w:r>
+        <w:rPr>
+          <w:rFonts w:cstheme="minorHAnsi"/>
+          <w:sz w:val="20"/>
+          <w:szCs w:val="20"/>
+        </w:rPr>
+        <w:t>hdb</w:t>
+      </w:r>
+      <w:proofErr w:type="spellEnd"/>
+      <w:proofErr w:type="gramStart"/>
+      <w:r>
+        <w:rPr>
+          <w:rFonts w:cstheme="minorHAnsi"/>
+          <w:sz w:val="20"/>
+          <w:szCs w:val="20"/>
+        </w:rPr>
+        <w:t>, .</w:t>
+      </w:r>
+      <w:proofErr w:type="spellStart"/>
+      <w:r>
+        <w:rPr>
+          <w:rFonts w:cstheme="minorHAnsi"/>
+          <w:sz w:val="20"/>
+          <w:szCs w:val="20"/>
+        </w:rPr>
+        <w:t>hdbtable</w:t>
+      </w:r>
+      <w:proofErr w:type="spellEnd"/>
+      <w:proofErr w:type="gramEnd"/>
       <w:r>
         <w:rPr>
           <w:rFonts w:cstheme="minorHAnsi"/>
@@ -11844,15 +13083,27 @@
         </w:rPr>
         <w:t xml:space="preserve">1. </w:t>
       </w:r>
-      <w:r>
-        <w:rPr>
-          <w:rFonts w:cstheme="minorHAnsi"/>
-          <w:b/>
-          <w:bCs/>
-          <w:sz w:val="20"/>
-          <w:szCs w:val="20"/>
-        </w:rPr>
-        <w:t xml:space="preserve">cds add </w:t>
+      <w:proofErr w:type="spellStart"/>
+      <w:r>
+        <w:rPr>
+          <w:rFonts w:cstheme="minorHAnsi"/>
+          <w:b/>
+          <w:bCs/>
+          <w:sz w:val="20"/>
+          <w:szCs w:val="20"/>
+        </w:rPr>
+        <w:t>cds</w:t>
+      </w:r>
+      <w:proofErr w:type="spellEnd"/>
+      <w:r>
+        <w:rPr>
+          <w:rFonts w:cstheme="minorHAnsi"/>
+          <w:b/>
+          <w:bCs/>
+          <w:sz w:val="20"/>
+          <w:szCs w:val="20"/>
+        </w:rPr>
+        <w:t xml:space="preserve"> add </w:t>
       </w:r>
       <w:r>
         <w:rPr>
@@ -11870,16 +13121,36 @@
           <w:sz w:val="20"/>
           <w:szCs w:val="20"/>
         </w:rPr>
-        <w:t xml:space="preserve"> (add dependency for hana</w:t>
-      </w:r>
-      <w:r>
-        <w:rPr>
-          <w:rFonts w:cstheme="minorHAnsi"/>
-          <w:sz w:val="20"/>
-          <w:szCs w:val="20"/>
-        </w:rPr>
-        <w:t xml:space="preserve"> – adapter to talk to hdb</w:t>
-      </w:r>
+        <w:t xml:space="preserve"> (add dependency for </w:t>
+      </w:r>
+      <w:proofErr w:type="spellStart"/>
+      <w:r>
+        <w:rPr>
+          <w:rFonts w:cstheme="minorHAnsi"/>
+          <w:sz w:val="20"/>
+          <w:szCs w:val="20"/>
+        </w:rPr>
+        <w:t>hana</w:t>
+      </w:r>
+      <w:proofErr w:type="spellEnd"/>
+      <w:r>
+        <w:rPr>
+          <w:rFonts w:cstheme="minorHAnsi"/>
+          <w:sz w:val="20"/>
+          <w:szCs w:val="20"/>
+        </w:rPr>
+        <w:t xml:space="preserve"> – adapter to talk to </w:t>
+      </w:r>
+      <w:proofErr w:type="spellStart"/>
+      <w:r>
+        <w:rPr>
+          <w:rFonts w:cstheme="minorHAnsi"/>
+          <w:sz w:val="20"/>
+          <w:szCs w:val="20"/>
+        </w:rPr>
+        <w:t>hdb</w:t>
+      </w:r>
+      <w:proofErr w:type="spellEnd"/>
       <w:r>
         <w:rPr>
           <w:rFonts w:cstheme="minorHAnsi"/>
@@ -11921,15 +13192,51 @@
           <w:sz w:val="20"/>
           <w:szCs w:val="20"/>
         </w:rPr>
-        <w:t xml:space="preserve"> cf it should create</w:t>
-      </w:r>
-      <w:r>
-        <w:rPr>
-          <w:rFonts w:cstheme="minorHAnsi"/>
-          <w:sz w:val="20"/>
-          <w:szCs w:val="20"/>
-        </w:rPr>
-        <w:t xml:space="preserve"> hdi instance/backing service</w:t>
+        <w:t xml:space="preserve"> </w:t>
+      </w:r>
+      <w:proofErr w:type="spellStart"/>
+      <w:r>
+        <w:rPr>
+          <w:rFonts w:cstheme="minorHAnsi"/>
+          <w:sz w:val="20"/>
+          <w:szCs w:val="20"/>
+        </w:rPr>
+        <w:t>cf</w:t>
+      </w:r>
+      <w:proofErr w:type="spellEnd"/>
+      <w:r>
+        <w:rPr>
+          <w:rFonts w:cstheme="minorHAnsi"/>
+          <w:sz w:val="20"/>
+          <w:szCs w:val="20"/>
+        </w:rPr>
+        <w:t xml:space="preserve"> it should create</w:t>
+      </w:r>
+      <w:r>
+        <w:rPr>
+          <w:rFonts w:cstheme="minorHAnsi"/>
+          <w:sz w:val="20"/>
+          <w:szCs w:val="20"/>
+        </w:rPr>
+        <w:t xml:space="preserve"> </w:t>
+      </w:r>
+      <w:proofErr w:type="spellStart"/>
+      <w:r>
+        <w:rPr>
+          <w:rFonts w:cstheme="minorHAnsi"/>
+          <w:sz w:val="20"/>
+          <w:szCs w:val="20"/>
+        </w:rPr>
+        <w:t>hdi</w:t>
+      </w:r>
+      <w:proofErr w:type="spellEnd"/>
+      <w:r>
+        <w:rPr>
+          <w:rFonts w:cstheme="minorHAnsi"/>
+          <w:sz w:val="20"/>
+          <w:szCs w:val="20"/>
+        </w:rPr>
+        <w:t xml:space="preserve"> instance/backing service</w:t>
       </w:r>
       <w:r>
         <w:rPr>
@@ -11964,23 +13271,99 @@
         <w:br/>
         <w:t xml:space="preserve">3. </w:t>
       </w:r>
-      <w:r>
-        <w:rPr>
-          <w:rFonts w:cstheme="minorHAnsi"/>
-          <w:b/>
-          <w:bCs/>
-          <w:sz w:val="20"/>
-          <w:szCs w:val="20"/>
-        </w:rPr>
-        <w:t>Cds build –production</w:t>
-      </w:r>
-      <w:r>
-        <w:rPr>
-          <w:rFonts w:cstheme="minorHAnsi"/>
-          <w:sz w:val="20"/>
-          <w:szCs w:val="20"/>
-        </w:rPr>
-        <w:t xml:space="preserve"> (creates gen folder – all .hdb files will be there with Hana specific sql mean .hdb)</w:t>
+      <w:proofErr w:type="spellStart"/>
+      <w:r>
+        <w:rPr>
+          <w:rFonts w:cstheme="minorHAnsi"/>
+          <w:b/>
+          <w:bCs/>
+          <w:sz w:val="20"/>
+          <w:szCs w:val="20"/>
+        </w:rPr>
+        <w:t>Cds</w:t>
+      </w:r>
+      <w:proofErr w:type="spellEnd"/>
+      <w:r>
+        <w:rPr>
+          <w:rFonts w:cstheme="minorHAnsi"/>
+          <w:b/>
+          <w:bCs/>
+          <w:sz w:val="20"/>
+          <w:szCs w:val="20"/>
+        </w:rPr>
+        <w:t xml:space="preserve"> build –production</w:t>
+      </w:r>
+      <w:r>
+        <w:rPr>
+          <w:rFonts w:cstheme="minorHAnsi"/>
+          <w:sz w:val="20"/>
+          <w:szCs w:val="20"/>
+        </w:rPr>
+        <w:t xml:space="preserve"> (creates gen folder – all .</w:t>
+      </w:r>
+      <w:proofErr w:type="spellStart"/>
+      <w:r>
+        <w:rPr>
+          <w:rFonts w:cstheme="minorHAnsi"/>
+          <w:sz w:val="20"/>
+          <w:szCs w:val="20"/>
+        </w:rPr>
+        <w:t>hdb</w:t>
+      </w:r>
+      <w:proofErr w:type="spellEnd"/>
+      <w:r>
+        <w:rPr>
+          <w:rFonts w:cstheme="minorHAnsi"/>
+          <w:sz w:val="20"/>
+          <w:szCs w:val="20"/>
+        </w:rPr>
+        <w:t xml:space="preserve"> files will be there with Hana specific </w:t>
+      </w:r>
+      <w:proofErr w:type="spellStart"/>
+      <w:r>
+        <w:rPr>
+          <w:rFonts w:cstheme="minorHAnsi"/>
+          <w:sz w:val="20"/>
+          <w:szCs w:val="20"/>
+        </w:rPr>
+        <w:t>sql</w:t>
+      </w:r>
+      <w:proofErr w:type="spellEnd"/>
+      <w:r>
+        <w:rPr>
+          <w:rFonts w:cstheme="minorHAnsi"/>
+          <w:sz w:val="20"/>
+          <w:szCs w:val="20"/>
+        </w:rPr>
+        <w:t xml:space="preserve"> </w:t>
+      </w:r>
+      <w:proofErr w:type="gramStart"/>
+      <w:r>
+        <w:rPr>
+          <w:rFonts w:cstheme="minorHAnsi"/>
+          <w:sz w:val="20"/>
+          <w:szCs w:val="20"/>
+        </w:rPr>
+        <w:t>mean .</w:t>
+      </w:r>
+      <w:proofErr w:type="spellStart"/>
+      <w:r>
+        <w:rPr>
+          <w:rFonts w:cstheme="minorHAnsi"/>
+          <w:sz w:val="20"/>
+          <w:szCs w:val="20"/>
+        </w:rPr>
+        <w:t>hdb</w:t>
+      </w:r>
+      <w:proofErr w:type="spellEnd"/>
+      <w:proofErr w:type="gramEnd"/>
+      <w:r>
+        <w:rPr>
+          <w:rFonts w:cstheme="minorHAnsi"/>
+          <w:sz w:val="20"/>
+          <w:szCs w:val="20"/>
+        </w:rPr>
+        <w:t>)</w:t>
       </w:r>
       <w:r>
         <w:rPr>
@@ -11998,16 +13381,40 @@
         </w:rPr>
         <w:t xml:space="preserve">4. </w:t>
       </w:r>
-      <w:r>
-        <w:rPr>
-          <w:rFonts w:cstheme="minorHAnsi"/>
-          <w:b/>
-          <w:bCs/>
-          <w:sz w:val="20"/>
-          <w:szCs w:val="20"/>
-        </w:rPr>
-        <w:t>Cds deploy –to hana</w:t>
-      </w:r>
+      <w:proofErr w:type="spellStart"/>
+      <w:r>
+        <w:rPr>
+          <w:rFonts w:cstheme="minorHAnsi"/>
+          <w:b/>
+          <w:bCs/>
+          <w:sz w:val="20"/>
+          <w:szCs w:val="20"/>
+        </w:rPr>
+        <w:t>Cds</w:t>
+      </w:r>
+      <w:proofErr w:type="spellEnd"/>
+      <w:r>
+        <w:rPr>
+          <w:rFonts w:cstheme="minorHAnsi"/>
+          <w:b/>
+          <w:bCs/>
+          <w:sz w:val="20"/>
+          <w:szCs w:val="20"/>
+        </w:rPr>
+        <w:t xml:space="preserve"> deploy –to </w:t>
+      </w:r>
+      <w:proofErr w:type="spellStart"/>
+      <w:r>
+        <w:rPr>
+          <w:rFonts w:cstheme="minorHAnsi"/>
+          <w:b/>
+          <w:bCs/>
+          <w:sz w:val="20"/>
+          <w:szCs w:val="20"/>
+        </w:rPr>
+        <w:t>hana</w:t>
+      </w:r>
+      <w:proofErr w:type="spellEnd"/>
       <w:r>
         <w:rPr>
           <w:rFonts w:cstheme="minorHAnsi"/>
@@ -12024,8 +13431,18 @@
           <w:sz w:val="20"/>
           <w:szCs w:val="20"/>
         </w:rPr>
-        <w:t>(deploy data to hana</w:t>
-      </w:r>
+        <w:t xml:space="preserve">(deploy data to </w:t>
+      </w:r>
+      <w:proofErr w:type="spellStart"/>
+      <w:r>
+        <w:rPr>
+          <w:rFonts w:cstheme="minorHAnsi"/>
+          <w:sz w:val="20"/>
+          <w:szCs w:val="20"/>
+        </w:rPr>
+        <w:t>hana</w:t>
+      </w:r>
+      <w:proofErr w:type="spellEnd"/>
       <w:r>
         <w:rPr>
           <w:rFonts w:cstheme="minorHAnsi"/>
@@ -12051,15 +13468,55 @@
           <w:szCs w:val="20"/>
         </w:rPr>
         <w:br/>
-        <w:t xml:space="preserve">5. Cds watch –profile hybrid </w:t>
-      </w:r>
-      <w:r>
-        <w:rPr>
-          <w:rFonts w:cstheme="minorHAnsi"/>
-          <w:sz w:val="20"/>
-          <w:szCs w:val="20"/>
-        </w:rPr>
-        <w:t>(to run app with hana)</w:t>
+        <w:t xml:space="preserve">5. </w:t>
+      </w:r>
+      <w:proofErr w:type="spellStart"/>
+      <w:r>
+        <w:rPr>
+          <w:rFonts w:cstheme="minorHAnsi"/>
+          <w:b/>
+          <w:bCs/>
+          <w:sz w:val="20"/>
+          <w:szCs w:val="20"/>
+        </w:rPr>
+        <w:t>Cds</w:t>
+      </w:r>
+      <w:proofErr w:type="spellEnd"/>
+      <w:r>
+        <w:rPr>
+          <w:rFonts w:cstheme="minorHAnsi"/>
+          <w:b/>
+          <w:bCs/>
+          <w:sz w:val="20"/>
+          <w:szCs w:val="20"/>
+        </w:rPr>
+        <w:t xml:space="preserve"> watch –profile hybrid </w:t>
+      </w:r>
+      <w:r>
+        <w:rPr>
+          <w:rFonts w:cstheme="minorHAnsi"/>
+          <w:sz w:val="20"/>
+          <w:szCs w:val="20"/>
+        </w:rPr>
+        <w:t xml:space="preserve">(to run app with </w:t>
+      </w:r>
+      <w:proofErr w:type="spellStart"/>
+      <w:r>
+        <w:rPr>
+          <w:rFonts w:cstheme="minorHAnsi"/>
+          <w:sz w:val="20"/>
+          <w:szCs w:val="20"/>
+        </w:rPr>
+        <w:t>hana</w:t>
+      </w:r>
+      <w:proofErr w:type="spellEnd"/>
+      <w:r>
+        <w:rPr>
+          <w:rFonts w:cstheme="minorHAnsi"/>
+          <w:sz w:val="20"/>
+          <w:szCs w:val="20"/>
+        </w:rPr>
+        <w:t>)</w:t>
       </w:r>
       <w:r>
         <w:rPr>
@@ -12075,7 +13532,79 @@
           <w:sz w:val="20"/>
           <w:szCs w:val="20"/>
         </w:rPr>
-        <w:t>(fetches creds from cf instance/ hdi instance and configure hana adapter or client to talk to hana cloud.</w:t>
+        <w:t xml:space="preserve">(fetches creds from </w:t>
+      </w:r>
+      <w:proofErr w:type="spellStart"/>
+      <w:r>
+        <w:rPr>
+          <w:rFonts w:cstheme="minorHAnsi"/>
+          <w:sz w:val="20"/>
+          <w:szCs w:val="20"/>
+        </w:rPr>
+        <w:t>cf</w:t>
+      </w:r>
+      <w:proofErr w:type="spellEnd"/>
+      <w:r>
+        <w:rPr>
+          <w:rFonts w:cstheme="minorHAnsi"/>
+          <w:sz w:val="20"/>
+          <w:szCs w:val="20"/>
+        </w:rPr>
+        <w:t xml:space="preserve"> instance/ </w:t>
+      </w:r>
+      <w:proofErr w:type="spellStart"/>
+      <w:r>
+        <w:rPr>
+          <w:rFonts w:cstheme="minorHAnsi"/>
+          <w:sz w:val="20"/>
+          <w:szCs w:val="20"/>
+        </w:rPr>
+        <w:t>hdi</w:t>
+      </w:r>
+      <w:proofErr w:type="spellEnd"/>
+      <w:r>
+        <w:rPr>
+          <w:rFonts w:cstheme="minorHAnsi"/>
+          <w:sz w:val="20"/>
+          <w:szCs w:val="20"/>
+        </w:rPr>
+        <w:t xml:space="preserve"> instance and configure </w:t>
+      </w:r>
+      <w:proofErr w:type="spellStart"/>
+      <w:r>
+        <w:rPr>
+          <w:rFonts w:cstheme="minorHAnsi"/>
+          <w:sz w:val="20"/>
+          <w:szCs w:val="20"/>
+        </w:rPr>
+        <w:t>hana</w:t>
+      </w:r>
+      <w:proofErr w:type="spellEnd"/>
+      <w:r>
+        <w:rPr>
+          <w:rFonts w:cstheme="minorHAnsi"/>
+          <w:sz w:val="20"/>
+          <w:szCs w:val="20"/>
+        </w:rPr>
+        <w:t xml:space="preserve"> adapter or client to talk to </w:t>
+      </w:r>
+      <w:proofErr w:type="spellStart"/>
+      <w:r>
+        <w:rPr>
+          <w:rFonts w:cstheme="minorHAnsi"/>
+          <w:sz w:val="20"/>
+          <w:szCs w:val="20"/>
+        </w:rPr>
+        <w:t>hana</w:t>
+      </w:r>
+      <w:proofErr w:type="spellEnd"/>
+      <w:r>
+        <w:rPr>
+          <w:rFonts w:cstheme="minorHAnsi"/>
+          <w:sz w:val="20"/>
+          <w:szCs w:val="20"/>
+        </w:rPr>
+        <w:t xml:space="preserve"> cloud.</w:t>
       </w:r>
       <w:r>
         <w:rPr>
@@ -12094,6 +13623,7 @@
           <w:szCs w:val="20"/>
         </w:rPr>
       </w:pPr>
+      <w:proofErr w:type="gramStart"/>
       <w:r>
         <w:rPr>
           <w:rFonts w:cstheme="minorHAnsi"/>
@@ -12103,7 +13633,43 @@
           <w:szCs w:val="20"/>
           <w:highlight w:val="yellow"/>
         </w:rPr>
-        <w:t>What .cdsrc-private.json file store</w:t>
+        <w:t>What .</w:t>
+      </w:r>
+      <w:proofErr w:type="spellStart"/>
+      <w:r>
+        <w:rPr>
+          <w:rFonts w:cstheme="minorHAnsi"/>
+          <w:b/>
+          <w:bCs/>
+          <w:sz w:val="20"/>
+          <w:szCs w:val="20"/>
+          <w:highlight w:val="yellow"/>
+        </w:rPr>
+        <w:t>cdsrc</w:t>
+      </w:r>
+      <w:proofErr w:type="gramEnd"/>
+      <w:r>
+        <w:rPr>
+          <w:rFonts w:cstheme="minorHAnsi"/>
+          <w:b/>
+          <w:bCs/>
+          <w:sz w:val="20"/>
+          <w:szCs w:val="20"/>
+          <w:highlight w:val="yellow"/>
+        </w:rPr>
+        <w:t>-private.json</w:t>
+      </w:r>
+      <w:proofErr w:type="spellEnd"/>
+      <w:r>
+        <w:rPr>
+          <w:rFonts w:cstheme="minorHAnsi"/>
+          <w:b/>
+          <w:bCs/>
+          <w:sz w:val="20"/>
+          <w:szCs w:val="20"/>
+          <w:highlight w:val="yellow"/>
+        </w:rPr>
+        <w:t xml:space="preserve"> file store</w:t>
       </w:r>
       <w:r>
         <w:rPr>
@@ -12131,7 +13697,35 @@
           <w:sz w:val="20"/>
           <w:szCs w:val="20"/>
         </w:rPr>
-        <w:t xml:space="preserve">.cdsrc-private.json stores only the </w:t>
+        <w:t>.</w:t>
+      </w:r>
+      <w:proofErr w:type="spellStart"/>
+      <w:r>
+        <w:rPr>
+          <w:rFonts w:cstheme="minorHAnsi"/>
+          <w:sz w:val="20"/>
+          <w:szCs w:val="20"/>
+        </w:rPr>
+        <w:t>cdsrc-</w:t>
+      </w:r>
+      <w:proofErr w:type="gramStart"/>
+      <w:r>
+        <w:rPr>
+          <w:rFonts w:cstheme="minorHAnsi"/>
+          <w:sz w:val="20"/>
+          <w:szCs w:val="20"/>
+        </w:rPr>
+        <w:t>private.json</w:t>
+      </w:r>
+      <w:proofErr w:type="spellEnd"/>
+      <w:proofErr w:type="gramEnd"/>
+      <w:r>
+        <w:rPr>
+          <w:rFonts w:cstheme="minorHAnsi"/>
+          <w:sz w:val="20"/>
+          <w:szCs w:val="20"/>
+        </w:rPr>
+        <w:t xml:space="preserve"> stores only the </w:t>
       </w:r>
       <w:r>
         <w:rPr>
@@ -12151,13 +13745,23 @@
         </w:rPr>
         <w:t xml:space="preserve"> (</w:t>
       </w:r>
-      <w:r>
-        <w:rPr>
-          <w:rFonts w:cstheme="minorHAnsi"/>
-          <w:sz w:val="20"/>
-          <w:szCs w:val="20"/>
-        </w:rPr>
-        <w:t>hdi-shared baking service info, where key is stored</w:t>
+      <w:proofErr w:type="spellStart"/>
+      <w:r>
+        <w:rPr>
+          <w:rFonts w:cstheme="minorHAnsi"/>
+          <w:sz w:val="20"/>
+          <w:szCs w:val="20"/>
+        </w:rPr>
+        <w:t>hdi</w:t>
+      </w:r>
+      <w:proofErr w:type="spellEnd"/>
+      <w:r>
+        <w:rPr>
+          <w:rFonts w:cstheme="minorHAnsi"/>
+          <w:sz w:val="20"/>
+          <w:szCs w:val="20"/>
+        </w:rPr>
+        <w:t>-shared baking service info, where key is stored</w:t>
       </w:r>
       <w:r>
         <w:rPr>
@@ -12499,16 +14103,40 @@
         </w:rPr>
         <w:t xml:space="preserve"> ran </w:t>
       </w:r>
-      <w:r>
-        <w:rPr>
-          <w:rFonts w:cstheme="minorHAnsi"/>
-          <w:b/>
-          <w:bCs/>
-          <w:sz w:val="20"/>
-          <w:szCs w:val="20"/>
-        </w:rPr>
-        <w:t>cds deploy –to hana</w:t>
-      </w:r>
+      <w:proofErr w:type="spellStart"/>
+      <w:r>
+        <w:rPr>
+          <w:rFonts w:cstheme="minorHAnsi"/>
+          <w:b/>
+          <w:bCs/>
+          <w:sz w:val="20"/>
+          <w:szCs w:val="20"/>
+        </w:rPr>
+        <w:t>cds</w:t>
+      </w:r>
+      <w:proofErr w:type="spellEnd"/>
+      <w:r>
+        <w:rPr>
+          <w:rFonts w:cstheme="minorHAnsi"/>
+          <w:b/>
+          <w:bCs/>
+          <w:sz w:val="20"/>
+          <w:szCs w:val="20"/>
+        </w:rPr>
+        <w:t xml:space="preserve"> deploy –to </w:t>
+      </w:r>
+      <w:proofErr w:type="spellStart"/>
+      <w:r>
+        <w:rPr>
+          <w:rFonts w:cstheme="minorHAnsi"/>
+          <w:b/>
+          <w:bCs/>
+          <w:sz w:val="20"/>
+          <w:szCs w:val="20"/>
+        </w:rPr>
+        <w:t>hana</w:t>
+      </w:r>
+      <w:proofErr w:type="spellEnd"/>
       <w:r>
         <w:rPr>
           <w:rFonts w:cstheme="minorHAnsi"/>
@@ -12630,23 +14258,69 @@
           <w:sz w:val="20"/>
           <w:szCs w:val="20"/>
         </w:rPr>
-        <w:t>When your srv CF app starts, CF injects those credentials as the VCAP_SERVICES environment variable inside the app's container</w:t>
-      </w:r>
-      <w:r>
-        <w:rPr>
-          <w:rFonts w:cstheme="minorHAnsi"/>
-          <w:sz w:val="20"/>
-          <w:szCs w:val="20"/>
-        </w:rPr>
-        <w:t>, which are required to start connection b/w cap and hana</w:t>
-      </w:r>
-      <w:r>
-        <w:rPr>
-          <w:rFonts w:cstheme="minorHAnsi"/>
-          <w:sz w:val="20"/>
-          <w:szCs w:val="20"/>
-        </w:rPr>
-        <w:t xml:space="preserve"> hdi container</w:t>
+        <w:t xml:space="preserve">When your </w:t>
+      </w:r>
+      <w:proofErr w:type="spellStart"/>
+      <w:r>
+        <w:rPr>
+          <w:rFonts w:cstheme="minorHAnsi"/>
+          <w:sz w:val="20"/>
+          <w:szCs w:val="20"/>
+        </w:rPr>
+        <w:t>srv</w:t>
+      </w:r>
+      <w:proofErr w:type="spellEnd"/>
+      <w:r>
+        <w:rPr>
+          <w:rFonts w:cstheme="minorHAnsi"/>
+          <w:sz w:val="20"/>
+          <w:szCs w:val="20"/>
+        </w:rPr>
+        <w:t xml:space="preserve"> CF app starts, CF injects those credentials as the VCAP_SERVICES environment variable inside the app's container</w:t>
+      </w:r>
+      <w:r>
+        <w:rPr>
+          <w:rFonts w:cstheme="minorHAnsi"/>
+          <w:sz w:val="20"/>
+          <w:szCs w:val="20"/>
+        </w:rPr>
+        <w:t xml:space="preserve">, which are required to start connection b/w cap and </w:t>
+      </w:r>
+      <w:proofErr w:type="spellStart"/>
+      <w:r>
+        <w:rPr>
+          <w:rFonts w:cstheme="minorHAnsi"/>
+          <w:sz w:val="20"/>
+          <w:szCs w:val="20"/>
+        </w:rPr>
+        <w:t>hana</w:t>
+      </w:r>
+      <w:proofErr w:type="spellEnd"/>
+      <w:r>
+        <w:rPr>
+          <w:rFonts w:cstheme="minorHAnsi"/>
+          <w:sz w:val="20"/>
+          <w:szCs w:val="20"/>
+        </w:rPr>
+        <w:t xml:space="preserve"> </w:t>
+      </w:r>
+      <w:proofErr w:type="spellStart"/>
+      <w:r>
+        <w:rPr>
+          <w:rFonts w:cstheme="minorHAnsi"/>
+          <w:sz w:val="20"/>
+          <w:szCs w:val="20"/>
+        </w:rPr>
+        <w:t>hdi</w:t>
+      </w:r>
+      <w:proofErr w:type="spellEnd"/>
+      <w:r>
+        <w:rPr>
+          <w:rFonts w:cstheme="minorHAnsi"/>
+          <w:sz w:val="20"/>
+          <w:szCs w:val="20"/>
+        </w:rPr>
+        <w:t xml:space="preserve"> container</w:t>
       </w:r>
       <w:r>
         <w:rPr>
@@ -12749,15 +14423,51 @@
           <w:sz w:val="20"/>
           <w:szCs w:val="20"/>
         </w:rPr>
-        <w:t xml:space="preserve"> when we run cds watch …</w:t>
-      </w:r>
-      <w:r>
-        <w:rPr>
-          <w:rFonts w:cstheme="minorHAnsi"/>
-          <w:sz w:val="20"/>
-          <w:szCs w:val="20"/>
-        </w:rPr>
-        <w:t xml:space="preserve"> to connect our CAP app with HANA, Basically these credentials are stored in</w:t>
+        <w:t xml:space="preserve"> when we run </w:t>
+      </w:r>
+      <w:proofErr w:type="spellStart"/>
+      <w:r>
+        <w:rPr>
+          <w:rFonts w:cstheme="minorHAnsi"/>
+          <w:sz w:val="20"/>
+          <w:szCs w:val="20"/>
+        </w:rPr>
+        <w:t>cds</w:t>
+      </w:r>
+      <w:proofErr w:type="spellEnd"/>
+      <w:r>
+        <w:rPr>
+          <w:rFonts w:cstheme="minorHAnsi"/>
+          <w:sz w:val="20"/>
+          <w:szCs w:val="20"/>
+        </w:rPr>
+        <w:t xml:space="preserve"> watch …</w:t>
+      </w:r>
+      <w:r>
+        <w:rPr>
+          <w:rFonts w:cstheme="minorHAnsi"/>
+          <w:sz w:val="20"/>
+          <w:szCs w:val="20"/>
+        </w:rPr>
+        <w:t xml:space="preserve"> to connect our CAP app with HANA, </w:t>
+      </w:r>
+      <w:proofErr w:type="gramStart"/>
+      <w:r>
+        <w:rPr>
+          <w:rFonts w:cstheme="minorHAnsi"/>
+          <w:sz w:val="20"/>
+          <w:szCs w:val="20"/>
+        </w:rPr>
+        <w:t>Basically</w:t>
+      </w:r>
+      <w:proofErr w:type="gramEnd"/>
+      <w:r>
+        <w:rPr>
+          <w:rFonts w:cstheme="minorHAnsi"/>
+          <w:sz w:val="20"/>
+          <w:szCs w:val="20"/>
+        </w:rPr>
+        <w:t xml:space="preserve"> these credentials are stored in</w:t>
       </w:r>
       <w:r>
         <w:rPr>
@@ -12791,15 +14501,60 @@
         </w:rPr>
         <w:t xml:space="preserve"> </w:t>
       </w:r>
-      <w:r>
-        <w:rPr>
-          <w:rFonts w:cstheme="minorHAnsi"/>
-          <w:b/>
-          <w:bCs/>
-          <w:sz w:val="20"/>
-          <w:szCs w:val="20"/>
-        </w:rPr>
-        <w:t>mycapapp_epm_model-db-key</w:t>
+      <w:proofErr w:type="spellStart"/>
+      <w:r>
+        <w:rPr>
+          <w:rFonts w:cstheme="minorHAnsi"/>
+          <w:b/>
+          <w:bCs/>
+          <w:sz w:val="20"/>
+          <w:szCs w:val="20"/>
+        </w:rPr>
+        <w:t>mycapapp_epm_model</w:t>
+      </w:r>
+      <w:proofErr w:type="spellEnd"/>
+      <w:r>
+        <w:rPr>
+          <w:rFonts w:cstheme="minorHAnsi"/>
+          <w:b/>
+          <w:bCs/>
+          <w:sz w:val="20"/>
+          <w:szCs w:val="20"/>
+        </w:rPr>
+        <w:t>-</w:t>
+      </w:r>
+      <w:proofErr w:type="spellStart"/>
+      <w:r>
+        <w:rPr>
+          <w:rFonts w:cstheme="minorHAnsi"/>
+          <w:b/>
+          <w:bCs/>
+          <w:sz w:val="20"/>
+          <w:szCs w:val="20"/>
+        </w:rPr>
+        <w:t>db</w:t>
+      </w:r>
+      <w:proofErr w:type="spellEnd"/>
+      <w:r>
+        <w:rPr>
+          <w:rFonts w:cstheme="minorHAnsi"/>
+          <w:b/>
+          <w:bCs/>
+          <w:sz w:val="20"/>
+          <w:szCs w:val="20"/>
+        </w:rPr>
+        <w:t>-</w:t>
+      </w:r>
+      <w:proofErr w:type="gramStart"/>
+      <w:r>
+        <w:rPr>
+          <w:rFonts w:cstheme="minorHAnsi"/>
+          <w:b/>
+          <w:bCs/>
+          <w:sz w:val="20"/>
+          <w:szCs w:val="20"/>
+        </w:rPr>
+        <w:t>key</w:t>
       </w:r>
       <w:r>
         <w:rPr>
@@ -12819,7 +14574,18 @@
           <w:sz w:val="20"/>
           <w:szCs w:val="20"/>
         </w:rPr>
-        <w:t xml:space="preserve">, </w:t>
+        <w:t>,</w:t>
+      </w:r>
+      <w:proofErr w:type="gramEnd"/>
+      <w:r>
+        <w:rPr>
+          <w:rFonts w:cstheme="minorHAnsi"/>
+          <w:b/>
+          <w:bCs/>
+          <w:sz w:val="20"/>
+          <w:szCs w:val="20"/>
+        </w:rPr>
+        <w:t xml:space="preserve"> </w:t>
       </w:r>
       <w:r>
         <w:rPr>
@@ -12829,15 +14595,27 @@
         </w:rPr>
         <w:t xml:space="preserve">and HDI container is </w:t>
       </w:r>
-      <w:r>
-        <w:rPr>
-          <w:rFonts w:cstheme="minorHAnsi"/>
-          <w:b/>
-          <w:bCs/>
-          <w:sz w:val="20"/>
-          <w:szCs w:val="20"/>
-        </w:rPr>
-        <w:t>mycapapp_epm_model-db</w:t>
+      <w:proofErr w:type="spellStart"/>
+      <w:r>
+        <w:rPr>
+          <w:rFonts w:cstheme="minorHAnsi"/>
+          <w:b/>
+          <w:bCs/>
+          <w:sz w:val="20"/>
+          <w:szCs w:val="20"/>
+        </w:rPr>
+        <w:t>mycapapp_epm_model</w:t>
+      </w:r>
+      <w:proofErr w:type="spellEnd"/>
+      <w:r>
+        <w:rPr>
+          <w:rFonts w:cstheme="minorHAnsi"/>
+          <w:b/>
+          <w:bCs/>
+          <w:sz w:val="20"/>
+          <w:szCs w:val="20"/>
+        </w:rPr>
+        <w:t>-db</w:t>
       </w:r>
       <w:r>
         <w:rPr>
@@ -12855,25 +14633,116 @@
           <w:sz w:val="20"/>
           <w:szCs w:val="20"/>
         </w:rPr>
-        <w:t>And these information about CF and key is stored in .cdsrc-private.json file in local. After getting creds CAP in local directly connects to hana client that we installed in our machine (cds add hana) without any middleware.</w:t>
-      </w:r>
-    </w:p>
-    <w:p>
-      <w:pPr>
-        <w:rPr>
-          <w:rFonts w:cstheme="minorHAnsi"/>
-          <w:sz w:val="20"/>
-          <w:szCs w:val="20"/>
-        </w:rPr>
-      </w:pPr>
-      <w:r>
-        <w:rPr>
-          <w:rFonts w:cstheme="minorHAnsi"/>
-          <w:b/>
-          <w:bCs/>
-          <w:sz w:val="20"/>
-          <w:szCs w:val="20"/>
-        </w:rPr>
+        <w:t xml:space="preserve">And these information about CF and key is stored </w:t>
+      </w:r>
+      <w:proofErr w:type="gramStart"/>
+      <w:r>
+        <w:rPr>
+          <w:rFonts w:cstheme="minorHAnsi"/>
+          <w:sz w:val="20"/>
+          <w:szCs w:val="20"/>
+        </w:rPr>
+        <w:t>in .</w:t>
+      </w:r>
+      <w:proofErr w:type="spellStart"/>
+      <w:r>
+        <w:rPr>
+          <w:rFonts w:cstheme="minorHAnsi"/>
+          <w:sz w:val="20"/>
+          <w:szCs w:val="20"/>
+        </w:rPr>
+        <w:t>cdsrc</w:t>
+      </w:r>
+      <w:proofErr w:type="gramEnd"/>
+      <w:r>
+        <w:rPr>
+          <w:rFonts w:cstheme="minorHAnsi"/>
+          <w:sz w:val="20"/>
+          <w:szCs w:val="20"/>
+        </w:rPr>
+        <w:t>-private.json</w:t>
+      </w:r>
+      <w:proofErr w:type="spellEnd"/>
+      <w:r>
+        <w:rPr>
+          <w:rFonts w:cstheme="minorHAnsi"/>
+          <w:sz w:val="20"/>
+          <w:szCs w:val="20"/>
+        </w:rPr>
+        <w:t xml:space="preserve"> file in local. After getting creds CAP in local directly connects to </w:t>
+      </w:r>
+      <w:proofErr w:type="spellStart"/>
+      <w:r>
+        <w:rPr>
+          <w:rFonts w:cstheme="minorHAnsi"/>
+          <w:sz w:val="20"/>
+          <w:szCs w:val="20"/>
+        </w:rPr>
+        <w:t>hana</w:t>
+      </w:r>
+      <w:proofErr w:type="spellEnd"/>
+      <w:r>
+        <w:rPr>
+          <w:rFonts w:cstheme="minorHAnsi"/>
+          <w:sz w:val="20"/>
+          <w:szCs w:val="20"/>
+        </w:rPr>
+        <w:t xml:space="preserve"> client that we installed in our machine (</w:t>
+      </w:r>
+      <w:proofErr w:type="spellStart"/>
+      <w:r>
+        <w:rPr>
+          <w:rFonts w:cstheme="minorHAnsi"/>
+          <w:sz w:val="20"/>
+          <w:szCs w:val="20"/>
+        </w:rPr>
+        <w:t>cds</w:t>
+      </w:r>
+      <w:proofErr w:type="spellEnd"/>
+      <w:r>
+        <w:rPr>
+          <w:rFonts w:cstheme="minorHAnsi"/>
+          <w:sz w:val="20"/>
+          <w:szCs w:val="20"/>
+        </w:rPr>
+        <w:t xml:space="preserve"> add </w:t>
+      </w:r>
+      <w:proofErr w:type="spellStart"/>
+      <w:r>
+        <w:rPr>
+          <w:rFonts w:cstheme="minorHAnsi"/>
+          <w:sz w:val="20"/>
+          <w:szCs w:val="20"/>
+        </w:rPr>
+        <w:t>hana</w:t>
+      </w:r>
+      <w:proofErr w:type="spellEnd"/>
+      <w:r>
+        <w:rPr>
+          <w:rFonts w:cstheme="minorHAnsi"/>
+          <w:sz w:val="20"/>
+          <w:szCs w:val="20"/>
+        </w:rPr>
+        <w:t>) without any middleware.</w:t>
+      </w:r>
+    </w:p>
+    <w:p>
+      <w:pPr>
+        <w:rPr>
+          <w:rFonts w:cstheme="minorHAnsi"/>
+          <w:sz w:val="20"/>
+          <w:szCs w:val="20"/>
+        </w:rPr>
+      </w:pPr>
+      <w:r>
+        <w:rPr>
+          <w:rFonts w:cstheme="minorHAnsi"/>
+          <w:b/>
+          <w:bCs/>
+          <w:sz w:val="20"/>
+          <w:szCs w:val="20"/>
+        </w:rPr>
+        <w:lastRenderedPageBreak/>
         <w:t>Step 4 — CAP Reads VCAP_SERVICES at Startup (Prod case)</w:t>
       </w:r>
       <w:r>
@@ -12892,7 +14761,25 @@
           <w:sz w:val="20"/>
           <w:szCs w:val="20"/>
         </w:rPr>
-        <w:t xml:space="preserve">CAP's runtime (@sap/cds) automatically scans VCAP_SERVICES on startup. It finds the hana tagged service, extracts the credentials, and configures its internal </w:t>
+        <w:t xml:space="preserve">CAP's runtime (@sap/cds) automatically scans VCAP_SERVICES on startup. It finds the </w:t>
+      </w:r>
+      <w:proofErr w:type="spellStart"/>
+      <w:r>
+        <w:rPr>
+          <w:rFonts w:cstheme="minorHAnsi"/>
+          <w:sz w:val="20"/>
+          <w:szCs w:val="20"/>
+        </w:rPr>
+        <w:t>hana</w:t>
+      </w:r>
+      <w:proofErr w:type="spellEnd"/>
+      <w:r>
+        <w:rPr>
+          <w:rFonts w:cstheme="minorHAnsi"/>
+          <w:sz w:val="20"/>
+          <w:szCs w:val="20"/>
+        </w:rPr>
+        <w:t xml:space="preserve"> tagged service, extracts the credentials, and configures its internal </w:t>
       </w:r>
       <w:r>
         <w:rPr>
@@ -12931,7 +14818,6 @@
           <w:sz w:val="20"/>
           <w:szCs w:val="20"/>
         </w:rPr>
-        <w:lastRenderedPageBreak/>
         <w:t>Step 5 — Direct TCP/</w:t>
       </w:r>
       <w:r>
@@ -13119,18 +15005,7 @@
           <w:szCs w:val="20"/>
           <w:highlight w:val="yellow"/>
         </w:rPr>
-        <w:t xml:space="preserve">What is </w:t>
-      </w:r>
-      <w:r>
-        <w:rPr>
-          <w:rFonts w:cstheme="minorHAnsi"/>
-          <w:b/>
-          <w:bCs/>
-          <w:sz w:val="20"/>
-          <w:szCs w:val="20"/>
-          <w:highlight w:val="yellow"/>
-        </w:rPr>
-        <w:t>VCAP_SERVICES</w:t>
+        <w:t>What is VCAP_SERVICES</w:t>
       </w:r>
       <w:r>
         <w:rPr>
@@ -13296,7 +15171,25 @@
           <w:sz w:val="20"/>
           <w:szCs w:val="20"/>
         </w:rPr>
-        <w:t xml:space="preserve">We need to use V4 to V2 adapter which is a nodejs module, </w:t>
+        <w:t xml:space="preserve">We need to use V4 to V2 adapter which is a </w:t>
+      </w:r>
+      <w:proofErr w:type="spellStart"/>
+      <w:r>
+        <w:rPr>
+          <w:rFonts w:cstheme="minorHAnsi"/>
+          <w:sz w:val="20"/>
+          <w:szCs w:val="20"/>
+        </w:rPr>
+        <w:t>nodejs</w:t>
+      </w:r>
+      <w:proofErr w:type="spellEnd"/>
+      <w:r>
+        <w:rPr>
+          <w:rFonts w:cstheme="minorHAnsi"/>
+          <w:sz w:val="20"/>
+          <w:szCs w:val="20"/>
+        </w:rPr>
+        <w:t xml:space="preserve"> module, </w:t>
       </w:r>
       <w:r>
         <w:rPr>
@@ -13395,6 +15288,7 @@
           <w:sz w:val="20"/>
           <w:szCs w:val="20"/>
         </w:rPr>
+        <w:lastRenderedPageBreak/>
         <w:t xml:space="preserve">Authorization is the process of </w:t>
       </w:r>
       <w:r>
@@ -13450,7 +15344,6 @@
           <w:szCs w:val="20"/>
           <w:highlight w:val="yellow"/>
         </w:rPr>
-        <w:lastRenderedPageBreak/>
         <w:t>How</w:t>
       </w:r>
       <w:r>
@@ -13462,18 +15355,7 @@
           <w:szCs w:val="20"/>
           <w:highlight w:val="yellow"/>
         </w:rPr>
-        <w:t xml:space="preserve"> Authentication and Authorization</w:t>
-      </w:r>
-      <w:r>
-        <w:rPr>
-          <w:rFonts w:cstheme="minorHAnsi"/>
-          <w:b/>
-          <w:bCs/>
-          <w:sz w:val="20"/>
-          <w:szCs w:val="20"/>
-          <w:highlight w:val="yellow"/>
-        </w:rPr>
-        <w:t xml:space="preserve"> is done in BTP</w:t>
+        <w:t xml:space="preserve"> Authentication and Authorization is done in BTP</w:t>
       </w:r>
       <w:r>
         <w:rPr>
@@ -13853,33 +15735,61 @@
           <w:sz w:val="18"/>
           <w:szCs w:val="18"/>
         </w:rPr>
-        <w:t xml:space="preserve"> from xs-security.json against token </w:t>
-      </w:r>
-    </w:p>
-    <w:p>
-      <w:pPr>
+        <w:t xml:space="preserve"> from </w:t>
+      </w:r>
+      <w:proofErr w:type="spellStart"/>
+      <w:r>
         <w:rPr>
           <w:rFonts w:cstheme="minorHAnsi"/>
           <w:sz w:val="18"/>
           <w:szCs w:val="18"/>
         </w:rPr>
-      </w:pPr>
-      <w:r>
-        <w:rPr>
-          <w:rFonts w:cstheme="minorHAnsi"/>
-          <w:b/>
-          <w:bCs/>
+        <w:t>xs-</w:t>
+      </w:r>
+      <w:proofErr w:type="gramStart"/>
+      <w:r>
+        <w:rPr>
+          <w:rFonts w:cstheme="minorHAnsi"/>
           <w:sz w:val="18"/>
           <w:szCs w:val="18"/>
         </w:rPr>
-        <w:t>CAP → App Router → User</w:t>
-      </w:r>
+        <w:t>security.json</w:t>
+      </w:r>
+      <w:proofErr w:type="spellEnd"/>
+      <w:proofErr w:type="gramEnd"/>
       <w:r>
         <w:rPr>
           <w:rFonts w:cstheme="minorHAnsi"/>
           <w:sz w:val="18"/>
           <w:szCs w:val="18"/>
         </w:rPr>
+        <w:t xml:space="preserve"> against token </w:t>
+      </w:r>
+    </w:p>
+    <w:p>
+      <w:pPr>
+        <w:rPr>
+          <w:rFonts w:cstheme="minorHAnsi"/>
+          <w:sz w:val="18"/>
+          <w:szCs w:val="18"/>
+        </w:rPr>
+      </w:pPr>
+      <w:r>
+        <w:rPr>
+          <w:rFonts w:cstheme="minorHAnsi"/>
+          <w:b/>
+          <w:bCs/>
+          <w:sz w:val="18"/>
+          <w:szCs w:val="18"/>
+        </w:rPr>
+        <w:t>CAP → App Router → User</w:t>
+      </w:r>
+      <w:r>
+        <w:rPr>
+          <w:rFonts w:cstheme="minorHAnsi"/>
+          <w:sz w:val="18"/>
+          <w:szCs w:val="18"/>
+        </w:rPr>
         <w:br/>
         <w:t>→ If authorized → data returned</w:t>
       </w:r>
@@ -13922,18 +15832,7 @@
           <w:szCs w:val="20"/>
           <w:highlight w:val="yellow"/>
         </w:rPr>
-        <w:t xml:space="preserve">What is </w:t>
-      </w:r>
-      <w:r>
-        <w:rPr>
-          <w:rFonts w:cstheme="minorHAnsi"/>
-          <w:b/>
-          <w:bCs/>
-          <w:sz w:val="20"/>
-          <w:szCs w:val="20"/>
-          <w:highlight w:val="yellow"/>
-        </w:rPr>
-        <w:t>XSUAA</w:t>
+        <w:t>What is XSUAA</w:t>
       </w:r>
       <w:r>
         <w:rPr>
@@ -14162,7 +16061,35 @@
           <w:sz w:val="20"/>
           <w:szCs w:val="20"/>
         </w:rPr>
-        <w:t xml:space="preserve"> (xs-security.json) </w:t>
+        <w:t xml:space="preserve"> (</w:t>
+      </w:r>
+      <w:proofErr w:type="spellStart"/>
+      <w:r>
+        <w:rPr>
+          <w:rFonts w:cstheme="minorHAnsi"/>
+          <w:sz w:val="20"/>
+          <w:szCs w:val="20"/>
+        </w:rPr>
+        <w:t>xs-</w:t>
+      </w:r>
+      <w:proofErr w:type="gramStart"/>
+      <w:r>
+        <w:rPr>
+          <w:rFonts w:cstheme="minorHAnsi"/>
+          <w:sz w:val="20"/>
+          <w:szCs w:val="20"/>
+        </w:rPr>
+        <w:t>security.json</w:t>
+      </w:r>
+      <w:proofErr w:type="spellEnd"/>
+      <w:proofErr w:type="gramEnd"/>
+      <w:r>
+        <w:rPr>
+          <w:rFonts w:cstheme="minorHAnsi"/>
+          <w:sz w:val="20"/>
+          <w:szCs w:val="20"/>
+        </w:rPr>
+        <w:t xml:space="preserve">) </w:t>
       </w:r>
     </w:p>
     <w:p>
@@ -14266,8 +16193,73 @@
           <w:szCs w:val="20"/>
           <w:highlight w:val="yellow"/>
         </w:rPr>
-        <w:t xml:space="preserve">What is </w:t>
-      </w:r>
+        <w:t>What is OAuth2.0</w:t>
+      </w:r>
+      <w:r>
+        <w:rPr>
+          <w:rFonts w:cstheme="minorHAnsi"/>
+          <w:b/>
+          <w:bCs/>
+          <w:sz w:val="20"/>
+          <w:szCs w:val="20"/>
+        </w:rPr>
+        <w:t xml:space="preserve"> &gt;</w:t>
+      </w:r>
+      <w:r>
+        <w:rPr>
+          <w:rFonts w:cstheme="minorHAnsi"/>
+          <w:b/>
+          <w:bCs/>
+          <w:sz w:val="20"/>
+          <w:szCs w:val="20"/>
+        </w:rPr>
+        <w:br/>
+      </w:r>
+      <w:r>
+        <w:rPr>
+          <w:rFonts w:cstheme="minorHAnsi"/>
+          <w:b/>
+          <w:bCs/>
+          <w:sz w:val="20"/>
+          <w:szCs w:val="20"/>
+        </w:rPr>
+        <w:t>OAuth 2.0</w:t>
+      </w:r>
+      <w:r>
+        <w:rPr>
+          <w:rFonts w:cstheme="minorHAnsi"/>
+          <w:sz w:val="20"/>
+          <w:szCs w:val="20"/>
+        </w:rPr>
+        <w:t xml:space="preserve"> is an authorization framework that allows applications to securely access resources on behalf of a user using </w:t>
+      </w:r>
+      <w:r>
+        <w:rPr>
+          <w:rFonts w:cstheme="minorHAnsi"/>
+          <w:b/>
+          <w:bCs/>
+          <w:sz w:val="20"/>
+          <w:szCs w:val="20"/>
+        </w:rPr>
+        <w:t>access tokens (JWT)</w:t>
+      </w:r>
+      <w:r>
+        <w:rPr>
+          <w:rFonts w:cstheme="minorHAnsi"/>
+          <w:sz w:val="20"/>
+          <w:szCs w:val="20"/>
+        </w:rPr>
+        <w:t xml:space="preserve"> instead of sharing credentials.</w:t>
+      </w:r>
+    </w:p>
+    <w:p>
+      <w:pPr>
+        <w:rPr>
+          <w:rFonts w:cstheme="minorHAnsi"/>
+          <w:sz w:val="20"/>
+          <w:szCs w:val="20"/>
+        </w:rPr>
+      </w:pPr>
       <w:r>
         <w:rPr>
           <w:rFonts w:cstheme="minorHAnsi"/>
@@ -14277,7 +16269,8 @@
           <w:szCs w:val="20"/>
           <w:highlight w:val="yellow"/>
         </w:rPr>
-        <w:t>OAuth2.0</w:t>
+        <w:lastRenderedPageBreak/>
+        <w:t>JWT</w:t>
       </w:r>
       <w:r>
         <w:rPr>
@@ -14302,38 +16295,60 @@
       <w:r>
         <w:rPr>
           <w:rFonts w:cstheme="minorHAnsi"/>
-          <w:b/>
-          <w:bCs/>
-          <w:sz w:val="20"/>
-          <w:szCs w:val="20"/>
-        </w:rPr>
-        <w:t>OAuth 2.0</w:t>
-      </w:r>
-      <w:r>
-        <w:rPr>
-          <w:rFonts w:cstheme="minorHAnsi"/>
-          <w:sz w:val="20"/>
-          <w:szCs w:val="20"/>
-        </w:rPr>
-        <w:t xml:space="preserve"> is an authorization framework that allows applications to securely access resources on behalf of a user using </w:t>
-      </w:r>
-      <w:r>
-        <w:rPr>
-          <w:rFonts w:cstheme="minorHAnsi"/>
-          <w:b/>
-          <w:bCs/>
-          <w:sz w:val="20"/>
-          <w:szCs w:val="20"/>
-        </w:rPr>
-        <w:t>access tokens (JWT)</w:t>
-      </w:r>
-      <w:r>
-        <w:rPr>
-          <w:rFonts w:cstheme="minorHAnsi"/>
-          <w:sz w:val="20"/>
-          <w:szCs w:val="20"/>
-        </w:rPr>
-        <w:t xml:space="preserve"> instead of sharing credentials.</w:t>
+          <w:sz w:val="20"/>
+          <w:szCs w:val="20"/>
+        </w:rPr>
+        <w:t>JWT is</w:t>
+      </w:r>
+      <w:r>
+        <w:rPr>
+          <w:rFonts w:cstheme="minorHAnsi"/>
+          <w:sz w:val="20"/>
+          <w:szCs w:val="20"/>
+        </w:rPr>
+        <w:t xml:space="preserve"> JSON web token is</w:t>
+      </w:r>
+      <w:r>
+        <w:rPr>
+          <w:rFonts w:cstheme="minorHAnsi"/>
+          <w:sz w:val="20"/>
+          <w:szCs w:val="20"/>
+        </w:rPr>
+        <w:t xml:space="preserve"> a compact, secure token format</w:t>
+      </w:r>
+      <w:r>
+        <w:rPr>
+          <w:rFonts w:cstheme="minorHAnsi"/>
+          <w:sz w:val="20"/>
+          <w:szCs w:val="20"/>
+        </w:rPr>
+        <w:t>,</w:t>
+      </w:r>
+      <w:r>
+        <w:rPr>
+          <w:rFonts w:cstheme="minorHAnsi"/>
+          <w:sz w:val="20"/>
+          <w:szCs w:val="20"/>
+        </w:rPr>
+        <w:t xml:space="preserve"> used to </w:t>
+      </w:r>
+      <w:r>
+        <w:rPr>
+          <w:rFonts w:cstheme="minorHAnsi"/>
+          <w:b/>
+          <w:bCs/>
+          <w:sz w:val="20"/>
+          <w:szCs w:val="20"/>
+        </w:rPr>
+        <w:t>carry user identity and authorization data</w:t>
+      </w:r>
+      <w:r>
+        <w:rPr>
+          <w:rFonts w:cstheme="minorHAnsi"/>
+          <w:sz w:val="20"/>
+          <w:szCs w:val="20"/>
+        </w:rPr>
+        <w:t xml:space="preserve"> between client and server.</w:t>
       </w:r>
     </w:p>
     <w:p>
@@ -14353,7 +16368,7 @@
           <w:szCs w:val="20"/>
           <w:highlight w:val="yellow"/>
         </w:rPr>
-        <w:t>JWT</w:t>
+        <w:t>Steps to add security in project</w:t>
       </w:r>
       <w:r>
         <w:rPr>
@@ -14381,105 +16396,6 @@
           <w:sz w:val="20"/>
           <w:szCs w:val="20"/>
         </w:rPr>
-        <w:t>JWT is</w:t>
-      </w:r>
-      <w:r>
-        <w:rPr>
-          <w:rFonts w:cstheme="minorHAnsi"/>
-          <w:sz w:val="20"/>
-          <w:szCs w:val="20"/>
-        </w:rPr>
-        <w:t xml:space="preserve"> JSON web token is</w:t>
-      </w:r>
-      <w:r>
-        <w:rPr>
-          <w:rFonts w:cstheme="minorHAnsi"/>
-          <w:sz w:val="20"/>
-          <w:szCs w:val="20"/>
-        </w:rPr>
-        <w:t xml:space="preserve"> a compact, secure token format</w:t>
-      </w:r>
-      <w:r>
-        <w:rPr>
-          <w:rFonts w:cstheme="minorHAnsi"/>
-          <w:sz w:val="20"/>
-          <w:szCs w:val="20"/>
-        </w:rPr>
-        <w:t>,</w:t>
-      </w:r>
-      <w:r>
-        <w:rPr>
-          <w:rFonts w:cstheme="minorHAnsi"/>
-          <w:sz w:val="20"/>
-          <w:szCs w:val="20"/>
-        </w:rPr>
-        <w:t xml:space="preserve"> used to </w:t>
-      </w:r>
-      <w:r>
-        <w:rPr>
-          <w:rFonts w:cstheme="minorHAnsi"/>
-          <w:b/>
-          <w:bCs/>
-          <w:sz w:val="20"/>
-          <w:szCs w:val="20"/>
-        </w:rPr>
-        <w:t>carry user identity and authorization data</w:t>
-      </w:r>
-      <w:r>
-        <w:rPr>
-          <w:rFonts w:cstheme="minorHAnsi"/>
-          <w:sz w:val="20"/>
-          <w:szCs w:val="20"/>
-        </w:rPr>
-        <w:t xml:space="preserve"> between client and server.</w:t>
-      </w:r>
-    </w:p>
-    <w:p>
-      <w:pPr>
-        <w:rPr>
-          <w:rFonts w:cstheme="minorHAnsi"/>
-          <w:sz w:val="20"/>
-          <w:szCs w:val="20"/>
-        </w:rPr>
-      </w:pPr>
-      <w:r>
-        <w:rPr>
-          <w:rFonts w:cstheme="minorHAnsi"/>
-          <w:b/>
-          <w:bCs/>
-          <w:sz w:val="20"/>
-          <w:szCs w:val="20"/>
-          <w:highlight w:val="yellow"/>
-        </w:rPr>
-        <w:lastRenderedPageBreak/>
-        <w:t>Steps to add security in project</w:t>
-      </w:r>
-      <w:r>
-        <w:rPr>
-          <w:rFonts w:cstheme="minorHAnsi"/>
-          <w:b/>
-          <w:bCs/>
-          <w:sz w:val="20"/>
-          <w:szCs w:val="20"/>
-        </w:rPr>
-        <w:t xml:space="preserve"> &gt;</w:t>
-      </w:r>
-      <w:r>
-        <w:rPr>
-          <w:rFonts w:cstheme="minorHAnsi"/>
-          <w:b/>
-          <w:bCs/>
-          <w:sz w:val="20"/>
-          <w:szCs w:val="20"/>
-        </w:rPr>
-        <w:br/>
-      </w:r>
-      <w:r>
-        <w:rPr>
-          <w:rFonts w:cstheme="minorHAnsi"/>
-          <w:sz w:val="20"/>
-          <w:szCs w:val="20"/>
-        </w:rPr>
         <w:t>-</w:t>
       </w:r>
       <w:r>
@@ -14490,6 +16406,8 @@
         </w:rPr>
         <w:t xml:space="preserve">Add deployment descriptor file </w:t>
       </w:r>
+      <w:proofErr w:type="spellStart"/>
+      <w:proofErr w:type="gramStart"/>
       <w:r>
         <w:rPr>
           <w:rFonts w:cstheme="minorHAnsi"/>
@@ -14500,13 +16418,51 @@
         </w:rPr>
         <w:t>mta.yaml</w:t>
       </w:r>
-      <w:r>
-        <w:rPr>
-          <w:rFonts w:cstheme="minorHAnsi"/>
-          <w:sz w:val="20"/>
-          <w:szCs w:val="20"/>
-        </w:rPr>
-        <w:t xml:space="preserve"> – cds add mta </w:t>
+      <w:proofErr w:type="spellEnd"/>
+      <w:proofErr w:type="gramEnd"/>
+      <w:r>
+        <w:rPr>
+          <w:rFonts w:cstheme="minorHAnsi"/>
+          <w:sz w:val="20"/>
+          <w:szCs w:val="20"/>
+        </w:rPr>
+        <w:t xml:space="preserve"> – </w:t>
+      </w:r>
+      <w:proofErr w:type="spellStart"/>
+      <w:r>
+        <w:rPr>
+          <w:rFonts w:cstheme="minorHAnsi"/>
+          <w:sz w:val="20"/>
+          <w:szCs w:val="20"/>
+        </w:rPr>
+        <w:t>cds</w:t>
+      </w:r>
+      <w:proofErr w:type="spellEnd"/>
+      <w:r>
+        <w:rPr>
+          <w:rFonts w:cstheme="minorHAnsi"/>
+          <w:sz w:val="20"/>
+          <w:szCs w:val="20"/>
+        </w:rPr>
+        <w:t xml:space="preserve"> add </w:t>
+      </w:r>
+      <w:proofErr w:type="spellStart"/>
+      <w:r>
+        <w:rPr>
+          <w:rFonts w:cstheme="minorHAnsi"/>
+          <w:sz w:val="20"/>
+          <w:szCs w:val="20"/>
+        </w:rPr>
+        <w:t>mta</w:t>
+      </w:r>
+      <w:proofErr w:type="spellEnd"/>
+      <w:r>
+        <w:rPr>
+          <w:rFonts w:cstheme="minorHAnsi"/>
+          <w:sz w:val="20"/>
+          <w:szCs w:val="20"/>
+        </w:rPr>
+        <w:t xml:space="preserve"> </w:t>
       </w:r>
     </w:p>
     <w:p>
@@ -14531,7 +16487,43 @@
           <w:sz w:val="20"/>
           <w:szCs w:val="20"/>
         </w:rPr>
-        <w:t xml:space="preserve">Add the security to our project, which will add – cds add xsuaa </w:t>
+        <w:t xml:space="preserve">Add the security to our project, which will add – </w:t>
+      </w:r>
+      <w:proofErr w:type="spellStart"/>
+      <w:r>
+        <w:rPr>
+          <w:rFonts w:cstheme="minorHAnsi"/>
+          <w:sz w:val="20"/>
+          <w:szCs w:val="20"/>
+        </w:rPr>
+        <w:t>cds</w:t>
+      </w:r>
+      <w:proofErr w:type="spellEnd"/>
+      <w:r>
+        <w:rPr>
+          <w:rFonts w:cstheme="minorHAnsi"/>
+          <w:sz w:val="20"/>
+          <w:szCs w:val="20"/>
+        </w:rPr>
+        <w:t xml:space="preserve"> add </w:t>
+      </w:r>
+      <w:proofErr w:type="spellStart"/>
+      <w:r>
+        <w:rPr>
+          <w:rFonts w:cstheme="minorHAnsi"/>
+          <w:sz w:val="20"/>
+          <w:szCs w:val="20"/>
+        </w:rPr>
+        <w:t>xsuaa</w:t>
+      </w:r>
+      <w:proofErr w:type="spellEnd"/>
+      <w:r>
+        <w:rPr>
+          <w:rFonts w:cstheme="minorHAnsi"/>
+          <w:sz w:val="20"/>
+          <w:szCs w:val="20"/>
+        </w:rPr>
+        <w:t xml:space="preserve"> </w:t>
       </w:r>
     </w:p>
     <w:p>
@@ -14546,6 +16538,7 @@
           <w:szCs w:val="20"/>
         </w:rPr>
       </w:pPr>
+      <w:proofErr w:type="spellStart"/>
       <w:r>
         <w:rPr>
           <w:rFonts w:cstheme="minorHAnsi"/>
@@ -14556,6 +16549,7 @@
         </w:rPr>
         <w:t>xs-security.json</w:t>
       </w:r>
+      <w:proofErr w:type="spellEnd"/>
       <w:r>
         <w:rPr>
           <w:rFonts w:cstheme="minorHAnsi"/>
@@ -14577,15 +16571,27 @@
           <w:szCs w:val="20"/>
         </w:rPr>
       </w:pPr>
-      <w:r>
-        <w:rPr>
-          <w:rFonts w:cstheme="minorHAnsi"/>
-          <w:b/>
-          <w:bCs/>
-          <w:sz w:val="20"/>
-          <w:szCs w:val="20"/>
-        </w:rPr>
-        <w:t>xsuaa backing service</w:t>
+      <w:proofErr w:type="spellStart"/>
+      <w:r>
+        <w:rPr>
+          <w:rFonts w:cstheme="minorHAnsi"/>
+          <w:b/>
+          <w:bCs/>
+          <w:sz w:val="20"/>
+          <w:szCs w:val="20"/>
+        </w:rPr>
+        <w:t>xsuaa</w:t>
+      </w:r>
+      <w:proofErr w:type="spellEnd"/>
+      <w:r>
+        <w:rPr>
+          <w:rFonts w:cstheme="minorHAnsi"/>
+          <w:b/>
+          <w:bCs/>
+          <w:sz w:val="20"/>
+          <w:szCs w:val="20"/>
+        </w:rPr>
+        <w:t xml:space="preserve"> backing service</w:t>
       </w:r>
     </w:p>
     <w:p>
@@ -14612,6 +16618,7 @@
         </w:rPr>
         <w:t xml:space="preserve">Add the security to our end points in </w:t>
       </w:r>
+      <w:proofErr w:type="spellStart"/>
       <w:r>
         <w:rPr>
           <w:rFonts w:cstheme="minorHAnsi"/>
@@ -14622,6 +16629,7 @@
         </w:rPr>
         <w:t>service.cds</w:t>
       </w:r>
+      <w:proofErr w:type="spellEnd"/>
       <w:r>
         <w:rPr>
           <w:rFonts w:cstheme="minorHAnsi"/>
@@ -14636,7 +16644,25 @@
           <w:sz w:val="20"/>
           <w:szCs w:val="20"/>
         </w:rPr>
-        <w:t>– requires and restrict along with “where”</w:t>
+        <w:t>– requires and restrict along with “</w:t>
+      </w:r>
+      <w:proofErr w:type="gramStart"/>
+      <w:r>
+        <w:rPr>
+          <w:rFonts w:cstheme="minorHAnsi"/>
+          <w:sz w:val="20"/>
+          <w:szCs w:val="20"/>
+        </w:rPr>
+        <w:t>where</w:t>
+      </w:r>
+      <w:proofErr w:type="gramEnd"/>
+      <w:r>
+        <w:rPr>
+          <w:rFonts w:cstheme="minorHAnsi"/>
+          <w:sz w:val="20"/>
+          <w:szCs w:val="20"/>
+        </w:rPr>
+        <w:t>”</w:t>
       </w:r>
     </w:p>
     <w:p>
@@ -14663,6 +16689,7 @@
         </w:rPr>
         <w:t>Package and deploy our app to SAP BTP as Multi Target Application (</w:t>
       </w:r>
+      <w:proofErr w:type="spellStart"/>
       <w:r>
         <w:rPr>
           <w:rFonts w:cstheme="minorHAnsi"/>
@@ -14673,6 +16700,7 @@
         </w:rPr>
         <w:t>mta</w:t>
       </w:r>
+      <w:proofErr w:type="spellEnd"/>
       <w:r>
         <w:rPr>
           <w:rFonts w:cstheme="minorHAnsi"/>
@@ -14818,7 +16846,43 @@
           <w:sz w:val="20"/>
           <w:szCs w:val="20"/>
         </w:rPr>
-        <w:t xml:space="preserve">Prepare CAP project with db, srv, and Fiori Elements app </w:t>
+        <w:t xml:space="preserve">Prepare CAP project with </w:t>
+      </w:r>
+      <w:proofErr w:type="spellStart"/>
+      <w:r>
+        <w:rPr>
+          <w:rFonts w:cstheme="minorHAnsi"/>
+          <w:sz w:val="20"/>
+          <w:szCs w:val="20"/>
+        </w:rPr>
+        <w:t>db</w:t>
+      </w:r>
+      <w:proofErr w:type="spellEnd"/>
+      <w:r>
+        <w:rPr>
+          <w:rFonts w:cstheme="minorHAnsi"/>
+          <w:sz w:val="20"/>
+          <w:szCs w:val="20"/>
+        </w:rPr>
+        <w:t xml:space="preserve">, </w:t>
+      </w:r>
+      <w:proofErr w:type="spellStart"/>
+      <w:r>
+        <w:rPr>
+          <w:rFonts w:cstheme="minorHAnsi"/>
+          <w:sz w:val="20"/>
+          <w:szCs w:val="20"/>
+        </w:rPr>
+        <w:t>srv</w:t>
+      </w:r>
+      <w:proofErr w:type="spellEnd"/>
+      <w:r>
+        <w:rPr>
+          <w:rFonts w:cstheme="minorHAnsi"/>
+          <w:sz w:val="20"/>
+          <w:szCs w:val="20"/>
+        </w:rPr>
+        <w:t xml:space="preserve">, and Fiori Elements app </w:t>
       </w:r>
     </w:p>
     <w:p>
@@ -14850,14 +16914,34 @@
         <w:br/>
         <w:t>&lt;</w:t>
       </w:r>
-      <w:r>
-        <w:rPr>
-          <w:rFonts w:cstheme="minorHAnsi"/>
-          <w:sz w:val="20"/>
-          <w:szCs w:val="20"/>
-        </w:rPr>
-        <w:t>cds add hana</w:t>
-      </w:r>
+      <w:proofErr w:type="spellStart"/>
+      <w:r>
+        <w:rPr>
+          <w:rFonts w:cstheme="minorHAnsi"/>
+          <w:sz w:val="20"/>
+          <w:szCs w:val="20"/>
+        </w:rPr>
+        <w:t>cds</w:t>
+      </w:r>
+      <w:proofErr w:type="spellEnd"/>
+      <w:r>
+        <w:rPr>
+          <w:rFonts w:cstheme="minorHAnsi"/>
+          <w:sz w:val="20"/>
+          <w:szCs w:val="20"/>
+        </w:rPr>
+        <w:t xml:space="preserve"> add </w:t>
+      </w:r>
+      <w:proofErr w:type="spellStart"/>
+      <w:r>
+        <w:rPr>
+          <w:rFonts w:cstheme="minorHAnsi"/>
+          <w:sz w:val="20"/>
+          <w:szCs w:val="20"/>
+        </w:rPr>
+        <w:t>hana</w:t>
+      </w:r>
+      <w:proofErr w:type="spellEnd"/>
       <w:r>
         <w:rPr>
           <w:rFonts w:cstheme="minorHAnsi"/>
@@ -14865,8 +16949,35 @@
           <w:szCs w:val="20"/>
         </w:rPr>
         <w:br/>
-        <w:t>cds add xsuaa</w:t>
-      </w:r>
+      </w:r>
+      <w:proofErr w:type="spellStart"/>
+      <w:r>
+        <w:rPr>
+          <w:rFonts w:cstheme="minorHAnsi"/>
+          <w:sz w:val="20"/>
+          <w:szCs w:val="20"/>
+        </w:rPr>
+        <w:t>cds</w:t>
+      </w:r>
+      <w:proofErr w:type="spellEnd"/>
+      <w:r>
+        <w:rPr>
+          <w:rFonts w:cstheme="minorHAnsi"/>
+          <w:sz w:val="20"/>
+          <w:szCs w:val="20"/>
+        </w:rPr>
+        <w:t xml:space="preserve"> add </w:t>
+      </w:r>
+      <w:proofErr w:type="spellStart"/>
+      <w:r>
+        <w:rPr>
+          <w:rFonts w:cstheme="minorHAnsi"/>
+          <w:sz w:val="20"/>
+          <w:szCs w:val="20"/>
+        </w:rPr>
+        <w:t>xsuaa</w:t>
+      </w:r>
+      <w:proofErr w:type="spellEnd"/>
       <w:r>
         <w:rPr>
           <w:rFonts w:cstheme="minorHAnsi"/>
@@ -14874,8 +16985,35 @@
           <w:szCs w:val="20"/>
         </w:rPr>
         <w:br/>
-        <w:t>cds add approuter</w:t>
-      </w:r>
+      </w:r>
+      <w:proofErr w:type="spellStart"/>
+      <w:r>
+        <w:rPr>
+          <w:rFonts w:cstheme="minorHAnsi"/>
+          <w:sz w:val="20"/>
+          <w:szCs w:val="20"/>
+        </w:rPr>
+        <w:t>cds</w:t>
+      </w:r>
+      <w:proofErr w:type="spellEnd"/>
+      <w:r>
+        <w:rPr>
+          <w:rFonts w:cstheme="minorHAnsi"/>
+          <w:sz w:val="20"/>
+          <w:szCs w:val="20"/>
+        </w:rPr>
+        <w:t xml:space="preserve"> add </w:t>
+      </w:r>
+      <w:proofErr w:type="spellStart"/>
+      <w:r>
+        <w:rPr>
+          <w:rFonts w:cstheme="minorHAnsi"/>
+          <w:sz w:val="20"/>
+          <w:szCs w:val="20"/>
+        </w:rPr>
+        <w:t>approuter</w:t>
+      </w:r>
+      <w:proofErr w:type="spellEnd"/>
       <w:r>
         <w:rPr>
           <w:rFonts w:cstheme="minorHAnsi"/>
@@ -14903,7 +17041,27 @@
           <w:sz w:val="20"/>
           <w:szCs w:val="20"/>
         </w:rPr>
-        <w:t xml:space="preserve">Configure mta.yaml with modules and resources </w:t>
+        <w:t xml:space="preserve">Configure </w:t>
+      </w:r>
+      <w:proofErr w:type="spellStart"/>
+      <w:proofErr w:type="gramStart"/>
+      <w:r>
+        <w:rPr>
+          <w:rFonts w:cstheme="minorHAnsi"/>
+          <w:sz w:val="20"/>
+          <w:szCs w:val="20"/>
+        </w:rPr>
+        <w:t>mta.yaml</w:t>
+      </w:r>
+      <w:proofErr w:type="spellEnd"/>
+      <w:proofErr w:type="gramEnd"/>
+      <w:r>
+        <w:rPr>
+          <w:rFonts w:cstheme="minorHAnsi"/>
+          <w:sz w:val="20"/>
+          <w:szCs w:val="20"/>
+        </w:rPr>
+        <w:t xml:space="preserve"> with modules and resources </w:t>
       </w:r>
     </w:p>
     <w:p>
@@ -14934,13 +17092,23 @@
         </w:rPr>
         <w:t>&lt;</w:t>
       </w:r>
-      <w:r>
-        <w:rPr>
-          <w:rFonts w:cstheme="minorHAnsi"/>
-          <w:sz w:val="20"/>
-          <w:szCs w:val="20"/>
-        </w:rPr>
-        <w:t>mbt build</w:t>
+      <w:proofErr w:type="spellStart"/>
+      <w:r>
+        <w:rPr>
+          <w:rFonts w:cstheme="minorHAnsi"/>
+          <w:sz w:val="20"/>
+          <w:szCs w:val="20"/>
+        </w:rPr>
+        <w:t>mbt</w:t>
+      </w:r>
+      <w:proofErr w:type="spellEnd"/>
+      <w:r>
+        <w:rPr>
+          <w:rFonts w:cstheme="minorHAnsi"/>
+          <w:sz w:val="20"/>
+          <w:szCs w:val="20"/>
+        </w:rPr>
+        <w:t xml:space="preserve"> build</w:t>
       </w:r>
       <w:r>
         <w:rPr>
@@ -14977,7 +17145,43 @@
           <w:sz w:val="20"/>
           <w:szCs w:val="20"/>
         </w:rPr>
-        <w:t xml:space="preserve">Generate .mtar file in mta_archives </w:t>
+        <w:t>Generate .</w:t>
+      </w:r>
+      <w:proofErr w:type="spellStart"/>
+      <w:r>
+        <w:rPr>
+          <w:rFonts w:cstheme="minorHAnsi"/>
+          <w:sz w:val="20"/>
+          <w:szCs w:val="20"/>
+        </w:rPr>
+        <w:t>mtar</w:t>
+      </w:r>
+      <w:proofErr w:type="spellEnd"/>
+      <w:r>
+        <w:rPr>
+          <w:rFonts w:cstheme="minorHAnsi"/>
+          <w:sz w:val="20"/>
+          <w:szCs w:val="20"/>
+        </w:rPr>
+        <w:t xml:space="preserve"> file in </w:t>
+      </w:r>
+      <w:proofErr w:type="spellStart"/>
+      <w:r>
+        <w:rPr>
+          <w:rFonts w:cstheme="minorHAnsi"/>
+          <w:sz w:val="20"/>
+          <w:szCs w:val="20"/>
+        </w:rPr>
+        <w:t>mta_archives</w:t>
+      </w:r>
+      <w:proofErr w:type="spellEnd"/>
+      <w:r>
+        <w:rPr>
+          <w:rFonts w:cstheme="minorHAnsi"/>
+          <w:sz w:val="20"/>
+          <w:szCs w:val="20"/>
+        </w:rPr>
+        <w:t xml:space="preserve"> </w:t>
       </w:r>
     </w:p>
     <w:p>
@@ -14998,7 +17202,43 @@
           <w:sz w:val="20"/>
           <w:szCs w:val="20"/>
         </w:rPr>
-        <w:t>Deploy using cf deploy &lt;.mtar file</w:t>
+        <w:t xml:space="preserve">Deploy using </w:t>
+      </w:r>
+      <w:proofErr w:type="spellStart"/>
+      <w:r>
+        <w:rPr>
+          <w:rFonts w:cstheme="minorHAnsi"/>
+          <w:sz w:val="20"/>
+          <w:szCs w:val="20"/>
+        </w:rPr>
+        <w:t>cf</w:t>
+      </w:r>
+      <w:proofErr w:type="spellEnd"/>
+      <w:r>
+        <w:rPr>
+          <w:rFonts w:cstheme="minorHAnsi"/>
+          <w:sz w:val="20"/>
+          <w:szCs w:val="20"/>
+        </w:rPr>
+        <w:t xml:space="preserve"> deploy &lt;.</w:t>
+      </w:r>
+      <w:proofErr w:type="spellStart"/>
+      <w:r>
+        <w:rPr>
+          <w:rFonts w:cstheme="minorHAnsi"/>
+          <w:sz w:val="20"/>
+          <w:szCs w:val="20"/>
+        </w:rPr>
+        <w:t>mtar</w:t>
+      </w:r>
+      <w:proofErr w:type="spellEnd"/>
+      <w:r>
+        <w:rPr>
+          <w:rFonts w:cstheme="minorHAnsi"/>
+          <w:sz w:val="20"/>
+          <w:szCs w:val="20"/>
+        </w:rPr>
+        <w:t xml:space="preserve"> file</w:t>
       </w:r>
       <w:r>
         <w:rPr>
@@ -15169,6 +17409,7 @@
           <w:rFonts w:cstheme="minorHAnsi"/>
           <w:b/>
           <w:bCs/>
+          <w:noProof/>
           <w:sz w:val="20"/>
           <w:szCs w:val="20"/>
         </w:rPr>
@@ -15293,9 +17534,11 @@
           <w:rFonts w:cstheme="minorHAnsi"/>
           <w:b/>
           <w:bCs/>
-          <w:sz w:val="20"/>
-          <w:szCs w:val="20"/>
-        </w:rPr>
+          <w:noProof/>
+          <w:sz w:val="20"/>
+          <w:szCs w:val="20"/>
+        </w:rPr>
+        <w:lastRenderedPageBreak/>
         <w:drawing>
           <wp:inline distT="0" distB="0" distL="0" distR="0" wp14:anchorId="21AF652F" wp14:editId="63036CDA">
             <wp:extent cx="2515921" cy="1204343"/>
@@ -15350,7 +17593,6 @@
           <w:szCs w:val="20"/>
           <w:highlight w:val="yellow"/>
         </w:rPr>
-        <w:lastRenderedPageBreak/>
         <w:t xml:space="preserve">What is row level security and </w:t>
       </w:r>
       <w:r>
@@ -15467,6 +17709,7 @@
       <w:r>
         <w:rPr>
           <w:rFonts w:cstheme="minorHAnsi"/>
+          <w:noProof/>
           <w:sz w:val="20"/>
           <w:szCs w:val="20"/>
         </w:rPr>
@@ -15580,7 +17823,25 @@
           <w:sz w:val="20"/>
           <w:szCs w:val="20"/>
         </w:rPr>
-        <w:t xml:space="preserve"> defined in xs-security.json that specify what actions a user is allowed to perform.</w:t>
+        <w:t xml:space="preserve"> defined in </w:t>
+      </w:r>
+      <w:proofErr w:type="spellStart"/>
+      <w:r>
+        <w:rPr>
+          <w:rFonts w:cstheme="minorHAnsi"/>
+          <w:sz w:val="20"/>
+          <w:szCs w:val="20"/>
+        </w:rPr>
+        <w:t>xs-security.json</w:t>
+      </w:r>
+      <w:proofErr w:type="spellEnd"/>
+      <w:r>
+        <w:rPr>
+          <w:rFonts w:cstheme="minorHAnsi"/>
+          <w:sz w:val="20"/>
+          <w:szCs w:val="20"/>
+        </w:rPr>
+        <w:t xml:space="preserve"> that specify what actions a user is allowed to perform.</w:t>
       </w:r>
       <w:r>
         <w:rPr>
@@ -15854,17 +18115,38 @@
           <w:sz w:val="20"/>
           <w:szCs w:val="20"/>
         </w:rPr>
-        <w:t xml:space="preserve"> = $user.region'</w:t>
-      </w:r>
-    </w:p>
-    <w:p>
-      <w:pPr>
-        <w:rPr>
-          <w:rFonts w:cstheme="minorHAnsi"/>
-          <w:sz w:val="20"/>
-          <w:szCs w:val="20"/>
-        </w:rPr>
-      </w:pPr>
+        <w:t xml:space="preserve"> = $</w:t>
+      </w:r>
+      <w:proofErr w:type="spellStart"/>
+      <w:proofErr w:type="gramStart"/>
+      <w:r>
+        <w:rPr>
+          <w:rFonts w:cstheme="minorHAnsi"/>
+          <w:sz w:val="20"/>
+          <w:szCs w:val="20"/>
+        </w:rPr>
+        <w:t>user.region</w:t>
+      </w:r>
+      <w:proofErr w:type="spellEnd"/>
+      <w:proofErr w:type="gramEnd"/>
+      <w:r>
+        <w:rPr>
+          <w:rFonts w:cstheme="minorHAnsi"/>
+          <w:sz w:val="20"/>
+          <w:szCs w:val="20"/>
+        </w:rPr>
+        <w:t>'</w:t>
+      </w:r>
+    </w:p>
+    <w:p>
+      <w:pPr>
+        <w:rPr>
+          <w:rFonts w:cstheme="minorHAnsi"/>
+          <w:sz w:val="20"/>
+          <w:szCs w:val="20"/>
+        </w:rPr>
+      </w:pPr>
+      <w:proofErr w:type="spellStart"/>
       <w:r>
         <w:rPr>
           <w:rFonts w:cstheme="minorHAnsi"/>
@@ -15876,6 +18158,7 @@
         </w:rPr>
         <w:t>MTA.yaml</w:t>
       </w:r>
+      <w:proofErr w:type="spellEnd"/>
       <w:r>
         <w:rPr>
           <w:rFonts w:cstheme="minorHAnsi"/>
@@ -15896,13 +18179,25 @@
         </w:rPr>
         <w:br/>
       </w:r>
-      <w:r>
-        <w:rPr>
-          <w:rFonts w:cstheme="minorHAnsi"/>
-          <w:sz w:val="20"/>
-          <w:szCs w:val="20"/>
-        </w:rPr>
-        <w:t>mta.yaml (Multi-Target Application descriptor</w:t>
+      <w:proofErr w:type="spellStart"/>
+      <w:proofErr w:type="gramStart"/>
+      <w:r>
+        <w:rPr>
+          <w:rFonts w:cstheme="minorHAnsi"/>
+          <w:sz w:val="20"/>
+          <w:szCs w:val="20"/>
+        </w:rPr>
+        <w:t>mta.yaml</w:t>
+      </w:r>
+      <w:proofErr w:type="spellEnd"/>
+      <w:proofErr w:type="gramEnd"/>
+      <w:r>
+        <w:rPr>
+          <w:rFonts w:cstheme="minorHAnsi"/>
+          <w:sz w:val="20"/>
+          <w:szCs w:val="20"/>
+        </w:rPr>
+        <w:t xml:space="preserve"> (Multi-Target Application descriptor</w:t>
       </w:r>
       <w:r>
         <w:rPr>
@@ -15990,15 +18285,7 @@
           <w:sz w:val="20"/>
           <w:szCs w:val="20"/>
         </w:rPr>
-        <w:t>modules:</w:t>
-      </w:r>
-      <w:r>
-        <w:rPr>
-          <w:rFonts w:cstheme="minorHAnsi"/>
-          <w:sz w:val="20"/>
-          <w:szCs w:val="20"/>
-        </w:rPr>
-        <w:t xml:space="preserve"> Info about all the micro services that will be deployed</w:t>
+        <w:t>modules: Info about all the micro services that will be deployed</w:t>
       </w:r>
     </w:p>
     <w:p>
@@ -16016,15 +18303,7 @@
           <w:sz w:val="20"/>
           <w:szCs w:val="20"/>
         </w:rPr>
-        <w:t>resources:</w:t>
-      </w:r>
-      <w:r>
-        <w:rPr>
-          <w:rFonts w:cstheme="minorHAnsi"/>
-          <w:sz w:val="20"/>
-          <w:szCs w:val="20"/>
-        </w:rPr>
-        <w:t xml:space="preserve"> any backing services required for our modules</w:t>
+        <w:t>resources: any backing services required for our modules</w:t>
       </w:r>
     </w:p>
     <w:p>
@@ -16042,15 +18321,7 @@
           <w:sz w:val="20"/>
           <w:szCs w:val="20"/>
         </w:rPr>
-        <w:t>provides:</w:t>
-      </w:r>
-      <w:r>
-        <w:rPr>
-          <w:rFonts w:cstheme="minorHAnsi"/>
-          <w:sz w:val="20"/>
-          <w:szCs w:val="20"/>
-        </w:rPr>
-        <w:t xml:space="preserve"> this are provided</w:t>
+        <w:t>provides: this are provided</w:t>
       </w:r>
     </w:p>
     <w:p>
@@ -16070,8 +18341,21 @@
           <w:szCs w:val="20"/>
           <w:highlight w:val="yellow"/>
         </w:rPr>
-        <w:t>What is mta_archives</w:t>
-      </w:r>
+        <w:t xml:space="preserve">What is </w:t>
+      </w:r>
+      <w:proofErr w:type="spellStart"/>
+      <w:r>
+        <w:rPr>
+          <w:rFonts w:cstheme="minorHAnsi"/>
+          <w:b/>
+          <w:bCs/>
+          <w:sz w:val="20"/>
+          <w:szCs w:val="20"/>
+          <w:highlight w:val="yellow"/>
+        </w:rPr>
+        <w:t>mta_archives</w:t>
+      </w:r>
+      <w:proofErr w:type="spellEnd"/>
       <w:r>
         <w:rPr>
           <w:rFonts w:cstheme="minorHAnsi"/>
@@ -16092,41 +18376,113 @@
         </w:rPr>
         <w:br/>
       </w:r>
-      <w:r>
-        <w:rPr>
-          <w:rFonts w:cstheme="minorHAnsi"/>
-          <w:b/>
-          <w:bCs/>
-          <w:sz w:val="20"/>
-          <w:szCs w:val="20"/>
-        </w:rPr>
-        <w:t>mta_archives:</w:t>
-      </w:r>
-      <w:r>
-        <w:rPr>
-          <w:rFonts w:cstheme="minorHAnsi"/>
-          <w:sz w:val="20"/>
-          <w:szCs w:val="20"/>
-        </w:rPr>
-        <w:t xml:space="preserve"> The mta_archives folder contains the </w:t>
-      </w:r>
-      <w:r>
-        <w:rPr>
-          <w:rFonts w:cstheme="minorHAnsi"/>
-          <w:b/>
-          <w:bCs/>
-          <w:sz w:val="20"/>
-          <w:szCs w:val="20"/>
-        </w:rPr>
-        <w:t>packaged deployable files (.mtar)</w:t>
-      </w:r>
-      <w:r>
-        <w:rPr>
-          <w:rFonts w:cstheme="minorHAnsi"/>
-          <w:sz w:val="20"/>
-          <w:szCs w:val="20"/>
-        </w:rPr>
-        <w:t xml:space="preserve"> generated from the mta.yaml during the build process.</w:t>
+      <w:proofErr w:type="spellStart"/>
+      <w:r>
+        <w:rPr>
+          <w:rFonts w:cstheme="minorHAnsi"/>
+          <w:b/>
+          <w:bCs/>
+          <w:sz w:val="20"/>
+          <w:szCs w:val="20"/>
+        </w:rPr>
+        <w:t>mta_archives</w:t>
+      </w:r>
+      <w:proofErr w:type="spellEnd"/>
+      <w:r>
+        <w:rPr>
+          <w:rFonts w:cstheme="minorHAnsi"/>
+          <w:b/>
+          <w:bCs/>
+          <w:sz w:val="20"/>
+          <w:szCs w:val="20"/>
+        </w:rPr>
+        <w:t>:</w:t>
+      </w:r>
+      <w:r>
+        <w:rPr>
+          <w:rFonts w:cstheme="minorHAnsi"/>
+          <w:sz w:val="20"/>
+          <w:szCs w:val="20"/>
+        </w:rPr>
+        <w:t xml:space="preserve"> The </w:t>
+      </w:r>
+      <w:proofErr w:type="spellStart"/>
+      <w:r>
+        <w:rPr>
+          <w:rFonts w:cstheme="minorHAnsi"/>
+          <w:sz w:val="20"/>
+          <w:szCs w:val="20"/>
+        </w:rPr>
+        <w:t>mta_archives</w:t>
+      </w:r>
+      <w:proofErr w:type="spellEnd"/>
+      <w:r>
+        <w:rPr>
+          <w:rFonts w:cstheme="minorHAnsi"/>
+          <w:sz w:val="20"/>
+          <w:szCs w:val="20"/>
+        </w:rPr>
+        <w:t xml:space="preserve"> folder contains the </w:t>
+      </w:r>
+      <w:r>
+        <w:rPr>
+          <w:rFonts w:cstheme="minorHAnsi"/>
+          <w:b/>
+          <w:bCs/>
+          <w:sz w:val="20"/>
+          <w:szCs w:val="20"/>
+        </w:rPr>
+        <w:t>packaged deployable files (.</w:t>
+      </w:r>
+      <w:proofErr w:type="spellStart"/>
+      <w:r>
+        <w:rPr>
+          <w:rFonts w:cstheme="minorHAnsi"/>
+          <w:b/>
+          <w:bCs/>
+          <w:sz w:val="20"/>
+          <w:szCs w:val="20"/>
+        </w:rPr>
+        <w:t>mtar</w:t>
+      </w:r>
+      <w:proofErr w:type="spellEnd"/>
+      <w:r>
+        <w:rPr>
+          <w:rFonts w:cstheme="minorHAnsi"/>
+          <w:b/>
+          <w:bCs/>
+          <w:sz w:val="20"/>
+          <w:szCs w:val="20"/>
+        </w:rPr>
+        <w:t>)</w:t>
+      </w:r>
+      <w:r>
+        <w:rPr>
+          <w:rFonts w:cstheme="minorHAnsi"/>
+          <w:sz w:val="20"/>
+          <w:szCs w:val="20"/>
+        </w:rPr>
+        <w:t xml:space="preserve"> generated from the </w:t>
+      </w:r>
+      <w:proofErr w:type="spellStart"/>
+      <w:proofErr w:type="gramStart"/>
+      <w:r>
+        <w:rPr>
+          <w:rFonts w:cstheme="minorHAnsi"/>
+          <w:sz w:val="20"/>
+          <w:szCs w:val="20"/>
+        </w:rPr>
+        <w:t>mta.yaml</w:t>
+      </w:r>
+      <w:proofErr w:type="spellEnd"/>
+      <w:proofErr w:type="gramEnd"/>
+      <w:r>
+        <w:rPr>
+          <w:rFonts w:cstheme="minorHAnsi"/>
+          <w:sz w:val="20"/>
+          <w:szCs w:val="20"/>
+        </w:rPr>
+        <w:t xml:space="preserve"> during the build process.</w:t>
       </w:r>
     </w:p>
     <w:p>
@@ -16146,6 +18502,7 @@
           <w:szCs w:val="20"/>
           <w:highlight w:val="yellow"/>
         </w:rPr>
+        <w:lastRenderedPageBreak/>
         <w:t>What JWT token contains while coming from UAA</w:t>
       </w:r>
       <w:r>
@@ -16207,12 +18564,12 @@
           <w:sz w:val="20"/>
           <w:szCs w:val="20"/>
         </w:rPr>
-        <w:lastRenderedPageBreak/>
         <w:br/>
       </w:r>
       <w:r>
         <w:rPr>
           <w:rFonts w:cstheme="minorHAnsi"/>
+          <w:noProof/>
           <w:sz w:val="20"/>
           <w:szCs w:val="20"/>
         </w:rPr>
@@ -16299,6 +18656,7 @@
           <w:rFonts w:cstheme="minorHAnsi"/>
           <w:b/>
           <w:bCs/>
+          <w:noProof/>
           <w:sz w:val="20"/>
           <w:szCs w:val="20"/>
         </w:rPr>
@@ -16363,7 +18721,29 @@
           <w:sz w:val="20"/>
           <w:szCs w:val="20"/>
         </w:rPr>
-        <w:t xml:space="preserve"> /oauth/token </w:t>
+        <w:t xml:space="preserve"> /</w:t>
+      </w:r>
+      <w:proofErr w:type="spellStart"/>
+      <w:r>
+        <w:rPr>
+          <w:rFonts w:cstheme="minorHAnsi"/>
+          <w:b/>
+          <w:bCs/>
+          <w:sz w:val="20"/>
+          <w:szCs w:val="20"/>
+        </w:rPr>
+        <w:t>oauth</w:t>
+      </w:r>
+      <w:proofErr w:type="spellEnd"/>
+      <w:r>
+        <w:rPr>
+          <w:rFonts w:cstheme="minorHAnsi"/>
+          <w:b/>
+          <w:bCs/>
+          <w:sz w:val="20"/>
+          <w:szCs w:val="20"/>
+        </w:rPr>
+        <w:t xml:space="preserve">/token </w:t>
       </w:r>
       <w:r>
         <w:rPr>
@@ -16410,8 +18790,21 @@
           <w:szCs w:val="20"/>
           <w:highlight w:val="yellow"/>
         </w:rPr>
-        <w:t>What is Approuter</w:t>
-      </w:r>
+        <w:t xml:space="preserve">What is </w:t>
+      </w:r>
+      <w:proofErr w:type="spellStart"/>
+      <w:r>
+        <w:rPr>
+          <w:rFonts w:cstheme="minorHAnsi"/>
+          <w:b/>
+          <w:bCs/>
+          <w:sz w:val="20"/>
+          <w:szCs w:val="20"/>
+          <w:highlight w:val="yellow"/>
+        </w:rPr>
+        <w:t>Approuter</w:t>
+      </w:r>
+      <w:proofErr w:type="spellEnd"/>
       <w:r>
         <w:rPr>
           <w:rFonts w:cstheme="minorHAnsi"/>
@@ -16466,17 +18859,7 @@
           <w:sz w:val="20"/>
           <w:szCs w:val="20"/>
         </w:rPr>
-        <w:t>single-entry</w:t>
-      </w:r>
-      <w:r>
-        <w:rPr>
-          <w:rFonts w:cstheme="minorHAnsi"/>
-          <w:b/>
-          <w:bCs/>
-          <w:sz w:val="20"/>
-          <w:szCs w:val="20"/>
-        </w:rPr>
-        <w:t xml:space="preserve"> point</w:t>
+        <w:t>single-entry point</w:t>
       </w:r>
       <w:r>
         <w:rPr>
@@ -16528,7 +18911,35 @@
           <w:sz w:val="20"/>
           <w:szCs w:val="20"/>
         </w:rPr>
-        <w:t xml:space="preserve"> It manages routes and auth by xs-app.json.</w:t>
+        <w:t xml:space="preserve"> It manages routes and auth by </w:t>
+      </w:r>
+      <w:proofErr w:type="spellStart"/>
+      <w:r>
+        <w:rPr>
+          <w:rFonts w:cstheme="minorHAnsi"/>
+          <w:sz w:val="20"/>
+          <w:szCs w:val="20"/>
+        </w:rPr>
+        <w:t>xs-</w:t>
+      </w:r>
+      <w:proofErr w:type="gramStart"/>
+      <w:r>
+        <w:rPr>
+          <w:rFonts w:cstheme="minorHAnsi"/>
+          <w:sz w:val="20"/>
+          <w:szCs w:val="20"/>
+        </w:rPr>
+        <w:t>app.json</w:t>
+      </w:r>
+      <w:proofErr w:type="spellEnd"/>
+      <w:proofErr w:type="gramEnd"/>
+      <w:r>
+        <w:rPr>
+          <w:rFonts w:cstheme="minorHAnsi"/>
+          <w:sz w:val="20"/>
+          <w:szCs w:val="20"/>
+        </w:rPr>
+        <w:t>.</w:t>
       </w:r>
     </w:p>
     <w:p>
@@ -16548,7 +18959,31 @@
           <w:szCs w:val="20"/>
           <w:highlight w:val="yellow"/>
         </w:rPr>
-        <w:t>What is xs-app.json file</w:t>
+        <w:t xml:space="preserve">What is </w:t>
+      </w:r>
+      <w:proofErr w:type="spellStart"/>
+      <w:r>
+        <w:rPr>
+          <w:rFonts w:cstheme="minorHAnsi"/>
+          <w:b/>
+          <w:bCs/>
+          <w:sz w:val="20"/>
+          <w:szCs w:val="20"/>
+          <w:highlight w:val="yellow"/>
+        </w:rPr>
+        <w:t>xs-app.json</w:t>
+      </w:r>
+      <w:proofErr w:type="spellEnd"/>
+      <w:r>
+        <w:rPr>
+          <w:rFonts w:cstheme="minorHAnsi"/>
+          <w:b/>
+          <w:bCs/>
+          <w:sz w:val="20"/>
+          <w:szCs w:val="20"/>
+          <w:highlight w:val="yellow"/>
+        </w:rPr>
+        <w:t xml:space="preserve"> file</w:t>
       </w:r>
       <w:r>
         <w:rPr>
@@ -16570,16 +19005,30 @@
         </w:rPr>
         <w:br/>
       </w:r>
-      <w:r>
-        <w:rPr>
-          <w:rFonts w:cstheme="minorHAnsi"/>
-          <w:b/>
-          <w:bCs/>
-          <w:sz w:val="20"/>
-          <w:szCs w:val="20"/>
-        </w:rPr>
-        <w:t>xs-app.json</w:t>
-      </w:r>
+      <w:proofErr w:type="spellStart"/>
+      <w:r>
+        <w:rPr>
+          <w:rFonts w:cstheme="minorHAnsi"/>
+          <w:b/>
+          <w:bCs/>
+          <w:sz w:val="20"/>
+          <w:szCs w:val="20"/>
+        </w:rPr>
+        <w:t>xs-</w:t>
+      </w:r>
+      <w:proofErr w:type="gramStart"/>
+      <w:r>
+        <w:rPr>
+          <w:rFonts w:cstheme="minorHAnsi"/>
+          <w:b/>
+          <w:bCs/>
+          <w:sz w:val="20"/>
+          <w:szCs w:val="20"/>
+        </w:rPr>
+        <w:t>app.json</w:t>
+      </w:r>
+      <w:proofErr w:type="spellEnd"/>
+      <w:proofErr w:type="gramEnd"/>
       <w:r>
         <w:rPr>
           <w:rFonts w:cstheme="minorHAnsi"/>
@@ -16661,6 +19110,1972 @@
           <w:szCs w:val="20"/>
         </w:rPr>
         <w:t xml:space="preserve"> so that backend systems can act on behalf of the same user.</w:t>
+      </w:r>
+    </w:p>
+    <w:p>
+      <w:pPr>
+        <w:rPr>
+          <w:rFonts w:cstheme="minorHAnsi"/>
+          <w:b/>
+          <w:bCs/>
+          <w:sz w:val="20"/>
+          <w:szCs w:val="20"/>
+        </w:rPr>
+      </w:pPr>
+      <w:r>
+        <w:rPr>
+          <w:rFonts w:cstheme="minorHAnsi"/>
+          <w:b/>
+          <w:bCs/>
+          <w:sz w:val="20"/>
+          <w:szCs w:val="20"/>
+          <w:highlight w:val="yellow"/>
+        </w:rPr>
+        <w:t>What is the Deployment flow end to end</w:t>
+      </w:r>
+      <w:r>
+        <w:rPr>
+          <w:rFonts w:cstheme="minorHAnsi"/>
+          <w:b/>
+          <w:bCs/>
+          <w:sz w:val="20"/>
+          <w:szCs w:val="20"/>
+        </w:rPr>
+        <w:t xml:space="preserve"> &gt;</w:t>
+      </w:r>
+      <w:r>
+        <w:rPr>
+          <w:rFonts w:cstheme="minorHAnsi"/>
+          <w:b/>
+          <w:bCs/>
+          <w:sz w:val="20"/>
+          <w:szCs w:val="20"/>
+        </w:rPr>
+        <w:br/>
+      </w:r>
+      <w:r>
+        <w:rPr>
+          <w:rFonts w:cstheme="minorHAnsi"/>
+          <w:sz w:val="20"/>
+          <w:szCs w:val="20"/>
+        </w:rPr>
+        <w:t>End-to-End Deployment Flow (CAPM on BTP)</w:t>
+      </w:r>
+    </w:p>
+    <w:p>
+      <w:pPr>
+        <w:numPr>
+          <w:ilvl w:val="0"/>
+          <w:numId w:val="19"/>
+        </w:numPr>
+        <w:rPr>
+          <w:rFonts w:cstheme="minorHAnsi"/>
+          <w:sz w:val="20"/>
+          <w:szCs w:val="20"/>
+        </w:rPr>
+      </w:pPr>
+      <w:r>
+        <w:rPr>
+          <w:rFonts w:cstheme="minorHAnsi"/>
+          <w:b/>
+          <w:bCs/>
+          <w:sz w:val="20"/>
+          <w:szCs w:val="20"/>
+        </w:rPr>
+        <w:t>Developer Local Development</w:t>
+      </w:r>
+      <w:r>
+        <w:rPr>
+          <w:rFonts w:cstheme="minorHAnsi"/>
+          <w:sz w:val="20"/>
+          <w:szCs w:val="20"/>
+        </w:rPr>
+        <w:br/>
+        <w:t>→ Develop CAP (</w:t>
+      </w:r>
+      <w:proofErr w:type="spellStart"/>
+      <w:r>
+        <w:rPr>
+          <w:rFonts w:cstheme="minorHAnsi"/>
+          <w:sz w:val="20"/>
+          <w:szCs w:val="20"/>
+        </w:rPr>
+        <w:t>db</w:t>
+      </w:r>
+      <w:proofErr w:type="spellEnd"/>
+      <w:r>
+        <w:rPr>
+          <w:rFonts w:cstheme="minorHAnsi"/>
+          <w:sz w:val="20"/>
+          <w:szCs w:val="20"/>
+        </w:rPr>
+        <w:t xml:space="preserve">, </w:t>
+      </w:r>
+      <w:proofErr w:type="spellStart"/>
+      <w:r>
+        <w:rPr>
+          <w:rFonts w:cstheme="minorHAnsi"/>
+          <w:sz w:val="20"/>
+          <w:szCs w:val="20"/>
+        </w:rPr>
+        <w:t>srv</w:t>
+      </w:r>
+      <w:proofErr w:type="spellEnd"/>
+      <w:r>
+        <w:rPr>
+          <w:rFonts w:cstheme="minorHAnsi"/>
+          <w:sz w:val="20"/>
+          <w:szCs w:val="20"/>
+        </w:rPr>
+        <w:t>) + Fiori app in BAS</w:t>
+      </w:r>
+      <w:r>
+        <w:rPr>
+          <w:rFonts w:cstheme="minorHAnsi"/>
+          <w:sz w:val="20"/>
+          <w:szCs w:val="20"/>
+        </w:rPr>
+        <w:br/>
+        <w:t xml:space="preserve">→ Test locally using </w:t>
+      </w:r>
+      <w:proofErr w:type="spellStart"/>
+      <w:r>
+        <w:rPr>
+          <w:rFonts w:cstheme="minorHAnsi"/>
+          <w:sz w:val="20"/>
+          <w:szCs w:val="20"/>
+        </w:rPr>
+        <w:t>cds</w:t>
+      </w:r>
+      <w:proofErr w:type="spellEnd"/>
+      <w:r>
+        <w:rPr>
+          <w:rFonts w:cstheme="minorHAnsi"/>
+          <w:sz w:val="20"/>
+          <w:szCs w:val="20"/>
+        </w:rPr>
+        <w:t xml:space="preserve"> watch </w:t>
+      </w:r>
+    </w:p>
+    <w:p>
+      <w:pPr>
+        <w:numPr>
+          <w:ilvl w:val="0"/>
+          <w:numId w:val="20"/>
+        </w:numPr>
+        <w:rPr>
+          <w:rFonts w:cstheme="minorHAnsi"/>
+          <w:sz w:val="20"/>
+          <w:szCs w:val="20"/>
+        </w:rPr>
+      </w:pPr>
+      <w:r>
+        <w:rPr>
+          <w:rFonts w:cstheme="minorHAnsi"/>
+          <w:b/>
+          <w:bCs/>
+          <w:sz w:val="20"/>
+          <w:szCs w:val="20"/>
+        </w:rPr>
+        <w:t>Push to GitHub</w:t>
+      </w:r>
+      <w:r>
+        <w:rPr>
+          <w:rFonts w:cstheme="minorHAnsi"/>
+          <w:sz w:val="20"/>
+          <w:szCs w:val="20"/>
+        </w:rPr>
+        <w:br/>
+        <w:t>→ commit code</w:t>
+      </w:r>
+      <w:r>
+        <w:rPr>
+          <w:rFonts w:cstheme="minorHAnsi"/>
+          <w:sz w:val="20"/>
+          <w:szCs w:val="20"/>
+        </w:rPr>
+        <w:t xml:space="preserve"> and move the changes to GITHUB</w:t>
+      </w:r>
+      <w:r>
+        <w:rPr>
+          <w:rFonts w:cstheme="minorHAnsi"/>
+          <w:sz w:val="20"/>
+          <w:szCs w:val="20"/>
+        </w:rPr>
+        <w:br/>
+        <w:t xml:space="preserve">→ Push to </w:t>
+      </w:r>
+      <w:r>
+        <w:rPr>
+          <w:rFonts w:cstheme="minorHAnsi"/>
+          <w:b/>
+          <w:bCs/>
+          <w:sz w:val="20"/>
+          <w:szCs w:val="20"/>
+        </w:rPr>
+        <w:t>GitHub repository (main)</w:t>
+      </w:r>
+      <w:r>
+        <w:rPr>
+          <w:rFonts w:cstheme="minorHAnsi"/>
+          <w:sz w:val="20"/>
+          <w:szCs w:val="20"/>
+        </w:rPr>
+        <w:t xml:space="preserve"> </w:t>
+      </w:r>
+    </w:p>
+    <w:p>
+      <w:pPr>
+        <w:numPr>
+          <w:ilvl w:val="0"/>
+          <w:numId w:val="21"/>
+        </w:numPr>
+        <w:rPr>
+          <w:rFonts w:cstheme="minorHAnsi"/>
+          <w:sz w:val="20"/>
+          <w:szCs w:val="20"/>
+        </w:rPr>
+      </w:pPr>
+      <w:r>
+        <w:rPr>
+          <w:rFonts w:cstheme="minorHAnsi"/>
+          <w:b/>
+          <w:bCs/>
+          <w:sz w:val="20"/>
+          <w:szCs w:val="20"/>
+        </w:rPr>
+        <w:t>CI/CD Trigger</w:t>
+      </w:r>
+      <w:r>
+        <w:rPr>
+          <w:rFonts w:cstheme="minorHAnsi"/>
+          <w:sz w:val="20"/>
+          <w:szCs w:val="20"/>
+        </w:rPr>
+        <w:br/>
+        <w:t xml:space="preserve">→ Push triggers </w:t>
+      </w:r>
+      <w:r>
+        <w:rPr>
+          <w:rFonts w:cstheme="minorHAnsi"/>
+          <w:b/>
+          <w:bCs/>
+          <w:sz w:val="20"/>
+          <w:szCs w:val="20"/>
+        </w:rPr>
+        <w:t>CI/CD pipeline</w:t>
+      </w:r>
+      <w:r>
+        <w:rPr>
+          <w:rFonts w:cstheme="minorHAnsi"/>
+          <w:sz w:val="20"/>
+          <w:szCs w:val="20"/>
+        </w:rPr>
+        <w:t xml:space="preserve"> (SAP BTP CI/CD service</w:t>
+      </w:r>
+      <w:r>
+        <w:rPr>
+          <w:rFonts w:cstheme="minorHAnsi"/>
+          <w:sz w:val="20"/>
+          <w:szCs w:val="20"/>
+        </w:rPr>
+        <w:t xml:space="preserve"> &gt; already we have connected it with GITHUB, BTP and TMS</w:t>
+      </w:r>
+      <w:r>
+        <w:rPr>
+          <w:rFonts w:cstheme="minorHAnsi"/>
+          <w:sz w:val="20"/>
+          <w:szCs w:val="20"/>
+        </w:rPr>
+        <w:t xml:space="preserve">) </w:t>
+      </w:r>
+    </w:p>
+    <w:p>
+      <w:pPr>
+        <w:numPr>
+          <w:ilvl w:val="0"/>
+          <w:numId w:val="22"/>
+        </w:numPr>
+        <w:rPr>
+          <w:rFonts w:cstheme="minorHAnsi"/>
+          <w:sz w:val="20"/>
+          <w:szCs w:val="20"/>
+        </w:rPr>
+      </w:pPr>
+      <w:r>
+        <w:rPr>
+          <w:rFonts w:cstheme="minorHAnsi"/>
+          <w:b/>
+          <w:bCs/>
+          <w:sz w:val="20"/>
+          <w:szCs w:val="20"/>
+        </w:rPr>
+        <w:lastRenderedPageBreak/>
+        <w:t>Build Stage</w:t>
+      </w:r>
+      <w:r>
+        <w:rPr>
+          <w:rFonts w:cstheme="minorHAnsi"/>
+          <w:sz w:val="20"/>
+          <w:szCs w:val="20"/>
+        </w:rPr>
+        <w:br/>
+        <w:t>→ Install dependencies (</w:t>
+      </w:r>
+      <w:proofErr w:type="spellStart"/>
+      <w:r>
+        <w:rPr>
+          <w:rFonts w:cstheme="minorHAnsi"/>
+          <w:sz w:val="20"/>
+          <w:szCs w:val="20"/>
+        </w:rPr>
+        <w:t>npm</w:t>
+      </w:r>
+      <w:proofErr w:type="spellEnd"/>
+      <w:r>
+        <w:rPr>
+          <w:rFonts w:cstheme="minorHAnsi"/>
+          <w:sz w:val="20"/>
+          <w:szCs w:val="20"/>
+        </w:rPr>
+        <w:t xml:space="preserve"> install)</w:t>
+      </w:r>
+      <w:r>
+        <w:rPr>
+          <w:rFonts w:cstheme="minorHAnsi"/>
+          <w:sz w:val="20"/>
+          <w:szCs w:val="20"/>
+        </w:rPr>
+        <w:br/>
+        <w:t>→ Run tests</w:t>
+      </w:r>
+      <w:r>
+        <w:rPr>
+          <w:rFonts w:cstheme="minorHAnsi"/>
+          <w:sz w:val="20"/>
+          <w:szCs w:val="20"/>
+        </w:rPr>
+        <w:br/>
+        <w:t>→ Build MTA:</w:t>
+      </w:r>
+    </w:p>
+    <w:p>
+      <w:pPr>
+        <w:rPr>
+          <w:rFonts w:cstheme="minorHAnsi"/>
+          <w:sz w:val="20"/>
+          <w:szCs w:val="20"/>
+        </w:rPr>
+      </w:pPr>
+      <w:proofErr w:type="spellStart"/>
+      <w:r>
+        <w:rPr>
+          <w:rFonts w:cstheme="minorHAnsi"/>
+          <w:sz w:val="20"/>
+          <w:szCs w:val="20"/>
+        </w:rPr>
+        <w:t>mbt</w:t>
+      </w:r>
+      <w:proofErr w:type="spellEnd"/>
+      <w:r>
+        <w:rPr>
+          <w:rFonts w:cstheme="minorHAnsi"/>
+          <w:sz w:val="20"/>
+          <w:szCs w:val="20"/>
+        </w:rPr>
+        <w:t xml:space="preserve"> build</w:t>
+      </w:r>
+    </w:p>
+    <w:p>
+      <w:pPr>
+        <w:rPr>
+          <w:rFonts w:cstheme="minorHAnsi"/>
+          <w:sz w:val="20"/>
+          <w:szCs w:val="20"/>
+        </w:rPr>
+      </w:pPr>
+      <w:r>
+        <w:rPr>
+          <w:rFonts w:cstheme="minorHAnsi"/>
+          <w:sz w:val="20"/>
+          <w:szCs w:val="20"/>
+        </w:rPr>
+        <w:t>→ Generates .</w:t>
+      </w:r>
+      <w:proofErr w:type="spellStart"/>
+      <w:r>
+        <w:rPr>
+          <w:rFonts w:cstheme="minorHAnsi"/>
+          <w:sz w:val="20"/>
+          <w:szCs w:val="20"/>
+        </w:rPr>
+        <w:t>mtar</w:t>
+      </w:r>
+      <w:proofErr w:type="spellEnd"/>
+      <w:r>
+        <w:rPr>
+          <w:rFonts w:cstheme="minorHAnsi"/>
+          <w:sz w:val="20"/>
+          <w:szCs w:val="20"/>
+        </w:rPr>
+        <w:t xml:space="preserve"> file</w:t>
+      </w:r>
+    </w:p>
+    <w:p>
+      <w:pPr>
+        <w:numPr>
+          <w:ilvl w:val="0"/>
+          <w:numId w:val="23"/>
+        </w:numPr>
+        <w:rPr>
+          <w:rFonts w:cstheme="minorHAnsi"/>
+          <w:sz w:val="20"/>
+          <w:szCs w:val="20"/>
+        </w:rPr>
+      </w:pPr>
+      <w:r>
+        <w:rPr>
+          <w:rFonts w:cstheme="minorHAnsi"/>
+          <w:b/>
+          <w:bCs/>
+          <w:sz w:val="20"/>
+          <w:szCs w:val="20"/>
+        </w:rPr>
+        <w:t>Deploy to BTP (Cloud Foundry</w:t>
+      </w:r>
+      <w:r>
+        <w:rPr>
+          <w:rFonts w:cstheme="minorHAnsi"/>
+          <w:b/>
+          <w:bCs/>
+          <w:sz w:val="20"/>
+          <w:szCs w:val="20"/>
+        </w:rPr>
+        <w:t xml:space="preserve"> -&gt; deployed in dev space</w:t>
+      </w:r>
+      <w:r>
+        <w:rPr>
+          <w:rFonts w:cstheme="minorHAnsi"/>
+          <w:b/>
+          <w:bCs/>
+          <w:sz w:val="20"/>
+          <w:szCs w:val="20"/>
+        </w:rPr>
+        <w:t>)</w:t>
+      </w:r>
+      <w:r>
+        <w:rPr>
+          <w:rFonts w:cstheme="minorHAnsi"/>
+          <w:sz w:val="20"/>
+          <w:szCs w:val="20"/>
+        </w:rPr>
+        <w:br/>
+        <w:t>→ Pipeline executes:</w:t>
+      </w:r>
+    </w:p>
+    <w:p>
+      <w:pPr>
+        <w:rPr>
+          <w:rFonts w:cstheme="minorHAnsi"/>
+          <w:sz w:val="20"/>
+          <w:szCs w:val="20"/>
+        </w:rPr>
+      </w:pPr>
+      <w:proofErr w:type="spellStart"/>
+      <w:r>
+        <w:rPr>
+          <w:rFonts w:cstheme="minorHAnsi"/>
+          <w:sz w:val="20"/>
+          <w:szCs w:val="20"/>
+        </w:rPr>
+        <w:t>cf</w:t>
+      </w:r>
+      <w:proofErr w:type="spellEnd"/>
+      <w:r>
+        <w:rPr>
+          <w:rFonts w:cstheme="minorHAnsi"/>
+          <w:sz w:val="20"/>
+          <w:szCs w:val="20"/>
+        </w:rPr>
+        <w:t xml:space="preserve"> deploy &lt;</w:t>
+      </w:r>
+      <w:proofErr w:type="spellStart"/>
+      <w:r>
+        <w:rPr>
+          <w:rFonts w:cstheme="minorHAnsi"/>
+          <w:sz w:val="20"/>
+          <w:szCs w:val="20"/>
+        </w:rPr>
+        <w:t>mtar</w:t>
+      </w:r>
+      <w:proofErr w:type="spellEnd"/>
+      <w:r>
+        <w:rPr>
+          <w:rFonts w:cstheme="minorHAnsi"/>
+          <w:sz w:val="20"/>
+          <w:szCs w:val="20"/>
+        </w:rPr>
+        <w:t>&gt;</w:t>
+      </w:r>
+    </w:p>
+    <w:p>
+      <w:pPr>
+        <w:rPr>
+          <w:rFonts w:cstheme="minorHAnsi"/>
+          <w:sz w:val="20"/>
+          <w:szCs w:val="20"/>
+        </w:rPr>
+      </w:pPr>
+      <w:r>
+        <w:rPr>
+          <w:rFonts w:cstheme="minorHAnsi"/>
+          <w:sz w:val="20"/>
+          <w:szCs w:val="20"/>
+        </w:rPr>
+        <w:t>→ Creates:</w:t>
+      </w:r>
+    </w:p>
+    <w:p>
+      <w:pPr>
+        <w:numPr>
+          <w:ilvl w:val="1"/>
+          <w:numId w:val="23"/>
+        </w:numPr>
+        <w:rPr>
+          <w:rFonts w:cstheme="minorHAnsi"/>
+          <w:sz w:val="20"/>
+          <w:szCs w:val="20"/>
+        </w:rPr>
+      </w:pPr>
+      <w:r>
+        <w:rPr>
+          <w:rFonts w:cstheme="minorHAnsi"/>
+          <w:sz w:val="20"/>
+          <w:szCs w:val="20"/>
+        </w:rPr>
+        <w:t xml:space="preserve">HDI container (HANA) </w:t>
+      </w:r>
+    </w:p>
+    <w:p>
+      <w:pPr>
+        <w:numPr>
+          <w:ilvl w:val="1"/>
+          <w:numId w:val="23"/>
+        </w:numPr>
+        <w:rPr>
+          <w:rFonts w:cstheme="minorHAnsi"/>
+          <w:sz w:val="20"/>
+          <w:szCs w:val="20"/>
+        </w:rPr>
+      </w:pPr>
+      <w:r>
+        <w:rPr>
+          <w:rFonts w:cstheme="minorHAnsi"/>
+          <w:sz w:val="20"/>
+          <w:szCs w:val="20"/>
+        </w:rPr>
+        <w:t xml:space="preserve">CAP service </w:t>
+      </w:r>
+    </w:p>
+    <w:p>
+      <w:pPr>
+        <w:numPr>
+          <w:ilvl w:val="1"/>
+          <w:numId w:val="23"/>
+        </w:numPr>
+        <w:rPr>
+          <w:rFonts w:cstheme="minorHAnsi"/>
+          <w:sz w:val="20"/>
+          <w:szCs w:val="20"/>
+        </w:rPr>
+      </w:pPr>
+      <w:r>
+        <w:rPr>
+          <w:rFonts w:cstheme="minorHAnsi"/>
+          <w:sz w:val="20"/>
+          <w:szCs w:val="20"/>
+        </w:rPr>
+        <w:t xml:space="preserve">App Router </w:t>
+      </w:r>
+    </w:p>
+    <w:p>
+      <w:pPr>
+        <w:numPr>
+          <w:ilvl w:val="1"/>
+          <w:numId w:val="23"/>
+        </w:numPr>
+        <w:rPr>
+          <w:rFonts w:cstheme="minorHAnsi"/>
+          <w:sz w:val="20"/>
+          <w:szCs w:val="20"/>
+        </w:rPr>
+      </w:pPr>
+      <w:r>
+        <w:rPr>
+          <w:rFonts w:cstheme="minorHAnsi"/>
+          <w:sz w:val="20"/>
+          <w:szCs w:val="20"/>
+        </w:rPr>
+        <w:t xml:space="preserve">XSUAA </w:t>
+      </w:r>
+    </w:p>
+    <w:p>
+      <w:pPr>
+        <w:pStyle w:val="ListParagraph"/>
+        <w:numPr>
+          <w:ilvl w:val="0"/>
+          <w:numId w:val="25"/>
+        </w:numPr>
+        <w:rPr>
+          <w:rFonts w:cstheme="minorHAnsi"/>
+          <w:sz w:val="20"/>
+          <w:szCs w:val="20"/>
+        </w:rPr>
+      </w:pPr>
+      <w:r>
+        <w:rPr>
+          <w:rFonts w:cstheme="minorHAnsi"/>
+          <w:b/>
+          <w:bCs/>
+          <w:sz w:val="20"/>
+          <w:szCs w:val="20"/>
+        </w:rPr>
+        <w:t>Transport via TMS (Transport Management Service)</w:t>
+      </w:r>
+      <w:r>
+        <w:rPr>
+          <w:rFonts w:cstheme="minorHAnsi"/>
+          <w:sz w:val="20"/>
+          <w:szCs w:val="20"/>
+        </w:rPr>
+        <w:br/>
+        <w:t xml:space="preserve">→ </w:t>
+      </w:r>
+      <w:proofErr w:type="gramStart"/>
+      <w:r>
+        <w:rPr>
+          <w:rFonts w:cstheme="minorHAnsi"/>
+          <w:sz w:val="20"/>
+          <w:szCs w:val="20"/>
+        </w:rPr>
+        <w:t>Add .</w:t>
+      </w:r>
+      <w:proofErr w:type="spellStart"/>
+      <w:r>
+        <w:rPr>
+          <w:rFonts w:cstheme="minorHAnsi"/>
+          <w:sz w:val="20"/>
+          <w:szCs w:val="20"/>
+        </w:rPr>
+        <w:t>mtar</w:t>
+      </w:r>
+      <w:proofErr w:type="spellEnd"/>
+      <w:proofErr w:type="gramEnd"/>
+      <w:r>
+        <w:rPr>
+          <w:rFonts w:cstheme="minorHAnsi"/>
+          <w:sz w:val="20"/>
+          <w:szCs w:val="20"/>
+        </w:rPr>
+        <w:t xml:space="preserve"> to </w:t>
+      </w:r>
+      <w:r>
+        <w:rPr>
+          <w:rFonts w:cstheme="minorHAnsi"/>
+          <w:b/>
+          <w:bCs/>
+          <w:sz w:val="20"/>
+          <w:szCs w:val="20"/>
+        </w:rPr>
+        <w:t>Transport Node</w:t>
+      </w:r>
+      <w:r>
+        <w:rPr>
+          <w:rFonts w:cstheme="minorHAnsi"/>
+          <w:sz w:val="20"/>
+          <w:szCs w:val="20"/>
+        </w:rPr>
+        <w:br/>
+        <w:t xml:space="preserve">→ Create </w:t>
+      </w:r>
+      <w:r>
+        <w:rPr>
+          <w:rFonts w:cstheme="minorHAnsi"/>
+          <w:b/>
+          <w:bCs/>
+          <w:sz w:val="20"/>
+          <w:szCs w:val="20"/>
+        </w:rPr>
+        <w:t>Transport Request (TR)</w:t>
+      </w:r>
+      <w:r>
+        <w:rPr>
+          <w:rFonts w:cstheme="minorHAnsi"/>
+          <w:sz w:val="20"/>
+          <w:szCs w:val="20"/>
+        </w:rPr>
+        <w:br/>
+        <w:t xml:space="preserve">→ Move artifact from: </w:t>
+      </w:r>
+    </w:p>
+    <w:p>
+      <w:pPr>
+        <w:numPr>
+          <w:ilvl w:val="1"/>
+          <w:numId w:val="25"/>
+        </w:numPr>
+        <w:rPr>
+          <w:rFonts w:cstheme="minorHAnsi"/>
+          <w:sz w:val="20"/>
+          <w:szCs w:val="20"/>
+        </w:rPr>
+      </w:pPr>
+      <w:r>
+        <w:rPr>
+          <w:rFonts w:cstheme="minorHAnsi"/>
+          <w:sz w:val="20"/>
+          <w:szCs w:val="20"/>
+        </w:rPr>
+        <w:t xml:space="preserve">Dev → QA → Prod </w:t>
+      </w:r>
+    </w:p>
+    <w:p>
+      <w:pPr>
+        <w:pStyle w:val="ListParagraph"/>
+        <w:numPr>
+          <w:ilvl w:val="0"/>
+          <w:numId w:val="25"/>
+        </w:numPr>
+        <w:rPr>
+          <w:rFonts w:cstheme="minorHAnsi"/>
+          <w:sz w:val="20"/>
+          <w:szCs w:val="20"/>
+        </w:rPr>
+      </w:pPr>
+      <w:r>
+        <w:rPr>
+          <w:rFonts w:cstheme="minorHAnsi"/>
+          <w:b/>
+          <w:bCs/>
+          <w:sz w:val="20"/>
+          <w:szCs w:val="20"/>
+        </w:rPr>
+        <w:t>Production Deployment</w:t>
+      </w:r>
+      <w:r>
+        <w:rPr>
+          <w:rFonts w:cstheme="minorHAnsi"/>
+          <w:sz w:val="20"/>
+          <w:szCs w:val="20"/>
+        </w:rPr>
+        <w:br/>
+        <w:t xml:space="preserve">→ TMS deploys </w:t>
+      </w:r>
+      <w:proofErr w:type="gramStart"/>
+      <w:r>
+        <w:rPr>
+          <w:rFonts w:cstheme="minorHAnsi"/>
+          <w:sz w:val="20"/>
+          <w:szCs w:val="20"/>
+        </w:rPr>
+        <w:t>same .</w:t>
+      </w:r>
+      <w:proofErr w:type="spellStart"/>
+      <w:r>
+        <w:rPr>
+          <w:rFonts w:cstheme="minorHAnsi"/>
+          <w:sz w:val="20"/>
+          <w:szCs w:val="20"/>
+        </w:rPr>
+        <w:t>mtar</w:t>
+      </w:r>
+      <w:proofErr w:type="spellEnd"/>
+      <w:proofErr w:type="gramEnd"/>
+      <w:r>
+        <w:rPr>
+          <w:rFonts w:cstheme="minorHAnsi"/>
+          <w:sz w:val="20"/>
+          <w:szCs w:val="20"/>
+        </w:rPr>
+        <w:t xml:space="preserve"> to </w:t>
+      </w:r>
+      <w:r>
+        <w:rPr>
+          <w:rFonts w:cstheme="minorHAnsi"/>
+          <w:b/>
+          <w:bCs/>
+          <w:sz w:val="20"/>
+          <w:szCs w:val="20"/>
+        </w:rPr>
+        <w:t>Prod subaccount</w:t>
+      </w:r>
+      <w:r>
+        <w:rPr>
+          <w:rFonts w:cstheme="minorHAnsi"/>
+          <w:sz w:val="20"/>
+          <w:szCs w:val="20"/>
+        </w:rPr>
+        <w:br/>
+        <w:t xml:space="preserve">→ Ensures consistency across landscapes </w:t>
+      </w:r>
+    </w:p>
+    <w:p>
+      <w:pPr>
+        <w:pStyle w:val="ListParagraph"/>
+        <w:numPr>
+          <w:ilvl w:val="0"/>
+          <w:numId w:val="25"/>
+        </w:numPr>
+        <w:rPr>
+          <w:rFonts w:cstheme="minorHAnsi"/>
+          <w:sz w:val="20"/>
+          <w:szCs w:val="20"/>
+        </w:rPr>
+      </w:pPr>
+      <w:r>
+        <w:rPr>
+          <w:rFonts w:cstheme="minorHAnsi"/>
+          <w:b/>
+          <w:bCs/>
+          <w:sz w:val="20"/>
+          <w:szCs w:val="20"/>
+        </w:rPr>
+        <w:t>Access Application</w:t>
+      </w:r>
+      <w:r>
+        <w:rPr>
+          <w:rFonts w:cstheme="minorHAnsi"/>
+          <w:sz w:val="20"/>
+          <w:szCs w:val="20"/>
+        </w:rPr>
+        <w:br/>
+        <w:t>→ User accesses via App Router URL</w:t>
+      </w:r>
+      <w:r>
+        <w:rPr>
+          <w:rFonts w:cstheme="minorHAnsi"/>
+          <w:sz w:val="20"/>
+          <w:szCs w:val="20"/>
+        </w:rPr>
+        <w:br/>
+        <w:t>→ Auth via XSUAA → App runs</w:t>
+      </w:r>
+    </w:p>
+    <w:p>
+      <w:pPr>
+        <w:rPr>
+          <w:rFonts w:cstheme="minorHAnsi"/>
+          <w:sz w:val="20"/>
+          <w:szCs w:val="20"/>
+        </w:rPr>
+      </w:pPr>
+      <w:r>
+        <w:rPr>
+          <w:rFonts w:cstheme="minorHAnsi"/>
+          <w:b/>
+          <w:bCs/>
+          <w:sz w:val="20"/>
+          <w:szCs w:val="20"/>
+          <w:highlight w:val="yellow"/>
+        </w:rPr>
+        <w:t>How Outbound Authentication is happened in CAP application</w:t>
+      </w:r>
+      <w:r>
+        <w:rPr>
+          <w:rFonts w:cstheme="minorHAnsi"/>
+          <w:b/>
+          <w:bCs/>
+          <w:sz w:val="20"/>
+          <w:szCs w:val="20"/>
+        </w:rPr>
+        <w:t xml:space="preserve"> &gt;</w:t>
+      </w:r>
+      <w:r>
+        <w:rPr>
+          <w:rFonts w:cstheme="minorHAnsi"/>
+          <w:b/>
+          <w:bCs/>
+          <w:sz w:val="20"/>
+          <w:szCs w:val="20"/>
+        </w:rPr>
+        <w:br/>
+      </w:r>
+      <w:r>
+        <w:rPr>
+          <w:rFonts w:cstheme="minorHAnsi"/>
+          <w:sz w:val="20"/>
+          <w:szCs w:val="20"/>
+        </w:rPr>
+        <w:t>In CAPM, outbound authentication is handled via Destination service, where CAP fetches credentials or tokens (OAuth2, principal propagation) and calls external systems securely.</w:t>
+      </w:r>
+    </w:p>
+    <w:p>
+      <w:pPr>
+        <w:rPr>
+          <w:rFonts w:cstheme="minorHAnsi"/>
+          <w:sz w:val="20"/>
+          <w:szCs w:val="20"/>
+        </w:rPr>
+      </w:pPr>
+      <w:r>
+        <w:rPr>
+          <w:rFonts w:cstheme="minorHAnsi"/>
+          <w:b/>
+          <w:bCs/>
+          <w:sz w:val="20"/>
+          <w:szCs w:val="20"/>
+          <w:highlight w:val="yellow"/>
+        </w:rPr>
+        <w:t xml:space="preserve">What is </w:t>
+      </w:r>
+      <w:proofErr w:type="spellStart"/>
+      <w:r>
+        <w:rPr>
+          <w:rFonts w:cstheme="minorHAnsi"/>
+          <w:b/>
+          <w:bCs/>
+          <w:sz w:val="20"/>
+          <w:szCs w:val="20"/>
+          <w:highlight w:val="yellow"/>
+        </w:rPr>
+        <w:t>axios</w:t>
+      </w:r>
+      <w:proofErr w:type="spellEnd"/>
+      <w:r>
+        <w:rPr>
+          <w:rFonts w:cstheme="minorHAnsi"/>
+          <w:b/>
+          <w:bCs/>
+          <w:sz w:val="20"/>
+          <w:szCs w:val="20"/>
+        </w:rPr>
+        <w:t xml:space="preserve"> &gt;</w:t>
+      </w:r>
+      <w:r>
+        <w:rPr>
+          <w:rFonts w:cstheme="minorHAnsi"/>
+          <w:b/>
+          <w:bCs/>
+          <w:sz w:val="20"/>
+          <w:szCs w:val="20"/>
+        </w:rPr>
+        <w:br/>
+      </w:r>
+      <w:r>
+        <w:rPr>
+          <w:rFonts w:cstheme="minorHAnsi"/>
+          <w:sz w:val="20"/>
+          <w:szCs w:val="20"/>
+        </w:rPr>
+        <w:t>Axios is a JavaScript library used to make HTTP requests to external services or APIs.</w:t>
+      </w:r>
+      <w:r>
+        <w:rPr>
+          <w:rFonts w:cstheme="minorHAnsi"/>
+          <w:sz w:val="20"/>
+          <w:szCs w:val="20"/>
+        </w:rPr>
+        <w:t xml:space="preserve"> It is </w:t>
+      </w:r>
+      <w:r>
+        <w:rPr>
+          <w:rFonts w:cstheme="minorHAnsi"/>
+          <w:sz w:val="20"/>
+          <w:szCs w:val="20"/>
+        </w:rPr>
+        <w:t>Promise-based</w:t>
+      </w:r>
+      <w:r>
+        <w:rPr>
+          <w:rFonts w:cstheme="minorHAnsi"/>
+          <w:sz w:val="20"/>
+          <w:szCs w:val="20"/>
+        </w:rPr>
+        <w:t xml:space="preserve">, </w:t>
+      </w:r>
+      <w:r>
+        <w:rPr>
+          <w:rFonts w:cstheme="minorHAnsi"/>
+          <w:sz w:val="20"/>
+          <w:szCs w:val="20"/>
+        </w:rPr>
+        <w:t>Easy request/response handling</w:t>
+      </w:r>
+      <w:r>
+        <w:rPr>
+          <w:rFonts w:cstheme="minorHAnsi"/>
+          <w:sz w:val="20"/>
+          <w:szCs w:val="20"/>
+        </w:rPr>
+        <w:t xml:space="preserve"> and </w:t>
+      </w:r>
+      <w:r>
+        <w:rPr>
+          <w:rFonts w:cstheme="minorHAnsi"/>
+          <w:sz w:val="20"/>
+          <w:szCs w:val="20"/>
+        </w:rPr>
+        <w:t>Supports headers, auth, JSON</w:t>
+      </w:r>
+      <w:r>
+        <w:rPr>
+          <w:rFonts w:cstheme="minorHAnsi"/>
+          <w:sz w:val="20"/>
+          <w:szCs w:val="20"/>
+        </w:rPr>
+        <w:t>.</w:t>
+      </w:r>
+    </w:p>
+    <w:p>
+      <w:pPr>
+        <w:rPr>
+          <w:rFonts w:cstheme="minorHAnsi"/>
+          <w:sz w:val="20"/>
+          <w:szCs w:val="20"/>
+        </w:rPr>
+      </w:pPr>
+      <w:r>
+        <w:rPr>
+          <w:rFonts w:cstheme="minorHAnsi"/>
+          <w:sz w:val="20"/>
+          <w:szCs w:val="20"/>
+        </w:rPr>
+        <w:drawing>
+          <wp:inline distT="0" distB="0" distL="0" distR="0" wp14:anchorId="7C003CC9" wp14:editId="391240DA">
+            <wp:extent cx="3800310" cy="745159"/>
+            <wp:effectExtent l="0" t="0" r="0" b="0"/>
+            <wp:docPr id="121703727" name="Picture 1"/>
+            <wp:cNvGraphicFramePr>
+              <a:graphicFrameLocks xmlns:a="http://schemas.openxmlformats.org/drawingml/2006/main" noChangeAspect="1"/>
+            </wp:cNvGraphicFramePr>
+            <a:graphic xmlns:a="http://schemas.openxmlformats.org/drawingml/2006/main">
+              <a:graphicData uri="http://schemas.openxmlformats.org/drawingml/2006/picture">
+                <pic:pic xmlns:pic="http://schemas.openxmlformats.org/drawingml/2006/picture">
+                  <pic:nvPicPr>
+                    <pic:cNvPr id="121703727" name=""/>
+                    <pic:cNvPicPr/>
+                  </pic:nvPicPr>
+                  <pic:blipFill>
+                    <a:blip r:embed="rId28"/>
+                    <a:stretch>
+                      <a:fillRect/>
+                    </a:stretch>
+                  </pic:blipFill>
+                  <pic:spPr>
+                    <a:xfrm>
+                      <a:off x="0" y="0"/>
+                      <a:ext cx="3825096" cy="750019"/>
+                    </a:xfrm>
+                    <a:prstGeom prst="rect">
+                      <a:avLst/>
+                    </a:prstGeom>
+                  </pic:spPr>
+                </pic:pic>
+              </a:graphicData>
+            </a:graphic>
+          </wp:inline>
+        </w:drawing>
+      </w:r>
+    </w:p>
+    <w:p>
+      <w:pPr>
+        <w:rPr>
+          <w:rFonts w:cstheme="minorHAnsi"/>
+          <w:sz w:val="20"/>
+          <w:szCs w:val="20"/>
+        </w:rPr>
+      </w:pPr>
+      <w:r>
+        <w:rPr>
+          <w:rFonts w:cstheme="minorHAnsi"/>
+          <w:b/>
+          <w:bCs/>
+          <w:sz w:val="20"/>
+          <w:szCs w:val="20"/>
+          <w:highlight w:val="yellow"/>
+        </w:rPr>
+        <w:t>What is Deep entity</w:t>
+      </w:r>
+      <w:r>
+        <w:rPr>
+          <w:rFonts w:cstheme="minorHAnsi"/>
+          <w:b/>
+          <w:bCs/>
+          <w:sz w:val="20"/>
+          <w:szCs w:val="20"/>
+        </w:rPr>
+        <w:t xml:space="preserve"> &gt;</w:t>
+      </w:r>
+      <w:r>
+        <w:rPr>
+          <w:rFonts w:cstheme="minorHAnsi"/>
+          <w:b/>
+          <w:bCs/>
+          <w:sz w:val="20"/>
+          <w:szCs w:val="20"/>
+        </w:rPr>
+        <w:br/>
+      </w:r>
+      <w:r>
+        <w:rPr>
+          <w:rFonts w:cstheme="minorHAnsi"/>
+          <w:b/>
+          <w:bCs/>
+          <w:sz w:val="20"/>
+          <w:szCs w:val="20"/>
+        </w:rPr>
+        <w:t>Deep Entity:</w:t>
+      </w:r>
+      <w:r>
+        <w:rPr>
+          <w:rFonts w:cstheme="minorHAnsi"/>
+          <w:sz w:val="20"/>
+          <w:szCs w:val="20"/>
+        </w:rPr>
+        <w:t xml:space="preserve"> A deep entity is a hierarchical data structure where a parent entity is retrieved along with its </w:t>
+      </w:r>
+      <w:r>
+        <w:rPr>
+          <w:rFonts w:cstheme="minorHAnsi"/>
+          <w:sz w:val="20"/>
+          <w:szCs w:val="20"/>
+        </w:rPr>
+        <w:lastRenderedPageBreak/>
+        <w:t>related child entities in a single request.</w:t>
+      </w:r>
+      <w:r>
+        <w:rPr>
+          <w:rFonts w:cstheme="minorHAnsi"/>
+          <w:sz w:val="20"/>
+          <w:szCs w:val="20"/>
+        </w:rPr>
+        <w:t xml:space="preserve"> We can Push data also in a go if composition is there.</w:t>
+      </w:r>
+      <w:r>
+        <w:rPr>
+          <w:rFonts w:cstheme="minorHAnsi"/>
+          <w:sz w:val="20"/>
+          <w:szCs w:val="20"/>
+        </w:rPr>
+        <w:br/>
+      </w:r>
+      <w:r>
+        <w:rPr>
+          <w:rFonts w:cstheme="minorHAnsi"/>
+          <w:sz w:val="20"/>
+          <w:szCs w:val="20"/>
+        </w:rPr>
+        <w:drawing>
+          <wp:inline distT="0" distB="0" distL="0" distR="0" wp14:anchorId="543F4BFD" wp14:editId="573F73A7">
+            <wp:extent cx="2262215" cy="1095622"/>
+            <wp:effectExtent l="0" t="0" r="5080" b="9525"/>
+            <wp:docPr id="95029354" name="Picture 1"/>
+            <wp:cNvGraphicFramePr>
+              <a:graphicFrameLocks xmlns:a="http://schemas.openxmlformats.org/drawingml/2006/main" noChangeAspect="1"/>
+            </wp:cNvGraphicFramePr>
+            <a:graphic xmlns:a="http://schemas.openxmlformats.org/drawingml/2006/main">
+              <a:graphicData uri="http://schemas.openxmlformats.org/drawingml/2006/picture">
+                <pic:pic xmlns:pic="http://schemas.openxmlformats.org/drawingml/2006/picture">
+                  <pic:nvPicPr>
+                    <pic:cNvPr id="95029354" name=""/>
+                    <pic:cNvPicPr/>
+                  </pic:nvPicPr>
+                  <pic:blipFill>
+                    <a:blip r:embed="rId29"/>
+                    <a:stretch>
+                      <a:fillRect/>
+                    </a:stretch>
+                  </pic:blipFill>
+                  <pic:spPr>
+                    <a:xfrm>
+                      <a:off x="0" y="0"/>
+                      <a:ext cx="2274611" cy="1101625"/>
+                    </a:xfrm>
+                    <a:prstGeom prst="rect">
+                      <a:avLst/>
+                    </a:prstGeom>
+                  </pic:spPr>
+                </pic:pic>
+              </a:graphicData>
+            </a:graphic>
+          </wp:inline>
+        </w:drawing>
+      </w:r>
+    </w:p>
+    <w:p>
+      <w:pPr>
+        <w:rPr>
+          <w:rFonts w:cstheme="minorHAnsi"/>
+          <w:b/>
+          <w:bCs/>
+          <w:sz w:val="20"/>
+          <w:szCs w:val="20"/>
+        </w:rPr>
+      </w:pPr>
+      <w:r>
+        <w:rPr>
+          <w:rFonts w:cstheme="minorHAnsi"/>
+          <w:b/>
+          <w:bCs/>
+          <w:sz w:val="20"/>
+          <w:szCs w:val="20"/>
+          <w:highlight w:val="yellow"/>
+        </w:rPr>
+        <w:t>***</w:t>
+      </w:r>
+      <w:r>
+        <w:rPr>
+          <w:rFonts w:cstheme="minorHAnsi"/>
+          <w:b/>
+          <w:bCs/>
+          <w:sz w:val="20"/>
+          <w:szCs w:val="20"/>
+          <w:highlight w:val="yellow"/>
+        </w:rPr>
+        <w:t xml:space="preserve">What are the steps to do a </w:t>
+      </w:r>
+      <w:proofErr w:type="gramStart"/>
+      <w:r>
+        <w:rPr>
+          <w:rFonts w:cstheme="minorHAnsi"/>
+          <w:b/>
+          <w:bCs/>
+          <w:sz w:val="20"/>
+          <w:szCs w:val="20"/>
+          <w:highlight w:val="yellow"/>
+        </w:rPr>
+        <w:t>Side by side</w:t>
+      </w:r>
+      <w:proofErr w:type="gramEnd"/>
+      <w:r>
+        <w:rPr>
+          <w:rFonts w:cstheme="minorHAnsi"/>
+          <w:b/>
+          <w:bCs/>
+          <w:sz w:val="20"/>
+          <w:szCs w:val="20"/>
+          <w:highlight w:val="yellow"/>
+        </w:rPr>
+        <w:t xml:space="preserve"> extension where we Extend standard </w:t>
+      </w:r>
+      <w:proofErr w:type="spellStart"/>
+      <w:r>
+        <w:rPr>
+          <w:rFonts w:cstheme="minorHAnsi"/>
+          <w:b/>
+          <w:bCs/>
+          <w:sz w:val="20"/>
+          <w:szCs w:val="20"/>
+          <w:highlight w:val="yellow"/>
+        </w:rPr>
+        <w:t>odata</w:t>
+      </w:r>
+      <w:proofErr w:type="spellEnd"/>
+      <w:r>
+        <w:rPr>
+          <w:rFonts w:cstheme="minorHAnsi"/>
+          <w:b/>
+          <w:bCs/>
+          <w:sz w:val="20"/>
+          <w:szCs w:val="20"/>
+          <w:highlight w:val="yellow"/>
+        </w:rPr>
+        <w:t xml:space="preserve"> from S4Hana in cap app and exposes as a V4</w:t>
+      </w:r>
+      <w:r>
+        <w:rPr>
+          <w:rFonts w:cstheme="minorHAnsi"/>
+          <w:b/>
+          <w:bCs/>
+          <w:sz w:val="20"/>
+          <w:szCs w:val="20"/>
+        </w:rPr>
+        <w:t xml:space="preserve"> &gt;</w:t>
+      </w:r>
+    </w:p>
+    <w:p>
+      <w:pPr>
+        <w:pStyle w:val="ListParagraph"/>
+        <w:numPr>
+          <w:ilvl w:val="1"/>
+          <w:numId w:val="10"/>
+        </w:numPr>
+        <w:rPr>
+          <w:rFonts w:cstheme="minorHAnsi"/>
+          <w:sz w:val="20"/>
+          <w:szCs w:val="20"/>
+        </w:rPr>
+      </w:pPr>
+      <w:r>
+        <w:rPr>
+          <w:rFonts w:cstheme="minorHAnsi"/>
+          <w:sz w:val="20"/>
+          <w:szCs w:val="20"/>
+        </w:rPr>
+        <w:t>We need to create a cap project</w:t>
+      </w:r>
+      <w:r>
+        <w:rPr>
+          <w:rFonts w:cstheme="minorHAnsi"/>
+          <w:sz w:val="20"/>
+          <w:szCs w:val="20"/>
+        </w:rPr>
+        <w:t xml:space="preserve"> </w:t>
+      </w:r>
+      <w:proofErr w:type="spellStart"/>
+      <w:r>
+        <w:rPr>
+          <w:rFonts w:cstheme="minorHAnsi"/>
+          <w:sz w:val="20"/>
+          <w:szCs w:val="20"/>
+        </w:rPr>
+        <w:t>cds</w:t>
+      </w:r>
+      <w:proofErr w:type="spellEnd"/>
+      <w:r>
+        <w:rPr>
+          <w:rFonts w:cstheme="minorHAnsi"/>
+          <w:sz w:val="20"/>
+          <w:szCs w:val="20"/>
+        </w:rPr>
+        <w:t xml:space="preserve"> init</w:t>
+      </w:r>
+      <w:r>
+        <w:rPr>
+          <w:rFonts w:cstheme="minorHAnsi"/>
+          <w:sz w:val="20"/>
+          <w:szCs w:val="20"/>
+        </w:rPr>
+        <w:t>.</w:t>
+      </w:r>
+    </w:p>
+    <w:p>
+      <w:pPr>
+        <w:pStyle w:val="ListParagraph"/>
+        <w:numPr>
+          <w:ilvl w:val="1"/>
+          <w:numId w:val="10"/>
+        </w:numPr>
+        <w:rPr>
+          <w:rFonts w:cstheme="minorHAnsi"/>
+          <w:sz w:val="20"/>
+          <w:szCs w:val="20"/>
+        </w:rPr>
+      </w:pPr>
+      <w:r>
+        <w:rPr>
+          <w:rFonts w:cstheme="minorHAnsi"/>
+          <w:sz w:val="20"/>
+          <w:szCs w:val="20"/>
+        </w:rPr>
+        <w:t xml:space="preserve">Then come of SAP API HUB and find our correct Standard OData service available in S4Hana and install </w:t>
+      </w:r>
+      <w:r>
+        <w:rPr>
+          <w:rFonts w:cstheme="minorHAnsi"/>
+          <w:b/>
+          <w:bCs/>
+          <w:sz w:val="20"/>
+          <w:szCs w:val="20"/>
+        </w:rPr>
+        <w:t>EDMX</w:t>
+      </w:r>
+      <w:r>
+        <w:rPr>
+          <w:rFonts w:cstheme="minorHAnsi"/>
+          <w:sz w:val="20"/>
+          <w:szCs w:val="20"/>
+        </w:rPr>
+        <w:t xml:space="preserve"> file of it from </w:t>
+      </w:r>
+      <w:r>
+        <w:rPr>
+          <w:rFonts w:cstheme="minorHAnsi"/>
+          <w:b/>
+          <w:bCs/>
+          <w:sz w:val="20"/>
+          <w:szCs w:val="20"/>
+        </w:rPr>
+        <w:t>API specification</w:t>
+      </w:r>
+      <w:r>
+        <w:rPr>
+          <w:rFonts w:cstheme="minorHAnsi"/>
+          <w:sz w:val="20"/>
+          <w:szCs w:val="20"/>
+        </w:rPr>
+        <w:t>.</w:t>
+      </w:r>
+    </w:p>
+    <w:p>
+      <w:pPr>
+        <w:pStyle w:val="ListParagraph"/>
+        <w:numPr>
+          <w:ilvl w:val="1"/>
+          <w:numId w:val="10"/>
+        </w:numPr>
+        <w:rPr>
+          <w:rFonts w:cstheme="minorHAnsi"/>
+          <w:sz w:val="20"/>
+          <w:szCs w:val="20"/>
+        </w:rPr>
+      </w:pPr>
+      <w:r>
+        <w:rPr>
+          <w:rFonts w:cstheme="minorHAnsi"/>
+          <w:sz w:val="20"/>
+          <w:szCs w:val="20"/>
+        </w:rPr>
+        <w:t xml:space="preserve">After doing above we need to verify if std OData service is </w:t>
+      </w:r>
+      <w:r>
+        <w:rPr>
+          <w:rFonts w:cstheme="minorHAnsi"/>
+          <w:b/>
+          <w:bCs/>
+          <w:sz w:val="20"/>
+          <w:szCs w:val="20"/>
+        </w:rPr>
+        <w:t>activated</w:t>
+      </w:r>
+      <w:r>
+        <w:rPr>
+          <w:rFonts w:cstheme="minorHAnsi"/>
+          <w:sz w:val="20"/>
+          <w:szCs w:val="20"/>
+        </w:rPr>
+        <w:t xml:space="preserve"> in S4Hana or not, </w:t>
+      </w:r>
+      <w:proofErr w:type="gramStart"/>
+      <w:r>
+        <w:rPr>
+          <w:rFonts w:cstheme="minorHAnsi"/>
+          <w:sz w:val="20"/>
+          <w:szCs w:val="20"/>
+        </w:rPr>
+        <w:t>If</w:t>
+      </w:r>
+      <w:proofErr w:type="gramEnd"/>
+      <w:r>
+        <w:rPr>
+          <w:rFonts w:cstheme="minorHAnsi"/>
+          <w:sz w:val="20"/>
+          <w:szCs w:val="20"/>
+        </w:rPr>
+        <w:t xml:space="preserve"> not activate (</w:t>
+      </w:r>
+      <w:proofErr w:type="spellStart"/>
+      <w:r>
+        <w:rPr>
+          <w:rFonts w:cstheme="minorHAnsi"/>
+          <w:sz w:val="20"/>
+          <w:szCs w:val="20"/>
+        </w:rPr>
+        <w:t>tcode</w:t>
+      </w:r>
+      <w:proofErr w:type="spellEnd"/>
+      <w:r>
+        <w:rPr>
+          <w:rFonts w:cstheme="minorHAnsi"/>
+          <w:sz w:val="20"/>
+          <w:szCs w:val="20"/>
+        </w:rPr>
+        <w:t xml:space="preserve"> – IWFND</w:t>
+      </w:r>
+      <w:r>
+        <w:rPr>
+          <w:rFonts w:cstheme="minorHAnsi"/>
+          <w:sz w:val="20"/>
+          <w:szCs w:val="20"/>
+        </w:rPr>
+        <w:t>_</w:t>
+      </w:r>
+      <w:r>
+        <w:rPr>
+          <w:rFonts w:cstheme="minorHAnsi"/>
+          <w:sz w:val="20"/>
+          <w:szCs w:val="20"/>
+        </w:rPr>
+        <w:t>MAINTSERVICE &gt;&gt; Service Maintenance)</w:t>
+      </w:r>
+    </w:p>
+    <w:p>
+      <w:pPr>
+        <w:pStyle w:val="ListParagraph"/>
+        <w:numPr>
+          <w:ilvl w:val="1"/>
+          <w:numId w:val="10"/>
+        </w:numPr>
+        <w:rPr>
+          <w:rFonts w:cstheme="minorHAnsi"/>
+          <w:sz w:val="20"/>
+          <w:szCs w:val="20"/>
+        </w:rPr>
+      </w:pPr>
+      <w:r>
+        <w:rPr>
+          <w:rFonts w:cstheme="minorHAnsi"/>
+          <w:sz w:val="20"/>
+          <w:szCs w:val="20"/>
+        </w:rPr>
+        <w:t xml:space="preserve">Now we need to create </w:t>
+      </w:r>
+      <w:proofErr w:type="gramStart"/>
+      <w:r>
+        <w:rPr>
+          <w:rFonts w:cstheme="minorHAnsi"/>
+          <w:sz w:val="20"/>
+          <w:szCs w:val="20"/>
+        </w:rPr>
+        <w:t>a</w:t>
+      </w:r>
+      <w:proofErr w:type="gramEnd"/>
+      <w:r>
+        <w:rPr>
+          <w:rFonts w:cstheme="minorHAnsi"/>
+          <w:sz w:val="20"/>
+          <w:szCs w:val="20"/>
+        </w:rPr>
+        <w:t xml:space="preserve"> external folder under </w:t>
+      </w:r>
+      <w:proofErr w:type="spellStart"/>
+      <w:r>
+        <w:rPr>
+          <w:rFonts w:cstheme="minorHAnsi"/>
+          <w:sz w:val="20"/>
+          <w:szCs w:val="20"/>
+        </w:rPr>
+        <w:t>srv</w:t>
+      </w:r>
+      <w:proofErr w:type="spellEnd"/>
+      <w:r>
+        <w:rPr>
+          <w:rFonts w:cstheme="minorHAnsi"/>
+          <w:sz w:val="20"/>
+          <w:szCs w:val="20"/>
+        </w:rPr>
+        <w:t xml:space="preserve"> in cap app.</w:t>
+      </w:r>
+    </w:p>
+    <w:p>
+      <w:pPr>
+        <w:pStyle w:val="ListParagraph"/>
+        <w:numPr>
+          <w:ilvl w:val="1"/>
+          <w:numId w:val="10"/>
+        </w:numPr>
+        <w:rPr>
+          <w:rFonts w:cstheme="minorHAnsi"/>
+          <w:sz w:val="20"/>
+          <w:szCs w:val="20"/>
+        </w:rPr>
+      </w:pPr>
+      <w:r>
+        <w:rPr>
+          <w:rFonts w:cstheme="minorHAnsi"/>
+          <w:sz w:val="20"/>
+          <w:szCs w:val="20"/>
+        </w:rPr>
+        <w:t xml:space="preserve">Need to run </w:t>
+      </w:r>
+      <w:proofErr w:type="spellStart"/>
+      <w:r>
+        <w:rPr>
+          <w:rFonts w:cstheme="minorHAnsi"/>
+          <w:b/>
+          <w:bCs/>
+          <w:sz w:val="20"/>
+          <w:szCs w:val="20"/>
+        </w:rPr>
+        <w:t>cds</w:t>
+      </w:r>
+      <w:proofErr w:type="spellEnd"/>
+      <w:r>
+        <w:rPr>
+          <w:rFonts w:cstheme="minorHAnsi"/>
+          <w:b/>
+          <w:bCs/>
+          <w:sz w:val="20"/>
+          <w:szCs w:val="20"/>
+        </w:rPr>
+        <w:t xml:space="preserve"> watch</w:t>
+      </w:r>
+      <w:r>
+        <w:rPr>
+          <w:rFonts w:cstheme="minorHAnsi"/>
+          <w:sz w:val="20"/>
+          <w:szCs w:val="20"/>
+        </w:rPr>
+        <w:t xml:space="preserve"> and drop/add the EDMX in the External folder, which will create a </w:t>
+      </w:r>
+      <w:r>
+        <w:rPr>
+          <w:rFonts w:cstheme="minorHAnsi"/>
+          <w:b/>
+          <w:bCs/>
+          <w:sz w:val="20"/>
+          <w:szCs w:val="20"/>
+        </w:rPr>
+        <w:t>CSN</w:t>
+      </w:r>
+      <w:r>
+        <w:rPr>
+          <w:rFonts w:cstheme="minorHAnsi"/>
+          <w:sz w:val="20"/>
+          <w:szCs w:val="20"/>
+        </w:rPr>
+        <w:t xml:space="preserve"> file from </w:t>
+      </w:r>
+      <w:r>
+        <w:rPr>
+          <w:rFonts w:cstheme="minorHAnsi"/>
+          <w:b/>
+          <w:bCs/>
+          <w:sz w:val="20"/>
+          <w:szCs w:val="20"/>
+        </w:rPr>
+        <w:t>EDMX</w:t>
+      </w:r>
+      <w:r>
+        <w:rPr>
+          <w:rFonts w:cstheme="minorHAnsi"/>
+          <w:b/>
+          <w:bCs/>
+          <w:sz w:val="20"/>
+          <w:szCs w:val="20"/>
+        </w:rPr>
+        <w:t xml:space="preserve"> </w:t>
+      </w:r>
+      <w:r>
+        <w:rPr>
+          <w:rFonts w:cstheme="minorHAnsi"/>
+          <w:sz w:val="20"/>
+          <w:szCs w:val="20"/>
+        </w:rPr>
+        <w:t>where all the info’s and metadata of API will be available</w:t>
+      </w:r>
+      <w:r>
+        <w:rPr>
+          <w:rFonts w:cstheme="minorHAnsi"/>
+          <w:sz w:val="20"/>
+          <w:szCs w:val="20"/>
+        </w:rPr>
+        <w:t>.</w:t>
+      </w:r>
+    </w:p>
+    <w:p>
+      <w:pPr>
+        <w:pStyle w:val="ListParagraph"/>
+        <w:numPr>
+          <w:ilvl w:val="1"/>
+          <w:numId w:val="10"/>
+        </w:numPr>
+        <w:rPr>
+          <w:rFonts w:cstheme="minorHAnsi"/>
+          <w:sz w:val="20"/>
+          <w:szCs w:val="20"/>
+        </w:rPr>
+      </w:pPr>
+      <w:r>
+        <w:rPr>
+          <w:rFonts w:cstheme="minorHAnsi"/>
+          <w:sz w:val="20"/>
+          <w:szCs w:val="20"/>
+        </w:rPr>
+        <w:t xml:space="preserve">We need to add </w:t>
+      </w:r>
+      <w:r>
+        <w:rPr>
+          <w:rFonts w:cstheme="minorHAnsi"/>
+          <w:b/>
+          <w:bCs/>
+          <w:sz w:val="20"/>
+          <w:szCs w:val="20"/>
+        </w:rPr>
+        <w:t>SAP Cloud SDK</w:t>
+      </w:r>
+      <w:r>
+        <w:rPr>
+          <w:rFonts w:cstheme="minorHAnsi"/>
+          <w:b/>
+          <w:bCs/>
+          <w:sz w:val="20"/>
+          <w:szCs w:val="20"/>
+        </w:rPr>
+        <w:t xml:space="preserve"> </w:t>
+      </w:r>
+      <w:r>
+        <w:rPr>
+          <w:rFonts w:cstheme="minorHAnsi"/>
+          <w:sz w:val="20"/>
+          <w:szCs w:val="20"/>
+        </w:rPr>
+        <w:t xml:space="preserve">(basically helper codes written by </w:t>
+      </w:r>
+      <w:r>
+        <w:rPr>
+          <w:rFonts w:cstheme="minorHAnsi"/>
+          <w:sz w:val="20"/>
+          <w:szCs w:val="20"/>
+        </w:rPr>
+        <w:t>sap</w:t>
+      </w:r>
+      <w:r>
+        <w:rPr>
+          <w:rFonts w:cstheme="minorHAnsi"/>
+          <w:sz w:val="20"/>
+          <w:szCs w:val="20"/>
+        </w:rPr>
+        <w:t xml:space="preserve"> which we can use for reusability) after it we need to give location where we want to install SDK codes</w:t>
+      </w:r>
+      <w:r>
+        <w:rPr>
+          <w:rFonts w:cstheme="minorHAnsi"/>
+          <w:sz w:val="20"/>
+          <w:szCs w:val="20"/>
+        </w:rPr>
+        <w:t>/client</w:t>
+      </w:r>
+      <w:r>
+        <w:rPr>
+          <w:rFonts w:cstheme="minorHAnsi"/>
+          <w:sz w:val="20"/>
+          <w:szCs w:val="20"/>
+        </w:rPr>
+        <w:t xml:space="preserve"> to be added.</w:t>
+      </w:r>
+      <w:r>
+        <w:rPr>
+          <w:rFonts w:cstheme="minorHAnsi"/>
+          <w:sz w:val="20"/>
+          <w:szCs w:val="20"/>
+        </w:rPr>
+        <w:t xml:space="preserve"> [ </w:t>
+      </w:r>
+      <w:proofErr w:type="gramStart"/>
+      <w:r>
+        <w:rPr>
+          <w:rFonts w:cstheme="minorHAnsi"/>
+          <w:sz w:val="20"/>
+          <w:szCs w:val="20"/>
+        </w:rPr>
+        <w:t>Basically</w:t>
+      </w:r>
+      <w:proofErr w:type="gramEnd"/>
+      <w:r>
+        <w:rPr>
+          <w:rFonts w:cstheme="minorHAnsi"/>
+          <w:sz w:val="20"/>
+          <w:szCs w:val="20"/>
+        </w:rPr>
+        <w:t xml:space="preserve"> SDK simply generates Service as folder and all the corresponding Entity Service from the standard OData as .</w:t>
+      </w:r>
+      <w:proofErr w:type="spellStart"/>
+      <w:r>
+        <w:rPr>
+          <w:rFonts w:cstheme="minorHAnsi"/>
+          <w:sz w:val="20"/>
+          <w:szCs w:val="20"/>
+        </w:rPr>
+        <w:t>ts</w:t>
+      </w:r>
+      <w:proofErr w:type="spellEnd"/>
+      <w:r>
+        <w:rPr>
+          <w:rFonts w:cstheme="minorHAnsi"/>
+          <w:sz w:val="20"/>
+          <w:szCs w:val="20"/>
+        </w:rPr>
+        <w:t xml:space="preserve"> or .</w:t>
+      </w:r>
+      <w:proofErr w:type="spellStart"/>
+      <w:r>
+        <w:rPr>
+          <w:rFonts w:cstheme="minorHAnsi"/>
+          <w:sz w:val="20"/>
+          <w:szCs w:val="20"/>
+        </w:rPr>
+        <w:t>js</w:t>
+      </w:r>
+      <w:proofErr w:type="spellEnd"/>
+      <w:r>
+        <w:rPr>
+          <w:rFonts w:cstheme="minorHAnsi"/>
+          <w:sz w:val="20"/>
+          <w:szCs w:val="20"/>
+        </w:rPr>
+        <w:t xml:space="preserve"> file, where class is written so that we can create </w:t>
+      </w:r>
+      <w:proofErr w:type="gramStart"/>
+      <w:r>
+        <w:rPr>
+          <w:rFonts w:cstheme="minorHAnsi"/>
+          <w:sz w:val="20"/>
+          <w:szCs w:val="20"/>
+        </w:rPr>
+        <w:t>a</w:t>
+      </w:r>
+      <w:proofErr w:type="gramEnd"/>
+      <w:r>
+        <w:rPr>
+          <w:rFonts w:cstheme="minorHAnsi"/>
+          <w:sz w:val="20"/>
+          <w:szCs w:val="20"/>
+        </w:rPr>
+        <w:t xml:space="preserve"> Object of entity service and call all the methods defined </w:t>
+      </w:r>
+      <w:proofErr w:type="gramStart"/>
+      <w:r>
+        <w:rPr>
+          <w:rFonts w:cstheme="minorHAnsi"/>
+          <w:sz w:val="20"/>
+          <w:szCs w:val="20"/>
+        </w:rPr>
+        <w:t>inside ]</w:t>
+      </w:r>
+      <w:proofErr w:type="gramEnd"/>
+    </w:p>
+    <w:p>
+      <w:pPr>
+        <w:pStyle w:val="ListParagraph"/>
+        <w:numPr>
+          <w:ilvl w:val="1"/>
+          <w:numId w:val="10"/>
+        </w:numPr>
+        <w:rPr>
+          <w:rFonts w:cstheme="minorHAnsi"/>
+          <w:sz w:val="20"/>
+          <w:szCs w:val="20"/>
+        </w:rPr>
+      </w:pPr>
+      <w:r>
+        <w:rPr>
+          <w:rFonts w:cstheme="minorHAnsi"/>
+          <w:sz w:val="20"/>
+          <w:szCs w:val="20"/>
+        </w:rPr>
+        <w:t xml:space="preserve">After that create </w:t>
+      </w:r>
+      <w:proofErr w:type="spellStart"/>
+      <w:r>
+        <w:rPr>
+          <w:rFonts w:cstheme="minorHAnsi"/>
+          <w:sz w:val="20"/>
+          <w:szCs w:val="20"/>
+        </w:rPr>
+        <w:t>CatalogService.cds</w:t>
+      </w:r>
+      <w:proofErr w:type="spellEnd"/>
+      <w:r>
+        <w:rPr>
+          <w:rFonts w:cstheme="minorHAnsi"/>
+          <w:sz w:val="20"/>
+          <w:szCs w:val="20"/>
+        </w:rPr>
+        <w:t xml:space="preserve"> </w:t>
+      </w:r>
+      <w:proofErr w:type="gramStart"/>
+      <w:r>
+        <w:rPr>
+          <w:rFonts w:cstheme="minorHAnsi"/>
+          <w:sz w:val="20"/>
+          <w:szCs w:val="20"/>
+        </w:rPr>
+        <w:t>and .</w:t>
+      </w:r>
+      <w:proofErr w:type="spellStart"/>
+      <w:r>
+        <w:rPr>
+          <w:rFonts w:cstheme="minorHAnsi"/>
+          <w:sz w:val="20"/>
+          <w:szCs w:val="20"/>
+        </w:rPr>
+        <w:t>Js</w:t>
+      </w:r>
+      <w:proofErr w:type="spellEnd"/>
+      <w:proofErr w:type="gramEnd"/>
+      <w:r>
+        <w:rPr>
+          <w:rFonts w:cstheme="minorHAnsi"/>
+          <w:sz w:val="20"/>
+          <w:szCs w:val="20"/>
+        </w:rPr>
+        <w:t xml:space="preserve"> file so that we can override our cap entity service.</w:t>
+      </w:r>
+    </w:p>
+    <w:p>
+      <w:pPr>
+        <w:rPr>
+          <w:rFonts w:cstheme="minorHAnsi"/>
+          <w:sz w:val="20"/>
+          <w:szCs w:val="20"/>
+        </w:rPr>
+      </w:pPr>
+    </w:p>
+    <w:p>
+      <w:pPr>
+        <w:rPr>
+          <w:rFonts w:cstheme="minorHAnsi"/>
+          <w:sz w:val="20"/>
+          <w:szCs w:val="20"/>
+        </w:rPr>
+      </w:pPr>
+      <w:r>
+        <w:rPr>
+          <w:rFonts w:cstheme="minorHAnsi"/>
+          <w:b/>
+          <w:bCs/>
+          <w:sz w:val="20"/>
+          <w:szCs w:val="20"/>
+          <w:highlight w:val="yellow"/>
+        </w:rPr>
+        <w:t>What is clean core</w:t>
+      </w:r>
+      <w:r>
+        <w:rPr>
+          <w:rFonts w:cstheme="minorHAnsi"/>
+          <w:b/>
+          <w:bCs/>
+          <w:sz w:val="20"/>
+          <w:szCs w:val="20"/>
+        </w:rPr>
+        <w:t xml:space="preserve"> &gt;</w:t>
+      </w:r>
+      <w:r>
+        <w:rPr>
+          <w:rFonts w:cstheme="minorHAnsi"/>
+          <w:b/>
+          <w:bCs/>
+          <w:sz w:val="20"/>
+          <w:szCs w:val="20"/>
+        </w:rPr>
+        <w:br/>
+      </w:r>
+      <w:r>
+        <w:rPr>
+          <w:rFonts w:cstheme="minorHAnsi"/>
+          <w:sz w:val="20"/>
+          <w:szCs w:val="20"/>
+        </w:rPr>
+        <w:t xml:space="preserve">Clean Core is an approach where the </w:t>
+      </w:r>
+      <w:r>
+        <w:rPr>
+          <w:rFonts w:cstheme="minorHAnsi"/>
+          <w:b/>
+          <w:bCs/>
+          <w:sz w:val="20"/>
+          <w:szCs w:val="20"/>
+        </w:rPr>
+        <w:t>standard S/4HANA system is kept unchanged</w:t>
+      </w:r>
+      <w:r>
+        <w:rPr>
+          <w:rFonts w:cstheme="minorHAnsi"/>
+          <w:sz w:val="20"/>
+          <w:szCs w:val="20"/>
+        </w:rPr>
+        <w:t>, and all customizations are built externally (e.g., on SAP BTP) using extensions.</w:t>
       </w:r>
     </w:p>
     <w:p>
@@ -17370,6 +21785,232 @@
     </w:lvl>
   </w:abstractNum>
   <w:abstractNum w:abstractNumId="5" w15:restartNumberingAfterBreak="0">
+    <w:nsid w:val="0F5971C2"/>
+    <w:multiLevelType w:val="multilevel"/>
+    <w:tmpl w:val="BFBE4BA4"/>
+    <w:lvl w:ilvl="0">
+      <w:start w:val="9"/>
+      <w:numFmt w:val="decimal"/>
+      <w:lvlText w:val="%1."/>
+      <w:lvlJc w:val="left"/>
+      <w:pPr>
+        <w:tabs>
+          <w:tab w:val="num" w:pos="720"/>
+        </w:tabs>
+        <w:ind w:left="720" w:hanging="360"/>
+      </w:pPr>
+    </w:lvl>
+    <w:lvl w:ilvl="1" w:tentative="1">
+      <w:start w:val="1"/>
+      <w:numFmt w:val="decimal"/>
+      <w:lvlText w:val="%2."/>
+      <w:lvlJc w:val="left"/>
+      <w:pPr>
+        <w:tabs>
+          <w:tab w:val="num" w:pos="1440"/>
+        </w:tabs>
+        <w:ind w:left="1440" w:hanging="360"/>
+      </w:pPr>
+    </w:lvl>
+    <w:lvl w:ilvl="2" w:tentative="1">
+      <w:start w:val="1"/>
+      <w:numFmt w:val="decimal"/>
+      <w:lvlText w:val="%3."/>
+      <w:lvlJc w:val="left"/>
+      <w:pPr>
+        <w:tabs>
+          <w:tab w:val="num" w:pos="2160"/>
+        </w:tabs>
+        <w:ind w:left="2160" w:hanging="360"/>
+      </w:pPr>
+    </w:lvl>
+    <w:lvl w:ilvl="3" w:tentative="1">
+      <w:start w:val="1"/>
+      <w:numFmt w:val="decimal"/>
+      <w:lvlText w:val="%4."/>
+      <w:lvlJc w:val="left"/>
+      <w:pPr>
+        <w:tabs>
+          <w:tab w:val="num" w:pos="2880"/>
+        </w:tabs>
+        <w:ind w:left="2880" w:hanging="360"/>
+      </w:pPr>
+    </w:lvl>
+    <w:lvl w:ilvl="4" w:tentative="1">
+      <w:start w:val="1"/>
+      <w:numFmt w:val="decimal"/>
+      <w:lvlText w:val="%5."/>
+      <w:lvlJc w:val="left"/>
+      <w:pPr>
+        <w:tabs>
+          <w:tab w:val="num" w:pos="3600"/>
+        </w:tabs>
+        <w:ind w:left="3600" w:hanging="360"/>
+      </w:pPr>
+    </w:lvl>
+    <w:lvl w:ilvl="5" w:tentative="1">
+      <w:start w:val="1"/>
+      <w:numFmt w:val="decimal"/>
+      <w:lvlText w:val="%6."/>
+      <w:lvlJc w:val="left"/>
+      <w:pPr>
+        <w:tabs>
+          <w:tab w:val="num" w:pos="4320"/>
+        </w:tabs>
+        <w:ind w:left="4320" w:hanging="360"/>
+      </w:pPr>
+    </w:lvl>
+    <w:lvl w:ilvl="6" w:tentative="1">
+      <w:start w:val="1"/>
+      <w:numFmt w:val="decimal"/>
+      <w:lvlText w:val="%7."/>
+      <w:lvlJc w:val="left"/>
+      <w:pPr>
+        <w:tabs>
+          <w:tab w:val="num" w:pos="5040"/>
+        </w:tabs>
+        <w:ind w:left="5040" w:hanging="360"/>
+      </w:pPr>
+    </w:lvl>
+    <w:lvl w:ilvl="7" w:tentative="1">
+      <w:start w:val="1"/>
+      <w:numFmt w:val="decimal"/>
+      <w:lvlText w:val="%8."/>
+      <w:lvlJc w:val="left"/>
+      <w:pPr>
+        <w:tabs>
+          <w:tab w:val="num" w:pos="5760"/>
+        </w:tabs>
+        <w:ind w:left="5760" w:hanging="360"/>
+      </w:pPr>
+    </w:lvl>
+    <w:lvl w:ilvl="8" w:tentative="1">
+      <w:start w:val="1"/>
+      <w:numFmt w:val="decimal"/>
+      <w:lvlText w:val="%9."/>
+      <w:lvlJc w:val="left"/>
+      <w:pPr>
+        <w:tabs>
+          <w:tab w:val="num" w:pos="6480"/>
+        </w:tabs>
+        <w:ind w:left="6480" w:hanging="360"/>
+      </w:pPr>
+    </w:lvl>
+  </w:abstractNum>
+  <w:abstractNum w:abstractNumId="6" w15:restartNumberingAfterBreak="0">
+    <w:nsid w:val="105E1B3E"/>
+    <w:multiLevelType w:val="multilevel"/>
+    <w:tmpl w:val="7B782CA2"/>
+    <w:lvl w:ilvl="0">
+      <w:start w:val="3"/>
+      <w:numFmt w:val="decimal"/>
+      <w:lvlText w:val="%1."/>
+      <w:lvlJc w:val="left"/>
+      <w:pPr>
+        <w:tabs>
+          <w:tab w:val="num" w:pos="720"/>
+        </w:tabs>
+        <w:ind w:left="720" w:hanging="360"/>
+      </w:pPr>
+    </w:lvl>
+    <w:lvl w:ilvl="1" w:tentative="1">
+      <w:start w:val="1"/>
+      <w:numFmt w:val="decimal"/>
+      <w:lvlText w:val="%2."/>
+      <w:lvlJc w:val="left"/>
+      <w:pPr>
+        <w:tabs>
+          <w:tab w:val="num" w:pos="1440"/>
+        </w:tabs>
+        <w:ind w:left="1440" w:hanging="360"/>
+      </w:pPr>
+    </w:lvl>
+    <w:lvl w:ilvl="2" w:tentative="1">
+      <w:start w:val="1"/>
+      <w:numFmt w:val="decimal"/>
+      <w:lvlText w:val="%3."/>
+      <w:lvlJc w:val="left"/>
+      <w:pPr>
+        <w:tabs>
+          <w:tab w:val="num" w:pos="2160"/>
+        </w:tabs>
+        <w:ind w:left="2160" w:hanging="360"/>
+      </w:pPr>
+    </w:lvl>
+    <w:lvl w:ilvl="3" w:tentative="1">
+      <w:start w:val="1"/>
+      <w:numFmt w:val="decimal"/>
+      <w:lvlText w:val="%4."/>
+      <w:lvlJc w:val="left"/>
+      <w:pPr>
+        <w:tabs>
+          <w:tab w:val="num" w:pos="2880"/>
+        </w:tabs>
+        <w:ind w:left="2880" w:hanging="360"/>
+      </w:pPr>
+    </w:lvl>
+    <w:lvl w:ilvl="4" w:tentative="1">
+      <w:start w:val="1"/>
+      <w:numFmt w:val="decimal"/>
+      <w:lvlText w:val="%5."/>
+      <w:lvlJc w:val="left"/>
+      <w:pPr>
+        <w:tabs>
+          <w:tab w:val="num" w:pos="3600"/>
+        </w:tabs>
+        <w:ind w:left="3600" w:hanging="360"/>
+      </w:pPr>
+    </w:lvl>
+    <w:lvl w:ilvl="5" w:tentative="1">
+      <w:start w:val="1"/>
+      <w:numFmt w:val="decimal"/>
+      <w:lvlText w:val="%6."/>
+      <w:lvlJc w:val="left"/>
+      <w:pPr>
+        <w:tabs>
+          <w:tab w:val="num" w:pos="4320"/>
+        </w:tabs>
+        <w:ind w:left="4320" w:hanging="360"/>
+      </w:pPr>
+    </w:lvl>
+    <w:lvl w:ilvl="6" w:tentative="1">
+      <w:start w:val="1"/>
+      <w:numFmt w:val="decimal"/>
+      <w:lvlText w:val="%7."/>
+      <w:lvlJc w:val="left"/>
+      <w:pPr>
+        <w:tabs>
+          <w:tab w:val="num" w:pos="5040"/>
+        </w:tabs>
+        <w:ind w:left="5040" w:hanging="360"/>
+      </w:pPr>
+    </w:lvl>
+    <w:lvl w:ilvl="7" w:tentative="1">
+      <w:start w:val="1"/>
+      <w:numFmt w:val="decimal"/>
+      <w:lvlText w:val="%8."/>
+      <w:lvlJc w:val="left"/>
+      <w:pPr>
+        <w:tabs>
+          <w:tab w:val="num" w:pos="5760"/>
+        </w:tabs>
+        <w:ind w:left="5760" w:hanging="360"/>
+      </w:pPr>
+    </w:lvl>
+    <w:lvl w:ilvl="8" w:tentative="1">
+      <w:start w:val="1"/>
+      <w:numFmt w:val="decimal"/>
+      <w:lvlText w:val="%9."/>
+      <w:lvlJc w:val="left"/>
+      <w:pPr>
+        <w:tabs>
+          <w:tab w:val="num" w:pos="6480"/>
+        </w:tabs>
+        <w:ind w:left="6480" w:hanging="360"/>
+      </w:pPr>
+    </w:lvl>
+  </w:abstractNum>
+  <w:abstractNum w:abstractNumId="7" w15:restartNumberingAfterBreak="0">
     <w:nsid w:val="13084BB3"/>
     <w:multiLevelType w:val="multilevel"/>
     <w:tmpl w:val="926A6402"/>
@@ -17518,7 +22159,7 @@
       </w:rPr>
     </w:lvl>
   </w:abstractNum>
-  <w:abstractNum w:abstractNumId="6" w15:restartNumberingAfterBreak="0">
+  <w:abstractNum w:abstractNumId="8" w15:restartNumberingAfterBreak="0">
     <w:nsid w:val="1567525E"/>
     <w:multiLevelType w:val="multilevel"/>
     <w:tmpl w:val="739A73EA"/>
@@ -17662,7 +22303,124 @@
       </w:rPr>
     </w:lvl>
   </w:abstractNum>
-  <w:abstractNum w:abstractNumId="7" w15:restartNumberingAfterBreak="0">
+  <w:abstractNum w:abstractNumId="9" w15:restartNumberingAfterBreak="0">
+    <w:nsid w:val="19935520"/>
+    <w:multiLevelType w:val="multilevel"/>
+    <w:tmpl w:val="54629340"/>
+    <w:lvl w:ilvl="0">
+      <w:start w:val="6"/>
+      <w:numFmt w:val="decimal"/>
+      <w:lvlText w:val="%1."/>
+      <w:lvlJc w:val="left"/>
+      <w:pPr>
+        <w:tabs>
+          <w:tab w:val="num" w:pos="720"/>
+        </w:tabs>
+        <w:ind w:left="720" w:hanging="360"/>
+      </w:pPr>
+    </w:lvl>
+    <w:lvl w:ilvl="1">
+      <w:start w:val="1"/>
+      <w:numFmt w:val="bullet"/>
+      <w:lvlText w:val="o"/>
+      <w:lvlJc w:val="left"/>
+      <w:pPr>
+        <w:tabs>
+          <w:tab w:val="num" w:pos="1440"/>
+        </w:tabs>
+        <w:ind w:left="1440" w:hanging="360"/>
+      </w:pPr>
+      <w:rPr>
+        <w:rFonts w:ascii="Courier New" w:hAnsi="Courier New" w:hint="default"/>
+        <w:sz w:val="20"/>
+      </w:rPr>
+    </w:lvl>
+    <w:lvl w:ilvl="2" w:tentative="1">
+      <w:start w:val="1"/>
+      <w:numFmt w:val="decimal"/>
+      <w:lvlText w:val="%3."/>
+      <w:lvlJc w:val="left"/>
+      <w:pPr>
+        <w:tabs>
+          <w:tab w:val="num" w:pos="2160"/>
+        </w:tabs>
+        <w:ind w:left="2160" w:hanging="360"/>
+      </w:pPr>
+    </w:lvl>
+    <w:lvl w:ilvl="3" w:tentative="1">
+      <w:start w:val="1"/>
+      <w:numFmt w:val="decimal"/>
+      <w:lvlText w:val="%4."/>
+      <w:lvlJc w:val="left"/>
+      <w:pPr>
+        <w:tabs>
+          <w:tab w:val="num" w:pos="2880"/>
+        </w:tabs>
+        <w:ind w:left="2880" w:hanging="360"/>
+      </w:pPr>
+    </w:lvl>
+    <w:lvl w:ilvl="4" w:tentative="1">
+      <w:start w:val="1"/>
+      <w:numFmt w:val="decimal"/>
+      <w:lvlText w:val="%5."/>
+      <w:lvlJc w:val="left"/>
+      <w:pPr>
+        <w:tabs>
+          <w:tab w:val="num" w:pos="3600"/>
+        </w:tabs>
+        <w:ind w:left="3600" w:hanging="360"/>
+      </w:pPr>
+    </w:lvl>
+    <w:lvl w:ilvl="5" w:tentative="1">
+      <w:start w:val="1"/>
+      <w:numFmt w:val="decimal"/>
+      <w:lvlText w:val="%6."/>
+      <w:lvlJc w:val="left"/>
+      <w:pPr>
+        <w:tabs>
+          <w:tab w:val="num" w:pos="4320"/>
+        </w:tabs>
+        <w:ind w:left="4320" w:hanging="360"/>
+      </w:pPr>
+    </w:lvl>
+    <w:lvl w:ilvl="6" w:tentative="1">
+      <w:start w:val="1"/>
+      <w:numFmt w:val="decimal"/>
+      <w:lvlText w:val="%7."/>
+      <w:lvlJc w:val="left"/>
+      <w:pPr>
+        <w:tabs>
+          <w:tab w:val="num" w:pos="5040"/>
+        </w:tabs>
+        <w:ind w:left="5040" w:hanging="360"/>
+      </w:pPr>
+    </w:lvl>
+    <w:lvl w:ilvl="7" w:tentative="1">
+      <w:start w:val="1"/>
+      <w:numFmt w:val="decimal"/>
+      <w:lvlText w:val="%8."/>
+      <w:lvlJc w:val="left"/>
+      <w:pPr>
+        <w:tabs>
+          <w:tab w:val="num" w:pos="5760"/>
+        </w:tabs>
+        <w:ind w:left="5760" w:hanging="360"/>
+      </w:pPr>
+    </w:lvl>
+    <w:lvl w:ilvl="8" w:tentative="1">
+      <w:start w:val="1"/>
+      <w:numFmt w:val="decimal"/>
+      <w:lvlText w:val="%9."/>
+      <w:lvlJc w:val="left"/>
+      <w:pPr>
+        <w:tabs>
+          <w:tab w:val="num" w:pos="6480"/>
+        </w:tabs>
+        <w:ind w:left="6480" w:hanging="360"/>
+      </w:pPr>
+    </w:lvl>
+  </w:abstractNum>
+  <w:abstractNum w:abstractNumId="10" w15:restartNumberingAfterBreak="0">
     <w:nsid w:val="213B1D5C"/>
     <w:multiLevelType w:val="multilevel"/>
     <w:tmpl w:val="1A520C9A"/>
@@ -17811,7 +22569,120 @@
       </w:rPr>
     </w:lvl>
   </w:abstractNum>
-  <w:abstractNum w:abstractNumId="8" w15:restartNumberingAfterBreak="0">
+  <w:abstractNum w:abstractNumId="11" w15:restartNumberingAfterBreak="0">
+    <w:nsid w:val="27145DF8"/>
+    <w:multiLevelType w:val="multilevel"/>
+    <w:tmpl w:val="8A0C7BB6"/>
+    <w:lvl w:ilvl="0">
+      <w:start w:val="2"/>
+      <w:numFmt w:val="decimal"/>
+      <w:lvlText w:val="%1."/>
+      <w:lvlJc w:val="left"/>
+      <w:pPr>
+        <w:tabs>
+          <w:tab w:val="num" w:pos="720"/>
+        </w:tabs>
+        <w:ind w:left="720" w:hanging="360"/>
+      </w:pPr>
+    </w:lvl>
+    <w:lvl w:ilvl="1" w:tentative="1">
+      <w:start w:val="1"/>
+      <w:numFmt w:val="decimal"/>
+      <w:lvlText w:val="%2."/>
+      <w:lvlJc w:val="left"/>
+      <w:pPr>
+        <w:tabs>
+          <w:tab w:val="num" w:pos="1440"/>
+        </w:tabs>
+        <w:ind w:left="1440" w:hanging="360"/>
+      </w:pPr>
+    </w:lvl>
+    <w:lvl w:ilvl="2" w:tentative="1">
+      <w:start w:val="1"/>
+      <w:numFmt w:val="decimal"/>
+      <w:lvlText w:val="%3."/>
+      <w:lvlJc w:val="left"/>
+      <w:pPr>
+        <w:tabs>
+          <w:tab w:val="num" w:pos="2160"/>
+        </w:tabs>
+        <w:ind w:left="2160" w:hanging="360"/>
+      </w:pPr>
+    </w:lvl>
+    <w:lvl w:ilvl="3" w:tentative="1">
+      <w:start w:val="1"/>
+      <w:numFmt w:val="decimal"/>
+      <w:lvlText w:val="%4."/>
+      <w:lvlJc w:val="left"/>
+      <w:pPr>
+        <w:tabs>
+          <w:tab w:val="num" w:pos="2880"/>
+        </w:tabs>
+        <w:ind w:left="2880" w:hanging="360"/>
+      </w:pPr>
+    </w:lvl>
+    <w:lvl w:ilvl="4" w:tentative="1">
+      <w:start w:val="1"/>
+      <w:numFmt w:val="decimal"/>
+      <w:lvlText w:val="%5."/>
+      <w:lvlJc w:val="left"/>
+      <w:pPr>
+        <w:tabs>
+          <w:tab w:val="num" w:pos="3600"/>
+        </w:tabs>
+        <w:ind w:left="3600" w:hanging="360"/>
+      </w:pPr>
+    </w:lvl>
+    <w:lvl w:ilvl="5" w:tentative="1">
+      <w:start w:val="1"/>
+      <w:numFmt w:val="decimal"/>
+      <w:lvlText w:val="%6."/>
+      <w:lvlJc w:val="left"/>
+      <w:pPr>
+        <w:tabs>
+          <w:tab w:val="num" w:pos="4320"/>
+        </w:tabs>
+        <w:ind w:left="4320" w:hanging="360"/>
+      </w:pPr>
+    </w:lvl>
+    <w:lvl w:ilvl="6" w:tentative="1">
+      <w:start w:val="1"/>
+      <w:numFmt w:val="decimal"/>
+      <w:lvlText w:val="%7."/>
+      <w:lvlJc w:val="left"/>
+      <w:pPr>
+        <w:tabs>
+          <w:tab w:val="num" w:pos="5040"/>
+        </w:tabs>
+        <w:ind w:left="5040" w:hanging="360"/>
+      </w:pPr>
+    </w:lvl>
+    <w:lvl w:ilvl="7" w:tentative="1">
+      <w:start w:val="1"/>
+      <w:numFmt w:val="decimal"/>
+      <w:lvlText w:val="%8."/>
+      <w:lvlJc w:val="left"/>
+      <w:pPr>
+        <w:tabs>
+          <w:tab w:val="num" w:pos="5760"/>
+        </w:tabs>
+        <w:ind w:left="5760" w:hanging="360"/>
+      </w:pPr>
+    </w:lvl>
+    <w:lvl w:ilvl="8" w:tentative="1">
+      <w:start w:val="1"/>
+      <w:numFmt w:val="decimal"/>
+      <w:lvlText w:val="%9."/>
+      <w:lvlJc w:val="left"/>
+      <w:pPr>
+        <w:tabs>
+          <w:tab w:val="num" w:pos="6480"/>
+        </w:tabs>
+        <w:ind w:left="6480" w:hanging="360"/>
+      </w:pPr>
+    </w:lvl>
+  </w:abstractNum>
+  <w:abstractNum w:abstractNumId="12" w15:restartNumberingAfterBreak="0">
     <w:nsid w:val="343A5FC5"/>
     <w:multiLevelType w:val="multilevel"/>
     <w:tmpl w:val="8AD0DC04"/>
@@ -17960,7 +22831,7 @@
       </w:rPr>
     </w:lvl>
   </w:abstractNum>
-  <w:abstractNum w:abstractNumId="9" w15:restartNumberingAfterBreak="0">
+  <w:abstractNum w:abstractNumId="13" w15:restartNumberingAfterBreak="0">
     <w:nsid w:val="35012BBE"/>
     <w:multiLevelType w:val="multilevel"/>
     <w:tmpl w:val="B4EA2C6A"/>
@@ -18073,7 +22944,124 @@
       </w:pPr>
     </w:lvl>
   </w:abstractNum>
-  <w:abstractNum w:abstractNumId="10" w15:restartNumberingAfterBreak="0">
+  <w:abstractNum w:abstractNumId="14" w15:restartNumberingAfterBreak="0">
+    <w:nsid w:val="39DC7F64"/>
+    <w:multiLevelType w:val="multilevel"/>
+    <w:tmpl w:val="D980AEAA"/>
+    <w:lvl w:ilvl="0">
+      <w:start w:val="5"/>
+      <w:numFmt w:val="decimal"/>
+      <w:lvlText w:val="%1."/>
+      <w:lvlJc w:val="left"/>
+      <w:pPr>
+        <w:tabs>
+          <w:tab w:val="num" w:pos="720"/>
+        </w:tabs>
+        <w:ind w:left="720" w:hanging="360"/>
+      </w:pPr>
+    </w:lvl>
+    <w:lvl w:ilvl="1">
+      <w:start w:val="1"/>
+      <w:numFmt w:val="bullet"/>
+      <w:lvlText w:val="o"/>
+      <w:lvlJc w:val="left"/>
+      <w:pPr>
+        <w:tabs>
+          <w:tab w:val="num" w:pos="1440"/>
+        </w:tabs>
+        <w:ind w:left="1440" w:hanging="360"/>
+      </w:pPr>
+      <w:rPr>
+        <w:rFonts w:ascii="Courier New" w:hAnsi="Courier New" w:hint="default"/>
+        <w:sz w:val="20"/>
+      </w:rPr>
+    </w:lvl>
+    <w:lvl w:ilvl="2" w:tentative="1">
+      <w:start w:val="1"/>
+      <w:numFmt w:val="decimal"/>
+      <w:lvlText w:val="%3."/>
+      <w:lvlJc w:val="left"/>
+      <w:pPr>
+        <w:tabs>
+          <w:tab w:val="num" w:pos="2160"/>
+        </w:tabs>
+        <w:ind w:left="2160" w:hanging="360"/>
+      </w:pPr>
+    </w:lvl>
+    <w:lvl w:ilvl="3" w:tentative="1">
+      <w:start w:val="1"/>
+      <w:numFmt w:val="decimal"/>
+      <w:lvlText w:val="%4."/>
+      <w:lvlJc w:val="left"/>
+      <w:pPr>
+        <w:tabs>
+          <w:tab w:val="num" w:pos="2880"/>
+        </w:tabs>
+        <w:ind w:left="2880" w:hanging="360"/>
+      </w:pPr>
+    </w:lvl>
+    <w:lvl w:ilvl="4" w:tentative="1">
+      <w:start w:val="1"/>
+      <w:numFmt w:val="decimal"/>
+      <w:lvlText w:val="%5."/>
+      <w:lvlJc w:val="left"/>
+      <w:pPr>
+        <w:tabs>
+          <w:tab w:val="num" w:pos="3600"/>
+        </w:tabs>
+        <w:ind w:left="3600" w:hanging="360"/>
+      </w:pPr>
+    </w:lvl>
+    <w:lvl w:ilvl="5" w:tentative="1">
+      <w:start w:val="1"/>
+      <w:numFmt w:val="decimal"/>
+      <w:lvlText w:val="%6."/>
+      <w:lvlJc w:val="left"/>
+      <w:pPr>
+        <w:tabs>
+          <w:tab w:val="num" w:pos="4320"/>
+        </w:tabs>
+        <w:ind w:left="4320" w:hanging="360"/>
+      </w:pPr>
+    </w:lvl>
+    <w:lvl w:ilvl="6" w:tentative="1">
+      <w:start w:val="1"/>
+      <w:numFmt w:val="decimal"/>
+      <w:lvlText w:val="%7."/>
+      <w:lvlJc w:val="left"/>
+      <w:pPr>
+        <w:tabs>
+          <w:tab w:val="num" w:pos="5040"/>
+        </w:tabs>
+        <w:ind w:left="5040" w:hanging="360"/>
+      </w:pPr>
+    </w:lvl>
+    <w:lvl w:ilvl="7" w:tentative="1">
+      <w:start w:val="1"/>
+      <w:numFmt w:val="decimal"/>
+      <w:lvlText w:val="%8."/>
+      <w:lvlJc w:val="left"/>
+      <w:pPr>
+        <w:tabs>
+          <w:tab w:val="num" w:pos="5760"/>
+        </w:tabs>
+        <w:ind w:left="5760" w:hanging="360"/>
+      </w:pPr>
+    </w:lvl>
+    <w:lvl w:ilvl="8" w:tentative="1">
+      <w:start w:val="1"/>
+      <w:numFmt w:val="decimal"/>
+      <w:lvlText w:val="%9."/>
+      <w:lvlJc w:val="left"/>
+      <w:pPr>
+        <w:tabs>
+          <w:tab w:val="num" w:pos="6480"/>
+        </w:tabs>
+        <w:ind w:left="6480" w:hanging="360"/>
+      </w:pPr>
+    </w:lvl>
+  </w:abstractNum>
+  <w:abstractNum w:abstractNumId="15" w15:restartNumberingAfterBreak="0">
     <w:nsid w:val="3DDF5F6D"/>
     <w:multiLevelType w:val="multilevel"/>
     <w:tmpl w:val="3AB0033E"/>
@@ -18222,7 +23210,7 @@
       </w:rPr>
     </w:lvl>
   </w:abstractNum>
-  <w:abstractNum w:abstractNumId="11" w15:restartNumberingAfterBreak="0">
+  <w:abstractNum w:abstractNumId="16" w15:restartNumberingAfterBreak="0">
     <w:nsid w:val="499105CE"/>
     <w:multiLevelType w:val="multilevel"/>
     <w:tmpl w:val="BF9431F6"/>
@@ -18335,7 +23323,120 @@
       </w:pPr>
     </w:lvl>
   </w:abstractNum>
-  <w:abstractNum w:abstractNumId="12" w15:restartNumberingAfterBreak="0">
+  <w:abstractNum w:abstractNumId="17" w15:restartNumberingAfterBreak="0">
+    <w:nsid w:val="4B331BBF"/>
+    <w:multiLevelType w:val="multilevel"/>
+    <w:tmpl w:val="5E12718A"/>
+    <w:lvl w:ilvl="0">
+      <w:start w:val="6"/>
+      <w:numFmt w:val="decimal"/>
+      <w:lvlText w:val="%1."/>
+      <w:lvlJc w:val="left"/>
+      <w:pPr>
+        <w:tabs>
+          <w:tab w:val="num" w:pos="720"/>
+        </w:tabs>
+        <w:ind w:left="720" w:hanging="360"/>
+      </w:pPr>
+    </w:lvl>
+    <w:lvl w:ilvl="1" w:tentative="1">
+      <w:start w:val="1"/>
+      <w:numFmt w:val="decimal"/>
+      <w:lvlText w:val="%2."/>
+      <w:lvlJc w:val="left"/>
+      <w:pPr>
+        <w:tabs>
+          <w:tab w:val="num" w:pos="1440"/>
+        </w:tabs>
+        <w:ind w:left="1440" w:hanging="360"/>
+      </w:pPr>
+    </w:lvl>
+    <w:lvl w:ilvl="2" w:tentative="1">
+      <w:start w:val="1"/>
+      <w:numFmt w:val="decimal"/>
+      <w:lvlText w:val="%3."/>
+      <w:lvlJc w:val="left"/>
+      <w:pPr>
+        <w:tabs>
+          <w:tab w:val="num" w:pos="2160"/>
+        </w:tabs>
+        <w:ind w:left="2160" w:hanging="360"/>
+      </w:pPr>
+    </w:lvl>
+    <w:lvl w:ilvl="3" w:tentative="1">
+      <w:start w:val="1"/>
+      <w:numFmt w:val="decimal"/>
+      <w:lvlText w:val="%4."/>
+      <w:lvlJc w:val="left"/>
+      <w:pPr>
+        <w:tabs>
+          <w:tab w:val="num" w:pos="2880"/>
+        </w:tabs>
+        <w:ind w:left="2880" w:hanging="360"/>
+      </w:pPr>
+    </w:lvl>
+    <w:lvl w:ilvl="4" w:tentative="1">
+      <w:start w:val="1"/>
+      <w:numFmt w:val="decimal"/>
+      <w:lvlText w:val="%5."/>
+      <w:lvlJc w:val="left"/>
+      <w:pPr>
+        <w:tabs>
+          <w:tab w:val="num" w:pos="3600"/>
+        </w:tabs>
+        <w:ind w:left="3600" w:hanging="360"/>
+      </w:pPr>
+    </w:lvl>
+    <w:lvl w:ilvl="5" w:tentative="1">
+      <w:start w:val="1"/>
+      <w:numFmt w:val="decimal"/>
+      <w:lvlText w:val="%6."/>
+      <w:lvlJc w:val="left"/>
+      <w:pPr>
+        <w:tabs>
+          <w:tab w:val="num" w:pos="4320"/>
+        </w:tabs>
+        <w:ind w:left="4320" w:hanging="360"/>
+      </w:pPr>
+    </w:lvl>
+    <w:lvl w:ilvl="6" w:tentative="1">
+      <w:start w:val="1"/>
+      <w:numFmt w:val="decimal"/>
+      <w:lvlText w:val="%7."/>
+      <w:lvlJc w:val="left"/>
+      <w:pPr>
+        <w:tabs>
+          <w:tab w:val="num" w:pos="5040"/>
+        </w:tabs>
+        <w:ind w:left="5040" w:hanging="360"/>
+      </w:pPr>
+    </w:lvl>
+    <w:lvl w:ilvl="7" w:tentative="1">
+      <w:start w:val="1"/>
+      <w:numFmt w:val="decimal"/>
+      <w:lvlText w:val="%8."/>
+      <w:lvlJc w:val="left"/>
+      <w:pPr>
+        <w:tabs>
+          <w:tab w:val="num" w:pos="5760"/>
+        </w:tabs>
+        <w:ind w:left="5760" w:hanging="360"/>
+      </w:pPr>
+    </w:lvl>
+    <w:lvl w:ilvl="8" w:tentative="1">
+      <w:start w:val="1"/>
+      <w:numFmt w:val="decimal"/>
+      <w:lvlText w:val="%9."/>
+      <w:lvlJc w:val="left"/>
+      <w:pPr>
+        <w:tabs>
+          <w:tab w:val="num" w:pos="6480"/>
+        </w:tabs>
+        <w:ind w:left="6480" w:hanging="360"/>
+      </w:pPr>
+    </w:lvl>
+  </w:abstractNum>
+  <w:abstractNum w:abstractNumId="18" w15:restartNumberingAfterBreak="0">
     <w:nsid w:val="4C017B66"/>
     <w:multiLevelType w:val="hybridMultilevel"/>
     <w:tmpl w:val="324E268E"/>
@@ -18424,7 +23525,7 @@
       </w:pPr>
     </w:lvl>
   </w:abstractNum>
-  <w:abstractNum w:abstractNumId="13" w15:restartNumberingAfterBreak="0">
+  <w:abstractNum w:abstractNumId="19" w15:restartNumberingAfterBreak="0">
     <w:nsid w:val="4D533DB7"/>
     <w:multiLevelType w:val="multilevel"/>
     <w:tmpl w:val="9CB2D70C"/>
@@ -18573,7 +23674,7 @@
       </w:rPr>
     </w:lvl>
   </w:abstractNum>
-  <w:abstractNum w:abstractNumId="14" w15:restartNumberingAfterBreak="0">
+  <w:abstractNum w:abstractNumId="20" w15:restartNumberingAfterBreak="0">
     <w:nsid w:val="4F107150"/>
     <w:multiLevelType w:val="multilevel"/>
     <w:tmpl w:val="CAF48F22"/>
@@ -18686,7 +23787,7 @@
       </w:pPr>
     </w:lvl>
   </w:abstractNum>
-  <w:abstractNum w:abstractNumId="15" w15:restartNumberingAfterBreak="0">
+  <w:abstractNum w:abstractNumId="21" w15:restartNumberingAfterBreak="0">
     <w:nsid w:val="603A4B4D"/>
     <w:multiLevelType w:val="hybridMultilevel"/>
     <w:tmpl w:val="BB04053A"/>
@@ -18775,7 +23876,120 @@
       </w:pPr>
     </w:lvl>
   </w:abstractNum>
-  <w:abstractNum w:abstractNumId="16" w15:restartNumberingAfterBreak="0">
+  <w:abstractNum w:abstractNumId="22" w15:restartNumberingAfterBreak="0">
+    <w:nsid w:val="68D32C90"/>
+    <w:multiLevelType w:val="multilevel"/>
+    <w:tmpl w:val="8D0EE99E"/>
+    <w:lvl w:ilvl="0">
+      <w:start w:val="1"/>
+      <w:numFmt w:val="decimal"/>
+      <w:lvlText w:val="%1."/>
+      <w:lvlJc w:val="left"/>
+      <w:pPr>
+        <w:tabs>
+          <w:tab w:val="num" w:pos="720"/>
+        </w:tabs>
+        <w:ind w:left="720" w:hanging="360"/>
+      </w:pPr>
+    </w:lvl>
+    <w:lvl w:ilvl="1" w:tentative="1">
+      <w:start w:val="1"/>
+      <w:numFmt w:val="decimal"/>
+      <w:lvlText w:val="%2."/>
+      <w:lvlJc w:val="left"/>
+      <w:pPr>
+        <w:tabs>
+          <w:tab w:val="num" w:pos="1440"/>
+        </w:tabs>
+        <w:ind w:left="1440" w:hanging="360"/>
+      </w:pPr>
+    </w:lvl>
+    <w:lvl w:ilvl="2" w:tentative="1">
+      <w:start w:val="1"/>
+      <w:numFmt w:val="decimal"/>
+      <w:lvlText w:val="%3."/>
+      <w:lvlJc w:val="left"/>
+      <w:pPr>
+        <w:tabs>
+          <w:tab w:val="num" w:pos="2160"/>
+        </w:tabs>
+        <w:ind w:left="2160" w:hanging="360"/>
+      </w:pPr>
+    </w:lvl>
+    <w:lvl w:ilvl="3" w:tentative="1">
+      <w:start w:val="1"/>
+      <w:numFmt w:val="decimal"/>
+      <w:lvlText w:val="%4."/>
+      <w:lvlJc w:val="left"/>
+      <w:pPr>
+        <w:tabs>
+          <w:tab w:val="num" w:pos="2880"/>
+        </w:tabs>
+        <w:ind w:left="2880" w:hanging="360"/>
+      </w:pPr>
+    </w:lvl>
+    <w:lvl w:ilvl="4" w:tentative="1">
+      <w:start w:val="1"/>
+      <w:numFmt w:val="decimal"/>
+      <w:lvlText w:val="%5."/>
+      <w:lvlJc w:val="left"/>
+      <w:pPr>
+        <w:tabs>
+          <w:tab w:val="num" w:pos="3600"/>
+        </w:tabs>
+        <w:ind w:left="3600" w:hanging="360"/>
+      </w:pPr>
+    </w:lvl>
+    <w:lvl w:ilvl="5" w:tentative="1">
+      <w:start w:val="1"/>
+      <w:numFmt w:val="decimal"/>
+      <w:lvlText w:val="%6."/>
+      <w:lvlJc w:val="left"/>
+      <w:pPr>
+        <w:tabs>
+          <w:tab w:val="num" w:pos="4320"/>
+        </w:tabs>
+        <w:ind w:left="4320" w:hanging="360"/>
+      </w:pPr>
+    </w:lvl>
+    <w:lvl w:ilvl="6" w:tentative="1">
+      <w:start w:val="1"/>
+      <w:numFmt w:val="decimal"/>
+      <w:lvlText w:val="%7."/>
+      <w:lvlJc w:val="left"/>
+      <w:pPr>
+        <w:tabs>
+          <w:tab w:val="num" w:pos="5040"/>
+        </w:tabs>
+        <w:ind w:left="5040" w:hanging="360"/>
+      </w:pPr>
+    </w:lvl>
+    <w:lvl w:ilvl="7" w:tentative="1">
+      <w:start w:val="1"/>
+      <w:numFmt w:val="decimal"/>
+      <w:lvlText w:val="%8."/>
+      <w:lvlJc w:val="left"/>
+      <w:pPr>
+        <w:tabs>
+          <w:tab w:val="num" w:pos="5760"/>
+        </w:tabs>
+        <w:ind w:left="5760" w:hanging="360"/>
+      </w:pPr>
+    </w:lvl>
+    <w:lvl w:ilvl="8" w:tentative="1">
+      <w:start w:val="1"/>
+      <w:numFmt w:val="decimal"/>
+      <w:lvlText w:val="%9."/>
+      <w:lvlJc w:val="left"/>
+      <w:pPr>
+        <w:tabs>
+          <w:tab w:val="num" w:pos="6480"/>
+        </w:tabs>
+        <w:ind w:left="6480" w:hanging="360"/>
+      </w:pPr>
+    </w:lvl>
+  </w:abstractNum>
+  <w:abstractNum w:abstractNumId="23" w15:restartNumberingAfterBreak="0">
     <w:nsid w:val="69B80D87"/>
     <w:multiLevelType w:val="multilevel"/>
     <w:tmpl w:val="64CC52A8"/>
@@ -18924,10 +24138,123 @@
       </w:rPr>
     </w:lvl>
   </w:abstractNum>
-  <w:abstractNum w:abstractNumId="17" w15:restartNumberingAfterBreak="0">
+  <w:abstractNum w:abstractNumId="24" w15:restartNumberingAfterBreak="0">
+    <w:nsid w:val="6F76561F"/>
+    <w:multiLevelType w:val="multilevel"/>
+    <w:tmpl w:val="76DA29CA"/>
+    <w:lvl w:ilvl="0">
+      <w:start w:val="8"/>
+      <w:numFmt w:val="decimal"/>
+      <w:lvlText w:val="%1."/>
+      <w:lvlJc w:val="left"/>
+      <w:pPr>
+        <w:tabs>
+          <w:tab w:val="num" w:pos="720"/>
+        </w:tabs>
+        <w:ind w:left="720" w:hanging="360"/>
+      </w:pPr>
+    </w:lvl>
+    <w:lvl w:ilvl="1" w:tentative="1">
+      <w:start w:val="1"/>
+      <w:numFmt w:val="decimal"/>
+      <w:lvlText w:val="%2."/>
+      <w:lvlJc w:val="left"/>
+      <w:pPr>
+        <w:tabs>
+          <w:tab w:val="num" w:pos="1440"/>
+        </w:tabs>
+        <w:ind w:left="1440" w:hanging="360"/>
+      </w:pPr>
+    </w:lvl>
+    <w:lvl w:ilvl="2" w:tentative="1">
+      <w:start w:val="1"/>
+      <w:numFmt w:val="decimal"/>
+      <w:lvlText w:val="%3."/>
+      <w:lvlJc w:val="left"/>
+      <w:pPr>
+        <w:tabs>
+          <w:tab w:val="num" w:pos="2160"/>
+        </w:tabs>
+        <w:ind w:left="2160" w:hanging="360"/>
+      </w:pPr>
+    </w:lvl>
+    <w:lvl w:ilvl="3" w:tentative="1">
+      <w:start w:val="1"/>
+      <w:numFmt w:val="decimal"/>
+      <w:lvlText w:val="%4."/>
+      <w:lvlJc w:val="left"/>
+      <w:pPr>
+        <w:tabs>
+          <w:tab w:val="num" w:pos="2880"/>
+        </w:tabs>
+        <w:ind w:left="2880" w:hanging="360"/>
+      </w:pPr>
+    </w:lvl>
+    <w:lvl w:ilvl="4" w:tentative="1">
+      <w:start w:val="1"/>
+      <w:numFmt w:val="decimal"/>
+      <w:lvlText w:val="%5."/>
+      <w:lvlJc w:val="left"/>
+      <w:pPr>
+        <w:tabs>
+          <w:tab w:val="num" w:pos="3600"/>
+        </w:tabs>
+        <w:ind w:left="3600" w:hanging="360"/>
+      </w:pPr>
+    </w:lvl>
+    <w:lvl w:ilvl="5" w:tentative="1">
+      <w:start w:val="1"/>
+      <w:numFmt w:val="decimal"/>
+      <w:lvlText w:val="%6."/>
+      <w:lvlJc w:val="left"/>
+      <w:pPr>
+        <w:tabs>
+          <w:tab w:val="num" w:pos="4320"/>
+        </w:tabs>
+        <w:ind w:left="4320" w:hanging="360"/>
+      </w:pPr>
+    </w:lvl>
+    <w:lvl w:ilvl="6" w:tentative="1">
+      <w:start w:val="1"/>
+      <w:numFmt w:val="decimal"/>
+      <w:lvlText w:val="%7."/>
+      <w:lvlJc w:val="left"/>
+      <w:pPr>
+        <w:tabs>
+          <w:tab w:val="num" w:pos="5040"/>
+        </w:tabs>
+        <w:ind w:left="5040" w:hanging="360"/>
+      </w:pPr>
+    </w:lvl>
+    <w:lvl w:ilvl="7" w:tentative="1">
+      <w:start w:val="1"/>
+      <w:numFmt w:val="decimal"/>
+      <w:lvlText w:val="%8."/>
+      <w:lvlJc w:val="left"/>
+      <w:pPr>
+        <w:tabs>
+          <w:tab w:val="num" w:pos="5760"/>
+        </w:tabs>
+        <w:ind w:left="5760" w:hanging="360"/>
+      </w:pPr>
+    </w:lvl>
+    <w:lvl w:ilvl="8" w:tentative="1">
+      <w:start w:val="1"/>
+      <w:numFmt w:val="decimal"/>
+      <w:lvlText w:val="%9."/>
+      <w:lvlJc w:val="left"/>
+      <w:pPr>
+        <w:tabs>
+          <w:tab w:val="num" w:pos="6480"/>
+        </w:tabs>
+        <w:ind w:left="6480" w:hanging="360"/>
+      </w:pPr>
+    </w:lvl>
+  </w:abstractNum>
+  <w:abstractNum w:abstractNumId="25" w15:restartNumberingAfterBreak="0">
     <w:nsid w:val="71004FC5"/>
     <w:multiLevelType w:val="multilevel"/>
-    <w:tmpl w:val="DD161660"/>
+    <w:tmpl w:val="1C288F70"/>
     <w:lvl w:ilvl="0">
       <w:start w:val="1"/>
       <w:numFmt w:val="bullet"/>
@@ -18944,20 +24271,16 @@
         <w:sz w:val="20"/>
       </w:rPr>
     </w:lvl>
-    <w:lvl w:ilvl="1" w:tentative="1">
+    <w:lvl w:ilvl="1">
       <w:start w:val="1"/>
-      <w:numFmt w:val="bullet"/>
-      <w:lvlText w:val="o"/>
+      <w:numFmt w:val="decimal"/>
+      <w:lvlText w:val="%2."/>
       <w:lvlJc w:val="left"/>
       <w:pPr>
-        <w:tabs>
-          <w:tab w:val="num" w:pos="1440"/>
-        </w:tabs>
         <w:ind w:left="1440" w:hanging="360"/>
       </w:pPr>
       <w:rPr>
-        <w:rFonts w:ascii="Courier New" w:hAnsi="Courier New" w:hint="default"/>
-        <w:sz w:val="20"/>
+        <w:rFonts w:hint="default"/>
       </w:rPr>
     </w:lvl>
     <w:lvl w:ilvl="2" w:tentative="1">
@@ -19073,38 +24396,151 @@
       </w:rPr>
     </w:lvl>
   </w:abstractNum>
+  <w:abstractNum w:abstractNumId="26" w15:restartNumberingAfterBreak="0">
+    <w:nsid w:val="774262BD"/>
+    <w:multiLevelType w:val="multilevel"/>
+    <w:tmpl w:val="66E83442"/>
+    <w:lvl w:ilvl="0">
+      <w:start w:val="4"/>
+      <w:numFmt w:val="decimal"/>
+      <w:lvlText w:val="%1."/>
+      <w:lvlJc w:val="left"/>
+      <w:pPr>
+        <w:tabs>
+          <w:tab w:val="num" w:pos="720"/>
+        </w:tabs>
+        <w:ind w:left="720" w:hanging="360"/>
+      </w:pPr>
+    </w:lvl>
+    <w:lvl w:ilvl="1" w:tentative="1">
+      <w:start w:val="1"/>
+      <w:numFmt w:val="decimal"/>
+      <w:lvlText w:val="%2."/>
+      <w:lvlJc w:val="left"/>
+      <w:pPr>
+        <w:tabs>
+          <w:tab w:val="num" w:pos="1440"/>
+        </w:tabs>
+        <w:ind w:left="1440" w:hanging="360"/>
+      </w:pPr>
+    </w:lvl>
+    <w:lvl w:ilvl="2" w:tentative="1">
+      <w:start w:val="1"/>
+      <w:numFmt w:val="decimal"/>
+      <w:lvlText w:val="%3."/>
+      <w:lvlJc w:val="left"/>
+      <w:pPr>
+        <w:tabs>
+          <w:tab w:val="num" w:pos="2160"/>
+        </w:tabs>
+        <w:ind w:left="2160" w:hanging="360"/>
+      </w:pPr>
+    </w:lvl>
+    <w:lvl w:ilvl="3" w:tentative="1">
+      <w:start w:val="1"/>
+      <w:numFmt w:val="decimal"/>
+      <w:lvlText w:val="%4."/>
+      <w:lvlJc w:val="left"/>
+      <w:pPr>
+        <w:tabs>
+          <w:tab w:val="num" w:pos="2880"/>
+        </w:tabs>
+        <w:ind w:left="2880" w:hanging="360"/>
+      </w:pPr>
+    </w:lvl>
+    <w:lvl w:ilvl="4" w:tentative="1">
+      <w:start w:val="1"/>
+      <w:numFmt w:val="decimal"/>
+      <w:lvlText w:val="%5."/>
+      <w:lvlJc w:val="left"/>
+      <w:pPr>
+        <w:tabs>
+          <w:tab w:val="num" w:pos="3600"/>
+        </w:tabs>
+        <w:ind w:left="3600" w:hanging="360"/>
+      </w:pPr>
+    </w:lvl>
+    <w:lvl w:ilvl="5" w:tentative="1">
+      <w:start w:val="1"/>
+      <w:numFmt w:val="decimal"/>
+      <w:lvlText w:val="%6."/>
+      <w:lvlJc w:val="left"/>
+      <w:pPr>
+        <w:tabs>
+          <w:tab w:val="num" w:pos="4320"/>
+        </w:tabs>
+        <w:ind w:left="4320" w:hanging="360"/>
+      </w:pPr>
+    </w:lvl>
+    <w:lvl w:ilvl="6" w:tentative="1">
+      <w:start w:val="1"/>
+      <w:numFmt w:val="decimal"/>
+      <w:lvlText w:val="%7."/>
+      <w:lvlJc w:val="left"/>
+      <w:pPr>
+        <w:tabs>
+          <w:tab w:val="num" w:pos="5040"/>
+        </w:tabs>
+        <w:ind w:left="5040" w:hanging="360"/>
+      </w:pPr>
+    </w:lvl>
+    <w:lvl w:ilvl="7" w:tentative="1">
+      <w:start w:val="1"/>
+      <w:numFmt w:val="decimal"/>
+      <w:lvlText w:val="%8."/>
+      <w:lvlJc w:val="left"/>
+      <w:pPr>
+        <w:tabs>
+          <w:tab w:val="num" w:pos="5760"/>
+        </w:tabs>
+        <w:ind w:left="5760" w:hanging="360"/>
+      </w:pPr>
+    </w:lvl>
+    <w:lvl w:ilvl="8" w:tentative="1">
+      <w:start w:val="1"/>
+      <w:numFmt w:val="decimal"/>
+      <w:lvlText w:val="%9."/>
+      <w:lvlJc w:val="left"/>
+      <w:pPr>
+        <w:tabs>
+          <w:tab w:val="num" w:pos="6480"/>
+        </w:tabs>
+        <w:ind w:left="6480" w:hanging="360"/>
+      </w:pPr>
+    </w:lvl>
+  </w:abstractNum>
   <w:num w:numId="1" w16cid:durableId="78672113">
-    <w:abstractNumId w:val="12"/>
+    <w:abstractNumId w:val="18"/>
   </w:num>
   <w:num w:numId="2" w16cid:durableId="484860911">
     <w:abstractNumId w:val="0"/>
   </w:num>
   <w:num w:numId="3" w16cid:durableId="1047411157">
-    <w:abstractNumId w:val="15"/>
+    <w:abstractNumId w:val="21"/>
   </w:num>
   <w:num w:numId="4" w16cid:durableId="1787310920">
-    <w:abstractNumId w:val="7"/>
+    <w:abstractNumId w:val="10"/>
   </w:num>
   <w:num w:numId="5" w16cid:durableId="920681770">
-    <w:abstractNumId w:val="16"/>
+    <w:abstractNumId w:val="23"/>
   </w:num>
   <w:num w:numId="6" w16cid:durableId="962612402">
     <w:abstractNumId w:val="1"/>
   </w:num>
   <w:num w:numId="7" w16cid:durableId="378239889">
-    <w:abstractNumId w:val="5"/>
+    <w:abstractNumId w:val="7"/>
   </w:num>
   <w:num w:numId="8" w16cid:durableId="1270045576">
-    <w:abstractNumId w:val="13"/>
+    <w:abstractNumId w:val="19"/>
   </w:num>
   <w:num w:numId="9" w16cid:durableId="159975661">
-    <w:abstractNumId w:val="8"/>
+    <w:abstractNumId w:val="12"/>
   </w:num>
   <w:num w:numId="10" w16cid:durableId="1674186551">
-    <w:abstractNumId w:val="17"/>
+    <w:abstractNumId w:val="25"/>
   </w:num>
   <w:num w:numId="11" w16cid:durableId="1729839511">
-    <w:abstractNumId w:val="6"/>
+    <w:abstractNumId w:val="8"/>
   </w:num>
   <w:num w:numId="12" w16cid:durableId="617182094">
     <w:abstractNumId w:val="3"/>
@@ -19113,19 +24549,46 @@
     <w:abstractNumId w:val="2"/>
   </w:num>
   <w:num w:numId="14" w16cid:durableId="396901334">
-    <w:abstractNumId w:val="11"/>
+    <w:abstractNumId w:val="16"/>
   </w:num>
   <w:num w:numId="15" w16cid:durableId="1858887025">
-    <w:abstractNumId w:val="10"/>
+    <w:abstractNumId w:val="15"/>
   </w:num>
   <w:num w:numId="16" w16cid:durableId="1094516920">
     <w:abstractNumId w:val="4"/>
   </w:num>
   <w:num w:numId="17" w16cid:durableId="313996409">
+    <w:abstractNumId w:val="13"/>
+  </w:num>
+  <w:num w:numId="18" w16cid:durableId="1166630031">
+    <w:abstractNumId w:val="20"/>
+  </w:num>
+  <w:num w:numId="19" w16cid:durableId="1772238979">
+    <w:abstractNumId w:val="22"/>
+  </w:num>
+  <w:num w:numId="20" w16cid:durableId="695161968">
+    <w:abstractNumId w:val="11"/>
+  </w:num>
+  <w:num w:numId="21" w16cid:durableId="1703549552">
+    <w:abstractNumId w:val="6"/>
+  </w:num>
+  <w:num w:numId="22" w16cid:durableId="421683287">
+    <w:abstractNumId w:val="26"/>
+  </w:num>
+  <w:num w:numId="23" w16cid:durableId="598100391">
+    <w:abstractNumId w:val="14"/>
+  </w:num>
+  <w:num w:numId="24" w16cid:durableId="637564255">
+    <w:abstractNumId w:val="17"/>
+  </w:num>
+  <w:num w:numId="25" w16cid:durableId="2011786056">
     <w:abstractNumId w:val="9"/>
   </w:num>
-  <w:num w:numId="18" w16cid:durableId="1166630031">
-    <w:abstractNumId w:val="14"/>
+  <w:num w:numId="26" w16cid:durableId="1144348388">
+    <w:abstractNumId w:val="24"/>
+  </w:num>
+  <w:num w:numId="27" w16cid:durableId="429358136">
+    <w:abstractNumId w:val="5"/>
   </w:num>
 </w:numbering>
 </file>

--- a/CAPM Projects/Notes-CAPM/Anubabh_Interview.docx
+++ b/CAPM Projects/Notes-CAPM/Anubabh_Interview.docx
@@ -20137,6 +20137,7 @@
       <w:r>
         <w:rPr>
           <w:rFonts w:cstheme="minorHAnsi"/>
+          <w:noProof/>
           <w:sz w:val="20"/>
           <w:szCs w:val="20"/>
         </w:rPr>
@@ -20262,6 +20263,7 @@
       <w:r>
         <w:rPr>
           <w:rFonts w:cstheme="minorHAnsi"/>
+          <w:noProof/>
           <w:sz w:val="20"/>
           <w:szCs w:val="20"/>
         </w:rPr>
@@ -20468,7 +20470,23 @@
           <w:sz w:val="20"/>
           <w:szCs w:val="20"/>
         </w:rPr>
-        <w:t xml:space="preserve">Then come of SAP API HUB and find our correct Standard OData service available in S4Hana and install </w:t>
+        <w:t xml:space="preserve">Then come </w:t>
+      </w:r>
+      <w:r>
+        <w:rPr>
+          <w:rFonts w:cstheme="minorHAnsi"/>
+          <w:sz w:val="20"/>
+          <w:szCs w:val="20"/>
+        </w:rPr>
+        <w:t>to</w:t>
+      </w:r>
+      <w:r>
+        <w:rPr>
+          <w:rFonts w:cstheme="minorHAnsi"/>
+          <w:sz w:val="20"/>
+          <w:szCs w:val="20"/>
+        </w:rPr>
+        <w:t xml:space="preserve"> SAP API HUB and find our correct Standard OData service available in S4Hana and install </w:t>
       </w:r>
       <w:r>
         <w:rPr>
@@ -20505,6 +20523,14 @@
           <w:szCs w:val="20"/>
         </w:rPr>
         <w:t>.</w:t>
+      </w:r>
+      <w:r>
+        <w:rPr>
+          <w:rFonts w:cstheme="minorHAnsi"/>
+          <w:sz w:val="20"/>
+          <w:szCs w:val="20"/>
+        </w:rPr>
+        <w:t xml:space="preserve"> [We can still use Any OData if it is activated, as EDMX is same as $metadata, we just need to save as EDMX].</w:t>
       </w:r>
     </w:p>
     <w:p>
@@ -20752,15 +20778,59 @@
           <w:sz w:val="20"/>
           <w:szCs w:val="20"/>
         </w:rPr>
-        <w:t>where all the info’s and metadata of API will be available</w:t>
-      </w:r>
-      <w:r>
-        <w:rPr>
-          <w:rFonts w:cstheme="minorHAnsi"/>
-          <w:sz w:val="20"/>
-          <w:szCs w:val="20"/>
-        </w:rPr>
-        <w:t>.</w:t>
+        <w:t xml:space="preserve">where all the info’s and metadata of API will be </w:t>
+      </w:r>
+      <w:r>
+        <w:rPr>
+          <w:rFonts w:cstheme="minorHAnsi"/>
+          <w:sz w:val="20"/>
+          <w:szCs w:val="20"/>
+        </w:rPr>
+        <w:t>available</w:t>
+      </w:r>
+      <w:r>
+        <w:rPr>
+          <w:rFonts w:cstheme="minorHAnsi"/>
+          <w:sz w:val="20"/>
+          <w:szCs w:val="20"/>
+        </w:rPr>
+        <w:t>. [</w:t>
+      </w:r>
+      <w:proofErr w:type="spellStart"/>
+      <w:r>
+        <w:rPr>
+          <w:rFonts w:cstheme="minorHAnsi"/>
+          <w:sz w:val="20"/>
+          <w:szCs w:val="20"/>
+        </w:rPr>
+        <w:t>cds</w:t>
+      </w:r>
+      <w:proofErr w:type="spellEnd"/>
+      <w:r>
+        <w:rPr>
+          <w:rFonts w:cstheme="minorHAnsi"/>
+          <w:sz w:val="20"/>
+          <w:szCs w:val="20"/>
+        </w:rPr>
+        <w:t xml:space="preserve"> import EDMX file, will generate </w:t>
+      </w:r>
+      <w:proofErr w:type="spellStart"/>
+      <w:r>
+        <w:rPr>
+          <w:rFonts w:cstheme="minorHAnsi"/>
+          <w:sz w:val="20"/>
+          <w:szCs w:val="20"/>
+        </w:rPr>
+        <w:t>csn</w:t>
+      </w:r>
+      <w:proofErr w:type="spellEnd"/>
+      <w:r>
+        <w:rPr>
+          <w:rFonts w:cstheme="minorHAnsi"/>
+          <w:sz w:val="20"/>
+          <w:szCs w:val="20"/>
+        </w:rPr>
+        <w:t xml:space="preserve"> file.</w:t>
       </w:r>
     </w:p>
     <w:p>
@@ -20792,17 +20862,7 @@
           <w:sz w:val="20"/>
           <w:szCs w:val="20"/>
         </w:rPr>
-        <w:t>SAP Cloud SDK</w:t>
-      </w:r>
-      <w:r>
-        <w:rPr>
-          <w:rFonts w:cstheme="minorHAnsi"/>
-          <w:b/>
-          <w:bCs/>
-          <w:sz w:val="20"/>
-          <w:szCs w:val="20"/>
-        </w:rPr>
-        <w:t xml:space="preserve"> </w:t>
+        <w:t xml:space="preserve">SAP Cloud SDK </w:t>
       </w:r>
       <w:r>
         <w:rPr>
@@ -20850,7 +20910,59 @@
           <w:sz w:val="20"/>
           <w:szCs w:val="20"/>
         </w:rPr>
-        <w:t xml:space="preserve"> [ </w:t>
+        <w:t xml:space="preserve"> [</w:t>
+      </w:r>
+      <w:r>
+        <w:rPr>
+          <w:rFonts w:cstheme="minorHAnsi"/>
+          <w:sz w:val="20"/>
+          <w:szCs w:val="20"/>
+        </w:rPr>
+        <w:t>Basically,</w:t>
+      </w:r>
+      <w:r>
+        <w:rPr>
+          <w:rFonts w:cstheme="minorHAnsi"/>
+          <w:sz w:val="20"/>
+          <w:szCs w:val="20"/>
+        </w:rPr>
+        <w:t xml:space="preserve"> SDK simply generates Service as folder and all the corresponding Entity Service from the standard OData as .</w:t>
+      </w:r>
+      <w:proofErr w:type="spellStart"/>
+      <w:r>
+        <w:rPr>
+          <w:rFonts w:cstheme="minorHAnsi"/>
+          <w:sz w:val="20"/>
+          <w:szCs w:val="20"/>
+        </w:rPr>
+        <w:t>ts</w:t>
+      </w:r>
+      <w:proofErr w:type="spellEnd"/>
+      <w:r>
+        <w:rPr>
+          <w:rFonts w:cstheme="minorHAnsi"/>
+          <w:sz w:val="20"/>
+          <w:szCs w:val="20"/>
+        </w:rPr>
+        <w:t xml:space="preserve"> or .</w:t>
+      </w:r>
+      <w:proofErr w:type="spellStart"/>
+      <w:r>
+        <w:rPr>
+          <w:rFonts w:cstheme="minorHAnsi"/>
+          <w:sz w:val="20"/>
+          <w:szCs w:val="20"/>
+        </w:rPr>
+        <w:t>js</w:t>
+      </w:r>
+      <w:proofErr w:type="spellEnd"/>
+      <w:r>
+        <w:rPr>
+          <w:rFonts w:cstheme="minorHAnsi"/>
+          <w:sz w:val="20"/>
+          <w:szCs w:val="20"/>
+        </w:rPr>
+        <w:t xml:space="preserve"> file, where class is written so that we can create </w:t>
       </w:r>
       <w:proofErr w:type="gramStart"/>
       <w:r>
@@ -20859,7 +20971,7 @@
           <w:sz w:val="20"/>
           <w:szCs w:val="20"/>
         </w:rPr>
-        <w:t>Basically</w:t>
+        <w:t>a</w:t>
       </w:r>
       <w:proofErr w:type="gramEnd"/>
       <w:r>
@@ -20868,72 +20980,8 @@
           <w:sz w:val="20"/>
           <w:szCs w:val="20"/>
         </w:rPr>
-        <w:t xml:space="preserve"> SDK simply generates Service as folder and all the corresponding Entity Service from the standard OData as .</w:t>
-      </w:r>
-      <w:proofErr w:type="spellStart"/>
-      <w:r>
-        <w:rPr>
-          <w:rFonts w:cstheme="minorHAnsi"/>
-          <w:sz w:val="20"/>
-          <w:szCs w:val="20"/>
-        </w:rPr>
-        <w:t>ts</w:t>
-      </w:r>
-      <w:proofErr w:type="spellEnd"/>
-      <w:r>
-        <w:rPr>
-          <w:rFonts w:cstheme="minorHAnsi"/>
-          <w:sz w:val="20"/>
-          <w:szCs w:val="20"/>
-        </w:rPr>
-        <w:t xml:space="preserve"> or .</w:t>
-      </w:r>
-      <w:proofErr w:type="spellStart"/>
-      <w:r>
-        <w:rPr>
-          <w:rFonts w:cstheme="minorHAnsi"/>
-          <w:sz w:val="20"/>
-          <w:szCs w:val="20"/>
-        </w:rPr>
-        <w:t>js</w:t>
-      </w:r>
-      <w:proofErr w:type="spellEnd"/>
-      <w:r>
-        <w:rPr>
-          <w:rFonts w:cstheme="minorHAnsi"/>
-          <w:sz w:val="20"/>
-          <w:szCs w:val="20"/>
-        </w:rPr>
-        <w:t xml:space="preserve"> file, where class is written so that we can create </w:t>
-      </w:r>
-      <w:proofErr w:type="gramStart"/>
-      <w:r>
-        <w:rPr>
-          <w:rFonts w:cstheme="minorHAnsi"/>
-          <w:sz w:val="20"/>
-          <w:szCs w:val="20"/>
-        </w:rPr>
-        <w:t>a</w:t>
-      </w:r>
-      <w:proofErr w:type="gramEnd"/>
-      <w:r>
-        <w:rPr>
-          <w:rFonts w:cstheme="minorHAnsi"/>
-          <w:sz w:val="20"/>
-          <w:szCs w:val="20"/>
-        </w:rPr>
-        <w:t xml:space="preserve"> Object of entity service and call all the methods defined </w:t>
-      </w:r>
-      <w:proofErr w:type="gramStart"/>
-      <w:r>
-        <w:rPr>
-          <w:rFonts w:cstheme="minorHAnsi"/>
-          <w:sz w:val="20"/>
-          <w:szCs w:val="20"/>
-        </w:rPr>
-        <w:t>inside ]</w:t>
-      </w:r>
-      <w:proofErr w:type="gramEnd"/>
+        <w:t xml:space="preserve"> Object of entity service and call all the methods defined inside]</w:t>
+      </w:r>
     </w:p>
     <w:p>
       <w:pPr>
@@ -21086,6 +21134,681 @@
           <w:szCs w:val="20"/>
         </w:rPr>
       </w:pPr>
+      <w:r>
+        <w:rPr>
+          <w:rFonts w:cstheme="minorHAnsi"/>
+          <w:b/>
+          <w:bCs/>
+          <w:sz w:val="20"/>
+          <w:szCs w:val="20"/>
+          <w:highlight w:val="yellow"/>
+        </w:rPr>
+        <w:t>Smart Control</w:t>
+      </w:r>
+      <w:r>
+        <w:rPr>
+          <w:rFonts w:cstheme="minorHAnsi"/>
+          <w:b/>
+          <w:bCs/>
+          <w:sz w:val="20"/>
+          <w:szCs w:val="20"/>
+        </w:rPr>
+        <w:t xml:space="preserve"> &gt;</w:t>
+      </w:r>
+      <w:r>
+        <w:rPr>
+          <w:rFonts w:cstheme="minorHAnsi"/>
+          <w:b/>
+          <w:bCs/>
+          <w:sz w:val="20"/>
+          <w:szCs w:val="20"/>
+        </w:rPr>
+        <w:br/>
+      </w:r>
+      <w:r>
+        <w:rPr>
+          <w:rFonts w:cstheme="minorHAnsi"/>
+          <w:sz w:val="20"/>
+          <w:szCs w:val="20"/>
+        </w:rPr>
+        <w:t xml:space="preserve">Smart Controls are UI5 controls that </w:t>
+      </w:r>
+      <w:r>
+        <w:rPr>
+          <w:rFonts w:cstheme="minorHAnsi"/>
+          <w:b/>
+          <w:bCs/>
+          <w:sz w:val="20"/>
+          <w:szCs w:val="20"/>
+        </w:rPr>
+        <w:t xml:space="preserve">automatically bind to OData services and use metadata/annotations to render UI and </w:t>
+      </w:r>
+      <w:r>
+        <w:rPr>
+          <w:rFonts w:cstheme="minorHAnsi"/>
+          <w:b/>
+          <w:bCs/>
+          <w:sz w:val="20"/>
+          <w:szCs w:val="20"/>
+        </w:rPr>
+        <w:t>behaviour</w:t>
+      </w:r>
+      <w:r>
+        <w:rPr>
+          <w:rFonts w:cstheme="minorHAnsi"/>
+          <w:b/>
+          <w:bCs/>
+          <w:sz w:val="20"/>
+          <w:szCs w:val="20"/>
+        </w:rPr>
+        <w:t xml:space="preserve"> without much coding</w:t>
+      </w:r>
+      <w:r>
+        <w:rPr>
+          <w:rFonts w:cstheme="minorHAnsi"/>
+          <w:sz w:val="20"/>
+          <w:szCs w:val="20"/>
+        </w:rPr>
+        <w:t>.</w:t>
+      </w:r>
+    </w:p>
+    <w:p>
+      <w:pPr>
+        <w:rPr>
+          <w:rFonts w:cstheme="minorHAnsi"/>
+          <w:sz w:val="20"/>
+          <w:szCs w:val="20"/>
+        </w:rPr>
+      </w:pPr>
+      <w:r>
+        <w:rPr>
+          <w:rFonts w:cstheme="minorHAnsi"/>
+          <w:b/>
+          <w:bCs/>
+          <w:sz w:val="20"/>
+          <w:szCs w:val="20"/>
+          <w:highlight w:val="yellow"/>
+        </w:rPr>
+        <w:t>Destination</w:t>
+      </w:r>
+      <w:r>
+        <w:rPr>
+          <w:rFonts w:cstheme="minorHAnsi"/>
+          <w:b/>
+          <w:bCs/>
+          <w:sz w:val="20"/>
+          <w:szCs w:val="20"/>
+        </w:rPr>
+        <w:t xml:space="preserve"> &gt;</w:t>
+      </w:r>
+      <w:r>
+        <w:rPr>
+          <w:rFonts w:cstheme="minorHAnsi"/>
+          <w:b/>
+          <w:bCs/>
+          <w:sz w:val="20"/>
+          <w:szCs w:val="20"/>
+        </w:rPr>
+        <w:br/>
+      </w:r>
+      <w:r>
+        <w:rPr>
+          <w:rFonts w:cstheme="minorHAnsi"/>
+          <w:sz w:val="20"/>
+          <w:szCs w:val="20"/>
+        </w:rPr>
+        <w:t xml:space="preserve">A Destination is a configuration in BTP that stores </w:t>
+      </w:r>
+      <w:r>
+        <w:rPr>
+          <w:rFonts w:cstheme="minorHAnsi"/>
+          <w:b/>
+          <w:bCs/>
+          <w:sz w:val="20"/>
+          <w:szCs w:val="20"/>
+        </w:rPr>
+        <w:t>connection details to external systems</w:t>
+      </w:r>
+      <w:r>
+        <w:rPr>
+          <w:rFonts w:cstheme="minorHAnsi"/>
+          <w:sz w:val="20"/>
+          <w:szCs w:val="20"/>
+        </w:rPr>
+        <w:t xml:space="preserve"> (like S/4HANA, APIs) so applications can securely connect without hardcoding URLs or credentials.</w:t>
+      </w:r>
+    </w:p>
+    <w:p>
+      <w:pPr>
+        <w:rPr>
+          <w:rFonts w:cstheme="minorHAnsi"/>
+          <w:b/>
+          <w:bCs/>
+          <w:sz w:val="20"/>
+          <w:szCs w:val="20"/>
+        </w:rPr>
+      </w:pPr>
+      <w:r>
+        <w:rPr>
+          <w:rFonts w:cstheme="minorHAnsi"/>
+          <w:b/>
+          <w:bCs/>
+          <w:sz w:val="20"/>
+          <w:szCs w:val="20"/>
+        </w:rPr>
+        <w:t>Key Parameters</w:t>
+      </w:r>
+    </w:p>
+    <w:p>
+      <w:pPr>
+        <w:ind w:left="720"/>
+        <w:rPr>
+          <w:rFonts w:cstheme="minorHAnsi"/>
+          <w:sz w:val="20"/>
+          <w:szCs w:val="20"/>
+        </w:rPr>
+      </w:pPr>
+      <w:r>
+        <w:rPr>
+          <w:rFonts w:cstheme="minorHAnsi"/>
+          <w:b/>
+          <w:bCs/>
+          <w:sz w:val="20"/>
+          <w:szCs w:val="20"/>
+        </w:rPr>
+        <w:t>Name</w:t>
+      </w:r>
+      <w:r>
+        <w:rPr>
+          <w:rFonts w:cstheme="minorHAnsi"/>
+          <w:sz w:val="20"/>
+          <w:szCs w:val="20"/>
+        </w:rPr>
+        <w:t xml:space="preserve"> → Identifier used in app </w:t>
+      </w:r>
+      <w:r>
+        <w:rPr>
+          <w:rFonts w:cstheme="minorHAnsi"/>
+          <w:sz w:val="20"/>
+          <w:szCs w:val="20"/>
+        </w:rPr>
+        <w:br/>
+      </w:r>
+      <w:r>
+        <w:rPr>
+          <w:rFonts w:cstheme="minorHAnsi"/>
+          <w:b/>
+          <w:bCs/>
+          <w:sz w:val="20"/>
+          <w:szCs w:val="20"/>
+        </w:rPr>
+        <w:t>Type</w:t>
+      </w:r>
+      <w:r>
+        <w:rPr>
+          <w:rFonts w:cstheme="minorHAnsi"/>
+          <w:sz w:val="20"/>
+          <w:szCs w:val="20"/>
+        </w:rPr>
+        <w:t xml:space="preserve"> → HTTP / RFC </w:t>
+      </w:r>
+      <w:r>
+        <w:rPr>
+          <w:rFonts w:cstheme="minorHAnsi"/>
+          <w:sz w:val="20"/>
+          <w:szCs w:val="20"/>
+        </w:rPr>
+        <w:br/>
+      </w:r>
+      <w:r>
+        <w:rPr>
+          <w:rFonts w:cstheme="minorHAnsi"/>
+          <w:b/>
+          <w:bCs/>
+          <w:sz w:val="20"/>
+          <w:szCs w:val="20"/>
+        </w:rPr>
+        <w:t>URL</w:t>
+      </w:r>
+      <w:r>
+        <w:rPr>
+          <w:rFonts w:cstheme="minorHAnsi"/>
+          <w:sz w:val="20"/>
+          <w:szCs w:val="20"/>
+        </w:rPr>
+        <w:t xml:space="preserve"> → Target system endpoint </w:t>
+      </w:r>
+      <w:r>
+        <w:rPr>
+          <w:rFonts w:cstheme="minorHAnsi"/>
+          <w:sz w:val="20"/>
+          <w:szCs w:val="20"/>
+        </w:rPr>
+        <w:br/>
+      </w:r>
+      <w:r>
+        <w:rPr>
+          <w:rFonts w:cstheme="minorHAnsi"/>
+          <w:b/>
+          <w:bCs/>
+          <w:sz w:val="20"/>
+          <w:szCs w:val="20"/>
+        </w:rPr>
+        <w:t>Authentication</w:t>
+      </w:r>
+      <w:r>
+        <w:rPr>
+          <w:rFonts w:cstheme="minorHAnsi"/>
+          <w:sz w:val="20"/>
+          <w:szCs w:val="20"/>
+        </w:rPr>
+        <w:t xml:space="preserve"> → OAuth2 / Basic / Principal Propagation </w:t>
+      </w:r>
+      <w:r>
+        <w:rPr>
+          <w:rFonts w:cstheme="minorHAnsi"/>
+          <w:sz w:val="20"/>
+          <w:szCs w:val="20"/>
+        </w:rPr>
+        <w:br/>
+      </w:r>
+      <w:r>
+        <w:rPr>
+          <w:rFonts w:cstheme="minorHAnsi"/>
+          <w:b/>
+          <w:bCs/>
+          <w:sz w:val="20"/>
+          <w:szCs w:val="20"/>
+        </w:rPr>
+        <w:t>User / Password</w:t>
+      </w:r>
+      <w:r>
+        <w:rPr>
+          <w:rFonts w:cstheme="minorHAnsi"/>
+          <w:sz w:val="20"/>
+          <w:szCs w:val="20"/>
+        </w:rPr>
+        <w:t xml:space="preserve"> → (for Basic Auth)</w:t>
+      </w:r>
+      <w:r>
+        <w:rPr>
+          <w:rFonts w:cstheme="minorHAnsi"/>
+          <w:sz w:val="20"/>
+          <w:szCs w:val="20"/>
+        </w:rPr>
+        <w:br/>
+      </w:r>
+      <w:r>
+        <w:rPr>
+          <w:rFonts w:cstheme="minorHAnsi"/>
+          <w:b/>
+          <w:bCs/>
+          <w:sz w:val="20"/>
+          <w:szCs w:val="20"/>
+        </w:rPr>
+        <w:t>Client ID / Secret</w:t>
+      </w:r>
+      <w:r>
+        <w:rPr>
+          <w:rFonts w:cstheme="minorHAnsi"/>
+          <w:sz w:val="20"/>
+          <w:szCs w:val="20"/>
+        </w:rPr>
+        <w:t xml:space="preserve"> → (for OAuth2) </w:t>
+      </w:r>
+      <w:r>
+        <w:rPr>
+          <w:rFonts w:cstheme="minorHAnsi"/>
+          <w:sz w:val="20"/>
+          <w:szCs w:val="20"/>
+        </w:rPr>
+        <w:br/>
+      </w:r>
+      <w:r>
+        <w:rPr>
+          <w:rFonts w:cstheme="minorHAnsi"/>
+          <w:b/>
+          <w:bCs/>
+          <w:sz w:val="20"/>
+          <w:szCs w:val="20"/>
+        </w:rPr>
+        <w:t>Proxy Type</w:t>
+      </w:r>
+      <w:r>
+        <w:rPr>
+          <w:rFonts w:cstheme="minorHAnsi"/>
+          <w:sz w:val="20"/>
+          <w:szCs w:val="20"/>
+        </w:rPr>
+        <w:t xml:space="preserve"> → Internet / </w:t>
+      </w:r>
+      <w:proofErr w:type="spellStart"/>
+      <w:r>
+        <w:rPr>
+          <w:rFonts w:cstheme="minorHAnsi"/>
+          <w:sz w:val="20"/>
+          <w:szCs w:val="20"/>
+        </w:rPr>
+        <w:t>OnPremise</w:t>
+      </w:r>
+      <w:proofErr w:type="spellEnd"/>
+      <w:r>
+        <w:rPr>
+          <w:rFonts w:cstheme="minorHAnsi"/>
+          <w:sz w:val="20"/>
+          <w:szCs w:val="20"/>
+        </w:rPr>
+        <w:t xml:space="preserve"> </w:t>
+      </w:r>
+      <w:r>
+        <w:rPr>
+          <w:rFonts w:cstheme="minorHAnsi"/>
+          <w:sz w:val="20"/>
+          <w:szCs w:val="20"/>
+        </w:rPr>
+        <w:br/>
+      </w:r>
+      <w:r>
+        <w:rPr>
+          <w:rFonts w:cstheme="minorHAnsi"/>
+          <w:b/>
+          <w:bCs/>
+          <w:sz w:val="20"/>
+          <w:szCs w:val="20"/>
+        </w:rPr>
+        <w:t>Cloud Connector</w:t>
+      </w:r>
+      <w:r>
+        <w:rPr>
+          <w:rFonts w:cstheme="minorHAnsi"/>
+          <w:sz w:val="20"/>
+          <w:szCs w:val="20"/>
+        </w:rPr>
+        <w:t xml:space="preserve"> → (for on-premise systems)</w:t>
+      </w:r>
+    </w:p>
+    <w:p>
+      <w:pPr>
+        <w:rPr>
+          <w:rFonts w:cstheme="minorHAnsi"/>
+          <w:sz w:val="20"/>
+          <w:szCs w:val="20"/>
+        </w:rPr>
+      </w:pPr>
+      <w:r>
+        <w:rPr>
+          <w:rFonts w:cstheme="minorHAnsi"/>
+          <w:b/>
+          <w:bCs/>
+          <w:sz w:val="20"/>
+          <w:szCs w:val="20"/>
+          <w:highlight w:val="yellow"/>
+        </w:rPr>
+        <w:lastRenderedPageBreak/>
+        <w:t>Component-preload.js</w:t>
+      </w:r>
+      <w:r>
+        <w:rPr>
+          <w:rFonts w:cstheme="minorHAnsi"/>
+          <w:b/>
+          <w:bCs/>
+          <w:sz w:val="20"/>
+          <w:szCs w:val="20"/>
+        </w:rPr>
+        <w:t xml:space="preserve"> &gt;</w:t>
+      </w:r>
+      <w:r>
+        <w:rPr>
+          <w:rFonts w:cstheme="minorHAnsi"/>
+          <w:b/>
+          <w:bCs/>
+          <w:sz w:val="20"/>
+          <w:szCs w:val="20"/>
+        </w:rPr>
+        <w:br/>
+      </w:r>
+      <w:r>
+        <w:rPr>
+          <w:rFonts w:cstheme="minorHAnsi"/>
+          <w:sz w:val="20"/>
+          <w:szCs w:val="20"/>
+        </w:rPr>
+        <w:t xml:space="preserve">Component-preload.js is a </w:t>
+      </w:r>
+      <w:r>
+        <w:rPr>
+          <w:rFonts w:cstheme="minorHAnsi"/>
+          <w:b/>
+          <w:bCs/>
+          <w:sz w:val="20"/>
+          <w:szCs w:val="20"/>
+        </w:rPr>
+        <w:t>bundled and minified JavaScript file</w:t>
+      </w:r>
+      <w:r>
+        <w:rPr>
+          <w:rFonts w:cstheme="minorHAnsi"/>
+          <w:sz w:val="20"/>
+          <w:szCs w:val="20"/>
+        </w:rPr>
+        <w:t xml:space="preserve"> in SAP UI5 that contains all app resources (views, controllers, fragments) to improve performance.</w:t>
+      </w:r>
+    </w:p>
+    <w:p>
+      <w:pPr>
+        <w:rPr>
+          <w:rFonts w:cstheme="minorHAnsi"/>
+          <w:sz w:val="20"/>
+          <w:szCs w:val="20"/>
+        </w:rPr>
+      </w:pPr>
+      <w:r>
+        <w:rPr>
+          <w:rFonts w:cstheme="minorHAnsi"/>
+          <w:b/>
+          <w:bCs/>
+          <w:sz w:val="20"/>
+          <w:szCs w:val="20"/>
+          <w:highlight w:val="yellow"/>
+        </w:rPr>
+        <w:t>Batch Request in UI5 Network calls</w:t>
+      </w:r>
+      <w:r>
+        <w:rPr>
+          <w:rFonts w:cstheme="minorHAnsi"/>
+          <w:b/>
+          <w:bCs/>
+          <w:sz w:val="20"/>
+          <w:szCs w:val="20"/>
+        </w:rPr>
+        <w:t xml:space="preserve"> &gt;</w:t>
+      </w:r>
+      <w:r>
+        <w:rPr>
+          <w:rFonts w:cstheme="minorHAnsi"/>
+          <w:b/>
+          <w:bCs/>
+          <w:sz w:val="20"/>
+          <w:szCs w:val="20"/>
+        </w:rPr>
+        <w:br/>
+      </w:r>
+      <w:r>
+        <w:rPr>
+          <w:rFonts w:cstheme="minorHAnsi"/>
+          <w:sz w:val="20"/>
+          <w:szCs w:val="20"/>
+        </w:rPr>
+        <w:t>A batch request allows you to group multiple OData operations (GET, POST, PATCH, DELETE) into a single HTTP call to the backend.</w:t>
+      </w:r>
+      <w:r>
+        <w:rPr>
+          <w:rFonts w:cstheme="minorHAnsi"/>
+          <w:sz w:val="20"/>
+          <w:szCs w:val="20"/>
+        </w:rPr>
+        <w:br/>
+      </w:r>
+      <w:r>
+        <w:rPr>
+          <w:rFonts w:cstheme="minorHAnsi"/>
+          <w:sz w:val="20"/>
+          <w:szCs w:val="20"/>
+        </w:rPr>
+        <w:t>This:</w:t>
+      </w:r>
+      <w:r>
+        <w:rPr>
+          <w:rFonts w:cstheme="minorHAnsi"/>
+          <w:sz w:val="20"/>
+          <w:szCs w:val="20"/>
+        </w:rPr>
+        <w:br/>
+      </w:r>
+      <w:r>
+        <w:rPr>
+          <w:rFonts w:cstheme="minorHAnsi"/>
+          <w:b/>
+          <w:bCs/>
+          <w:sz w:val="20"/>
+          <w:szCs w:val="20"/>
+        </w:rPr>
+        <w:t>Reduces network round trips</w:t>
+      </w:r>
+      <w:r>
+        <w:rPr>
+          <w:rFonts w:cstheme="minorHAnsi"/>
+          <w:sz w:val="20"/>
+          <w:szCs w:val="20"/>
+        </w:rPr>
+        <w:br/>
+      </w:r>
+      <w:r>
+        <w:rPr>
+          <w:rFonts w:cstheme="minorHAnsi"/>
+          <w:sz w:val="20"/>
+          <w:szCs w:val="20"/>
+        </w:rPr>
+        <w:t>Maintains transactional consistency (all succeed or all fail, if supported)</w:t>
+      </w:r>
+      <w:r>
+        <w:rPr>
+          <w:rFonts w:cstheme="minorHAnsi"/>
+          <w:sz w:val="20"/>
+          <w:szCs w:val="20"/>
+        </w:rPr>
+        <w:t xml:space="preserve">, </w:t>
+      </w:r>
+      <w:proofErr w:type="spellStart"/>
+      <w:r>
+        <w:rPr>
+          <w:rFonts w:cstheme="minorHAnsi"/>
+          <w:sz w:val="20"/>
+          <w:szCs w:val="20"/>
+        </w:rPr>
+        <w:t>useBatch</w:t>
+      </w:r>
+      <w:proofErr w:type="spellEnd"/>
+      <w:r>
+        <w:rPr>
+          <w:rFonts w:cstheme="minorHAnsi"/>
+          <w:sz w:val="20"/>
+          <w:szCs w:val="20"/>
+        </w:rPr>
+        <w:t>: “true” – in manifest then only happens.</w:t>
+      </w:r>
+    </w:p>
+    <w:p>
+      <w:pPr>
+        <w:rPr>
+          <w:rFonts w:cstheme="minorHAnsi"/>
+          <w:sz w:val="20"/>
+          <w:szCs w:val="20"/>
+        </w:rPr>
+      </w:pPr>
+      <w:r>
+        <w:rPr>
+          <w:rFonts w:cstheme="minorHAnsi"/>
+          <w:b/>
+          <w:bCs/>
+          <w:sz w:val="20"/>
+          <w:szCs w:val="20"/>
+          <w:highlight w:val="yellow"/>
+        </w:rPr>
+        <w:t>Lazy loading</w:t>
+      </w:r>
+      <w:r>
+        <w:rPr>
+          <w:rFonts w:cstheme="minorHAnsi"/>
+          <w:b/>
+          <w:bCs/>
+          <w:sz w:val="20"/>
+          <w:szCs w:val="20"/>
+        </w:rPr>
+        <w:t xml:space="preserve"> &gt;</w:t>
+      </w:r>
+      <w:r>
+        <w:rPr>
+          <w:rFonts w:cstheme="minorHAnsi"/>
+          <w:b/>
+          <w:bCs/>
+          <w:sz w:val="20"/>
+          <w:szCs w:val="20"/>
+        </w:rPr>
+        <w:br/>
+      </w:r>
+      <w:r>
+        <w:rPr>
+          <w:rFonts w:cstheme="minorHAnsi"/>
+          <w:sz w:val="20"/>
+          <w:szCs w:val="20"/>
+        </w:rPr>
+        <w:t xml:space="preserve">Lazy loading is a technique where data or resources are </w:t>
+      </w:r>
+      <w:r>
+        <w:rPr>
+          <w:rFonts w:cstheme="minorHAnsi"/>
+          <w:b/>
+          <w:bCs/>
+          <w:sz w:val="20"/>
+          <w:szCs w:val="20"/>
+        </w:rPr>
+        <w:t>loaded only when they are needed</w:t>
+      </w:r>
+      <w:r>
+        <w:rPr>
+          <w:rFonts w:cstheme="minorHAnsi"/>
+          <w:sz w:val="20"/>
+          <w:szCs w:val="20"/>
+        </w:rPr>
+        <w:t>, instead of loading everything upfront.</w:t>
+      </w:r>
+      <w:r>
+        <w:rPr>
+          <w:rFonts w:cstheme="minorHAnsi"/>
+          <w:sz w:val="20"/>
+          <w:szCs w:val="20"/>
+        </w:rPr>
+        <w:t xml:space="preserve"> </w:t>
+      </w:r>
+      <w:r>
+        <w:rPr>
+          <w:rFonts w:cstheme="minorHAnsi"/>
+          <w:b/>
+          <w:bCs/>
+          <w:sz w:val="20"/>
+          <w:szCs w:val="20"/>
+        </w:rPr>
+        <w:t>Load data on demand</w:t>
+      </w:r>
+      <w:r>
+        <w:rPr>
+          <w:rFonts w:cstheme="minorHAnsi"/>
+          <w:sz w:val="20"/>
+          <w:szCs w:val="20"/>
+        </w:rPr>
+        <w:t>.</w:t>
+      </w:r>
     </w:p>
     <w:sectPr>
       <w:pgSz w:w="11906" w:h="16838"/>
@@ -22683,9 +23406,9 @@
     </w:lvl>
   </w:abstractNum>
   <w:abstractNum w:abstractNumId="12" w15:restartNumberingAfterBreak="0">
-    <w:nsid w:val="343A5FC5"/>
+    <w:nsid w:val="31095BB5"/>
     <w:multiLevelType w:val="multilevel"/>
-    <w:tmpl w:val="8AD0DC04"/>
+    <w:tmpl w:val="EA2E6EAA"/>
     <w:lvl w:ilvl="0">
       <w:start w:val="1"/>
       <w:numFmt w:val="bullet"/>
@@ -22832,6 +23555,155 @@
     </w:lvl>
   </w:abstractNum>
   <w:abstractNum w:abstractNumId="13" w15:restartNumberingAfterBreak="0">
+    <w:nsid w:val="343A5FC5"/>
+    <w:multiLevelType w:val="multilevel"/>
+    <w:tmpl w:val="8AD0DC04"/>
+    <w:lvl w:ilvl="0">
+      <w:start w:val="1"/>
+      <w:numFmt w:val="bullet"/>
+      <w:lvlText w:val=""/>
+      <w:lvlJc w:val="left"/>
+      <w:pPr>
+        <w:tabs>
+          <w:tab w:val="num" w:pos="720"/>
+        </w:tabs>
+        <w:ind w:left="720" w:hanging="360"/>
+      </w:pPr>
+      <w:rPr>
+        <w:rFonts w:ascii="Symbol" w:hAnsi="Symbol" w:hint="default"/>
+        <w:sz w:val="20"/>
+      </w:rPr>
+    </w:lvl>
+    <w:lvl w:ilvl="1" w:tentative="1">
+      <w:start w:val="1"/>
+      <w:numFmt w:val="bullet"/>
+      <w:lvlText w:val="o"/>
+      <w:lvlJc w:val="left"/>
+      <w:pPr>
+        <w:tabs>
+          <w:tab w:val="num" w:pos="1440"/>
+        </w:tabs>
+        <w:ind w:left="1440" w:hanging="360"/>
+      </w:pPr>
+      <w:rPr>
+        <w:rFonts w:ascii="Courier New" w:hAnsi="Courier New" w:hint="default"/>
+        <w:sz w:val="20"/>
+      </w:rPr>
+    </w:lvl>
+    <w:lvl w:ilvl="2" w:tentative="1">
+      <w:start w:val="1"/>
+      <w:numFmt w:val="bullet"/>
+      <w:lvlText w:val=""/>
+      <w:lvlJc w:val="left"/>
+      <w:pPr>
+        <w:tabs>
+          <w:tab w:val="num" w:pos="2160"/>
+        </w:tabs>
+        <w:ind w:left="2160" w:hanging="360"/>
+      </w:pPr>
+      <w:rPr>
+        <w:rFonts w:ascii="Wingdings" w:hAnsi="Wingdings" w:hint="default"/>
+        <w:sz w:val="20"/>
+      </w:rPr>
+    </w:lvl>
+    <w:lvl w:ilvl="3" w:tentative="1">
+      <w:start w:val="1"/>
+      <w:numFmt w:val="bullet"/>
+      <w:lvlText w:val=""/>
+      <w:lvlJc w:val="left"/>
+      <w:pPr>
+        <w:tabs>
+          <w:tab w:val="num" w:pos="2880"/>
+        </w:tabs>
+        <w:ind w:left="2880" w:hanging="360"/>
+      </w:pPr>
+      <w:rPr>
+        <w:rFonts w:ascii="Wingdings" w:hAnsi="Wingdings" w:hint="default"/>
+        <w:sz w:val="20"/>
+      </w:rPr>
+    </w:lvl>
+    <w:lvl w:ilvl="4" w:tentative="1">
+      <w:start w:val="1"/>
+      <w:numFmt w:val="bullet"/>
+      <w:lvlText w:val=""/>
+      <w:lvlJc w:val="left"/>
+      <w:pPr>
+        <w:tabs>
+          <w:tab w:val="num" w:pos="3600"/>
+        </w:tabs>
+        <w:ind w:left="3600" w:hanging="360"/>
+      </w:pPr>
+      <w:rPr>
+        <w:rFonts w:ascii="Wingdings" w:hAnsi="Wingdings" w:hint="default"/>
+        <w:sz w:val="20"/>
+      </w:rPr>
+    </w:lvl>
+    <w:lvl w:ilvl="5" w:tentative="1">
+      <w:start w:val="1"/>
+      <w:numFmt w:val="bullet"/>
+      <w:lvlText w:val=""/>
+      <w:lvlJc w:val="left"/>
+      <w:pPr>
+        <w:tabs>
+          <w:tab w:val="num" w:pos="4320"/>
+        </w:tabs>
+        <w:ind w:left="4320" w:hanging="360"/>
+      </w:pPr>
+      <w:rPr>
+        <w:rFonts w:ascii="Wingdings" w:hAnsi="Wingdings" w:hint="default"/>
+        <w:sz w:val="20"/>
+      </w:rPr>
+    </w:lvl>
+    <w:lvl w:ilvl="6" w:tentative="1">
+      <w:start w:val="1"/>
+      <w:numFmt w:val="bullet"/>
+      <w:lvlText w:val=""/>
+      <w:lvlJc w:val="left"/>
+      <w:pPr>
+        <w:tabs>
+          <w:tab w:val="num" w:pos="5040"/>
+        </w:tabs>
+        <w:ind w:left="5040" w:hanging="360"/>
+      </w:pPr>
+      <w:rPr>
+        <w:rFonts w:ascii="Wingdings" w:hAnsi="Wingdings" w:hint="default"/>
+        <w:sz w:val="20"/>
+      </w:rPr>
+    </w:lvl>
+    <w:lvl w:ilvl="7" w:tentative="1">
+      <w:start w:val="1"/>
+      <w:numFmt w:val="bullet"/>
+      <w:lvlText w:val=""/>
+      <w:lvlJc w:val="left"/>
+      <w:pPr>
+        <w:tabs>
+          <w:tab w:val="num" w:pos="5760"/>
+        </w:tabs>
+        <w:ind w:left="5760" w:hanging="360"/>
+      </w:pPr>
+      <w:rPr>
+        <w:rFonts w:ascii="Wingdings" w:hAnsi="Wingdings" w:hint="default"/>
+        <w:sz w:val="20"/>
+      </w:rPr>
+    </w:lvl>
+    <w:lvl w:ilvl="8" w:tentative="1">
+      <w:start w:val="1"/>
+      <w:numFmt w:val="bullet"/>
+      <w:lvlText w:val=""/>
+      <w:lvlJc w:val="left"/>
+      <w:pPr>
+        <w:tabs>
+          <w:tab w:val="num" w:pos="6480"/>
+        </w:tabs>
+        <w:ind w:left="6480" w:hanging="360"/>
+      </w:pPr>
+      <w:rPr>
+        <w:rFonts w:ascii="Wingdings" w:hAnsi="Wingdings" w:hint="default"/>
+        <w:sz w:val="20"/>
+      </w:rPr>
+    </w:lvl>
+  </w:abstractNum>
+  <w:abstractNum w:abstractNumId="14" w15:restartNumberingAfterBreak="0">
     <w:nsid w:val="35012BBE"/>
     <w:multiLevelType w:val="multilevel"/>
     <w:tmpl w:val="B4EA2C6A"/>
@@ -22944,7 +23816,7 @@
       </w:pPr>
     </w:lvl>
   </w:abstractNum>
-  <w:abstractNum w:abstractNumId="14" w15:restartNumberingAfterBreak="0">
+  <w:abstractNum w:abstractNumId="15" w15:restartNumberingAfterBreak="0">
     <w:nsid w:val="39DC7F64"/>
     <w:multiLevelType w:val="multilevel"/>
     <w:tmpl w:val="D980AEAA"/>
@@ -23061,7 +23933,7 @@
       </w:pPr>
     </w:lvl>
   </w:abstractNum>
-  <w:abstractNum w:abstractNumId="15" w15:restartNumberingAfterBreak="0">
+  <w:abstractNum w:abstractNumId="16" w15:restartNumberingAfterBreak="0">
     <w:nsid w:val="3DDF5F6D"/>
     <w:multiLevelType w:val="multilevel"/>
     <w:tmpl w:val="3AB0033E"/>
@@ -23210,7 +24082,7 @@
       </w:rPr>
     </w:lvl>
   </w:abstractNum>
-  <w:abstractNum w:abstractNumId="16" w15:restartNumberingAfterBreak="0">
+  <w:abstractNum w:abstractNumId="17" w15:restartNumberingAfterBreak="0">
     <w:nsid w:val="499105CE"/>
     <w:multiLevelType w:val="multilevel"/>
     <w:tmpl w:val="BF9431F6"/>
@@ -23323,7 +24195,7 @@
       </w:pPr>
     </w:lvl>
   </w:abstractNum>
-  <w:abstractNum w:abstractNumId="17" w15:restartNumberingAfterBreak="0">
+  <w:abstractNum w:abstractNumId="18" w15:restartNumberingAfterBreak="0">
     <w:nsid w:val="4B331BBF"/>
     <w:multiLevelType w:val="multilevel"/>
     <w:tmpl w:val="5E12718A"/>
@@ -23436,7 +24308,7 @@
       </w:pPr>
     </w:lvl>
   </w:abstractNum>
-  <w:abstractNum w:abstractNumId="18" w15:restartNumberingAfterBreak="0">
+  <w:abstractNum w:abstractNumId="19" w15:restartNumberingAfterBreak="0">
     <w:nsid w:val="4C017B66"/>
     <w:multiLevelType w:val="hybridMultilevel"/>
     <w:tmpl w:val="324E268E"/>
@@ -23525,7 +24397,7 @@
       </w:pPr>
     </w:lvl>
   </w:abstractNum>
-  <w:abstractNum w:abstractNumId="19" w15:restartNumberingAfterBreak="0">
+  <w:abstractNum w:abstractNumId="20" w15:restartNumberingAfterBreak="0">
     <w:nsid w:val="4D533DB7"/>
     <w:multiLevelType w:val="multilevel"/>
     <w:tmpl w:val="9CB2D70C"/>
@@ -23674,7 +24546,7 @@
       </w:rPr>
     </w:lvl>
   </w:abstractNum>
-  <w:abstractNum w:abstractNumId="20" w15:restartNumberingAfterBreak="0">
+  <w:abstractNum w:abstractNumId="21" w15:restartNumberingAfterBreak="0">
     <w:nsid w:val="4F107150"/>
     <w:multiLevelType w:val="multilevel"/>
     <w:tmpl w:val="CAF48F22"/>
@@ -23787,7 +24659,7 @@
       </w:pPr>
     </w:lvl>
   </w:abstractNum>
-  <w:abstractNum w:abstractNumId="21" w15:restartNumberingAfterBreak="0">
+  <w:abstractNum w:abstractNumId="22" w15:restartNumberingAfterBreak="0">
     <w:nsid w:val="603A4B4D"/>
     <w:multiLevelType w:val="hybridMultilevel"/>
     <w:tmpl w:val="BB04053A"/>
@@ -23876,7 +24748,7 @@
       </w:pPr>
     </w:lvl>
   </w:abstractNum>
-  <w:abstractNum w:abstractNumId="22" w15:restartNumberingAfterBreak="0">
+  <w:abstractNum w:abstractNumId="23" w15:restartNumberingAfterBreak="0">
     <w:nsid w:val="68D32C90"/>
     <w:multiLevelType w:val="multilevel"/>
     <w:tmpl w:val="8D0EE99E"/>
@@ -23989,7 +24861,7 @@
       </w:pPr>
     </w:lvl>
   </w:abstractNum>
-  <w:abstractNum w:abstractNumId="23" w15:restartNumberingAfterBreak="0">
+  <w:abstractNum w:abstractNumId="24" w15:restartNumberingAfterBreak="0">
     <w:nsid w:val="69B80D87"/>
     <w:multiLevelType w:val="multilevel"/>
     <w:tmpl w:val="64CC52A8"/>
@@ -24138,7 +25010,7 @@
       </w:rPr>
     </w:lvl>
   </w:abstractNum>
-  <w:abstractNum w:abstractNumId="24" w15:restartNumberingAfterBreak="0">
+  <w:abstractNum w:abstractNumId="25" w15:restartNumberingAfterBreak="0">
     <w:nsid w:val="6F76561F"/>
     <w:multiLevelType w:val="multilevel"/>
     <w:tmpl w:val="76DA29CA"/>
@@ -24251,7 +25123,7 @@
       </w:pPr>
     </w:lvl>
   </w:abstractNum>
-  <w:abstractNum w:abstractNumId="25" w15:restartNumberingAfterBreak="0">
+  <w:abstractNum w:abstractNumId="26" w15:restartNumberingAfterBreak="0">
     <w:nsid w:val="71004FC5"/>
     <w:multiLevelType w:val="multilevel"/>
     <w:tmpl w:val="1C288F70"/>
@@ -24396,7 +25268,7 @@
       </w:rPr>
     </w:lvl>
   </w:abstractNum>
-  <w:abstractNum w:abstractNumId="26" w15:restartNumberingAfterBreak="0">
+  <w:abstractNum w:abstractNumId="27" w15:restartNumberingAfterBreak="0">
     <w:nsid w:val="774262BD"/>
     <w:multiLevelType w:val="multilevel"/>
     <w:tmpl w:val="66E83442"/>
@@ -24510,19 +25382,19 @@
     </w:lvl>
   </w:abstractNum>
   <w:num w:numId="1" w16cid:durableId="78672113">
-    <w:abstractNumId w:val="18"/>
+    <w:abstractNumId w:val="19"/>
   </w:num>
   <w:num w:numId="2" w16cid:durableId="484860911">
     <w:abstractNumId w:val="0"/>
   </w:num>
   <w:num w:numId="3" w16cid:durableId="1047411157">
-    <w:abstractNumId w:val="21"/>
+    <w:abstractNumId w:val="22"/>
   </w:num>
   <w:num w:numId="4" w16cid:durableId="1787310920">
     <w:abstractNumId w:val="10"/>
   </w:num>
   <w:num w:numId="5" w16cid:durableId="920681770">
-    <w:abstractNumId w:val="23"/>
+    <w:abstractNumId w:val="24"/>
   </w:num>
   <w:num w:numId="6" w16cid:durableId="962612402">
     <w:abstractNumId w:val="1"/>
@@ -24531,13 +25403,13 @@
     <w:abstractNumId w:val="7"/>
   </w:num>
   <w:num w:numId="8" w16cid:durableId="1270045576">
-    <w:abstractNumId w:val="19"/>
+    <w:abstractNumId w:val="20"/>
   </w:num>
   <w:num w:numId="9" w16cid:durableId="159975661">
-    <w:abstractNumId w:val="12"/>
+    <w:abstractNumId w:val="13"/>
   </w:num>
   <w:num w:numId="10" w16cid:durableId="1674186551">
-    <w:abstractNumId w:val="25"/>
+    <w:abstractNumId w:val="26"/>
   </w:num>
   <w:num w:numId="11" w16cid:durableId="1729839511">
     <w:abstractNumId w:val="8"/>
@@ -24549,22 +25421,22 @@
     <w:abstractNumId w:val="2"/>
   </w:num>
   <w:num w:numId="14" w16cid:durableId="396901334">
-    <w:abstractNumId w:val="16"/>
+    <w:abstractNumId w:val="17"/>
   </w:num>
   <w:num w:numId="15" w16cid:durableId="1858887025">
-    <w:abstractNumId w:val="15"/>
+    <w:abstractNumId w:val="16"/>
   </w:num>
   <w:num w:numId="16" w16cid:durableId="1094516920">
     <w:abstractNumId w:val="4"/>
   </w:num>
   <w:num w:numId="17" w16cid:durableId="313996409">
-    <w:abstractNumId w:val="13"/>
+    <w:abstractNumId w:val="14"/>
   </w:num>
   <w:num w:numId="18" w16cid:durableId="1166630031">
-    <w:abstractNumId w:val="20"/>
+    <w:abstractNumId w:val="21"/>
   </w:num>
   <w:num w:numId="19" w16cid:durableId="1772238979">
-    <w:abstractNumId w:val="22"/>
+    <w:abstractNumId w:val="23"/>
   </w:num>
   <w:num w:numId="20" w16cid:durableId="695161968">
     <w:abstractNumId w:val="11"/>
@@ -24573,22 +25445,25 @@
     <w:abstractNumId w:val="6"/>
   </w:num>
   <w:num w:numId="22" w16cid:durableId="421683287">
-    <w:abstractNumId w:val="26"/>
+    <w:abstractNumId w:val="27"/>
   </w:num>
   <w:num w:numId="23" w16cid:durableId="598100391">
-    <w:abstractNumId w:val="14"/>
+    <w:abstractNumId w:val="15"/>
   </w:num>
   <w:num w:numId="24" w16cid:durableId="637564255">
-    <w:abstractNumId w:val="17"/>
+    <w:abstractNumId w:val="18"/>
   </w:num>
   <w:num w:numId="25" w16cid:durableId="2011786056">
     <w:abstractNumId w:val="9"/>
   </w:num>
   <w:num w:numId="26" w16cid:durableId="1144348388">
-    <w:abstractNumId w:val="24"/>
+    <w:abstractNumId w:val="25"/>
   </w:num>
   <w:num w:numId="27" w16cid:durableId="429358136">
     <w:abstractNumId w:val="5"/>
+  </w:num>
+  <w:num w:numId="28" w16cid:durableId="2126462796">
+    <w:abstractNumId w:val="12"/>
   </w:num>
 </w:numbering>
 </file>

--- a/CAPM Projects/Notes-CAPM/Anubabh_Interview.docx
+++ b/CAPM Projects/Notes-CAPM/Anubabh_Interview.docx
@@ -26070,6 +26070,7 @@
   <w:style w:type="character" w:default="1" w:styleId="DefaultParagraphFont">
     <w:name w:val="Default Paragraph Font"/>
     <w:uiPriority w:val="1"/>
+    <w:semiHidden/>
     <w:unhideWhenUsed/>
   </w:style>
   <w:style w:type="table" w:default="1" w:styleId="TableNormal">
